--- a/chapters/binary-outcome-associations-handout.docx
+++ b/chapters/binary-outcome-associations-handout.docx
@@ -1451,7 +1451,7 @@
       </w:hyperlink>
     </w:p>
     <w:bookmarkEnd w:id="13"/>
-    <w:bookmarkStart w:id="188" w:name="introduction"/>
+    <w:bookmarkStart w:id="192" w:name="introduction"/>
     <w:p>
       <w:pPr>
         <w:pStyle w:val="Heading1"/>
@@ -4973,7 +4973,7 @@
           <w:rPr>
             <w:rStyle w:val="Hyperlink"/>
           </w:rPr>
-          <w:t xml:space="preserve">Appendix</w:t>
+          <w:t xml:space="preserve">notation page of the lab’s math notes</w:t>
         </w:r>
       </w:hyperlink>
       <w:r>
@@ -12035,7 +12035,7 @@
     </w:tbl>
     <w:bookmarkEnd w:id="55"/>
     <w:bookmarkEnd w:id="56"/>
-    <w:bookmarkStart w:id="154" w:name="odds-and-odds-ratios"/>
+    <w:bookmarkStart w:id="158" w:name="odds-and-odds-ratios"/>
     <w:p>
       <w:pPr>
         <w:pStyle w:val="Heading2"/>
@@ -12044,7 +12044,7 @@
         <w:t xml:space="preserve">1.3 Odds and odds ratios</w:t>
       </w:r>
     </w:p>
-    <w:bookmarkStart w:id="99" w:name="odds-and-probabilities"/>
+    <w:bookmarkStart w:id="103" w:name="odds-and-probabilities"/>
     <w:p>
       <w:pPr>
         <w:pStyle w:val="Heading3"/>
@@ -16401,6 +16401,9 @@
                         <m:type m:val="bar"/>
                       </m:fPr>
                       <m:num>
+                        <m:r>
+                          <m:t>​</m:t>
+                        </m:r>
                         <m:d>
                           <m:dPr>
                             <m:begChr m:val="("/>
@@ -16426,8 +16429,14 @@
                             </m:f>
                           </m:e>
                         </m:d>
+                        <m:r>
+                          <m:t>​</m:t>
+                        </m:r>
                       </m:num>
                       <m:den>
+                        <m:r>
+                          <m:t>​</m:t>
+                        </m:r>
                         <m:d>
                           <m:dPr>
                             <m:begChr m:val="("/>
@@ -16462,6 +16471,9 @@
                             </m:f>
                           </m:e>
                         </m:d>
+                        <m:r>
+                          <m:t>​</m:t>
+                        </m:r>
                       </m:den>
                     </m:f>
                   </m:e>
@@ -17004,6 +17016,43 @@
             </w:pPr>
             <w:r>
               <w:t xml:space="preserve">Two equivalent expressions for the odds function are:</w:t>
+            </w:r>
+          </w:p>
+          <w:p>
+            <w:pPr>
+              <w:pStyle w:val="BodyText"/>
+            </w:pPr>
+            <w:r>
+              <w:t xml:space="preserve">For</w:t>
+            </w:r>
+            <w:r>
+              <w:t xml:space="preserve"> </w:t>
+            </w:r>
+            <m:oMath>
+              <m:r>
+                <m:t>0</m:t>
+              </m:r>
+              <m:r>
+                <m:rPr>
+                  <m:sty m:val="p"/>
+                </m:rPr>
+                <m:t>&lt;</m:t>
+              </m:r>
+              <m:r>
+                <m:t>π</m:t>
+              </m:r>
+              <m:r>
+                <m:rPr>
+                  <m:sty m:val="p"/>
+                </m:rPr>
+                <m:t>&lt;</m:t>
+              </m:r>
+              <m:r>
+                <m:t>1</m:t>
+              </m:r>
+            </m:oMath>
+            <w:r>
+              <w:t xml:space="preserve">,</w:t>
             </w:r>
           </w:p>
           <w:p>
@@ -17311,7 +17360,7 @@
               <w:bottom w:w="108" w:type="dxa"/>
             </w:tcMar>
           </w:tcPr>
-          <w:bookmarkStart w:id="91" w:name="sol-odds2"/>
+          <w:bookmarkStart w:id="92" w:name="sol-odds2"/>
           <w:p>
             <w:pPr>
               <w:pStyle w:val="BodyText"/>
@@ -17325,6 +17374,70 @@
             </w:r>
             <w:r>
               <w:t xml:space="preserve">. </w:t>
+            </w:r>
+            <w:r>
+              <w:t xml:space="preserve">Let</w:t>
+            </w:r>
+            <w:r>
+              <w:t xml:space="preserve"> </w:t>
+            </w:r>
+            <m:oMath>
+              <m:r>
+                <m:t>0</m:t>
+              </m:r>
+              <m:r>
+                <m:rPr>
+                  <m:sty m:val="p"/>
+                </m:rPr>
+                <m:t>&lt;</m:t>
+              </m:r>
+              <m:r>
+                <m:t>π</m:t>
+              </m:r>
+              <m:r>
+                <m:rPr>
+                  <m:sty m:val="p"/>
+                </m:rPr>
+                <m:t>&lt;</m:t>
+              </m:r>
+              <m:r>
+                <m:t>1</m:t>
+              </m:r>
+            </m:oMath>
+            <w:r>
+              <w:t xml:space="preserve">, so that</w:t>
+            </w:r>
+            <w:r>
+              <w:t xml:space="preserve"> </w:t>
+            </w:r>
+            <m:oMath>
+              <m:sSup>
+                <m:e>
+                  <m:r>
+                    <m:t>π</m:t>
+                  </m:r>
+                </m:e>
+                <m:sup>
+                  <m:r>
+                    <m:rPr>
+                      <m:sty m:val="p"/>
+                    </m:rPr>
+                    <m:t>−</m:t>
+                  </m:r>
+                  <m:r>
+                    <m:t>1</m:t>
+                  </m:r>
+                </m:sup>
+              </m:sSup>
+            </m:oMath>
+            <w:r>
+              <w:t xml:space="preserve"> </w:t>
+            </w:r>
+            <w:r>
+              <w:t xml:space="preserve">exists.</w:t>
+            </w:r>
+            <w:r>
+              <w:t xml:space="preserve"> </w:t>
             </w:r>
             <w:r>
               <w:t xml:space="preserve">Starting from</w:t>
@@ -17348,6 +17461,7 @@
             <w:pPr>
               <w:pStyle w:val="BodyText"/>
             </w:pPr>
+            <w:bookmarkStart w:id="91" w:name="eq-odds-simplified-proof"/>
             <m:oMathPara>
               <m:oMathParaPr>
                 <m:jc m:val="center"/>
@@ -17383,12 +17497,25 @@
                     <m:r>
                       <m:t>&amp;</m:t>
                     </m:r>
-                    <m:r>
-                      <m:rPr>
-                        <m:sty m:val="p"/>
-                      </m:rPr>
-                      <m:t>=</m:t>
-                    </m:r>
+                    <m:limUpp>
+                      <m:e>
+                        <m:r>
+                          <m:rPr>
+                            <m:sty m:val="p"/>
+                          </m:rPr>
+                          <m:t>=</m:t>
+                        </m:r>
+                      </m:e>
+                      <m:lim>
+                        <m:r>
+                          <m:rPr>
+                            <m:nor/>
+                            <m:sty m:val="p"/>
+                          </m:rPr>
+                          <m:t>def</m:t>
+                        </m:r>
+                      </m:lim>
+                    </m:limUpp>
                     <m:f>
                       <m:fPr>
                         <m:type m:val="bar"/>
@@ -17413,6 +17540,19 @@
                         </m:r>
                       </m:den>
                     </m:f>
+                    <m:r>
+                      <m:t>&amp;</m:t>
+                    </m:r>
+                    <m:r>
+                      <m:t>&amp;</m:t>
+                    </m:r>
+                    <m:r>
+                      <m:rPr>
+                        <m:nor/>
+                        <m:sty m:val="p"/>
+                      </m:rPr>
+                      <m:t>(definition of the odds function)</m:t>
+                    </m:r>
                   </m:e>
                   <m:e>
                     <m:r>
@@ -17448,6 +17588,12 @@
                         </m:r>
                       </m:den>
                     </m:f>
+                    <m:r>
+                      <m:rPr>
+                        <m:sty m:val="p"/>
+                      </m:rPr>
+                      <m:t>⋅</m:t>
+                    </m:r>
                     <m:f>
                       <m:fPr>
                         <m:type m:val="bar"/>
@@ -17493,6 +17639,44 @@
                         </m:sSup>
                       </m:den>
                     </m:f>
+                    <m:r>
+                      <m:t>&amp;</m:t>
+                    </m:r>
+                    <m:r>
+                      <m:t>&amp;</m:t>
+                    </m:r>
+                    <m:r>
+                      <m:rPr>
+                        <m:nor/>
+                        <m:sty m:val="p"/>
+                      </m:rPr>
+                      <m:t>(multiply numerator and denominator by </m:t>
+                    </m:r>
+                    <m:sSup>
+                      <m:e>
+                        <m:r>
+                          <m:t>π</m:t>
+                        </m:r>
+                      </m:e>
+                      <m:sup>
+                        <m:r>
+                          <m:rPr>
+                            <m:sty m:val="p"/>
+                          </m:rPr>
+                          <m:t>−</m:t>
+                        </m:r>
+                        <m:r>
+                          <m:t>1</m:t>
+                        </m:r>
+                      </m:sup>
+                    </m:sSup>
+                    <m:r>
+                      <m:rPr>
+                        <m:nor/>
+                        <m:sty m:val="p"/>
+                      </m:rPr>
+                      <m:t>)</m:t>
+                    </m:r>
                   </m:e>
                   <m:e>
                     <m:r>
@@ -17576,6 +17760,19 @@
                         </m:sSup>
                       </m:den>
                     </m:f>
+                    <m:r>
+                      <m:t>&amp;</m:t>
+                    </m:r>
+                    <m:r>
+                      <m:t>&amp;</m:t>
+                    </m:r>
+                    <m:r>
+                      <m:rPr>
+                        <m:nor/>
+                        <m:sty m:val="p"/>
+                      </m:rPr>
+                      <m:t>(distribute multiplication across fraction)</m:t>
+                    </m:r>
                   </m:e>
                   <m:e>
                     <m:r>
@@ -17602,6 +17799,24 @@
                             <m:sty m:val="p"/>
                           </m:rPr>
                           <m:t>(</m:t>
+                        </m:r>
+                        <m:r>
+                          <m:t>1</m:t>
+                        </m:r>
+                        <m:r>
+                          <m:rPr>
+                            <m:sty m:val="p"/>
+                          </m:rPr>
+                          <m:t>−</m:t>
+                        </m:r>
+                        <m:r>
+                          <m:t>π</m:t>
+                        </m:r>
+                        <m:r>
+                          <m:rPr>
+                            <m:sty m:val="p"/>
+                          </m:rPr>
+                          <m:t>)</m:t>
                         </m:r>
                         <m:sSup>
                           <m:e>
@@ -17621,6 +17836,31 @@
                             </m:r>
                           </m:sup>
                         </m:sSup>
+                      </m:den>
+                    </m:f>
+                    <m:r>
+                      <m:t>&amp;</m:t>
+                    </m:r>
+                    <m:r>
+                      <m:t>&amp;</m:t>
+                    </m:r>
+                    <m:r>
+                      <m:rPr>
+                        <m:nor/>
+                        <m:sty m:val="p"/>
+                      </m:rPr>
+                      <m:t>(simplify numerator: </m:t>
+                    </m:r>
+                    <m:r>
+                      <m:t>π</m:t>
+                    </m:r>
+                    <m:sSup>
+                      <m:e>
+                        <m:r>
+                          <m:t>π</m:t>
+                        </m:r>
+                      </m:e>
+                      <m:sup>
                         <m:r>
                           <m:rPr>
                             <m:sty m:val="p"/>
@@ -17628,8 +17868,47 @@
                           <m:t>−</m:t>
                         </m:r>
                         <m:r>
-                          <m:t>π</m:t>
-                        </m:r>
+                          <m:t>1</m:t>
+                        </m:r>
+                      </m:sup>
+                    </m:sSup>
+                    <m:r>
+                      <m:rPr>
+                        <m:sty m:val="p"/>
+                      </m:rPr>
+                      <m:t>=</m:t>
+                    </m:r>
+                    <m:r>
+                      <m:t>1</m:t>
+                    </m:r>
+                    <m:r>
+                      <m:rPr>
+                        <m:nor/>
+                        <m:sty m:val="p"/>
+                      </m:rPr>
+                      <m:t>)</m:t>
+                    </m:r>
+                  </m:e>
+                  <m:e>
+                    <m:r>
+                      <m:t>&amp;</m:t>
+                    </m:r>
+                    <m:r>
+                      <m:rPr>
+                        <m:sty m:val="p"/>
+                      </m:rPr>
+                      <m:t>=</m:t>
+                    </m:r>
+                    <m:f>
+                      <m:fPr>
+                        <m:type m:val="bar"/>
+                      </m:fPr>
+                      <m:num>
+                        <m:r>
+                          <m:t>1</m:t>
+                        </m:r>
+                      </m:num>
+                      <m:den>
                         <m:sSup>
                           <m:e>
                             <m:r>
@@ -17652,36 +17931,10 @@
                           <m:rPr>
                             <m:sty m:val="p"/>
                           </m:rPr>
-                          <m:t>)</m:t>
-                        </m:r>
-                      </m:den>
-                    </m:f>
-                  </m:e>
-                  <m:e>
-                    <m:r>
-                      <m:t>&amp;</m:t>
-                    </m:r>
-                    <m:r>
-                      <m:rPr>
-                        <m:sty m:val="p"/>
-                      </m:rPr>
-                      <m:t>=</m:t>
-                    </m:r>
-                    <m:f>
-                      <m:fPr>
-                        <m:type m:val="bar"/>
-                      </m:fPr>
-                      <m:num>
-                        <m:r>
-                          <m:t>1</m:t>
-                        </m:r>
-                      </m:num>
-                      <m:den>
-                        <m:r>
-                          <m:rPr>
-                            <m:sty m:val="p"/>
-                          </m:rPr>
-                          <m:t>(</m:t>
+                          <m:t>−</m:t>
+                        </m:r>
+                        <m:r>
+                          <m:t>π</m:t>
                         </m:r>
                         <m:sSup>
                           <m:e>
@@ -17701,6 +17954,28 @@
                             </m:r>
                           </m:sup>
                         </m:sSup>
+                      </m:den>
+                    </m:f>
+                    <m:r>
+                      <m:t>&amp;</m:t>
+                    </m:r>
+                    <m:r>
+                      <m:t>&amp;</m:t>
+                    </m:r>
+                    <m:r>
+                      <m:rPr>
+                        <m:nor/>
+                        <m:sty m:val="p"/>
+                      </m:rPr>
+                      <m:t>(distribute </m:t>
+                    </m:r>
+                    <m:sSup>
+                      <m:e>
+                        <m:r>
+                          <m:t>π</m:t>
+                        </m:r>
+                      </m:e>
+                      <m:sup>
                         <m:r>
                           <m:rPr>
                             <m:sty m:val="p"/>
@@ -17710,14 +17985,115 @@
                         <m:r>
                           <m:t>1</m:t>
                         </m:r>
+                      </m:sup>
+                    </m:sSup>
+                    <m:r>
+                      <m:rPr>
+                        <m:nor/>
+                        <m:sty m:val="p"/>
+                      </m:rPr>
+                      <m:t> in denominator)</m:t>
+                    </m:r>
+                  </m:e>
+                  <m:e>
+                    <m:r>
+                      <m:t>&amp;</m:t>
+                    </m:r>
+                    <m:r>
+                      <m:rPr>
+                        <m:sty m:val="p"/>
+                      </m:rPr>
+                      <m:t>=</m:t>
+                    </m:r>
+                    <m:f>
+                      <m:fPr>
+                        <m:type m:val="bar"/>
+                      </m:fPr>
+                      <m:num>
+                        <m:r>
+                          <m:t>1</m:t>
+                        </m:r>
+                      </m:num>
+                      <m:den>
+                        <m:sSup>
+                          <m:e>
+                            <m:r>
+                              <m:t>π</m:t>
+                            </m:r>
+                          </m:e>
+                          <m:sup>
+                            <m:r>
+                              <m:rPr>
+                                <m:sty m:val="p"/>
+                              </m:rPr>
+                              <m:t>−</m:t>
+                            </m:r>
+                            <m:r>
+                              <m:t>1</m:t>
+                            </m:r>
+                          </m:sup>
+                        </m:sSup>
                         <m:r>
                           <m:rPr>
                             <m:sty m:val="p"/>
                           </m:rPr>
-                          <m:t>)</m:t>
+                          <m:t>−</m:t>
+                        </m:r>
+                        <m:r>
+                          <m:t>1</m:t>
                         </m:r>
                       </m:den>
                     </m:f>
+                    <m:r>
+                      <m:t>&amp;</m:t>
+                    </m:r>
+                    <m:r>
+                      <m:t>&amp;</m:t>
+                    </m:r>
+                    <m:r>
+                      <m:rPr>
+                        <m:nor/>
+                        <m:sty m:val="p"/>
+                      </m:rPr>
+                      <m:t>(simplify </m:t>
+                    </m:r>
+                    <m:r>
+                      <m:t>π</m:t>
+                    </m:r>
+                    <m:sSup>
+                      <m:e>
+                        <m:r>
+                          <m:t>π</m:t>
+                        </m:r>
+                      </m:e>
+                      <m:sup>
+                        <m:r>
+                          <m:rPr>
+                            <m:sty m:val="p"/>
+                          </m:rPr>
+                          <m:t>−</m:t>
+                        </m:r>
+                        <m:r>
+                          <m:t>1</m:t>
+                        </m:r>
+                      </m:sup>
+                    </m:sSup>
+                    <m:r>
+                      <m:rPr>
+                        <m:sty m:val="p"/>
+                      </m:rPr>
+                      <m:t>=</m:t>
+                    </m:r>
+                    <m:r>
+                      <m:t>1</m:t>
+                    </m:r>
+                    <m:r>
+                      <m:rPr>
+                        <m:nor/>
+                        <m:sty m:val="p"/>
+                      </m:rPr>
+                      <m:t> in denominator)</m:t>
+                    </m:r>
                   </m:e>
                   <m:e>
                     <m:r>
@@ -17787,260 +18163,45 @@
                     <m:r>
                       <m:t>​</m:t>
                     </m:r>
+                    <m:r>
+                      <m:t>&amp;</m:t>
+                    </m:r>
+                    <m:r>
+                      <m:t>&amp;</m:t>
+                    </m:r>
+                    <m:r>
+                      <m:rPr>
+                        <m:nor/>
+                        <m:sty m:val="p"/>
+                      </m:rPr>
+                      <m:t>(notation for reciprocal function)</m:t>
+                    </m:r>
                   </m:e>
                 </m:eqArr>
+                <m:r>
+                  <m:t>  </m:t>
+                </m:r>
+                <m:r>
+                  <m:rPr>
+                    <m:sty m:val="p"/>
+                  </m:rPr>
+                  <m:t>(</m:t>
+                </m:r>
+                <m:r>
+                  <m:t>11</m:t>
+                </m:r>
+                <m:r>
+                  <m:rPr>
+                    <m:sty m:val="p"/>
+                  </m:rPr>
+                  <m:t>)</m:t>
+                </m:r>
               </m:oMath>
             </m:oMathPara>
-          </w:p>
-          <w:bookmarkEnd w:id="91"/>
-          <w:p/>
-        </w:tc>
-      </w:tr>
-    </w:tbl>
-    <w:tbl>
-      <w:tblPr>
-        <w:tblStyle w:val="Table"/>
-        <w:tblInd w:w="164" w:type="dxa"/>
-        <w:tblBorders>
-          <w:left w:val="single" w:sz="24" w:space="0" w:color="909090"/>
-        </w:tblBorders>
-        <w:tblCellMar>
-          <w:left w:w="0" w:type="dxa"/>
-          <w:right w:w="0" w:type="dxa"/>
-        </w:tblCellMar>
-        <w:tblLook w:firstRow="0" w:lastRow="0" w:firstColumn="0" w:lastColumn="0" w:noHBand="0" w:noVBand="0" w:val="0000"/>
-      </w:tblPr>
-      <w:tblGrid>
-        <w:gridCol w:w="7920"/>
-      </w:tblGrid>
-      <w:tr>
-        <w:trPr>
-          <w:cantSplit/>
-        </w:trPr>
-        <w:tc>
-          <w:tcPr>
-            <w:tcMar>
-              <w:left w:w="144" w:type="dxa"/>
-            </w:tcMar>
-          </w:tcPr>
-          <w:p>
-            <w:pPr>
-              <w:pStyle w:val="FirstParagraph"/>
-            </w:pPr>
-            <w:pPr>
-              <w:spacing w:before="16" w:after="64"/>
-            </w:pPr>
-          </w:p>
-          <w:bookmarkStart w:id="92" w:name="cor-odds-neg"/>
-          <w:p>
-            <w:pPr>
-              <w:pStyle w:val="BodyText"/>
-            </w:pPr>
-            <w:r>
-              <w:rPr>
-                <w:b/>
-                <w:bCs/>
-              </w:rPr>
-              <w:t xml:space="preserve">Corollary 2 (Odds of a non-event)</w:t>
-            </w:r>
-            <w:r>
-              <w:t xml:space="preserve"> </w:t>
-            </w:r>
-            <w:r>
-              <w:t xml:space="preserve">If</w:t>
-            </w:r>
-            <w:r>
-              <w:t xml:space="preserve"> </w:t>
-            </w:r>
-            <m:oMath>
-              <m:r>
-                <m:t>π</m:t>
-              </m:r>
-            </m:oMath>
-            <w:r>
-              <w:t xml:space="preserve"> </w:t>
-            </w:r>
-            <w:r>
-              <w:t xml:space="preserve">is the probability of event</w:t>
-            </w:r>
-            <w:r>
-              <w:t xml:space="preserve"> </w:t>
-            </w:r>
-            <m:oMath>
-              <m:r>
-                <m:t>A</m:t>
-              </m:r>
-            </m:oMath>
-            <w:r>
-              <w:t xml:space="preserve"> </w:t>
-            </w:r>
-            <w:r>
-              <w:t xml:space="preserve">and</w:t>
-            </w:r>
-            <w:r>
-              <w:t xml:space="preserve"> </w:t>
-            </w:r>
-            <m:oMath>
-              <m:r>
-                <m:t>ω</m:t>
-              </m:r>
-            </m:oMath>
-            <w:r>
-              <w:t xml:space="preserve"> </w:t>
-            </w:r>
-            <w:r>
-              <w:t xml:space="preserve">is the corresponding odds of</w:t>
-            </w:r>
-            <w:r>
-              <w:t xml:space="preserve"> </w:t>
-            </w:r>
-            <m:oMath>
-              <m:r>
-                <m:t>A</m:t>
-              </m:r>
-            </m:oMath>
-            <w:r>
-              <w:t xml:space="preserve">,</w:t>
-            </w:r>
-            <w:r>
-              <w:t xml:space="preserve"> </w:t>
-            </w:r>
-            <w:r>
-              <w:t xml:space="preserve">then the odds of</w:t>
-            </w:r>
-            <w:r>
-              <w:t xml:space="preserve"> </w:t>
-            </w:r>
-            <m:oMath>
-              <m:r>
-                <m:rPr>
-                  <m:sty m:val="p"/>
-                </m:rPr>
-                <m:t>¬</m:t>
-              </m:r>
-              <m:r>
-                <m:t>A</m:t>
-              </m:r>
-            </m:oMath>
-            <w:r>
-              <w:t xml:space="preserve"> </w:t>
-            </w:r>
-            <w:r>
-              <w:t xml:space="preserve">are:</w:t>
-            </w:r>
-          </w:p>
-          <w:p>
-            <w:pPr>
-              <w:pStyle w:val="BodyText"/>
-            </w:pPr>
-            <m:oMathPara>
-              <m:oMathParaPr>
-                <m:jc m:val="center"/>
-              </m:oMathParaPr>
-              <m:oMath>
-                <m:eqArr>
-                  <m:e>
-                    <m:r>
-                      <m:t>ω</m:t>
-                    </m:r>
-                    <m:r>
-                      <m:rPr>
-                        <m:sty m:val="p"/>
-                      </m:rPr>
-                      <m:t>(</m:t>
-                    </m:r>
-                    <m:r>
-                      <m:rPr>
-                        <m:sty m:val="p"/>
-                      </m:rPr>
-                      <m:t>¬</m:t>
-                    </m:r>
-                    <m:r>
-                      <m:t>A</m:t>
-                    </m:r>
-                    <m:r>
-                      <m:rPr>
-                        <m:sty m:val="p"/>
-                      </m:rPr>
-                      <m:t>)</m:t>
-                    </m:r>
-                    <m:r>
-                      <m:t>&amp;</m:t>
-                    </m:r>
-                    <m:r>
-                      <m:rPr>
-                        <m:sty m:val="p"/>
-                      </m:rPr>
-                      <m:t>=</m:t>
-                    </m:r>
-                    <m:f>
-                      <m:fPr>
-                        <m:type m:val="bar"/>
-                      </m:fPr>
-                      <m:num>
-                        <m:r>
-                          <m:t>1</m:t>
-                        </m:r>
-                        <m:r>
-                          <m:rPr>
-                            <m:sty m:val="p"/>
-                          </m:rPr>
-                          <m:t>−</m:t>
-                        </m:r>
-                        <m:r>
-                          <m:t>π</m:t>
-                        </m:r>
-                      </m:num>
-                      <m:den>
-                        <m:r>
-                          <m:t>π</m:t>
-                        </m:r>
-                      </m:den>
-                    </m:f>
-                  </m:e>
-                  <m:e>
-                    <m:r>
-                      <m:t>&amp;</m:t>
-                    </m:r>
-                    <m:r>
-                      <m:rPr>
-                        <m:sty m:val="p"/>
-                      </m:rPr>
-                      <m:t>=</m:t>
-                    </m:r>
-                    <m:sSup>
-                      <m:e>
-                        <m:r>
-                          <m:t>π</m:t>
-                        </m:r>
-                      </m:e>
-                      <m:sup>
-                        <m:r>
-                          <m:rPr>
-                            <m:sty m:val="p"/>
-                          </m:rPr>
-                          <m:t>−</m:t>
-                        </m:r>
-                        <m:r>
-                          <m:t>1</m:t>
-                        </m:r>
-                      </m:sup>
-                    </m:sSup>
-                    <m:r>
-                      <m:rPr>
-                        <m:sty m:val="p"/>
-                      </m:rPr>
-                      <m:t>−</m:t>
-                    </m:r>
-                    <m:r>
-                      <m:t>1</m:t>
-                    </m:r>
-                  </m:e>
-                </m:eqArr>
-              </m:oMath>
-            </m:oMathPara>
+            <w:bookmarkEnd w:id="91"/>
           </w:p>
           <w:bookmarkEnd w:id="92"/>
+          <w:p/>
         </w:tc>
       </w:tr>
     </w:tbl>
@@ -18080,7 +18241,7 @@
               <w:spacing w:before="16" w:after="16"/>
             </w:pPr>
             <w:r>
-              <w:t xml:space="preserve">Proof</w:t>
+              <w:t xml:space="preserve">Exm</w:t>
             </w:r>
           </w:p>
         </w:tc>
@@ -18096,75 +18257,64 @@
               <w:bottom w:w="108" w:type="dxa"/>
             </w:tcMar>
           </w:tcPr>
+          <w:bookmarkStart w:id="95" w:name="exm-odds-simplified"/>
           <w:p>
             <w:pPr>
               <w:pStyle w:val="BodyText"/>
             </w:pPr>
             <w:r>
               <w:rPr>
-                <w:i/>
-                <w:iCs/>
-              </w:rPr>
-              <w:t xml:space="preserve">Proof</w:t>
-            </w:r>
-            <w:r>
-              <w:t xml:space="preserve">. </w:t>
-            </w:r>
-            <w:r>
-              <w:t xml:space="preserve">Using</w:t>
-            </w:r>
-            <w:r>
-              <w:t xml:space="preserve"> </w:t>
-            </w:r>
-            <w:hyperlink w:anchor="def-odds">
+                <w:b/>
+                <w:bCs/>
+              </w:rPr>
+              <w:t xml:space="preserve">Example 10 (Computing odds using the simplified expression)</w:t>
+            </w:r>
+            <w:r>
+              <w:t xml:space="preserve"> </w:t>
+            </w:r>
+            <w:r>
+              <w:t xml:space="preserve">Suppose an event has probability</w:t>
+            </w:r>
+            <w:r>
+              <w:t xml:space="preserve"> </w:t>
+            </w:r>
+            <m:oMath>
+              <m:r>
+                <m:t>π</m:t>
+              </m:r>
+              <m:r>
+                <m:rPr>
+                  <m:sty m:val="p"/>
+                </m:rPr>
+                <m:t>=</m:t>
+              </m:r>
+              <m:r>
+                <m:t>0.25</m:t>
+              </m:r>
+            </m:oMath>
+            <w:r>
+              <w:t xml:space="preserve">.</w:t>
+            </w:r>
+          </w:p>
+          <w:p>
+            <w:pPr>
+              <w:pStyle w:val="BodyText"/>
+            </w:pPr>
+            <w:r>
+              <w:t xml:space="preserve">Using the simplified expression from</w:t>
+            </w:r>
+            <w:r>
+              <w:t xml:space="preserve"> </w:t>
+            </w:r>
+            <w:hyperlink w:anchor="thm-odds-simplified">
               <w:r>
                 <w:rPr>
                   <w:rStyle w:val="Hyperlink"/>
                 </w:rPr>
-                <w:t xml:space="preserve">Definition 7</w:t>
+                <w:t xml:space="preserve">Theorem 4</w:t>
               </w:r>
             </w:hyperlink>
             <w:r>
-              <w:t xml:space="preserve"> </w:t>
-            </w:r>
-            <w:r>
-              <w:t xml:space="preserve">(applied to the event</w:t>
-            </w:r>
-            <w:r>
-              <w:t xml:space="preserve"> </w:t>
-            </w:r>
-            <m:oMath>
-              <m:r>
-                <m:rPr>
-                  <m:sty m:val="p"/>
-                </m:rPr>
-                <m:t>¬</m:t>
-              </m:r>
-              <m:r>
-                <m:t>A</m:t>
-              </m:r>
-            </m:oMath>
-            <w:r>
-              <w:t xml:space="preserve">)</w:t>
-            </w:r>
-            <w:r>
-              <w:t xml:space="preserve"> </w:t>
-            </w:r>
-            <w:r>
-              <w:t xml:space="preserve">and the</w:t>
-            </w:r>
-            <w:r>
-              <w:t xml:space="preserve"> </w:t>
-            </w:r>
-            <w:hyperlink r:id="rId70">
-              <w:r>
-                <w:rPr>
-                  <w:rStyle w:val="Hyperlink"/>
-                </w:rPr>
-                <w:t xml:space="preserve">complement rule</w:t>
-              </w:r>
-            </w:hyperlink>
-            <w:r>
               <w:t xml:space="preserve">:</w:t>
             </w:r>
           </w:p>
@@ -18172,6 +18322,7 @@
             <w:pPr>
               <w:pStyle w:val="BodyText"/>
             </w:pPr>
+            <w:bookmarkStart w:id="93" w:name="eq-odds-simplified-example"/>
             <m:oMathPara>
               <m:oMathParaPr>
                 <m:jc m:val="center"/>
@@ -18180,117 +18331,292 @@
                 <m:eqArr>
                   <m:e>
                     <m:r>
-                      <m:t>ω</m:t>
-                    </m:r>
-                    <m:r>
-                      <m:rPr>
-                        <m:sty m:val="p"/>
-                      </m:rPr>
-                      <m:t>(</m:t>
-                    </m:r>
-                    <m:r>
-                      <m:rPr>
-                        <m:sty m:val="p"/>
-                      </m:rPr>
-                      <m:t>¬</m:t>
-                    </m:r>
-                    <m:r>
-                      <m:t>A</m:t>
-                    </m:r>
-                    <m:r>
-                      <m:rPr>
-                        <m:sty m:val="p"/>
-                      </m:rPr>
-                      <m:t>)</m:t>
+                      <m:rPr>
+                        <m:sty m:val="p"/>
+                      </m:rPr>
+                      <m:t>odds</m:t>
+                    </m:r>
+                    <m:r>
+                      <m:t>​</m:t>
+                    </m:r>
+                    <m:d>
+                      <m:dPr>
+                        <m:begChr m:val="{"/>
+                        <m:sepChr m:val=""/>
+                        <m:endChr m:val="}"/>
+                        <m:grow/>
+                      </m:dPr>
+                      <m:e>
+                        <m:r>
+                          <m:t>0.25</m:t>
+                        </m:r>
+                      </m:e>
+                    </m:d>
+                    <m:r>
+                      <m:t>​</m:t>
                     </m:r>
                     <m:r>
                       <m:t>&amp;</m:t>
                     </m:r>
-                    <m:limUpp>
+                    <m:r>
+                      <m:rPr>
+                        <m:sty m:val="p"/>
+                      </m:rPr>
+                      <m:t>=</m:t>
+                    </m:r>
+                    <m:r>
+                      <m:t>​</m:t>
+                    </m:r>
+                    <m:sSup>
                       <m:e>
+                        <m:d>
+                          <m:dPr>
+                            <m:begChr m:val="("/>
+                            <m:sepChr m:val=""/>
+                            <m:endChr m:val=")"/>
+                            <m:grow/>
+                          </m:dPr>
+                          <m:e>
+                            <m:sSup>
+                              <m:e>
+                                <m:r>
+                                  <m:t>0.25</m:t>
+                                </m:r>
+                              </m:e>
+                              <m:sup>
+                                <m:r>
+                                  <m:rPr>
+                                    <m:sty m:val="p"/>
+                                  </m:rPr>
+                                  <m:t>−</m:t>
+                                </m:r>
+                                <m:r>
+                                  <m:t>1</m:t>
+                                </m:r>
+                              </m:sup>
+                            </m:sSup>
+                            <m:r>
+                              <m:rPr>
+                                <m:sty m:val="p"/>
+                              </m:rPr>
+                              <m:t>−</m:t>
+                            </m:r>
+                            <m:r>
+                              <m:t>1</m:t>
+                            </m:r>
+                          </m:e>
+                        </m:d>
+                      </m:e>
+                      <m:sup>
                         <m:r>
                           <m:rPr>
                             <m:sty m:val="p"/>
                           </m:rPr>
-                          <m:t>=</m:t>
-                        </m:r>
+                          <m:t>−</m:t>
+                        </m:r>
+                        <m:r>
+                          <m:t>1</m:t>
+                        </m:r>
+                      </m:sup>
+                    </m:sSup>
+                    <m:r>
+                      <m:t>​</m:t>
+                    </m:r>
+                    <m:r>
+                      <m:t>&amp;</m:t>
+                    </m:r>
+                    <m:r>
+                      <m:t>&amp;</m:t>
+                    </m:r>
+                    <m:r>
+                      <m:rPr>
+                        <m:nor/>
+                        <m:sty m:val="p"/>
+                      </m:rPr>
+                      <m:t>(simplified odds expression)</m:t>
+                    </m:r>
+                  </m:e>
+                  <m:e>
+                    <m:r>
+                      <m:t>&amp;</m:t>
+                    </m:r>
+                    <m:r>
+                      <m:rPr>
+                        <m:sty m:val="p"/>
+                      </m:rPr>
+                      <m:t>=</m:t>
+                    </m:r>
+                    <m:r>
+                      <m:t>​</m:t>
+                    </m:r>
+                    <m:sSup>
+                      <m:e>
+                        <m:d>
+                          <m:dPr>
+                            <m:begChr m:val="("/>
+                            <m:sepChr m:val=""/>
+                            <m:endChr m:val=")"/>
+                            <m:grow/>
+                          </m:dPr>
+                          <m:e>
+                            <m:r>
+                              <m:t>4</m:t>
+                            </m:r>
+                            <m:r>
+                              <m:rPr>
+                                <m:sty m:val="p"/>
+                              </m:rPr>
+                              <m:t>−</m:t>
+                            </m:r>
+                            <m:r>
+                              <m:t>1</m:t>
+                            </m:r>
+                          </m:e>
+                        </m:d>
                       </m:e>
-                      <m:lim>
+                      <m:sup>
                         <m:r>
                           <m:rPr>
-                            <m:nor/>
                             <m:sty m:val="p"/>
                           </m:rPr>
-                          <m:t>def</m:t>
-                        </m:r>
-                      </m:lim>
-                    </m:limUpp>
+                          <m:t>−</m:t>
+                        </m:r>
+                        <m:r>
+                          <m:t>1</m:t>
+                        </m:r>
+                      </m:sup>
+                    </m:sSup>
+                    <m:r>
+                      <m:t>​</m:t>
+                    </m:r>
+                    <m:r>
+                      <m:t>&amp;</m:t>
+                    </m:r>
+                    <m:r>
+                      <m:t>&amp;</m:t>
+                    </m:r>
+                    <m:r>
+                      <m:rPr>
+                        <m:nor/>
+                        <m:sty m:val="p"/>
+                      </m:rPr>
+                      <m:t>(reciprocal: </m:t>
+                    </m:r>
+                    <m:sSup>
+                      <m:e>
+                        <m:r>
+                          <m:t>0.25</m:t>
+                        </m:r>
+                      </m:e>
+                      <m:sup>
+                        <m:r>
+                          <m:rPr>
+                            <m:sty m:val="p"/>
+                          </m:rPr>
+                          <m:t>−</m:t>
+                        </m:r>
+                        <m:r>
+                          <m:t>1</m:t>
+                        </m:r>
+                      </m:sup>
+                    </m:sSup>
+                    <m:r>
+                      <m:rPr>
+                        <m:sty m:val="p"/>
+                      </m:rPr>
+                      <m:t>=</m:t>
+                    </m:r>
+                    <m:r>
+                      <m:t>4</m:t>
+                    </m:r>
+                    <m:r>
+                      <m:rPr>
+                        <m:nor/>
+                        <m:sty m:val="p"/>
+                      </m:rPr>
+                      <m:t>)</m:t>
+                    </m:r>
+                  </m:e>
+                  <m:e>
+                    <m:r>
+                      <m:t>&amp;</m:t>
+                    </m:r>
+                    <m:r>
+                      <m:rPr>
+                        <m:sty m:val="p"/>
+                      </m:rPr>
+                      <m:t>=</m:t>
+                    </m:r>
+                    <m:r>
+                      <m:t>​</m:t>
+                    </m:r>
+                    <m:sSup>
+                      <m:e>
+                        <m:d>
+                          <m:dPr>
+                            <m:begChr m:val="("/>
+                            <m:sepChr m:val=""/>
+                            <m:endChr m:val=")"/>
+                            <m:grow/>
+                          </m:dPr>
+                          <m:e>
+                            <m:r>
+                              <m:t>3</m:t>
+                            </m:r>
+                          </m:e>
+                        </m:d>
+                      </m:e>
+                      <m:sup>
+                        <m:r>
+                          <m:rPr>
+                            <m:sty m:val="p"/>
+                          </m:rPr>
+                          <m:t>−</m:t>
+                        </m:r>
+                        <m:r>
+                          <m:t>1</m:t>
+                        </m:r>
+                      </m:sup>
+                    </m:sSup>
+                    <m:r>
+                      <m:t>​</m:t>
+                    </m:r>
+                    <m:r>
+                      <m:t>&amp;</m:t>
+                    </m:r>
+                    <m:r>
+                      <m:t>&amp;</m:t>
+                    </m:r>
+                    <m:r>
+                      <m:rPr>
+                        <m:nor/>
+                        <m:sty m:val="p"/>
+                      </m:rPr>
+                      <m:t>(subtraction)</m:t>
+                    </m:r>
+                  </m:e>
+                  <m:e>
+                    <m:r>
+                      <m:t>&amp;</m:t>
+                    </m:r>
+                    <m:r>
+                      <m:rPr>
+                        <m:sty m:val="p"/>
+                      </m:rPr>
+                      <m:t>=</m:t>
+                    </m:r>
                     <m:f>
                       <m:fPr>
                         <m:type m:val="bar"/>
                       </m:fPr>
                       <m:num>
                         <m:r>
-                          <m:rPr>
-                            <m:sty m:val="p"/>
-                          </m:rPr>
-                          <m:t>Pr</m:t>
-                        </m:r>
-                        <m:r>
-                          <m:rPr>
-                            <m:sty m:val="p"/>
-                          </m:rPr>
-                          <m:t>(</m:t>
-                        </m:r>
-                        <m:r>
-                          <m:rPr>
-                            <m:sty m:val="p"/>
-                          </m:rPr>
-                          <m:t>¬</m:t>
-                        </m:r>
-                        <m:r>
-                          <m:t>A</m:t>
-                        </m:r>
-                        <m:r>
-                          <m:rPr>
-                            <m:sty m:val="p"/>
-                          </m:rPr>
-                          <m:t>)</m:t>
+                          <m:t>1</m:t>
                         </m:r>
                       </m:num>
                       <m:den>
                         <m:r>
-                          <m:rPr>
-                            <m:sty m:val="p"/>
-                          </m:rPr>
-                          <m:t>Pr</m:t>
-                        </m:r>
-                        <m:r>
-                          <m:rPr>
-                            <m:sty m:val="p"/>
-                          </m:rPr>
-                          <m:t>(</m:t>
-                        </m:r>
-                        <m:r>
-                          <m:rPr>
-                            <m:sty m:val="p"/>
-                          </m:rPr>
-                          <m:t>¬</m:t>
-                        </m:r>
-                        <m:r>
-                          <m:rPr>
-                            <m:sty m:val="p"/>
-                          </m:rPr>
-                          <m:t>¬</m:t>
-                        </m:r>
-                        <m:r>
-                          <m:t>A</m:t>
-                        </m:r>
-                        <m:r>
-                          <m:rPr>
-                            <m:sty m:val="p"/>
-                          </m:rPr>
-                          <m:t>)</m:t>
+                          <m:t>3</m:t>
                         </m:r>
                       </m:den>
                     </m:f>
@@ -18305,26 +18631,77 @@
                         <m:nor/>
                         <m:sty m:val="p"/>
                       </m:rPr>
-                      <m:t>(definition of odds, applied to </m:t>
-                    </m:r>
-                    <m:r>
-                      <m:rPr>
-                        <m:sty m:val="p"/>
-                      </m:rPr>
-                      <m:t>¬</m:t>
-                    </m:r>
-                    <m:r>
-                      <m:t>A</m:t>
-                    </m:r>
-                    <m:r>
-                      <m:rPr>
-                        <m:nor/>
-                        <m:sty m:val="p"/>
-                      </m:rPr>
-                      <m:t>)</m:t>
+                      <m:t>(reciprocal)</m:t>
                     </m:r>
                   </m:e>
+                </m:eqArr>
+                <m:r>
+                  <m:t>  </m:t>
+                </m:r>
+                <m:r>
+                  <m:rPr>
+                    <m:sty m:val="p"/>
+                  </m:rPr>
+                  <m:t>(</m:t>
+                </m:r>
+                <m:r>
+                  <m:t>12</m:t>
+                </m:r>
+                <m:r>
+                  <m:rPr>
+                    <m:sty m:val="p"/>
+                  </m:rPr>
+                  <m:t>)</m:t>
+                </m:r>
+              </m:oMath>
+            </m:oMathPara>
+            <w:bookmarkEnd w:id="93"/>
+          </w:p>
+          <w:p>
+            <w:pPr>
+              <w:pStyle w:val="FirstParagraph"/>
+            </w:pPr>
+            <w:r>
+              <w:t xml:space="preserve">Checking against the standard odds definition:</w:t>
+            </w:r>
+          </w:p>
+          <w:p>
+            <w:pPr>
+              <w:pStyle w:val="BodyText"/>
+            </w:pPr>
+            <w:bookmarkStart w:id="94" w:name="eq-odds-simplified-check"/>
+            <m:oMathPara>
+              <m:oMathParaPr>
+                <m:jc m:val="center"/>
+              </m:oMathParaPr>
+              <m:oMath>
+                <m:eqArr>
                   <m:e>
+                    <m:r>
+                      <m:rPr>
+                        <m:sty m:val="p"/>
+                      </m:rPr>
+                      <m:t>odds</m:t>
+                    </m:r>
+                    <m:r>
+                      <m:t>​</m:t>
+                    </m:r>
+                    <m:d>
+                      <m:dPr>
+                        <m:begChr m:val="{"/>
+                        <m:sepChr m:val=""/>
+                        <m:endChr m:val="}"/>
+                        <m:grow/>
+                      </m:dPr>
+                      <m:e>
+                        <m:r>
+                          <m:t>0.25</m:t>
+                        </m:r>
+                      </m:e>
+                    </m:d>
+                    <m:r>
+                      <m:t>​</m:t>
+                    </m:r>
                     <m:r>
                       <m:t>&amp;</m:t>
                     </m:r>
@@ -18340,54 +18717,21 @@
                       </m:fPr>
                       <m:num>
                         <m:r>
+                          <m:t>0.25</m:t>
+                        </m:r>
+                      </m:num>
+                      <m:den>
+                        <m:r>
+                          <m:t>1</m:t>
+                        </m:r>
+                        <m:r>
                           <m:rPr>
                             <m:sty m:val="p"/>
                           </m:rPr>
-                          <m:t>Pr</m:t>
-                        </m:r>
-                        <m:r>
-                          <m:rPr>
-                            <m:sty m:val="p"/>
-                          </m:rPr>
-                          <m:t>(</m:t>
-                        </m:r>
-                        <m:r>
-                          <m:rPr>
-                            <m:sty m:val="p"/>
-                          </m:rPr>
-                          <m:t>¬</m:t>
-                        </m:r>
-                        <m:r>
-                          <m:t>A</m:t>
-                        </m:r>
-                        <m:r>
-                          <m:rPr>
-                            <m:sty m:val="p"/>
-                          </m:rPr>
-                          <m:t>)</m:t>
-                        </m:r>
-                      </m:num>
-                      <m:den>
-                        <m:r>
-                          <m:rPr>
-                            <m:sty m:val="p"/>
-                          </m:rPr>
-                          <m:t>Pr</m:t>
-                        </m:r>
-                        <m:r>
-                          <m:rPr>
-                            <m:sty m:val="p"/>
-                          </m:rPr>
-                          <m:t>(</m:t>
-                        </m:r>
-                        <m:r>
-                          <m:t>A</m:t>
-                        </m:r>
-                        <m:r>
-                          <m:rPr>
-                            <m:sty m:val="p"/>
-                          </m:rPr>
-                          <m:t>)</m:t>
+                          <m:t>−</m:t>
+                        </m:r>
+                        <m:r>
+                          <m:t>0.25</m:t>
                         </m:r>
                       </m:den>
                     </m:f>
@@ -18402,38 +18746,7 @@
                         <m:nor/>
                         <m:sty m:val="p"/>
                       </m:rPr>
-                      <m:t>(double negation: </m:t>
-                    </m:r>
-                    <m:r>
-                      <m:rPr>
-                        <m:sty m:val="p"/>
-                      </m:rPr>
-                      <m:t>¬</m:t>
-                    </m:r>
-                    <m:r>
-                      <m:rPr>
-                        <m:sty m:val="p"/>
-                      </m:rPr>
-                      <m:t>¬</m:t>
-                    </m:r>
-                    <m:r>
-                      <m:t>A</m:t>
-                    </m:r>
-                    <m:r>
-                      <m:rPr>
-                        <m:sty m:val="p"/>
-                      </m:rPr>
-                      <m:t>=</m:t>
-                    </m:r>
-                    <m:r>
-                      <m:t>A</m:t>
-                    </m:r>
-                    <m:r>
-                      <m:rPr>
-                        <m:nor/>
-                        <m:sty m:val="p"/>
-                      </m:rPr>
-                      <m:t>)</m:t>
+                      <m:t>(definition of the odds function)</m:t>
                     </m:r>
                   </m:e>
                   <m:e>
@@ -18452,39 +18765,12 @@
                       </m:fPr>
                       <m:num>
                         <m:r>
-                          <m:t>1</m:t>
-                        </m:r>
-                        <m:r>
-                          <m:rPr>
-                            <m:sty m:val="p"/>
-                          </m:rPr>
-                          <m:t>−</m:t>
-                        </m:r>
-                        <m:r>
-                          <m:t>π</m:t>
+                          <m:t>0.25</m:t>
                         </m:r>
                       </m:num>
                       <m:den>
                         <m:r>
-                          <m:rPr>
-                            <m:sty m:val="p"/>
-                          </m:rPr>
-                          <m:t>Pr</m:t>
-                        </m:r>
-                        <m:r>
-                          <m:rPr>
-                            <m:sty m:val="p"/>
-                          </m:rPr>
-                          <m:t>(</m:t>
-                        </m:r>
-                        <m:r>
-                          <m:t>A</m:t>
-                        </m:r>
-                        <m:r>
-                          <m:rPr>
-                            <m:sty m:val="p"/>
-                          </m:rPr>
-                          <m:t>)</m:t>
+                          <m:t>0.75</m:t>
                         </m:r>
                       </m:den>
                     </m:f>
@@ -18499,59 +18785,7 @@
                         <m:nor/>
                         <m:sty m:val="p"/>
                       </m:rPr>
-                      <m:t>(complement rule: </m:t>
-                    </m:r>
-                    <m:r>
-                      <m:rPr>
-                        <m:sty m:val="p"/>
-                      </m:rPr>
-                      <m:t>Pr</m:t>
-                    </m:r>
-                    <m:r>
-                      <m:rPr>
-                        <m:sty m:val="p"/>
-                      </m:rPr>
-                      <m:t>(</m:t>
-                    </m:r>
-                    <m:r>
-                      <m:rPr>
-                        <m:sty m:val="p"/>
-                      </m:rPr>
-                      <m:t>¬</m:t>
-                    </m:r>
-                    <m:r>
-                      <m:t>A</m:t>
-                    </m:r>
-                    <m:r>
-                      <m:rPr>
-                        <m:sty m:val="p"/>
-                      </m:rPr>
-                      <m:t>)</m:t>
-                    </m:r>
-                    <m:r>
-                      <m:rPr>
-                        <m:sty m:val="p"/>
-                      </m:rPr>
-                      <m:t>=</m:t>
-                    </m:r>
-                    <m:r>
-                      <m:t>1</m:t>
-                    </m:r>
-                    <m:r>
-                      <m:rPr>
-                        <m:sty m:val="p"/>
-                      </m:rPr>
-                      <m:t>−</m:t>
-                    </m:r>
-                    <m:r>
-                      <m:t>π</m:t>
-                    </m:r>
-                    <m:r>
-                      <m:rPr>
-                        <m:nor/>
-                        <m:sty m:val="p"/>
-                      </m:rPr>
-                      <m:t>)</m:t>
+                      <m:t>(subtraction)</m:t>
                     </m:r>
                   </m:e>
                   <m:e>
@@ -18572,19 +18806,10 @@
                         <m:r>
                           <m:t>1</m:t>
                         </m:r>
-                        <m:r>
-                          <m:rPr>
-                            <m:sty m:val="p"/>
-                          </m:rPr>
-                          <m:t>−</m:t>
-                        </m:r>
-                        <m:r>
-                          <m:t>π</m:t>
-                        </m:r>
                       </m:num>
                       <m:den>
                         <m:r>
-                          <m:t>π</m:t>
+                          <m:t>3</m:t>
                         </m:r>
                       </m:den>
                     </m:f>
@@ -18599,266 +18824,65 @@
                         <m:nor/>
                         <m:sty m:val="p"/>
                       </m:rPr>
-                      <m:t>(</m:t>
-                    </m:r>
-                    <m:r>
-                      <m:rPr>
-                        <m:sty m:val="p"/>
-                      </m:rPr>
-                      <m:t>Pr</m:t>
-                    </m:r>
-                    <m:r>
-                      <m:rPr>
-                        <m:sty m:val="p"/>
-                      </m:rPr>
-                      <m:t>(</m:t>
-                    </m:r>
-                    <m:r>
-                      <m:t>A</m:t>
-                    </m:r>
-                    <m:r>
-                      <m:rPr>
-                        <m:sty m:val="p"/>
-                      </m:rPr>
-                      <m:t>)</m:t>
-                    </m:r>
-                    <m:r>
-                      <m:rPr>
-                        <m:sty m:val="p"/>
-                      </m:rPr>
-                      <m:t>=</m:t>
-                    </m:r>
-                    <m:r>
-                      <m:t>π</m:t>
-                    </m:r>
-                    <m:r>
-                      <m:rPr>
-                        <m:nor/>
-                        <m:sty m:val="p"/>
-                      </m:rPr>
-                      <m:t> by definition)</m:t>
-                    </m:r>
-                  </m:e>
-                  <m:e>
-                    <m:r>
-                      <m:t>&amp;</m:t>
-                    </m:r>
-                    <m:r>
-                      <m:rPr>
-                        <m:sty m:val="p"/>
-                      </m:rPr>
-                      <m:t>=</m:t>
-                    </m:r>
-                    <m:f>
-                      <m:fPr>
-                        <m:type m:val="bar"/>
-                      </m:fPr>
-                      <m:num>
-                        <m:r>
-                          <m:t>1</m:t>
-                        </m:r>
-                      </m:num>
-                      <m:den>
-                        <m:r>
-                          <m:t>π</m:t>
-                        </m:r>
-                      </m:den>
-                    </m:f>
-                    <m:r>
-                      <m:rPr>
-                        <m:sty m:val="p"/>
-                      </m:rPr>
-                      <m:t>−</m:t>
-                    </m:r>
-                    <m:f>
-                      <m:fPr>
-                        <m:type m:val="bar"/>
-                      </m:fPr>
-                      <m:num>
-                        <m:r>
-                          <m:t>π</m:t>
-                        </m:r>
-                      </m:num>
-                      <m:den>
-                        <m:r>
-                          <m:t>π</m:t>
-                        </m:r>
-                      </m:den>
-                    </m:f>
-                    <m:r>
-                      <m:t>&amp;</m:t>
-                    </m:r>
-                    <m:r>
-                      <m:t>&amp;</m:t>
-                    </m:r>
-                    <m:r>
-                      <m:rPr>
-                        <m:nor/>
-                        <m:sty m:val="p"/>
-                      </m:rPr>
-                      <m:t>(split the fraction)</m:t>
-                    </m:r>
-                  </m:e>
-                  <m:e>
-                    <m:r>
-                      <m:t>&amp;</m:t>
-                    </m:r>
-                    <m:r>
-                      <m:rPr>
-                        <m:sty m:val="p"/>
-                      </m:rPr>
-                      <m:t>=</m:t>
-                    </m:r>
-                    <m:f>
-                      <m:fPr>
-                        <m:type m:val="bar"/>
-                      </m:fPr>
-                      <m:num>
-                        <m:r>
-                          <m:t>1</m:t>
-                        </m:r>
-                      </m:num>
-                      <m:den>
-                        <m:r>
-                          <m:t>π</m:t>
-                        </m:r>
-                      </m:den>
-                    </m:f>
-                    <m:r>
-                      <m:rPr>
-                        <m:sty m:val="p"/>
-                      </m:rPr>
-                      <m:t>−</m:t>
-                    </m:r>
-                    <m:r>
-                      <m:t>1</m:t>
-                    </m:r>
-                    <m:r>
-                      <m:t>&amp;</m:t>
-                    </m:r>
-                    <m:r>
-                      <m:t>&amp;</m:t>
-                    </m:r>
-                    <m:r>
-                      <m:rPr>
-                        <m:nor/>
-                        <m:sty m:val="p"/>
-                      </m:rPr>
-                      <m:t>(cancel: </m:t>
-                    </m:r>
-                    <m:r>
-                      <m:t>π</m:t>
-                    </m:r>
-                    <m:r>
-                      <m:rPr>
-                        <m:sty m:val="p"/>
-                      </m:rPr>
-                      <m:t>/</m:t>
-                    </m:r>
-                    <m:r>
-                      <m:t>π</m:t>
-                    </m:r>
-                    <m:r>
-                      <m:rPr>
-                        <m:sty m:val="p"/>
-                      </m:rPr>
-                      <m:t>=</m:t>
-                    </m:r>
-                    <m:r>
-                      <m:t>1</m:t>
-                    </m:r>
-                    <m:r>
-                      <m:rPr>
-                        <m:nor/>
-                        <m:sty m:val="p"/>
-                      </m:rPr>
-                      <m:t>)</m:t>
-                    </m:r>
-                  </m:e>
-                  <m:e>
-                    <m:r>
-                      <m:t>&amp;</m:t>
-                    </m:r>
-                    <m:r>
-                      <m:rPr>
-                        <m:sty m:val="p"/>
-                      </m:rPr>
-                      <m:t>=</m:t>
-                    </m:r>
-                    <m:sSup>
-                      <m:e>
-                        <m:r>
-                          <m:t>π</m:t>
-                        </m:r>
-                      </m:e>
-                      <m:sup>
-                        <m:r>
-                          <m:rPr>
-                            <m:sty m:val="p"/>
-                          </m:rPr>
-                          <m:t>−</m:t>
-                        </m:r>
-                        <m:r>
-                          <m:t>1</m:t>
-                        </m:r>
-                      </m:sup>
-                    </m:sSup>
-                    <m:r>
-                      <m:rPr>
-                        <m:sty m:val="p"/>
-                      </m:rPr>
-                      <m:t>−</m:t>
-                    </m:r>
-                    <m:r>
-                      <m:t>1</m:t>
-                    </m:r>
-                    <m:r>
-                      <m:t>&amp;</m:t>
-                    </m:r>
-                    <m:r>
-                      <m:t>&amp;</m:t>
-                    </m:r>
-                    <m:r>
-                      <m:rPr>
-                        <m:nor/>
-                        <m:sty m:val="p"/>
-                      </m:rPr>
-                      <m:t>(rewrite the reciprocal as a </m:t>
-                    </m:r>
-                    <m:r>
-                      <m:rPr>
-                        <m:sty m:val="p"/>
-                      </m:rPr>
-                      <m:t>−</m:t>
-                    </m:r>
-                    <m:r>
-                      <m:t>1</m:t>
-                    </m:r>
-                    <m:r>
-                      <m:rPr>
-                        <m:nor/>
-                        <m:sty m:val="p"/>
-                      </m:rPr>
-                      <m:t> power)</m:t>
+                      <m:t>(divide numerator and denominator by 0.25)</m:t>
                     </m:r>
                   </m:e>
                 </m:eqArr>
+                <m:r>
+                  <m:t>  </m:t>
+                </m:r>
+                <m:r>
+                  <m:rPr>
+                    <m:sty m:val="p"/>
+                  </m:rPr>
+                  <m:t>(</m:t>
+                </m:r>
+                <m:r>
+                  <m:t>13</m:t>
+                </m:r>
+                <m:r>
+                  <m:rPr>
+                    <m:sty m:val="p"/>
+                  </m:rPr>
+                  <m:t>)</m:t>
+                </m:r>
               </m:oMath>
             </m:oMathPara>
+            <w:bookmarkEnd w:id="94"/>
           </w:p>
+          <w:p>
+            <w:pPr>
+              <w:pStyle w:val="FirstParagraph"/>
+            </w:pPr>
+            <w:r>
+              <w:t xml:space="preserve">Both formulas yield identical odds of</w:t>
+            </w:r>
+            <w:r>
+              <w:t xml:space="preserve"> </w:t>
+            </w:r>
+            <m:oMath>
+              <m:r>
+                <m:t>1</m:t>
+              </m:r>
+              <m:r>
+                <m:rPr>
+                  <m:sty m:val="p"/>
+                </m:rPr>
+                <m:t>/</m:t>
+              </m:r>
+              <m:r>
+                <m:t>3</m:t>
+              </m:r>
+            </m:oMath>
+            <w:r>
+              <w:t xml:space="preserve">.</w:t>
+            </w:r>
+          </w:p>
+          <w:bookmarkEnd w:id="95"/>
           <w:p/>
         </w:tc>
       </w:tr>
     </w:tbl>
-    <w:bookmarkStart w:id="98" w:name="odds-of-rare-events"/>
-    <w:p>
-      <w:pPr>
-        <w:pStyle w:val="Heading4"/>
-      </w:pPr>
-      <w:r>
-        <w:t xml:space="preserve">Odds of rare events</w:t>
-      </w:r>
-    </w:p>
     <w:tbl>
       <w:tblPr>
         <w:tblStyle w:val="Table"/>
@@ -18887,13 +18911,13 @@
           </w:tcPr>
           <w:p>
             <w:pPr>
-              <w:pStyle w:val="FirstParagraph"/>
+              <w:pStyle w:val="BodyText"/>
             </w:pPr>
             <w:pPr>
               <w:spacing w:before="16" w:after="64"/>
             </w:pPr>
           </w:p>
-          <w:bookmarkStart w:id="93" w:name="exr-odds-probs"/>
+          <w:bookmarkStart w:id="96" w:name="cor-odds-neg"/>
           <w:p>
             <w:pPr>
               <w:pStyle w:val="BodyText"/>
@@ -18903,13 +18927,13 @@
                 <w:b/>
                 <w:bCs/>
               </w:rPr>
-              <w:t xml:space="preserve">Exercise 13</w:t>
-            </w:r>
-            <w:r>
-              <w:t xml:space="preserve"> </w:t>
-            </w:r>
-            <w:r>
-              <w:t xml:space="preserve">What odds value corresponds to the probability</w:t>
+              <w:t xml:space="preserve">Corollary 2 (Odds of a non-event)</w:t>
+            </w:r>
+            <w:r>
+              <w:t xml:space="preserve"> </w:t>
+            </w:r>
+            <w:r>
+              <w:t xml:space="preserve">If</w:t>
             </w:r>
             <w:r>
               <w:t xml:space="preserve"> </w:t>
@@ -18918,27 +18942,191 @@
               <m:r>
                 <m:t>π</m:t>
               </m:r>
+            </m:oMath>
+            <w:r>
+              <w:t xml:space="preserve"> </w:t>
+            </w:r>
+            <w:r>
+              <w:t xml:space="preserve">is the probability of event</w:t>
+            </w:r>
+            <w:r>
+              <w:t xml:space="preserve"> </w:t>
+            </w:r>
+            <m:oMath>
+              <m:r>
+                <m:t>A</m:t>
+              </m:r>
+            </m:oMath>
+            <w:r>
+              <w:t xml:space="preserve"> </w:t>
+            </w:r>
+            <w:r>
+              <w:t xml:space="preserve">and</w:t>
+            </w:r>
+            <w:r>
+              <w:t xml:space="preserve"> </w:t>
+            </w:r>
+            <m:oMath>
+              <m:r>
+                <m:t>ω</m:t>
+              </m:r>
+            </m:oMath>
+            <w:r>
+              <w:t xml:space="preserve"> </w:t>
+            </w:r>
+            <w:r>
+              <w:t xml:space="preserve">is the corresponding odds of</w:t>
+            </w:r>
+            <w:r>
+              <w:t xml:space="preserve"> </w:t>
+            </w:r>
+            <m:oMath>
+              <m:r>
+                <m:t>A</m:t>
+              </m:r>
+            </m:oMath>
+            <w:r>
+              <w:t xml:space="preserve">,</w:t>
+            </w:r>
+            <w:r>
+              <w:t xml:space="preserve"> </w:t>
+            </w:r>
+            <w:r>
+              <w:t xml:space="preserve">then the odds of</w:t>
+            </w:r>
+            <w:r>
+              <w:t xml:space="preserve"> </w:t>
+            </w:r>
+            <m:oMath>
               <m:r>
                 <m:rPr>
                   <m:sty m:val="p"/>
                 </m:rPr>
-                <m:t>=</m:t>
+                <m:t>¬</m:t>
               </m:r>
               <m:r>
-                <m:t>0.2</m:t>
+                <m:t>A</m:t>
               </m:r>
             </m:oMath>
             <w:r>
-              <w:t xml:space="preserve">,</w:t>
-            </w:r>
-            <w:r>
-              <w:t xml:space="preserve"> </w:t>
-            </w:r>
-            <w:r>
-              <w:t xml:space="preserve">and what is the numerical difference between these two values?</w:t>
+              <w:t xml:space="preserve"> </w:t>
+            </w:r>
+            <w:r>
+              <w:t xml:space="preserve">are:</w:t>
             </w:r>
           </w:p>
-          <w:bookmarkEnd w:id="93"/>
+          <w:p>
+            <w:pPr>
+              <w:pStyle w:val="BodyText"/>
+            </w:pPr>
+            <m:oMathPara>
+              <m:oMathParaPr>
+                <m:jc m:val="center"/>
+              </m:oMathParaPr>
+              <m:oMath>
+                <m:eqArr>
+                  <m:e>
+                    <m:r>
+                      <m:t>ω</m:t>
+                    </m:r>
+                    <m:r>
+                      <m:rPr>
+                        <m:sty m:val="p"/>
+                      </m:rPr>
+                      <m:t>(</m:t>
+                    </m:r>
+                    <m:r>
+                      <m:rPr>
+                        <m:sty m:val="p"/>
+                      </m:rPr>
+                      <m:t>¬</m:t>
+                    </m:r>
+                    <m:r>
+                      <m:t>A</m:t>
+                    </m:r>
+                    <m:r>
+                      <m:rPr>
+                        <m:sty m:val="p"/>
+                      </m:rPr>
+                      <m:t>)</m:t>
+                    </m:r>
+                    <m:r>
+                      <m:t>&amp;</m:t>
+                    </m:r>
+                    <m:r>
+                      <m:rPr>
+                        <m:sty m:val="p"/>
+                      </m:rPr>
+                      <m:t>=</m:t>
+                    </m:r>
+                    <m:f>
+                      <m:fPr>
+                        <m:type m:val="bar"/>
+                      </m:fPr>
+                      <m:num>
+                        <m:r>
+                          <m:t>1</m:t>
+                        </m:r>
+                        <m:r>
+                          <m:rPr>
+                            <m:sty m:val="p"/>
+                          </m:rPr>
+                          <m:t>−</m:t>
+                        </m:r>
+                        <m:r>
+                          <m:t>π</m:t>
+                        </m:r>
+                      </m:num>
+                      <m:den>
+                        <m:r>
+                          <m:t>π</m:t>
+                        </m:r>
+                      </m:den>
+                    </m:f>
+                  </m:e>
+                  <m:e>
+                    <m:r>
+                      <m:t>&amp;</m:t>
+                    </m:r>
+                    <m:r>
+                      <m:rPr>
+                        <m:sty m:val="p"/>
+                      </m:rPr>
+                      <m:t>=</m:t>
+                    </m:r>
+                    <m:sSup>
+                      <m:e>
+                        <m:r>
+                          <m:t>π</m:t>
+                        </m:r>
+                      </m:e>
+                      <m:sup>
+                        <m:r>
+                          <m:rPr>
+                            <m:sty m:val="p"/>
+                          </m:rPr>
+                          <m:t>−</m:t>
+                        </m:r>
+                        <m:r>
+                          <m:t>1</m:t>
+                        </m:r>
+                      </m:sup>
+                    </m:sSup>
+                    <m:r>
+                      <m:rPr>
+                        <m:sty m:val="p"/>
+                      </m:rPr>
+                      <m:t>−</m:t>
+                    </m:r>
+                    <m:r>
+                      <m:t>1</m:t>
+                    </m:r>
+                  </m:e>
+                </m:eqArr>
+              </m:oMath>
+            </m:oMathPara>
+          </w:p>
+          <w:bookmarkEnd w:id="96"/>
         </w:tc>
       </w:tr>
     </w:tbl>
@@ -18972,13 +19160,13 @@
           </w:tcPr>
           <w:p>
             <w:pPr>
-              <w:pStyle w:val="BodyText"/>
+              <w:pStyle w:val="FirstParagraph"/>
             </w:pPr>
             <w:pPr>
               <w:spacing w:before="16" w:after="16"/>
             </w:pPr>
             <w:r>
-              <w:t xml:space="preserve">Solution</w:t>
+              <w:t xml:space="preserve">Proof</w:t>
             </w:r>
           </w:p>
         </w:tc>
@@ -18994,7 +19182,905 @@
               <w:bottom w:w="108" w:type="dxa"/>
             </w:tcMar>
           </w:tcPr>
-          <w:bookmarkStart w:id="94" w:name="sol-odds-probs"/>
+          <w:p>
+            <w:pPr>
+              <w:pStyle w:val="BodyText"/>
+            </w:pPr>
+            <w:r>
+              <w:rPr>
+                <w:i/>
+                <w:iCs/>
+              </w:rPr>
+              <w:t xml:space="preserve">Proof</w:t>
+            </w:r>
+            <w:r>
+              <w:t xml:space="preserve">. </w:t>
+            </w:r>
+            <w:r>
+              <w:t xml:space="preserve">Using</w:t>
+            </w:r>
+            <w:r>
+              <w:t xml:space="preserve"> </w:t>
+            </w:r>
+            <w:hyperlink w:anchor="def-odds">
+              <w:r>
+                <w:rPr>
+                  <w:rStyle w:val="Hyperlink"/>
+                </w:rPr>
+                <w:t xml:space="preserve">Definition 7</w:t>
+              </w:r>
+            </w:hyperlink>
+            <w:r>
+              <w:t xml:space="preserve"> </w:t>
+            </w:r>
+            <w:r>
+              <w:t xml:space="preserve">(applied to the event</w:t>
+            </w:r>
+            <w:r>
+              <w:t xml:space="preserve"> </w:t>
+            </w:r>
+            <m:oMath>
+              <m:r>
+                <m:rPr>
+                  <m:sty m:val="p"/>
+                </m:rPr>
+                <m:t>¬</m:t>
+              </m:r>
+              <m:r>
+                <m:t>A</m:t>
+              </m:r>
+            </m:oMath>
+            <w:r>
+              <w:t xml:space="preserve">)</w:t>
+            </w:r>
+            <w:r>
+              <w:t xml:space="preserve"> </w:t>
+            </w:r>
+            <w:r>
+              <w:t xml:space="preserve">and the</w:t>
+            </w:r>
+            <w:r>
+              <w:t xml:space="preserve"> </w:t>
+            </w:r>
+            <w:hyperlink r:id="rId70">
+              <w:r>
+                <w:rPr>
+                  <w:rStyle w:val="Hyperlink"/>
+                </w:rPr>
+                <w:t xml:space="preserve">complement rule</w:t>
+              </w:r>
+            </w:hyperlink>
+            <w:r>
+              <w:t xml:space="preserve">:</w:t>
+            </w:r>
+          </w:p>
+          <w:p>
+            <w:pPr>
+              <w:pStyle w:val="BodyText"/>
+            </w:pPr>
+            <m:oMathPara>
+              <m:oMathParaPr>
+                <m:jc m:val="center"/>
+              </m:oMathParaPr>
+              <m:oMath>
+                <m:eqArr>
+                  <m:e>
+                    <m:r>
+                      <m:t>ω</m:t>
+                    </m:r>
+                    <m:r>
+                      <m:rPr>
+                        <m:sty m:val="p"/>
+                      </m:rPr>
+                      <m:t>(</m:t>
+                    </m:r>
+                    <m:r>
+                      <m:rPr>
+                        <m:sty m:val="p"/>
+                      </m:rPr>
+                      <m:t>¬</m:t>
+                    </m:r>
+                    <m:r>
+                      <m:t>A</m:t>
+                    </m:r>
+                    <m:r>
+                      <m:rPr>
+                        <m:sty m:val="p"/>
+                      </m:rPr>
+                      <m:t>)</m:t>
+                    </m:r>
+                    <m:r>
+                      <m:t>&amp;</m:t>
+                    </m:r>
+                    <m:limUpp>
+                      <m:e>
+                        <m:r>
+                          <m:rPr>
+                            <m:sty m:val="p"/>
+                          </m:rPr>
+                          <m:t>=</m:t>
+                        </m:r>
+                      </m:e>
+                      <m:lim>
+                        <m:r>
+                          <m:rPr>
+                            <m:nor/>
+                            <m:sty m:val="p"/>
+                          </m:rPr>
+                          <m:t>def</m:t>
+                        </m:r>
+                      </m:lim>
+                    </m:limUpp>
+                    <m:f>
+                      <m:fPr>
+                        <m:type m:val="bar"/>
+                      </m:fPr>
+                      <m:num>
+                        <m:r>
+                          <m:rPr>
+                            <m:sty m:val="p"/>
+                          </m:rPr>
+                          <m:t>Pr</m:t>
+                        </m:r>
+                        <m:r>
+                          <m:rPr>
+                            <m:sty m:val="p"/>
+                          </m:rPr>
+                          <m:t>(</m:t>
+                        </m:r>
+                        <m:r>
+                          <m:rPr>
+                            <m:sty m:val="p"/>
+                          </m:rPr>
+                          <m:t>¬</m:t>
+                        </m:r>
+                        <m:r>
+                          <m:t>A</m:t>
+                        </m:r>
+                        <m:r>
+                          <m:rPr>
+                            <m:sty m:val="p"/>
+                          </m:rPr>
+                          <m:t>)</m:t>
+                        </m:r>
+                      </m:num>
+                      <m:den>
+                        <m:r>
+                          <m:rPr>
+                            <m:sty m:val="p"/>
+                          </m:rPr>
+                          <m:t>Pr</m:t>
+                        </m:r>
+                        <m:r>
+                          <m:rPr>
+                            <m:sty m:val="p"/>
+                          </m:rPr>
+                          <m:t>(</m:t>
+                        </m:r>
+                        <m:r>
+                          <m:rPr>
+                            <m:sty m:val="p"/>
+                          </m:rPr>
+                          <m:t>¬</m:t>
+                        </m:r>
+                        <m:r>
+                          <m:rPr>
+                            <m:sty m:val="p"/>
+                          </m:rPr>
+                          <m:t>¬</m:t>
+                        </m:r>
+                        <m:r>
+                          <m:t>A</m:t>
+                        </m:r>
+                        <m:r>
+                          <m:rPr>
+                            <m:sty m:val="p"/>
+                          </m:rPr>
+                          <m:t>)</m:t>
+                        </m:r>
+                      </m:den>
+                    </m:f>
+                    <m:r>
+                      <m:t>&amp;</m:t>
+                    </m:r>
+                    <m:r>
+                      <m:t>&amp;</m:t>
+                    </m:r>
+                    <m:r>
+                      <m:rPr>
+                        <m:nor/>
+                        <m:sty m:val="p"/>
+                      </m:rPr>
+                      <m:t>(definition of odds, applied to </m:t>
+                    </m:r>
+                    <m:r>
+                      <m:rPr>
+                        <m:sty m:val="p"/>
+                      </m:rPr>
+                      <m:t>¬</m:t>
+                    </m:r>
+                    <m:r>
+                      <m:t>A</m:t>
+                    </m:r>
+                    <m:r>
+                      <m:rPr>
+                        <m:nor/>
+                        <m:sty m:val="p"/>
+                      </m:rPr>
+                      <m:t>)</m:t>
+                    </m:r>
+                  </m:e>
+                  <m:e>
+                    <m:r>
+                      <m:t>&amp;</m:t>
+                    </m:r>
+                    <m:r>
+                      <m:rPr>
+                        <m:sty m:val="p"/>
+                      </m:rPr>
+                      <m:t>=</m:t>
+                    </m:r>
+                    <m:f>
+                      <m:fPr>
+                        <m:type m:val="bar"/>
+                      </m:fPr>
+                      <m:num>
+                        <m:r>
+                          <m:rPr>
+                            <m:sty m:val="p"/>
+                          </m:rPr>
+                          <m:t>Pr</m:t>
+                        </m:r>
+                        <m:r>
+                          <m:rPr>
+                            <m:sty m:val="p"/>
+                          </m:rPr>
+                          <m:t>(</m:t>
+                        </m:r>
+                        <m:r>
+                          <m:rPr>
+                            <m:sty m:val="p"/>
+                          </m:rPr>
+                          <m:t>¬</m:t>
+                        </m:r>
+                        <m:r>
+                          <m:t>A</m:t>
+                        </m:r>
+                        <m:r>
+                          <m:rPr>
+                            <m:sty m:val="p"/>
+                          </m:rPr>
+                          <m:t>)</m:t>
+                        </m:r>
+                      </m:num>
+                      <m:den>
+                        <m:r>
+                          <m:rPr>
+                            <m:sty m:val="p"/>
+                          </m:rPr>
+                          <m:t>Pr</m:t>
+                        </m:r>
+                        <m:r>
+                          <m:rPr>
+                            <m:sty m:val="p"/>
+                          </m:rPr>
+                          <m:t>(</m:t>
+                        </m:r>
+                        <m:r>
+                          <m:t>A</m:t>
+                        </m:r>
+                        <m:r>
+                          <m:rPr>
+                            <m:sty m:val="p"/>
+                          </m:rPr>
+                          <m:t>)</m:t>
+                        </m:r>
+                      </m:den>
+                    </m:f>
+                    <m:r>
+                      <m:t>&amp;</m:t>
+                    </m:r>
+                    <m:r>
+                      <m:t>&amp;</m:t>
+                    </m:r>
+                    <m:r>
+                      <m:rPr>
+                        <m:nor/>
+                        <m:sty m:val="p"/>
+                      </m:rPr>
+                      <m:t>(double negation: </m:t>
+                    </m:r>
+                    <m:r>
+                      <m:rPr>
+                        <m:sty m:val="p"/>
+                      </m:rPr>
+                      <m:t>¬</m:t>
+                    </m:r>
+                    <m:r>
+                      <m:rPr>
+                        <m:sty m:val="p"/>
+                      </m:rPr>
+                      <m:t>¬</m:t>
+                    </m:r>
+                    <m:r>
+                      <m:t>A</m:t>
+                    </m:r>
+                    <m:r>
+                      <m:rPr>
+                        <m:sty m:val="p"/>
+                      </m:rPr>
+                      <m:t>=</m:t>
+                    </m:r>
+                    <m:r>
+                      <m:t>A</m:t>
+                    </m:r>
+                    <m:r>
+                      <m:rPr>
+                        <m:nor/>
+                        <m:sty m:val="p"/>
+                      </m:rPr>
+                      <m:t>)</m:t>
+                    </m:r>
+                  </m:e>
+                  <m:e>
+                    <m:r>
+                      <m:t>&amp;</m:t>
+                    </m:r>
+                    <m:r>
+                      <m:rPr>
+                        <m:sty m:val="p"/>
+                      </m:rPr>
+                      <m:t>=</m:t>
+                    </m:r>
+                    <m:f>
+                      <m:fPr>
+                        <m:type m:val="bar"/>
+                      </m:fPr>
+                      <m:num>
+                        <m:r>
+                          <m:t>1</m:t>
+                        </m:r>
+                        <m:r>
+                          <m:rPr>
+                            <m:sty m:val="p"/>
+                          </m:rPr>
+                          <m:t>−</m:t>
+                        </m:r>
+                        <m:r>
+                          <m:t>π</m:t>
+                        </m:r>
+                      </m:num>
+                      <m:den>
+                        <m:r>
+                          <m:rPr>
+                            <m:sty m:val="p"/>
+                          </m:rPr>
+                          <m:t>Pr</m:t>
+                        </m:r>
+                        <m:r>
+                          <m:rPr>
+                            <m:sty m:val="p"/>
+                          </m:rPr>
+                          <m:t>(</m:t>
+                        </m:r>
+                        <m:r>
+                          <m:t>A</m:t>
+                        </m:r>
+                        <m:r>
+                          <m:rPr>
+                            <m:sty m:val="p"/>
+                          </m:rPr>
+                          <m:t>)</m:t>
+                        </m:r>
+                      </m:den>
+                    </m:f>
+                    <m:r>
+                      <m:t>&amp;</m:t>
+                    </m:r>
+                    <m:r>
+                      <m:t>&amp;</m:t>
+                    </m:r>
+                    <m:r>
+                      <m:rPr>
+                        <m:nor/>
+                        <m:sty m:val="p"/>
+                      </m:rPr>
+                      <m:t>(complement rule: </m:t>
+                    </m:r>
+                    <m:r>
+                      <m:rPr>
+                        <m:sty m:val="p"/>
+                      </m:rPr>
+                      <m:t>Pr</m:t>
+                    </m:r>
+                    <m:r>
+                      <m:rPr>
+                        <m:sty m:val="p"/>
+                      </m:rPr>
+                      <m:t>(</m:t>
+                    </m:r>
+                    <m:r>
+                      <m:rPr>
+                        <m:sty m:val="p"/>
+                      </m:rPr>
+                      <m:t>¬</m:t>
+                    </m:r>
+                    <m:r>
+                      <m:t>A</m:t>
+                    </m:r>
+                    <m:r>
+                      <m:rPr>
+                        <m:sty m:val="p"/>
+                      </m:rPr>
+                      <m:t>)</m:t>
+                    </m:r>
+                    <m:r>
+                      <m:rPr>
+                        <m:sty m:val="p"/>
+                      </m:rPr>
+                      <m:t>=</m:t>
+                    </m:r>
+                    <m:r>
+                      <m:t>1</m:t>
+                    </m:r>
+                    <m:r>
+                      <m:rPr>
+                        <m:sty m:val="p"/>
+                      </m:rPr>
+                      <m:t>−</m:t>
+                    </m:r>
+                    <m:r>
+                      <m:t>π</m:t>
+                    </m:r>
+                    <m:r>
+                      <m:rPr>
+                        <m:nor/>
+                        <m:sty m:val="p"/>
+                      </m:rPr>
+                      <m:t>)</m:t>
+                    </m:r>
+                  </m:e>
+                  <m:e>
+                    <m:r>
+                      <m:t>&amp;</m:t>
+                    </m:r>
+                    <m:r>
+                      <m:rPr>
+                        <m:sty m:val="p"/>
+                      </m:rPr>
+                      <m:t>=</m:t>
+                    </m:r>
+                    <m:f>
+                      <m:fPr>
+                        <m:type m:val="bar"/>
+                      </m:fPr>
+                      <m:num>
+                        <m:r>
+                          <m:t>1</m:t>
+                        </m:r>
+                        <m:r>
+                          <m:rPr>
+                            <m:sty m:val="p"/>
+                          </m:rPr>
+                          <m:t>−</m:t>
+                        </m:r>
+                        <m:r>
+                          <m:t>π</m:t>
+                        </m:r>
+                      </m:num>
+                      <m:den>
+                        <m:r>
+                          <m:t>π</m:t>
+                        </m:r>
+                      </m:den>
+                    </m:f>
+                    <m:r>
+                      <m:t>&amp;</m:t>
+                    </m:r>
+                    <m:r>
+                      <m:t>&amp;</m:t>
+                    </m:r>
+                    <m:r>
+                      <m:rPr>
+                        <m:nor/>
+                        <m:sty m:val="p"/>
+                      </m:rPr>
+                      <m:t>(</m:t>
+                    </m:r>
+                    <m:r>
+                      <m:rPr>
+                        <m:sty m:val="p"/>
+                      </m:rPr>
+                      <m:t>Pr</m:t>
+                    </m:r>
+                    <m:r>
+                      <m:rPr>
+                        <m:sty m:val="p"/>
+                      </m:rPr>
+                      <m:t>(</m:t>
+                    </m:r>
+                    <m:r>
+                      <m:t>A</m:t>
+                    </m:r>
+                    <m:r>
+                      <m:rPr>
+                        <m:sty m:val="p"/>
+                      </m:rPr>
+                      <m:t>)</m:t>
+                    </m:r>
+                    <m:r>
+                      <m:rPr>
+                        <m:sty m:val="p"/>
+                      </m:rPr>
+                      <m:t>=</m:t>
+                    </m:r>
+                    <m:r>
+                      <m:t>π</m:t>
+                    </m:r>
+                    <m:r>
+                      <m:rPr>
+                        <m:nor/>
+                        <m:sty m:val="p"/>
+                      </m:rPr>
+                      <m:t> by definition)</m:t>
+                    </m:r>
+                  </m:e>
+                  <m:e>
+                    <m:r>
+                      <m:t>&amp;</m:t>
+                    </m:r>
+                    <m:r>
+                      <m:rPr>
+                        <m:sty m:val="p"/>
+                      </m:rPr>
+                      <m:t>=</m:t>
+                    </m:r>
+                    <m:f>
+                      <m:fPr>
+                        <m:type m:val="bar"/>
+                      </m:fPr>
+                      <m:num>
+                        <m:r>
+                          <m:t>1</m:t>
+                        </m:r>
+                      </m:num>
+                      <m:den>
+                        <m:r>
+                          <m:t>π</m:t>
+                        </m:r>
+                      </m:den>
+                    </m:f>
+                    <m:r>
+                      <m:rPr>
+                        <m:sty m:val="p"/>
+                      </m:rPr>
+                      <m:t>−</m:t>
+                    </m:r>
+                    <m:f>
+                      <m:fPr>
+                        <m:type m:val="bar"/>
+                      </m:fPr>
+                      <m:num>
+                        <m:r>
+                          <m:t>π</m:t>
+                        </m:r>
+                      </m:num>
+                      <m:den>
+                        <m:r>
+                          <m:t>π</m:t>
+                        </m:r>
+                      </m:den>
+                    </m:f>
+                    <m:r>
+                      <m:t>&amp;</m:t>
+                    </m:r>
+                    <m:r>
+                      <m:t>&amp;</m:t>
+                    </m:r>
+                    <m:r>
+                      <m:rPr>
+                        <m:nor/>
+                        <m:sty m:val="p"/>
+                      </m:rPr>
+                      <m:t>(split the fraction)</m:t>
+                    </m:r>
+                  </m:e>
+                  <m:e>
+                    <m:r>
+                      <m:t>&amp;</m:t>
+                    </m:r>
+                    <m:r>
+                      <m:rPr>
+                        <m:sty m:val="p"/>
+                      </m:rPr>
+                      <m:t>=</m:t>
+                    </m:r>
+                    <m:f>
+                      <m:fPr>
+                        <m:type m:val="bar"/>
+                      </m:fPr>
+                      <m:num>
+                        <m:r>
+                          <m:t>1</m:t>
+                        </m:r>
+                      </m:num>
+                      <m:den>
+                        <m:r>
+                          <m:t>π</m:t>
+                        </m:r>
+                      </m:den>
+                    </m:f>
+                    <m:r>
+                      <m:rPr>
+                        <m:sty m:val="p"/>
+                      </m:rPr>
+                      <m:t>−</m:t>
+                    </m:r>
+                    <m:r>
+                      <m:t>1</m:t>
+                    </m:r>
+                    <m:r>
+                      <m:t>&amp;</m:t>
+                    </m:r>
+                    <m:r>
+                      <m:t>&amp;</m:t>
+                    </m:r>
+                    <m:r>
+                      <m:rPr>
+                        <m:nor/>
+                        <m:sty m:val="p"/>
+                      </m:rPr>
+                      <m:t>(cancel: </m:t>
+                    </m:r>
+                    <m:r>
+                      <m:t>π</m:t>
+                    </m:r>
+                    <m:r>
+                      <m:rPr>
+                        <m:sty m:val="p"/>
+                      </m:rPr>
+                      <m:t>/</m:t>
+                    </m:r>
+                    <m:r>
+                      <m:t>π</m:t>
+                    </m:r>
+                    <m:r>
+                      <m:rPr>
+                        <m:sty m:val="p"/>
+                      </m:rPr>
+                      <m:t>=</m:t>
+                    </m:r>
+                    <m:r>
+                      <m:t>1</m:t>
+                    </m:r>
+                    <m:r>
+                      <m:rPr>
+                        <m:nor/>
+                        <m:sty m:val="p"/>
+                      </m:rPr>
+                      <m:t>)</m:t>
+                    </m:r>
+                  </m:e>
+                  <m:e>
+                    <m:r>
+                      <m:t>&amp;</m:t>
+                    </m:r>
+                    <m:r>
+                      <m:rPr>
+                        <m:sty m:val="p"/>
+                      </m:rPr>
+                      <m:t>=</m:t>
+                    </m:r>
+                    <m:sSup>
+                      <m:e>
+                        <m:r>
+                          <m:t>π</m:t>
+                        </m:r>
+                      </m:e>
+                      <m:sup>
+                        <m:r>
+                          <m:rPr>
+                            <m:sty m:val="p"/>
+                          </m:rPr>
+                          <m:t>−</m:t>
+                        </m:r>
+                        <m:r>
+                          <m:t>1</m:t>
+                        </m:r>
+                      </m:sup>
+                    </m:sSup>
+                    <m:r>
+                      <m:rPr>
+                        <m:sty m:val="p"/>
+                      </m:rPr>
+                      <m:t>−</m:t>
+                    </m:r>
+                    <m:r>
+                      <m:t>1</m:t>
+                    </m:r>
+                    <m:r>
+                      <m:t>&amp;</m:t>
+                    </m:r>
+                    <m:r>
+                      <m:t>&amp;</m:t>
+                    </m:r>
+                    <m:r>
+                      <m:rPr>
+                        <m:nor/>
+                        <m:sty m:val="p"/>
+                      </m:rPr>
+                      <m:t>(rewrite the reciprocal as a </m:t>
+                    </m:r>
+                    <m:r>
+                      <m:rPr>
+                        <m:sty m:val="p"/>
+                      </m:rPr>
+                      <m:t>−</m:t>
+                    </m:r>
+                    <m:r>
+                      <m:t>1</m:t>
+                    </m:r>
+                    <m:r>
+                      <m:rPr>
+                        <m:nor/>
+                        <m:sty m:val="p"/>
+                      </m:rPr>
+                      <m:t> power)</m:t>
+                    </m:r>
+                  </m:e>
+                </m:eqArr>
+              </m:oMath>
+            </m:oMathPara>
+          </w:p>
+          <w:p/>
+        </w:tc>
+      </w:tr>
+    </w:tbl>
+    <w:bookmarkStart w:id="102" w:name="odds-of-rare-events"/>
+    <w:p>
+      <w:pPr>
+        <w:pStyle w:val="Heading4"/>
+      </w:pPr>
+      <w:r>
+        <w:t xml:space="preserve">Odds of rare events</w:t>
+      </w:r>
+    </w:p>
+    <w:tbl>
+      <w:tblPr>
+        <w:tblStyle w:val="Table"/>
+        <w:tblInd w:w="164" w:type="dxa"/>
+        <w:tblBorders>
+          <w:left w:val="single" w:sz="24" w:space="0" w:color="909090"/>
+        </w:tblBorders>
+        <w:tblCellMar>
+          <w:left w:w="0" w:type="dxa"/>
+          <w:right w:w="0" w:type="dxa"/>
+        </w:tblCellMar>
+        <w:tblLook w:firstRow="0" w:lastRow="0" w:firstColumn="0" w:lastColumn="0" w:noHBand="0" w:noVBand="0" w:val="0000"/>
+      </w:tblPr>
+      <w:tblGrid>
+        <w:gridCol w:w="7920"/>
+      </w:tblGrid>
+      <w:tr>
+        <w:trPr>
+          <w:cantSplit/>
+        </w:trPr>
+        <w:tc>
+          <w:tcPr>
+            <w:tcMar>
+              <w:left w:w="144" w:type="dxa"/>
+            </w:tcMar>
+          </w:tcPr>
+          <w:p>
+            <w:pPr>
+              <w:pStyle w:val="FirstParagraph"/>
+            </w:pPr>
+            <w:pPr>
+              <w:spacing w:before="16" w:after="64"/>
+            </w:pPr>
+          </w:p>
+          <w:bookmarkStart w:id="97" w:name="exr-odds-probs"/>
+          <w:p>
+            <w:pPr>
+              <w:pStyle w:val="BodyText"/>
+            </w:pPr>
+            <w:r>
+              <w:rPr>
+                <w:b/>
+                <w:bCs/>
+              </w:rPr>
+              <w:t xml:space="preserve">Exercise 13</w:t>
+            </w:r>
+            <w:r>
+              <w:t xml:space="preserve"> </w:t>
+            </w:r>
+            <w:r>
+              <w:t xml:space="preserve">What odds value corresponds to the probability</w:t>
+            </w:r>
+            <w:r>
+              <w:t xml:space="preserve"> </w:t>
+            </w:r>
+            <m:oMath>
+              <m:r>
+                <m:t>π</m:t>
+              </m:r>
+              <m:r>
+                <m:rPr>
+                  <m:sty m:val="p"/>
+                </m:rPr>
+                <m:t>=</m:t>
+              </m:r>
+              <m:r>
+                <m:t>0.2</m:t>
+              </m:r>
+            </m:oMath>
+            <w:r>
+              <w:t xml:space="preserve">,</w:t>
+            </w:r>
+            <w:r>
+              <w:t xml:space="preserve"> </w:t>
+            </w:r>
+            <w:r>
+              <w:t xml:space="preserve">and what is the numerical difference between these two values?</w:t>
+            </w:r>
+          </w:p>
+          <w:bookmarkEnd w:id="97"/>
+        </w:tc>
+      </w:tr>
+    </w:tbl>
+    <w:tbl>
+      <w:tblPr>
+        <w:tblStyle w:val="Table"/>
+        <w:tblLook w:firstRow="0" w:lastRow="0" w:firstColumn="0" w:lastColumn="0" w:noHBand="0" w:noVBand="0" w:val="0000"/>
+        <w:tblBorders>
+          <w:top w:val="single" w:sz="4" w:space="0" w:color="909090"/>
+          <w:left w:val="single" w:sz="24" w:space="0" w:color="909090"/>
+          <w:bottom w:val="single" w:sz="4" w:space="0" w:color="909090"/>
+          <w:right w:val="single" w:sz="4" w:space="0" w:color="909090"/>
+        </w:tblBorders>
+        <w:tblCellMar>
+          <w:left w:w="144" w:type="dxa"/>
+          <w:right w:w="144" w:type="dxa"/>
+        </w:tblCellMar>
+        <w:tblLook w:firstRow="0" w:lastRow="0" w:firstColumn="0" w:lastColumn="0" w:noHBand="0" w:noVBand="0" w:val="0000"/>
+      </w:tblPr>
+      <w:tr>
+        <w:trPr>
+          <w:cantSplit/>
+        </w:trPr>
+        <w:tc>
+          <w:tcPr>
+            <w:shd w:color="auto" w:fill="e6e6e6" w:val="clear"/>
+            <w:tcMar>
+              <w:top w:w="92" w:type="dxa"/>
+              <w:bottom w:w="92" w:type="dxa"/>
+            </w:tcMar>
+          </w:tcPr>
+          <w:p>
+            <w:pPr>
+              <w:pStyle w:val="BodyText"/>
+            </w:pPr>
+            <w:pPr>
+              <w:spacing w:before="16" w:after="16"/>
+            </w:pPr>
+            <w:r>
+              <w:t xml:space="preserve">Solution</w:t>
+            </w:r>
+          </w:p>
+        </w:tc>
+      </w:tr>
+      <w:tr>
+        <w:trPr>
+          <w:cantSplit/>
+        </w:trPr>
+        <w:tc>
+          <w:tcPr>
+            <w:tcMar>
+              <w:top w:w="108" w:type="dxa"/>
+              <w:bottom w:w="108" w:type="dxa"/>
+            </w:tcMar>
+          </w:tcPr>
+          <w:bookmarkStart w:id="98" w:name="sol-odds-probs"/>
           <w:p>
             <w:pPr>
               <w:pStyle w:val="BodyText"/>
@@ -19170,7 +20256,7 @@
               </m:oMath>
             </m:oMathPara>
           </w:p>
-          <w:bookmarkEnd w:id="94"/>
+          <w:bookmarkEnd w:id="98"/>
           <w:p/>
         </w:tc>
       </w:tr>
@@ -19209,7 +20295,7 @@
               <w:spacing w:before="16" w:after="64"/>
             </w:pPr>
           </w:p>
-          <w:bookmarkStart w:id="95" w:name="exr-odds-minus-probs"/>
+          <w:bookmarkStart w:id="99" w:name="exr-odds-minus-probs"/>
           <w:p>
             <w:pPr>
               <w:pStyle w:val="BodyText"/>
@@ -19276,7 +20362,7 @@
               <w:t xml:space="preserve">.</w:t>
             </w:r>
           </w:p>
-          <w:bookmarkEnd w:id="95"/>
+          <w:bookmarkEnd w:id="99"/>
         </w:tc>
       </w:tr>
     </w:tbl>
@@ -19332,7 +20418,7 @@
               <w:bottom w:w="108" w:type="dxa"/>
             </w:tcMar>
           </w:tcPr>
-          <w:bookmarkStart w:id="96" w:name="sol-odds-minus-probs"/>
+          <w:bookmarkStart w:id="100" w:name="sol-odds-minus-probs"/>
           <w:p>
             <w:pPr>
               <w:pStyle w:val="BodyText"/>
@@ -19825,7 +20911,7 @@
               </m:oMath>
             </m:oMathPara>
           </w:p>
-          <w:bookmarkEnd w:id="96"/>
+          <w:bookmarkEnd w:id="100"/>
           <w:p/>
         </w:tc>
       </w:tr>
@@ -19864,7 +20950,7 @@
               <w:spacing w:before="16" w:after="64"/>
             </w:pPr>
           </w:p>
-          <w:bookmarkStart w:id="97" w:name="thm-odds-minus-probs"/>
+          <w:bookmarkStart w:id="101" w:name="thm-odds-minus-probs"/>
           <w:p>
             <w:pPr>
               <w:pStyle w:val="BodyText"/>
@@ -19987,7 +21073,7 @@
               </m:oMath>
             </m:oMathPara>
           </w:p>
-          <w:bookmarkEnd w:id="97"/>
+          <w:bookmarkEnd w:id="101"/>
         </w:tc>
       </w:tr>
     </w:tbl>
@@ -20256,9 +21342,9 @@
         <w:t xml:space="preserve">.</w:t>
       </w:r>
     </w:p>
-    <w:bookmarkEnd w:id="98"/>
-    <w:bookmarkEnd w:id="99"/>
-    <w:bookmarkStart w:id="119" w:name="the-inverse-odds-function"/>
+    <w:bookmarkEnd w:id="102"/>
+    <w:bookmarkEnd w:id="103"/>
+    <w:bookmarkStart w:id="123" w:name="the-inverse-odds-function"/>
     <w:p>
       <w:pPr>
         <w:pStyle w:val="Heading3"/>
@@ -20301,7 +21387,7 @@
               <w:spacing w:before="16" w:after="64"/>
             </w:pPr>
           </w:p>
-          <w:bookmarkStart w:id="100" w:name="exr-odds-to-prob"/>
+          <w:bookmarkStart w:id="104" w:name="exr-odds-to-prob"/>
           <w:p>
             <w:pPr>
               <w:pStyle w:val="BodyText"/>
@@ -20452,7 +21538,7 @@
               <w:t xml:space="preserve">?</w:t>
             </w:r>
           </w:p>
-          <w:bookmarkEnd w:id="100"/>
+          <w:bookmarkEnd w:id="104"/>
         </w:tc>
       </w:tr>
     </w:tbl>
@@ -20508,7 +21594,7 @@
               <w:bottom w:w="108" w:type="dxa"/>
             </w:tcMar>
           </w:tcPr>
-          <w:bookmarkStart w:id="101" w:name="sol-odds-to-prob"/>
+          <w:bookmarkStart w:id="105" w:name="sol-odds-to-prob"/>
           <w:p>
             <w:pPr>
               <w:pStyle w:val="BodyText"/>
@@ -20996,7 +22082,7 @@
               </m:oMath>
             </m:oMathPara>
           </w:p>
-          <w:bookmarkEnd w:id="101"/>
+          <w:bookmarkEnd w:id="105"/>
           <w:p/>
         </w:tc>
       </w:tr>
@@ -21035,7 +22121,7 @@
               <w:spacing w:before="16" w:after="64"/>
             </w:pPr>
           </w:p>
-          <w:bookmarkStart w:id="103" w:name="thm-odds-to-prob"/>
+          <w:bookmarkStart w:id="107" w:name="thm-odds-to-prob"/>
           <w:p>
             <w:pPr>
               <w:pStyle w:val="BodyText"/>
@@ -21098,7 +22184,7 @@
             <w:pPr>
               <w:pStyle w:val="BodyText"/>
             </w:pPr>
-            <w:bookmarkStart w:id="102" w:name="eq-prob-from-odds"/>
+            <w:bookmarkStart w:id="106" w:name="eq-prob-from-odds"/>
             <m:oMathPara>
               <m:oMathParaPr>
                 <m:jc m:val="center"/>
@@ -21147,7 +22233,7 @@
                   <m:t>(</m:t>
                 </m:r>
                 <m:r>
-                  <m:t>11</m:t>
+                  <m:t>14</m:t>
                 </m:r>
                 <m:r>
                   <m:rPr>
@@ -21157,9 +22243,9 @@
                 </m:r>
               </m:oMath>
             </m:oMathPara>
-            <w:bookmarkEnd w:id="102"/>
+            <w:bookmarkEnd w:id="106"/>
           </w:p>
-          <w:bookmarkEnd w:id="103"/>
+          <w:bookmarkEnd w:id="107"/>
         </w:tc>
       </w:tr>
     </w:tbl>
@@ -21302,7 +22388,7 @@
               <w:spacing w:before="16" w:after="64"/>
             </w:pPr>
           </w:p>
-          <w:bookmarkStart w:id="105" w:name="def-inv-odds"/>
+          <w:bookmarkStart w:id="109" w:name="def-inv-odds"/>
           <w:p>
             <w:pPr>
               <w:pStyle w:val="BodyText"/>
@@ -21319,7 +22405,7 @@
             <w:pPr>
               <w:pStyle w:val="BodyText"/>
             </w:pPr>
-            <w:bookmarkStart w:id="104" w:name="eq-invodds-fn"/>
+            <w:bookmarkStart w:id="108" w:name="eq-invodds-fn"/>
             <m:oMathPara>
               <m:oMathParaPr>
                 <m:jc m:val="center"/>
@@ -21403,7 +22489,7 @@
                   <m:t>(</m:t>
                 </m:r>
                 <m:r>
-                  <m:t>12</m:t>
+                  <m:t>15</m:t>
                 </m:r>
                 <m:r>
                   <m:rPr>
@@ -21413,7 +22499,7 @@
                 </m:r>
               </m:oMath>
             </m:oMathPara>
-            <w:bookmarkEnd w:id="104"/>
+            <w:bookmarkEnd w:id="108"/>
           </w:p>
           <w:p>
             <w:pPr>
@@ -21436,7 +22522,7 @@
               <w:t xml:space="preserve">.</w:t>
             </w:r>
           </w:p>
-          <w:bookmarkEnd w:id="105"/>
+          <w:bookmarkEnd w:id="109"/>
         </w:tc>
       </w:tr>
     </w:tbl>
@@ -21474,7 +22560,7 @@
               <w:spacing w:before="16" w:after="64"/>
             </w:pPr>
           </w:p>
-          <w:bookmarkStart w:id="106" w:name="cor-invodds-pi"/>
+          <w:bookmarkStart w:id="110" w:name="cor-invodds-pi"/>
           <w:p>
             <w:pPr>
               <w:pStyle w:val="BodyText"/>
@@ -21533,7 +22619,7 @@
               </m:oMath>
             </m:oMathPara>
           </w:p>
-          <w:bookmarkEnd w:id="106"/>
+          <w:bookmarkEnd w:id="110"/>
         </w:tc>
       </w:tr>
     </w:tbl>
@@ -21676,7 +22762,7 @@
               <w:spacing w:before="16" w:after="64"/>
             </w:pPr>
           </w:p>
-          <w:bookmarkStart w:id="107" w:name="cor-invodds-odds-inv"/>
+          <w:bookmarkStart w:id="111" w:name="cor-invodds-odds-inv"/>
           <w:p>
             <w:pPr>
               <w:pStyle w:val="BodyText"/>
@@ -21772,7 +22858,7 @@
               </m:oMath>
             </m:oMathPara>
           </w:p>
-          <w:bookmarkEnd w:id="107"/>
+          <w:bookmarkEnd w:id="111"/>
         </w:tc>
       </w:tr>
     </w:tbl>
@@ -22321,7 +23407,7 @@
       <w:tr>
         <w:tc>
           <w:tcPr/>
-          <w:bookmarkStart w:id="111" w:name="fig-inv-odds"/>
+          <w:bookmarkStart w:id="115" w:name="fig-inv-odds"/>
           <w:p>
             <w:pPr>
               <w:pStyle w:val="SourceCode"/>
@@ -22817,18 +23903,18 @@
                 <wp:inline>
                   <wp:extent cx="4620126" cy="3696101"/>
                   <wp:effectExtent b="0" l="0" r="0" t="0"/>
-                  <wp:docPr descr="" title="" id="109" name="Picture"/>
+                  <wp:docPr descr="" title="" id="113" name="Picture"/>
                   <a:graphic>
                     <a:graphicData uri="http://schemas.openxmlformats.org/drawingml/2006/picture">
                       <pic:pic>
                         <pic:nvPicPr>
-                          <pic:cNvPr descr="binary-outcome-associations_files/figure-docx/unnamed-chunk-4-1.png" id="110" name="Picture"/>
+                          <pic:cNvPr descr="binary-outcome-associations_files/figure-docx/unnamed-chunk-4-1.png" id="114" name="Picture"/>
                           <pic:cNvPicPr>
                             <a:picLocks noChangeArrowheads="1" noChangeAspect="1"/>
                           </pic:cNvPicPr>
                         </pic:nvPicPr>
                         <pic:blipFill>
-                          <a:blip r:embed="rId108"/>
+                          <a:blip r:embed="rId112"/>
                           <a:stretch>
                             <a:fillRect/>
                           </a:stretch>
@@ -22898,7 +23984,7 @@
               </m:r>
             </m:oMath>
           </w:p>
-          <w:bookmarkEnd w:id="111"/>
+          <w:bookmarkEnd w:id="115"/>
         </w:tc>
       </w:tr>
     </w:tbl>
@@ -22936,7 +24022,7 @@
               <w:spacing w:before="16" w:after="64"/>
             </w:pPr>
           </w:p>
-          <w:bookmarkStart w:id="112" w:name="exr-odds-probs"/>
+          <w:bookmarkStart w:id="116" w:name="exr-odds-probs"/>
           <w:p>
             <w:pPr>
               <w:pStyle w:val="BodyText"/>
@@ -22975,7 +24061,7 @@
               <w:t xml:space="preserve">, and what is the numerical difference between these two values?</w:t>
             </w:r>
           </w:p>
-          <w:bookmarkEnd w:id="112"/>
+          <w:bookmarkEnd w:id="116"/>
         </w:tc>
       </w:tr>
     </w:tbl>
@@ -23275,7 +24361,7 @@
               <w:spacing w:before="16" w:after="64"/>
             </w:pPr>
           </w:p>
-          <w:bookmarkStart w:id="114" w:name="lem-invodds-simplified"/>
+          <w:bookmarkStart w:id="118" w:name="lem-invodds-simplified"/>
           <w:p>
             <w:pPr>
               <w:pStyle w:val="BodyText"/>
@@ -23306,7 +24392,7 @@
             <w:pPr>
               <w:pStyle w:val="BodyText"/>
             </w:pPr>
-            <w:bookmarkStart w:id="113" w:name="eq-inv-odds-reduced"/>
+            <w:bookmarkStart w:id="117" w:name="eq-inv-odds-reduced"/>
             <m:oMathPara>
               <m:oMathParaPr>
                 <m:jc m:val="center"/>
@@ -23464,7 +24550,7 @@
                   <m:t>(</m:t>
                 </m:r>
                 <m:r>
-                  <m:t>13</m:t>
+                  <m:t>16</m:t>
                 </m:r>
                 <m:r>
                   <m:rPr>
@@ -23474,9 +24560,9 @@
                 </m:r>
               </m:oMath>
             </m:oMathPara>
-            <w:bookmarkEnd w:id="113"/>
+            <w:bookmarkEnd w:id="117"/>
           </w:p>
-          <w:bookmarkEnd w:id="114"/>
+          <w:bookmarkEnd w:id="118"/>
         </w:tc>
       </w:tr>
     </w:tbl>
@@ -23514,7 +24600,7 @@
               <w:spacing w:before="16" w:after="64"/>
             </w:pPr>
           </w:p>
-          <w:bookmarkStart w:id="115" w:name="exr-inv-odds2"/>
+          <w:bookmarkStart w:id="119" w:name="exr-inv-odds2"/>
           <w:p>
             <w:pPr>
               <w:pStyle w:val="BodyText"/>
@@ -23540,7 +24626,7 @@
                 <w:rPr>
                   <w:rStyle w:val="Hyperlink"/>
                 </w:rPr>
-                <w:t xml:space="preserve">Equation 13</w:t>
+                <w:t xml:space="preserve">Equation 16</w:t>
               </w:r>
             </w:hyperlink>
             <w:r>
@@ -23564,7 +24650,7 @@
               <w:t xml:space="preserve">.</w:t>
             </w:r>
           </w:p>
-          <w:bookmarkEnd w:id="115"/>
+          <w:bookmarkEnd w:id="119"/>
         </w:tc>
       </w:tr>
     </w:tbl>
@@ -23620,7 +24706,7 @@
               <w:bottom w:w="108" w:type="dxa"/>
             </w:tcMar>
           </w:tcPr>
-          <w:bookmarkStart w:id="116" w:name="sol-inv-odds2"/>
+          <w:bookmarkStart w:id="120" w:name="sol-inv-odds2"/>
           <w:p>
             <w:pPr>
               <w:pStyle w:val="BodyText"/>
@@ -23653,7 +24739,7 @@
               <w:t xml:space="preserve">.</w:t>
             </w:r>
           </w:p>
-          <w:bookmarkEnd w:id="116"/>
+          <w:bookmarkEnd w:id="120"/>
           <w:p/>
         </w:tc>
       </w:tr>
@@ -23692,7 +24778,7 @@
               <w:spacing w:before="16" w:after="64"/>
             </w:pPr>
           </w:p>
-          <w:bookmarkStart w:id="117" w:name="lem-one-minus-odds-inv"/>
+          <w:bookmarkStart w:id="121" w:name="lem-one-minus-odds-inv"/>
           <w:p>
             <w:pPr>
               <w:pStyle w:val="BodyText"/>
@@ -23759,7 +24845,7 @@
               </m:oMath>
             </m:oMathPara>
           </w:p>
-          <w:bookmarkEnd w:id="117"/>
+          <w:bookmarkEnd w:id="121"/>
         </w:tc>
       </w:tr>
     </w:tbl>
@@ -24182,7 +25268,7 @@
               <w:spacing w:before="16" w:after="64"/>
             </w:pPr>
           </w:p>
-          <w:bookmarkStart w:id="118" w:name="cor-inverse-odds-nonevent"/>
+          <w:bookmarkStart w:id="122" w:name="cor-inverse-odds-nonevent"/>
           <w:p>
             <w:pPr>
               <w:pStyle w:val="BodyText"/>
@@ -24249,12 +25335,12 @@
               </m:oMath>
             </m:oMathPara>
           </w:p>
-          <w:bookmarkEnd w:id="118"/>
+          <w:bookmarkEnd w:id="122"/>
         </w:tc>
       </w:tr>
     </w:tbl>
-    <w:bookmarkEnd w:id="119"/>
-    <w:bookmarkStart w:id="153" w:name="odds-ratios"/>
+    <w:bookmarkEnd w:id="123"/>
+    <w:bookmarkStart w:id="157" w:name="odds-ratios"/>
     <w:p>
       <w:pPr>
         <w:pStyle w:val="Heading3"/>
@@ -24305,7 +25391,7 @@
               <w:spacing w:before="16" w:after="64"/>
             </w:pPr>
           </w:p>
-          <w:bookmarkStart w:id="120" w:name="def-OR"/>
+          <w:bookmarkStart w:id="124" w:name="def-OR"/>
           <w:p>
             <w:pPr>
               <w:pStyle w:val="BodyText"/>
@@ -24399,7 +25485,11 @@
               </m:oMathParaPr>
               <m:oMath>
                 <m:r>
-                  <m:t>θ</m:t>
+                  <m:rPr>
+                    <m:nor/>
+                    <m:sty m:val="p"/>
+                  </m:rPr>
+                  <m:t>ϙ</m:t>
                 </m:r>
                 <m:r>
                   <m:rPr>
@@ -24498,7 +25588,7 @@
               </m:oMath>
             </m:oMathPara>
           </w:p>
-          <w:bookmarkEnd w:id="120"/>
+          <w:bookmarkEnd w:id="124"/>
         </w:tc>
       </w:tr>
     </w:tbl>
@@ -24611,7 +25701,7 @@
               <w:spacing w:before="16" w:after="64"/>
             </w:pPr>
           </w:p>
-          <w:bookmarkStart w:id="121" w:name="thm-or-ratio-ratio"/>
+          <w:bookmarkStart w:id="125" w:name="thm-or-ratio-ratio"/>
           <w:p>
             <w:pPr>
               <w:pStyle w:val="BodyText"/>
@@ -24636,7 +25726,11 @@
                 <m:eqArr>
                   <m:e>
                     <m:r>
-                      <m:t>θ</m:t>
+                      <m:rPr>
+                        <m:nor/>
+                        <m:sty m:val="p"/>
+                      </m:rPr>
+                      <m:t>ϙ</m:t>
                     </m:r>
                     <m:r>
                       <m:rPr>
@@ -24863,7 +25957,7 @@
               </m:oMath>
             </m:oMathPara>
           </w:p>
-          <w:bookmarkEnd w:id="121"/>
+          <w:bookmarkEnd w:id="125"/>
         </w:tc>
       </w:tr>
     </w:tbl>
@@ -24946,7 +26040,11 @@
                 <m:eqArr>
                   <m:e>
                     <m:r>
-                      <m:t>θ</m:t>
+                      <m:rPr>
+                        <m:nor/>
+                        <m:sty m:val="p"/>
+                      </m:rPr>
+                      <m:t>ϙ</m:t>
                     </m:r>
                     <m:r>
                       <m:rPr>
@@ -25268,7 +26366,7 @@
               <w:bottom w:w="108" w:type="dxa"/>
             </w:tcMar>
           </w:tcPr>
-          <w:bookmarkStart w:id="122" w:name="exm-or-ratio-ratio"/>
+          <w:bookmarkStart w:id="126" w:name="exm-or-ratio-ratio"/>
           <w:p>
             <w:pPr>
               <w:pStyle w:val="BodyText"/>
@@ -25278,7 +26376,7 @@
                 <w:b/>
                 <w:bCs/>
               </w:rPr>
-              <w:t xml:space="preserve">Example 10 (The OC-MI odds ratio as a ratio of ratios)</w:t>
+              <w:t xml:space="preserve">Example 11 (The OC-MI odds ratio as a ratio of ratios)</w:t>
             </w:r>
             <w:r>
               <w:t xml:space="preserve"> </w:t>
@@ -25459,7 +26557,11 @@
                 <m:eqArr>
                   <m:e>
                     <m:r>
-                      <m:t>θ</m:t>
+                      <m:rPr>
+                        <m:nor/>
+                        <m:sty m:val="p"/>
+                      </m:rPr>
+                      <m:t>ϙ</m:t>
                     </m:r>
                     <m:r>
                       <m:rPr>
@@ -26060,7 +27162,7 @@
               </m:oMath>
             </m:oMathPara>
           </w:p>
-          <w:bookmarkEnd w:id="122"/>
+          <w:bookmarkEnd w:id="126"/>
           <w:p/>
         </w:tc>
       </w:tr>
@@ -26117,7 +27219,7 @@
               <w:bottom w:w="108" w:type="dxa"/>
             </w:tcMar>
           </w:tcPr>
-          <w:bookmarkStart w:id="123" w:name="exm-OR"/>
+          <w:bookmarkStart w:id="127" w:name="exm-OR"/>
           <w:p>
             <w:pPr>
               <w:pStyle w:val="BodyText"/>
@@ -26127,7 +27229,7 @@
                 <w:b/>
                 <w:bCs/>
               </w:rPr>
-              <w:t xml:space="preserve">Example 11 (Calculating odds ratios)</w:t>
+              <w:t xml:space="preserve">Example 12 (Calculating odds ratios)</w:t>
             </w:r>
             <w:r>
               <w:t xml:space="preserve"> </w:t>
@@ -26162,7 +27264,11 @@
                 <m:eqArr>
                   <m:e>
                     <m:r>
-                      <m:t>θ</m:t>
+                      <m:rPr>
+                        <m:nor/>
+                        <m:sty m:val="p"/>
+                      </m:rPr>
+                      <m:t>ϙ</m:t>
                     </m:r>
                     <m:r>
                       <m:rPr>
@@ -26366,12 +27472,12 @@
               </m:oMath>
             </m:oMathPara>
           </w:p>
-          <w:bookmarkEnd w:id="123"/>
+          <w:bookmarkEnd w:id="127"/>
           <w:p/>
         </w:tc>
       </w:tr>
     </w:tbl>
-    <w:bookmarkStart w:id="126" w:name="X4966733aaec89b0aacdc2f2a21196a25466d4a7"/>
+    <w:bookmarkStart w:id="130" w:name="X4966733aaec89b0aacdc2f2a21196a25466d4a7"/>
     <w:p>
       <w:pPr>
         <w:pStyle w:val="Heading4"/>
@@ -26415,7 +27521,7 @@
       <w:tr>
         <w:tc>
           <w:tcPr/>
-          <w:bookmarkStart w:id="124" w:name="tbl-2x2-generic"/>
+          <w:bookmarkStart w:id="128" w:name="tbl-2x2-generic"/>
           <w:p>
             <w:pPr>
               <w:jc w:val="center"/>
@@ -26641,7 +27747,7 @@
               </w:tc>
             </w:tr>
           </w:tbl>
-          <w:bookmarkEnd w:id="124"/>
+          <w:bookmarkEnd w:id="128"/>
           <w:p/>
         </w:tc>
       </w:tr>
@@ -27185,7 +28291,11 @@
         <m:sSub>
           <m:e>
             <m:r>
-              <m:t>θ</m:t>
+              <m:rPr>
+                <m:nor/>
+                <m:sty m:val="p"/>
+              </m:rPr>
+              <m:t>ϙ</m:t>
             </m:r>
           </m:e>
           <m:sub>
@@ -27371,7 +28481,7 @@
               <w:spacing w:before="16" w:after="64"/>
             </w:pPr>
           </w:p>
-          <w:bookmarkStart w:id="125" w:name="exr-odds-generic"/>
+          <w:bookmarkStart w:id="129" w:name="exr-odds-generic"/>
           <w:p>
             <w:pPr>
               <w:pStyle w:val="BodyText"/>
@@ -27503,12 +28613,12 @@
               <w:t xml:space="preserve">.</w:t>
             </w:r>
           </w:p>
-          <w:bookmarkEnd w:id="125"/>
+          <w:bookmarkEnd w:id="129"/>
         </w:tc>
       </w:tr>
     </w:tbl>
-    <w:bookmarkEnd w:id="126"/>
-    <w:bookmarkStart w:id="134" w:name="sec-OR-props"/>
+    <w:bookmarkEnd w:id="130"/>
+    <w:bookmarkStart w:id="138" w:name="sec-OR-props"/>
     <w:p>
       <w:pPr>
         <w:pStyle w:val="Heading4"/>
@@ -27559,7 +28669,7 @@
               <w:spacing w:before="16" w:after="64"/>
             </w:pPr>
           </w:p>
-          <w:bookmarkStart w:id="127" w:name="thm-or-swap"/>
+          <w:bookmarkStart w:id="131" w:name="thm-or-swap"/>
           <w:p>
             <w:pPr>
               <w:pStyle w:val="BodyText"/>
@@ -27612,7 +28722,11 @@
                 <m:sSub>
                   <m:e>
                     <m:r>
-                      <m:t>θ</m:t>
+                      <m:rPr>
+                        <m:nor/>
+                        <m:sty m:val="p"/>
+                      </m:rPr>
+                      <m:t>ϙ</m:t>
                     </m:r>
                   </m:e>
                   <m:sub>
@@ -27654,7 +28768,11 @@
                 <m:sSub>
                   <m:e>
                     <m:r>
-                      <m:t>θ</m:t>
+                      <m:rPr>
+                        <m:nor/>
+                        <m:sty m:val="p"/>
+                      </m:rPr>
+                      <m:t>ϙ</m:t>
                     </m:r>
                   </m:e>
                   <m:sub>
@@ -27690,7 +28808,7 @@
               </m:oMath>
             </m:oMathPara>
           </w:p>
-          <w:bookmarkEnd w:id="127"/>
+          <w:bookmarkEnd w:id="131"/>
         </w:tc>
       </w:tr>
     </w:tbl>
@@ -27800,7 +28918,7 @@
             <w:r>
               <w:t xml:space="preserve"> </w:t>
             </w:r>
-            <w:hyperlink r:id="rId128">
+            <w:hyperlink r:id="rId132">
               <w:r>
                 <w:rPr>
                   <w:rStyle w:val="Hyperlink"/>
@@ -27820,7 +28938,7 @@
             <w:r>
               <w:t xml:space="preserve"> </w:t>
             </w:r>
-            <w:hyperlink r:id="rId129">
+            <w:hyperlink r:id="rId133">
               <w:r>
                 <w:rPr>
                   <w:rStyle w:val="Hyperlink"/>
@@ -27846,7 +28964,11 @@
                     <m:sSub>
                       <m:e>
                         <m:r>
-                          <m:t>θ</m:t>
+                          <m:rPr>
+                            <m:nor/>
+                            <m:sty m:val="p"/>
+                          </m:rPr>
+                          <m:t>ϙ</m:t>
                         </m:r>
                       </m:e>
                       <m:sub>
@@ -30795,7 +31917,11 @@
                     <m:sSub>
                       <m:e>
                         <m:r>
-                          <m:t>θ</m:t>
+                          <m:rPr>
+                            <m:nor/>
+                            <m:sty m:val="p"/>
+                          </m:rPr>
+                          <m:t>ϙ</m:t>
                         </m:r>
                       </m:e>
                       <m:sub>
@@ -30902,7 +32028,7 @@
               <w:bottom w:w="108" w:type="dxa"/>
             </w:tcMar>
           </w:tcPr>
-          <w:bookmarkStart w:id="130" w:name="exm-or-inv-MI"/>
+          <w:bookmarkStart w:id="134" w:name="exm-or-inv-MI"/>
           <w:p>
             <w:pPr>
               <w:pStyle w:val="BodyText"/>
@@ -30912,7 +32038,7 @@
                 <w:b/>
                 <w:bCs/>
               </w:rPr>
-              <w:t xml:space="preserve">Example 12 (Reversibility of the OC-MI odds ratio)</w:t>
+              <w:t xml:space="preserve">Example 13 (Reversibility of the OC-MI odds ratio)</w:t>
             </w:r>
             <w:r>
               <w:t xml:space="preserve"> </w:t>
@@ -30938,7 +32064,11 @@
               <m:sSub>
                 <m:e>
                   <m:r>
-                    <m:t>θ</m:t>
+                    <m:rPr>
+                      <m:nor/>
+                      <m:sty m:val="p"/>
+                    </m:rPr>
+                    <m:t>ϙ</m:t>
                   </m:r>
                 </m:e>
                 <m:sub>
@@ -30986,7 +32116,11 @@
               <m:sSub>
                 <m:e>
                   <m:r>
-                    <m:t>θ</m:t>
+                    <m:rPr>
+                      <m:nor/>
+                      <m:sty m:val="p"/>
+                    </m:rPr>
+                    <m:t>ϙ</m:t>
                   </m:r>
                 </m:e>
                 <m:sub>
@@ -31117,7 +32251,11 @@
                         <m:sSub>
                           <m:e>
                             <m:r>
-                              <m:t>θ</m:t>
+                              <m:rPr>
+                                <m:nor/>
+                                <m:sty m:val="p"/>
+                              </m:rPr>
+                              <m:t>ϙ</m:t>
                             </m:r>
                           </m:e>
                           <m:sub>
@@ -31489,7 +32627,11 @@
                         <m:sSub>
                           <m:e>
                             <m:r>
-                              <m:t>θ</m:t>
+                              <m:rPr>
+                                <m:nor/>
+                                <m:sty m:val="p"/>
+                              </m:rPr>
+                              <m:t>ϙ</m:t>
                             </m:r>
                           </m:e>
                           <m:sub>
@@ -31816,7 +32958,7 @@
               <w:t xml:space="preserve">.</w:t>
             </w:r>
           </w:p>
-          <w:bookmarkEnd w:id="130"/>
+          <w:bookmarkEnd w:id="134"/>
           <w:p/>
         </w:tc>
       </w:tr>
@@ -31855,7 +32997,7 @@
               <w:spacing w:before="16" w:after="64"/>
             </w:pPr>
           </w:p>
-          <w:bookmarkStart w:id="131" w:name="exr-2x2-generic"/>
+          <w:bookmarkStart w:id="135" w:name="exr-2x2-generic"/>
           <w:p>
             <w:pPr>
               <w:pStyle w:val="BodyText"/>
@@ -31899,7 +33041,11 @@
                   <m:sSub>
                     <m:e>
                       <m:r>
-                        <m:t>θ</m:t>
+                        <m:rPr>
+                          <m:nor/>
+                          <m:sty m:val="p"/>
+                        </m:rPr>
+                        <m:t>ϙ</m:t>
                       </m:r>
                     </m:e>
                     <m:sub>
@@ -31990,7 +33136,11 @@
                   <m:sSub>
                     <m:e>
                       <m:r>
-                        <m:t>θ</m:t>
+                        <m:rPr>
+                          <m:nor/>
+                          <m:sty m:val="p"/>
+                        </m:rPr>
+                        <m:t>ϙ</m:t>
                       </m:r>
                     </m:e>
                     <m:sub>
@@ -32060,7 +33210,7 @@
               <w:t xml:space="preserve">.</w:t>
             </w:r>
           </w:p>
-          <w:bookmarkEnd w:id="131"/>
+          <w:bookmarkEnd w:id="135"/>
         </w:tc>
       </w:tr>
     </w:tbl>
@@ -32106,7 +33256,7 @@
               <w:spacing w:before="16" w:after="64"/>
             </w:pPr>
           </w:p>
-          <w:bookmarkStart w:id="132" w:name="thm-conditional-OR-swap"/>
+          <w:bookmarkStart w:id="136" w:name="thm-conditional-OR-swap"/>
           <w:p>
             <w:pPr>
               <w:pStyle w:val="BodyText"/>
@@ -32170,7 +33320,11 @@
                 <m:sSub>
                   <m:e>
                     <m:r>
-                      <m:t>θ</m:t>
+                      <m:rPr>
+                        <m:nor/>
+                        <m:sty m:val="p"/>
+                      </m:rPr>
+                      <m:t>ϙ</m:t>
                     </m:r>
                   </m:e>
                   <m:sub>
@@ -32221,7 +33375,11 @@
                 <m:sSub>
                   <m:e>
                     <m:r>
-                      <m:t>θ</m:t>
+                      <m:rPr>
+                        <m:nor/>
+                        <m:sty m:val="p"/>
+                      </m:rPr>
+                      <m:t>ϙ</m:t>
                     </m:r>
                   </m:e>
                   <m:sub>
@@ -32266,7 +33424,7 @@
               </m:oMath>
             </m:oMathPara>
           </w:p>
-          <w:bookmarkEnd w:id="132"/>
+          <w:bookmarkEnd w:id="136"/>
         </w:tc>
       </w:tr>
     </w:tbl>
@@ -32444,7 +33602,7 @@
               <w:bottom w:w="108" w:type="dxa"/>
             </w:tcMar>
           </w:tcPr>
-          <w:bookmarkStart w:id="133" w:name="exm-conditional-or-swap"/>
+          <w:bookmarkStart w:id="137" w:name="exm-conditional-or-swap"/>
           <w:p>
             <w:pPr>
               <w:pStyle w:val="BodyText"/>
@@ -32454,7 +33612,7 @@
                 <w:b/>
                 <w:bCs/>
               </w:rPr>
-              <w:t xml:space="preserve">Example 13 (Reversibility within age strata in the WCGS data)</w:t>
+              <w:t xml:space="preserve">Example 14 (Reversibility within age strata in the WCGS data)</w:t>
             </w:r>
             <w:r>
               <w:t xml:space="preserve"> </w:t>
@@ -32480,7 +33638,11 @@
               <m:sSub>
                 <m:e>
                   <m:r>
-                    <m:t>θ</m:t>
+                    <m:rPr>
+                      <m:nor/>
+                      <m:sty m:val="p"/>
+                    </m:rPr>
+                    <m:t>ϙ</m:t>
                   </m:r>
                 </m:e>
                 <m:sub>
@@ -32531,7 +33693,11 @@
               <m:sSub>
                 <m:e>
                   <m:r>
-                    <m:t>θ</m:t>
+                    <m:rPr>
+                      <m:nor/>
+                      <m:sty m:val="p"/>
+                    </m:rPr>
+                    <m:t>ϙ</m:t>
                   </m:r>
                 </m:e>
                 <m:sub>
@@ -32779,13 +33945,13 @@
               <w:t xml:space="preserve">which likewise agree.</w:t>
             </w:r>
           </w:p>
-          <w:bookmarkEnd w:id="133"/>
+          <w:bookmarkEnd w:id="137"/>
           <w:p/>
         </w:tc>
       </w:tr>
     </w:tbl>
-    <w:bookmarkEnd w:id="134"/>
-    <w:bookmarkStart w:id="145" w:name="sec-OR-RR"/>
+    <w:bookmarkEnd w:id="138"/>
+    <w:bookmarkStart w:id="149" w:name="sec-OR-RR"/>
     <w:p>
       <w:pPr>
         <w:pStyle w:val="Heading4"/>
@@ -32802,7 +33968,7 @@
         <w:t xml:space="preserve">When the outcome is rare (i.e., its probability is small) for both groups being compared in an odds ratio, the odds of the outcome will be similar to the probability of the outcome, and thus the risk ratio will be similar to the odds ratio.</w:t>
       </w:r>
     </w:p>
-    <w:bookmarkStart w:id="136" w:name="case-1-rare-events"/>
+    <w:bookmarkStart w:id="140" w:name="case-1-rare-events"/>
     <w:p>
       <w:pPr>
         <w:pStyle w:val="Heading5"/>
@@ -33077,7 +34243,7 @@
               <w:bottom w:w="108" w:type="dxa"/>
             </w:tcMar>
           </w:tcPr>
-          <w:bookmarkStart w:id="135" w:name="exm-or-rr-OC-MI"/>
+          <w:bookmarkStart w:id="139" w:name="exm-or-rr-OC-MI"/>
           <w:p>
             <w:pPr>
               <w:pStyle w:val="BodyText"/>
@@ -33087,7 +34253,7 @@
                 <w:b/>
                 <w:bCs/>
               </w:rPr>
-              <w:t xml:space="preserve">Example 14</w:t>
+              <w:t xml:space="preserve">Example 15</w:t>
             </w:r>
             <w:r>
               <w:t xml:space="preserve"> </w:t>
@@ -33110,13 +34276,13 @@
               <w:t xml:space="preserve">, the outcome is rare for both OC and non-OC participants, so the odds for both groups are similar to the corresponding probabilities, and the odds ratio is similar the risk ratio.</w:t>
             </w:r>
           </w:p>
-          <w:bookmarkEnd w:id="135"/>
+          <w:bookmarkEnd w:id="139"/>
           <w:p/>
         </w:tc>
       </w:tr>
     </w:tbl>
-    <w:bookmarkEnd w:id="136"/>
-    <w:bookmarkStart w:id="144" w:name="case-2-frequent-events"/>
+    <w:bookmarkEnd w:id="140"/>
+    <w:bookmarkStart w:id="148" w:name="case-2-frequent-events"/>
     <w:p>
       <w:pPr>
         <w:pStyle w:val="Heading5"/>
@@ -33381,7 +34547,7 @@
               <w:spacing w:before="16" w:after="64"/>
             </w:pPr>
           </w:p>
-          <w:bookmarkStart w:id="138" w:name="thm-rare-disease-or-rr"/>
+          <w:bookmarkStart w:id="142" w:name="thm-rare-disease-or-rr"/>
           <w:p>
             <w:pPr>
               <w:pStyle w:val="BodyText"/>
@@ -33459,14 +34625,18 @@
             <w:pPr>
               <w:pStyle w:val="BodyText"/>
             </w:pPr>
-            <w:bookmarkStart w:id="137" w:name="eq-or-rr-correction"/>
+            <w:bookmarkStart w:id="141" w:name="eq-or-rr-correction"/>
             <m:oMathPara>
               <m:oMathParaPr>
                 <m:jc m:val="center"/>
               </m:oMathParaPr>
               <m:oMath>
                 <m:r>
-                  <m:t>θ</m:t>
+                  <m:rPr>
+                    <m:nor/>
+                    <m:sty m:val="p"/>
+                  </m:rPr>
+                  <m:t>ϙ</m:t>
                 </m:r>
                 <m:r>
                   <m:rPr>
@@ -33628,7 +34798,7 @@
                   <m:t>(</m:t>
                 </m:r>
                 <m:r>
-                  <m:t>14</m:t>
+                  <m:t>17</m:t>
                 </m:r>
                 <m:r>
                   <m:rPr>
@@ -33638,7 +34808,7 @@
                 </m:r>
               </m:oMath>
             </m:oMathPara>
-            <w:bookmarkEnd w:id="137"/>
+            <w:bookmarkEnd w:id="141"/>
           </w:p>
           <w:p>
             <w:pPr>
@@ -33768,7 +34938,7 @@
               <w:t xml:space="preserve">so the odds ratio is close to the risk ratio.</w:t>
             </w:r>
           </w:p>
-          <w:bookmarkEnd w:id="138"/>
+          <w:bookmarkEnd w:id="142"/>
         </w:tc>
       </w:tr>
     </w:tbl>
@@ -33851,7 +35021,11 @@
                 <m:eqArr>
                   <m:e>
                     <m:r>
-                      <m:t>θ</m:t>
+                      <m:rPr>
+                        <m:nor/>
+                        <m:sty m:val="p"/>
+                      </m:rPr>
+                      <m:t>ϙ</m:t>
                     </m:r>
                     <m:r>
                       <m:rPr>
@@ -34413,7 +35587,7 @@
               <w:bottom w:w="108" w:type="dxa"/>
             </w:tcMar>
           </w:tcPr>
-          <w:bookmarkStart w:id="139" w:name="exm-or-rr-correction"/>
+          <w:bookmarkStart w:id="143" w:name="exm-or-rr-correction"/>
           <w:p>
             <w:pPr>
               <w:pStyle w:val="BodyText"/>
@@ -34423,7 +35597,7 @@
                 <w:b/>
                 <w:bCs/>
               </w:rPr>
-              <w:t xml:space="preserve">Example 15 (The correction factor in the two spot-checks)</w:t>
+              <w:t xml:space="preserve">Example 16 (The correction factor in the two spot-checks)</w:t>
             </w:r>
             <w:r>
               <w:t xml:space="preserve"> </w:t>
@@ -34791,7 +35965,7 @@
               <w:t xml:space="preserve">so the odds ratio (1.5) and risk ratio (1.25) diverge.</w:t>
             </w:r>
           </w:p>
-          <w:bookmarkEnd w:id="139"/>
+          <w:bookmarkEnd w:id="143"/>
           <w:p/>
         </w:tc>
       </w:tr>
@@ -34834,7 +36008,7 @@
       <w:tr>
         <w:tc>
           <w:tcPr/>
-          <w:bookmarkStart w:id="143" w:name="fig-rd-rr-or"/>
+          <w:bookmarkStart w:id="147" w:name="fig-rd-rr-or"/>
           <w:p>
             <w:pPr>
               <w:pStyle w:val="SourceCode"/>
@@ -37586,18 +38760,18 @@
                 <wp:inline>
                   <wp:extent cx="5334000" cy="4267200"/>
                   <wp:effectExtent b="0" l="0" r="0" t="0"/>
-                  <wp:docPr descr="" title="" id="141" name="Picture"/>
+                  <wp:docPr descr="" title="" id="145" name="Picture"/>
                   <a:graphic>
                     <a:graphicData uri="http://schemas.openxmlformats.org/drawingml/2006/picture">
                       <pic:pic>
                         <pic:nvPicPr>
-                          <pic:cNvPr descr="binary-outcome-associations_files/figure-docx/graph-rd-rr-or-1.png" id="142" name="Picture"/>
+                          <pic:cNvPr descr="binary-outcome-associations_files/figure-docx/graph-rd-rr-or-1.png" id="146" name="Picture"/>
                           <pic:cNvPicPr>
                             <a:picLocks noChangeArrowheads="1" noChangeAspect="1"/>
                           </pic:cNvPicPr>
                         </pic:nvPicPr>
                         <pic:blipFill>
-                          <a:blip r:embed="rId140"/>
+                          <a:blip r:embed="rId144"/>
                           <a:stretch>
                             <a:fillRect/>
                           </a:stretch>
@@ -37637,7 +38811,7 @@
               <w:t xml:space="preserve">Figure 3: Graph of risk difference, risk ratio, and odds ratio</w:t>
             </w:r>
           </w:p>
-          <w:bookmarkEnd w:id="143"/>
+          <w:bookmarkEnd w:id="147"/>
         </w:tc>
       </w:tr>
     </w:tbl>
@@ -37828,9 +39002,9 @@
         <w:t xml:space="preserve">).</w:t>
       </w:r>
     </w:p>
-    <w:bookmarkEnd w:id="144"/>
-    <w:bookmarkEnd w:id="145"/>
-    <w:bookmarkStart w:id="151" w:name="sec-CC-studies"/>
+    <w:bookmarkEnd w:id="148"/>
+    <w:bookmarkEnd w:id="149"/>
+    <w:bookmarkStart w:id="155" w:name="sec-CC-studies"/>
     <w:p>
       <w:pPr>
         <w:pStyle w:val="Heading4"/>
@@ -38012,7 +39186,7 @@
               <w:spacing w:before="16" w:after="64"/>
             </w:pPr>
           </w:p>
-          <w:bookmarkStart w:id="146" w:name="def-disease-OR"/>
+          <w:bookmarkStart w:id="150" w:name="def-disease-OR"/>
           <w:p>
             <w:pPr>
               <w:pStyle w:val="BodyText"/>
@@ -38102,7 +39276,11 @@
                 <m:sSub>
                   <m:e>
                     <m:r>
-                      <m:t>θ</m:t>
+                      <m:rPr>
+                        <m:nor/>
+                        <m:sty m:val="p"/>
+                      </m:rPr>
+                      <m:t>ϙ</m:t>
                     </m:r>
                   </m:e>
                   <m:sub>
@@ -38226,7 +39404,7 @@
               </m:oMath>
             </m:oMathPara>
           </w:p>
-          <w:bookmarkEnd w:id="146"/>
+          <w:bookmarkEnd w:id="150"/>
         </w:tc>
       </w:tr>
     </w:tbl>
@@ -38366,7 +39544,7 @@
               <w:spacing w:before="16" w:after="64"/>
             </w:pPr>
           </w:p>
-          <w:bookmarkStart w:id="147" w:name="def-exposure-OR"/>
+          <w:bookmarkStart w:id="151" w:name="def-exposure-OR"/>
           <w:p>
             <w:pPr>
               <w:pStyle w:val="BodyText"/>
@@ -38456,7 +39634,11 @@
                 <m:sSub>
                   <m:e>
                     <m:r>
-                      <m:t>θ</m:t>
+                      <m:rPr>
+                        <m:nor/>
+                        <m:sty m:val="p"/>
+                      </m:rPr>
+                      <m:t>ϙ</m:t>
                     </m:r>
                   </m:e>
                   <m:sub>
@@ -38580,7 +39762,7 @@
               </m:oMath>
             </m:oMathPara>
           </w:p>
-          <w:bookmarkEnd w:id="147"/>
+          <w:bookmarkEnd w:id="151"/>
         </w:tc>
       </w:tr>
     </w:tbl>
@@ -38650,7 +39832,7 @@
               <w:bottom w:w="108" w:type="dxa"/>
             </w:tcMar>
           </w:tcPr>
-          <w:bookmarkStart w:id="148" w:name="exm-exposure-OR-oc-mi"/>
+          <w:bookmarkStart w:id="152" w:name="exm-exposure-OR-oc-mi"/>
           <w:p>
             <w:pPr>
               <w:pStyle w:val="BodyText"/>
@@ -38660,7 +39842,7 @@
                 <w:b/>
                 <w:bCs/>
               </w:rPr>
-              <w:t xml:space="preserve">Example 16 (Exposure odds ratio in the OC-MI study)</w:t>
+              <w:t xml:space="preserve">Example 17 (Exposure odds ratio in the OC-MI study)</w:t>
             </w:r>
             <w:r>
               <w:t xml:space="preserve"> </w:t>
@@ -38692,7 +39874,11 @@
                     <m:sSub>
                       <m:e>
                         <m:r>
-                          <m:t>θ</m:t>
+                          <m:rPr>
+                            <m:nor/>
+                            <m:sty m:val="p"/>
+                          </m:rPr>
+                          <m:t>ϙ</m:t>
                         </m:r>
                       </m:e>
                       <m:sub>
@@ -38856,7 +40042,11 @@
                   <m:sSub>
                     <m:e>
                       <m:r>
-                        <m:t>θ</m:t>
+                        <m:rPr>
+                          <m:nor/>
+                          <m:sty m:val="p"/>
+                        </m:rPr>
+                        <m:t>ϙ</m:t>
                       </m:r>
                     </m:e>
                     <m:sub>
@@ -38916,7 +40106,11 @@
                   <m:sSub>
                     <m:e>
                       <m:r>
-                        <m:t>θ</m:t>
+                        <m:rPr>
+                          <m:nor/>
+                          <m:sty m:val="p"/>
+                        </m:rPr>
+                        <m:t>ϙ</m:t>
                       </m:r>
                     </m:e>
                     <m:sub>
@@ -38999,7 +40193,11 @@
                     <m:sSub>
                       <m:e>
                         <m:r>
-                          <m:t>θ</m:t>
+                          <m:rPr>
+                            <m:nor/>
+                            <m:sty m:val="p"/>
+                          </m:rPr>
+                          <m:t>ϙ</m:t>
                         </m:r>
                       </m:e>
                       <m:sub>
@@ -39054,7 +40252,11 @@
                     <m:sSub>
                       <m:e>
                         <m:r>
-                          <m:t>θ</m:t>
+                          <m:rPr>
+                            <m:nor/>
+                            <m:sty m:val="p"/>
+                          </m:rPr>
+                          <m:t>ϙ</m:t>
                         </m:r>
                       </m:e>
                       <m:sub>
@@ -39098,7 +40300,7 @@
               </m:oMath>
             </m:oMathPara>
           </w:p>
-          <w:bookmarkEnd w:id="148"/>
+          <w:bookmarkEnd w:id="152"/>
           <w:p/>
         </w:tc>
       </w:tr>
@@ -39137,7 +40339,7 @@
               <w:spacing w:before="16" w:after="64"/>
             </w:pPr>
           </w:p>
-          <w:bookmarkStart w:id="149" w:name="exr-or-rev"/>
+          <w:bookmarkStart w:id="153" w:name="exr-or-rev"/>
           <w:p>
             <w:pPr>
               <w:pStyle w:val="BodyText"/>
@@ -39192,14 +40394,14 @@
                 <w:rPr>
                   <w:rStyle w:val="Hyperlink"/>
                 </w:rPr>
-                <w:t xml:space="preserve">Example 11</w:t>
+                <w:t xml:space="preserve">Example 12</w:t>
               </w:r>
             </w:hyperlink>
             <w:r>
               <w:t xml:space="preserve">.</w:t>
             </w:r>
           </w:p>
-          <w:bookmarkEnd w:id="149"/>
+          <w:bookmarkEnd w:id="153"/>
         </w:tc>
       </w:tr>
     </w:tbl>
@@ -39283,7 +40485,7 @@
             <w:tr>
               <w:tc>
                 <w:tcPr/>
-                <w:bookmarkStart w:id="150" w:name="tbl-oc-mi2"/>
+                <w:bookmarkStart w:id="154" w:name="tbl-oc-mi2"/>
                 <w:p>
                   <w:pPr>
                     <w:jc w:val="center"/>
@@ -39572,7 +40774,7 @@
                     </w:tc>
                   </w:tr>
                 </w:tbl>
-                <w:bookmarkEnd w:id="150"/>
+                <w:bookmarkEnd w:id="154"/>
                 <w:p/>
               </w:tc>
             </w:tr>
@@ -39956,7 +41158,11 @@
               <m:sSub>
                 <m:e>
                   <m:r>
-                    <m:t>θ</m:t>
+                    <m:rPr>
+                      <m:nor/>
+                      <m:sty m:val="p"/>
+                    </m:rPr>
+                    <m:t>ϙ</m:t>
                   </m:r>
                 </m:e>
                 <m:sub>
@@ -40150,7 +41356,7 @@
                 <w:rPr>
                   <w:rStyle w:val="Hyperlink"/>
                 </w:rPr>
-                <w:t xml:space="preserve">Example 11</w:t>
+                <w:t xml:space="preserve">Example 12</w:t>
               </w:r>
             </w:hyperlink>
             <w:r>
@@ -40161,8 +41367,8 @@
         </w:tc>
       </w:tr>
     </w:tbl>
-    <w:bookmarkEnd w:id="151"/>
-    <w:bookmarkStart w:id="152" w:name="odds-ratios-in-cross-sectional-studies"/>
+    <w:bookmarkEnd w:id="155"/>
+    <w:bookmarkStart w:id="156" w:name="odds-ratios-in-cross-sectional-studies"/>
     <w:p>
       <w:pPr>
         <w:pStyle w:val="Heading4"/>
@@ -40385,10 +41591,10 @@
         <w:t xml:space="preserve">ratios.</w:t>
       </w:r>
     </w:p>
-    <w:bookmarkEnd w:id="152"/>
-    <w:bookmarkEnd w:id="153"/>
-    <w:bookmarkEnd w:id="154"/>
-    <w:bookmarkStart w:id="187" w:name="the-logit-and-expit-functions"/>
+    <w:bookmarkEnd w:id="156"/>
+    <w:bookmarkEnd w:id="157"/>
+    <w:bookmarkEnd w:id="158"/>
+    <w:bookmarkStart w:id="191" w:name="the-logit-and-expit-functions"/>
     <w:p>
       <w:pPr>
         <w:pStyle w:val="Heading2"/>
@@ -40397,7 +41603,7 @@
         <w:t xml:space="preserve">1.4 The logit and expit functions</w:t>
       </w:r>
     </w:p>
-    <w:bookmarkStart w:id="171" w:name="the-logit-function"/>
+    <w:bookmarkStart w:id="175" w:name="the-logit-function"/>
     <w:p>
       <w:pPr>
         <w:pStyle w:val="Heading3"/>
@@ -40440,7 +41646,7 @@
               <w:spacing w:before="16" w:after="64"/>
             </w:pPr>
           </w:p>
-          <w:bookmarkStart w:id="156" w:name="def-logodds"/>
+          <w:bookmarkStart w:id="160" w:name="def-logodds"/>
           <w:p>
             <w:pPr>
               <w:pStyle w:val="BodyText"/>
@@ -40572,7 +41778,7 @@
             <w:pPr>
               <w:pStyle w:val="BodyText"/>
             </w:pPr>
-            <w:bookmarkStart w:id="155" w:name="eq-def-logodds"/>
+            <w:bookmarkStart w:id="159" w:name="eq-def-logodds"/>
             <m:oMathPara>
               <m:oMathParaPr>
                 <m:jc m:val="center"/>
@@ -40635,7 +41841,7 @@
                   <m:t>(</m:t>
                 </m:r>
                 <m:r>
-                  <m:t>15</m:t>
+                  <m:t>18</m:t>
                 </m:r>
                 <m:r>
                   <m:rPr>
@@ -40645,9 +41851,9 @@
                 </m:r>
               </m:oMath>
             </m:oMathPara>
-            <w:bookmarkEnd w:id="155"/>
+            <w:bookmarkEnd w:id="159"/>
           </w:p>
-          <w:bookmarkEnd w:id="156"/>
+          <w:bookmarkEnd w:id="160"/>
         </w:tc>
       </w:tr>
     </w:tbl>
@@ -40685,7 +41891,7 @@
               <w:spacing w:before="16" w:after="64"/>
             </w:pPr>
           </w:p>
-          <w:bookmarkStart w:id="158" w:name="thm-logodds-pi"/>
+          <w:bookmarkStart w:id="162" w:name="thm-logodds-pi"/>
           <w:p>
             <w:pPr>
               <w:pStyle w:val="BodyText"/>
@@ -40795,7 +42001,7 @@
             <w:pPr>
               <w:pStyle w:val="BodyText"/>
             </w:pPr>
-            <w:bookmarkStart w:id="157" w:name="eq-logodds-from-prob"/>
+            <w:bookmarkStart w:id="161" w:name="eq-logodds-from-prob"/>
             <m:oMathPara>
               <m:oMathParaPr>
                 <m:jc m:val="center"/>
@@ -40866,7 +42072,7 @@
                   <m:t>(</m:t>
                 </m:r>
                 <m:r>
-                  <m:t>16</m:t>
+                  <m:t>19</m:t>
                 </m:r>
                 <m:r>
                   <m:rPr>
@@ -40876,9 +42082,9 @@
                 </m:r>
               </m:oMath>
             </m:oMathPara>
-            <w:bookmarkEnd w:id="157"/>
+            <w:bookmarkEnd w:id="161"/>
           </w:p>
-          <w:bookmarkEnd w:id="158"/>
+          <w:bookmarkEnd w:id="162"/>
         </w:tc>
       </w:tr>
     </w:tbl>
@@ -41170,7 +42376,7 @@
               <w:spacing w:before="16" w:after="64"/>
             </w:pPr>
           </w:p>
-          <w:bookmarkStart w:id="160" w:name="def-logit-fn"/>
+          <w:bookmarkStart w:id="164" w:name="def-logit-fn"/>
           <w:p>
             <w:pPr>
               <w:pStyle w:val="BodyText"/>
@@ -41386,7 +42592,7 @@
             <w:r>
               <w:t xml:space="preserve"> </w:t>
             </w:r>
-            <w:hyperlink r:id="rId159">
+            <w:hyperlink r:id="rId163">
               <w:r>
                 <w:rPr>
                   <w:rStyle w:val="Hyperlink"/>
@@ -41398,7 +42604,7 @@
               <w:t xml:space="preserve">.</w:t>
             </w:r>
           </w:p>
-          <w:bookmarkEnd w:id="160"/>
+          <w:bookmarkEnd w:id="164"/>
         </w:tc>
       </w:tr>
     </w:tbl>
@@ -41436,7 +42642,7 @@
               <w:spacing w:before="16" w:after="64"/>
             </w:pPr>
           </w:p>
-          <w:bookmarkStart w:id="161" w:name="exr-prove-eq-logit"/>
+          <w:bookmarkStart w:id="165" w:name="exr-prove-eq-logit"/>
           <w:p>
             <w:pPr>
               <w:pStyle w:val="BodyText"/>
@@ -41455,7 +42661,7 @@
               <w:t xml:space="preserve">Mathematically expand the definition of the logit function.</w:t>
             </w:r>
           </w:p>
-          <w:bookmarkEnd w:id="161"/>
+          <w:bookmarkEnd w:id="165"/>
         </w:tc>
       </w:tr>
     </w:tbl>
@@ -41511,7 +42717,7 @@
               <w:bottom w:w="108" w:type="dxa"/>
             </w:tcMar>
           </w:tcPr>
-          <w:bookmarkStart w:id="164" w:name="sol-prove-eq-logit"/>
+          <w:bookmarkStart w:id="168" w:name="sol-prove-eq-logit"/>
           <w:p>
             <w:pPr>
               <w:pStyle w:val="BodyText"/>
@@ -41561,7 +42767,7 @@
                     <w:spacing w:before="16" w:after="64"/>
                   </w:pPr>
                 </w:p>
-                <w:bookmarkStart w:id="163" w:name="thm-logit-function"/>
+                <w:bookmarkStart w:id="167" w:name="thm-logit-function"/>
                 <w:p>
                   <w:pPr>
                     <w:pStyle w:val="BodyText"/>
@@ -41578,7 +42784,7 @@
                   <w:pPr>
                     <w:pStyle w:val="BodyText"/>
                   </w:pPr>
-                  <w:bookmarkStart w:id="162" w:name="eq-logit"/>
+                  <w:bookmarkStart w:id="166" w:name="eq-logit"/>
                   <m:oMathPara>
                     <m:oMathParaPr>
                       <m:jc m:val="center"/>
@@ -41667,7 +42873,7 @@
                         <m:t>(</m:t>
                       </m:r>
                       <m:r>
-                        <m:t>17</m:t>
+                        <m:t>20</m:t>
                       </m:r>
                       <m:r>
                         <m:rPr>
@@ -41677,9 +42883,9 @@
                       </m:r>
                     </m:oMath>
                   </m:oMathPara>
-                  <w:bookmarkEnd w:id="162"/>
+                  <w:bookmarkEnd w:id="166"/>
                 </w:p>
-                <w:bookmarkEnd w:id="163"/>
+                <w:bookmarkEnd w:id="167"/>
               </w:tc>
             </w:tr>
           </w:tbl>
@@ -41985,7 +43191,7 @@
               </w:tc>
             </w:tr>
           </w:tbl>
-          <w:bookmarkEnd w:id="164"/>
+          <w:bookmarkEnd w:id="168"/>
           <w:p/>
         </w:tc>
       </w:tr>
@@ -42024,7 +43230,7 @@
               <w:spacing w:before="16" w:after="64"/>
             </w:pPr>
           </w:p>
-          <w:bookmarkStart w:id="165" w:name="cor-logodds-logit"/>
+          <w:bookmarkStart w:id="169" w:name="cor-logodds-logit"/>
           <w:p>
             <w:pPr>
               <w:pStyle w:val="BodyText"/>
@@ -42148,7 +43354,7 @@
               </m:oMath>
             </m:oMathPara>
           </w:p>
-          <w:bookmarkEnd w:id="165"/>
+          <w:bookmarkEnd w:id="169"/>
         </w:tc>
       </w:tr>
     </w:tbl>
@@ -42445,7 +43651,7 @@
               <w:bottom w:w="108" w:type="dxa"/>
             </w:tcMar>
           </w:tcPr>
-          <w:bookmarkStart w:id="166" w:name="exm-logit-numeric"/>
+          <w:bookmarkStart w:id="170" w:name="exm-logit-numeric"/>
           <w:p>
             <w:pPr>
               <w:pStyle w:val="BodyText"/>
@@ -42455,7 +43661,7 @@
                 <w:b/>
                 <w:bCs/>
               </w:rPr>
-              <w:t xml:space="preserve">Example 17 (Log-odds of an event with probability 0.75)</w:t>
+              <w:t xml:space="preserve">Example 18 (Log-odds of an event with probability 0.75)</w:t>
             </w:r>
             <w:r>
               <w:t xml:space="preserve"> </w:t>
@@ -42977,7 +44183,7 @@
               </m:oMath>
             </m:oMathPara>
           </w:p>
-          <w:bookmarkEnd w:id="166"/>
+          <w:bookmarkEnd w:id="170"/>
           <w:p/>
         </w:tc>
       </w:tr>
@@ -43043,7 +44249,7 @@
       <w:tr>
         <w:tc>
           <w:tcPr/>
-          <w:bookmarkStart w:id="170" w:name="fig-logit"/>
+          <w:bookmarkStart w:id="174" w:name="fig-logit"/>
           <w:p>
             <w:pPr>
               <w:pStyle w:val="SourceCode"/>
@@ -43524,18 +44730,18 @@
                 <wp:inline>
                   <wp:extent cx="4620126" cy="3696101"/>
                   <wp:effectExtent b="0" l="0" r="0" t="0"/>
-                  <wp:docPr descr="" title="" id="168" name="Picture"/>
+                  <wp:docPr descr="" title="" id="172" name="Picture"/>
                   <a:graphic>
                     <a:graphicData uri="http://schemas.openxmlformats.org/drawingml/2006/picture">
                       <pic:pic>
                         <pic:nvPicPr>
-                          <pic:cNvPr descr="binary-outcome-associations_files/figure-docx/unnamed-chunk-8-1.png" id="169" name="Picture"/>
+                          <pic:cNvPr descr="binary-outcome-associations_files/figure-docx/unnamed-chunk-8-1.png" id="173" name="Picture"/>
                           <pic:cNvPicPr>
                             <a:picLocks noChangeArrowheads="1" noChangeAspect="1"/>
                           </pic:cNvPicPr>
                         </pic:nvPicPr>
                         <pic:blipFill>
-                          <a:blip r:embed="rId167"/>
+                          <a:blip r:embed="rId171"/>
                           <a:stretch>
                             <a:fillRect/>
                           </a:stretch>
@@ -43575,12 +44781,12 @@
               <w:t xml:space="preserve">Figure 4: The logit function</w:t>
             </w:r>
           </w:p>
-          <w:bookmarkEnd w:id="170"/>
+          <w:bookmarkEnd w:id="174"/>
         </w:tc>
       </w:tr>
     </w:tbl>
-    <w:bookmarkEnd w:id="171"/>
-    <w:bookmarkStart w:id="184" w:name="the-expit-function"/>
+    <w:bookmarkEnd w:id="175"/>
+    <w:bookmarkStart w:id="188" w:name="the-expit-function"/>
     <w:p>
       <w:pPr>
         <w:pStyle w:val="Heading3"/>
@@ -43623,7 +44829,7 @@
               <w:spacing w:before="16" w:after="64"/>
             </w:pPr>
           </w:p>
-          <w:bookmarkStart w:id="172" w:name="lem-odds-from-logodds"/>
+          <w:bookmarkStart w:id="176" w:name="lem-odds-from-logodds"/>
           <w:p>
             <w:pPr>
               <w:pStyle w:val="BodyText"/>
@@ -43755,7 +44961,7 @@
               </m:oMath>
             </m:oMathPara>
           </w:p>
-          <w:bookmarkEnd w:id="172"/>
+          <w:bookmarkEnd w:id="176"/>
         </w:tc>
       </w:tr>
     </w:tbl>
@@ -44171,7 +45377,7 @@
               <w:spacing w:before="16" w:after="64"/>
             </w:pPr>
           </w:p>
-          <w:bookmarkStart w:id="173" w:name="thm-prob-from-logodds"/>
+          <w:bookmarkStart w:id="177" w:name="thm-prob-from-logodds"/>
           <w:p>
             <w:pPr>
               <w:pStyle w:val="BodyText"/>
@@ -44374,7 +45580,7 @@
               </m:oMath>
             </m:oMathPara>
           </w:p>
-          <w:bookmarkEnd w:id="173"/>
+          <w:bookmarkEnd w:id="177"/>
         </w:tc>
       </w:tr>
     </w:tbl>
@@ -44715,7 +45921,7 @@
               <w:spacing w:before="16" w:after="64"/>
             </w:pPr>
           </w:p>
-          <w:bookmarkStart w:id="174" w:name="def-expit"/>
+          <w:bookmarkStart w:id="178" w:name="def-expit"/>
           <w:p>
             <w:pPr>
               <w:pStyle w:val="BodyText"/>
@@ -44929,7 +46135,7 @@
               </m:oMath>
             </m:oMathPara>
           </w:p>
-          <w:bookmarkEnd w:id="174"/>
+          <w:bookmarkEnd w:id="178"/>
         </w:tc>
       </w:tr>
     </w:tbl>
@@ -44967,7 +46173,7 @@
               <w:spacing w:before="16" w:after="64"/>
             </w:pPr>
           </w:p>
-          <w:bookmarkStart w:id="175" w:name="thm-expit-expressions"/>
+          <w:bookmarkStart w:id="179" w:name="thm-expit-expressions"/>
           <w:p>
             <w:pPr>
               <w:pStyle w:val="BodyText"/>
@@ -45235,7 +46441,7 @@
               </m:oMath>
             </m:oMathPara>
           </w:p>
-          <w:bookmarkEnd w:id="175"/>
+          <w:bookmarkEnd w:id="179"/>
         </w:tc>
       </w:tr>
     </w:tbl>
@@ -46229,7 +47435,7 @@
               <w:spacing w:before="16" w:after="64"/>
             </w:pPr>
           </w:p>
-          <w:bookmarkStart w:id="176" w:name="thm-expit-prob-logodds"/>
+          <w:bookmarkStart w:id="180" w:name="thm-expit-prob-logodds"/>
           <w:p>
             <w:pPr>
               <w:pStyle w:val="BodyText"/>
@@ -46381,7 +47587,7 @@
               </m:oMath>
             </m:oMathPara>
           </w:p>
-          <w:bookmarkEnd w:id="176"/>
+          <w:bookmarkEnd w:id="180"/>
         </w:tc>
       </w:tr>
     </w:tbl>
@@ -46700,7 +47906,7 @@
               <w:bottom w:w="108" w:type="dxa"/>
             </w:tcMar>
           </w:tcPr>
-          <w:bookmarkStart w:id="177" w:name="exm-expit-numeric"/>
+          <w:bookmarkStart w:id="181" w:name="exm-expit-numeric"/>
           <w:p>
             <w:pPr>
               <w:pStyle w:val="BodyText"/>
@@ -46710,7 +47916,7 @@
                 <w:b/>
                 <w:bCs/>
               </w:rPr>
-              <w:t xml:space="preserve">Example 18 (Probability of an event with log-odds</w:t>
+              <w:t xml:space="preserve">Example 19 (Probability of an event with log-odds</w:t>
             </w:r>
             <w:r>
               <w:rPr>
@@ -46767,7 +47973,7 @@
                 <w:rPr>
                   <w:rStyle w:val="Hyperlink"/>
                 </w:rPr>
-                <w:t xml:space="preserve">Example 17</w:t>
+                <w:t xml:space="preserve">Example 18</w:t>
               </w:r>
             </w:hyperlink>
             <w:r>
@@ -47336,7 +48542,7 @@
               </m:oMath>
             </m:oMathPara>
           </w:p>
-          <w:bookmarkEnd w:id="177"/>
+          <w:bookmarkEnd w:id="181"/>
           <w:p/>
         </w:tc>
       </w:tr>
@@ -47373,7 +48579,7 @@
       <w:tr>
         <w:tc>
           <w:tcPr/>
-          <w:bookmarkStart w:id="181" w:name="fig-expit-plot"/>
+          <w:bookmarkStart w:id="185" w:name="fig-expit-plot"/>
           <w:p>
             <w:pPr>
               <w:pStyle w:val="SourceCode"/>
@@ -47902,18 +49108,18 @@
                 <wp:inline>
                   <wp:extent cx="4620126" cy="3696101"/>
                   <wp:effectExtent b="0" l="0" r="0" t="0"/>
-                  <wp:docPr descr="" title="" id="179" name="Picture"/>
+                  <wp:docPr descr="" title="" id="183" name="Picture"/>
                   <a:graphic>
                     <a:graphicData uri="http://schemas.openxmlformats.org/drawingml/2006/picture">
                       <pic:pic>
                         <pic:nvPicPr>
-                          <pic:cNvPr descr="binary-outcome-associations_files/figure-docx/unnamed-chunk-9-1.png" id="180" name="Picture"/>
+                          <pic:cNvPr descr="binary-outcome-associations_files/figure-docx/unnamed-chunk-9-1.png" id="184" name="Picture"/>
                           <pic:cNvPicPr>
                             <a:picLocks noChangeArrowheads="1" noChangeAspect="1"/>
                           </pic:cNvPicPr>
                         </pic:nvPicPr>
                         <pic:blipFill>
-                          <a:blip r:embed="rId178"/>
+                          <a:blip r:embed="rId182"/>
                           <a:stretch>
                             <a:fillRect/>
                           </a:stretch>
@@ -47953,7 +49159,7 @@
               <w:t xml:space="preserve">Figure 5: The expit function</w:t>
             </w:r>
           </w:p>
-          <w:bookmarkEnd w:id="181"/>
+          <w:bookmarkEnd w:id="185"/>
         </w:tc>
       </w:tr>
     </w:tbl>
@@ -47991,7 +49197,7 @@
               <w:spacing w:before="16" w:after="64"/>
             </w:pPr>
           </w:p>
-          <w:bookmarkStart w:id="182" w:name="thm-logit-expit"/>
+          <w:bookmarkStart w:id="186" w:name="thm-logit-expit"/>
           <w:p>
             <w:pPr>
               <w:pStyle w:val="BodyText"/>
@@ -48140,7 +49346,7 @@
               </m:oMath>
             </m:oMathPara>
           </w:p>
-          <w:bookmarkEnd w:id="182"/>
+          <w:bookmarkEnd w:id="186"/>
         </w:tc>
       </w:tr>
     </w:tbl>
@@ -49344,7 +50550,7 @@
               <w:bottom w:w="108" w:type="dxa"/>
             </w:tcMar>
           </w:tcPr>
-          <w:bookmarkStart w:id="183" w:name="exm-logit-expit-numeric"/>
+          <w:bookmarkStart w:id="187" w:name="exm-logit-expit-numeric"/>
           <w:p>
             <w:pPr>
               <w:pStyle w:val="BodyText"/>
@@ -49354,7 +50560,7 @@
                 <w:b/>
                 <w:bCs/>
               </w:rPr>
-              <w:t xml:space="preserve">Example 19 (Numeric confirmation of the inverse relationship)</w:t>
+              <w:t xml:space="preserve">Example 20 (Numeric confirmation of the inverse relationship)</w:t>
             </w:r>
             <w:r>
               <w:t xml:space="preserve"> </w:t>
@@ -49370,7 +50576,7 @@
                 <w:rPr>
                   <w:rStyle w:val="Hyperlink"/>
                 </w:rPr>
-                <w:t xml:space="preserve">Example 17</w:t>
+                <w:t xml:space="preserve">Example 18</w:t>
               </w:r>
             </w:hyperlink>
             <w:r>
@@ -49387,7 +50593,7 @@
                 <w:rPr>
                   <w:rStyle w:val="Hyperlink"/>
                 </w:rPr>
-                <w:t xml:space="preserve">Example 18</w:t>
+                <w:t xml:space="preserve">Example 19</w:t>
               </w:r>
             </w:hyperlink>
             <w:r>
@@ -49531,13 +50737,13 @@
               <w:t xml:space="preserve">.</w:t>
             </w:r>
           </w:p>
-          <w:bookmarkEnd w:id="183"/>
+          <w:bookmarkEnd w:id="187"/>
           <w:p/>
         </w:tc>
       </w:tr>
     </w:tbl>
-    <w:bookmarkEnd w:id="184"/>
-    <w:bookmarkStart w:id="186" w:name="sec-expit-logit-diagram"/>
+    <w:bookmarkEnd w:id="188"/>
+    <w:bookmarkStart w:id="190" w:name="sec-expit-logit-diagram"/>
     <w:p>
       <w:pPr>
         <w:pStyle w:val="Heading3"/>
@@ -49559,7 +50765,7 @@
       <w:tr>
         <w:tc>
           <w:tcPr/>
-          <w:bookmarkStart w:id="185" w:name="fig-expit-logit-diagram"/>
+          <w:bookmarkStart w:id="189" w:name="fig-expit-logit-diagram"/>
           <w:p>
             <w:pPr>
               <w:jc w:val="center"/>
@@ -50006,14 +51212,14 @@
               <w:t xml:space="preserve">Figure 6: Diagram of logistic regression link and inverse link functions</w:t>
             </w:r>
           </w:p>
-          <w:bookmarkEnd w:id="185"/>
+          <w:bookmarkEnd w:id="189"/>
         </w:tc>
       </w:tr>
     </w:tbl>
-    <w:bookmarkEnd w:id="186"/>
-    <w:bookmarkEnd w:id="187"/>
-    <w:bookmarkEnd w:id="188"/>
-    <w:bookmarkStart w:id="205" w:name="references"/>
+    <w:bookmarkEnd w:id="190"/>
+    <w:bookmarkEnd w:id="191"/>
+    <w:bookmarkEnd w:id="192"/>
+    <w:bookmarkStart w:id="209" w:name="references"/>
     <w:p>
       <w:pPr>
         <w:pStyle w:val="Heading1"/>
@@ -50022,8 +51228,8 @@
         <w:t xml:space="preserve">References</w:t>
       </w:r>
     </w:p>
-    <w:bookmarkStart w:id="204" w:name="refs"/>
-    <w:bookmarkStart w:id="190" w:name="ref-dobson4e"/>
+    <w:bookmarkStart w:id="208" w:name="refs"/>
+    <w:bookmarkStart w:id="194" w:name="ref-dobson4e"/>
     <w:p>
       <w:pPr>
         <w:pStyle w:val="Bibliography"/>
@@ -50047,7 +51253,7 @@
       <w:r>
         <w:t xml:space="preserve"> </w:t>
       </w:r>
-      <w:hyperlink r:id="rId189">
+      <w:hyperlink r:id="rId193">
         <w:r>
           <w:rPr>
             <w:rStyle w:val="Hyperlink"/>
@@ -50059,8 +51265,8 @@
         <w:t xml:space="preserve">.</w:t>
       </w:r>
     </w:p>
-    <w:bookmarkEnd w:id="190"/>
-    <w:bookmarkStart w:id="192" w:name="ref-LEEJAMES1994ORoR"/>
+    <w:bookmarkEnd w:id="194"/>
+    <w:bookmarkStart w:id="196" w:name="ref-LEEJAMES1994ORoR"/>
     <w:p>
       <w:pPr>
         <w:pStyle w:val="Bibliography"/>
@@ -50093,7 +51299,7 @@
       <w:r>
         <w:t xml:space="preserve"> </w:t>
       </w:r>
-      <w:hyperlink r:id="rId191">
+      <w:hyperlink r:id="rId195">
         <w:r>
           <w:rPr>
             <w:rStyle w:val="Hyperlink"/>
@@ -50105,8 +51311,8 @@
         <w:t xml:space="preserve">.</w:t>
       </w:r>
     </w:p>
-    <w:bookmarkEnd w:id="192"/>
-    <w:bookmarkStart w:id="194" w:name="ref-lumleyComplexSurveys2010"/>
+    <w:bookmarkEnd w:id="196"/>
+    <w:bookmarkStart w:id="198" w:name="ref-lumleyComplexSurveys2010"/>
     <w:p>
       <w:pPr>
         <w:pStyle w:val="Bibliography"/>
@@ -50144,7 +51350,7 @@
       <w:r>
         <w:t xml:space="preserve"> </w:t>
       </w:r>
-      <w:hyperlink r:id="rId193">
+      <w:hyperlink r:id="rId197">
         <w:r>
           <w:rPr>
             <w:rStyle w:val="Hyperlink"/>
@@ -50156,8 +51362,8 @@
         <w:t xml:space="preserve">.</w:t>
       </w:r>
     </w:p>
-    <w:bookmarkEnd w:id="194"/>
-    <w:bookmarkStart w:id="196" w:name="ref-NahhasIRMPHR"/>
+    <w:bookmarkEnd w:id="198"/>
+    <w:bookmarkStart w:id="200" w:name="ref-NahhasIRMPHR"/>
     <w:p>
       <w:pPr>
         <w:pStyle w:val="Bibliography"/>
@@ -50195,7 +51401,7 @@
       <w:r>
         <w:t xml:space="preserve"> </w:t>
       </w:r>
-      <w:hyperlink r:id="rId195">
+      <w:hyperlink r:id="rId199">
         <w:r>
           <w:rPr>
             <w:rStyle w:val="Hyperlink"/>
@@ -50207,8 +51413,8 @@
         <w:t xml:space="preserve">.</w:t>
       </w:r>
     </w:p>
-    <w:bookmarkEnd w:id="196"/>
-    <w:bookmarkStart w:id="198" w:name="ref-roach2015combined"/>
+    <w:bookmarkEnd w:id="200"/>
+    <w:bookmarkStart w:id="202" w:name="ref-roach2015combined"/>
     <w:p>
       <w:pPr>
         <w:pStyle w:val="Bibliography"/>
@@ -50238,7 +51444,7 @@
       <w:r>
         <w:t xml:space="preserve"> </w:t>
       </w:r>
-      <w:hyperlink r:id="rId197">
+      <w:hyperlink r:id="rId201">
         <w:r>
           <w:rPr>
             <w:rStyle w:val="Hyperlink"/>
@@ -50250,8 +51456,8 @@
         <w:t xml:space="preserve">.</w:t>
       </w:r>
     </w:p>
-    <w:bookmarkEnd w:id="198"/>
-    <w:bookmarkStart w:id="200" w:name="ref-rosenman1975coronary"/>
+    <w:bookmarkEnd w:id="202"/>
+    <w:bookmarkStart w:id="204" w:name="ref-rosenman1975coronary"/>
     <w:p>
       <w:pPr>
         <w:pStyle w:val="Bibliography"/>
@@ -50293,7 +51499,7 @@
       <w:r>
         <w:t xml:space="preserve"> </w:t>
       </w:r>
-      <w:hyperlink r:id="rId199">
+      <w:hyperlink r:id="rId203">
         <w:r>
           <w:rPr>
             <w:rStyle w:val="Hyperlink"/>
@@ -50305,8 +51511,8 @@
         <w:t xml:space="preserve">.</w:t>
       </w:r>
     </w:p>
-    <w:bookmarkEnd w:id="200"/>
-    <w:bookmarkStart w:id="201" w:name="ref-me4"/>
+    <w:bookmarkEnd w:id="204"/>
+    <w:bookmarkStart w:id="205" w:name="ref-me4"/>
     <w:p>
       <w:pPr>
         <w:pStyle w:val="Bibliography"/>
@@ -50328,8 +51534,8 @@
         <w:t xml:space="preserve">. Fourth edition. Wolters Kluwer.</w:t>
       </w:r>
     </w:p>
-    <w:bookmarkEnd w:id="201"/>
-    <w:bookmarkStart w:id="203" w:name="ref-vittinghoff2e"/>
+    <w:bookmarkEnd w:id="205"/>
+    <w:bookmarkStart w:id="207" w:name="ref-vittinghoff2e"/>
     <w:p>
       <w:pPr>
         <w:pStyle w:val="Bibliography"/>
@@ -50353,7 +51559,7 @@
       <w:r>
         <w:t xml:space="preserve"> </w:t>
       </w:r>
-      <w:hyperlink r:id="rId202">
+      <w:hyperlink r:id="rId206">
         <w:r>
           <w:rPr>
             <w:rStyle w:val="Hyperlink"/>
@@ -50365,9 +51571,9 @@
         <w:t xml:space="preserve">.</w:t>
       </w:r>
     </w:p>
-    <w:bookmarkEnd w:id="203"/>
-    <w:bookmarkEnd w:id="204"/>
-    <w:bookmarkEnd w:id="205"/>
+    <w:bookmarkEnd w:id="207"/>
+    <w:bookmarkEnd w:id="208"/>
+    <w:bookmarkEnd w:id="209"/>
     <w:sectPr>
       <w:footnotePr>
         <w:numRestart w:val="eachSect"/>

--- a/chapters/binary-outcome-associations-handout.docx
+++ b/chapters/binary-outcome-associations-handout.docx
@@ -1451,7 +1451,7 @@
       </w:hyperlink>
     </w:p>
     <w:bookmarkEnd w:id="13"/>
-    <w:bookmarkStart w:id="192" w:name="introduction"/>
+    <w:bookmarkStart w:id="197" w:name="introduction"/>
     <w:p>
       <w:pPr>
         <w:pStyle w:val="Heading1"/>
@@ -1460,9 +1460,188 @@
         <w:t xml:space="preserve">1. Introduction</w:t>
       </w:r>
     </w:p>
+    <w:tbl>
+      <w:tblPr>
+        <w:tblStyle w:val="Table"/>
+        <w:tblLook w:firstRow="0" w:lastRow="0" w:firstColumn="0" w:lastColumn="0" w:noHBand="0" w:noVBand="0" w:val="0000"/>
+        <w:tblBorders>
+          <w:top w:val="single" w:sz="4" w:space="0" w:color="00A047"/>
+          <w:left w:val="single" w:sz="24" w:space="0" w:color="00A047"/>
+          <w:bottom w:val="single" w:sz="4" w:space="0" w:color="00A047"/>
+          <w:right w:val="single" w:sz="4" w:space="0" w:color="00A047"/>
+        </w:tblBorders>
+        <w:tblCellMar>
+          <w:left w:w="144" w:type="dxa"/>
+          <w:right w:w="144" w:type="dxa"/>
+        </w:tblCellMar>
+        <w:tblLook w:firstRow="0" w:lastRow="0" w:firstColumn="0" w:lastColumn="0" w:noHBand="0" w:noVBand="0" w:val="0000"/>
+      </w:tblPr>
+      <w:tr>
+        <w:trPr>
+          <w:cantSplit/>
+        </w:trPr>
+        <w:tc>
+          <w:tcPr>
+            <w:shd w:color="auto" w:fill="ccf1e3" w:val="clear"/>
+            <w:tcMar>
+              <w:top w:w="92" w:type="dxa"/>
+              <w:bottom w:w="92" w:type="dxa"/>
+            </w:tcMar>
+          </w:tcPr>
+          <w:p>
+            <w:pPr>
+              <w:pStyle w:val="FirstParagraph"/>
+            </w:pPr>
+            <w:pPr>
+              <w:spacing w:before="0" w:after="0"/>
+              <w:textAlignment w:val="center"/>
+            </w:pPr>
+            <w:r>
+              <w:drawing>
+                <wp:inline>
+                  <wp:extent cx="152400" cy="152400"/>
+                  <wp:effectExtent b="0" l="0" r="0" t="0"/>
+                  <wp:docPr descr="" title="" id="15" name="Picture"/>
+                  <a:graphic>
+                    <a:graphicData uri="http://schemas.openxmlformats.org/drawingml/2006/picture">
+                      <pic:pic>
+                        <pic:nvPicPr>
+                          <pic:cNvPr descr="/opt/quarto/share/formats/docx/tip.png" id="16" name="Picture"/>
+                          <pic:cNvPicPr>
+                            <a:picLocks noChangeArrowheads="1" noChangeAspect="1"/>
+                          </pic:cNvPicPr>
+                        </pic:nvPicPr>
+                        <pic:blipFill>
+                          <a:blip r:embed="rId14"/>
+                          <a:stretch>
+                            <a:fillRect/>
+                          </a:stretch>
+                        </pic:blipFill>
+                        <pic:spPr bwMode="auto">
+                          <a:xfrm>
+                            <a:off x="0" y="0"/>
+                            <a:ext cx="152400" cy="152400"/>
+                          </a:xfrm>
+                          <a:prstGeom prst="rect">
+                            <a:avLst/>
+                          </a:prstGeom>
+                          <a:noFill/>
+                          <a:ln w="9525">
+                            <a:noFill/>
+                            <a:headEnd/>
+                            <a:tailEnd/>
+                          </a:ln>
+                        </pic:spPr>
+                      </pic:pic>
+                    </a:graphicData>
+                  </a:graphic>
+                </wp:inline>
+              </w:drawing>
+            </w:r>
+            <w:r>
+              <w:t xml:space="preserve"> </w:t>
+            </w:r>
+            <w:r>
+              <w:t xml:space="preserve"> </w:t>
+            </w:r>
+            <w:r>
+              <w:t xml:space="preserve">Video lecture</w:t>
+            </w:r>
+          </w:p>
+        </w:tc>
+      </w:tr>
+      <w:tr>
+        <w:trPr>
+          <w:cantSplit/>
+        </w:trPr>
+        <w:tc>
+          <w:tcPr>
+            <w:tcMar>
+              <w:top w:w="108" w:type="dxa"/>
+              <w:bottom w:w="108" w:type="dxa"/>
+            </w:tcMar>
+          </w:tcPr>
+          <w:p>
+            <w:pPr>
+              <w:pStyle w:val="BodyText"/>
+            </w:pPr>
+            <w:pPr>
+              <w:spacing w:before="16" w:after="16"/>
+            </w:pPr>
+            <w:r>
+              <w:t xml:space="preserve">David Rocke’s Epi 204 lecture</w:t>
+            </w:r>
+            <w:r>
+              <w:t xml:space="preserve"> </w:t>
+            </w:r>
+            <w:hyperlink r:id="rId17">
+              <w:r>
+                <w:rPr>
+                  <w:rStyle w:val="Hyperlink"/>
+                  <w:i/>
+                  <w:iCs/>
+                </w:rPr>
+                <w:t xml:space="preserve">Introduction to Logistic Regression</w:t>
+              </w:r>
+            </w:hyperlink>
+            <w:r>
+              <w:t xml:space="preserve"> </w:t>
+            </w:r>
+            <w:r>
+              <w:t xml:space="preserve">(</w:t>
+            </w:r>
+            <w:hyperlink r:id="rId18">
+              <w:r>
+                <w:rPr>
+                  <w:rStyle w:val="Hyperlink"/>
+                </w:rPr>
+                <w:t xml:space="preserve">slides</w:t>
+              </w:r>
+            </w:hyperlink>
+            <w:r>
+              <w:t xml:space="preserve">)</w:t>
+            </w:r>
+            <w:r>
+              <w:t xml:space="preserve"> </w:t>
+            </w:r>
+            <w:r>
+              <w:t xml:space="preserve">opens with this chapter’s material:</w:t>
+            </w:r>
+            <w:r>
+              <w:t xml:space="preserve"> </w:t>
+            </w:r>
+            <w:r>
+              <w:t xml:space="preserve">risk estimation,</w:t>
+            </w:r>
+            <w:r>
+              <w:t xml:space="preserve"> </w:t>
+            </w:r>
+            <w:r>
+              <w:t xml:space="preserve">risk ratios versus odds ratios,</w:t>
+            </w:r>
+            <w:r>
+              <w:t xml:space="preserve"> </w:t>
+            </w:r>
+            <w:r>
+              <w:t xml:space="preserve">and which of them each study design can estimate</w:t>
+            </w:r>
+            <w:r>
+              <w:t xml:space="preserve"> </w:t>
+            </w:r>
+            <w:r>
+              <w:t xml:space="preserve">(Rocke 2021)</w:t>
+            </w:r>
+            <w:r>
+              <w:t xml:space="preserve">.</w:t>
+            </w:r>
+          </w:p>
+          <w:p/>
+        </w:tc>
+      </w:tr>
+    </w:tbl>
     <w:p>
       <w:pPr>
-        <w:pStyle w:val="FirstParagraph"/>
+        <w:pStyle w:val="BodyText"/>
       </w:pPr>
       <w:r>
         <w:t xml:space="preserve">This chapter reviews measures of association for binary outcomes:</w:t>
@@ -1500,7 +1679,7 @@
       <w:r>
         <w:t xml:space="preserve"> </w:t>
       </w:r>
-      <w:hyperlink r:id="rId14">
+      <w:hyperlink r:id="rId19">
         <w:r>
           <w:rPr>
             <w:rStyle w:val="Hyperlink"/>
@@ -1515,7 +1694,7 @@
         <w:t xml:space="preserve">builds on them.</w:t>
       </w:r>
     </w:p>
-    <w:bookmarkStart w:id="27" w:name="risk-estimation-and-prediction"/>
+    <w:bookmarkStart w:id="32" w:name="risk-estimation-and-prediction"/>
     <w:p>
       <w:pPr>
         <w:pStyle w:val="Heading2"/>
@@ -1626,7 +1805,7 @@
               <w:bottom w:w="108" w:type="dxa"/>
             </w:tcMar>
           </w:tcPr>
-          <w:bookmarkStart w:id="16" w:name="exm-oc-mi"/>
+          <w:bookmarkStart w:id="21" w:name="exm-oc-mi"/>
           <w:p>
             <w:pPr>
               <w:pStyle w:val="BodyText"/>
@@ -1791,7 +1970,7 @@
             <w:tr>
               <w:tc>
                 <w:tcPr/>
-                <w:bookmarkStart w:id="15" w:name="tbl-oc-mi"/>
+                <w:bookmarkStart w:id="20" w:name="tbl-oc-mi"/>
                 <w:p>
                   <w:pPr>
                     <w:jc w:val="center"/>
@@ -2599,12 +2778,12 @@
                     </w:tc>
                   </w:tr>
                 </w:tbl>
-                <w:bookmarkEnd w:id="15"/>
+                <w:bookmarkEnd w:id="20"/>
                 <w:p/>
               </w:tc>
             </w:tr>
           </w:tbl>
-          <w:bookmarkEnd w:id="16"/>
+          <w:bookmarkEnd w:id="21"/>
           <w:p/>
         </w:tc>
       </w:tr>
@@ -2643,7 +2822,7 @@
               <w:spacing w:before="16" w:after="64"/>
             </w:pPr>
           </w:p>
-          <w:bookmarkStart w:id="17" w:name="exr-probs"/>
+          <w:bookmarkStart w:id="22" w:name="exr-probs"/>
           <w:p>
             <w:pPr>
               <w:pStyle w:val="BodyText"/>
@@ -2676,7 +2855,7 @@
               <w:t xml:space="preserve">.</w:t>
             </w:r>
           </w:p>
-          <w:bookmarkEnd w:id="17"/>
+          <w:bookmarkEnd w:id="22"/>
         </w:tc>
       </w:tr>
     </w:tbl>
@@ -2732,7 +2911,7 @@
               <w:bottom w:w="108" w:type="dxa"/>
             </w:tcMar>
           </w:tcPr>
-          <w:bookmarkStart w:id="18" w:name="sol-compute-probs"/>
+          <w:bookmarkStart w:id="23" w:name="sol-compute-probs"/>
           <w:p>
             <w:pPr>
               <w:pStyle w:val="BodyText"/>
@@ -2934,7 +3113,7 @@
               </m:oMath>
             </m:oMathPara>
           </w:p>
-          <w:bookmarkEnd w:id="18"/>
+          <w:bookmarkEnd w:id="23"/>
           <w:p/>
         </w:tc>
       </w:tr>
@@ -2973,7 +3152,7 @@
               <w:spacing w:before="16" w:after="64"/>
             </w:pPr>
           </w:p>
-          <w:bookmarkStart w:id="19" w:name="exr-def-controls"/>
+          <w:bookmarkStart w:id="24" w:name="exr-def-controls"/>
           <w:p>
             <w:pPr>
               <w:pStyle w:val="BodyText"/>
@@ -3004,7 +3183,7 @@
               <w:t xml:space="preserve">mean in the context of study design?</w:t>
             </w:r>
           </w:p>
-          <w:bookmarkEnd w:id="19"/>
+          <w:bookmarkEnd w:id="24"/>
         </w:tc>
       </w:tr>
     </w:tbl>
@@ -3060,7 +3239,7 @@
               <w:bottom w:w="108" w:type="dxa"/>
             </w:tcMar>
           </w:tcPr>
-          <w:bookmarkStart w:id="21" w:name="sol-def-controls"/>
+          <w:bookmarkStart w:id="26" w:name="sol-def-controls"/>
           <w:p>
             <w:pPr>
               <w:pStyle w:val="BodyText"/>
@@ -3110,7 +3289,7 @@
                     <w:spacing w:before="16" w:after="64"/>
                   </w:pPr>
                 </w:p>
-                <w:bookmarkStart w:id="20" w:name="def-controls"/>
+                <w:bookmarkStart w:id="25" w:name="def-controls"/>
                 <w:p>
                   <w:pPr>
                     <w:pStyle w:val="BodyText"/>
@@ -3218,11 +3397,11 @@
                     <w:t xml:space="preserve">of interest.</w:t>
                   </w:r>
                 </w:p>
-                <w:bookmarkEnd w:id="20"/>
+                <w:bookmarkEnd w:id="25"/>
               </w:tc>
             </w:tr>
           </w:tbl>
-          <w:bookmarkEnd w:id="21"/>
+          <w:bookmarkEnd w:id="26"/>
           <w:p/>
         </w:tc>
       </w:tr>
@@ -3261,7 +3440,7 @@
               <w:spacing w:before="16" w:after="64"/>
             </w:pPr>
           </w:p>
-          <w:bookmarkStart w:id="22" w:name="exr-controls-use-cases"/>
+          <w:bookmarkStart w:id="27" w:name="exr-controls-use-cases"/>
           <w:p>
             <w:pPr>
               <w:pStyle w:val="BodyText"/>
@@ -3280,7 +3459,7 @@
               <w:t xml:space="preserve">What types of studies do the two definitions of controls correspond to?</w:t>
             </w:r>
           </w:p>
-          <w:bookmarkEnd w:id="22"/>
+          <w:bookmarkEnd w:id="27"/>
         </w:tc>
       </w:tr>
     </w:tbl>
@@ -3336,7 +3515,7 @@
               <w:bottom w:w="108" w:type="dxa"/>
             </w:tcMar>
           </w:tcPr>
-          <w:bookmarkStart w:id="25" w:name="sol-controls-use-cases"/>
+          <w:bookmarkStart w:id="30" w:name="sol-controls-use-cases"/>
           <w:p>
             <w:pPr>
               <w:pStyle w:val="BodyText"/>
@@ -3386,7 +3565,7 @@
                     <w:spacing w:before="16" w:after="64"/>
                   </w:pPr>
                 </w:p>
-                <w:bookmarkStart w:id="23" w:name="def-cases-retrospective"/>
+                <w:bookmarkStart w:id="28" w:name="def-cases-retrospective"/>
                 <w:p>
                   <w:pPr>
                     <w:pStyle w:val="BodyText"/>
@@ -3462,7 +3641,7 @@
                     <w:t xml:space="preserve">.</w:t>
                   </w:r>
                 </w:p>
-                <w:bookmarkEnd w:id="23"/>
+                <w:bookmarkEnd w:id="28"/>
               </w:tc>
             </w:tr>
           </w:tbl>
@@ -3508,7 +3687,7 @@
                     <w:spacing w:before="16" w:after="64"/>
                   </w:pPr>
                 </w:p>
-                <w:bookmarkStart w:id="24" w:name="def-cases-prospective"/>
+                <w:bookmarkStart w:id="29" w:name="def-cases-prospective"/>
                 <w:p>
                   <w:pPr>
                     <w:pStyle w:val="BodyText"/>
@@ -3608,11 +3787,11 @@
                     <w:t xml:space="preserve">.</w:t>
                   </w:r>
                 </w:p>
-                <w:bookmarkEnd w:id="24"/>
+                <w:bookmarkEnd w:id="29"/>
               </w:tc>
             </w:tr>
           </w:tbl>
-          <w:bookmarkEnd w:id="25"/>
+          <w:bookmarkEnd w:id="30"/>
           <w:p/>
         </w:tc>
       </w:tr>
@@ -3669,7 +3848,7 @@
               <w:bottom w:w="108" w:type="dxa"/>
             </w:tcMar>
           </w:tcPr>
-          <w:bookmarkStart w:id="26" w:name="exm-cases-controls"/>
+          <w:bookmarkStart w:id="31" w:name="exm-cases-controls"/>
           <w:p>
             <w:pPr>
               <w:pStyle w:val="BodyText"/>
@@ -3883,13 +4062,13 @@
               <w:t xml:space="preserve">.</w:t>
             </w:r>
           </w:p>
-          <w:bookmarkEnd w:id="26"/>
+          <w:bookmarkEnd w:id="31"/>
           <w:p/>
         </w:tc>
       </w:tr>
     </w:tbl>
-    <w:bookmarkEnd w:id="27"/>
-    <w:bookmarkStart w:id="56" w:name="comparing-probabilities"/>
+    <w:bookmarkEnd w:id="32"/>
+    <w:bookmarkStart w:id="61" w:name="comparing-probabilities"/>
     <w:p>
       <w:pPr>
         <w:pStyle w:val="Heading2"/>
@@ -3898,7 +4077,7 @@
         <w:t xml:space="preserve">1.2 Comparing probabilities</w:t>
       </w:r>
     </w:p>
-    <w:bookmarkStart w:id="34" w:name="risk-differences"/>
+    <w:bookmarkStart w:id="39" w:name="risk-differences"/>
     <w:p>
       <w:pPr>
         <w:pStyle w:val="Heading3"/>
@@ -3989,7 +4168,7 @@
               <w:spacing w:before="16" w:after="64"/>
             </w:pPr>
           </w:p>
-          <w:bookmarkStart w:id="28" w:name="def-RD"/>
+          <w:bookmarkStart w:id="33" w:name="def-RD"/>
           <w:p>
             <w:pPr>
               <w:pStyle w:val="BodyText"/>
@@ -4170,7 +4349,7 @@
               </m:oMath>
             </m:oMathPara>
           </w:p>
-          <w:bookmarkEnd w:id="28"/>
+          <w:bookmarkEnd w:id="33"/>
         </w:tc>
       </w:tr>
     </w:tbl>
@@ -4226,7 +4405,7 @@
               <w:bottom w:w="108" w:type="dxa"/>
             </w:tcMar>
           </w:tcPr>
-          <w:bookmarkStart w:id="29" w:name="exm-RD"/>
+          <w:bookmarkStart w:id="34" w:name="exm-RD"/>
           <w:p>
             <w:pPr>
               <w:pStyle w:val="BodyText"/>
@@ -4790,7 +4969,7 @@
               </m:oMath>
             </m:oMathPara>
           </w:p>
-          <w:bookmarkEnd w:id="29"/>
+          <w:bookmarkEnd w:id="34"/>
           <w:p/>
         </w:tc>
       </w:tr>
@@ -4829,7 +5008,7 @@
               <w:spacing w:before="16" w:after="64"/>
             </w:pPr>
           </w:p>
-          <w:bookmarkStart w:id="30" w:name="exr-interpret-rd"/>
+          <w:bookmarkStart w:id="35" w:name="exr-interpret-rd"/>
           <w:p>
             <w:pPr>
               <w:pStyle w:val="BodyText"/>
@@ -4847,349 +5026,6 @@
             <w:r>
               <w:t xml:space="preserve">How can we interpret the preceding risk difference estimate in prose?</w:t>
             </w:r>
-          </w:p>
-          <w:bookmarkEnd w:id="30"/>
-        </w:tc>
-      </w:tr>
-    </w:tbl>
-    <w:tbl>
-      <w:tblPr>
-        <w:tblStyle w:val="Table"/>
-        <w:tblLook w:firstRow="0" w:lastRow="0" w:firstColumn="0" w:lastColumn="0" w:noHBand="0" w:noVBand="0" w:val="0000"/>
-        <w:tblBorders>
-          <w:top w:val="single" w:sz="4" w:space="0" w:color="909090"/>
-          <w:left w:val="single" w:sz="24" w:space="0" w:color="909090"/>
-          <w:bottom w:val="single" w:sz="4" w:space="0" w:color="909090"/>
-          <w:right w:val="single" w:sz="4" w:space="0" w:color="909090"/>
-        </w:tblBorders>
-        <w:tblCellMar>
-          <w:left w:w="144" w:type="dxa"/>
-          <w:right w:w="144" w:type="dxa"/>
-        </w:tblCellMar>
-        <w:tblLook w:firstRow="0" w:lastRow="0" w:firstColumn="0" w:lastColumn="0" w:noHBand="0" w:noVBand="0" w:val="0000"/>
-      </w:tblPr>
-      <w:tr>
-        <w:trPr>
-          <w:cantSplit/>
-        </w:trPr>
-        <w:tc>
-          <w:tcPr>
-            <w:shd w:color="auto" w:fill="e6e6e6" w:val="clear"/>
-            <w:tcMar>
-              <w:top w:w="92" w:type="dxa"/>
-              <w:bottom w:w="92" w:type="dxa"/>
-            </w:tcMar>
-          </w:tcPr>
-          <w:p>
-            <w:pPr>
-              <w:pStyle w:val="BodyText"/>
-            </w:pPr>
-            <w:pPr>
-              <w:spacing w:before="16" w:after="16"/>
-            </w:pPr>
-            <w:r>
-              <w:t xml:space="preserve">Solution (interpreting risk differences)</w:t>
-            </w:r>
-          </w:p>
-        </w:tc>
-      </w:tr>
-      <w:tr>
-        <w:trPr>
-          <w:cantSplit/>
-        </w:trPr>
-        <w:tc>
-          <w:tcPr>
-            <w:tcMar>
-              <w:top w:w="108" w:type="dxa"/>
-              <w:bottom w:w="108" w:type="dxa"/>
-            </w:tcMar>
-          </w:tcPr>
-          <w:bookmarkStart w:id="32" w:name="sol-interpret-rd"/>
-          <w:p>
-            <w:pPr>
-              <w:pStyle w:val="BodyText"/>
-            </w:pPr>
-            <w:r>
-              <w:rPr>
-                <w:i/>
-                <w:iCs/>
-              </w:rPr>
-              <w:t xml:space="preserve">Solution 4</w:t>
-            </w:r>
-            <w:r>
-              <w:t xml:space="preserve"> (interpreting risk differences). </w:t>
-            </w:r>
-            <w:r>
-              <w:t xml:space="preserve">“The difference in risk of MI between OC users and non-users was 0.0019.”</w:t>
-            </w:r>
-          </w:p>
-          <w:p>
-            <w:pPr>
-              <w:pStyle w:val="BodyText"/>
-            </w:pPr>
-            <w:r>
-              <w:t xml:space="preserve">or</w:t>
-            </w:r>
-          </w:p>
-          <w:p>
-            <w:pPr>
-              <w:pStyle w:val="BodyText"/>
-            </w:pPr>
-            <w:r>
-              <w:t xml:space="preserve">“The difference in risk of MI between OC users and non-users was 0.19</w:t>
-            </w:r>
-            <w:r>
-              <w:t xml:space="preserve"> </w:t>
-            </w:r>
-            <w:hyperlink r:id="rId31">
-              <w:r>
-                <w:rPr>
-                  <w:rStyle w:val="Hyperlink"/>
-                </w:rPr>
-                <w:t xml:space="preserve">percentage points</w:t>
-              </w:r>
-            </w:hyperlink>
-            <w:r>
-              <w:t xml:space="preserve">.”</w:t>
-            </w:r>
-          </w:p>
-          <w:bookmarkEnd w:id="32"/>
-          <w:p/>
-        </w:tc>
-      </w:tr>
-    </w:tbl>
-    <w:p>
-      <w:pPr>
-        <w:pStyle w:val="BodyText"/>
-      </w:pPr>
-      <w:r>
-        <w:t xml:space="preserve">See the note about working with percentages in the</w:t>
-      </w:r>
-      <w:r>
-        <w:t xml:space="preserve"> </w:t>
-      </w:r>
-      <w:hyperlink r:id="rId33">
-        <w:r>
-          <w:rPr>
-            <w:rStyle w:val="Hyperlink"/>
-          </w:rPr>
-          <w:t xml:space="preserve">notation page of the lab’s math notes</w:t>
-        </w:r>
-      </w:hyperlink>
-      <w:r>
-        <w:t xml:space="preserve">.</w:t>
-      </w:r>
-    </w:p>
-    <w:bookmarkEnd w:id="34"/>
-    <w:bookmarkStart w:id="42" w:name="risk-ratios"/>
-    <w:p>
-      <w:pPr>
-        <w:pStyle w:val="Heading3"/>
-      </w:pPr>
-      <w:r>
-        <w:t xml:space="preserve">1.2.2 Risk ratios</w:t>
-      </w:r>
-    </w:p>
-    <w:tbl>
-      <w:tblPr>
-        <w:tblStyle w:val="Table"/>
-        <w:tblInd w:w="164" w:type="dxa"/>
-        <w:tblBorders>
-          <w:left w:val="single" w:sz="24" w:space="0" w:color="909090"/>
-        </w:tblBorders>
-        <w:tblCellMar>
-          <w:left w:w="0" w:type="dxa"/>
-          <w:right w:w="0" w:type="dxa"/>
-        </w:tblCellMar>
-        <w:tblLook w:firstRow="0" w:lastRow="0" w:firstColumn="0" w:lastColumn="0" w:noHBand="0" w:noVBand="0" w:val="0000"/>
-      </w:tblPr>
-      <w:tblGrid>
-        <w:gridCol w:w="7920"/>
-      </w:tblGrid>
-      <w:tr>
-        <w:trPr>
-          <w:cantSplit/>
-        </w:trPr>
-        <w:tc>
-          <w:tcPr>
-            <w:tcMar>
-              <w:left w:w="144" w:type="dxa"/>
-            </w:tcMar>
-          </w:tcPr>
-          <w:p>
-            <w:pPr>
-              <w:pStyle w:val="FirstParagraph"/>
-            </w:pPr>
-            <w:pPr>
-              <w:spacing w:before="16" w:after="64"/>
-            </w:pPr>
-          </w:p>
-          <w:bookmarkStart w:id="35" w:name="exr-name-RR"/>
-          <w:p>
-            <w:pPr>
-              <w:pStyle w:val="BodyText"/>
-            </w:pPr>
-            <w:r>
-              <w:rPr>
-                <w:b/>
-                <w:bCs/>
-              </w:rPr>
-              <w:t xml:space="preserve">Exercise 5</w:t>
-            </w:r>
-            <w:r>
-              <w:t xml:space="preserve"> </w:t>
-            </w:r>
-            <w:r>
-              <w:t xml:space="preserve">If</w:t>
-            </w:r>
-            <w:r>
-              <w:t xml:space="preserve"> </w:t>
-            </w:r>
-            <m:oMath>
-              <m:sSub>
-                <m:e>
-                  <m:r>
-                    <m:t>π</m:t>
-                  </m:r>
-                </m:e>
-                <m:sub>
-                  <m:r>
-                    <m:t>1</m:t>
-                  </m:r>
-                </m:sub>
-              </m:sSub>
-            </m:oMath>
-            <w:r>
-              <w:t xml:space="preserve"> </w:t>
-            </w:r>
-            <w:r>
-              <w:t xml:space="preserve">and</w:t>
-            </w:r>
-            <w:r>
-              <w:t xml:space="preserve"> </w:t>
-            </w:r>
-            <m:oMath>
-              <m:sSub>
-                <m:e>
-                  <m:r>
-                    <m:t>π</m:t>
-                  </m:r>
-                </m:e>
-                <m:sub>
-                  <m:r>
-                    <m:t>2</m:t>
-                  </m:r>
-                </m:sub>
-              </m:sSub>
-            </m:oMath>
-            <w:r>
-              <w:t xml:space="preserve"> </w:t>
-            </w:r>
-            <w:r>
-              <w:t xml:space="preserve">are two probabilities,</w:t>
-            </w:r>
-            <w:r>
-              <w:t xml:space="preserve"> </w:t>
-            </w:r>
-            <w:r>
-              <w:t xml:space="preserve">what do we call the following ratio?</w:t>
-            </w:r>
-          </w:p>
-          <w:p>
-            <w:pPr>
-              <w:pStyle w:val="BodyText"/>
-            </w:pPr>
-            <m:oMathPara>
-              <m:oMathParaPr>
-                <m:jc m:val="center"/>
-              </m:oMathParaPr>
-              <m:oMath>
-                <m:r>
-                  <m:t>ρ</m:t>
-                </m:r>
-                <m:r>
-                  <m:rPr>
-                    <m:sty m:val="p"/>
-                  </m:rPr>
-                  <m:t>(</m:t>
-                </m:r>
-                <m:sSub>
-                  <m:e>
-                    <m:r>
-                      <m:t>π</m:t>
-                    </m:r>
-                  </m:e>
-                  <m:sub>
-                    <m:r>
-                      <m:t>1</m:t>
-                    </m:r>
-                  </m:sub>
-                </m:sSub>
-                <m:r>
-                  <m:rPr>
-                    <m:sty m:val="p"/>
-                  </m:rPr>
-                  <m:t>,</m:t>
-                </m:r>
-                <m:sSub>
-                  <m:e>
-                    <m:r>
-                      <m:t>π</m:t>
-                    </m:r>
-                  </m:e>
-                  <m:sub>
-                    <m:r>
-                      <m:t>2</m:t>
-                    </m:r>
-                  </m:sub>
-                </m:sSub>
-                <m:r>
-                  <m:rPr>
-                    <m:sty m:val="p"/>
-                  </m:rPr>
-                  <m:t>)</m:t>
-                </m:r>
-                <m:r>
-                  <m:rPr>
-                    <m:sty m:val="p"/>
-                  </m:rPr>
-                  <m:t>=</m:t>
-                </m:r>
-                <m:f>
-                  <m:fPr>
-                    <m:type m:val="bar"/>
-                  </m:fPr>
-                  <m:num>
-                    <m:sSub>
-                      <m:e>
-                        <m:r>
-                          <m:t>π</m:t>
-                        </m:r>
-                      </m:e>
-                      <m:sub>
-                        <m:r>
-                          <m:t>1</m:t>
-                        </m:r>
-                      </m:sub>
-                    </m:sSub>
-                  </m:num>
-                  <m:den>
-                    <m:sSub>
-                      <m:e>
-                        <m:r>
-                          <m:t>π</m:t>
-                        </m:r>
-                      </m:e>
-                      <m:sub>
-                        <m:r>
-                          <m:t>2</m:t>
-                        </m:r>
-                      </m:sub>
-                    </m:sSub>
-                  </m:den>
-                </m:f>
-              </m:oMath>
-            </m:oMathPara>
           </w:p>
           <w:bookmarkEnd w:id="35"/>
         </w:tc>
@@ -5225,13 +5061,13 @@
           </w:tcPr>
           <w:p>
             <w:pPr>
-              <w:pStyle w:val="FirstParagraph"/>
+              <w:pStyle w:val="BodyText"/>
             </w:pPr>
             <w:pPr>
               <w:spacing w:before="16" w:after="16"/>
             </w:pPr>
             <w:r>
-              <w:t xml:space="preserve">Solution</w:t>
+              <w:t xml:space="preserve">Solution (interpreting risk differences)</w:t>
             </w:r>
           </w:p>
         </w:tc>
@@ -5247,7 +5083,350 @@
               <w:bottom w:w="108" w:type="dxa"/>
             </w:tcMar>
           </w:tcPr>
-          <w:bookmarkStart w:id="37" w:name="sol-exr-name-RR"/>
+          <w:bookmarkStart w:id="37" w:name="sol-interpret-rd"/>
+          <w:p>
+            <w:pPr>
+              <w:pStyle w:val="BodyText"/>
+            </w:pPr>
+            <w:r>
+              <w:rPr>
+                <w:i/>
+                <w:iCs/>
+              </w:rPr>
+              <w:t xml:space="preserve">Solution 4</w:t>
+            </w:r>
+            <w:r>
+              <w:t xml:space="preserve"> (interpreting risk differences). </w:t>
+            </w:r>
+            <w:r>
+              <w:t xml:space="preserve">“The difference in risk of MI between OC users and non-users was 0.0019.”</w:t>
+            </w:r>
+          </w:p>
+          <w:p>
+            <w:pPr>
+              <w:pStyle w:val="BodyText"/>
+            </w:pPr>
+            <w:r>
+              <w:t xml:space="preserve">or</w:t>
+            </w:r>
+          </w:p>
+          <w:p>
+            <w:pPr>
+              <w:pStyle w:val="BodyText"/>
+            </w:pPr>
+            <w:r>
+              <w:t xml:space="preserve">“The difference in risk of MI between OC users and non-users was 0.19</w:t>
+            </w:r>
+            <w:r>
+              <w:t xml:space="preserve"> </w:t>
+            </w:r>
+            <w:hyperlink r:id="rId36">
+              <w:r>
+                <w:rPr>
+                  <w:rStyle w:val="Hyperlink"/>
+                </w:rPr>
+                <w:t xml:space="preserve">percentage points</w:t>
+              </w:r>
+            </w:hyperlink>
+            <w:r>
+              <w:t xml:space="preserve">.”</w:t>
+            </w:r>
+          </w:p>
+          <w:bookmarkEnd w:id="37"/>
+          <w:p/>
+        </w:tc>
+      </w:tr>
+    </w:tbl>
+    <w:p>
+      <w:pPr>
+        <w:pStyle w:val="BodyText"/>
+      </w:pPr>
+      <w:r>
+        <w:t xml:space="preserve">See the note about working with percentages in the</w:t>
+      </w:r>
+      <w:r>
+        <w:t xml:space="preserve"> </w:t>
+      </w:r>
+      <w:hyperlink r:id="rId38">
+        <w:r>
+          <w:rPr>
+            <w:rStyle w:val="Hyperlink"/>
+          </w:rPr>
+          <w:t xml:space="preserve">notation page of the lab’s math notes</w:t>
+        </w:r>
+      </w:hyperlink>
+      <w:r>
+        <w:t xml:space="preserve">.</w:t>
+      </w:r>
+    </w:p>
+    <w:bookmarkEnd w:id="39"/>
+    <w:bookmarkStart w:id="47" w:name="risk-ratios"/>
+    <w:p>
+      <w:pPr>
+        <w:pStyle w:val="Heading3"/>
+      </w:pPr>
+      <w:r>
+        <w:t xml:space="preserve">1.2.2 Risk ratios</w:t>
+      </w:r>
+    </w:p>
+    <w:tbl>
+      <w:tblPr>
+        <w:tblStyle w:val="Table"/>
+        <w:tblInd w:w="164" w:type="dxa"/>
+        <w:tblBorders>
+          <w:left w:val="single" w:sz="24" w:space="0" w:color="909090"/>
+        </w:tblBorders>
+        <w:tblCellMar>
+          <w:left w:w="0" w:type="dxa"/>
+          <w:right w:w="0" w:type="dxa"/>
+        </w:tblCellMar>
+        <w:tblLook w:firstRow="0" w:lastRow="0" w:firstColumn="0" w:lastColumn="0" w:noHBand="0" w:noVBand="0" w:val="0000"/>
+      </w:tblPr>
+      <w:tblGrid>
+        <w:gridCol w:w="7920"/>
+      </w:tblGrid>
+      <w:tr>
+        <w:trPr>
+          <w:cantSplit/>
+        </w:trPr>
+        <w:tc>
+          <w:tcPr>
+            <w:tcMar>
+              <w:left w:w="144" w:type="dxa"/>
+            </w:tcMar>
+          </w:tcPr>
+          <w:p>
+            <w:pPr>
+              <w:pStyle w:val="FirstParagraph"/>
+            </w:pPr>
+            <w:pPr>
+              <w:spacing w:before="16" w:after="64"/>
+            </w:pPr>
+          </w:p>
+          <w:bookmarkStart w:id="40" w:name="exr-name-RR"/>
+          <w:p>
+            <w:pPr>
+              <w:pStyle w:val="BodyText"/>
+            </w:pPr>
+            <w:r>
+              <w:rPr>
+                <w:b/>
+                <w:bCs/>
+              </w:rPr>
+              <w:t xml:space="preserve">Exercise 5</w:t>
+            </w:r>
+            <w:r>
+              <w:t xml:space="preserve"> </w:t>
+            </w:r>
+            <w:r>
+              <w:t xml:space="preserve">If</w:t>
+            </w:r>
+            <w:r>
+              <w:t xml:space="preserve"> </w:t>
+            </w:r>
+            <m:oMath>
+              <m:sSub>
+                <m:e>
+                  <m:r>
+                    <m:t>π</m:t>
+                  </m:r>
+                </m:e>
+                <m:sub>
+                  <m:r>
+                    <m:t>1</m:t>
+                  </m:r>
+                </m:sub>
+              </m:sSub>
+            </m:oMath>
+            <w:r>
+              <w:t xml:space="preserve"> </w:t>
+            </w:r>
+            <w:r>
+              <w:t xml:space="preserve">and</w:t>
+            </w:r>
+            <w:r>
+              <w:t xml:space="preserve"> </w:t>
+            </w:r>
+            <m:oMath>
+              <m:sSub>
+                <m:e>
+                  <m:r>
+                    <m:t>π</m:t>
+                  </m:r>
+                </m:e>
+                <m:sub>
+                  <m:r>
+                    <m:t>2</m:t>
+                  </m:r>
+                </m:sub>
+              </m:sSub>
+            </m:oMath>
+            <w:r>
+              <w:t xml:space="preserve"> </w:t>
+            </w:r>
+            <w:r>
+              <w:t xml:space="preserve">are two probabilities,</w:t>
+            </w:r>
+            <w:r>
+              <w:t xml:space="preserve"> </w:t>
+            </w:r>
+            <w:r>
+              <w:t xml:space="preserve">what do we call the following ratio?</w:t>
+            </w:r>
+          </w:p>
+          <w:p>
+            <w:pPr>
+              <w:pStyle w:val="BodyText"/>
+            </w:pPr>
+            <m:oMathPara>
+              <m:oMathParaPr>
+                <m:jc m:val="center"/>
+              </m:oMathParaPr>
+              <m:oMath>
+                <m:r>
+                  <m:t>ρ</m:t>
+                </m:r>
+                <m:r>
+                  <m:rPr>
+                    <m:sty m:val="p"/>
+                  </m:rPr>
+                  <m:t>(</m:t>
+                </m:r>
+                <m:sSub>
+                  <m:e>
+                    <m:r>
+                      <m:t>π</m:t>
+                    </m:r>
+                  </m:e>
+                  <m:sub>
+                    <m:r>
+                      <m:t>1</m:t>
+                    </m:r>
+                  </m:sub>
+                </m:sSub>
+                <m:r>
+                  <m:rPr>
+                    <m:sty m:val="p"/>
+                  </m:rPr>
+                  <m:t>,</m:t>
+                </m:r>
+                <m:sSub>
+                  <m:e>
+                    <m:r>
+                      <m:t>π</m:t>
+                    </m:r>
+                  </m:e>
+                  <m:sub>
+                    <m:r>
+                      <m:t>2</m:t>
+                    </m:r>
+                  </m:sub>
+                </m:sSub>
+                <m:r>
+                  <m:rPr>
+                    <m:sty m:val="p"/>
+                  </m:rPr>
+                  <m:t>)</m:t>
+                </m:r>
+                <m:r>
+                  <m:rPr>
+                    <m:sty m:val="p"/>
+                  </m:rPr>
+                  <m:t>=</m:t>
+                </m:r>
+                <m:f>
+                  <m:fPr>
+                    <m:type m:val="bar"/>
+                  </m:fPr>
+                  <m:num>
+                    <m:sSub>
+                      <m:e>
+                        <m:r>
+                          <m:t>π</m:t>
+                        </m:r>
+                      </m:e>
+                      <m:sub>
+                        <m:r>
+                          <m:t>1</m:t>
+                        </m:r>
+                      </m:sub>
+                    </m:sSub>
+                  </m:num>
+                  <m:den>
+                    <m:sSub>
+                      <m:e>
+                        <m:r>
+                          <m:t>π</m:t>
+                        </m:r>
+                      </m:e>
+                      <m:sub>
+                        <m:r>
+                          <m:t>2</m:t>
+                        </m:r>
+                      </m:sub>
+                    </m:sSub>
+                  </m:den>
+                </m:f>
+              </m:oMath>
+            </m:oMathPara>
+          </w:p>
+          <w:bookmarkEnd w:id="40"/>
+        </w:tc>
+      </w:tr>
+    </w:tbl>
+    <w:tbl>
+      <w:tblPr>
+        <w:tblStyle w:val="Table"/>
+        <w:tblLook w:firstRow="0" w:lastRow="0" w:firstColumn="0" w:lastColumn="0" w:noHBand="0" w:noVBand="0" w:val="0000"/>
+        <w:tblBorders>
+          <w:top w:val="single" w:sz="4" w:space="0" w:color="909090"/>
+          <w:left w:val="single" w:sz="24" w:space="0" w:color="909090"/>
+          <w:bottom w:val="single" w:sz="4" w:space="0" w:color="909090"/>
+          <w:right w:val="single" w:sz="4" w:space="0" w:color="909090"/>
+        </w:tblBorders>
+        <w:tblCellMar>
+          <w:left w:w="144" w:type="dxa"/>
+          <w:right w:w="144" w:type="dxa"/>
+        </w:tblCellMar>
+        <w:tblLook w:firstRow="0" w:lastRow="0" w:firstColumn="0" w:lastColumn="0" w:noHBand="0" w:noVBand="0" w:val="0000"/>
+      </w:tblPr>
+      <w:tr>
+        <w:trPr>
+          <w:cantSplit/>
+        </w:trPr>
+        <w:tc>
+          <w:tcPr>
+            <w:shd w:color="auto" w:fill="e6e6e6" w:val="clear"/>
+            <w:tcMar>
+              <w:top w:w="92" w:type="dxa"/>
+              <w:bottom w:w="92" w:type="dxa"/>
+            </w:tcMar>
+          </w:tcPr>
+          <w:p>
+            <w:pPr>
+              <w:pStyle w:val="FirstParagraph"/>
+            </w:pPr>
+            <w:pPr>
+              <w:spacing w:before="16" w:after="16"/>
+            </w:pPr>
+            <w:r>
+              <w:t xml:space="preserve">Solution</w:t>
+            </w:r>
+          </w:p>
+        </w:tc>
+      </w:tr>
+      <w:tr>
+        <w:trPr>
+          <w:cantSplit/>
+        </w:trPr>
+        <w:tc>
+          <w:tcPr>
+            <w:tcMar>
+              <w:top w:w="108" w:type="dxa"/>
+              <w:bottom w:w="108" w:type="dxa"/>
+            </w:tcMar>
+          </w:tcPr>
+          <w:bookmarkStart w:id="42" w:name="sol-exr-name-RR"/>
           <w:p>
             <w:pPr>
               <w:pStyle w:val="BodyText"/>
@@ -5297,7 +5476,7 @@
                     <w:spacing w:before="16" w:after="64"/>
                   </w:pPr>
                 </w:p>
-                <w:bookmarkStart w:id="36" w:name="def-RR"/>
+                <w:bookmarkStart w:id="41" w:name="def-RR"/>
                 <w:p>
                   <w:pPr>
                     <w:pStyle w:val="BodyText"/>
@@ -5606,11 +5785,11 @@
                     <w:t xml:space="preserve">.</w:t>
                   </w:r>
                 </w:p>
-                <w:bookmarkEnd w:id="36"/>
+                <w:bookmarkEnd w:id="41"/>
               </w:tc>
             </w:tr>
           </w:tbl>
-          <w:bookmarkEnd w:id="37"/>
+          <w:bookmarkEnd w:id="42"/>
           <w:p/>
         </w:tc>
       </w:tr>
@@ -5649,7 +5828,7 @@
               <w:spacing w:before="16" w:after="64"/>
             </w:pPr>
           </w:p>
-          <w:bookmarkStart w:id="38" w:name="exr-RR"/>
+          <w:bookmarkStart w:id="43" w:name="exr-RR"/>
           <w:p>
             <w:pPr>
               <w:pStyle w:val="BodyText"/>
@@ -5858,7 +6037,7 @@
               <w:t xml:space="preserve">of MI for OC versus non-OC.</w:t>
             </w:r>
           </w:p>
-          <w:bookmarkEnd w:id="38"/>
+          <w:bookmarkEnd w:id="43"/>
         </w:tc>
       </w:tr>
     </w:tbl>
@@ -5914,7 +6093,7 @@
               <w:bottom w:w="108" w:type="dxa"/>
             </w:tcMar>
           </w:tcPr>
-          <w:bookmarkStart w:id="39" w:name="sol-exr-RR"/>
+          <w:bookmarkStart w:id="44" w:name="sol-exr-RR"/>
           <w:p>
             <w:pPr>
               <w:pStyle w:val="BodyText"/>
@@ -6283,7 +6462,7 @@
               </m:oMath>
             </m:oMathPara>
           </w:p>
-          <w:bookmarkEnd w:id="39"/>
+          <w:bookmarkEnd w:id="44"/>
           <w:p/>
         </w:tc>
       </w:tr>
@@ -6322,7 +6501,7 @@
               <w:spacing w:before="16" w:after="64"/>
             </w:pPr>
           </w:p>
-          <w:bookmarkStart w:id="40" w:name="exr-interpret-rr"/>
+          <w:bookmarkStart w:id="45" w:name="exr-interpret-rr"/>
           <w:p>
             <w:pPr>
               <w:pStyle w:val="BodyText"/>
@@ -6341,7 +6520,7 @@
               <w:t xml:space="preserve">How can we interpret the preceding relative risk estimate in prose?</w:t>
             </w:r>
           </w:p>
-          <w:bookmarkEnd w:id="40"/>
+          <w:bookmarkEnd w:id="45"/>
         </w:tc>
       </w:tr>
     </w:tbl>
@@ -6397,7 +6576,7 @@
               <w:bottom w:w="108" w:type="dxa"/>
             </w:tcMar>
           </w:tcPr>
-          <w:bookmarkStart w:id="41" w:name="sol-interpret-rr"/>
+          <w:bookmarkStart w:id="46" w:name="sol-interpret-rr"/>
           <w:p>
             <w:pPr>
               <w:pStyle w:val="BodyText"/>
@@ -6515,13 +6694,13 @@
               <w:t xml:space="preserve">, which uses similar phrasing.</w:t>
             </w:r>
           </w:p>
-          <w:bookmarkEnd w:id="41"/>
+          <w:bookmarkEnd w:id="46"/>
           <w:p/>
         </w:tc>
       </w:tr>
     </w:tbl>
-    <w:bookmarkEnd w:id="42"/>
-    <w:bookmarkStart w:id="46" w:name="relative-risk-differences"/>
+    <w:bookmarkEnd w:id="47"/>
+    <w:bookmarkStart w:id="51" w:name="relative-risk-differences"/>
     <w:p>
       <w:pPr>
         <w:pStyle w:val="Heading3"/>
@@ -6598,7 +6777,7 @@
               <w:spacing w:before="16" w:after="64"/>
             </w:pPr>
           </w:p>
-          <w:bookmarkStart w:id="43" w:name="def-RRD"/>
+          <w:bookmarkStart w:id="48" w:name="def-RRD"/>
           <w:p>
             <w:pPr>
               <w:pStyle w:val="BodyText"/>
@@ -6780,7 +6959,7 @@
               </m:oMath>
             </m:oMathPara>
           </w:p>
-          <w:bookmarkEnd w:id="43"/>
+          <w:bookmarkEnd w:id="48"/>
         </w:tc>
       </w:tr>
     </w:tbl>
@@ -6818,7 +6997,7 @@
               <w:spacing w:before="16" w:after="64"/>
             </w:pPr>
           </w:p>
-          <w:bookmarkStart w:id="44" w:name="thm-rrd-vs-rr"/>
+          <w:bookmarkStart w:id="49" w:name="thm-rrd-vs-rr"/>
           <w:p>
             <w:pPr>
               <w:pStyle w:val="BodyText"/>
@@ -6948,7 +7127,7 @@
               </m:oMath>
             </m:oMathPara>
           </w:p>
-          <w:bookmarkEnd w:id="44"/>
+          <w:bookmarkEnd w:id="49"/>
         </w:tc>
       </w:tr>
     </w:tbl>
@@ -7404,7 +7583,7 @@
               <w:bottom w:w="108" w:type="dxa"/>
             </w:tcMar>
           </w:tcPr>
-          <w:bookmarkStart w:id="45" w:name="exm-RRD"/>
+          <w:bookmarkStart w:id="50" w:name="exm-RRD"/>
           <w:p>
             <w:pPr>
               <w:pStyle w:val="BodyText"/>
@@ -8274,13 +8453,13 @@
               <w:t xml:space="preserve">The two calculations agree.</w:t>
             </w:r>
           </w:p>
-          <w:bookmarkEnd w:id="45"/>
+          <w:bookmarkEnd w:id="50"/>
           <w:p/>
         </w:tc>
       </w:tr>
     </w:tbl>
-    <w:bookmarkEnd w:id="46"/>
-    <w:bookmarkStart w:id="55" w:name="Xbff477ee8399a151570d90986f2d000afefe264"/>
+    <w:bookmarkEnd w:id="51"/>
+    <w:bookmarkStart w:id="60" w:name="Xbff477ee8399a151570d90986f2d000afefe264"/>
     <w:p>
       <w:pPr>
         <w:pStyle w:val="Heading3"/>
@@ -8333,7 +8512,7 @@
       <w:pPr>
         <w:pStyle w:val="BodyText"/>
       </w:pPr>
-      <w:bookmarkStart w:id="47" w:name="eq-rd-switch-ref"/>
+      <w:bookmarkStart w:id="52" w:name="eq-rd-switch-ref"/>
       <m:oMathPara>
         <m:oMathParaPr>
           <m:jc m:val="center"/>
@@ -8461,13 +8640,13 @@
           </m:r>
         </m:oMath>
       </m:oMathPara>
-      <w:bookmarkEnd w:id="47"/>
+      <w:bookmarkEnd w:id="52"/>
     </w:p>
     <w:p>
       <w:pPr>
         <w:pStyle w:val="FirstParagraph"/>
       </w:pPr>
-      <w:bookmarkStart w:id="48" w:name="eq-rr-switch-ref"/>
+      <w:bookmarkStart w:id="53" w:name="eq-rr-switch-ref"/>
       <m:oMathPara>
         <m:oMathParaPr>
           <m:jc m:val="center"/>
@@ -8620,13 +8799,13 @@
           </m:r>
         </m:oMath>
       </m:oMathPara>
-      <w:bookmarkEnd w:id="48"/>
+      <w:bookmarkEnd w:id="53"/>
     </w:p>
     <w:p>
       <w:pPr>
         <w:pStyle w:val="FirstParagraph"/>
       </w:pPr>
-      <w:bookmarkStart w:id="49" w:name="eq-rrd-switch-ref"/>
+      <w:bookmarkStart w:id="54" w:name="eq-rrd-switch-ref"/>
       <m:oMathPara>
         <m:oMathParaPr>
           <m:jc m:val="center"/>
@@ -8797,7 +8976,7 @@
           </m:r>
         </m:oMath>
       </m:oMathPara>
-      <w:bookmarkEnd w:id="49"/>
+      <w:bookmarkEnd w:id="54"/>
     </w:p>
     <w:tbl>
       <w:tblPr>
@@ -8833,7 +9012,7 @@
               <w:spacing w:before="16" w:after="64"/>
             </w:pPr>
           </w:p>
-          <w:bookmarkStart w:id="50" w:name="exr-change-ref-group"/>
+          <w:bookmarkStart w:id="55" w:name="exr-change-ref-group"/>
           <w:p>
             <w:pPr>
               <w:pStyle w:val="BodyText"/>
@@ -8894,7 +9073,7 @@
               <w:t xml:space="preserve">.</w:t>
             </w:r>
           </w:p>
-          <w:bookmarkEnd w:id="50"/>
+          <w:bookmarkEnd w:id="55"/>
         </w:tc>
       </w:tr>
     </w:tbl>
@@ -8950,7 +9129,7 @@
               <w:bottom w:w="108" w:type="dxa"/>
             </w:tcMar>
           </w:tcPr>
-          <w:bookmarkStart w:id="51" w:name="sol-change-ref-group"/>
+          <w:bookmarkStart w:id="56" w:name="sol-change-ref-group"/>
           <w:p>
             <w:pPr>
               <w:pStyle w:val="BodyText"/>
@@ -10513,7 +10692,7 @@
               </m:oMath>
             </m:oMathPara>
           </w:p>
-          <w:bookmarkEnd w:id="51"/>
+          <w:bookmarkEnd w:id="56"/>
           <w:p/>
         </w:tc>
       </w:tr>
@@ -10570,7 +10749,7 @@
               <w:bottom w:w="108" w:type="dxa"/>
             </w:tcMar>
           </w:tcPr>
-          <w:bookmarkStart w:id="52" w:name="exm-ref-rd"/>
+          <w:bookmarkStart w:id="57" w:name="exm-ref-rd"/>
           <w:p>
             <w:pPr>
               <w:pStyle w:val="BodyText"/>
@@ -10974,7 +11153,7 @@
               <w:t xml:space="preserve">states.</w:t>
             </w:r>
           </w:p>
-          <w:bookmarkEnd w:id="52"/>
+          <w:bookmarkEnd w:id="57"/>
           <w:p/>
         </w:tc>
       </w:tr>
@@ -11031,7 +11210,7 @@
               <w:bottom w:w="108" w:type="dxa"/>
             </w:tcMar>
           </w:tcPr>
-          <w:bookmarkStart w:id="53" w:name="exm-ref"/>
+          <w:bookmarkStart w:id="58" w:name="exm-ref"/>
           <w:p>
             <w:pPr>
               <w:pStyle w:val="BodyText"/>
@@ -11441,7 +11620,7 @@
               <w:t xml:space="preserve">states.</w:t>
             </w:r>
           </w:p>
-          <w:bookmarkEnd w:id="53"/>
+          <w:bookmarkEnd w:id="58"/>
           <w:p/>
         </w:tc>
       </w:tr>
@@ -11498,7 +11677,7 @@
               <w:bottom w:w="108" w:type="dxa"/>
             </w:tcMar>
           </w:tcPr>
-          <w:bookmarkStart w:id="54" w:name="exm-ref-rrd"/>
+          <w:bookmarkStart w:id="59" w:name="exm-ref-rrd"/>
           <w:p>
             <w:pPr>
               <w:pStyle w:val="BodyText"/>
@@ -12028,14 +12207,14 @@
               <w:t xml:space="preserve">The two calculations agree.</w:t>
             </w:r>
           </w:p>
-          <w:bookmarkEnd w:id="54"/>
+          <w:bookmarkEnd w:id="59"/>
           <w:p/>
         </w:tc>
       </w:tr>
     </w:tbl>
-    <w:bookmarkEnd w:id="55"/>
-    <w:bookmarkEnd w:id="56"/>
-    <w:bookmarkStart w:id="158" w:name="odds-and-odds-ratios"/>
+    <w:bookmarkEnd w:id="60"/>
+    <w:bookmarkEnd w:id="61"/>
+    <w:bookmarkStart w:id="163" w:name="odds-and-odds-ratios"/>
     <w:p>
       <w:pPr>
         <w:pStyle w:val="Heading2"/>
@@ -12044,7 +12223,7 @@
         <w:t xml:space="preserve">1.3 Odds and odds ratios</w:t>
       </w:r>
     </w:p>
-    <w:bookmarkStart w:id="103" w:name="odds-and-probabilities"/>
+    <w:bookmarkStart w:id="108" w:name="odds-and-probabilities"/>
     <w:p>
       <w:pPr>
         <w:pStyle w:val="Heading3"/>
@@ -12108,7 +12287,7 @@
               <w:spacing w:before="16" w:after="64"/>
             </w:pPr>
           </w:p>
-          <w:bookmarkStart w:id="61" w:name="def-odds"/>
+          <w:bookmarkStart w:id="66" w:name="def-odds"/>
           <w:p>
             <w:pPr>
               <w:pStyle w:val="BodyText"/>
@@ -12206,7 +12385,7 @@
               <w:rPr>
                 <w:rStyle w:val="FootnoteReference"/>
               </w:rPr>
-              <w:footnoteReference w:id="57"/>
+              <w:footnoteReference w:id="62"/>
             </w:r>
             <w:r>
               <w:t xml:space="preserve"> </w:t>
@@ -12219,7 +12398,7 @@
             <w:pPr>
               <w:pStyle w:val="BodyText"/>
             </w:pPr>
-            <w:bookmarkStart w:id="60" w:name="eq-def-odds"/>
+            <w:bookmarkStart w:id="65" w:name="eq-def-odds"/>
             <m:oMathPara>
               <m:oMathParaPr>
                 <m:jc m:val="center"/>
@@ -12324,9 +12503,9 @@
                 </m:r>
               </m:oMath>
             </m:oMathPara>
-            <w:bookmarkEnd w:id="60"/>
+            <w:bookmarkEnd w:id="65"/>
           </w:p>
-          <w:bookmarkEnd w:id="61"/>
+          <w:bookmarkEnd w:id="66"/>
         </w:tc>
       </w:tr>
     </w:tbl>
@@ -12343,7 +12522,7 @@
       <w:r>
         <w:t xml:space="preserve">which are conditional probability models (</w:t>
       </w:r>
-      <w:hyperlink r:id="rId62">
+      <w:hyperlink r:id="rId67">
         <w:r>
           <w:rPr>
             <w:rStyle w:val="Hyperlink"/>
@@ -12401,7 +12580,7 @@
               <w:spacing w:before="16" w:after="64"/>
             </w:pPr>
           </w:p>
-          <w:bookmarkStart w:id="64" w:name="def-c-odds"/>
+          <w:bookmarkStart w:id="69" w:name="def-c-odds"/>
           <w:p>
             <w:pPr>
               <w:pStyle w:val="BodyText"/>
@@ -12527,7 +12706,7 @@
             <w:pPr>
               <w:pStyle w:val="BodyText"/>
             </w:pPr>
-            <w:bookmarkStart w:id="63" w:name="eq-def-c-odds"/>
+            <w:bookmarkStart w:id="68" w:name="eq-def-c-odds"/>
             <m:oMathPara>
               <m:oMathParaPr>
                 <m:jc m:val="center"/>
@@ -12674,7 +12853,7 @@
                 </m:r>
               </m:oMath>
             </m:oMathPara>
-            <w:bookmarkEnd w:id="63"/>
+            <w:bookmarkEnd w:id="68"/>
           </w:p>
           <w:p>
             <w:pPr>
@@ -12800,7 +12979,7 @@
               <w:t xml:space="preserve">).</w:t>
             </w:r>
           </w:p>
-          <w:bookmarkEnd w:id="64"/>
+          <w:bookmarkEnd w:id="69"/>
         </w:tc>
       </w:tr>
     </w:tbl>
@@ -12838,7 +13017,7 @@
               <w:spacing w:before="16" w:after="64"/>
             </w:pPr>
           </w:p>
-          <w:bookmarkStart w:id="65" w:name="def-pi-oc"/>
+          <w:bookmarkStart w:id="70" w:name="def-pi-oc"/>
           <w:p>
             <w:pPr>
               <w:pStyle w:val="BodyText"/>
@@ -12977,7 +13156,7 @@
               </m:oMath>
             </m:oMathPara>
           </w:p>
-          <w:bookmarkEnd w:id="65"/>
+          <w:bookmarkEnd w:id="70"/>
         </w:tc>
       </w:tr>
     </w:tbl>
@@ -13033,7 +13212,7 @@
               <w:bottom w:w="108" w:type="dxa"/>
             </w:tcMar>
           </w:tcPr>
-          <w:bookmarkStart w:id="66" w:name="exm-odds"/>
+          <w:bookmarkStart w:id="71" w:name="exm-odds"/>
           <w:p>
             <w:pPr>
               <w:pStyle w:val="BodyText"/>
@@ -13491,7 +13670,7 @@
               </m:oMath>
             </m:oMathPara>
           </w:p>
-          <w:bookmarkEnd w:id="66"/>
+          <w:bookmarkEnd w:id="71"/>
           <w:p/>
         </w:tc>
       </w:tr>
@@ -13530,7 +13709,7 @@
               <w:spacing w:before="16" w:after="64"/>
             </w:pPr>
           </w:p>
-          <w:bookmarkStart w:id="67" w:name="exr-odds"/>
+          <w:bookmarkStart w:id="72" w:name="exr-odds"/>
           <w:p>
             <w:pPr>
               <w:pStyle w:val="BodyText"/>
@@ -13549,7 +13728,7 @@
               <w:t xml:space="preserve">Estimate the odds of MI, for non-OC users.</w:t>
             </w:r>
           </w:p>
-          <w:bookmarkEnd w:id="67"/>
+          <w:bookmarkEnd w:id="72"/>
         </w:tc>
       </w:tr>
     </w:tbl>
@@ -13605,7 +13784,7 @@
               <w:bottom w:w="108" w:type="dxa"/>
             </w:tcMar>
           </w:tcPr>
-          <w:bookmarkStart w:id="68" w:name="sol-odds"/>
+          <w:bookmarkStart w:id="73" w:name="sol-odds"/>
           <w:p>
             <w:pPr>
               <w:pStyle w:val="BodyText"/>
@@ -13693,7 +13872,7 @@
               </m:oMath>
             </m:oMathPara>
           </w:p>
-          <w:bookmarkEnd w:id="68"/>
+          <w:bookmarkEnd w:id="73"/>
           <w:p/>
         </w:tc>
       </w:tr>
@@ -13732,7 +13911,7 @@
               <w:spacing w:before="16" w:after="64"/>
             </w:pPr>
           </w:p>
-          <w:bookmarkStart w:id="69" w:name="exr-prob-to-odds"/>
+          <w:bookmarkStart w:id="74" w:name="exr-prob-to-odds"/>
           <w:p>
             <w:pPr>
               <w:pStyle w:val="BodyText"/>
@@ -13751,7 +13930,7 @@
               <w:t xml:space="preserve">Find a general formula for converting probabilities into odds.</w:t>
             </w:r>
           </w:p>
-          <w:bookmarkEnd w:id="69"/>
+          <w:bookmarkEnd w:id="74"/>
         </w:tc>
       </w:tr>
     </w:tbl>
@@ -13807,7 +13986,7 @@
               <w:bottom w:w="108" w:type="dxa"/>
             </w:tcMar>
           </w:tcPr>
-          <w:bookmarkStart w:id="71" w:name="sol-prob-to-odds"/>
+          <w:bookmarkStart w:id="76" w:name="sol-prob-to-odds"/>
           <w:p>
             <w:pPr>
               <w:pStyle w:val="BodyText"/>
@@ -13845,7 +14024,7 @@
             <w:r>
               <w:t xml:space="preserve"> </w:t>
             </w:r>
-            <w:hyperlink r:id="rId70">
+            <w:hyperlink r:id="rId75">
               <w:r>
                 <w:rPr>
                   <w:rStyle w:val="Hyperlink"/>
@@ -13990,7 +14169,7 @@
               </m:oMath>
             </m:oMathPara>
           </w:p>
-          <w:bookmarkEnd w:id="71"/>
+          <w:bookmarkEnd w:id="76"/>
           <w:p/>
         </w:tc>
       </w:tr>
@@ -14029,7 +14208,7 @@
               <w:spacing w:before="16" w:after="64"/>
             </w:pPr>
           </w:p>
-          <w:bookmarkStart w:id="73" w:name="thm-prob-to-odds"/>
+          <w:bookmarkStart w:id="78" w:name="thm-prob-to-odds"/>
           <w:p>
             <w:pPr>
               <w:pStyle w:val="BodyText"/>
@@ -14111,7 +14290,7 @@
             <w:pPr>
               <w:pStyle w:val="BodyText"/>
             </w:pPr>
-            <w:bookmarkStart w:id="72" w:name="eq-odds-prob"/>
+            <w:bookmarkStart w:id="77" w:name="eq-odds-prob"/>
             <m:oMathPara>
               <m:oMathParaPr>
                 <m:jc m:val="center"/>
@@ -14170,9 +14349,9 @@
                 </m:r>
               </m:oMath>
             </m:oMathPara>
-            <w:bookmarkEnd w:id="72"/>
+            <w:bookmarkEnd w:id="77"/>
           </w:p>
-          <w:bookmarkEnd w:id="73"/>
+          <w:bookmarkEnd w:id="78"/>
         </w:tc>
       </w:tr>
     </w:tbl>
@@ -14400,7 +14579,7 @@
               <w:spacing w:before="16" w:after="64"/>
             </w:pPr>
           </w:p>
-          <w:bookmarkStart w:id="75" w:name="def-odds-fn"/>
+          <w:bookmarkStart w:id="80" w:name="def-odds-fn"/>
           <w:p>
             <w:pPr>
               <w:pStyle w:val="BodyText"/>
@@ -14439,7 +14618,7 @@
             <w:pPr>
               <w:pStyle w:val="BodyText"/>
             </w:pPr>
-            <w:bookmarkStart w:id="74" w:name="eq-def-odds-fn"/>
+            <w:bookmarkStart w:id="79" w:name="eq-def-odds-fn"/>
             <m:oMathPara>
               <m:oMathParaPr>
                 <m:jc m:val="center"/>
@@ -14533,9 +14712,9 @@
                 </m:r>
               </m:oMath>
             </m:oMathPara>
-            <w:bookmarkEnd w:id="74"/>
+            <w:bookmarkEnd w:id="79"/>
           </w:p>
-          <w:bookmarkEnd w:id="75"/>
+          <w:bookmarkEnd w:id="80"/>
         </w:tc>
       </w:tr>
     </w:tbl>
@@ -14641,7 +14820,7 @@
               <w:spacing w:before="16" w:after="64"/>
             </w:pPr>
           </w:p>
-          <w:bookmarkStart w:id="77" w:name="cor-oddsf-to-odds"/>
+          <w:bookmarkStart w:id="82" w:name="cor-oddsf-to-odds"/>
           <w:p>
             <w:pPr>
               <w:pStyle w:val="BodyText"/>
@@ -14723,7 +14902,7 @@
             <w:pPr>
               <w:pStyle w:val="BodyText"/>
             </w:pPr>
-            <w:bookmarkStart w:id="76" w:name="eq-odds-odds-fn"/>
+            <w:bookmarkStart w:id="81" w:name="eq-odds-odds-fn"/>
             <m:oMathPara>
               <m:oMathParaPr>
                 <m:jc m:val="center"/>
@@ -14783,9 +14962,9 @@
                 </m:r>
               </m:oMath>
             </m:oMathPara>
-            <w:bookmarkEnd w:id="76"/>
+            <w:bookmarkEnd w:id="81"/>
           </w:p>
-          <w:bookmarkEnd w:id="77"/>
+          <w:bookmarkEnd w:id="82"/>
         </w:tc>
       </w:tr>
     </w:tbl>
@@ -14942,7 +15121,7 @@
               <w:spacing w:before="16" w:after="64"/>
             </w:pPr>
           </w:p>
-          <w:bookmarkStart w:id="78" w:name="exr-graph-odds-fn"/>
+          <w:bookmarkStart w:id="83" w:name="exr-graph-odds-fn"/>
           <w:p>
             <w:pPr>
               <w:pStyle w:val="BodyText"/>
@@ -14961,7 +15140,7 @@
               <w:t xml:space="preserve">Graph the odds function.</w:t>
             </w:r>
           </w:p>
-          <w:bookmarkEnd w:id="78"/>
+          <w:bookmarkEnd w:id="83"/>
         </w:tc>
       </w:tr>
     </w:tbl>
@@ -15017,7 +15196,7 @@
               <w:bottom w:w="108" w:type="dxa"/>
             </w:tcMar>
           </w:tcPr>
-          <w:bookmarkStart w:id="83" w:name="sol-graph-odds-fn"/>
+          <w:bookmarkStart w:id="88" w:name="sol-graph-odds-fn"/>
           <w:p>
             <w:pPr>
               <w:pStyle w:val="BodyText"/>
@@ -15736,7 +15915,7 @@
             <w:tr>
               <w:tc>
                 <w:tcPr/>
-                <w:bookmarkStart w:id="82" w:name="fig-odds-probs"/>
+                <w:bookmarkStart w:id="87" w:name="fig-odds-probs"/>
                 <w:p>
                   <w:pPr>
                     <w:pStyle w:val="Compact"/>
@@ -15747,18 +15926,18 @@
                       <wp:inline>
                         <wp:extent cx="4620126" cy="3696101"/>
                         <wp:effectExtent b="0" l="0" r="0" t="0"/>
-                        <wp:docPr descr="" title="" id="80" name="Picture"/>
+                        <wp:docPr descr="" title="" id="85" name="Picture"/>
                         <a:graphic>
                           <a:graphicData uri="http://schemas.openxmlformats.org/drawingml/2006/picture">
                             <pic:pic>
                               <pic:nvPicPr>
-                                <pic:cNvPr descr="binary-outcome-associations_files/figure-docx/fig-odds-probs-1.png" id="81" name="Picture"/>
+                                <pic:cNvPr descr="binary-outcome-associations_files/figure-docx/fig-odds-probs-1.png" id="86" name="Picture"/>
                                 <pic:cNvPicPr>
                                   <a:picLocks noChangeArrowheads="1" noChangeAspect="1"/>
                                 </pic:cNvPicPr>
                               </pic:nvPicPr>
                               <pic:blipFill>
-                                <a:blip r:embed="rId79"/>
+                                <a:blip r:embed="rId84"/>
                                 <a:stretch>
                                   <a:fillRect/>
                                 </a:stretch>
@@ -15798,11 +15977,11 @@
                     <w:t xml:space="preserve">Figure 1: Odds versus probability</w:t>
                   </w:r>
                 </w:p>
-                <w:bookmarkEnd w:id="82"/>
+                <w:bookmarkEnd w:id="87"/>
               </w:tc>
             </w:tr>
           </w:tbl>
-          <w:bookmarkEnd w:id="83"/>
+          <w:bookmarkEnd w:id="88"/>
           <w:p/>
         </w:tc>
       </w:tr>
@@ -15841,7 +16020,7 @@
               <w:spacing w:before="16" w:after="64"/>
             </w:pPr>
           </w:p>
-          <w:bookmarkStart w:id="84" w:name="thm-est-odds"/>
+          <w:bookmarkStart w:id="89" w:name="thm-est-odds"/>
           <w:p>
             <w:pPr>
               <w:pStyle w:val="BodyText"/>
@@ -16108,7 +16287,7 @@
               </m:oMath>
             </m:oMathPara>
           </w:p>
-          <w:bookmarkEnd w:id="84"/>
+          <w:bookmarkEnd w:id="89"/>
         </w:tc>
       </w:tr>
     </w:tbl>
@@ -16341,7 +16520,7 @@
             <w:pPr>
               <w:pStyle w:val="BodyText"/>
             </w:pPr>
-            <w:bookmarkStart w:id="85" w:name="eq-est-odds"/>
+            <w:bookmarkStart w:id="90" w:name="eq-est-odds"/>
             <m:oMathPara>
               <m:oMathParaPr>
                 <m:jc m:val="center"/>
@@ -16533,7 +16712,7 @@
                 </m:r>
               </m:oMath>
             </m:oMathPara>
-            <w:bookmarkEnd w:id="85"/>
+            <w:bookmarkEnd w:id="90"/>
           </w:p>
           <w:p>
             <w:pPr>
@@ -16683,7 +16862,7 @@
               <w:bottom w:w="108" w:type="dxa"/>
             </w:tcMar>
           </w:tcPr>
-          <w:bookmarkStart w:id="86" w:name="exm-odds-shortcut"/>
+          <w:bookmarkStart w:id="91" w:name="exm-odds-shortcut"/>
           <w:p>
             <w:pPr>
               <w:pStyle w:val="BodyText"/>
@@ -16773,7 +16952,7 @@
               <w:t xml:space="preserve">Let’s recalculate this result using our shortcut.</w:t>
             </w:r>
           </w:p>
-          <w:bookmarkEnd w:id="86"/>
+          <w:bookmarkEnd w:id="91"/>
           <w:p/>
         </w:tc>
       </w:tr>
@@ -16830,7 +17009,7 @@
               <w:bottom w:w="108" w:type="dxa"/>
             </w:tcMar>
           </w:tcPr>
-          <w:bookmarkStart w:id="87" w:name="sol-odds-shortcut"/>
+          <w:bookmarkStart w:id="92" w:name="sol-odds-shortcut"/>
           <w:p>
             <w:pPr>
               <w:pStyle w:val="BodyText"/>
@@ -16952,7 +17131,7 @@
               <w:t xml:space="preserve">!</w:t>
             </w:r>
           </w:p>
-          <w:bookmarkEnd w:id="87"/>
+          <w:bookmarkEnd w:id="92"/>
           <w:p/>
         </w:tc>
       </w:tr>
@@ -16991,7 +17170,7 @@
               <w:spacing w:before="16" w:after="64"/>
             </w:pPr>
           </w:p>
-          <w:bookmarkStart w:id="89" w:name="thm-odds-simplified"/>
+          <w:bookmarkStart w:id="94" w:name="thm-odds-simplified"/>
           <w:p>
             <w:pPr>
               <w:pStyle w:val="BodyText"/>
@@ -17059,7 +17238,7 @@
             <w:pPr>
               <w:pStyle w:val="BodyText"/>
             </w:pPr>
-            <w:bookmarkStart w:id="88" w:name="eq-odds-reduced"/>
+            <w:bookmarkStart w:id="93" w:name="eq-odds-reduced"/>
             <m:oMathPara>
               <m:oMathParaPr>
                 <m:jc m:val="center"/>
@@ -17231,9 +17410,9 @@
                 </m:r>
               </m:oMath>
             </m:oMathPara>
-            <w:bookmarkEnd w:id="88"/>
+            <w:bookmarkEnd w:id="93"/>
           </w:p>
-          <w:bookmarkEnd w:id="89"/>
+          <w:bookmarkEnd w:id="94"/>
         </w:tc>
       </w:tr>
     </w:tbl>
@@ -17271,7 +17450,7 @@
               <w:spacing w:before="16" w:after="64"/>
             </w:pPr>
           </w:p>
-          <w:bookmarkStart w:id="90" w:name="exr-odds2"/>
+          <w:bookmarkStart w:id="95" w:name="exr-odds2"/>
           <w:p>
             <w:pPr>
               <w:pStyle w:val="BodyText"/>
@@ -17304,7 +17483,7 @@
               <w:t xml:space="preserve">.</w:t>
             </w:r>
           </w:p>
-          <w:bookmarkEnd w:id="90"/>
+          <w:bookmarkEnd w:id="95"/>
         </w:tc>
       </w:tr>
     </w:tbl>
@@ -17360,7 +17539,7 @@
               <w:bottom w:w="108" w:type="dxa"/>
             </w:tcMar>
           </w:tcPr>
-          <w:bookmarkStart w:id="92" w:name="sol-odds2"/>
+          <w:bookmarkStart w:id="97" w:name="sol-odds2"/>
           <w:p>
             <w:pPr>
               <w:pStyle w:val="BodyText"/>
@@ -17461,7 +17640,7 @@
             <w:pPr>
               <w:pStyle w:val="BodyText"/>
             </w:pPr>
-            <w:bookmarkStart w:id="91" w:name="eq-odds-simplified-proof"/>
+            <w:bookmarkStart w:id="96" w:name="eq-odds-simplified-proof"/>
             <m:oMathPara>
               <m:oMathParaPr>
                 <m:jc m:val="center"/>
@@ -18198,9 +18377,9 @@
                 </m:r>
               </m:oMath>
             </m:oMathPara>
-            <w:bookmarkEnd w:id="91"/>
+            <w:bookmarkEnd w:id="96"/>
           </w:p>
-          <w:bookmarkEnd w:id="92"/>
+          <w:bookmarkEnd w:id="97"/>
           <w:p/>
         </w:tc>
       </w:tr>
@@ -18257,7 +18436,7 @@
               <w:bottom w:w="108" w:type="dxa"/>
             </w:tcMar>
           </w:tcPr>
-          <w:bookmarkStart w:id="95" w:name="exm-odds-simplified"/>
+          <w:bookmarkStart w:id="100" w:name="exm-odds-simplified"/>
           <w:p>
             <w:pPr>
               <w:pStyle w:val="BodyText"/>
@@ -18322,7 +18501,7 @@
             <w:pPr>
               <w:pStyle w:val="BodyText"/>
             </w:pPr>
-            <w:bookmarkStart w:id="93" w:name="eq-odds-simplified-example"/>
+            <w:bookmarkStart w:id="98" w:name="eq-odds-simplified-example"/>
             <m:oMathPara>
               <m:oMathParaPr>
                 <m:jc m:val="center"/>
@@ -18655,7 +18834,7 @@
                 </m:r>
               </m:oMath>
             </m:oMathPara>
-            <w:bookmarkEnd w:id="93"/>
+            <w:bookmarkEnd w:id="98"/>
           </w:p>
           <w:p>
             <w:pPr>
@@ -18669,7 +18848,7 @@
             <w:pPr>
               <w:pStyle w:val="BodyText"/>
             </w:pPr>
-            <w:bookmarkStart w:id="94" w:name="eq-odds-simplified-check"/>
+            <w:bookmarkStart w:id="99" w:name="eq-odds-simplified-check"/>
             <m:oMathPara>
               <m:oMathParaPr>
                 <m:jc m:val="center"/>
@@ -18848,7 +19027,7 @@
                 </m:r>
               </m:oMath>
             </m:oMathPara>
-            <w:bookmarkEnd w:id="94"/>
+            <w:bookmarkEnd w:id="99"/>
           </w:p>
           <w:p>
             <w:pPr>
@@ -18878,7 +19057,7 @@
               <w:t xml:space="preserve">.</w:t>
             </w:r>
           </w:p>
-          <w:bookmarkEnd w:id="95"/>
+          <w:bookmarkEnd w:id="100"/>
           <w:p/>
         </w:tc>
       </w:tr>
@@ -18917,7 +19096,7 @@
               <w:spacing w:before="16" w:after="64"/>
             </w:pPr>
           </w:p>
-          <w:bookmarkStart w:id="96" w:name="cor-odds-neg"/>
+          <w:bookmarkStart w:id="101" w:name="cor-odds-neg"/>
           <w:p>
             <w:pPr>
               <w:pStyle w:val="BodyText"/>
@@ -19126,7 +19305,7 @@
               </m:oMath>
             </m:oMathPara>
           </w:p>
-          <w:bookmarkEnd w:id="96"/>
+          <w:bookmarkEnd w:id="101"/>
         </w:tc>
       </w:tr>
     </w:tbl>
@@ -19242,7 +19421,7 @@
             <w:r>
               <w:t xml:space="preserve"> </w:t>
             </w:r>
-            <w:hyperlink r:id="rId70">
+            <w:hyperlink r:id="rId75">
               <w:r>
                 <w:rPr>
                   <w:rStyle w:val="Hyperlink"/>
@@ -19936,7 +20115,7 @@
         </w:tc>
       </w:tr>
     </w:tbl>
-    <w:bookmarkStart w:id="102" w:name="odds-of-rare-events"/>
+    <w:bookmarkStart w:id="107" w:name="odds-of-rare-events"/>
     <w:p>
       <w:pPr>
         <w:pStyle w:val="Heading4"/>
@@ -19979,7 +20158,7 @@
               <w:spacing w:before="16" w:after="64"/>
             </w:pPr>
           </w:p>
-          <w:bookmarkStart w:id="97" w:name="exr-odds-probs"/>
+          <w:bookmarkStart w:id="102" w:name="exr-odds-probs"/>
           <w:p>
             <w:pPr>
               <w:pStyle w:val="BodyText"/>
@@ -20024,7 +20203,7 @@
               <w:t xml:space="preserve">and what is the numerical difference between these two values?</w:t>
             </w:r>
           </w:p>
-          <w:bookmarkEnd w:id="97"/>
+          <w:bookmarkEnd w:id="102"/>
         </w:tc>
       </w:tr>
     </w:tbl>
@@ -20080,7 +20259,7 @@
               <w:bottom w:w="108" w:type="dxa"/>
             </w:tcMar>
           </w:tcPr>
-          <w:bookmarkStart w:id="98" w:name="sol-odds-probs"/>
+          <w:bookmarkStart w:id="103" w:name="sol-odds-probs"/>
           <w:p>
             <w:pPr>
               <w:pStyle w:val="BodyText"/>
@@ -20256,7 +20435,7 @@
               </m:oMath>
             </m:oMathPara>
           </w:p>
-          <w:bookmarkEnd w:id="98"/>
+          <w:bookmarkEnd w:id="103"/>
           <w:p/>
         </w:tc>
       </w:tr>
@@ -20295,7 +20474,7 @@
               <w:spacing w:before="16" w:after="64"/>
             </w:pPr>
           </w:p>
-          <w:bookmarkStart w:id="99" w:name="exr-odds-minus-probs"/>
+          <w:bookmarkStart w:id="104" w:name="exr-odds-minus-probs"/>
           <w:p>
             <w:pPr>
               <w:pStyle w:val="BodyText"/>
@@ -20360,1182 +20539,6 @@
             </m:oMath>
             <w:r>
               <w:t xml:space="preserve">.</w:t>
-            </w:r>
-          </w:p>
-          <w:bookmarkEnd w:id="99"/>
-        </w:tc>
-      </w:tr>
-    </w:tbl>
-    <w:tbl>
-      <w:tblPr>
-        <w:tblStyle w:val="Table"/>
-        <w:tblLook w:firstRow="0" w:lastRow="0" w:firstColumn="0" w:lastColumn="0" w:noHBand="0" w:noVBand="0" w:val="0000"/>
-        <w:tblBorders>
-          <w:top w:val="single" w:sz="4" w:space="0" w:color="909090"/>
-          <w:left w:val="single" w:sz="24" w:space="0" w:color="909090"/>
-          <w:bottom w:val="single" w:sz="4" w:space="0" w:color="909090"/>
-          <w:right w:val="single" w:sz="4" w:space="0" w:color="909090"/>
-        </w:tblBorders>
-        <w:tblCellMar>
-          <w:left w:w="144" w:type="dxa"/>
-          <w:right w:w="144" w:type="dxa"/>
-        </w:tblCellMar>
-        <w:tblLook w:firstRow="0" w:lastRow="0" w:firstColumn="0" w:lastColumn="0" w:noHBand="0" w:noVBand="0" w:val="0000"/>
-      </w:tblPr>
-      <w:tr>
-        <w:trPr>
-          <w:cantSplit/>
-        </w:trPr>
-        <w:tc>
-          <w:tcPr>
-            <w:shd w:color="auto" w:fill="e6e6e6" w:val="clear"/>
-            <w:tcMar>
-              <w:top w:w="92" w:type="dxa"/>
-              <w:bottom w:w="92" w:type="dxa"/>
-            </w:tcMar>
-          </w:tcPr>
-          <w:p>
-            <w:pPr>
-              <w:pStyle w:val="BodyText"/>
-            </w:pPr>
-            <w:pPr>
-              <w:spacing w:before="16" w:after="16"/>
-            </w:pPr>
-            <w:r>
-              <w:t xml:space="preserve">Solution</w:t>
-            </w:r>
-          </w:p>
-        </w:tc>
-      </w:tr>
-      <w:tr>
-        <w:trPr>
-          <w:cantSplit/>
-        </w:trPr>
-        <w:tc>
-          <w:tcPr>
-            <w:tcMar>
-              <w:top w:w="108" w:type="dxa"/>
-              <w:bottom w:w="108" w:type="dxa"/>
-            </w:tcMar>
-          </w:tcPr>
-          <w:bookmarkStart w:id="100" w:name="sol-odds-minus-probs"/>
-          <w:p>
-            <w:pPr>
-              <w:pStyle w:val="BodyText"/>
-            </w:pPr>
-            <w:r>
-              <w:rPr>
-                <w:i/>
-                <w:iCs/>
-              </w:rPr>
-              <w:t xml:space="preserve">Solution 15</w:t>
-            </w:r>
-            <w:r>
-              <w:t xml:space="preserve">. </w:t>
-            </w:r>
-          </w:p>
-          <w:p>
-            <w:pPr>
-              <w:pStyle w:val="BodyText"/>
-            </w:pPr>
-            <m:oMathPara>
-              <m:oMathParaPr>
-                <m:jc m:val="center"/>
-              </m:oMathParaPr>
-              <m:oMath>
-                <m:eqArr>
-                  <m:e>
-                    <m:r>
-                      <m:t>ω</m:t>
-                    </m:r>
-                    <m:r>
-                      <m:rPr>
-                        <m:sty m:val="p"/>
-                      </m:rPr>
-                      <m:t>−</m:t>
-                    </m:r>
-                    <m:r>
-                      <m:t>π</m:t>
-                    </m:r>
-                    <m:r>
-                      <m:t>&amp;</m:t>
-                    </m:r>
-                    <m:r>
-                      <m:rPr>
-                        <m:sty m:val="p"/>
-                      </m:rPr>
-                      <m:t>=</m:t>
-                    </m:r>
-                    <m:f>
-                      <m:fPr>
-                        <m:type m:val="bar"/>
-                      </m:fPr>
-                      <m:num>
-                        <m:r>
-                          <m:t>π</m:t>
-                        </m:r>
-                      </m:num>
-                      <m:den>
-                        <m:r>
-                          <m:t>1</m:t>
-                        </m:r>
-                        <m:r>
-                          <m:rPr>
-                            <m:sty m:val="p"/>
-                          </m:rPr>
-                          <m:t>−</m:t>
-                        </m:r>
-                        <m:r>
-                          <m:t>π</m:t>
-                        </m:r>
-                      </m:den>
-                    </m:f>
-                    <m:r>
-                      <m:rPr>
-                        <m:sty m:val="p"/>
-                      </m:rPr>
-                      <m:t>−</m:t>
-                    </m:r>
-                    <m:r>
-                      <m:t>π</m:t>
-                    </m:r>
-                  </m:e>
-                  <m:e>
-                    <m:r>
-                      <m:t>&amp;</m:t>
-                    </m:r>
-                    <m:r>
-                      <m:rPr>
-                        <m:sty m:val="p"/>
-                      </m:rPr>
-                      <m:t>=</m:t>
-                    </m:r>
-                    <m:f>
-                      <m:fPr>
-                        <m:type m:val="bar"/>
-                      </m:fPr>
-                      <m:num>
-                        <m:r>
-                          <m:t>π</m:t>
-                        </m:r>
-                      </m:num>
-                      <m:den>
-                        <m:r>
-                          <m:t>1</m:t>
-                        </m:r>
-                        <m:r>
-                          <m:rPr>
-                            <m:sty m:val="p"/>
-                          </m:rPr>
-                          <m:t>−</m:t>
-                        </m:r>
-                        <m:r>
-                          <m:t>π</m:t>
-                        </m:r>
-                      </m:den>
-                    </m:f>
-                    <m:r>
-                      <m:rPr>
-                        <m:sty m:val="p"/>
-                      </m:rPr>
-                      <m:t>−</m:t>
-                    </m:r>
-                    <m:f>
-                      <m:fPr>
-                        <m:type m:val="bar"/>
-                      </m:fPr>
-                      <m:num>
-                        <m:r>
-                          <m:t>π</m:t>
-                        </m:r>
-                        <m:r>
-                          <m:rPr>
-                            <m:sty m:val="p"/>
-                          </m:rPr>
-                          <m:t>(</m:t>
-                        </m:r>
-                        <m:r>
-                          <m:t>1</m:t>
-                        </m:r>
-                        <m:r>
-                          <m:rPr>
-                            <m:sty m:val="p"/>
-                          </m:rPr>
-                          <m:t>−</m:t>
-                        </m:r>
-                        <m:r>
-                          <m:t>π</m:t>
-                        </m:r>
-                        <m:r>
-                          <m:rPr>
-                            <m:sty m:val="p"/>
-                          </m:rPr>
-                          <m:t>)</m:t>
-                        </m:r>
-                      </m:num>
-                      <m:den>
-                        <m:r>
-                          <m:t>1</m:t>
-                        </m:r>
-                        <m:r>
-                          <m:rPr>
-                            <m:sty m:val="p"/>
-                          </m:rPr>
-                          <m:t>−</m:t>
-                        </m:r>
-                        <m:r>
-                          <m:t>π</m:t>
-                        </m:r>
-                      </m:den>
-                    </m:f>
-                  </m:e>
-                  <m:e>
-                    <m:r>
-                      <m:t>&amp;</m:t>
-                    </m:r>
-                    <m:r>
-                      <m:rPr>
-                        <m:sty m:val="p"/>
-                      </m:rPr>
-                      <m:t>=</m:t>
-                    </m:r>
-                    <m:f>
-                      <m:fPr>
-                        <m:type m:val="bar"/>
-                      </m:fPr>
-                      <m:num>
-                        <m:r>
-                          <m:t>π</m:t>
-                        </m:r>
-                      </m:num>
-                      <m:den>
-                        <m:r>
-                          <m:t>1</m:t>
-                        </m:r>
-                        <m:r>
-                          <m:rPr>
-                            <m:sty m:val="p"/>
-                          </m:rPr>
-                          <m:t>−</m:t>
-                        </m:r>
-                        <m:r>
-                          <m:t>π</m:t>
-                        </m:r>
-                      </m:den>
-                    </m:f>
-                    <m:r>
-                      <m:rPr>
-                        <m:sty m:val="p"/>
-                      </m:rPr>
-                      <m:t>−</m:t>
-                    </m:r>
-                    <m:f>
-                      <m:fPr>
-                        <m:type m:val="bar"/>
-                      </m:fPr>
-                      <m:num>
-                        <m:r>
-                          <m:t>π</m:t>
-                        </m:r>
-                        <m:r>
-                          <m:rPr>
-                            <m:sty m:val="p"/>
-                          </m:rPr>
-                          <m:t>−</m:t>
-                        </m:r>
-                        <m:sSup>
-                          <m:e>
-                            <m:r>
-                              <m:t>π</m:t>
-                            </m:r>
-                          </m:e>
-                          <m:sup>
-                            <m:r>
-                              <m:t>2</m:t>
-                            </m:r>
-                          </m:sup>
-                        </m:sSup>
-                      </m:num>
-                      <m:den>
-                        <m:r>
-                          <m:t>1</m:t>
-                        </m:r>
-                        <m:r>
-                          <m:rPr>
-                            <m:sty m:val="p"/>
-                          </m:rPr>
-                          <m:t>−</m:t>
-                        </m:r>
-                        <m:r>
-                          <m:t>π</m:t>
-                        </m:r>
-                      </m:den>
-                    </m:f>
-                  </m:e>
-                  <m:e>
-                    <m:r>
-                      <m:t>&amp;</m:t>
-                    </m:r>
-                    <m:r>
-                      <m:rPr>
-                        <m:sty m:val="p"/>
-                      </m:rPr>
-                      <m:t>=</m:t>
-                    </m:r>
-                    <m:f>
-                      <m:fPr>
-                        <m:type m:val="bar"/>
-                      </m:fPr>
-                      <m:num>
-                        <m:r>
-                          <m:t>π</m:t>
-                        </m:r>
-                        <m:r>
-                          <m:rPr>
-                            <m:sty m:val="p"/>
-                          </m:rPr>
-                          <m:t>−</m:t>
-                        </m:r>
-                        <m:r>
-                          <m:rPr>
-                            <m:sty m:val="p"/>
-                          </m:rPr>
-                          <m:t>(</m:t>
-                        </m:r>
-                        <m:r>
-                          <m:t>π</m:t>
-                        </m:r>
-                        <m:r>
-                          <m:rPr>
-                            <m:sty m:val="p"/>
-                          </m:rPr>
-                          <m:t>−</m:t>
-                        </m:r>
-                        <m:sSup>
-                          <m:e>
-                            <m:r>
-                              <m:t>π</m:t>
-                            </m:r>
-                          </m:e>
-                          <m:sup>
-                            <m:r>
-                              <m:t>2</m:t>
-                            </m:r>
-                          </m:sup>
-                        </m:sSup>
-                        <m:r>
-                          <m:rPr>
-                            <m:sty m:val="p"/>
-                          </m:rPr>
-                          <m:t>)</m:t>
-                        </m:r>
-                      </m:num>
-                      <m:den>
-                        <m:r>
-                          <m:t>1</m:t>
-                        </m:r>
-                        <m:r>
-                          <m:rPr>
-                            <m:sty m:val="p"/>
-                          </m:rPr>
-                          <m:t>−</m:t>
-                        </m:r>
-                        <m:r>
-                          <m:t>π</m:t>
-                        </m:r>
-                      </m:den>
-                    </m:f>
-                  </m:e>
-                  <m:e>
-                    <m:r>
-                      <m:t>&amp;</m:t>
-                    </m:r>
-                    <m:r>
-                      <m:rPr>
-                        <m:sty m:val="p"/>
-                      </m:rPr>
-                      <m:t>=</m:t>
-                    </m:r>
-                    <m:f>
-                      <m:fPr>
-                        <m:type m:val="bar"/>
-                      </m:fPr>
-                      <m:num>
-                        <m:r>
-                          <m:t>π</m:t>
-                        </m:r>
-                        <m:r>
-                          <m:rPr>
-                            <m:sty m:val="p"/>
-                          </m:rPr>
-                          <m:t>−</m:t>
-                        </m:r>
-                        <m:r>
-                          <m:t>π</m:t>
-                        </m:r>
-                        <m:r>
-                          <m:rPr>
-                            <m:sty m:val="p"/>
-                          </m:rPr>
-                          <m:t>+</m:t>
-                        </m:r>
-                        <m:sSup>
-                          <m:e>
-                            <m:r>
-                              <m:t>π</m:t>
-                            </m:r>
-                          </m:e>
-                          <m:sup>
-                            <m:r>
-                              <m:t>2</m:t>
-                            </m:r>
-                          </m:sup>
-                        </m:sSup>
-                      </m:num>
-                      <m:den>
-                        <m:r>
-                          <m:t>1</m:t>
-                        </m:r>
-                        <m:r>
-                          <m:rPr>
-                            <m:sty m:val="p"/>
-                          </m:rPr>
-                          <m:t>−</m:t>
-                        </m:r>
-                        <m:r>
-                          <m:t>π</m:t>
-                        </m:r>
-                      </m:den>
-                    </m:f>
-                  </m:e>
-                  <m:e>
-                    <m:r>
-                      <m:t>&amp;</m:t>
-                    </m:r>
-                    <m:r>
-                      <m:rPr>
-                        <m:sty m:val="p"/>
-                      </m:rPr>
-                      <m:t>=</m:t>
-                    </m:r>
-                    <m:f>
-                      <m:fPr>
-                        <m:type m:val="bar"/>
-                      </m:fPr>
-                      <m:num>
-                        <m:sSup>
-                          <m:e>
-                            <m:r>
-                              <m:t>π</m:t>
-                            </m:r>
-                          </m:e>
-                          <m:sup>
-                            <m:r>
-                              <m:t>2</m:t>
-                            </m:r>
-                          </m:sup>
-                        </m:sSup>
-                      </m:num>
-                      <m:den>
-                        <m:r>
-                          <m:t>1</m:t>
-                        </m:r>
-                        <m:r>
-                          <m:rPr>
-                            <m:sty m:val="p"/>
-                          </m:rPr>
-                          <m:t>−</m:t>
-                        </m:r>
-                        <m:r>
-                          <m:t>π</m:t>
-                        </m:r>
-                      </m:den>
-                    </m:f>
-                  </m:e>
-                  <m:e>
-                    <m:r>
-                      <m:t>&amp;</m:t>
-                    </m:r>
-                    <m:r>
-                      <m:rPr>
-                        <m:sty m:val="p"/>
-                      </m:rPr>
-                      <m:t>=</m:t>
-                    </m:r>
-                    <m:f>
-                      <m:fPr>
-                        <m:type m:val="bar"/>
-                      </m:fPr>
-                      <m:num>
-                        <m:r>
-                          <m:t>π</m:t>
-                        </m:r>
-                      </m:num>
-                      <m:den>
-                        <m:r>
-                          <m:t>1</m:t>
-                        </m:r>
-                        <m:r>
-                          <m:rPr>
-                            <m:sty m:val="p"/>
-                          </m:rPr>
-                          <m:t>−</m:t>
-                        </m:r>
-                        <m:r>
-                          <m:t>π</m:t>
-                        </m:r>
-                      </m:den>
-                    </m:f>
-                    <m:r>
-                      <m:t>π</m:t>
-                    </m:r>
-                  </m:e>
-                  <m:e>
-                    <m:r>
-                      <m:t>&amp;</m:t>
-                    </m:r>
-                    <m:r>
-                      <m:rPr>
-                        <m:sty m:val="p"/>
-                      </m:rPr>
-                      <m:t>=</m:t>
-                    </m:r>
-                    <m:r>
-                      <m:t>ω</m:t>
-                    </m:r>
-                    <m:r>
-                      <m:t>π</m:t>
-                    </m:r>
-                  </m:e>
-                </m:eqArr>
-              </m:oMath>
-            </m:oMathPara>
-          </w:p>
-          <w:bookmarkEnd w:id="100"/>
-          <w:p/>
-        </w:tc>
-      </w:tr>
-    </w:tbl>
-    <w:tbl>
-      <w:tblPr>
-        <w:tblStyle w:val="Table"/>
-        <w:tblInd w:w="164" w:type="dxa"/>
-        <w:tblBorders>
-          <w:left w:val="single" w:sz="24" w:space="0" w:color="909090"/>
-        </w:tblBorders>
-        <w:tblCellMar>
-          <w:left w:w="0" w:type="dxa"/>
-          <w:right w:w="0" w:type="dxa"/>
-        </w:tblCellMar>
-        <w:tblLook w:firstRow="0" w:lastRow="0" w:firstColumn="0" w:lastColumn="0" w:noHBand="0" w:noVBand="0" w:val="0000"/>
-      </w:tblPr>
-      <w:tblGrid>
-        <w:gridCol w:w="7920"/>
-      </w:tblGrid>
-      <w:tr>
-        <w:trPr>
-          <w:cantSplit/>
-        </w:trPr>
-        <w:tc>
-          <w:tcPr>
-            <w:tcMar>
-              <w:left w:w="144" w:type="dxa"/>
-            </w:tcMar>
-          </w:tcPr>
-          <w:p>
-            <w:pPr>
-              <w:pStyle w:val="FirstParagraph"/>
-            </w:pPr>
-            <w:pPr>
-              <w:spacing w:before="16" w:after="64"/>
-            </w:pPr>
-          </w:p>
-          <w:bookmarkStart w:id="101" w:name="thm-odds-minus-probs"/>
-          <w:p>
-            <w:pPr>
-              <w:pStyle w:val="BodyText"/>
-            </w:pPr>
-            <w:r>
-              <w:rPr>
-                <w:b/>
-                <w:bCs/>
-              </w:rPr>
-              <w:t xml:space="preserve">Theorem 5 (Difference between odds and probability)</w:t>
-            </w:r>
-            <w:r>
-              <w:t xml:space="preserve"> </w:t>
-            </w:r>
-            <w:r>
-              <w:t xml:space="preserve">Let</w:t>
-            </w:r>
-            <w:r>
-              <w:t xml:space="preserve"> </w:t>
-            </w:r>
-            <m:oMath>
-              <m:r>
-                <m:t>ω</m:t>
-              </m:r>
-              <m:r>
-                <m:rPr>
-                  <m:sty m:val="p"/>
-                </m:rPr>
-                <m:t>=</m:t>
-              </m:r>
-              <m:f>
-                <m:fPr>
-                  <m:type m:val="bar"/>
-                </m:fPr>
-                <m:num>
-                  <m:r>
-                    <m:t>π</m:t>
-                  </m:r>
-                </m:num>
-                <m:den>
-                  <m:r>
-                    <m:t>1</m:t>
-                  </m:r>
-                  <m:r>
-                    <m:rPr>
-                      <m:sty m:val="p"/>
-                    </m:rPr>
-                    <m:t>−</m:t>
-                  </m:r>
-                  <m:r>
-                    <m:t>π</m:t>
-                  </m:r>
-                </m:den>
-              </m:f>
-            </m:oMath>
-            <w:r>
-              <w:t xml:space="preserve">. Then:</w:t>
-            </w:r>
-          </w:p>
-          <w:p>
-            <w:pPr>
-              <w:pStyle w:val="BodyText"/>
-            </w:pPr>
-            <m:oMathPara>
-              <m:oMathParaPr>
-                <m:jc m:val="center"/>
-              </m:oMathParaPr>
-              <m:oMath>
-                <m:r>
-                  <m:t>ω</m:t>
-                </m:r>
-                <m:r>
-                  <m:rPr>
-                    <m:sty m:val="p"/>
-                  </m:rPr>
-                  <m:t>−</m:t>
-                </m:r>
-                <m:r>
-                  <m:t>π</m:t>
-                </m:r>
-                <m:r>
-                  <m:rPr>
-                    <m:sty m:val="p"/>
-                  </m:rPr>
-                  <m:t>=</m:t>
-                </m:r>
-                <m:f>
-                  <m:fPr>
-                    <m:type m:val="bar"/>
-                  </m:fPr>
-                  <m:num>
-                    <m:sSup>
-                      <m:e>
-                        <m:r>
-                          <m:t>π</m:t>
-                        </m:r>
-                      </m:e>
-                      <m:sup>
-                        <m:r>
-                          <m:t>2</m:t>
-                        </m:r>
-                      </m:sup>
-                    </m:sSup>
-                  </m:num>
-                  <m:den>
-                    <m:r>
-                      <m:t>1</m:t>
-                    </m:r>
-                    <m:r>
-                      <m:rPr>
-                        <m:sty m:val="p"/>
-                      </m:rPr>
-                      <m:t>−</m:t>
-                    </m:r>
-                    <m:r>
-                      <m:t>π</m:t>
-                    </m:r>
-                  </m:den>
-                </m:f>
-              </m:oMath>
-            </m:oMathPara>
-          </w:p>
-          <w:bookmarkEnd w:id="101"/>
-        </w:tc>
-      </w:tr>
-    </w:tbl>
-    <w:p>
-      <w:pPr>
-        <w:pStyle w:val="FirstParagraph"/>
-      </w:pPr>
-      <w:r>
-        <w:t xml:space="preserve"> </w:t>
-      </w:r>
-    </w:p>
-    <w:tbl>
-      <w:tblPr>
-        <w:tblStyle w:val="Table"/>
-        <w:tblLook w:firstRow="0" w:lastRow="0" w:firstColumn="0" w:lastColumn="0" w:noHBand="0" w:noVBand="0" w:val="0000"/>
-        <w:tblBorders>
-          <w:top w:val="single" w:sz="4" w:space="0" w:color="909090"/>
-          <w:left w:val="single" w:sz="24" w:space="0" w:color="909090"/>
-          <w:bottom w:val="single" w:sz="4" w:space="0" w:color="909090"/>
-          <w:right w:val="single" w:sz="4" w:space="0" w:color="909090"/>
-        </w:tblBorders>
-        <w:tblCellMar>
-          <w:left w:w="144" w:type="dxa"/>
-          <w:right w:w="144" w:type="dxa"/>
-        </w:tblCellMar>
-        <w:tblLook w:firstRow="0" w:lastRow="0" w:firstColumn="0" w:lastColumn="0" w:noHBand="0" w:noVBand="0" w:val="0000"/>
-      </w:tblPr>
-      <w:tr>
-        <w:trPr>
-          <w:cantSplit/>
-        </w:trPr>
-        <w:tc>
-          <w:tcPr>
-            <w:shd w:color="auto" w:fill="e6e6e6" w:val="clear"/>
-            <w:tcMar>
-              <w:top w:w="92" w:type="dxa"/>
-              <w:bottom w:w="92" w:type="dxa"/>
-            </w:tcMar>
-          </w:tcPr>
-          <w:p>
-            <w:pPr>
-              <w:pStyle w:val="BodyText"/>
-            </w:pPr>
-            <w:pPr>
-              <w:spacing w:before="16" w:after="16"/>
-            </w:pPr>
-            <w:r>
-              <w:t xml:space="preserve">Proof</w:t>
-            </w:r>
-          </w:p>
-        </w:tc>
-      </w:tr>
-      <w:tr>
-        <w:trPr>
-          <w:cantSplit/>
-        </w:trPr>
-        <w:tc>
-          <w:tcPr>
-            <w:tcMar>
-              <w:top w:w="108" w:type="dxa"/>
-              <w:bottom w:w="108" w:type="dxa"/>
-            </w:tcMar>
-          </w:tcPr>
-          <w:p>
-            <w:pPr>
-              <w:pStyle w:val="BodyText"/>
-            </w:pPr>
-            <w:r>
-              <w:rPr>
-                <w:i/>
-                <w:iCs/>
-              </w:rPr>
-              <w:t xml:space="preserve">Proof</w:t>
-            </w:r>
-            <w:r>
-              <w:t xml:space="preserve">. </w:t>
-            </w:r>
-            <w:r>
-              <w:t xml:space="preserve">By</w:t>
-            </w:r>
-            <w:r>
-              <w:t xml:space="preserve"> </w:t>
-            </w:r>
-            <w:hyperlink w:anchor="sol-odds-minus-probs">
-              <w:r>
-                <w:rPr>
-                  <w:rStyle w:val="Hyperlink"/>
-                </w:rPr>
-                <w:t xml:space="preserve">Solution 15</w:t>
-              </w:r>
-            </w:hyperlink>
-            <w:r>
-              <w:t xml:space="preserve">.</w:t>
-            </w:r>
-          </w:p>
-          <w:p/>
-        </w:tc>
-      </w:tr>
-    </w:tbl>
-    <w:p>
-      <w:pPr>
-        <w:pStyle w:val="BodyText"/>
-      </w:pPr>
-      <w:r>
-        <w:t xml:space="preserve">For rare events (small</w:t>
-      </w:r>
-      <w:r>
-        <w:t xml:space="preserve"> </w:t>
-      </w:r>
-      <m:oMath>
-        <m:r>
-          <m:t>π</m:t>
-        </m:r>
-      </m:oMath>
-      <w:r>
-        <w:t xml:space="preserve">),</w:t>
-      </w:r>
-      <w:r>
-        <w:t xml:space="preserve"> </w:t>
-      </w:r>
-      <w:r>
-        <w:t xml:space="preserve">odds and probabilities are nearly equal</w:t>
-      </w:r>
-      <w:r>
-        <w:t xml:space="preserve"> </w:t>
-      </w:r>
-      <w:r>
-        <w:t xml:space="preserve">(see</w:t>
-      </w:r>
-      <w:r>
-        <w:t xml:space="preserve"> </w:t>
-      </w:r>
-      <w:hyperlink w:anchor="fig-odds-probs">
-        <w:r>
-          <w:rPr>
-            <w:rStyle w:val="Hyperlink"/>
-          </w:rPr>
-          <w:t xml:space="preserve">Figure 1</w:t>
-        </w:r>
-      </w:hyperlink>
-      <w:r>
-        <w:t xml:space="preserve">),</w:t>
-      </w:r>
-      <w:r>
-        <w:t xml:space="preserve"> </w:t>
-      </w:r>
-      <w:r>
-        <w:t xml:space="preserve">because</w:t>
-      </w:r>
-      <w:r>
-        <w:t xml:space="preserve"> </w:t>
-      </w:r>
-      <m:oMath>
-        <m:r>
-          <m:t>1</m:t>
-        </m:r>
-        <m:r>
-          <m:rPr>
-            <m:sty m:val="p"/>
-          </m:rPr>
-          <m:t>−</m:t>
-        </m:r>
-        <m:r>
-          <m:t>π</m:t>
-        </m:r>
-        <m:r>
-          <m:rPr>
-            <m:sty m:val="p"/>
-          </m:rPr>
-          <m:t>≈</m:t>
-        </m:r>
-        <m:r>
-          <m:t>1</m:t>
-        </m:r>
-      </m:oMath>
-      <w:r>
-        <w:t xml:space="preserve"> </w:t>
-      </w:r>
-      <w:r>
-        <w:t xml:space="preserve">and</w:t>
-      </w:r>
-      <w:r>
-        <w:t xml:space="preserve"> </w:t>
-      </w:r>
-      <m:oMath>
-        <m:sSup>
-          <m:e>
-            <m:r>
-              <m:t>π</m:t>
-            </m:r>
-          </m:e>
-          <m:sup>
-            <m:r>
-              <m:t>2</m:t>
-            </m:r>
-          </m:sup>
-        </m:sSup>
-        <m:r>
-          <m:rPr>
-            <m:sty m:val="p"/>
-          </m:rPr>
-          <m:t>≈</m:t>
-        </m:r>
-        <m:r>
-          <m:t>0</m:t>
-        </m:r>
-      </m:oMath>
-      <w:r>
-        <w:t xml:space="preserve">.</w:t>
-      </w:r>
-    </w:p>
-    <w:p>
-      <w:pPr>
-        <w:pStyle w:val="BodyText"/>
-      </w:pPr>
-      <w:r>
-        <w:t xml:space="preserve">For example, in</w:t>
-      </w:r>
-      <w:r>
-        <w:t xml:space="preserve"> </w:t>
-      </w:r>
-      <w:hyperlink w:anchor="exm-odds">
-        <w:r>
-          <w:rPr>
-            <w:rStyle w:val="Hyperlink"/>
-          </w:rPr>
-          <w:t xml:space="preserve">Example 8</w:t>
-        </w:r>
-      </w:hyperlink>
-      <w:r>
-        <w:t xml:space="preserve">, the probability and odds differ by</w:t>
-      </w:r>
-      <w:r>
-        <w:t xml:space="preserve"> </w:t>
-      </w:r>
-      <m:oMath>
-        <m:r>
-          <m:t>6.777622</m:t>
-        </m:r>
-        <m:r>
-          <m:rPr>
-            <m:sty m:val="p"/>
-          </m:rPr>
-          <m:t>×</m:t>
-        </m:r>
-        <m:sSup>
-          <m:e>
-            <m:r>
-              <m:t>10</m:t>
-            </m:r>
-          </m:e>
-          <m:sup>
-            <m:r>
-              <m:rPr>
-                <m:sty m:val="p"/>
-              </m:rPr>
-              <m:t>−</m:t>
-            </m:r>
-            <m:r>
-              <m:t>6</m:t>
-            </m:r>
-          </m:sup>
-        </m:sSup>
-      </m:oMath>
-      <w:r>
-        <w:t xml:space="preserve">.</w:t>
-      </w:r>
-    </w:p>
-    <w:bookmarkEnd w:id="102"/>
-    <w:bookmarkEnd w:id="103"/>
-    <w:bookmarkStart w:id="123" w:name="the-inverse-odds-function"/>
-    <w:p>
-      <w:pPr>
-        <w:pStyle w:val="Heading3"/>
-      </w:pPr>
-      <w:r>
-        <w:t xml:space="preserve">1.3.2 The inverse odds function</w:t>
-      </w:r>
-    </w:p>
-    <w:tbl>
-      <w:tblPr>
-        <w:tblStyle w:val="Table"/>
-        <w:tblInd w:w="164" w:type="dxa"/>
-        <w:tblBorders>
-          <w:left w:val="single" w:sz="24" w:space="0" w:color="909090"/>
-        </w:tblBorders>
-        <w:tblCellMar>
-          <w:left w:w="0" w:type="dxa"/>
-          <w:right w:w="0" w:type="dxa"/>
-        </w:tblCellMar>
-        <w:tblLook w:firstRow="0" w:lastRow="0" w:firstColumn="0" w:lastColumn="0" w:noHBand="0" w:noVBand="0" w:val="0000"/>
-      </w:tblPr>
-      <w:tblGrid>
-        <w:gridCol w:w="7920"/>
-      </w:tblGrid>
-      <w:tr>
-        <w:trPr>
-          <w:cantSplit/>
-        </w:trPr>
-        <w:tc>
-          <w:tcPr>
-            <w:tcMar>
-              <w:left w:w="144" w:type="dxa"/>
-            </w:tcMar>
-          </w:tcPr>
-          <w:p>
-            <w:pPr>
-              <w:pStyle w:val="FirstParagraph"/>
-            </w:pPr>
-            <w:pPr>
-              <w:spacing w:before="16" w:after="64"/>
-            </w:pPr>
-          </w:p>
-          <w:bookmarkStart w:id="104" w:name="exr-odds-to-prob"/>
-          <w:p>
-            <w:pPr>
-              <w:pStyle w:val="BodyText"/>
-            </w:pPr>
-            <w:r>
-              <w:rPr>
-                <w:b/>
-                <w:bCs/>
-              </w:rPr>
-              <w:t xml:space="preserve">Exercise 15</w:t>
-            </w:r>
-            <w:r>
-              <w:t xml:space="preserve"> </w:t>
-            </w:r>
-            <w:r>
-              <w:t xml:space="preserve">If</w:t>
-            </w:r>
-            <w:r>
-              <w:t xml:space="preserve"> </w:t>
-            </w:r>
-            <m:oMath>
-              <m:r>
-                <m:t>π</m:t>
-              </m:r>
-            </m:oMath>
-            <w:r>
-              <w:t xml:space="preserve"> </w:t>
-            </w:r>
-            <w:r>
-              <w:t xml:space="preserve">is the probability of an event</w:t>
-            </w:r>
-            <w:r>
-              <w:t xml:space="preserve"> </w:t>
-            </w:r>
-            <m:oMath>
-              <m:r>
-                <m:t>A</m:t>
-              </m:r>
-            </m:oMath>
-            <w:r>
-              <w:t xml:space="preserve"> </w:t>
-            </w:r>
-            <w:r>
-              <w:t xml:space="preserve">and</w:t>
-            </w:r>
-            <w:r>
-              <w:t xml:space="preserve"> </w:t>
-            </w:r>
-            <m:oMath>
-              <m:r>
-                <m:t>ω</m:t>
-              </m:r>
-            </m:oMath>
-            <w:r>
-              <w:t xml:space="preserve"> </w:t>
-            </w:r>
-            <w:r>
-              <w:t xml:space="preserve">is the corresponding odds of</w:t>
-            </w:r>
-            <w:r>
-              <w:t xml:space="preserve"> </w:t>
-            </w:r>
-            <m:oMath>
-              <m:r>
-                <m:t>A</m:t>
-              </m:r>
-            </m:oMath>
-            <w:r>
-              <w:t xml:space="preserve">,</w:t>
-            </w:r>
-            <w:r>
-              <w:t xml:space="preserve"> </w:t>
-            </w:r>
-            <w:r>
-              <w:t xml:space="preserve">how can we compute</w:t>
-            </w:r>
-            <w:r>
-              <w:t xml:space="preserve"> </w:t>
-            </w:r>
-            <m:oMath>
-              <m:r>
-                <m:t>π</m:t>
-              </m:r>
-            </m:oMath>
-            <w:r>
-              <w:t xml:space="preserve"> </w:t>
-            </w:r>
-            <w:r>
-              <w:t xml:space="preserve">from</w:t>
-            </w:r>
-            <w:r>
-              <w:t xml:space="preserve"> </w:t>
-            </w:r>
-            <m:oMath>
-              <m:r>
-                <m:t>ω</m:t>
-              </m:r>
-            </m:oMath>
-            <w:r>
-              <w:t xml:space="preserve">?</w:t>
-            </w:r>
-          </w:p>
-          <w:p>
-            <w:pPr>
-              <w:pStyle w:val="BodyText"/>
-            </w:pPr>
-            <w:r>
-              <w:t xml:space="preserve">For example, if</w:t>
-            </w:r>
-            <w:r>
-              <w:t xml:space="preserve"> </w:t>
-            </w:r>
-            <m:oMath>
-              <m:r>
-                <m:t>ω</m:t>
-              </m:r>
-              <m:r>
-                <m:rPr>
-                  <m:sty m:val="p"/>
-                </m:rPr>
-                <m:t>=</m:t>
-              </m:r>
-              <m:r>
-                <m:t>3</m:t>
-              </m:r>
-              <m:r>
-                <m:rPr>
-                  <m:sty m:val="p"/>
-                </m:rPr>
-                <m:t>/</m:t>
-              </m:r>
-              <m:r>
-                <m:t>2</m:t>
-              </m:r>
-            </m:oMath>
-            <w:r>
-              <w:t xml:space="preserve">, what is</w:t>
-            </w:r>
-            <w:r>
-              <w:t xml:space="preserve"> </w:t>
-            </w:r>
-            <m:oMath>
-              <m:r>
-                <m:t>π</m:t>
-              </m:r>
-            </m:oMath>
-            <w:r>
-              <w:t xml:space="preserve">?</w:t>
             </w:r>
           </w:p>
           <w:bookmarkEnd w:id="104"/>
@@ -21594,7 +20597,7 @@
               <w:bottom w:w="108" w:type="dxa"/>
             </w:tcMar>
           </w:tcPr>
-          <w:bookmarkStart w:id="105" w:name="sol-odds-to-prob"/>
+          <w:bookmarkStart w:id="105" w:name="sol-odds-minus-probs"/>
           <w:p>
             <w:pPr>
               <w:pStyle w:val="BodyText"/>
@@ -21604,75 +20607,10 @@
                 <w:i/>
                 <w:iCs/>
               </w:rPr>
-              <w:t xml:space="preserve">Solution 16</w:t>
+              <w:t xml:space="preserve">Solution 15</w:t>
             </w:r>
             <w:r>
               <w:t xml:space="preserve">. </w:t>
-            </w:r>
-            <w:r>
-              <w:t xml:space="preserve">Starting from</w:t>
-            </w:r>
-            <w:r>
-              <w:t xml:space="preserve"> </w:t>
-            </w:r>
-            <w:hyperlink w:anchor="thm-prob-to-odds">
-              <w:r>
-                <w:rPr>
-                  <w:rStyle w:val="Hyperlink"/>
-                </w:rPr>
-                <w:t xml:space="preserve">Theorem 2</w:t>
-              </w:r>
-            </w:hyperlink>
-            <w:r>
-              <w:t xml:space="preserve">,</w:t>
-            </w:r>
-            <w:r>
-              <w:t xml:space="preserve"> </w:t>
-            </w:r>
-            <w:r>
-              <w:t xml:space="preserve">we can solve</w:t>
-            </w:r>
-            <w:r>
-              <w:t xml:space="preserve"> </w:t>
-            </w:r>
-            <w:hyperlink w:anchor="eq-odds-prob">
-              <w:r>
-                <w:rPr>
-                  <w:rStyle w:val="Hyperlink"/>
-                </w:rPr>
-                <w:t xml:space="preserve">Equation 6</w:t>
-              </w:r>
-            </w:hyperlink>
-            <w:r>
-              <w:t xml:space="preserve"> </w:t>
-            </w:r>
-            <w:r>
-              <w:t xml:space="preserve">for</w:t>
-            </w:r>
-            <w:r>
-              <w:t xml:space="preserve"> </w:t>
-            </w:r>
-            <m:oMath>
-              <m:r>
-                <m:t>π</m:t>
-              </m:r>
-            </m:oMath>
-            <w:r>
-              <w:t xml:space="preserve"> </w:t>
-            </w:r>
-            <w:r>
-              <w:t xml:space="preserve">in terms of</w:t>
-            </w:r>
-            <w:r>
-              <w:t xml:space="preserve"> </w:t>
-            </w:r>
-            <m:oMath>
-              <m:r>
-                <m:t>ω</m:t>
-              </m:r>
-            </m:oMath>
-            <w:r>
-              <w:t xml:space="preserve">:</w:t>
             </w:r>
           </w:p>
           <w:p>
@@ -21690,6 +20628,15 @@
                       <m:t>ω</m:t>
                     </m:r>
                     <m:r>
+                      <m:rPr>
+                        <m:sty m:val="p"/>
+                      </m:rPr>
+                      <m:t>−</m:t>
+                    </m:r>
+                    <m:r>
+                      <m:t>π</m:t>
+                    </m:r>
+                    <m:r>
                       <m:t>&amp;</m:t>
                     </m:r>
                     <m:r>
@@ -21722,151 +20669,17 @@
                         </m:r>
                       </m:den>
                     </m:f>
+                    <m:r>
+                      <m:rPr>
+                        <m:sty m:val="p"/>
+                      </m:rPr>
+                      <m:t>−</m:t>
+                    </m:r>
+                    <m:r>
+                      <m:t>π</m:t>
+                    </m:r>
                   </m:e>
                   <m:e>
-                    <m:r>
-                      <m:rPr>
-                        <m:sty m:val="p"/>
-                      </m:rPr>
-                      <m:t>(</m:t>
-                    </m:r>
-                    <m:r>
-                      <m:t>1</m:t>
-                    </m:r>
-                    <m:r>
-                      <m:rPr>
-                        <m:sty m:val="p"/>
-                      </m:rPr>
-                      <m:t>−</m:t>
-                    </m:r>
-                    <m:r>
-                      <m:t>π</m:t>
-                    </m:r>
-                    <m:r>
-                      <m:rPr>
-                        <m:sty m:val="p"/>
-                      </m:rPr>
-                      <m:t>)</m:t>
-                    </m:r>
-                    <m:r>
-                      <m:t>ω</m:t>
-                    </m:r>
-                    <m:r>
-                      <m:t>&amp;</m:t>
-                    </m:r>
-                    <m:r>
-                      <m:rPr>
-                        <m:sty m:val="p"/>
-                      </m:rPr>
-                      <m:t>=</m:t>
-                    </m:r>
-                    <m:r>
-                      <m:t>π</m:t>
-                    </m:r>
-                  </m:e>
-                  <m:e>
-                    <m:r>
-                      <m:t>ω</m:t>
-                    </m:r>
-                    <m:r>
-                      <m:rPr>
-                        <m:sty m:val="p"/>
-                      </m:rPr>
-                      <m:t>−</m:t>
-                    </m:r>
-                    <m:r>
-                      <m:t>π</m:t>
-                    </m:r>
-                    <m:r>
-                      <m:t>ω</m:t>
-                    </m:r>
-                    <m:r>
-                      <m:t>&amp;</m:t>
-                    </m:r>
-                    <m:r>
-                      <m:rPr>
-                        <m:sty m:val="p"/>
-                      </m:rPr>
-                      <m:t>=</m:t>
-                    </m:r>
-                    <m:r>
-                      <m:t>π</m:t>
-                    </m:r>
-                  </m:e>
-                  <m:e>
-                    <m:r>
-                      <m:t>ω</m:t>
-                    </m:r>
-                    <m:r>
-                      <m:t>&amp;</m:t>
-                    </m:r>
-                    <m:r>
-                      <m:rPr>
-                        <m:sty m:val="p"/>
-                      </m:rPr>
-                      <m:t>=</m:t>
-                    </m:r>
-                    <m:r>
-                      <m:t>π</m:t>
-                    </m:r>
-                    <m:r>
-                      <m:rPr>
-                        <m:sty m:val="p"/>
-                      </m:rPr>
-                      <m:t>+</m:t>
-                    </m:r>
-                    <m:r>
-                      <m:t>π</m:t>
-                    </m:r>
-                    <m:r>
-                      <m:t>ω</m:t>
-                    </m:r>
-                  </m:e>
-                  <m:e>
-                    <m:r>
-                      <m:t>ω</m:t>
-                    </m:r>
-                    <m:r>
-                      <m:t>&amp;</m:t>
-                    </m:r>
-                    <m:r>
-                      <m:rPr>
-                        <m:sty m:val="p"/>
-                      </m:rPr>
-                      <m:t>=</m:t>
-                    </m:r>
-                    <m:r>
-                      <m:rPr>
-                        <m:sty m:val="p"/>
-                      </m:rPr>
-                      <m:t>(</m:t>
-                    </m:r>
-                    <m:r>
-                      <m:t>1</m:t>
-                    </m:r>
-                    <m:r>
-                      <m:rPr>
-                        <m:sty m:val="p"/>
-                      </m:rPr>
-                      <m:t>+</m:t>
-                    </m:r>
-                    <m:r>
-                      <m:t>ω</m:t>
-                    </m:r>
-                    <m:r>
-                      <m:rPr>
-                        <m:sty m:val="p"/>
-                      </m:rPr>
-                      <m:t>)</m:t>
-                    </m:r>
-                    <m:r>
-                      <m:t>π</m:t>
-                    </m:r>
-                  </m:e>
-                  <m:e>
-                    <m:r>
-                      <m:t>π</m:t>
-                    </m:r>
                     <m:r>
                       <m:t>&amp;</m:t>
                     </m:r>
@@ -21882,7 +20695,7 @@
                       </m:fPr>
                       <m:num>
                         <m:r>
-                          <m:t>ω</m:t>
+                          <m:t>π</m:t>
                         </m:r>
                       </m:num>
                       <m:den>
@@ -21893,77 +20706,18 @@
                           <m:rPr>
                             <m:sty m:val="p"/>
                           </m:rPr>
-                          <m:t>+</m:t>
-                        </m:r>
-                        <m:r>
-                          <m:t>ω</m:t>
+                          <m:t>−</m:t>
+                        </m:r>
+                        <m:r>
+                          <m:t>π</m:t>
                         </m:r>
                       </m:den>
                     </m:f>
-                  </m:e>
-                </m:eqArr>
-              </m:oMath>
-            </m:oMathPara>
-          </w:p>
-          <w:p>
-            <w:pPr>
-              <w:pStyle w:val="FirstParagraph"/>
-            </w:pPr>
-            <w:r>
-              <w:t xml:space="preserve">So if</w:t>
-            </w:r>
-            <w:r>
-              <w:t xml:space="preserve"> </w:t>
-            </w:r>
-            <m:oMath>
-              <m:r>
-                <m:t>ω</m:t>
-              </m:r>
-              <m:r>
-                <m:rPr>
-                  <m:sty m:val="p"/>
-                </m:rPr>
-                <m:t>=</m:t>
-              </m:r>
-              <m:r>
-                <m:t>3</m:t>
-              </m:r>
-              <m:r>
-                <m:rPr>
-                  <m:sty m:val="p"/>
-                </m:rPr>
-                <m:t>/</m:t>
-              </m:r>
-              <m:r>
-                <m:t>2</m:t>
-              </m:r>
-            </m:oMath>
-            <w:r>
-              <w:t xml:space="preserve">,</w:t>
-            </w:r>
-          </w:p>
-          <w:p>
-            <w:pPr>
-              <w:pStyle w:val="BodyText"/>
-            </w:pPr>
-            <m:oMathPara>
-              <m:oMathParaPr>
-                <m:jc m:val="center"/>
-              </m:oMathParaPr>
-              <m:oMath>
-                <m:eqArr>
-                  <m:e>
-                    <m:r>
-                      <m:t>π</m:t>
-                    </m:r>
-                    <m:r>
-                      <m:t>&amp;</m:t>
-                    </m:r>
-                    <m:r>
-                      <m:rPr>
-                        <m:sty m:val="p"/>
-                      </m:rPr>
-                      <m:t>=</m:t>
+                    <m:r>
+                      <m:rPr>
+                        <m:sty m:val="p"/>
+                      </m:rPr>
+                      <m:t>−</m:t>
                     </m:r>
                     <m:f>
                       <m:fPr>
@@ -21971,19 +20725,14 @@
                       </m:fPr>
                       <m:num>
                         <m:r>
-                          <m:t>3</m:t>
+                          <m:t>π</m:t>
                         </m:r>
                         <m:r>
                           <m:rPr>
                             <m:sty m:val="p"/>
                           </m:rPr>
-                          <m:t>/</m:t>
-                        </m:r>
-                        <m:r>
-                          <m:t>2</m:t>
-                        </m:r>
-                      </m:num>
-                      <m:den>
+                          <m:t>(</m:t>
+                        </m:r>
                         <m:r>
                           <m:t>1</m:t>
                         </m:r>
@@ -21991,19 +20740,30 @@
                           <m:rPr>
                             <m:sty m:val="p"/>
                           </m:rPr>
-                          <m:t>+</m:t>
-                        </m:r>
-                        <m:r>
-                          <m:t>3</m:t>
+                          <m:t>−</m:t>
+                        </m:r>
+                        <m:r>
+                          <m:t>π</m:t>
                         </m:r>
                         <m:r>
                           <m:rPr>
                             <m:sty m:val="p"/>
                           </m:rPr>
-                          <m:t>/</m:t>
-                        </m:r>
-                        <m:r>
-                          <m:t>2</m:t>
+                          <m:t>)</m:t>
+                        </m:r>
+                      </m:num>
+                      <m:den>
+                        <m:r>
+                          <m:t>1</m:t>
+                        </m:r>
+                        <m:r>
+                          <m:rPr>
+                            <m:sty m:val="p"/>
+                          </m:rPr>
+                          <m:t>−</m:t>
+                        </m:r>
+                        <m:r>
+                          <m:t>π</m:t>
                         </m:r>
                       </m:den>
                     </m:f>
@@ -22024,43 +20784,29 @@
                       </m:fPr>
                       <m:num>
                         <m:r>
-                          <m:t>3</m:t>
+                          <m:t>π</m:t>
+                        </m:r>
+                      </m:num>
+                      <m:den>
+                        <m:r>
+                          <m:t>1</m:t>
                         </m:r>
                         <m:r>
                           <m:rPr>
                             <m:sty m:val="p"/>
                           </m:rPr>
-                          <m:t>/</m:t>
-                        </m:r>
-                        <m:r>
-                          <m:t>2</m:t>
-                        </m:r>
-                      </m:num>
-                      <m:den>
-                        <m:r>
-                          <m:t>5</m:t>
-                        </m:r>
-                        <m:r>
-                          <m:rPr>
-                            <m:sty m:val="p"/>
-                          </m:rPr>
-                          <m:t>/</m:t>
-                        </m:r>
-                        <m:r>
-                          <m:t>2</m:t>
+                          <m:t>−</m:t>
+                        </m:r>
+                        <m:r>
+                          <m:t>π</m:t>
                         </m:r>
                       </m:den>
                     </m:f>
-                  </m:e>
-                  <m:e>
-                    <m:r>
-                      <m:t>&amp;</m:t>
-                    </m:r>
-                    <m:r>
-                      <m:rPr>
-                        <m:sty m:val="p"/>
-                      </m:rPr>
-                      <m:t>=</m:t>
+                    <m:r>
+                      <m:rPr>
+                        <m:sty m:val="p"/>
+                      </m:rPr>
+                      <m:t>−</m:t>
                     </m:r>
                     <m:f>
                       <m:fPr>
@@ -22068,15 +20814,277 @@
                       </m:fPr>
                       <m:num>
                         <m:r>
-                          <m:t>3</m:t>
-                        </m:r>
+                          <m:t>π</m:t>
+                        </m:r>
+                        <m:r>
+                          <m:rPr>
+                            <m:sty m:val="p"/>
+                          </m:rPr>
+                          <m:t>−</m:t>
+                        </m:r>
+                        <m:sSup>
+                          <m:e>
+                            <m:r>
+                              <m:t>π</m:t>
+                            </m:r>
+                          </m:e>
+                          <m:sup>
+                            <m:r>
+                              <m:t>2</m:t>
+                            </m:r>
+                          </m:sup>
+                        </m:sSup>
                       </m:num>
                       <m:den>
                         <m:r>
-                          <m:t>5</m:t>
+                          <m:t>1</m:t>
+                        </m:r>
+                        <m:r>
+                          <m:rPr>
+                            <m:sty m:val="p"/>
+                          </m:rPr>
+                          <m:t>−</m:t>
+                        </m:r>
+                        <m:r>
+                          <m:t>π</m:t>
                         </m:r>
                       </m:den>
                     </m:f>
+                  </m:e>
+                  <m:e>
+                    <m:r>
+                      <m:t>&amp;</m:t>
+                    </m:r>
+                    <m:r>
+                      <m:rPr>
+                        <m:sty m:val="p"/>
+                      </m:rPr>
+                      <m:t>=</m:t>
+                    </m:r>
+                    <m:f>
+                      <m:fPr>
+                        <m:type m:val="bar"/>
+                      </m:fPr>
+                      <m:num>
+                        <m:r>
+                          <m:t>π</m:t>
+                        </m:r>
+                        <m:r>
+                          <m:rPr>
+                            <m:sty m:val="p"/>
+                          </m:rPr>
+                          <m:t>−</m:t>
+                        </m:r>
+                        <m:r>
+                          <m:rPr>
+                            <m:sty m:val="p"/>
+                          </m:rPr>
+                          <m:t>(</m:t>
+                        </m:r>
+                        <m:r>
+                          <m:t>π</m:t>
+                        </m:r>
+                        <m:r>
+                          <m:rPr>
+                            <m:sty m:val="p"/>
+                          </m:rPr>
+                          <m:t>−</m:t>
+                        </m:r>
+                        <m:sSup>
+                          <m:e>
+                            <m:r>
+                              <m:t>π</m:t>
+                            </m:r>
+                          </m:e>
+                          <m:sup>
+                            <m:r>
+                              <m:t>2</m:t>
+                            </m:r>
+                          </m:sup>
+                        </m:sSup>
+                        <m:r>
+                          <m:rPr>
+                            <m:sty m:val="p"/>
+                          </m:rPr>
+                          <m:t>)</m:t>
+                        </m:r>
+                      </m:num>
+                      <m:den>
+                        <m:r>
+                          <m:t>1</m:t>
+                        </m:r>
+                        <m:r>
+                          <m:rPr>
+                            <m:sty m:val="p"/>
+                          </m:rPr>
+                          <m:t>−</m:t>
+                        </m:r>
+                        <m:r>
+                          <m:t>π</m:t>
+                        </m:r>
+                      </m:den>
+                    </m:f>
+                  </m:e>
+                  <m:e>
+                    <m:r>
+                      <m:t>&amp;</m:t>
+                    </m:r>
+                    <m:r>
+                      <m:rPr>
+                        <m:sty m:val="p"/>
+                      </m:rPr>
+                      <m:t>=</m:t>
+                    </m:r>
+                    <m:f>
+                      <m:fPr>
+                        <m:type m:val="bar"/>
+                      </m:fPr>
+                      <m:num>
+                        <m:r>
+                          <m:t>π</m:t>
+                        </m:r>
+                        <m:r>
+                          <m:rPr>
+                            <m:sty m:val="p"/>
+                          </m:rPr>
+                          <m:t>−</m:t>
+                        </m:r>
+                        <m:r>
+                          <m:t>π</m:t>
+                        </m:r>
+                        <m:r>
+                          <m:rPr>
+                            <m:sty m:val="p"/>
+                          </m:rPr>
+                          <m:t>+</m:t>
+                        </m:r>
+                        <m:sSup>
+                          <m:e>
+                            <m:r>
+                              <m:t>π</m:t>
+                            </m:r>
+                          </m:e>
+                          <m:sup>
+                            <m:r>
+                              <m:t>2</m:t>
+                            </m:r>
+                          </m:sup>
+                        </m:sSup>
+                      </m:num>
+                      <m:den>
+                        <m:r>
+                          <m:t>1</m:t>
+                        </m:r>
+                        <m:r>
+                          <m:rPr>
+                            <m:sty m:val="p"/>
+                          </m:rPr>
+                          <m:t>−</m:t>
+                        </m:r>
+                        <m:r>
+                          <m:t>π</m:t>
+                        </m:r>
+                      </m:den>
+                    </m:f>
+                  </m:e>
+                  <m:e>
+                    <m:r>
+                      <m:t>&amp;</m:t>
+                    </m:r>
+                    <m:r>
+                      <m:rPr>
+                        <m:sty m:val="p"/>
+                      </m:rPr>
+                      <m:t>=</m:t>
+                    </m:r>
+                    <m:f>
+                      <m:fPr>
+                        <m:type m:val="bar"/>
+                      </m:fPr>
+                      <m:num>
+                        <m:sSup>
+                          <m:e>
+                            <m:r>
+                              <m:t>π</m:t>
+                            </m:r>
+                          </m:e>
+                          <m:sup>
+                            <m:r>
+                              <m:t>2</m:t>
+                            </m:r>
+                          </m:sup>
+                        </m:sSup>
+                      </m:num>
+                      <m:den>
+                        <m:r>
+                          <m:t>1</m:t>
+                        </m:r>
+                        <m:r>
+                          <m:rPr>
+                            <m:sty m:val="p"/>
+                          </m:rPr>
+                          <m:t>−</m:t>
+                        </m:r>
+                        <m:r>
+                          <m:t>π</m:t>
+                        </m:r>
+                      </m:den>
+                    </m:f>
+                  </m:e>
+                  <m:e>
+                    <m:r>
+                      <m:t>&amp;</m:t>
+                    </m:r>
+                    <m:r>
+                      <m:rPr>
+                        <m:sty m:val="p"/>
+                      </m:rPr>
+                      <m:t>=</m:t>
+                    </m:r>
+                    <m:f>
+                      <m:fPr>
+                        <m:type m:val="bar"/>
+                      </m:fPr>
+                      <m:num>
+                        <m:r>
+                          <m:t>π</m:t>
+                        </m:r>
+                      </m:num>
+                      <m:den>
+                        <m:r>
+                          <m:t>1</m:t>
+                        </m:r>
+                        <m:r>
+                          <m:rPr>
+                            <m:sty m:val="p"/>
+                          </m:rPr>
+                          <m:t>−</m:t>
+                        </m:r>
+                        <m:r>
+                          <m:t>π</m:t>
+                        </m:r>
+                      </m:den>
+                    </m:f>
+                    <m:r>
+                      <m:t>π</m:t>
+                    </m:r>
+                  </m:e>
+                  <m:e>
+                    <m:r>
+                      <m:t>&amp;</m:t>
+                    </m:r>
+                    <m:r>
+                      <m:rPr>
+                        <m:sty m:val="p"/>
+                      </m:rPr>
+                      <m:t>=</m:t>
+                    </m:r>
+                    <m:r>
+                      <m:t>ω</m:t>
+                    </m:r>
+                    <m:r>
+                      <m:t>π</m:t>
+                    </m:r>
                   </m:e>
                 </m:eqArr>
               </m:oMath>
@@ -22121,7 +21129,7 @@
               <w:spacing w:before="16" w:after="64"/>
             </w:pPr>
           </w:p>
-          <w:bookmarkStart w:id="107" w:name="thm-odds-to-prob"/>
+          <w:bookmarkStart w:id="106" w:name="thm-odds-minus-probs"/>
           <w:p>
             <w:pPr>
               <w:pStyle w:val="BodyText"/>
@@ -22131,33 +21139,13 @@
                 <w:b/>
                 <w:bCs/>
               </w:rPr>
-              <w:t xml:space="preserve">Theorem 6 (Probability as a function of odds)</w:t>
-            </w:r>
-            <w:r>
-              <w:t xml:space="preserve"> </w:t>
-            </w:r>
-            <w:r>
-              <w:t xml:space="preserve">If</w:t>
-            </w:r>
-            <w:r>
-              <w:t xml:space="preserve"> </w:t>
-            </w:r>
-            <m:oMath>
-              <m:r>
-                <m:t>π</m:t>
-              </m:r>
-            </m:oMath>
-            <w:r>
-              <w:t xml:space="preserve"> </w:t>
-            </w:r>
-            <w:r>
-              <w:t xml:space="preserve">is the probability of an event</w:t>
-            </w:r>
-            <w:r>
-              <w:t xml:space="preserve"> </w:t>
-            </w:r>
-            <w:r>
-              <w:t xml:space="preserve">and</w:t>
+              <w:t xml:space="preserve">Theorem 5 (Difference between odds and probability)</w:t>
+            </w:r>
+            <w:r>
+              <w:t xml:space="preserve"> </w:t>
+            </w:r>
+            <w:r>
+              <w:t xml:space="preserve">Let</w:t>
             </w:r>
             <w:r>
               <w:t xml:space="preserve"> </w:t>
@@ -22166,30 +21154,59 @@
               <m:r>
                 <m:t>ω</m:t>
               </m:r>
+              <m:r>
+                <m:rPr>
+                  <m:sty m:val="p"/>
+                </m:rPr>
+                <m:t>=</m:t>
+              </m:r>
+              <m:f>
+                <m:fPr>
+                  <m:type m:val="bar"/>
+                </m:fPr>
+                <m:num>
+                  <m:r>
+                    <m:t>π</m:t>
+                  </m:r>
+                </m:num>
+                <m:den>
+                  <m:r>
+                    <m:t>1</m:t>
+                  </m:r>
+                  <m:r>
+                    <m:rPr>
+                      <m:sty m:val="p"/>
+                    </m:rPr>
+                    <m:t>−</m:t>
+                  </m:r>
+                  <m:r>
+                    <m:t>π</m:t>
+                  </m:r>
+                </m:den>
+              </m:f>
             </m:oMath>
             <w:r>
-              <w:t xml:space="preserve"> </w:t>
-            </w:r>
-            <w:r>
-              <w:t xml:space="preserve">is the corresponding odds of that event,</w:t>
-            </w:r>
-            <w:r>
-              <w:t xml:space="preserve"> </w:t>
-            </w:r>
-            <w:r>
-              <w:t xml:space="preserve">then:</w:t>
+              <w:t xml:space="preserve">. Then:</w:t>
             </w:r>
           </w:p>
           <w:p>
             <w:pPr>
               <w:pStyle w:val="BodyText"/>
             </w:pPr>
-            <w:bookmarkStart w:id="106" w:name="eq-prob-from-odds"/>
             <m:oMathPara>
               <m:oMathParaPr>
                 <m:jc m:val="center"/>
               </m:oMathParaPr>
               <m:oMath>
+                <m:r>
+                  <m:t>ω</m:t>
+                </m:r>
+                <m:r>
+                  <m:rPr>
+                    <m:sty m:val="p"/>
+                  </m:rPr>
+                  <m:t>−</m:t>
+                </m:r>
                 <m:r>
                   <m:t>π</m:t>
                 </m:r>
@@ -22204,9 +21221,18 @@
                     <m:type m:val="bar"/>
                   </m:fPr>
                   <m:num>
-                    <m:r>
-                      <m:t>ω</m:t>
-                    </m:r>
+                    <m:sSup>
+                      <m:e>
+                        <m:r>
+                          <m:t>π</m:t>
+                        </m:r>
+                      </m:e>
+                      <m:sup>
+                        <m:r>
+                          <m:t>2</m:t>
+                        </m:r>
+                      </m:sup>
+                    </m:sSup>
                   </m:num>
                   <m:den>
                     <m:r>
@@ -22216,36 +21242,482 @@
                       <m:rPr>
                         <m:sty m:val="p"/>
                       </m:rPr>
-                      <m:t>+</m:t>
-                    </m:r>
-                    <m:r>
-                      <m:t>ω</m:t>
+                      <m:t>−</m:t>
+                    </m:r>
+                    <m:r>
+                      <m:t>π</m:t>
                     </m:r>
                   </m:den>
                 </m:f>
-                <m:r>
-                  <m:t>  </m:t>
-                </m:r>
-                <m:r>
-                  <m:rPr>
-                    <m:sty m:val="p"/>
-                  </m:rPr>
-                  <m:t>(</m:t>
-                </m:r>
-                <m:r>
-                  <m:t>14</m:t>
-                </m:r>
-                <m:r>
-                  <m:rPr>
-                    <m:sty m:val="p"/>
-                  </m:rPr>
-                  <m:t>)</m:t>
-                </m:r>
               </m:oMath>
             </m:oMathPara>
-            <w:bookmarkEnd w:id="106"/>
           </w:p>
-          <w:bookmarkEnd w:id="107"/>
+          <w:bookmarkEnd w:id="106"/>
+        </w:tc>
+      </w:tr>
+    </w:tbl>
+    <w:p>
+      <w:pPr>
+        <w:pStyle w:val="FirstParagraph"/>
+      </w:pPr>
+      <w:r>
+        <w:t xml:space="preserve"> </w:t>
+      </w:r>
+    </w:p>
+    <w:tbl>
+      <w:tblPr>
+        <w:tblStyle w:val="Table"/>
+        <w:tblLook w:firstRow="0" w:lastRow="0" w:firstColumn="0" w:lastColumn="0" w:noHBand="0" w:noVBand="0" w:val="0000"/>
+        <w:tblBorders>
+          <w:top w:val="single" w:sz="4" w:space="0" w:color="909090"/>
+          <w:left w:val="single" w:sz="24" w:space="0" w:color="909090"/>
+          <w:bottom w:val="single" w:sz="4" w:space="0" w:color="909090"/>
+          <w:right w:val="single" w:sz="4" w:space="0" w:color="909090"/>
+        </w:tblBorders>
+        <w:tblCellMar>
+          <w:left w:w="144" w:type="dxa"/>
+          <w:right w:w="144" w:type="dxa"/>
+        </w:tblCellMar>
+        <w:tblLook w:firstRow="0" w:lastRow="0" w:firstColumn="0" w:lastColumn="0" w:noHBand="0" w:noVBand="0" w:val="0000"/>
+      </w:tblPr>
+      <w:tr>
+        <w:trPr>
+          <w:cantSplit/>
+        </w:trPr>
+        <w:tc>
+          <w:tcPr>
+            <w:shd w:color="auto" w:fill="e6e6e6" w:val="clear"/>
+            <w:tcMar>
+              <w:top w:w="92" w:type="dxa"/>
+              <w:bottom w:w="92" w:type="dxa"/>
+            </w:tcMar>
+          </w:tcPr>
+          <w:p>
+            <w:pPr>
+              <w:pStyle w:val="BodyText"/>
+            </w:pPr>
+            <w:pPr>
+              <w:spacing w:before="16" w:after="16"/>
+            </w:pPr>
+            <w:r>
+              <w:t xml:space="preserve">Proof</w:t>
+            </w:r>
+          </w:p>
+        </w:tc>
+      </w:tr>
+      <w:tr>
+        <w:trPr>
+          <w:cantSplit/>
+        </w:trPr>
+        <w:tc>
+          <w:tcPr>
+            <w:tcMar>
+              <w:top w:w="108" w:type="dxa"/>
+              <w:bottom w:w="108" w:type="dxa"/>
+            </w:tcMar>
+          </w:tcPr>
+          <w:p>
+            <w:pPr>
+              <w:pStyle w:val="BodyText"/>
+            </w:pPr>
+            <w:r>
+              <w:rPr>
+                <w:i/>
+                <w:iCs/>
+              </w:rPr>
+              <w:t xml:space="preserve">Proof</w:t>
+            </w:r>
+            <w:r>
+              <w:t xml:space="preserve">. </w:t>
+            </w:r>
+            <w:r>
+              <w:t xml:space="preserve">By</w:t>
+            </w:r>
+            <w:r>
+              <w:t xml:space="preserve"> </w:t>
+            </w:r>
+            <w:hyperlink w:anchor="sol-odds-minus-probs">
+              <w:r>
+                <w:rPr>
+                  <w:rStyle w:val="Hyperlink"/>
+                </w:rPr>
+                <w:t xml:space="preserve">Solution 15</w:t>
+              </w:r>
+            </w:hyperlink>
+            <w:r>
+              <w:t xml:space="preserve">.</w:t>
+            </w:r>
+          </w:p>
+          <w:p/>
+        </w:tc>
+      </w:tr>
+    </w:tbl>
+    <w:p>
+      <w:pPr>
+        <w:pStyle w:val="BodyText"/>
+      </w:pPr>
+      <w:r>
+        <w:t xml:space="preserve">For rare events (small</w:t>
+      </w:r>
+      <w:r>
+        <w:t xml:space="preserve"> </w:t>
+      </w:r>
+      <m:oMath>
+        <m:r>
+          <m:t>π</m:t>
+        </m:r>
+      </m:oMath>
+      <w:r>
+        <w:t xml:space="preserve">),</w:t>
+      </w:r>
+      <w:r>
+        <w:t xml:space="preserve"> </w:t>
+      </w:r>
+      <w:r>
+        <w:t xml:space="preserve">odds and probabilities are nearly equal</w:t>
+      </w:r>
+      <w:r>
+        <w:t xml:space="preserve"> </w:t>
+      </w:r>
+      <w:r>
+        <w:t xml:space="preserve">(see</w:t>
+      </w:r>
+      <w:r>
+        <w:t xml:space="preserve"> </w:t>
+      </w:r>
+      <w:hyperlink w:anchor="fig-odds-probs">
+        <w:r>
+          <w:rPr>
+            <w:rStyle w:val="Hyperlink"/>
+          </w:rPr>
+          <w:t xml:space="preserve">Figure 1</w:t>
+        </w:r>
+      </w:hyperlink>
+      <w:r>
+        <w:t xml:space="preserve">),</w:t>
+      </w:r>
+      <w:r>
+        <w:t xml:space="preserve"> </w:t>
+      </w:r>
+      <w:r>
+        <w:t xml:space="preserve">because</w:t>
+      </w:r>
+      <w:r>
+        <w:t xml:space="preserve"> </w:t>
+      </w:r>
+      <m:oMath>
+        <m:r>
+          <m:t>1</m:t>
+        </m:r>
+        <m:r>
+          <m:rPr>
+            <m:sty m:val="p"/>
+          </m:rPr>
+          <m:t>−</m:t>
+        </m:r>
+        <m:r>
+          <m:t>π</m:t>
+        </m:r>
+        <m:r>
+          <m:rPr>
+            <m:sty m:val="p"/>
+          </m:rPr>
+          <m:t>≈</m:t>
+        </m:r>
+        <m:r>
+          <m:t>1</m:t>
+        </m:r>
+      </m:oMath>
+      <w:r>
+        <w:t xml:space="preserve"> </w:t>
+      </w:r>
+      <w:r>
+        <w:t xml:space="preserve">and</w:t>
+      </w:r>
+      <w:r>
+        <w:t xml:space="preserve"> </w:t>
+      </w:r>
+      <m:oMath>
+        <m:sSup>
+          <m:e>
+            <m:r>
+              <m:t>π</m:t>
+            </m:r>
+          </m:e>
+          <m:sup>
+            <m:r>
+              <m:t>2</m:t>
+            </m:r>
+          </m:sup>
+        </m:sSup>
+        <m:r>
+          <m:rPr>
+            <m:sty m:val="p"/>
+          </m:rPr>
+          <m:t>≈</m:t>
+        </m:r>
+        <m:r>
+          <m:t>0</m:t>
+        </m:r>
+      </m:oMath>
+      <w:r>
+        <w:t xml:space="preserve">.</w:t>
+      </w:r>
+    </w:p>
+    <w:p>
+      <w:pPr>
+        <w:pStyle w:val="BodyText"/>
+      </w:pPr>
+      <w:r>
+        <w:t xml:space="preserve">For example, in</w:t>
+      </w:r>
+      <w:r>
+        <w:t xml:space="preserve"> </w:t>
+      </w:r>
+      <w:hyperlink w:anchor="exm-odds">
+        <w:r>
+          <w:rPr>
+            <w:rStyle w:val="Hyperlink"/>
+          </w:rPr>
+          <w:t xml:space="preserve">Example 8</w:t>
+        </w:r>
+      </w:hyperlink>
+      <w:r>
+        <w:t xml:space="preserve">, the probability and odds differ by</w:t>
+      </w:r>
+      <w:r>
+        <w:t xml:space="preserve"> </w:t>
+      </w:r>
+      <m:oMath>
+        <m:r>
+          <m:t>6.777622</m:t>
+        </m:r>
+        <m:r>
+          <m:rPr>
+            <m:sty m:val="p"/>
+          </m:rPr>
+          <m:t>×</m:t>
+        </m:r>
+        <m:sSup>
+          <m:e>
+            <m:r>
+              <m:t>10</m:t>
+            </m:r>
+          </m:e>
+          <m:sup>
+            <m:r>
+              <m:rPr>
+                <m:sty m:val="p"/>
+              </m:rPr>
+              <m:t>−</m:t>
+            </m:r>
+            <m:r>
+              <m:t>6</m:t>
+            </m:r>
+          </m:sup>
+        </m:sSup>
+      </m:oMath>
+      <w:r>
+        <w:t xml:space="preserve">.</w:t>
+      </w:r>
+    </w:p>
+    <w:bookmarkEnd w:id="107"/>
+    <w:bookmarkEnd w:id="108"/>
+    <w:bookmarkStart w:id="128" w:name="the-inverse-odds-function"/>
+    <w:p>
+      <w:pPr>
+        <w:pStyle w:val="Heading3"/>
+      </w:pPr>
+      <w:r>
+        <w:t xml:space="preserve">1.3.2 The inverse odds function</w:t>
+      </w:r>
+    </w:p>
+    <w:tbl>
+      <w:tblPr>
+        <w:tblStyle w:val="Table"/>
+        <w:tblInd w:w="164" w:type="dxa"/>
+        <w:tblBorders>
+          <w:left w:val="single" w:sz="24" w:space="0" w:color="909090"/>
+        </w:tblBorders>
+        <w:tblCellMar>
+          <w:left w:w="0" w:type="dxa"/>
+          <w:right w:w="0" w:type="dxa"/>
+        </w:tblCellMar>
+        <w:tblLook w:firstRow="0" w:lastRow="0" w:firstColumn="0" w:lastColumn="0" w:noHBand="0" w:noVBand="0" w:val="0000"/>
+      </w:tblPr>
+      <w:tblGrid>
+        <w:gridCol w:w="7920"/>
+      </w:tblGrid>
+      <w:tr>
+        <w:trPr>
+          <w:cantSplit/>
+        </w:trPr>
+        <w:tc>
+          <w:tcPr>
+            <w:tcMar>
+              <w:left w:w="144" w:type="dxa"/>
+            </w:tcMar>
+          </w:tcPr>
+          <w:p>
+            <w:pPr>
+              <w:pStyle w:val="FirstParagraph"/>
+            </w:pPr>
+            <w:pPr>
+              <w:spacing w:before="16" w:after="64"/>
+            </w:pPr>
+          </w:p>
+          <w:bookmarkStart w:id="109" w:name="exr-odds-to-prob"/>
+          <w:p>
+            <w:pPr>
+              <w:pStyle w:val="BodyText"/>
+            </w:pPr>
+            <w:r>
+              <w:rPr>
+                <w:b/>
+                <w:bCs/>
+              </w:rPr>
+              <w:t xml:space="preserve">Exercise 15</w:t>
+            </w:r>
+            <w:r>
+              <w:t xml:space="preserve"> </w:t>
+            </w:r>
+            <w:r>
+              <w:t xml:space="preserve">If</w:t>
+            </w:r>
+            <w:r>
+              <w:t xml:space="preserve"> </w:t>
+            </w:r>
+            <m:oMath>
+              <m:r>
+                <m:t>π</m:t>
+              </m:r>
+            </m:oMath>
+            <w:r>
+              <w:t xml:space="preserve"> </w:t>
+            </w:r>
+            <w:r>
+              <w:t xml:space="preserve">is the probability of an event</w:t>
+            </w:r>
+            <w:r>
+              <w:t xml:space="preserve"> </w:t>
+            </w:r>
+            <m:oMath>
+              <m:r>
+                <m:t>A</m:t>
+              </m:r>
+            </m:oMath>
+            <w:r>
+              <w:t xml:space="preserve"> </w:t>
+            </w:r>
+            <w:r>
+              <w:t xml:space="preserve">and</w:t>
+            </w:r>
+            <w:r>
+              <w:t xml:space="preserve"> </w:t>
+            </w:r>
+            <m:oMath>
+              <m:r>
+                <m:t>ω</m:t>
+              </m:r>
+            </m:oMath>
+            <w:r>
+              <w:t xml:space="preserve"> </w:t>
+            </w:r>
+            <w:r>
+              <w:t xml:space="preserve">is the corresponding odds of</w:t>
+            </w:r>
+            <w:r>
+              <w:t xml:space="preserve"> </w:t>
+            </w:r>
+            <m:oMath>
+              <m:r>
+                <m:t>A</m:t>
+              </m:r>
+            </m:oMath>
+            <w:r>
+              <w:t xml:space="preserve">,</w:t>
+            </w:r>
+            <w:r>
+              <w:t xml:space="preserve"> </w:t>
+            </w:r>
+            <w:r>
+              <w:t xml:space="preserve">how can we compute</w:t>
+            </w:r>
+            <w:r>
+              <w:t xml:space="preserve"> </w:t>
+            </w:r>
+            <m:oMath>
+              <m:r>
+                <m:t>π</m:t>
+              </m:r>
+            </m:oMath>
+            <w:r>
+              <w:t xml:space="preserve"> </w:t>
+            </w:r>
+            <w:r>
+              <w:t xml:space="preserve">from</w:t>
+            </w:r>
+            <w:r>
+              <w:t xml:space="preserve"> </w:t>
+            </w:r>
+            <m:oMath>
+              <m:r>
+                <m:t>ω</m:t>
+              </m:r>
+            </m:oMath>
+            <w:r>
+              <w:t xml:space="preserve">?</w:t>
+            </w:r>
+          </w:p>
+          <w:p>
+            <w:pPr>
+              <w:pStyle w:val="BodyText"/>
+            </w:pPr>
+            <w:r>
+              <w:t xml:space="preserve">For example, if</w:t>
+            </w:r>
+            <w:r>
+              <w:t xml:space="preserve"> </w:t>
+            </w:r>
+            <m:oMath>
+              <m:r>
+                <m:t>ω</m:t>
+              </m:r>
+              <m:r>
+                <m:rPr>
+                  <m:sty m:val="p"/>
+                </m:rPr>
+                <m:t>=</m:t>
+              </m:r>
+              <m:r>
+                <m:t>3</m:t>
+              </m:r>
+              <m:r>
+                <m:rPr>
+                  <m:sty m:val="p"/>
+                </m:rPr>
+                <m:t>/</m:t>
+              </m:r>
+              <m:r>
+                <m:t>2</m:t>
+              </m:r>
+            </m:oMath>
+            <w:r>
+              <w:t xml:space="preserve">, what is</w:t>
+            </w:r>
+            <w:r>
+              <w:t xml:space="preserve"> </w:t>
+            </w:r>
+            <m:oMath>
+              <m:r>
+                <m:t>π</m:t>
+              </m:r>
+            </m:oMath>
+            <w:r>
+              <w:t xml:space="preserve">?</w:t>
+            </w:r>
+          </w:p>
+          <w:bookmarkEnd w:id="109"/>
         </w:tc>
       </w:tr>
     </w:tbl>
@@ -22279,6 +21751,713 @@
           </w:tcPr>
           <w:p>
             <w:pPr>
+              <w:pStyle w:val="BodyText"/>
+            </w:pPr>
+            <w:pPr>
+              <w:spacing w:before="16" w:after="16"/>
+            </w:pPr>
+            <w:r>
+              <w:t xml:space="preserve">Solution</w:t>
+            </w:r>
+          </w:p>
+        </w:tc>
+      </w:tr>
+      <w:tr>
+        <w:trPr>
+          <w:cantSplit/>
+        </w:trPr>
+        <w:tc>
+          <w:tcPr>
+            <w:tcMar>
+              <w:top w:w="108" w:type="dxa"/>
+              <w:bottom w:w="108" w:type="dxa"/>
+            </w:tcMar>
+          </w:tcPr>
+          <w:bookmarkStart w:id="110" w:name="sol-odds-to-prob"/>
+          <w:p>
+            <w:pPr>
+              <w:pStyle w:val="BodyText"/>
+            </w:pPr>
+            <w:r>
+              <w:rPr>
+                <w:i/>
+                <w:iCs/>
+              </w:rPr>
+              <w:t xml:space="preserve">Solution 16</w:t>
+            </w:r>
+            <w:r>
+              <w:t xml:space="preserve">. </w:t>
+            </w:r>
+            <w:r>
+              <w:t xml:space="preserve">Starting from</w:t>
+            </w:r>
+            <w:r>
+              <w:t xml:space="preserve"> </w:t>
+            </w:r>
+            <w:hyperlink w:anchor="thm-prob-to-odds">
+              <w:r>
+                <w:rPr>
+                  <w:rStyle w:val="Hyperlink"/>
+                </w:rPr>
+                <w:t xml:space="preserve">Theorem 2</w:t>
+              </w:r>
+            </w:hyperlink>
+            <w:r>
+              <w:t xml:space="preserve">,</w:t>
+            </w:r>
+            <w:r>
+              <w:t xml:space="preserve"> </w:t>
+            </w:r>
+            <w:r>
+              <w:t xml:space="preserve">we can solve</w:t>
+            </w:r>
+            <w:r>
+              <w:t xml:space="preserve"> </w:t>
+            </w:r>
+            <w:hyperlink w:anchor="eq-odds-prob">
+              <w:r>
+                <w:rPr>
+                  <w:rStyle w:val="Hyperlink"/>
+                </w:rPr>
+                <w:t xml:space="preserve">Equation 6</w:t>
+              </w:r>
+            </w:hyperlink>
+            <w:r>
+              <w:t xml:space="preserve"> </w:t>
+            </w:r>
+            <w:r>
+              <w:t xml:space="preserve">for</w:t>
+            </w:r>
+            <w:r>
+              <w:t xml:space="preserve"> </w:t>
+            </w:r>
+            <m:oMath>
+              <m:r>
+                <m:t>π</m:t>
+              </m:r>
+            </m:oMath>
+            <w:r>
+              <w:t xml:space="preserve"> </w:t>
+            </w:r>
+            <w:r>
+              <w:t xml:space="preserve">in terms of</w:t>
+            </w:r>
+            <w:r>
+              <w:t xml:space="preserve"> </w:t>
+            </w:r>
+            <m:oMath>
+              <m:r>
+                <m:t>ω</m:t>
+              </m:r>
+            </m:oMath>
+            <w:r>
+              <w:t xml:space="preserve">:</w:t>
+            </w:r>
+          </w:p>
+          <w:p>
+            <w:pPr>
+              <w:pStyle w:val="BodyText"/>
+            </w:pPr>
+            <m:oMathPara>
+              <m:oMathParaPr>
+                <m:jc m:val="center"/>
+              </m:oMathParaPr>
+              <m:oMath>
+                <m:eqArr>
+                  <m:e>
+                    <m:r>
+                      <m:t>ω</m:t>
+                    </m:r>
+                    <m:r>
+                      <m:t>&amp;</m:t>
+                    </m:r>
+                    <m:r>
+                      <m:rPr>
+                        <m:sty m:val="p"/>
+                      </m:rPr>
+                      <m:t>=</m:t>
+                    </m:r>
+                    <m:f>
+                      <m:fPr>
+                        <m:type m:val="bar"/>
+                      </m:fPr>
+                      <m:num>
+                        <m:r>
+                          <m:t>π</m:t>
+                        </m:r>
+                      </m:num>
+                      <m:den>
+                        <m:r>
+                          <m:t>1</m:t>
+                        </m:r>
+                        <m:r>
+                          <m:rPr>
+                            <m:sty m:val="p"/>
+                          </m:rPr>
+                          <m:t>−</m:t>
+                        </m:r>
+                        <m:r>
+                          <m:t>π</m:t>
+                        </m:r>
+                      </m:den>
+                    </m:f>
+                  </m:e>
+                  <m:e>
+                    <m:r>
+                      <m:rPr>
+                        <m:sty m:val="p"/>
+                      </m:rPr>
+                      <m:t>(</m:t>
+                    </m:r>
+                    <m:r>
+                      <m:t>1</m:t>
+                    </m:r>
+                    <m:r>
+                      <m:rPr>
+                        <m:sty m:val="p"/>
+                      </m:rPr>
+                      <m:t>−</m:t>
+                    </m:r>
+                    <m:r>
+                      <m:t>π</m:t>
+                    </m:r>
+                    <m:r>
+                      <m:rPr>
+                        <m:sty m:val="p"/>
+                      </m:rPr>
+                      <m:t>)</m:t>
+                    </m:r>
+                    <m:r>
+                      <m:t>ω</m:t>
+                    </m:r>
+                    <m:r>
+                      <m:t>&amp;</m:t>
+                    </m:r>
+                    <m:r>
+                      <m:rPr>
+                        <m:sty m:val="p"/>
+                      </m:rPr>
+                      <m:t>=</m:t>
+                    </m:r>
+                    <m:r>
+                      <m:t>π</m:t>
+                    </m:r>
+                  </m:e>
+                  <m:e>
+                    <m:r>
+                      <m:t>ω</m:t>
+                    </m:r>
+                    <m:r>
+                      <m:rPr>
+                        <m:sty m:val="p"/>
+                      </m:rPr>
+                      <m:t>−</m:t>
+                    </m:r>
+                    <m:r>
+                      <m:t>π</m:t>
+                    </m:r>
+                    <m:r>
+                      <m:t>ω</m:t>
+                    </m:r>
+                    <m:r>
+                      <m:t>&amp;</m:t>
+                    </m:r>
+                    <m:r>
+                      <m:rPr>
+                        <m:sty m:val="p"/>
+                      </m:rPr>
+                      <m:t>=</m:t>
+                    </m:r>
+                    <m:r>
+                      <m:t>π</m:t>
+                    </m:r>
+                  </m:e>
+                  <m:e>
+                    <m:r>
+                      <m:t>ω</m:t>
+                    </m:r>
+                    <m:r>
+                      <m:t>&amp;</m:t>
+                    </m:r>
+                    <m:r>
+                      <m:rPr>
+                        <m:sty m:val="p"/>
+                      </m:rPr>
+                      <m:t>=</m:t>
+                    </m:r>
+                    <m:r>
+                      <m:t>π</m:t>
+                    </m:r>
+                    <m:r>
+                      <m:rPr>
+                        <m:sty m:val="p"/>
+                      </m:rPr>
+                      <m:t>+</m:t>
+                    </m:r>
+                    <m:r>
+                      <m:t>π</m:t>
+                    </m:r>
+                    <m:r>
+                      <m:t>ω</m:t>
+                    </m:r>
+                  </m:e>
+                  <m:e>
+                    <m:r>
+                      <m:t>ω</m:t>
+                    </m:r>
+                    <m:r>
+                      <m:t>&amp;</m:t>
+                    </m:r>
+                    <m:r>
+                      <m:rPr>
+                        <m:sty m:val="p"/>
+                      </m:rPr>
+                      <m:t>=</m:t>
+                    </m:r>
+                    <m:r>
+                      <m:rPr>
+                        <m:sty m:val="p"/>
+                      </m:rPr>
+                      <m:t>(</m:t>
+                    </m:r>
+                    <m:r>
+                      <m:t>1</m:t>
+                    </m:r>
+                    <m:r>
+                      <m:rPr>
+                        <m:sty m:val="p"/>
+                      </m:rPr>
+                      <m:t>+</m:t>
+                    </m:r>
+                    <m:r>
+                      <m:t>ω</m:t>
+                    </m:r>
+                    <m:r>
+                      <m:rPr>
+                        <m:sty m:val="p"/>
+                      </m:rPr>
+                      <m:t>)</m:t>
+                    </m:r>
+                    <m:r>
+                      <m:t>π</m:t>
+                    </m:r>
+                  </m:e>
+                  <m:e>
+                    <m:r>
+                      <m:t>π</m:t>
+                    </m:r>
+                    <m:r>
+                      <m:t>&amp;</m:t>
+                    </m:r>
+                    <m:r>
+                      <m:rPr>
+                        <m:sty m:val="p"/>
+                      </m:rPr>
+                      <m:t>=</m:t>
+                    </m:r>
+                    <m:f>
+                      <m:fPr>
+                        <m:type m:val="bar"/>
+                      </m:fPr>
+                      <m:num>
+                        <m:r>
+                          <m:t>ω</m:t>
+                        </m:r>
+                      </m:num>
+                      <m:den>
+                        <m:r>
+                          <m:t>1</m:t>
+                        </m:r>
+                        <m:r>
+                          <m:rPr>
+                            <m:sty m:val="p"/>
+                          </m:rPr>
+                          <m:t>+</m:t>
+                        </m:r>
+                        <m:r>
+                          <m:t>ω</m:t>
+                        </m:r>
+                      </m:den>
+                    </m:f>
+                  </m:e>
+                </m:eqArr>
+              </m:oMath>
+            </m:oMathPara>
+          </w:p>
+          <w:p>
+            <w:pPr>
+              <w:pStyle w:val="FirstParagraph"/>
+            </w:pPr>
+            <w:r>
+              <w:t xml:space="preserve">So if</w:t>
+            </w:r>
+            <w:r>
+              <w:t xml:space="preserve"> </w:t>
+            </w:r>
+            <m:oMath>
+              <m:r>
+                <m:t>ω</m:t>
+              </m:r>
+              <m:r>
+                <m:rPr>
+                  <m:sty m:val="p"/>
+                </m:rPr>
+                <m:t>=</m:t>
+              </m:r>
+              <m:r>
+                <m:t>3</m:t>
+              </m:r>
+              <m:r>
+                <m:rPr>
+                  <m:sty m:val="p"/>
+                </m:rPr>
+                <m:t>/</m:t>
+              </m:r>
+              <m:r>
+                <m:t>2</m:t>
+              </m:r>
+            </m:oMath>
+            <w:r>
+              <w:t xml:space="preserve">,</w:t>
+            </w:r>
+          </w:p>
+          <w:p>
+            <w:pPr>
+              <w:pStyle w:val="BodyText"/>
+            </w:pPr>
+            <m:oMathPara>
+              <m:oMathParaPr>
+                <m:jc m:val="center"/>
+              </m:oMathParaPr>
+              <m:oMath>
+                <m:eqArr>
+                  <m:e>
+                    <m:r>
+                      <m:t>π</m:t>
+                    </m:r>
+                    <m:r>
+                      <m:t>&amp;</m:t>
+                    </m:r>
+                    <m:r>
+                      <m:rPr>
+                        <m:sty m:val="p"/>
+                      </m:rPr>
+                      <m:t>=</m:t>
+                    </m:r>
+                    <m:f>
+                      <m:fPr>
+                        <m:type m:val="bar"/>
+                      </m:fPr>
+                      <m:num>
+                        <m:r>
+                          <m:t>3</m:t>
+                        </m:r>
+                        <m:r>
+                          <m:rPr>
+                            <m:sty m:val="p"/>
+                          </m:rPr>
+                          <m:t>/</m:t>
+                        </m:r>
+                        <m:r>
+                          <m:t>2</m:t>
+                        </m:r>
+                      </m:num>
+                      <m:den>
+                        <m:r>
+                          <m:t>1</m:t>
+                        </m:r>
+                        <m:r>
+                          <m:rPr>
+                            <m:sty m:val="p"/>
+                          </m:rPr>
+                          <m:t>+</m:t>
+                        </m:r>
+                        <m:r>
+                          <m:t>3</m:t>
+                        </m:r>
+                        <m:r>
+                          <m:rPr>
+                            <m:sty m:val="p"/>
+                          </m:rPr>
+                          <m:t>/</m:t>
+                        </m:r>
+                        <m:r>
+                          <m:t>2</m:t>
+                        </m:r>
+                      </m:den>
+                    </m:f>
+                  </m:e>
+                  <m:e>
+                    <m:r>
+                      <m:t>&amp;</m:t>
+                    </m:r>
+                    <m:r>
+                      <m:rPr>
+                        <m:sty m:val="p"/>
+                      </m:rPr>
+                      <m:t>=</m:t>
+                    </m:r>
+                    <m:f>
+                      <m:fPr>
+                        <m:type m:val="bar"/>
+                      </m:fPr>
+                      <m:num>
+                        <m:r>
+                          <m:t>3</m:t>
+                        </m:r>
+                        <m:r>
+                          <m:rPr>
+                            <m:sty m:val="p"/>
+                          </m:rPr>
+                          <m:t>/</m:t>
+                        </m:r>
+                        <m:r>
+                          <m:t>2</m:t>
+                        </m:r>
+                      </m:num>
+                      <m:den>
+                        <m:r>
+                          <m:t>5</m:t>
+                        </m:r>
+                        <m:r>
+                          <m:rPr>
+                            <m:sty m:val="p"/>
+                          </m:rPr>
+                          <m:t>/</m:t>
+                        </m:r>
+                        <m:r>
+                          <m:t>2</m:t>
+                        </m:r>
+                      </m:den>
+                    </m:f>
+                  </m:e>
+                  <m:e>
+                    <m:r>
+                      <m:t>&amp;</m:t>
+                    </m:r>
+                    <m:r>
+                      <m:rPr>
+                        <m:sty m:val="p"/>
+                      </m:rPr>
+                      <m:t>=</m:t>
+                    </m:r>
+                    <m:f>
+                      <m:fPr>
+                        <m:type m:val="bar"/>
+                      </m:fPr>
+                      <m:num>
+                        <m:r>
+                          <m:t>3</m:t>
+                        </m:r>
+                      </m:num>
+                      <m:den>
+                        <m:r>
+                          <m:t>5</m:t>
+                        </m:r>
+                      </m:den>
+                    </m:f>
+                  </m:e>
+                </m:eqArr>
+              </m:oMath>
+            </m:oMathPara>
+          </w:p>
+          <w:bookmarkEnd w:id="110"/>
+          <w:p/>
+        </w:tc>
+      </w:tr>
+    </w:tbl>
+    <w:tbl>
+      <w:tblPr>
+        <w:tblStyle w:val="Table"/>
+        <w:tblInd w:w="164" w:type="dxa"/>
+        <w:tblBorders>
+          <w:left w:val="single" w:sz="24" w:space="0" w:color="909090"/>
+        </w:tblBorders>
+        <w:tblCellMar>
+          <w:left w:w="0" w:type="dxa"/>
+          <w:right w:w="0" w:type="dxa"/>
+        </w:tblCellMar>
+        <w:tblLook w:firstRow="0" w:lastRow="0" w:firstColumn="0" w:lastColumn="0" w:noHBand="0" w:noVBand="0" w:val="0000"/>
+      </w:tblPr>
+      <w:tblGrid>
+        <w:gridCol w:w="7920"/>
+      </w:tblGrid>
+      <w:tr>
+        <w:trPr>
+          <w:cantSplit/>
+        </w:trPr>
+        <w:tc>
+          <w:tcPr>
+            <w:tcMar>
+              <w:left w:w="144" w:type="dxa"/>
+            </w:tcMar>
+          </w:tcPr>
+          <w:p>
+            <w:pPr>
+              <w:pStyle w:val="FirstParagraph"/>
+            </w:pPr>
+            <w:pPr>
+              <w:spacing w:before="16" w:after="64"/>
+            </w:pPr>
+          </w:p>
+          <w:bookmarkStart w:id="112" w:name="thm-odds-to-prob"/>
+          <w:p>
+            <w:pPr>
+              <w:pStyle w:val="BodyText"/>
+            </w:pPr>
+            <w:r>
+              <w:rPr>
+                <w:b/>
+                <w:bCs/>
+              </w:rPr>
+              <w:t xml:space="preserve">Theorem 6 (Probability as a function of odds)</w:t>
+            </w:r>
+            <w:r>
+              <w:t xml:space="preserve"> </w:t>
+            </w:r>
+            <w:r>
+              <w:t xml:space="preserve">If</w:t>
+            </w:r>
+            <w:r>
+              <w:t xml:space="preserve"> </w:t>
+            </w:r>
+            <m:oMath>
+              <m:r>
+                <m:t>π</m:t>
+              </m:r>
+            </m:oMath>
+            <w:r>
+              <w:t xml:space="preserve"> </w:t>
+            </w:r>
+            <w:r>
+              <w:t xml:space="preserve">is the probability of an event</w:t>
+            </w:r>
+            <w:r>
+              <w:t xml:space="preserve"> </w:t>
+            </w:r>
+            <w:r>
+              <w:t xml:space="preserve">and</w:t>
+            </w:r>
+            <w:r>
+              <w:t xml:space="preserve"> </w:t>
+            </w:r>
+            <m:oMath>
+              <m:r>
+                <m:t>ω</m:t>
+              </m:r>
+            </m:oMath>
+            <w:r>
+              <w:t xml:space="preserve"> </w:t>
+            </w:r>
+            <w:r>
+              <w:t xml:space="preserve">is the corresponding odds of that event,</w:t>
+            </w:r>
+            <w:r>
+              <w:t xml:space="preserve"> </w:t>
+            </w:r>
+            <w:r>
+              <w:t xml:space="preserve">then:</w:t>
+            </w:r>
+          </w:p>
+          <w:p>
+            <w:pPr>
+              <w:pStyle w:val="BodyText"/>
+            </w:pPr>
+            <w:bookmarkStart w:id="111" w:name="eq-prob-from-odds"/>
+            <m:oMathPara>
+              <m:oMathParaPr>
+                <m:jc m:val="center"/>
+              </m:oMathParaPr>
+              <m:oMath>
+                <m:r>
+                  <m:t>π</m:t>
+                </m:r>
+                <m:r>
+                  <m:rPr>
+                    <m:sty m:val="p"/>
+                  </m:rPr>
+                  <m:t>=</m:t>
+                </m:r>
+                <m:f>
+                  <m:fPr>
+                    <m:type m:val="bar"/>
+                  </m:fPr>
+                  <m:num>
+                    <m:r>
+                      <m:t>ω</m:t>
+                    </m:r>
+                  </m:num>
+                  <m:den>
+                    <m:r>
+                      <m:t>1</m:t>
+                    </m:r>
+                    <m:r>
+                      <m:rPr>
+                        <m:sty m:val="p"/>
+                      </m:rPr>
+                      <m:t>+</m:t>
+                    </m:r>
+                    <m:r>
+                      <m:t>ω</m:t>
+                    </m:r>
+                  </m:den>
+                </m:f>
+                <m:r>
+                  <m:t>  </m:t>
+                </m:r>
+                <m:r>
+                  <m:rPr>
+                    <m:sty m:val="p"/>
+                  </m:rPr>
+                  <m:t>(</m:t>
+                </m:r>
+                <m:r>
+                  <m:t>14</m:t>
+                </m:r>
+                <m:r>
+                  <m:rPr>
+                    <m:sty m:val="p"/>
+                  </m:rPr>
+                  <m:t>)</m:t>
+                </m:r>
+              </m:oMath>
+            </m:oMathPara>
+            <w:bookmarkEnd w:id="111"/>
+          </w:p>
+          <w:bookmarkEnd w:id="112"/>
+        </w:tc>
+      </w:tr>
+    </w:tbl>
+    <w:tbl>
+      <w:tblPr>
+        <w:tblStyle w:val="Table"/>
+        <w:tblLook w:firstRow="0" w:lastRow="0" w:firstColumn="0" w:lastColumn="0" w:noHBand="0" w:noVBand="0" w:val="0000"/>
+        <w:tblBorders>
+          <w:top w:val="single" w:sz="4" w:space="0" w:color="909090"/>
+          <w:left w:val="single" w:sz="24" w:space="0" w:color="909090"/>
+          <w:bottom w:val="single" w:sz="4" w:space="0" w:color="909090"/>
+          <w:right w:val="single" w:sz="4" w:space="0" w:color="909090"/>
+        </w:tblBorders>
+        <w:tblCellMar>
+          <w:left w:w="144" w:type="dxa"/>
+          <w:right w:w="144" w:type="dxa"/>
+        </w:tblCellMar>
+        <w:tblLook w:firstRow="0" w:lastRow="0" w:firstColumn="0" w:lastColumn="0" w:noHBand="0" w:noVBand="0" w:val="0000"/>
+      </w:tblPr>
+      <w:tr>
+        <w:trPr>
+          <w:cantSplit/>
+        </w:trPr>
+        <w:tc>
+          <w:tcPr>
+            <w:shd w:color="auto" w:fill="e6e6e6" w:val="clear"/>
+            <w:tcMar>
+              <w:top w:w="92" w:type="dxa"/>
+              <w:bottom w:w="92" w:type="dxa"/>
+            </w:tcMar>
+          </w:tcPr>
+          <w:p>
+            <w:pPr>
               <w:pStyle w:val="FirstParagraph"/>
             </w:pPr>
             <w:pPr>
@@ -22388,7 +22567,7 @@
               <w:spacing w:before="16" w:after="64"/>
             </w:pPr>
           </w:p>
-          <w:bookmarkStart w:id="109" w:name="def-inv-odds"/>
+          <w:bookmarkStart w:id="114" w:name="def-inv-odds"/>
           <w:p>
             <w:pPr>
               <w:pStyle w:val="BodyText"/>
@@ -22405,7 +22584,7 @@
             <w:pPr>
               <w:pStyle w:val="BodyText"/>
             </w:pPr>
-            <w:bookmarkStart w:id="108" w:name="eq-invodds-fn"/>
+            <w:bookmarkStart w:id="113" w:name="eq-invodds-fn"/>
             <m:oMathPara>
               <m:oMathParaPr>
                 <m:jc m:val="center"/>
@@ -22499,7 +22678,7 @@
                 </m:r>
               </m:oMath>
             </m:oMathPara>
-            <w:bookmarkEnd w:id="108"/>
+            <w:bookmarkEnd w:id="113"/>
           </w:p>
           <w:p>
             <w:pPr>
@@ -22522,7 +22701,7 @@
               <w:t xml:space="preserve">.</w:t>
             </w:r>
           </w:p>
-          <w:bookmarkEnd w:id="109"/>
+          <w:bookmarkEnd w:id="114"/>
         </w:tc>
       </w:tr>
     </w:tbl>
@@ -22560,7 +22739,7 @@
               <w:spacing w:before="16" w:after="64"/>
             </w:pPr>
           </w:p>
-          <w:bookmarkStart w:id="110" w:name="cor-invodds-pi"/>
+          <w:bookmarkStart w:id="115" w:name="cor-invodds-pi"/>
           <w:p>
             <w:pPr>
               <w:pStyle w:val="BodyText"/>
@@ -22619,7 +22798,7 @@
               </m:oMath>
             </m:oMathPara>
           </w:p>
-          <w:bookmarkEnd w:id="110"/>
+          <w:bookmarkEnd w:id="115"/>
         </w:tc>
       </w:tr>
     </w:tbl>
@@ -22762,7 +22941,7 @@
               <w:spacing w:before="16" w:after="64"/>
             </w:pPr>
           </w:p>
-          <w:bookmarkStart w:id="111" w:name="cor-invodds-odds-inv"/>
+          <w:bookmarkStart w:id="116" w:name="cor-invodds-odds-inv"/>
           <w:p>
             <w:pPr>
               <w:pStyle w:val="BodyText"/>
@@ -22858,7 +23037,7 @@
               </m:oMath>
             </m:oMathPara>
           </w:p>
-          <w:bookmarkEnd w:id="111"/>
+          <w:bookmarkEnd w:id="116"/>
         </w:tc>
       </w:tr>
     </w:tbl>
@@ -23407,7 +23586,7 @@
       <w:tr>
         <w:tc>
           <w:tcPr/>
-          <w:bookmarkStart w:id="115" w:name="fig-inv-odds"/>
+          <w:bookmarkStart w:id="120" w:name="fig-inv-odds"/>
           <w:p>
             <w:pPr>
               <w:pStyle w:val="SourceCode"/>
@@ -23903,18 +24082,18 @@
                 <wp:inline>
                   <wp:extent cx="4620126" cy="3696101"/>
                   <wp:effectExtent b="0" l="0" r="0" t="0"/>
-                  <wp:docPr descr="" title="" id="113" name="Picture"/>
+                  <wp:docPr descr="" title="" id="118" name="Picture"/>
                   <a:graphic>
                     <a:graphicData uri="http://schemas.openxmlformats.org/drawingml/2006/picture">
                       <pic:pic>
                         <pic:nvPicPr>
-                          <pic:cNvPr descr="binary-outcome-associations_files/figure-docx/unnamed-chunk-4-1.png" id="114" name="Picture"/>
+                          <pic:cNvPr descr="binary-outcome-associations_files/figure-docx/unnamed-chunk-4-1.png" id="119" name="Picture"/>
                           <pic:cNvPicPr>
                             <a:picLocks noChangeArrowheads="1" noChangeAspect="1"/>
                           </pic:cNvPicPr>
                         </pic:nvPicPr>
                         <pic:blipFill>
-                          <a:blip r:embed="rId112"/>
+                          <a:blip r:embed="rId117"/>
                           <a:stretch>
                             <a:fillRect/>
                           </a:stretch>
@@ -23984,7 +24163,7 @@
               </m:r>
             </m:oMath>
           </w:p>
-          <w:bookmarkEnd w:id="115"/>
+          <w:bookmarkEnd w:id="120"/>
         </w:tc>
       </w:tr>
     </w:tbl>
@@ -24022,7 +24201,7 @@
               <w:spacing w:before="16" w:after="64"/>
             </w:pPr>
           </w:p>
-          <w:bookmarkStart w:id="116" w:name="exr-odds-probs"/>
+          <w:bookmarkStart w:id="121" w:name="exr-odds-probs"/>
           <w:p>
             <w:pPr>
               <w:pStyle w:val="BodyText"/>
@@ -24061,7 +24240,7 @@
               <w:t xml:space="preserve">, and what is the numerical difference between these two values?</w:t>
             </w:r>
           </w:p>
-          <w:bookmarkEnd w:id="116"/>
+          <w:bookmarkEnd w:id="121"/>
         </w:tc>
       </w:tr>
     </w:tbl>
@@ -24361,7 +24540,7 @@
               <w:spacing w:before="16" w:after="64"/>
             </w:pPr>
           </w:p>
-          <w:bookmarkStart w:id="118" w:name="lem-invodds-simplified"/>
+          <w:bookmarkStart w:id="123" w:name="lem-invodds-simplified"/>
           <w:p>
             <w:pPr>
               <w:pStyle w:val="BodyText"/>
@@ -24392,7 +24571,7 @@
             <w:pPr>
               <w:pStyle w:val="BodyText"/>
             </w:pPr>
-            <w:bookmarkStart w:id="117" w:name="eq-inv-odds-reduced"/>
+            <w:bookmarkStart w:id="122" w:name="eq-inv-odds-reduced"/>
             <m:oMathPara>
               <m:oMathParaPr>
                 <m:jc m:val="center"/>
@@ -24560,9 +24739,9 @@
                 </m:r>
               </m:oMath>
             </m:oMathPara>
-            <w:bookmarkEnd w:id="117"/>
+            <w:bookmarkEnd w:id="122"/>
           </w:p>
-          <w:bookmarkEnd w:id="118"/>
+          <w:bookmarkEnd w:id="123"/>
         </w:tc>
       </w:tr>
     </w:tbl>
@@ -24600,7 +24779,7 @@
               <w:spacing w:before="16" w:after="64"/>
             </w:pPr>
           </w:p>
-          <w:bookmarkStart w:id="119" w:name="exr-inv-odds2"/>
+          <w:bookmarkStart w:id="124" w:name="exr-inv-odds2"/>
           <w:p>
             <w:pPr>
               <w:pStyle w:val="BodyText"/>
@@ -24650,7 +24829,7 @@
               <w:t xml:space="preserve">.</w:t>
             </w:r>
           </w:p>
-          <w:bookmarkEnd w:id="119"/>
+          <w:bookmarkEnd w:id="124"/>
         </w:tc>
       </w:tr>
     </w:tbl>
@@ -24706,7 +24885,7 @@
               <w:bottom w:w="108" w:type="dxa"/>
             </w:tcMar>
           </w:tcPr>
-          <w:bookmarkStart w:id="120" w:name="sol-inv-odds2"/>
+          <w:bookmarkStart w:id="125" w:name="sol-inv-odds2"/>
           <w:p>
             <w:pPr>
               <w:pStyle w:val="BodyText"/>
@@ -24739,7 +24918,7 @@
               <w:t xml:space="preserve">.</w:t>
             </w:r>
           </w:p>
-          <w:bookmarkEnd w:id="120"/>
+          <w:bookmarkEnd w:id="125"/>
           <w:p/>
         </w:tc>
       </w:tr>
@@ -24778,7 +24957,7 @@
               <w:spacing w:before="16" w:after="64"/>
             </w:pPr>
           </w:p>
-          <w:bookmarkStart w:id="121" w:name="lem-one-minus-odds-inv"/>
+          <w:bookmarkStart w:id="126" w:name="lem-one-minus-odds-inv"/>
           <w:p>
             <w:pPr>
               <w:pStyle w:val="BodyText"/>
@@ -24845,7 +25024,7 @@
               </m:oMath>
             </m:oMathPara>
           </w:p>
-          <w:bookmarkEnd w:id="121"/>
+          <w:bookmarkEnd w:id="126"/>
         </w:tc>
       </w:tr>
     </w:tbl>
@@ -25268,7 +25447,7 @@
               <w:spacing w:before="16" w:after="64"/>
             </w:pPr>
           </w:p>
-          <w:bookmarkStart w:id="122" w:name="cor-inverse-odds-nonevent"/>
+          <w:bookmarkStart w:id="127" w:name="cor-inverse-odds-nonevent"/>
           <w:p>
             <w:pPr>
               <w:pStyle w:val="BodyText"/>
@@ -25335,12 +25514,12 @@
               </m:oMath>
             </m:oMathPara>
           </w:p>
-          <w:bookmarkEnd w:id="122"/>
+          <w:bookmarkEnd w:id="127"/>
         </w:tc>
       </w:tr>
     </w:tbl>
-    <w:bookmarkEnd w:id="123"/>
-    <w:bookmarkStart w:id="157" w:name="odds-ratios"/>
+    <w:bookmarkEnd w:id="128"/>
+    <w:bookmarkStart w:id="162" w:name="odds-ratios"/>
     <w:p>
       <w:pPr>
         <w:pStyle w:val="Heading3"/>
@@ -25391,7 +25570,7 @@
               <w:spacing w:before="16" w:after="64"/>
             </w:pPr>
           </w:p>
-          <w:bookmarkStart w:id="124" w:name="def-OR"/>
+          <w:bookmarkStart w:id="129" w:name="def-OR"/>
           <w:p>
             <w:pPr>
               <w:pStyle w:val="BodyText"/>
@@ -25588,7 +25767,7 @@
               </m:oMath>
             </m:oMathPara>
           </w:p>
-          <w:bookmarkEnd w:id="124"/>
+          <w:bookmarkEnd w:id="129"/>
         </w:tc>
       </w:tr>
     </w:tbl>
@@ -25701,7 +25880,7 @@
               <w:spacing w:before="16" w:after="64"/>
             </w:pPr>
           </w:p>
-          <w:bookmarkStart w:id="125" w:name="thm-or-ratio-ratio"/>
+          <w:bookmarkStart w:id="130" w:name="thm-or-ratio-ratio"/>
           <w:p>
             <w:pPr>
               <w:pStyle w:val="BodyText"/>
@@ -25957,7 +26136,7 @@
               </m:oMath>
             </m:oMathPara>
           </w:p>
-          <w:bookmarkEnd w:id="125"/>
+          <w:bookmarkEnd w:id="130"/>
         </w:tc>
       </w:tr>
     </w:tbl>
@@ -26366,7 +26545,7 @@
               <w:bottom w:w="108" w:type="dxa"/>
             </w:tcMar>
           </w:tcPr>
-          <w:bookmarkStart w:id="126" w:name="exm-or-ratio-ratio"/>
+          <w:bookmarkStart w:id="131" w:name="exm-or-ratio-ratio"/>
           <w:p>
             <w:pPr>
               <w:pStyle w:val="BodyText"/>
@@ -27162,7 +27341,7 @@
               </m:oMath>
             </m:oMathPara>
           </w:p>
-          <w:bookmarkEnd w:id="126"/>
+          <w:bookmarkEnd w:id="131"/>
           <w:p/>
         </w:tc>
       </w:tr>
@@ -27219,7 +27398,7 @@
               <w:bottom w:w="108" w:type="dxa"/>
             </w:tcMar>
           </w:tcPr>
-          <w:bookmarkStart w:id="127" w:name="exm-OR"/>
+          <w:bookmarkStart w:id="132" w:name="exm-OR"/>
           <w:p>
             <w:pPr>
               <w:pStyle w:val="BodyText"/>
@@ -27472,12 +27651,12 @@
               </m:oMath>
             </m:oMathPara>
           </w:p>
-          <w:bookmarkEnd w:id="127"/>
+          <w:bookmarkEnd w:id="132"/>
           <w:p/>
         </w:tc>
       </w:tr>
     </w:tbl>
-    <w:bookmarkStart w:id="130" w:name="X4966733aaec89b0aacdc2f2a21196a25466d4a7"/>
+    <w:bookmarkStart w:id="135" w:name="X4966733aaec89b0aacdc2f2a21196a25466d4a7"/>
     <w:p>
       <w:pPr>
         <w:pStyle w:val="Heading4"/>
@@ -27521,7 +27700,7 @@
       <w:tr>
         <w:tc>
           <w:tcPr/>
-          <w:bookmarkStart w:id="128" w:name="tbl-2x2-generic"/>
+          <w:bookmarkStart w:id="133" w:name="tbl-2x2-generic"/>
           <w:p>
             <w:pPr>
               <w:jc w:val="center"/>
@@ -27747,7 +27926,7 @@
               </w:tc>
             </w:tr>
           </w:tbl>
-          <w:bookmarkEnd w:id="128"/>
+          <w:bookmarkEnd w:id="133"/>
           <w:p/>
         </w:tc>
       </w:tr>
@@ -28481,7 +28660,7 @@
               <w:spacing w:before="16" w:after="64"/>
             </w:pPr>
           </w:p>
-          <w:bookmarkStart w:id="129" w:name="exr-odds-generic"/>
+          <w:bookmarkStart w:id="134" w:name="exr-odds-generic"/>
           <w:p>
             <w:pPr>
               <w:pStyle w:val="BodyText"/>
@@ -28613,12 +28792,12 @@
               <w:t xml:space="preserve">.</w:t>
             </w:r>
           </w:p>
-          <w:bookmarkEnd w:id="129"/>
+          <w:bookmarkEnd w:id="134"/>
         </w:tc>
       </w:tr>
     </w:tbl>
-    <w:bookmarkEnd w:id="130"/>
-    <w:bookmarkStart w:id="138" w:name="sec-OR-props"/>
+    <w:bookmarkEnd w:id="135"/>
+    <w:bookmarkStart w:id="143" w:name="sec-OR-props"/>
     <w:p>
       <w:pPr>
         <w:pStyle w:val="Heading4"/>
@@ -28669,7 +28848,7 @@
               <w:spacing w:before="16" w:after="64"/>
             </w:pPr>
           </w:p>
-          <w:bookmarkStart w:id="131" w:name="thm-or-swap"/>
+          <w:bookmarkStart w:id="136" w:name="thm-or-swap"/>
           <w:p>
             <w:pPr>
               <w:pStyle w:val="BodyText"/>
@@ -28808,7 +28987,7 @@
               </m:oMath>
             </m:oMathPara>
           </w:p>
-          <w:bookmarkEnd w:id="131"/>
+          <w:bookmarkEnd w:id="136"/>
         </w:tc>
       </w:tr>
     </w:tbl>
@@ -28918,7 +29097,7 @@
             <w:r>
               <w:t xml:space="preserve"> </w:t>
             </w:r>
-            <w:hyperlink r:id="rId132">
+            <w:hyperlink r:id="rId137">
               <w:r>
                 <w:rPr>
                   <w:rStyle w:val="Hyperlink"/>
@@ -28938,7 +29117,7 @@
             <w:r>
               <w:t xml:space="preserve"> </w:t>
             </w:r>
-            <w:hyperlink r:id="rId133">
+            <w:hyperlink r:id="rId138">
               <w:r>
                 <w:rPr>
                   <w:rStyle w:val="Hyperlink"/>
@@ -32028,7 +32207,7 @@
               <w:bottom w:w="108" w:type="dxa"/>
             </w:tcMar>
           </w:tcPr>
-          <w:bookmarkStart w:id="134" w:name="exm-or-inv-MI"/>
+          <w:bookmarkStart w:id="139" w:name="exm-or-inv-MI"/>
           <w:p>
             <w:pPr>
               <w:pStyle w:val="BodyText"/>
@@ -32243,12 +32422,12 @@
               <m:oMath>
                 <m:eqArr>
                   <m:e>
-                    <m:acc>
-                      <m:accPr>
-                        <m:chr m:val="̂"/>
-                      </m:accPr>
+                    <m:sSub>
                       <m:e>
-                        <m:sSub>
+                        <m:acc>
+                          <m:accPr>
+                            <m:chr m:val="̂"/>
+                          </m:accPr>
                           <m:e>
                             <m:r>
                               <m:rPr>
@@ -32258,14 +32437,14 @@
                               <m:t>ϙ</m:t>
                             </m:r>
                           </m:e>
-                          <m:sub>
-                            <m:r>
-                              <m:t>ω</m:t>
-                            </m:r>
-                          </m:sub>
-                        </m:sSub>
+                        </m:acc>
                       </m:e>
-                    </m:acc>
+                      <m:sub>
+                        <m:r>
+                          <m:t>ω</m:t>
+                        </m:r>
+                      </m:sub>
+                    </m:sSub>
                     <m:r>
                       <m:rPr>
                         <m:sty m:val="p"/>
@@ -32619,12 +32798,12 @@
               <m:oMath>
                 <m:eqArr>
                   <m:e>
-                    <m:acc>
-                      <m:accPr>
-                        <m:chr m:val="̂"/>
-                      </m:accPr>
+                    <m:sSub>
                       <m:e>
-                        <m:sSub>
+                        <m:acc>
+                          <m:accPr>
+                            <m:chr m:val="̂"/>
+                          </m:accPr>
                           <m:e>
                             <m:r>
                               <m:rPr>
@@ -32634,14 +32813,14 @@
                               <m:t>ϙ</m:t>
                             </m:r>
                           </m:e>
-                          <m:sub>
-                            <m:r>
-                              <m:t>ω</m:t>
-                            </m:r>
-                          </m:sub>
-                        </m:sSub>
+                        </m:acc>
                       </m:e>
-                    </m:acc>
+                      <m:sub>
+                        <m:r>
+                          <m:t>ω</m:t>
+                        </m:r>
+                      </m:sub>
+                    </m:sSub>
                     <m:r>
                       <m:rPr>
                         <m:sty m:val="p"/>
@@ -32958,7 +33137,7 @@
               <w:t xml:space="preserve">.</w:t>
             </w:r>
           </w:p>
-          <w:bookmarkEnd w:id="134"/>
+          <w:bookmarkEnd w:id="139"/>
           <w:p/>
         </w:tc>
       </w:tr>
@@ -32997,7 +33176,7 @@
               <w:spacing w:before="16" w:after="64"/>
             </w:pPr>
           </w:p>
-          <w:bookmarkStart w:id="135" w:name="exr-2x2-generic"/>
+          <w:bookmarkStart w:id="140" w:name="exr-2x2-generic"/>
           <w:p>
             <w:pPr>
               <w:pStyle w:val="BodyText"/>
@@ -33033,12 +33212,12 @@
               <w:t xml:space="preserve"> </w:t>
             </w:r>
             <m:oMath>
-              <m:acc>
-                <m:accPr>
-                  <m:chr m:val="̂"/>
-                </m:accPr>
+              <m:sSub>
                 <m:e>
-                  <m:sSub>
+                  <m:acc>
+                    <m:accPr>
+                      <m:chr m:val="̂"/>
+                    </m:accPr>
                     <m:e>
                       <m:r>
                         <m:rPr>
@@ -33048,14 +33227,14 @@
                         <m:t>ϙ</m:t>
                       </m:r>
                     </m:e>
-                    <m:sub>
-                      <m:r>
-                        <m:t>ω</m:t>
-                      </m:r>
-                    </m:sub>
-                  </m:sSub>
+                  </m:acc>
                 </m:e>
-              </m:acc>
+                <m:sub>
+                  <m:r>
+                    <m:t>ω</m:t>
+                  </m:r>
+                </m:sub>
+              </m:sSub>
               <m:r>
                 <m:rPr>
                   <m:sty m:val="p"/>
@@ -33128,12 +33307,12 @@
                 </m:rPr>
                 <m:t>=</m:t>
               </m:r>
-              <m:acc>
-                <m:accPr>
-                  <m:chr m:val="̂"/>
-                </m:accPr>
+              <m:sSub>
                 <m:e>
-                  <m:sSub>
+                  <m:acc>
+                    <m:accPr>
+                      <m:chr m:val="̂"/>
+                    </m:accPr>
                     <m:e>
                       <m:r>
                         <m:rPr>
@@ -33143,14 +33322,14 @@
                         <m:t>ϙ</m:t>
                       </m:r>
                     </m:e>
-                    <m:sub>
-                      <m:r>
-                        <m:t>ω</m:t>
-                      </m:r>
-                    </m:sub>
-                  </m:sSub>
+                  </m:acc>
                 </m:e>
-              </m:acc>
+                <m:sub>
+                  <m:r>
+                    <m:t>ω</m:t>
+                  </m:r>
+                </m:sub>
+              </m:sSub>
               <m:r>
                 <m:rPr>
                   <m:sty m:val="p"/>
@@ -33210,7 +33389,7 @@
               <w:t xml:space="preserve">.</w:t>
             </w:r>
           </w:p>
-          <w:bookmarkEnd w:id="135"/>
+          <w:bookmarkEnd w:id="140"/>
         </w:tc>
       </w:tr>
     </w:tbl>
@@ -33256,7 +33435,7 @@
               <w:spacing w:before="16" w:after="64"/>
             </w:pPr>
           </w:p>
-          <w:bookmarkStart w:id="136" w:name="thm-conditional-OR-swap"/>
+          <w:bookmarkStart w:id="141" w:name="thm-conditional-OR-swap"/>
           <w:p>
             <w:pPr>
               <w:pStyle w:val="BodyText"/>
@@ -33424,7 +33603,7 @@
               </m:oMath>
             </m:oMathPara>
           </w:p>
-          <w:bookmarkEnd w:id="136"/>
+          <w:bookmarkEnd w:id="141"/>
         </w:tc>
       </w:tr>
     </w:tbl>
@@ -33602,7 +33781,7 @@
               <w:bottom w:w="108" w:type="dxa"/>
             </w:tcMar>
           </w:tcPr>
-          <w:bookmarkStart w:id="137" w:name="exm-conditional-or-swap"/>
+          <w:bookmarkStart w:id="142" w:name="exm-conditional-or-swap"/>
           <w:p>
             <w:pPr>
               <w:pStyle w:val="BodyText"/>
@@ -33945,13 +34124,13 @@
               <w:t xml:space="preserve">which likewise agree.</w:t>
             </w:r>
           </w:p>
-          <w:bookmarkEnd w:id="137"/>
+          <w:bookmarkEnd w:id="142"/>
           <w:p/>
         </w:tc>
       </w:tr>
     </w:tbl>
-    <w:bookmarkEnd w:id="138"/>
-    <w:bookmarkStart w:id="149" w:name="sec-OR-RR"/>
+    <w:bookmarkEnd w:id="143"/>
+    <w:bookmarkStart w:id="154" w:name="sec-OR-RR"/>
     <w:p>
       <w:pPr>
         <w:pStyle w:val="Heading4"/>
@@ -33968,7 +34147,7 @@
         <w:t xml:space="preserve">When the outcome is rare (i.e., its probability is small) for both groups being compared in an odds ratio, the odds of the outcome will be similar to the probability of the outcome, and thus the risk ratio will be similar to the odds ratio.</w:t>
       </w:r>
     </w:p>
-    <w:bookmarkStart w:id="140" w:name="case-1-rare-events"/>
+    <w:bookmarkStart w:id="145" w:name="case-1-rare-events"/>
     <w:p>
       <w:pPr>
         <w:pStyle w:val="Heading5"/>
@@ -34243,7 +34422,7 @@
               <w:bottom w:w="108" w:type="dxa"/>
             </w:tcMar>
           </w:tcPr>
-          <w:bookmarkStart w:id="139" w:name="exm-or-rr-OC-MI"/>
+          <w:bookmarkStart w:id="144" w:name="exm-or-rr-OC-MI"/>
           <w:p>
             <w:pPr>
               <w:pStyle w:val="BodyText"/>
@@ -34276,13 +34455,13 @@
               <w:t xml:space="preserve">, the outcome is rare for both OC and non-OC participants, so the odds for both groups are similar to the corresponding probabilities, and the odds ratio is similar the risk ratio.</w:t>
             </w:r>
           </w:p>
-          <w:bookmarkEnd w:id="139"/>
+          <w:bookmarkEnd w:id="144"/>
           <w:p/>
         </w:tc>
       </w:tr>
     </w:tbl>
-    <w:bookmarkEnd w:id="140"/>
-    <w:bookmarkStart w:id="148" w:name="case-2-frequent-events"/>
+    <w:bookmarkEnd w:id="145"/>
+    <w:bookmarkStart w:id="153" w:name="case-2-frequent-events"/>
     <w:p>
       <w:pPr>
         <w:pStyle w:val="Heading5"/>
@@ -34547,7 +34726,7 @@
               <w:spacing w:before="16" w:after="64"/>
             </w:pPr>
           </w:p>
-          <w:bookmarkStart w:id="142" w:name="thm-rare-disease-or-rr"/>
+          <w:bookmarkStart w:id="147" w:name="thm-rare-disease-or-rr"/>
           <w:p>
             <w:pPr>
               <w:pStyle w:val="BodyText"/>
@@ -34625,7 +34804,7 @@
             <w:pPr>
               <w:pStyle w:val="BodyText"/>
             </w:pPr>
-            <w:bookmarkStart w:id="141" w:name="eq-or-rr-correction"/>
+            <w:bookmarkStart w:id="146" w:name="eq-or-rr-correction"/>
             <m:oMathPara>
               <m:oMathParaPr>
                 <m:jc m:val="center"/>
@@ -34808,7 +34987,7 @@
                 </m:r>
               </m:oMath>
             </m:oMathPara>
-            <w:bookmarkEnd w:id="141"/>
+            <w:bookmarkEnd w:id="146"/>
           </w:p>
           <w:p>
             <w:pPr>
@@ -34938,7 +35117,7 @@
               <w:t xml:space="preserve">so the odds ratio is close to the risk ratio.</w:t>
             </w:r>
           </w:p>
-          <w:bookmarkEnd w:id="142"/>
+          <w:bookmarkEnd w:id="147"/>
         </w:tc>
       </w:tr>
     </w:tbl>
@@ -35587,7 +35766,7 @@
               <w:bottom w:w="108" w:type="dxa"/>
             </w:tcMar>
           </w:tcPr>
-          <w:bookmarkStart w:id="143" w:name="exm-or-rr-correction"/>
+          <w:bookmarkStart w:id="148" w:name="exm-or-rr-correction"/>
           <w:p>
             <w:pPr>
               <w:pStyle w:val="BodyText"/>
@@ -35965,7 +36144,7 @@
               <w:t xml:space="preserve">so the odds ratio (1.5) and risk ratio (1.25) diverge.</w:t>
             </w:r>
           </w:p>
-          <w:bookmarkEnd w:id="143"/>
+          <w:bookmarkEnd w:id="148"/>
           <w:p/>
         </w:tc>
       </w:tr>
@@ -36008,7 +36187,7 @@
       <w:tr>
         <w:tc>
           <w:tcPr/>
-          <w:bookmarkStart w:id="147" w:name="fig-rd-rr-or"/>
+          <w:bookmarkStart w:id="152" w:name="fig-rd-rr-or"/>
           <w:p>
             <w:pPr>
               <w:pStyle w:val="SourceCode"/>
@@ -38760,18 +38939,18 @@
                 <wp:inline>
                   <wp:extent cx="5334000" cy="4267200"/>
                   <wp:effectExtent b="0" l="0" r="0" t="0"/>
-                  <wp:docPr descr="" title="" id="145" name="Picture"/>
+                  <wp:docPr descr="" title="" id="150" name="Picture"/>
                   <a:graphic>
                     <a:graphicData uri="http://schemas.openxmlformats.org/drawingml/2006/picture">
                       <pic:pic>
                         <pic:nvPicPr>
-                          <pic:cNvPr descr="binary-outcome-associations_files/figure-docx/graph-rd-rr-or-1.png" id="146" name="Picture"/>
+                          <pic:cNvPr descr="binary-outcome-associations_files/figure-docx/graph-rd-rr-or-1.png" id="151" name="Picture"/>
                           <pic:cNvPicPr>
                             <a:picLocks noChangeArrowheads="1" noChangeAspect="1"/>
                           </pic:cNvPicPr>
                         </pic:nvPicPr>
                         <pic:blipFill>
-                          <a:blip r:embed="rId144"/>
+                          <a:blip r:embed="rId149"/>
                           <a:stretch>
                             <a:fillRect/>
                           </a:stretch>
@@ -38811,7 +38990,7 @@
               <w:t xml:space="preserve">Figure 3: Graph of risk difference, risk ratio, and odds ratio</w:t>
             </w:r>
           </w:p>
-          <w:bookmarkEnd w:id="147"/>
+          <w:bookmarkEnd w:id="152"/>
         </w:tc>
       </w:tr>
     </w:tbl>
@@ -39002,9 +39181,9 @@
         <w:t xml:space="preserve">).</w:t>
       </w:r>
     </w:p>
-    <w:bookmarkEnd w:id="148"/>
-    <w:bookmarkEnd w:id="149"/>
-    <w:bookmarkStart w:id="155" w:name="sec-CC-studies"/>
+    <w:bookmarkEnd w:id="153"/>
+    <w:bookmarkEnd w:id="154"/>
+    <w:bookmarkStart w:id="160" w:name="sec-CC-studies"/>
     <w:p>
       <w:pPr>
         <w:pStyle w:val="Heading4"/>
@@ -39186,7 +39365,7 @@
               <w:spacing w:before="16" w:after="64"/>
             </w:pPr>
           </w:p>
-          <w:bookmarkStart w:id="150" w:name="def-disease-OR"/>
+          <w:bookmarkStart w:id="155" w:name="def-disease-OR"/>
           <w:p>
             <w:pPr>
               <w:pStyle w:val="BodyText"/>
@@ -39404,7 +39583,7 @@
               </m:oMath>
             </m:oMathPara>
           </w:p>
-          <w:bookmarkEnd w:id="150"/>
+          <w:bookmarkEnd w:id="155"/>
         </w:tc>
       </w:tr>
     </w:tbl>
@@ -39544,7 +39723,7 @@
               <w:spacing w:before="16" w:after="64"/>
             </w:pPr>
           </w:p>
-          <w:bookmarkStart w:id="151" w:name="def-exposure-OR"/>
+          <w:bookmarkStart w:id="156" w:name="def-exposure-OR"/>
           <w:p>
             <w:pPr>
               <w:pStyle w:val="BodyText"/>
@@ -39762,7 +39941,7 @@
               </m:oMath>
             </m:oMathPara>
           </w:p>
-          <w:bookmarkEnd w:id="151"/>
+          <w:bookmarkEnd w:id="156"/>
         </w:tc>
       </w:tr>
     </w:tbl>
@@ -39832,7 +40011,7 @@
               <w:bottom w:w="108" w:type="dxa"/>
             </w:tcMar>
           </w:tcPr>
-          <w:bookmarkStart w:id="152" w:name="exm-exposure-OR-oc-mi"/>
+          <w:bookmarkStart w:id="157" w:name="exm-exposure-OR-oc-mi"/>
           <w:p>
             <w:pPr>
               <w:pStyle w:val="BodyText"/>
@@ -39866,12 +40045,12 @@
                 <m:jc m:val="center"/>
               </m:oMathParaPr>
               <m:oMath>
-                <m:acc>
-                  <m:accPr>
-                    <m:chr m:val="̂"/>
-                  </m:accPr>
+                <m:sSub>
                   <m:e>
-                    <m:sSub>
+                    <m:acc>
+                      <m:accPr>
+                        <m:chr m:val="̂"/>
+                      </m:accPr>
                       <m:e>
                         <m:r>
                           <m:rPr>
@@ -39881,14 +40060,14 @@
                           <m:t>ϙ</m:t>
                         </m:r>
                       </m:e>
-                      <m:sub>
-                        <m:r>
-                          <m:t>ω</m:t>
-                        </m:r>
-                      </m:sub>
-                    </m:sSub>
+                    </m:acc>
                   </m:e>
-                </m:acc>
+                  <m:sub>
+                    <m:r>
+                      <m:t>ω</m:t>
+                    </m:r>
+                  </m:sub>
+                </m:sSub>
                 <m:r>
                   <m:rPr>
                     <m:sty m:val="p"/>
@@ -40034,12 +40213,12 @@
               <w:t xml:space="preserve"> </w:t>
             </w:r>
             <m:oMath>
-              <m:acc>
-                <m:accPr>
-                  <m:chr m:val="̂"/>
-                </m:accPr>
+              <m:sSub>
                 <m:e>
-                  <m:sSub>
+                  <m:acc>
+                    <m:accPr>
+                      <m:chr m:val="̂"/>
+                    </m:accPr>
                     <m:e>
                       <m:r>
                         <m:rPr>
@@ -40049,14 +40228,14 @@
                         <m:t>ϙ</m:t>
                       </m:r>
                     </m:e>
-                    <m:sub>
-                      <m:r>
-                        <m:t>ω</m:t>
-                      </m:r>
-                    </m:sub>
-                  </m:sSub>
+                  </m:acc>
                 </m:e>
-              </m:acc>
+                <m:sub>
+                  <m:r>
+                    <m:t>ω</m:t>
+                  </m:r>
+                </m:sub>
+              </m:sSub>
               <m:r>
                 <m:rPr>
                   <m:sty m:val="p"/>
@@ -40098,12 +40277,12 @@
               <w:t xml:space="preserve"> </w:t>
             </w:r>
             <m:oMath>
-              <m:acc>
-                <m:accPr>
-                  <m:chr m:val="̂"/>
-                </m:accPr>
+              <m:sSub>
                 <m:e>
-                  <m:sSub>
+                  <m:acc>
+                    <m:accPr>
+                      <m:chr m:val="̂"/>
+                    </m:accPr>
                     <m:e>
                       <m:r>
                         <m:rPr>
@@ -40113,14 +40292,14 @@
                         <m:t>ϙ</m:t>
                       </m:r>
                     </m:e>
-                    <m:sub>
-                      <m:r>
-                        <m:t>ω</m:t>
-                      </m:r>
-                    </m:sub>
-                  </m:sSub>
+                  </m:acc>
                 </m:e>
-              </m:acc>
+                <m:sub>
+                  <m:r>
+                    <m:t>ω</m:t>
+                  </m:r>
+                </m:sub>
+              </m:sSub>
               <m:r>
                 <m:rPr>
                   <m:sty m:val="p"/>
@@ -40185,12 +40364,12 @@
                 <m:jc m:val="center"/>
               </m:oMathParaPr>
               <m:oMath>
-                <m:acc>
-                  <m:accPr>
-                    <m:chr m:val="̂"/>
-                  </m:accPr>
+                <m:sSub>
                   <m:e>
-                    <m:sSub>
+                    <m:acc>
+                      <m:accPr>
+                        <m:chr m:val="̂"/>
+                      </m:accPr>
                       <m:e>
                         <m:r>
                           <m:rPr>
@@ -40200,14 +40379,14 @@
                           <m:t>ϙ</m:t>
                         </m:r>
                       </m:e>
-                      <m:sub>
-                        <m:r>
-                          <m:t>ω</m:t>
-                        </m:r>
-                      </m:sub>
-                    </m:sSub>
+                    </m:acc>
                   </m:e>
-                </m:acc>
+                  <m:sub>
+                    <m:r>
+                      <m:t>ω</m:t>
+                    </m:r>
+                  </m:sub>
+                </m:sSub>
                 <m:r>
                   <m:rPr>
                     <m:sty m:val="p"/>
@@ -40244,12 +40423,12 @@
                   </m:rPr>
                   <m:t>=</m:t>
                 </m:r>
-                <m:acc>
-                  <m:accPr>
-                    <m:chr m:val="̂"/>
-                  </m:accPr>
+                <m:sSub>
                   <m:e>
-                    <m:sSub>
+                    <m:acc>
+                      <m:accPr>
+                        <m:chr m:val="̂"/>
+                      </m:accPr>
                       <m:e>
                         <m:r>
                           <m:rPr>
@@ -40259,14 +40438,14 @@
                           <m:t>ϙ</m:t>
                         </m:r>
                       </m:e>
-                      <m:sub>
-                        <m:r>
-                          <m:t>ω</m:t>
-                        </m:r>
-                      </m:sub>
-                    </m:sSub>
+                    </m:acc>
                   </m:e>
-                </m:acc>
+                  <m:sub>
+                    <m:r>
+                      <m:t>ω</m:t>
+                    </m:r>
+                  </m:sub>
+                </m:sSub>
                 <m:r>
                   <m:rPr>
                     <m:sty m:val="p"/>
@@ -40300,7 +40479,7 @@
               </m:oMath>
             </m:oMathPara>
           </w:p>
-          <w:bookmarkEnd w:id="152"/>
+          <w:bookmarkEnd w:id="157"/>
           <w:p/>
         </w:tc>
       </w:tr>
@@ -40339,7 +40518,7 @@
               <w:spacing w:before="16" w:after="64"/>
             </w:pPr>
           </w:p>
-          <w:bookmarkStart w:id="153" w:name="exr-or-rev"/>
+          <w:bookmarkStart w:id="158" w:name="exr-or-rev"/>
           <w:p>
             <w:pPr>
               <w:pStyle w:val="BodyText"/>
@@ -40401,7 +40580,7 @@
               <w:t xml:space="preserve">.</w:t>
             </w:r>
           </w:p>
-          <w:bookmarkEnd w:id="153"/>
+          <w:bookmarkEnd w:id="158"/>
         </w:tc>
       </w:tr>
     </w:tbl>
@@ -40485,7 +40664,7 @@
             <w:tr>
               <w:tc>
                 <w:tcPr/>
-                <w:bookmarkStart w:id="154" w:name="tbl-oc-mi2"/>
+                <w:bookmarkStart w:id="159" w:name="tbl-oc-mi2"/>
                 <w:p>
                   <w:pPr>
                     <w:jc w:val="center"/>
@@ -40774,7 +40953,7 @@
                     </w:tc>
                   </w:tr>
                 </w:tbl>
-                <w:bookmarkEnd w:id="154"/>
+                <w:bookmarkEnd w:id="159"/>
                 <w:p/>
               </w:tc>
             </w:tr>
@@ -41367,8 +41546,8 @@
         </w:tc>
       </w:tr>
     </w:tbl>
-    <w:bookmarkEnd w:id="155"/>
-    <w:bookmarkStart w:id="156" w:name="odds-ratios-in-cross-sectional-studies"/>
+    <w:bookmarkEnd w:id="160"/>
+    <w:bookmarkStart w:id="161" w:name="odds-ratios-in-cross-sectional-studies"/>
     <w:p>
       <w:pPr>
         <w:pStyle w:val="Heading4"/>
@@ -41591,10 +41770,10 @@
         <w:t xml:space="preserve">ratios.</w:t>
       </w:r>
     </w:p>
-    <w:bookmarkEnd w:id="156"/>
-    <w:bookmarkEnd w:id="157"/>
-    <w:bookmarkEnd w:id="158"/>
-    <w:bookmarkStart w:id="191" w:name="the-logit-and-expit-functions"/>
+    <w:bookmarkEnd w:id="161"/>
+    <w:bookmarkEnd w:id="162"/>
+    <w:bookmarkEnd w:id="163"/>
+    <w:bookmarkStart w:id="196" w:name="the-logit-and-expit-functions"/>
     <w:p>
       <w:pPr>
         <w:pStyle w:val="Heading2"/>
@@ -41603,7 +41782,7 @@
         <w:t xml:space="preserve">1.4 The logit and expit functions</w:t>
       </w:r>
     </w:p>
-    <w:bookmarkStart w:id="175" w:name="the-logit-function"/>
+    <w:bookmarkStart w:id="180" w:name="the-logit-function"/>
     <w:p>
       <w:pPr>
         <w:pStyle w:val="Heading3"/>
@@ -41646,7 +41825,7 @@
               <w:spacing w:before="16" w:after="64"/>
             </w:pPr>
           </w:p>
-          <w:bookmarkStart w:id="160" w:name="def-logodds"/>
+          <w:bookmarkStart w:id="165" w:name="def-logodds"/>
           <w:p>
             <w:pPr>
               <w:pStyle w:val="BodyText"/>
@@ -41778,7 +41957,7 @@
             <w:pPr>
               <w:pStyle w:val="BodyText"/>
             </w:pPr>
-            <w:bookmarkStart w:id="159" w:name="eq-def-logodds"/>
+            <w:bookmarkStart w:id="164" w:name="eq-def-logodds"/>
             <m:oMathPara>
               <m:oMathParaPr>
                 <m:jc m:val="center"/>
@@ -41851,9 +42030,9 @@
                 </m:r>
               </m:oMath>
             </m:oMathPara>
-            <w:bookmarkEnd w:id="159"/>
+            <w:bookmarkEnd w:id="164"/>
           </w:p>
-          <w:bookmarkEnd w:id="160"/>
+          <w:bookmarkEnd w:id="165"/>
         </w:tc>
       </w:tr>
     </w:tbl>
@@ -41891,7 +42070,7 @@
               <w:spacing w:before="16" w:after="64"/>
             </w:pPr>
           </w:p>
-          <w:bookmarkStart w:id="162" w:name="thm-logodds-pi"/>
+          <w:bookmarkStart w:id="167" w:name="thm-logodds-pi"/>
           <w:p>
             <w:pPr>
               <w:pStyle w:val="BodyText"/>
@@ -42001,7 +42180,7 @@
             <w:pPr>
               <w:pStyle w:val="BodyText"/>
             </w:pPr>
-            <w:bookmarkStart w:id="161" w:name="eq-logodds-from-prob"/>
+            <w:bookmarkStart w:id="166" w:name="eq-logodds-from-prob"/>
             <m:oMathPara>
               <m:oMathParaPr>
                 <m:jc m:val="center"/>
@@ -42082,9 +42261,9 @@
                 </m:r>
               </m:oMath>
             </m:oMathPara>
-            <w:bookmarkEnd w:id="161"/>
+            <w:bookmarkEnd w:id="166"/>
           </w:p>
-          <w:bookmarkEnd w:id="162"/>
+          <w:bookmarkEnd w:id="167"/>
         </w:tc>
       </w:tr>
     </w:tbl>
@@ -42376,7 +42555,7 @@
               <w:spacing w:before="16" w:after="64"/>
             </w:pPr>
           </w:p>
-          <w:bookmarkStart w:id="164" w:name="def-logit-fn"/>
+          <w:bookmarkStart w:id="169" w:name="def-logit-fn"/>
           <w:p>
             <w:pPr>
               <w:pStyle w:val="BodyText"/>
@@ -42592,7 +42771,7 @@
             <w:r>
               <w:t xml:space="preserve"> </w:t>
             </w:r>
-            <w:hyperlink r:id="rId163">
+            <w:hyperlink r:id="rId168">
               <w:r>
                 <w:rPr>
                   <w:rStyle w:val="Hyperlink"/>
@@ -42604,7 +42783,7 @@
               <w:t xml:space="preserve">.</w:t>
             </w:r>
           </w:p>
-          <w:bookmarkEnd w:id="164"/>
+          <w:bookmarkEnd w:id="169"/>
         </w:tc>
       </w:tr>
     </w:tbl>
@@ -42642,7 +42821,7 @@
               <w:spacing w:before="16" w:after="64"/>
             </w:pPr>
           </w:p>
-          <w:bookmarkStart w:id="165" w:name="exr-prove-eq-logit"/>
+          <w:bookmarkStart w:id="170" w:name="exr-prove-eq-logit"/>
           <w:p>
             <w:pPr>
               <w:pStyle w:val="BodyText"/>
@@ -42661,7 +42840,7 @@
               <w:t xml:space="preserve">Mathematically expand the definition of the logit function.</w:t>
             </w:r>
           </w:p>
-          <w:bookmarkEnd w:id="165"/>
+          <w:bookmarkEnd w:id="170"/>
         </w:tc>
       </w:tr>
     </w:tbl>
@@ -42717,7 +42896,7 @@
               <w:bottom w:w="108" w:type="dxa"/>
             </w:tcMar>
           </w:tcPr>
-          <w:bookmarkStart w:id="168" w:name="sol-prove-eq-logit"/>
+          <w:bookmarkStart w:id="173" w:name="sol-prove-eq-logit"/>
           <w:p>
             <w:pPr>
               <w:pStyle w:val="BodyText"/>
@@ -42767,7 +42946,7 @@
                     <w:spacing w:before="16" w:after="64"/>
                   </w:pPr>
                 </w:p>
-                <w:bookmarkStart w:id="167" w:name="thm-logit-function"/>
+                <w:bookmarkStart w:id="172" w:name="thm-logit-function"/>
                 <w:p>
                   <w:pPr>
                     <w:pStyle w:val="BodyText"/>
@@ -42784,7 +42963,7 @@
                   <w:pPr>
                     <w:pStyle w:val="BodyText"/>
                   </w:pPr>
-                  <w:bookmarkStart w:id="166" w:name="eq-logit"/>
+                  <w:bookmarkStart w:id="171" w:name="eq-logit"/>
                   <m:oMathPara>
                     <m:oMathParaPr>
                       <m:jc m:val="center"/>
@@ -42883,9 +43062,9 @@
                       </m:r>
                     </m:oMath>
                   </m:oMathPara>
-                  <w:bookmarkEnd w:id="166"/>
+                  <w:bookmarkEnd w:id="171"/>
                 </w:p>
-                <w:bookmarkEnd w:id="167"/>
+                <w:bookmarkEnd w:id="172"/>
               </w:tc>
             </w:tr>
           </w:tbl>
@@ -43191,7 +43370,7 @@
               </w:tc>
             </w:tr>
           </w:tbl>
-          <w:bookmarkEnd w:id="168"/>
+          <w:bookmarkEnd w:id="173"/>
           <w:p/>
         </w:tc>
       </w:tr>
@@ -43230,7 +43409,7 @@
               <w:spacing w:before="16" w:after="64"/>
             </w:pPr>
           </w:p>
-          <w:bookmarkStart w:id="169" w:name="cor-logodds-logit"/>
+          <w:bookmarkStart w:id="174" w:name="cor-logodds-logit"/>
           <w:p>
             <w:pPr>
               <w:pStyle w:val="BodyText"/>
@@ -43354,7 +43533,7 @@
               </m:oMath>
             </m:oMathPara>
           </w:p>
-          <w:bookmarkEnd w:id="169"/>
+          <w:bookmarkEnd w:id="174"/>
         </w:tc>
       </w:tr>
     </w:tbl>
@@ -43651,7 +43830,7 @@
               <w:bottom w:w="108" w:type="dxa"/>
             </w:tcMar>
           </w:tcPr>
-          <w:bookmarkStart w:id="170" w:name="exm-logit-numeric"/>
+          <w:bookmarkStart w:id="175" w:name="exm-logit-numeric"/>
           <w:p>
             <w:pPr>
               <w:pStyle w:val="BodyText"/>
@@ -44183,7 +44362,7 @@
               </m:oMath>
             </m:oMathPara>
           </w:p>
-          <w:bookmarkEnd w:id="170"/>
+          <w:bookmarkEnd w:id="175"/>
           <w:p/>
         </w:tc>
       </w:tr>
@@ -44249,7 +44428,7 @@
       <w:tr>
         <w:tc>
           <w:tcPr/>
-          <w:bookmarkStart w:id="174" w:name="fig-logit"/>
+          <w:bookmarkStart w:id="179" w:name="fig-logit"/>
           <w:p>
             <w:pPr>
               <w:pStyle w:val="SourceCode"/>
@@ -44730,18 +44909,18 @@
                 <wp:inline>
                   <wp:extent cx="4620126" cy="3696101"/>
                   <wp:effectExtent b="0" l="0" r="0" t="0"/>
-                  <wp:docPr descr="" title="" id="172" name="Picture"/>
+                  <wp:docPr descr="" title="" id="177" name="Picture"/>
                   <a:graphic>
                     <a:graphicData uri="http://schemas.openxmlformats.org/drawingml/2006/picture">
                       <pic:pic>
                         <pic:nvPicPr>
-                          <pic:cNvPr descr="binary-outcome-associations_files/figure-docx/unnamed-chunk-8-1.png" id="173" name="Picture"/>
+                          <pic:cNvPr descr="binary-outcome-associations_files/figure-docx/unnamed-chunk-8-1.png" id="178" name="Picture"/>
                           <pic:cNvPicPr>
                             <a:picLocks noChangeArrowheads="1" noChangeAspect="1"/>
                           </pic:cNvPicPr>
                         </pic:nvPicPr>
                         <pic:blipFill>
-                          <a:blip r:embed="rId171"/>
+                          <a:blip r:embed="rId176"/>
                           <a:stretch>
                             <a:fillRect/>
                           </a:stretch>
@@ -44781,12 +44960,12 @@
               <w:t xml:space="preserve">Figure 4: The logit function</w:t>
             </w:r>
           </w:p>
-          <w:bookmarkEnd w:id="174"/>
+          <w:bookmarkEnd w:id="179"/>
         </w:tc>
       </w:tr>
     </w:tbl>
-    <w:bookmarkEnd w:id="175"/>
-    <w:bookmarkStart w:id="188" w:name="the-expit-function"/>
+    <w:bookmarkEnd w:id="180"/>
+    <w:bookmarkStart w:id="193" w:name="the-expit-function"/>
     <w:p>
       <w:pPr>
         <w:pStyle w:val="Heading3"/>
@@ -44829,7 +45008,7 @@
               <w:spacing w:before="16" w:after="64"/>
             </w:pPr>
           </w:p>
-          <w:bookmarkStart w:id="176" w:name="lem-odds-from-logodds"/>
+          <w:bookmarkStart w:id="181" w:name="lem-odds-from-logodds"/>
           <w:p>
             <w:pPr>
               <w:pStyle w:val="BodyText"/>
@@ -44961,7 +45140,7 @@
               </m:oMath>
             </m:oMathPara>
           </w:p>
-          <w:bookmarkEnd w:id="176"/>
+          <w:bookmarkEnd w:id="181"/>
         </w:tc>
       </w:tr>
     </w:tbl>
@@ -45377,7 +45556,7 @@
               <w:spacing w:before="16" w:after="64"/>
             </w:pPr>
           </w:p>
-          <w:bookmarkStart w:id="177" w:name="thm-prob-from-logodds"/>
+          <w:bookmarkStart w:id="182" w:name="thm-prob-from-logodds"/>
           <w:p>
             <w:pPr>
               <w:pStyle w:val="BodyText"/>
@@ -45580,7 +45759,7 @@
               </m:oMath>
             </m:oMathPara>
           </w:p>
-          <w:bookmarkEnd w:id="177"/>
+          <w:bookmarkEnd w:id="182"/>
         </w:tc>
       </w:tr>
     </w:tbl>
@@ -45921,7 +46100,7 @@
               <w:spacing w:before="16" w:after="64"/>
             </w:pPr>
           </w:p>
-          <w:bookmarkStart w:id="178" w:name="def-expit"/>
+          <w:bookmarkStart w:id="183" w:name="def-expit"/>
           <w:p>
             <w:pPr>
               <w:pStyle w:val="BodyText"/>
@@ -46135,7 +46314,7 @@
               </m:oMath>
             </m:oMathPara>
           </w:p>
-          <w:bookmarkEnd w:id="178"/>
+          <w:bookmarkEnd w:id="183"/>
         </w:tc>
       </w:tr>
     </w:tbl>
@@ -46173,7 +46352,7 @@
               <w:spacing w:before="16" w:after="64"/>
             </w:pPr>
           </w:p>
-          <w:bookmarkStart w:id="179" w:name="thm-expit-expressions"/>
+          <w:bookmarkStart w:id="184" w:name="thm-expit-expressions"/>
           <w:p>
             <w:pPr>
               <w:pStyle w:val="BodyText"/>
@@ -46441,7 +46620,7 @@
               </m:oMath>
             </m:oMathPara>
           </w:p>
-          <w:bookmarkEnd w:id="179"/>
+          <w:bookmarkEnd w:id="184"/>
         </w:tc>
       </w:tr>
     </w:tbl>
@@ -47435,7 +47614,7 @@
               <w:spacing w:before="16" w:after="64"/>
             </w:pPr>
           </w:p>
-          <w:bookmarkStart w:id="180" w:name="thm-expit-prob-logodds"/>
+          <w:bookmarkStart w:id="185" w:name="thm-expit-prob-logodds"/>
           <w:p>
             <w:pPr>
               <w:pStyle w:val="BodyText"/>
@@ -47587,7 +47766,7 @@
               </m:oMath>
             </m:oMathPara>
           </w:p>
-          <w:bookmarkEnd w:id="180"/>
+          <w:bookmarkEnd w:id="185"/>
         </w:tc>
       </w:tr>
     </w:tbl>
@@ -47906,7 +48085,7 @@
               <w:bottom w:w="108" w:type="dxa"/>
             </w:tcMar>
           </w:tcPr>
-          <w:bookmarkStart w:id="181" w:name="exm-expit-numeric"/>
+          <w:bookmarkStart w:id="186" w:name="exm-expit-numeric"/>
           <w:p>
             <w:pPr>
               <w:pStyle w:val="BodyText"/>
@@ -48542,7 +48721,7 @@
               </m:oMath>
             </m:oMathPara>
           </w:p>
-          <w:bookmarkEnd w:id="181"/>
+          <w:bookmarkEnd w:id="186"/>
           <w:p/>
         </w:tc>
       </w:tr>
@@ -48579,7 +48758,7 @@
       <w:tr>
         <w:tc>
           <w:tcPr/>
-          <w:bookmarkStart w:id="185" w:name="fig-expit-plot"/>
+          <w:bookmarkStart w:id="190" w:name="fig-expit-plot"/>
           <w:p>
             <w:pPr>
               <w:pStyle w:val="SourceCode"/>
@@ -49108,18 +49287,18 @@
                 <wp:inline>
                   <wp:extent cx="4620126" cy="3696101"/>
                   <wp:effectExtent b="0" l="0" r="0" t="0"/>
-                  <wp:docPr descr="" title="" id="183" name="Picture"/>
+                  <wp:docPr descr="" title="" id="188" name="Picture"/>
                   <a:graphic>
                     <a:graphicData uri="http://schemas.openxmlformats.org/drawingml/2006/picture">
                       <pic:pic>
                         <pic:nvPicPr>
-                          <pic:cNvPr descr="binary-outcome-associations_files/figure-docx/unnamed-chunk-9-1.png" id="184" name="Picture"/>
+                          <pic:cNvPr descr="binary-outcome-associations_files/figure-docx/unnamed-chunk-9-1.png" id="189" name="Picture"/>
                           <pic:cNvPicPr>
                             <a:picLocks noChangeArrowheads="1" noChangeAspect="1"/>
                           </pic:cNvPicPr>
                         </pic:nvPicPr>
                         <pic:blipFill>
-                          <a:blip r:embed="rId182"/>
+                          <a:blip r:embed="rId187"/>
                           <a:stretch>
                             <a:fillRect/>
                           </a:stretch>
@@ -49159,7 +49338,7 @@
               <w:t xml:space="preserve">Figure 5: The expit function</w:t>
             </w:r>
           </w:p>
-          <w:bookmarkEnd w:id="185"/>
+          <w:bookmarkEnd w:id="190"/>
         </w:tc>
       </w:tr>
     </w:tbl>
@@ -49197,7 +49376,7 @@
               <w:spacing w:before="16" w:after="64"/>
             </w:pPr>
           </w:p>
-          <w:bookmarkStart w:id="186" w:name="thm-logit-expit"/>
+          <w:bookmarkStart w:id="191" w:name="thm-logit-expit"/>
           <w:p>
             <w:pPr>
               <w:pStyle w:val="BodyText"/>
@@ -49346,7 +49525,7 @@
               </m:oMath>
             </m:oMathPara>
           </w:p>
-          <w:bookmarkEnd w:id="186"/>
+          <w:bookmarkEnd w:id="191"/>
         </w:tc>
       </w:tr>
     </w:tbl>
@@ -50550,7 +50729,7 @@
               <w:bottom w:w="108" w:type="dxa"/>
             </w:tcMar>
           </w:tcPr>
-          <w:bookmarkStart w:id="187" w:name="exm-logit-expit-numeric"/>
+          <w:bookmarkStart w:id="192" w:name="exm-logit-expit-numeric"/>
           <w:p>
             <w:pPr>
               <w:pStyle w:val="BodyText"/>
@@ -50737,13 +50916,13 @@
               <w:t xml:space="preserve">.</w:t>
             </w:r>
           </w:p>
-          <w:bookmarkEnd w:id="187"/>
+          <w:bookmarkEnd w:id="192"/>
           <w:p/>
         </w:tc>
       </w:tr>
     </w:tbl>
-    <w:bookmarkEnd w:id="188"/>
-    <w:bookmarkStart w:id="190" w:name="sec-expit-logit-diagram"/>
+    <w:bookmarkEnd w:id="193"/>
+    <w:bookmarkStart w:id="195" w:name="sec-expit-logit-diagram"/>
     <w:p>
       <w:pPr>
         <w:pStyle w:val="Heading3"/>
@@ -50765,7 +50944,7 @@
       <w:tr>
         <w:tc>
           <w:tcPr/>
-          <w:bookmarkStart w:id="189" w:name="fig-expit-logit-diagram"/>
+          <w:bookmarkStart w:id="194" w:name="fig-expit-logit-diagram"/>
           <w:p>
             <w:pPr>
               <w:jc w:val="center"/>
@@ -51212,14 +51391,14 @@
               <w:t xml:space="preserve">Figure 6: Diagram of logistic regression link and inverse link functions</w:t>
             </w:r>
           </w:p>
-          <w:bookmarkEnd w:id="189"/>
+          <w:bookmarkEnd w:id="194"/>
         </w:tc>
       </w:tr>
     </w:tbl>
-    <w:bookmarkEnd w:id="190"/>
-    <w:bookmarkEnd w:id="191"/>
-    <w:bookmarkEnd w:id="192"/>
-    <w:bookmarkStart w:id="209" w:name="references"/>
+    <w:bookmarkEnd w:id="195"/>
+    <w:bookmarkEnd w:id="196"/>
+    <w:bookmarkEnd w:id="197"/>
+    <w:bookmarkStart w:id="215" w:name="references"/>
     <w:p>
       <w:pPr>
         <w:pStyle w:val="Heading1"/>
@@ -51228,8 +51407,8 @@
         <w:t xml:space="preserve">References</w:t>
       </w:r>
     </w:p>
-    <w:bookmarkStart w:id="208" w:name="refs"/>
-    <w:bookmarkStart w:id="194" w:name="ref-dobson4e"/>
+    <w:bookmarkStart w:id="214" w:name="refs"/>
+    <w:bookmarkStart w:id="199" w:name="ref-dobson4e"/>
     <w:p>
       <w:pPr>
         <w:pStyle w:val="Bibliography"/>
@@ -51253,7 +51432,7 @@
       <w:r>
         <w:t xml:space="preserve"> </w:t>
       </w:r>
-      <w:hyperlink r:id="rId193">
+      <w:hyperlink r:id="rId198">
         <w:r>
           <w:rPr>
             <w:rStyle w:val="Hyperlink"/>
@@ -51265,8 +51444,8 @@
         <w:t xml:space="preserve">.</w:t>
       </w:r>
     </w:p>
-    <w:bookmarkEnd w:id="194"/>
-    <w:bookmarkStart w:id="196" w:name="ref-LEEJAMES1994ORoR"/>
+    <w:bookmarkEnd w:id="199"/>
+    <w:bookmarkStart w:id="201" w:name="ref-LEEJAMES1994ORoR"/>
     <w:p>
       <w:pPr>
         <w:pStyle w:val="Bibliography"/>
@@ -51299,7 +51478,7 @@
       <w:r>
         <w:t xml:space="preserve"> </w:t>
       </w:r>
-      <w:hyperlink r:id="rId195">
+      <w:hyperlink r:id="rId200">
         <w:r>
           <w:rPr>
             <w:rStyle w:val="Hyperlink"/>
@@ -51311,8 +51490,8 @@
         <w:t xml:space="preserve">.</w:t>
       </w:r>
     </w:p>
-    <w:bookmarkEnd w:id="196"/>
-    <w:bookmarkStart w:id="198" w:name="ref-lumleyComplexSurveys2010"/>
+    <w:bookmarkEnd w:id="201"/>
+    <w:bookmarkStart w:id="203" w:name="ref-lumleyComplexSurveys2010"/>
     <w:p>
       <w:pPr>
         <w:pStyle w:val="Bibliography"/>
@@ -51350,7 +51529,7 @@
       <w:r>
         <w:t xml:space="preserve"> </w:t>
       </w:r>
-      <w:hyperlink r:id="rId197">
+      <w:hyperlink r:id="rId202">
         <w:r>
           <w:rPr>
             <w:rStyle w:val="Hyperlink"/>
@@ -51362,8 +51541,8 @@
         <w:t xml:space="preserve">.</w:t>
       </w:r>
     </w:p>
-    <w:bookmarkEnd w:id="198"/>
-    <w:bookmarkStart w:id="200" w:name="ref-NahhasIRMPHR"/>
+    <w:bookmarkEnd w:id="203"/>
+    <w:bookmarkStart w:id="205" w:name="ref-NahhasIRMPHR"/>
     <w:p>
       <w:pPr>
         <w:pStyle w:val="Bibliography"/>
@@ -51401,7 +51580,7 @@
       <w:r>
         <w:t xml:space="preserve"> </w:t>
       </w:r>
-      <w:hyperlink r:id="rId199">
+      <w:hyperlink r:id="rId204">
         <w:r>
           <w:rPr>
             <w:rStyle w:val="Hyperlink"/>
@@ -51413,8 +51592,8 @@
         <w:t xml:space="preserve">.</w:t>
       </w:r>
     </w:p>
-    <w:bookmarkEnd w:id="200"/>
-    <w:bookmarkStart w:id="202" w:name="ref-roach2015combined"/>
+    <w:bookmarkEnd w:id="205"/>
+    <w:bookmarkStart w:id="207" w:name="ref-roach2015combined"/>
     <w:p>
       <w:pPr>
         <w:pStyle w:val="Bibliography"/>
@@ -51444,7 +51623,7 @@
       <w:r>
         <w:t xml:space="preserve"> </w:t>
       </w:r>
-      <w:hyperlink r:id="rId201">
+      <w:hyperlink r:id="rId206">
         <w:r>
           <w:rPr>
             <w:rStyle w:val="Hyperlink"/>
@@ -51456,8 +51635,87 @@
         <w:t xml:space="preserve">.</w:t>
       </w:r>
     </w:p>
-    <w:bookmarkEnd w:id="202"/>
-    <w:bookmarkStart w:id="204" w:name="ref-rosenman1975coronary"/>
+    <w:bookmarkEnd w:id="207"/>
+    <w:bookmarkStart w:id="208" w:name="ref-rocke2021epi204"/>
+    <w:p>
+      <w:pPr>
+        <w:pStyle w:val="Bibliography"/>
+      </w:pPr>
+      <w:r>
+        <w:t xml:space="preserve">Rocke, David M. 2021.</w:t>
+      </w:r>
+      <w:r>
+        <w:t xml:space="preserve"> </w:t>
+      </w:r>
+      <w:r>
+        <w:rPr>
+          <w:i/>
+          <w:iCs/>
+        </w:rPr>
+        <w:t xml:space="preserve">Epi</w:t>
+      </w:r>
+      <w:r>
+        <w:rPr>
+          <w:i/>
+          <w:iCs/>
+        </w:rPr>
+        <w:t xml:space="preserve"> </w:t>
+      </w:r>
+      <w:r>
+        <w:rPr>
+          <w:i/>
+          <w:iCs/>
+        </w:rPr>
+        <w:t xml:space="preserve">204 Lecture Notes,</w:t>
+      </w:r>
+      <w:r>
+        <w:rPr>
+          <w:i/>
+          <w:iCs/>
+        </w:rPr>
+        <w:t xml:space="preserve"> </w:t>
+      </w:r>
+      <w:r>
+        <w:rPr>
+          <w:i/>
+          <w:iCs/>
+        </w:rPr>
+        <w:t xml:space="preserve">Spring</w:t>
+      </w:r>
+      <w:r>
+        <w:rPr>
+          <w:i/>
+          <w:iCs/>
+        </w:rPr>
+        <w:t xml:space="preserve"> </w:t>
+      </w:r>
+      <w:r>
+        <w:rPr>
+          <w:i/>
+          <w:iCs/>
+        </w:rPr>
+        <w:t xml:space="preserve">2021</w:t>
+      </w:r>
+      <w:r>
+        <w:t xml:space="preserve">. University of California, Davis.</w:t>
+      </w:r>
+      <w:r>
+        <w:t xml:space="preserve"> </w:t>
+      </w:r>
+      <w:hyperlink r:id="rId11">
+        <w:r>
+          <w:rPr>
+            <w:rStyle w:val="Hyperlink"/>
+          </w:rPr>
+          <w:t xml:space="preserve">https://dmrocke.ucdavis.edu/Class/EPI204-Spring-2021/EPI204-Spring-2021.html</w:t>
+        </w:r>
+      </w:hyperlink>
+      <w:r>
+        <w:t xml:space="preserve">.</w:t>
+      </w:r>
+    </w:p>
+    <w:bookmarkEnd w:id="208"/>
+    <w:bookmarkStart w:id="210" w:name="ref-rosenman1975coronary"/>
     <w:p>
       <w:pPr>
         <w:pStyle w:val="Bibliography"/>
@@ -51499,7 +51757,7 @@
       <w:r>
         <w:t xml:space="preserve"> </w:t>
       </w:r>
-      <w:hyperlink r:id="rId203">
+      <w:hyperlink r:id="rId209">
         <w:r>
           <w:rPr>
             <w:rStyle w:val="Hyperlink"/>
@@ -51511,8 +51769,8 @@
         <w:t xml:space="preserve">.</w:t>
       </w:r>
     </w:p>
-    <w:bookmarkEnd w:id="204"/>
-    <w:bookmarkStart w:id="205" w:name="ref-me4"/>
+    <w:bookmarkEnd w:id="210"/>
+    <w:bookmarkStart w:id="211" w:name="ref-me4"/>
     <w:p>
       <w:pPr>
         <w:pStyle w:val="Bibliography"/>
@@ -51534,8 +51792,8 @@
         <w:t xml:space="preserve">. Fourth edition. Wolters Kluwer.</w:t>
       </w:r>
     </w:p>
-    <w:bookmarkEnd w:id="205"/>
-    <w:bookmarkStart w:id="207" w:name="ref-vittinghoff2e"/>
+    <w:bookmarkEnd w:id="211"/>
+    <w:bookmarkStart w:id="213" w:name="ref-vittinghoff2e"/>
     <w:p>
       <w:pPr>
         <w:pStyle w:val="Bibliography"/>
@@ -51559,7 +51817,7 @@
       <w:r>
         <w:t xml:space="preserve"> </w:t>
       </w:r>
-      <w:hyperlink r:id="rId206">
+      <w:hyperlink r:id="rId212">
         <w:r>
           <w:rPr>
             <w:rStyle w:val="Hyperlink"/>
@@ -51571,9 +51829,9 @@
         <w:t xml:space="preserve">.</w:t>
       </w:r>
     </w:p>
-    <w:bookmarkEnd w:id="207"/>
-    <w:bookmarkEnd w:id="208"/>
-    <w:bookmarkEnd w:id="209"/>
+    <w:bookmarkEnd w:id="213"/>
+    <w:bookmarkEnd w:id="214"/>
+    <w:bookmarkEnd w:id="215"/>
     <w:sectPr>
       <w:footnotePr>
         <w:numRestart w:val="eachSect"/>
@@ -51603,7 +51861,7 @@
       </w:r>
     </w:p>
   </w:footnote>
-  <w:footnote w:id="57">
+  <w:footnote w:id="62">
     <w:p>
       <w:pPr>
         <w:pStyle w:val="FootnoteText"/>
@@ -51703,7 +51961,7 @@
       <w:r>
         <w:t xml:space="preserve"> </w:t>
       </w:r>
-      <w:hyperlink r:id="rId58">
+      <w:hyperlink r:id="rId63">
         <w:r>
           <w:rPr>
             <w:rStyle w:val="Hyperlink"/>
@@ -51720,7 +51978,7 @@
       <w:r>
         <w:t xml:space="preserve"> </w:t>
       </w:r>
-      <w:hyperlink r:id="rId59">
+      <w:hyperlink r:id="rId64">
         <w:r>
           <w:rPr>
             <w:rStyle w:val="Hyperlink"/>

--- a/chapters/binary-outcome-associations-handout.docx
+++ b/chapters/binary-outcome-associations-handout.docx
@@ -1451,7 +1451,7 @@
       </w:hyperlink>
     </w:p>
     <w:bookmarkEnd w:id="13"/>
-    <w:bookmarkStart w:id="197" w:name="introduction"/>
+    <w:bookmarkStart w:id="203" w:name="introduction"/>
     <w:p>
       <w:pPr>
         <w:pStyle w:val="Heading1"/>
@@ -12214,7 +12214,7 @@
     </w:tbl>
     <w:bookmarkEnd w:id="60"/>
     <w:bookmarkEnd w:id="61"/>
-    <w:bookmarkStart w:id="163" w:name="odds-and-odds-ratios"/>
+    <w:bookmarkStart w:id="169" w:name="odds-and-odds-ratios"/>
     <w:p>
       <w:pPr>
         <w:pStyle w:val="Heading2"/>
@@ -12223,7 +12223,7 @@
         <w:t xml:space="preserve">1.3 Odds and odds ratios</w:t>
       </w:r>
     </w:p>
-    <w:bookmarkStart w:id="108" w:name="odds-and-probabilities"/>
+    <w:bookmarkStart w:id="111" w:name="odds-and-probabilities"/>
     <w:p>
       <w:pPr>
         <w:pStyle w:val="Heading3"/>
@@ -12232,9 +12232,159 @@
         <w:t xml:space="preserve">1.3.1 Odds and probabilities</w:t>
       </w:r>
     </w:p>
+    <w:tbl>
+      <w:tblPr>
+        <w:tblStyle w:val="Table"/>
+        <w:tblLook w:firstRow="0" w:lastRow="0" w:firstColumn="0" w:lastColumn="0" w:noHBand="0" w:noVBand="0" w:val="0000"/>
+        <w:tblBorders>
+          <w:top w:val="single" w:sz="4" w:space="0" w:color="00A047"/>
+          <w:left w:val="single" w:sz="24" w:space="0" w:color="00A047"/>
+          <w:bottom w:val="single" w:sz="4" w:space="0" w:color="00A047"/>
+          <w:right w:val="single" w:sz="4" w:space="0" w:color="00A047"/>
+        </w:tblBorders>
+        <w:tblCellMar>
+          <w:left w:w="144" w:type="dxa"/>
+          <w:right w:w="144" w:type="dxa"/>
+        </w:tblCellMar>
+        <w:tblLook w:firstRow="0" w:lastRow="0" w:firstColumn="0" w:lastColumn="0" w:noHBand="0" w:noVBand="0" w:val="0000"/>
+      </w:tblPr>
+      <w:tr>
+        <w:trPr>
+          <w:cantSplit/>
+        </w:trPr>
+        <w:tc>
+          <w:tcPr>
+            <w:shd w:color="auto" w:fill="ccf1e3" w:val="clear"/>
+            <w:tcMar>
+              <w:top w:w="92" w:type="dxa"/>
+              <w:bottom w:w="92" w:type="dxa"/>
+            </w:tcMar>
+          </w:tcPr>
+          <w:p>
+            <w:pPr>
+              <w:pStyle w:val="FirstParagraph"/>
+            </w:pPr>
+            <w:pPr>
+              <w:spacing w:before="0" w:after="0"/>
+              <w:textAlignment w:val="center"/>
+            </w:pPr>
+            <w:r>
+              <w:drawing>
+                <wp:inline>
+                  <wp:extent cx="152400" cy="152400"/>
+                  <wp:effectExtent b="0" l="0" r="0" t="0"/>
+                  <wp:docPr descr="" title="" id="62" name="Picture"/>
+                  <a:graphic>
+                    <a:graphicData uri="http://schemas.openxmlformats.org/drawingml/2006/picture">
+                      <pic:pic>
+                        <pic:nvPicPr>
+                          <pic:cNvPr descr="/opt/quarto/share/formats/docx/tip.png" id="63" name="Picture"/>
+                          <pic:cNvPicPr>
+                            <a:picLocks noChangeArrowheads="1" noChangeAspect="1"/>
+                          </pic:cNvPicPr>
+                        </pic:nvPicPr>
+                        <pic:blipFill>
+                          <a:blip r:embed="rId14"/>
+                          <a:stretch>
+                            <a:fillRect/>
+                          </a:stretch>
+                        </pic:blipFill>
+                        <pic:spPr bwMode="auto">
+                          <a:xfrm>
+                            <a:off x="0" y="0"/>
+                            <a:ext cx="152400" cy="152400"/>
+                          </a:xfrm>
+                          <a:prstGeom prst="rect">
+                            <a:avLst/>
+                          </a:prstGeom>
+                          <a:noFill/>
+                          <a:ln w="9525">
+                            <a:noFill/>
+                            <a:headEnd/>
+                            <a:tailEnd/>
+                          </a:ln>
+                        </pic:spPr>
+                      </pic:pic>
+                    </a:graphicData>
+                  </a:graphic>
+                </wp:inline>
+              </w:drawing>
+            </w:r>
+            <w:r>
+              <w:t xml:space="preserve"> </w:t>
+            </w:r>
+            <w:r>
+              <w:t xml:space="preserve"> </w:t>
+            </w:r>
+            <w:r>
+              <w:t xml:space="preserve">Video tutorial</w:t>
+            </w:r>
+          </w:p>
+        </w:tc>
+      </w:tr>
+      <w:tr>
+        <w:trPr>
+          <w:cantSplit/>
+        </w:trPr>
+        <w:tc>
+          <w:tcPr>
+            <w:tcMar>
+              <w:top w:w="108" w:type="dxa"/>
+              <w:bottom w:w="108" w:type="dxa"/>
+            </w:tcMar>
+          </w:tcPr>
+          <w:p>
+            <w:pPr>
+              <w:pStyle w:val="BodyText"/>
+            </w:pPr>
+            <w:pPr>
+              <w:spacing w:before="16" w:after="16"/>
+            </w:pPr>
+            <w:r>
+              <w:t xml:space="preserve">Josh Starmer’s StatQuest video</w:t>
+            </w:r>
+            <w:r>
+              <w:t xml:space="preserve"> </w:t>
+            </w:r>
+            <w:hyperlink r:id="rId64">
+              <w:r>
+                <w:rPr>
+                  <w:rStyle w:val="Hyperlink"/>
+                  <w:i/>
+                  <w:iCs/>
+                </w:rPr>
+                <w:t xml:space="preserve">Odds and Log(Odds), Clearly Explained!!!</w:t>
+              </w:r>
+            </w:hyperlink>
+            <w:r>
+              <w:t xml:space="preserve"> </w:t>
+            </w:r>
+            <w:r>
+              <w:t xml:space="preserve">explains how odds differ from probabilities</w:t>
+            </w:r>
+            <w:r>
+              <w:t xml:space="preserve"> </w:t>
+            </w:r>
+            <w:r>
+              <w:t xml:space="preserve">and why the log of the odds is a useful scale</w:t>
+            </w:r>
+            <w:r>
+              <w:t xml:space="preserve"> </w:t>
+            </w:r>
+            <w:r>
+              <w:t xml:space="preserve">(Starmer, n.d.)</w:t>
+            </w:r>
+            <w:r>
+              <w:t xml:space="preserve">.</w:t>
+            </w:r>
+          </w:p>
+          <w:p/>
+        </w:tc>
+      </w:tr>
+    </w:tbl>
     <w:p>
       <w:pPr>
-        <w:pStyle w:val="FirstParagraph"/>
+        <w:pStyle w:val="BodyText"/>
       </w:pPr>
       <w:r>
         <w:t xml:space="preserve">In logistic regression, we will make use of a mathematically-convenient transformation of probability, called</w:t>
@@ -12287,7 +12437,7 @@
               <w:spacing w:before="16" w:after="64"/>
             </w:pPr>
           </w:p>
-          <w:bookmarkStart w:id="66" w:name="def-odds"/>
+          <w:bookmarkStart w:id="69" w:name="def-odds"/>
           <w:p>
             <w:pPr>
               <w:pStyle w:val="BodyText"/>
@@ -12385,7 +12535,7 @@
               <w:rPr>
                 <w:rStyle w:val="FootnoteReference"/>
               </w:rPr>
-              <w:footnoteReference w:id="62"/>
+              <w:footnoteReference w:id="65"/>
             </w:r>
             <w:r>
               <w:t xml:space="preserve"> </w:t>
@@ -12398,7 +12548,7 @@
             <w:pPr>
               <w:pStyle w:val="BodyText"/>
             </w:pPr>
-            <w:bookmarkStart w:id="65" w:name="eq-def-odds"/>
+            <w:bookmarkStart w:id="68" w:name="eq-def-odds"/>
             <m:oMathPara>
               <m:oMathParaPr>
                 <m:jc m:val="center"/>
@@ -12503,9 +12653,9 @@
                 </m:r>
               </m:oMath>
             </m:oMathPara>
-            <w:bookmarkEnd w:id="65"/>
+            <w:bookmarkEnd w:id="68"/>
           </w:p>
-          <w:bookmarkEnd w:id="66"/>
+          <w:bookmarkEnd w:id="69"/>
         </w:tc>
       </w:tr>
     </w:tbl>
@@ -12522,7 +12672,7 @@
       <w:r>
         <w:t xml:space="preserve">which are conditional probability models (</w:t>
       </w:r>
-      <w:hyperlink r:id="rId67">
+      <w:hyperlink r:id="rId70">
         <w:r>
           <w:rPr>
             <w:rStyle w:val="Hyperlink"/>
@@ -12580,7 +12730,7 @@
               <w:spacing w:before="16" w:after="64"/>
             </w:pPr>
           </w:p>
-          <w:bookmarkStart w:id="69" w:name="def-c-odds"/>
+          <w:bookmarkStart w:id="72" w:name="def-c-odds"/>
           <w:p>
             <w:pPr>
               <w:pStyle w:val="BodyText"/>
@@ -12706,7 +12856,7 @@
             <w:pPr>
               <w:pStyle w:val="BodyText"/>
             </w:pPr>
-            <w:bookmarkStart w:id="68" w:name="eq-def-c-odds"/>
+            <w:bookmarkStart w:id="71" w:name="eq-def-c-odds"/>
             <m:oMathPara>
               <m:oMathParaPr>
                 <m:jc m:val="center"/>
@@ -12853,7 +13003,7 @@
                 </m:r>
               </m:oMath>
             </m:oMathPara>
-            <w:bookmarkEnd w:id="68"/>
+            <w:bookmarkEnd w:id="71"/>
           </w:p>
           <w:p>
             <w:pPr>
@@ -12979,7 +13129,7 @@
               <w:t xml:space="preserve">).</w:t>
             </w:r>
           </w:p>
-          <w:bookmarkEnd w:id="69"/>
+          <w:bookmarkEnd w:id="72"/>
         </w:tc>
       </w:tr>
     </w:tbl>
@@ -13017,7 +13167,7 @@
               <w:spacing w:before="16" w:after="64"/>
             </w:pPr>
           </w:p>
-          <w:bookmarkStart w:id="70" w:name="def-pi-oc"/>
+          <w:bookmarkStart w:id="73" w:name="def-pi-oc"/>
           <w:p>
             <w:pPr>
               <w:pStyle w:val="BodyText"/>
@@ -13156,7 +13306,7 @@
               </m:oMath>
             </m:oMathPara>
           </w:p>
-          <w:bookmarkEnd w:id="70"/>
+          <w:bookmarkEnd w:id="73"/>
         </w:tc>
       </w:tr>
     </w:tbl>
@@ -13212,7 +13362,7 @@
               <w:bottom w:w="108" w:type="dxa"/>
             </w:tcMar>
           </w:tcPr>
-          <w:bookmarkStart w:id="71" w:name="exm-odds"/>
+          <w:bookmarkStart w:id="74" w:name="exm-odds"/>
           <w:p>
             <w:pPr>
               <w:pStyle w:val="BodyText"/>
@@ -13670,7 +13820,7 @@
               </m:oMath>
             </m:oMathPara>
           </w:p>
-          <w:bookmarkEnd w:id="71"/>
+          <w:bookmarkEnd w:id="74"/>
           <w:p/>
         </w:tc>
       </w:tr>
@@ -13709,7 +13859,7 @@
               <w:spacing w:before="16" w:after="64"/>
             </w:pPr>
           </w:p>
-          <w:bookmarkStart w:id="72" w:name="exr-odds"/>
+          <w:bookmarkStart w:id="75" w:name="exr-odds"/>
           <w:p>
             <w:pPr>
               <w:pStyle w:val="BodyText"/>
@@ -13728,7 +13878,7 @@
               <w:t xml:space="preserve">Estimate the odds of MI, for non-OC users.</w:t>
             </w:r>
           </w:p>
-          <w:bookmarkEnd w:id="72"/>
+          <w:bookmarkEnd w:id="75"/>
         </w:tc>
       </w:tr>
     </w:tbl>
@@ -13784,7 +13934,7 @@
               <w:bottom w:w="108" w:type="dxa"/>
             </w:tcMar>
           </w:tcPr>
-          <w:bookmarkStart w:id="73" w:name="sol-odds"/>
+          <w:bookmarkStart w:id="76" w:name="sol-odds"/>
           <w:p>
             <w:pPr>
               <w:pStyle w:val="BodyText"/>
@@ -13872,7 +14022,7 @@
               </m:oMath>
             </m:oMathPara>
           </w:p>
-          <w:bookmarkEnd w:id="73"/>
+          <w:bookmarkEnd w:id="76"/>
           <w:p/>
         </w:tc>
       </w:tr>
@@ -13911,7 +14061,7 @@
               <w:spacing w:before="16" w:after="64"/>
             </w:pPr>
           </w:p>
-          <w:bookmarkStart w:id="74" w:name="exr-prob-to-odds"/>
+          <w:bookmarkStart w:id="77" w:name="exr-prob-to-odds"/>
           <w:p>
             <w:pPr>
               <w:pStyle w:val="BodyText"/>
@@ -13930,7 +14080,7 @@
               <w:t xml:space="preserve">Find a general formula for converting probabilities into odds.</w:t>
             </w:r>
           </w:p>
-          <w:bookmarkEnd w:id="74"/>
+          <w:bookmarkEnd w:id="77"/>
         </w:tc>
       </w:tr>
     </w:tbl>
@@ -13986,7 +14136,7 @@
               <w:bottom w:w="108" w:type="dxa"/>
             </w:tcMar>
           </w:tcPr>
-          <w:bookmarkStart w:id="76" w:name="sol-prob-to-odds"/>
+          <w:bookmarkStart w:id="79" w:name="sol-prob-to-odds"/>
           <w:p>
             <w:pPr>
               <w:pStyle w:val="BodyText"/>
@@ -14024,7 +14174,7 @@
             <w:r>
               <w:t xml:space="preserve"> </w:t>
             </w:r>
-            <w:hyperlink r:id="rId75">
+            <w:hyperlink r:id="rId78">
               <w:r>
                 <w:rPr>
                   <w:rStyle w:val="Hyperlink"/>
@@ -14169,7 +14319,7 @@
               </m:oMath>
             </m:oMathPara>
           </w:p>
-          <w:bookmarkEnd w:id="76"/>
+          <w:bookmarkEnd w:id="79"/>
           <w:p/>
         </w:tc>
       </w:tr>
@@ -14208,7 +14358,7 @@
               <w:spacing w:before="16" w:after="64"/>
             </w:pPr>
           </w:p>
-          <w:bookmarkStart w:id="78" w:name="thm-prob-to-odds"/>
+          <w:bookmarkStart w:id="81" w:name="thm-prob-to-odds"/>
           <w:p>
             <w:pPr>
               <w:pStyle w:val="BodyText"/>
@@ -14290,7 +14440,7 @@
             <w:pPr>
               <w:pStyle w:val="BodyText"/>
             </w:pPr>
-            <w:bookmarkStart w:id="77" w:name="eq-odds-prob"/>
+            <w:bookmarkStart w:id="80" w:name="eq-odds-prob"/>
             <m:oMathPara>
               <m:oMathParaPr>
                 <m:jc m:val="center"/>
@@ -14349,9 +14499,9 @@
                 </m:r>
               </m:oMath>
             </m:oMathPara>
-            <w:bookmarkEnd w:id="77"/>
+            <w:bookmarkEnd w:id="80"/>
           </w:p>
-          <w:bookmarkEnd w:id="78"/>
+          <w:bookmarkEnd w:id="81"/>
         </w:tc>
       </w:tr>
     </w:tbl>
@@ -14579,7 +14729,7 @@
               <w:spacing w:before="16" w:after="64"/>
             </w:pPr>
           </w:p>
-          <w:bookmarkStart w:id="80" w:name="def-odds-fn"/>
+          <w:bookmarkStart w:id="83" w:name="def-odds-fn"/>
           <w:p>
             <w:pPr>
               <w:pStyle w:val="BodyText"/>
@@ -14618,7 +14768,7 @@
             <w:pPr>
               <w:pStyle w:val="BodyText"/>
             </w:pPr>
-            <w:bookmarkStart w:id="79" w:name="eq-def-odds-fn"/>
+            <w:bookmarkStart w:id="82" w:name="eq-def-odds-fn"/>
             <m:oMathPara>
               <m:oMathParaPr>
                 <m:jc m:val="center"/>
@@ -14712,9 +14862,9 @@
                 </m:r>
               </m:oMath>
             </m:oMathPara>
-            <w:bookmarkEnd w:id="79"/>
+            <w:bookmarkEnd w:id="82"/>
           </w:p>
-          <w:bookmarkEnd w:id="80"/>
+          <w:bookmarkEnd w:id="83"/>
         </w:tc>
       </w:tr>
     </w:tbl>
@@ -14820,7 +14970,7 @@
               <w:spacing w:before="16" w:after="64"/>
             </w:pPr>
           </w:p>
-          <w:bookmarkStart w:id="82" w:name="cor-oddsf-to-odds"/>
+          <w:bookmarkStart w:id="85" w:name="cor-oddsf-to-odds"/>
           <w:p>
             <w:pPr>
               <w:pStyle w:val="BodyText"/>
@@ -14902,7 +15052,7 @@
             <w:pPr>
               <w:pStyle w:val="BodyText"/>
             </w:pPr>
-            <w:bookmarkStart w:id="81" w:name="eq-odds-odds-fn"/>
+            <w:bookmarkStart w:id="84" w:name="eq-odds-odds-fn"/>
             <m:oMathPara>
               <m:oMathParaPr>
                 <m:jc m:val="center"/>
@@ -14962,9 +15112,9 @@
                 </m:r>
               </m:oMath>
             </m:oMathPara>
-            <w:bookmarkEnd w:id="81"/>
+            <w:bookmarkEnd w:id="84"/>
           </w:p>
-          <w:bookmarkEnd w:id="82"/>
+          <w:bookmarkEnd w:id="85"/>
         </w:tc>
       </w:tr>
     </w:tbl>
@@ -15121,7 +15271,7 @@
               <w:spacing w:before="16" w:after="64"/>
             </w:pPr>
           </w:p>
-          <w:bookmarkStart w:id="83" w:name="exr-graph-odds-fn"/>
+          <w:bookmarkStart w:id="86" w:name="exr-graph-odds-fn"/>
           <w:p>
             <w:pPr>
               <w:pStyle w:val="BodyText"/>
@@ -15140,7 +15290,7 @@
               <w:t xml:space="preserve">Graph the odds function.</w:t>
             </w:r>
           </w:p>
-          <w:bookmarkEnd w:id="83"/>
+          <w:bookmarkEnd w:id="86"/>
         </w:tc>
       </w:tr>
     </w:tbl>
@@ -15196,7 +15346,7 @@
               <w:bottom w:w="108" w:type="dxa"/>
             </w:tcMar>
           </w:tcPr>
-          <w:bookmarkStart w:id="88" w:name="sol-graph-odds-fn"/>
+          <w:bookmarkStart w:id="91" w:name="sol-graph-odds-fn"/>
           <w:p>
             <w:pPr>
               <w:pStyle w:val="BodyText"/>
@@ -15915,7 +16065,7 @@
             <w:tr>
               <w:tc>
                 <w:tcPr/>
-                <w:bookmarkStart w:id="87" w:name="fig-odds-probs"/>
+                <w:bookmarkStart w:id="90" w:name="fig-odds-probs"/>
                 <w:p>
                   <w:pPr>
                     <w:pStyle w:val="Compact"/>
@@ -15926,18 +16076,18 @@
                       <wp:inline>
                         <wp:extent cx="4620126" cy="3696101"/>
                         <wp:effectExtent b="0" l="0" r="0" t="0"/>
-                        <wp:docPr descr="" title="" id="85" name="Picture"/>
+                        <wp:docPr descr="" title="" id="88" name="Picture"/>
                         <a:graphic>
                           <a:graphicData uri="http://schemas.openxmlformats.org/drawingml/2006/picture">
                             <pic:pic>
                               <pic:nvPicPr>
-                                <pic:cNvPr descr="binary-outcome-associations_files/figure-docx/fig-odds-probs-1.png" id="86" name="Picture"/>
+                                <pic:cNvPr descr="binary-outcome-associations_files/figure-docx/fig-odds-probs-1.png" id="89" name="Picture"/>
                                 <pic:cNvPicPr>
                                   <a:picLocks noChangeArrowheads="1" noChangeAspect="1"/>
                                 </pic:cNvPicPr>
                               </pic:nvPicPr>
                               <pic:blipFill>
-                                <a:blip r:embed="rId84"/>
+                                <a:blip r:embed="rId87"/>
                                 <a:stretch>
                                   <a:fillRect/>
                                 </a:stretch>
@@ -15977,11 +16127,11 @@
                     <w:t xml:space="preserve">Figure 1: Odds versus probability</w:t>
                   </w:r>
                 </w:p>
-                <w:bookmarkEnd w:id="87"/>
+                <w:bookmarkEnd w:id="90"/>
               </w:tc>
             </w:tr>
           </w:tbl>
-          <w:bookmarkEnd w:id="88"/>
+          <w:bookmarkEnd w:id="91"/>
           <w:p/>
         </w:tc>
       </w:tr>
@@ -16020,7 +16170,7 @@
               <w:spacing w:before="16" w:after="64"/>
             </w:pPr>
           </w:p>
-          <w:bookmarkStart w:id="89" w:name="thm-est-odds"/>
+          <w:bookmarkStart w:id="92" w:name="thm-est-odds"/>
           <w:p>
             <w:pPr>
               <w:pStyle w:val="BodyText"/>
@@ -16287,7 +16437,7 @@
               </m:oMath>
             </m:oMathPara>
           </w:p>
-          <w:bookmarkEnd w:id="89"/>
+          <w:bookmarkEnd w:id="92"/>
         </w:tc>
       </w:tr>
     </w:tbl>
@@ -16520,7 +16670,7 @@
             <w:pPr>
               <w:pStyle w:val="BodyText"/>
             </w:pPr>
-            <w:bookmarkStart w:id="90" w:name="eq-est-odds"/>
+            <w:bookmarkStart w:id="93" w:name="eq-est-odds"/>
             <m:oMathPara>
               <m:oMathParaPr>
                 <m:jc m:val="center"/>
@@ -16712,7 +16862,7 @@
                 </m:r>
               </m:oMath>
             </m:oMathPara>
-            <w:bookmarkEnd w:id="90"/>
+            <w:bookmarkEnd w:id="93"/>
           </w:p>
           <w:p>
             <w:pPr>
@@ -16862,7 +17012,7 @@
               <w:bottom w:w="108" w:type="dxa"/>
             </w:tcMar>
           </w:tcPr>
-          <w:bookmarkStart w:id="91" w:name="exm-odds-shortcut"/>
+          <w:bookmarkStart w:id="94" w:name="exm-odds-shortcut"/>
           <w:p>
             <w:pPr>
               <w:pStyle w:val="BodyText"/>
@@ -16952,7 +17102,7 @@
               <w:t xml:space="preserve">Let’s recalculate this result using our shortcut.</w:t>
             </w:r>
           </w:p>
-          <w:bookmarkEnd w:id="91"/>
+          <w:bookmarkEnd w:id="94"/>
           <w:p/>
         </w:tc>
       </w:tr>
@@ -17009,7 +17159,7 @@
               <w:bottom w:w="108" w:type="dxa"/>
             </w:tcMar>
           </w:tcPr>
-          <w:bookmarkStart w:id="92" w:name="sol-odds-shortcut"/>
+          <w:bookmarkStart w:id="95" w:name="sol-odds-shortcut"/>
           <w:p>
             <w:pPr>
               <w:pStyle w:val="BodyText"/>
@@ -17131,7 +17281,7 @@
               <w:t xml:space="preserve">!</w:t>
             </w:r>
           </w:p>
-          <w:bookmarkEnd w:id="92"/>
+          <w:bookmarkEnd w:id="95"/>
           <w:p/>
         </w:tc>
       </w:tr>
@@ -17170,7 +17320,7 @@
               <w:spacing w:before="16" w:after="64"/>
             </w:pPr>
           </w:p>
-          <w:bookmarkStart w:id="94" w:name="thm-odds-simplified"/>
+          <w:bookmarkStart w:id="97" w:name="thm-odds-simplified"/>
           <w:p>
             <w:pPr>
               <w:pStyle w:val="BodyText"/>
@@ -17238,7 +17388,7 @@
             <w:pPr>
               <w:pStyle w:val="BodyText"/>
             </w:pPr>
-            <w:bookmarkStart w:id="93" w:name="eq-odds-reduced"/>
+            <w:bookmarkStart w:id="96" w:name="eq-odds-reduced"/>
             <m:oMathPara>
               <m:oMathParaPr>
                 <m:jc m:val="center"/>
@@ -17410,9 +17560,9 @@
                 </m:r>
               </m:oMath>
             </m:oMathPara>
-            <w:bookmarkEnd w:id="93"/>
+            <w:bookmarkEnd w:id="96"/>
           </w:p>
-          <w:bookmarkEnd w:id="94"/>
+          <w:bookmarkEnd w:id="97"/>
         </w:tc>
       </w:tr>
     </w:tbl>
@@ -17450,7 +17600,7 @@
               <w:spacing w:before="16" w:after="64"/>
             </w:pPr>
           </w:p>
-          <w:bookmarkStart w:id="95" w:name="exr-odds2"/>
+          <w:bookmarkStart w:id="98" w:name="exr-odds2"/>
           <w:p>
             <w:pPr>
               <w:pStyle w:val="BodyText"/>
@@ -17483,7 +17633,7 @@
               <w:t xml:space="preserve">.</w:t>
             </w:r>
           </w:p>
-          <w:bookmarkEnd w:id="95"/>
+          <w:bookmarkEnd w:id="98"/>
         </w:tc>
       </w:tr>
     </w:tbl>
@@ -17539,7 +17689,7 @@
               <w:bottom w:w="108" w:type="dxa"/>
             </w:tcMar>
           </w:tcPr>
-          <w:bookmarkStart w:id="97" w:name="sol-odds2"/>
+          <w:bookmarkStart w:id="100" w:name="sol-odds2"/>
           <w:p>
             <w:pPr>
               <w:pStyle w:val="BodyText"/>
@@ -17640,7 +17790,7 @@
             <w:pPr>
               <w:pStyle w:val="BodyText"/>
             </w:pPr>
-            <w:bookmarkStart w:id="96" w:name="eq-odds-simplified-proof"/>
+            <w:bookmarkStart w:id="99" w:name="eq-odds-simplified-proof"/>
             <m:oMathPara>
               <m:oMathParaPr>
                 <m:jc m:val="center"/>
@@ -18377,9 +18527,9 @@
                 </m:r>
               </m:oMath>
             </m:oMathPara>
-            <w:bookmarkEnd w:id="96"/>
+            <w:bookmarkEnd w:id="99"/>
           </w:p>
-          <w:bookmarkEnd w:id="97"/>
+          <w:bookmarkEnd w:id="100"/>
           <w:p/>
         </w:tc>
       </w:tr>
@@ -18436,7 +18586,7 @@
               <w:bottom w:w="108" w:type="dxa"/>
             </w:tcMar>
           </w:tcPr>
-          <w:bookmarkStart w:id="100" w:name="exm-odds-simplified"/>
+          <w:bookmarkStart w:id="103" w:name="exm-odds-simplified"/>
           <w:p>
             <w:pPr>
               <w:pStyle w:val="BodyText"/>
@@ -18501,7 +18651,7 @@
             <w:pPr>
               <w:pStyle w:val="BodyText"/>
             </w:pPr>
-            <w:bookmarkStart w:id="98" w:name="eq-odds-simplified-example"/>
+            <w:bookmarkStart w:id="101" w:name="eq-odds-simplified-example"/>
             <m:oMathPara>
               <m:oMathParaPr>
                 <m:jc m:val="center"/>
@@ -18834,7 +18984,7 @@
                 </m:r>
               </m:oMath>
             </m:oMathPara>
-            <w:bookmarkEnd w:id="98"/>
+            <w:bookmarkEnd w:id="101"/>
           </w:p>
           <w:p>
             <w:pPr>
@@ -18848,7 +18998,7 @@
             <w:pPr>
               <w:pStyle w:val="BodyText"/>
             </w:pPr>
-            <w:bookmarkStart w:id="99" w:name="eq-odds-simplified-check"/>
+            <w:bookmarkStart w:id="102" w:name="eq-odds-simplified-check"/>
             <m:oMathPara>
               <m:oMathParaPr>
                 <m:jc m:val="center"/>
@@ -19027,7 +19177,7 @@
                 </m:r>
               </m:oMath>
             </m:oMathPara>
-            <w:bookmarkEnd w:id="99"/>
+            <w:bookmarkEnd w:id="102"/>
           </w:p>
           <w:p>
             <w:pPr>
@@ -19057,7 +19207,7 @@
               <w:t xml:space="preserve">.</w:t>
             </w:r>
           </w:p>
-          <w:bookmarkEnd w:id="100"/>
+          <w:bookmarkEnd w:id="103"/>
           <w:p/>
         </w:tc>
       </w:tr>
@@ -19096,7 +19246,7 @@
               <w:spacing w:before="16" w:after="64"/>
             </w:pPr>
           </w:p>
-          <w:bookmarkStart w:id="101" w:name="cor-odds-neg"/>
+          <w:bookmarkStart w:id="104" w:name="cor-odds-neg"/>
           <w:p>
             <w:pPr>
               <w:pStyle w:val="BodyText"/>
@@ -19305,7 +19455,7 @@
               </m:oMath>
             </m:oMathPara>
           </w:p>
-          <w:bookmarkEnd w:id="101"/>
+          <w:bookmarkEnd w:id="104"/>
         </w:tc>
       </w:tr>
     </w:tbl>
@@ -19421,7 +19571,7 @@
             <w:r>
               <w:t xml:space="preserve"> </w:t>
             </w:r>
-            <w:hyperlink r:id="rId75">
+            <w:hyperlink r:id="rId78">
               <w:r>
                 <w:rPr>
                   <w:rStyle w:val="Hyperlink"/>
@@ -20115,7 +20265,7 @@
         </w:tc>
       </w:tr>
     </w:tbl>
-    <w:bookmarkStart w:id="107" w:name="odds-of-rare-events"/>
+    <w:bookmarkStart w:id="110" w:name="odds-of-rare-events"/>
     <w:p>
       <w:pPr>
         <w:pStyle w:val="Heading4"/>
@@ -20158,7 +20308,7 @@
               <w:spacing w:before="16" w:after="64"/>
             </w:pPr>
           </w:p>
-          <w:bookmarkStart w:id="102" w:name="exr-odds-probs"/>
+          <w:bookmarkStart w:id="105" w:name="exr-odds-probs"/>
           <w:p>
             <w:pPr>
               <w:pStyle w:val="BodyText"/>
@@ -20203,7 +20353,7 @@
               <w:t xml:space="preserve">and what is the numerical difference between these two values?</w:t>
             </w:r>
           </w:p>
-          <w:bookmarkEnd w:id="102"/>
+          <w:bookmarkEnd w:id="105"/>
         </w:tc>
       </w:tr>
     </w:tbl>
@@ -20259,7 +20409,7 @@
               <w:bottom w:w="108" w:type="dxa"/>
             </w:tcMar>
           </w:tcPr>
-          <w:bookmarkStart w:id="103" w:name="sol-odds-probs"/>
+          <w:bookmarkStart w:id="106" w:name="sol-odds-probs"/>
           <w:p>
             <w:pPr>
               <w:pStyle w:val="BodyText"/>
@@ -20435,7 +20585,7 @@
               </m:oMath>
             </m:oMathPara>
           </w:p>
-          <w:bookmarkEnd w:id="103"/>
+          <w:bookmarkEnd w:id="106"/>
           <w:p/>
         </w:tc>
       </w:tr>
@@ -20474,7 +20624,7 @@
               <w:spacing w:before="16" w:after="64"/>
             </w:pPr>
           </w:p>
-          <w:bookmarkStart w:id="104" w:name="exr-odds-minus-probs"/>
+          <w:bookmarkStart w:id="107" w:name="exr-odds-minus-probs"/>
           <w:p>
             <w:pPr>
               <w:pStyle w:val="BodyText"/>
@@ -20541,7 +20691,7 @@
               <w:t xml:space="preserve">.</w:t>
             </w:r>
           </w:p>
-          <w:bookmarkEnd w:id="104"/>
+          <w:bookmarkEnd w:id="107"/>
         </w:tc>
       </w:tr>
     </w:tbl>
@@ -20597,7 +20747,7 @@
               <w:bottom w:w="108" w:type="dxa"/>
             </w:tcMar>
           </w:tcPr>
-          <w:bookmarkStart w:id="105" w:name="sol-odds-minus-probs"/>
+          <w:bookmarkStart w:id="108" w:name="sol-odds-minus-probs"/>
           <w:p>
             <w:pPr>
               <w:pStyle w:val="BodyText"/>
@@ -21090,7 +21240,7 @@
               </m:oMath>
             </m:oMathPara>
           </w:p>
-          <w:bookmarkEnd w:id="105"/>
+          <w:bookmarkEnd w:id="108"/>
           <w:p/>
         </w:tc>
       </w:tr>
@@ -21129,7 +21279,7 @@
               <w:spacing w:before="16" w:after="64"/>
             </w:pPr>
           </w:p>
-          <w:bookmarkStart w:id="106" w:name="thm-odds-minus-probs"/>
+          <w:bookmarkStart w:id="109" w:name="thm-odds-minus-probs"/>
           <w:p>
             <w:pPr>
               <w:pStyle w:val="BodyText"/>
@@ -21252,7 +21402,7 @@
               </m:oMath>
             </m:oMathPara>
           </w:p>
-          <w:bookmarkEnd w:id="106"/>
+          <w:bookmarkEnd w:id="109"/>
         </w:tc>
       </w:tr>
     </w:tbl>
@@ -21521,9 +21671,9 @@
         <w:t xml:space="preserve">.</w:t>
       </w:r>
     </w:p>
-    <w:bookmarkEnd w:id="107"/>
-    <w:bookmarkEnd w:id="108"/>
-    <w:bookmarkStart w:id="128" w:name="the-inverse-odds-function"/>
+    <w:bookmarkEnd w:id="110"/>
+    <w:bookmarkEnd w:id="111"/>
+    <w:bookmarkStart w:id="131" w:name="the-inverse-odds-function"/>
     <w:p>
       <w:pPr>
         <w:pStyle w:val="Heading3"/>
@@ -21566,7 +21716,7 @@
               <w:spacing w:before="16" w:after="64"/>
             </w:pPr>
           </w:p>
-          <w:bookmarkStart w:id="109" w:name="exr-odds-to-prob"/>
+          <w:bookmarkStart w:id="112" w:name="exr-odds-to-prob"/>
           <w:p>
             <w:pPr>
               <w:pStyle w:val="BodyText"/>
@@ -21716,713 +21866,6 @@
             <w:r>
               <w:t xml:space="preserve">?</w:t>
             </w:r>
-          </w:p>
-          <w:bookmarkEnd w:id="109"/>
-        </w:tc>
-      </w:tr>
-    </w:tbl>
-    <w:tbl>
-      <w:tblPr>
-        <w:tblStyle w:val="Table"/>
-        <w:tblLook w:firstRow="0" w:lastRow="0" w:firstColumn="0" w:lastColumn="0" w:noHBand="0" w:noVBand="0" w:val="0000"/>
-        <w:tblBorders>
-          <w:top w:val="single" w:sz="4" w:space="0" w:color="909090"/>
-          <w:left w:val="single" w:sz="24" w:space="0" w:color="909090"/>
-          <w:bottom w:val="single" w:sz="4" w:space="0" w:color="909090"/>
-          <w:right w:val="single" w:sz="4" w:space="0" w:color="909090"/>
-        </w:tblBorders>
-        <w:tblCellMar>
-          <w:left w:w="144" w:type="dxa"/>
-          <w:right w:w="144" w:type="dxa"/>
-        </w:tblCellMar>
-        <w:tblLook w:firstRow="0" w:lastRow="0" w:firstColumn="0" w:lastColumn="0" w:noHBand="0" w:noVBand="0" w:val="0000"/>
-      </w:tblPr>
-      <w:tr>
-        <w:trPr>
-          <w:cantSplit/>
-        </w:trPr>
-        <w:tc>
-          <w:tcPr>
-            <w:shd w:color="auto" w:fill="e6e6e6" w:val="clear"/>
-            <w:tcMar>
-              <w:top w:w="92" w:type="dxa"/>
-              <w:bottom w:w="92" w:type="dxa"/>
-            </w:tcMar>
-          </w:tcPr>
-          <w:p>
-            <w:pPr>
-              <w:pStyle w:val="BodyText"/>
-            </w:pPr>
-            <w:pPr>
-              <w:spacing w:before="16" w:after="16"/>
-            </w:pPr>
-            <w:r>
-              <w:t xml:space="preserve">Solution</w:t>
-            </w:r>
-          </w:p>
-        </w:tc>
-      </w:tr>
-      <w:tr>
-        <w:trPr>
-          <w:cantSplit/>
-        </w:trPr>
-        <w:tc>
-          <w:tcPr>
-            <w:tcMar>
-              <w:top w:w="108" w:type="dxa"/>
-              <w:bottom w:w="108" w:type="dxa"/>
-            </w:tcMar>
-          </w:tcPr>
-          <w:bookmarkStart w:id="110" w:name="sol-odds-to-prob"/>
-          <w:p>
-            <w:pPr>
-              <w:pStyle w:val="BodyText"/>
-            </w:pPr>
-            <w:r>
-              <w:rPr>
-                <w:i/>
-                <w:iCs/>
-              </w:rPr>
-              <w:t xml:space="preserve">Solution 16</w:t>
-            </w:r>
-            <w:r>
-              <w:t xml:space="preserve">. </w:t>
-            </w:r>
-            <w:r>
-              <w:t xml:space="preserve">Starting from</w:t>
-            </w:r>
-            <w:r>
-              <w:t xml:space="preserve"> </w:t>
-            </w:r>
-            <w:hyperlink w:anchor="thm-prob-to-odds">
-              <w:r>
-                <w:rPr>
-                  <w:rStyle w:val="Hyperlink"/>
-                </w:rPr>
-                <w:t xml:space="preserve">Theorem 2</w:t>
-              </w:r>
-            </w:hyperlink>
-            <w:r>
-              <w:t xml:space="preserve">,</w:t>
-            </w:r>
-            <w:r>
-              <w:t xml:space="preserve"> </w:t>
-            </w:r>
-            <w:r>
-              <w:t xml:space="preserve">we can solve</w:t>
-            </w:r>
-            <w:r>
-              <w:t xml:space="preserve"> </w:t>
-            </w:r>
-            <w:hyperlink w:anchor="eq-odds-prob">
-              <w:r>
-                <w:rPr>
-                  <w:rStyle w:val="Hyperlink"/>
-                </w:rPr>
-                <w:t xml:space="preserve">Equation 6</w:t>
-              </w:r>
-            </w:hyperlink>
-            <w:r>
-              <w:t xml:space="preserve"> </w:t>
-            </w:r>
-            <w:r>
-              <w:t xml:space="preserve">for</w:t>
-            </w:r>
-            <w:r>
-              <w:t xml:space="preserve"> </w:t>
-            </w:r>
-            <m:oMath>
-              <m:r>
-                <m:t>π</m:t>
-              </m:r>
-            </m:oMath>
-            <w:r>
-              <w:t xml:space="preserve"> </w:t>
-            </w:r>
-            <w:r>
-              <w:t xml:space="preserve">in terms of</w:t>
-            </w:r>
-            <w:r>
-              <w:t xml:space="preserve"> </w:t>
-            </w:r>
-            <m:oMath>
-              <m:r>
-                <m:t>ω</m:t>
-              </m:r>
-            </m:oMath>
-            <w:r>
-              <w:t xml:space="preserve">:</w:t>
-            </w:r>
-          </w:p>
-          <w:p>
-            <w:pPr>
-              <w:pStyle w:val="BodyText"/>
-            </w:pPr>
-            <m:oMathPara>
-              <m:oMathParaPr>
-                <m:jc m:val="center"/>
-              </m:oMathParaPr>
-              <m:oMath>
-                <m:eqArr>
-                  <m:e>
-                    <m:r>
-                      <m:t>ω</m:t>
-                    </m:r>
-                    <m:r>
-                      <m:t>&amp;</m:t>
-                    </m:r>
-                    <m:r>
-                      <m:rPr>
-                        <m:sty m:val="p"/>
-                      </m:rPr>
-                      <m:t>=</m:t>
-                    </m:r>
-                    <m:f>
-                      <m:fPr>
-                        <m:type m:val="bar"/>
-                      </m:fPr>
-                      <m:num>
-                        <m:r>
-                          <m:t>π</m:t>
-                        </m:r>
-                      </m:num>
-                      <m:den>
-                        <m:r>
-                          <m:t>1</m:t>
-                        </m:r>
-                        <m:r>
-                          <m:rPr>
-                            <m:sty m:val="p"/>
-                          </m:rPr>
-                          <m:t>−</m:t>
-                        </m:r>
-                        <m:r>
-                          <m:t>π</m:t>
-                        </m:r>
-                      </m:den>
-                    </m:f>
-                  </m:e>
-                  <m:e>
-                    <m:r>
-                      <m:rPr>
-                        <m:sty m:val="p"/>
-                      </m:rPr>
-                      <m:t>(</m:t>
-                    </m:r>
-                    <m:r>
-                      <m:t>1</m:t>
-                    </m:r>
-                    <m:r>
-                      <m:rPr>
-                        <m:sty m:val="p"/>
-                      </m:rPr>
-                      <m:t>−</m:t>
-                    </m:r>
-                    <m:r>
-                      <m:t>π</m:t>
-                    </m:r>
-                    <m:r>
-                      <m:rPr>
-                        <m:sty m:val="p"/>
-                      </m:rPr>
-                      <m:t>)</m:t>
-                    </m:r>
-                    <m:r>
-                      <m:t>ω</m:t>
-                    </m:r>
-                    <m:r>
-                      <m:t>&amp;</m:t>
-                    </m:r>
-                    <m:r>
-                      <m:rPr>
-                        <m:sty m:val="p"/>
-                      </m:rPr>
-                      <m:t>=</m:t>
-                    </m:r>
-                    <m:r>
-                      <m:t>π</m:t>
-                    </m:r>
-                  </m:e>
-                  <m:e>
-                    <m:r>
-                      <m:t>ω</m:t>
-                    </m:r>
-                    <m:r>
-                      <m:rPr>
-                        <m:sty m:val="p"/>
-                      </m:rPr>
-                      <m:t>−</m:t>
-                    </m:r>
-                    <m:r>
-                      <m:t>π</m:t>
-                    </m:r>
-                    <m:r>
-                      <m:t>ω</m:t>
-                    </m:r>
-                    <m:r>
-                      <m:t>&amp;</m:t>
-                    </m:r>
-                    <m:r>
-                      <m:rPr>
-                        <m:sty m:val="p"/>
-                      </m:rPr>
-                      <m:t>=</m:t>
-                    </m:r>
-                    <m:r>
-                      <m:t>π</m:t>
-                    </m:r>
-                  </m:e>
-                  <m:e>
-                    <m:r>
-                      <m:t>ω</m:t>
-                    </m:r>
-                    <m:r>
-                      <m:t>&amp;</m:t>
-                    </m:r>
-                    <m:r>
-                      <m:rPr>
-                        <m:sty m:val="p"/>
-                      </m:rPr>
-                      <m:t>=</m:t>
-                    </m:r>
-                    <m:r>
-                      <m:t>π</m:t>
-                    </m:r>
-                    <m:r>
-                      <m:rPr>
-                        <m:sty m:val="p"/>
-                      </m:rPr>
-                      <m:t>+</m:t>
-                    </m:r>
-                    <m:r>
-                      <m:t>π</m:t>
-                    </m:r>
-                    <m:r>
-                      <m:t>ω</m:t>
-                    </m:r>
-                  </m:e>
-                  <m:e>
-                    <m:r>
-                      <m:t>ω</m:t>
-                    </m:r>
-                    <m:r>
-                      <m:t>&amp;</m:t>
-                    </m:r>
-                    <m:r>
-                      <m:rPr>
-                        <m:sty m:val="p"/>
-                      </m:rPr>
-                      <m:t>=</m:t>
-                    </m:r>
-                    <m:r>
-                      <m:rPr>
-                        <m:sty m:val="p"/>
-                      </m:rPr>
-                      <m:t>(</m:t>
-                    </m:r>
-                    <m:r>
-                      <m:t>1</m:t>
-                    </m:r>
-                    <m:r>
-                      <m:rPr>
-                        <m:sty m:val="p"/>
-                      </m:rPr>
-                      <m:t>+</m:t>
-                    </m:r>
-                    <m:r>
-                      <m:t>ω</m:t>
-                    </m:r>
-                    <m:r>
-                      <m:rPr>
-                        <m:sty m:val="p"/>
-                      </m:rPr>
-                      <m:t>)</m:t>
-                    </m:r>
-                    <m:r>
-                      <m:t>π</m:t>
-                    </m:r>
-                  </m:e>
-                  <m:e>
-                    <m:r>
-                      <m:t>π</m:t>
-                    </m:r>
-                    <m:r>
-                      <m:t>&amp;</m:t>
-                    </m:r>
-                    <m:r>
-                      <m:rPr>
-                        <m:sty m:val="p"/>
-                      </m:rPr>
-                      <m:t>=</m:t>
-                    </m:r>
-                    <m:f>
-                      <m:fPr>
-                        <m:type m:val="bar"/>
-                      </m:fPr>
-                      <m:num>
-                        <m:r>
-                          <m:t>ω</m:t>
-                        </m:r>
-                      </m:num>
-                      <m:den>
-                        <m:r>
-                          <m:t>1</m:t>
-                        </m:r>
-                        <m:r>
-                          <m:rPr>
-                            <m:sty m:val="p"/>
-                          </m:rPr>
-                          <m:t>+</m:t>
-                        </m:r>
-                        <m:r>
-                          <m:t>ω</m:t>
-                        </m:r>
-                      </m:den>
-                    </m:f>
-                  </m:e>
-                </m:eqArr>
-              </m:oMath>
-            </m:oMathPara>
-          </w:p>
-          <w:p>
-            <w:pPr>
-              <w:pStyle w:val="FirstParagraph"/>
-            </w:pPr>
-            <w:r>
-              <w:t xml:space="preserve">So if</w:t>
-            </w:r>
-            <w:r>
-              <w:t xml:space="preserve"> </w:t>
-            </w:r>
-            <m:oMath>
-              <m:r>
-                <m:t>ω</m:t>
-              </m:r>
-              <m:r>
-                <m:rPr>
-                  <m:sty m:val="p"/>
-                </m:rPr>
-                <m:t>=</m:t>
-              </m:r>
-              <m:r>
-                <m:t>3</m:t>
-              </m:r>
-              <m:r>
-                <m:rPr>
-                  <m:sty m:val="p"/>
-                </m:rPr>
-                <m:t>/</m:t>
-              </m:r>
-              <m:r>
-                <m:t>2</m:t>
-              </m:r>
-            </m:oMath>
-            <w:r>
-              <w:t xml:space="preserve">,</w:t>
-            </w:r>
-          </w:p>
-          <w:p>
-            <w:pPr>
-              <w:pStyle w:val="BodyText"/>
-            </w:pPr>
-            <m:oMathPara>
-              <m:oMathParaPr>
-                <m:jc m:val="center"/>
-              </m:oMathParaPr>
-              <m:oMath>
-                <m:eqArr>
-                  <m:e>
-                    <m:r>
-                      <m:t>π</m:t>
-                    </m:r>
-                    <m:r>
-                      <m:t>&amp;</m:t>
-                    </m:r>
-                    <m:r>
-                      <m:rPr>
-                        <m:sty m:val="p"/>
-                      </m:rPr>
-                      <m:t>=</m:t>
-                    </m:r>
-                    <m:f>
-                      <m:fPr>
-                        <m:type m:val="bar"/>
-                      </m:fPr>
-                      <m:num>
-                        <m:r>
-                          <m:t>3</m:t>
-                        </m:r>
-                        <m:r>
-                          <m:rPr>
-                            <m:sty m:val="p"/>
-                          </m:rPr>
-                          <m:t>/</m:t>
-                        </m:r>
-                        <m:r>
-                          <m:t>2</m:t>
-                        </m:r>
-                      </m:num>
-                      <m:den>
-                        <m:r>
-                          <m:t>1</m:t>
-                        </m:r>
-                        <m:r>
-                          <m:rPr>
-                            <m:sty m:val="p"/>
-                          </m:rPr>
-                          <m:t>+</m:t>
-                        </m:r>
-                        <m:r>
-                          <m:t>3</m:t>
-                        </m:r>
-                        <m:r>
-                          <m:rPr>
-                            <m:sty m:val="p"/>
-                          </m:rPr>
-                          <m:t>/</m:t>
-                        </m:r>
-                        <m:r>
-                          <m:t>2</m:t>
-                        </m:r>
-                      </m:den>
-                    </m:f>
-                  </m:e>
-                  <m:e>
-                    <m:r>
-                      <m:t>&amp;</m:t>
-                    </m:r>
-                    <m:r>
-                      <m:rPr>
-                        <m:sty m:val="p"/>
-                      </m:rPr>
-                      <m:t>=</m:t>
-                    </m:r>
-                    <m:f>
-                      <m:fPr>
-                        <m:type m:val="bar"/>
-                      </m:fPr>
-                      <m:num>
-                        <m:r>
-                          <m:t>3</m:t>
-                        </m:r>
-                        <m:r>
-                          <m:rPr>
-                            <m:sty m:val="p"/>
-                          </m:rPr>
-                          <m:t>/</m:t>
-                        </m:r>
-                        <m:r>
-                          <m:t>2</m:t>
-                        </m:r>
-                      </m:num>
-                      <m:den>
-                        <m:r>
-                          <m:t>5</m:t>
-                        </m:r>
-                        <m:r>
-                          <m:rPr>
-                            <m:sty m:val="p"/>
-                          </m:rPr>
-                          <m:t>/</m:t>
-                        </m:r>
-                        <m:r>
-                          <m:t>2</m:t>
-                        </m:r>
-                      </m:den>
-                    </m:f>
-                  </m:e>
-                  <m:e>
-                    <m:r>
-                      <m:t>&amp;</m:t>
-                    </m:r>
-                    <m:r>
-                      <m:rPr>
-                        <m:sty m:val="p"/>
-                      </m:rPr>
-                      <m:t>=</m:t>
-                    </m:r>
-                    <m:f>
-                      <m:fPr>
-                        <m:type m:val="bar"/>
-                      </m:fPr>
-                      <m:num>
-                        <m:r>
-                          <m:t>3</m:t>
-                        </m:r>
-                      </m:num>
-                      <m:den>
-                        <m:r>
-                          <m:t>5</m:t>
-                        </m:r>
-                      </m:den>
-                    </m:f>
-                  </m:e>
-                </m:eqArr>
-              </m:oMath>
-            </m:oMathPara>
-          </w:p>
-          <w:bookmarkEnd w:id="110"/>
-          <w:p/>
-        </w:tc>
-      </w:tr>
-    </w:tbl>
-    <w:tbl>
-      <w:tblPr>
-        <w:tblStyle w:val="Table"/>
-        <w:tblInd w:w="164" w:type="dxa"/>
-        <w:tblBorders>
-          <w:left w:val="single" w:sz="24" w:space="0" w:color="909090"/>
-        </w:tblBorders>
-        <w:tblCellMar>
-          <w:left w:w="0" w:type="dxa"/>
-          <w:right w:w="0" w:type="dxa"/>
-        </w:tblCellMar>
-        <w:tblLook w:firstRow="0" w:lastRow="0" w:firstColumn="0" w:lastColumn="0" w:noHBand="0" w:noVBand="0" w:val="0000"/>
-      </w:tblPr>
-      <w:tblGrid>
-        <w:gridCol w:w="7920"/>
-      </w:tblGrid>
-      <w:tr>
-        <w:trPr>
-          <w:cantSplit/>
-        </w:trPr>
-        <w:tc>
-          <w:tcPr>
-            <w:tcMar>
-              <w:left w:w="144" w:type="dxa"/>
-            </w:tcMar>
-          </w:tcPr>
-          <w:p>
-            <w:pPr>
-              <w:pStyle w:val="FirstParagraph"/>
-            </w:pPr>
-            <w:pPr>
-              <w:spacing w:before="16" w:after="64"/>
-            </w:pPr>
-          </w:p>
-          <w:bookmarkStart w:id="112" w:name="thm-odds-to-prob"/>
-          <w:p>
-            <w:pPr>
-              <w:pStyle w:val="BodyText"/>
-            </w:pPr>
-            <w:r>
-              <w:rPr>
-                <w:b/>
-                <w:bCs/>
-              </w:rPr>
-              <w:t xml:space="preserve">Theorem 6 (Probability as a function of odds)</w:t>
-            </w:r>
-            <w:r>
-              <w:t xml:space="preserve"> </w:t>
-            </w:r>
-            <w:r>
-              <w:t xml:space="preserve">If</w:t>
-            </w:r>
-            <w:r>
-              <w:t xml:space="preserve"> </w:t>
-            </w:r>
-            <m:oMath>
-              <m:r>
-                <m:t>π</m:t>
-              </m:r>
-            </m:oMath>
-            <w:r>
-              <w:t xml:space="preserve"> </w:t>
-            </w:r>
-            <w:r>
-              <w:t xml:space="preserve">is the probability of an event</w:t>
-            </w:r>
-            <w:r>
-              <w:t xml:space="preserve"> </w:t>
-            </w:r>
-            <w:r>
-              <w:t xml:space="preserve">and</w:t>
-            </w:r>
-            <w:r>
-              <w:t xml:space="preserve"> </w:t>
-            </w:r>
-            <m:oMath>
-              <m:r>
-                <m:t>ω</m:t>
-              </m:r>
-            </m:oMath>
-            <w:r>
-              <w:t xml:space="preserve"> </w:t>
-            </w:r>
-            <w:r>
-              <w:t xml:space="preserve">is the corresponding odds of that event,</w:t>
-            </w:r>
-            <w:r>
-              <w:t xml:space="preserve"> </w:t>
-            </w:r>
-            <w:r>
-              <w:t xml:space="preserve">then:</w:t>
-            </w:r>
-          </w:p>
-          <w:p>
-            <w:pPr>
-              <w:pStyle w:val="BodyText"/>
-            </w:pPr>
-            <w:bookmarkStart w:id="111" w:name="eq-prob-from-odds"/>
-            <m:oMathPara>
-              <m:oMathParaPr>
-                <m:jc m:val="center"/>
-              </m:oMathParaPr>
-              <m:oMath>
-                <m:r>
-                  <m:t>π</m:t>
-                </m:r>
-                <m:r>
-                  <m:rPr>
-                    <m:sty m:val="p"/>
-                  </m:rPr>
-                  <m:t>=</m:t>
-                </m:r>
-                <m:f>
-                  <m:fPr>
-                    <m:type m:val="bar"/>
-                  </m:fPr>
-                  <m:num>
-                    <m:r>
-                      <m:t>ω</m:t>
-                    </m:r>
-                  </m:num>
-                  <m:den>
-                    <m:r>
-                      <m:t>1</m:t>
-                    </m:r>
-                    <m:r>
-                      <m:rPr>
-                        <m:sty m:val="p"/>
-                      </m:rPr>
-                      <m:t>+</m:t>
-                    </m:r>
-                    <m:r>
-                      <m:t>ω</m:t>
-                    </m:r>
-                  </m:den>
-                </m:f>
-                <m:r>
-                  <m:t>  </m:t>
-                </m:r>
-                <m:r>
-                  <m:rPr>
-                    <m:sty m:val="p"/>
-                  </m:rPr>
-                  <m:t>(</m:t>
-                </m:r>
-                <m:r>
-                  <m:t>14</m:t>
-                </m:r>
-                <m:r>
-                  <m:rPr>
-                    <m:sty m:val="p"/>
-                  </m:rPr>
-                  <m:t>)</m:t>
-                </m:r>
-              </m:oMath>
-            </m:oMathPara>
-            <w:bookmarkEnd w:id="111"/>
           </w:p>
           <w:bookmarkEnd w:id="112"/>
         </w:tc>
@@ -22458,13 +21901,13 @@
           </w:tcPr>
           <w:p>
             <w:pPr>
-              <w:pStyle w:val="FirstParagraph"/>
+              <w:pStyle w:val="BodyText"/>
             </w:pPr>
             <w:pPr>
               <w:spacing w:before="16" w:after="16"/>
             </w:pPr>
             <w:r>
-              <w:t xml:space="preserve">Proof</w:t>
+              <w:t xml:space="preserve">Solution</w:t>
             </w:r>
           </w:p>
         </w:tc>
@@ -22480,6 +21923,7 @@
               <w:bottom w:w="108" w:type="dxa"/>
             </w:tcMar>
           </w:tcPr>
+          <w:bookmarkStart w:id="113" w:name="sol-odds-to-prob"/>
           <w:p>
             <w:pPr>
               <w:pStyle w:val="BodyText"/>
@@ -22489,13 +21933,13 @@
                 <w:i/>
                 <w:iCs/>
               </w:rPr>
-              <w:t xml:space="preserve">Proof</w:t>
+              <w:t xml:space="preserve">Solution 16</w:t>
             </w:r>
             <w:r>
               <w:t xml:space="preserve">. </w:t>
             </w:r>
             <w:r>
-              <w:t xml:space="preserve">By</w:t>
+              <w:t xml:space="preserve">Starting from</w:t>
             </w:r>
             <w:r>
               <w:t xml:space="preserve"> </w:t>
@@ -22509,26 +21953,465 @@
               </w:r>
             </w:hyperlink>
             <w:r>
-              <w:t xml:space="preserve"> </w:t>
-            </w:r>
-            <w:r>
-              <w:t xml:space="preserve">and</w:t>
-            </w:r>
-            <w:r>
-              <w:t xml:space="preserve"> </w:t>
-            </w:r>
-            <w:hyperlink w:anchor="sol-odds-to-prob">
+              <w:t xml:space="preserve">,</w:t>
+            </w:r>
+            <w:r>
+              <w:t xml:space="preserve"> </w:t>
+            </w:r>
+            <w:r>
+              <w:t xml:space="preserve">we can solve</w:t>
+            </w:r>
+            <w:r>
+              <w:t xml:space="preserve"> </w:t>
+            </w:r>
+            <w:hyperlink w:anchor="eq-odds-prob">
               <w:r>
                 <w:rPr>
                   <w:rStyle w:val="Hyperlink"/>
                 </w:rPr>
-                <w:t xml:space="preserve">Solution 16</w:t>
+                <w:t xml:space="preserve">Equation 6</w:t>
               </w:r>
             </w:hyperlink>
             <w:r>
-              <w:t xml:space="preserve">.</w:t>
+              <w:t xml:space="preserve"> </w:t>
+            </w:r>
+            <w:r>
+              <w:t xml:space="preserve">for</w:t>
+            </w:r>
+            <w:r>
+              <w:t xml:space="preserve"> </w:t>
+            </w:r>
+            <m:oMath>
+              <m:r>
+                <m:t>π</m:t>
+              </m:r>
+            </m:oMath>
+            <w:r>
+              <w:t xml:space="preserve"> </w:t>
+            </w:r>
+            <w:r>
+              <w:t xml:space="preserve">in terms of</w:t>
+            </w:r>
+            <w:r>
+              <w:t xml:space="preserve"> </w:t>
+            </w:r>
+            <m:oMath>
+              <m:r>
+                <m:t>ω</m:t>
+              </m:r>
+            </m:oMath>
+            <w:r>
+              <w:t xml:space="preserve">:</w:t>
             </w:r>
           </w:p>
+          <w:p>
+            <w:pPr>
+              <w:pStyle w:val="BodyText"/>
+            </w:pPr>
+            <m:oMathPara>
+              <m:oMathParaPr>
+                <m:jc m:val="center"/>
+              </m:oMathParaPr>
+              <m:oMath>
+                <m:eqArr>
+                  <m:e>
+                    <m:r>
+                      <m:t>ω</m:t>
+                    </m:r>
+                    <m:r>
+                      <m:t>&amp;</m:t>
+                    </m:r>
+                    <m:r>
+                      <m:rPr>
+                        <m:sty m:val="p"/>
+                      </m:rPr>
+                      <m:t>=</m:t>
+                    </m:r>
+                    <m:f>
+                      <m:fPr>
+                        <m:type m:val="bar"/>
+                      </m:fPr>
+                      <m:num>
+                        <m:r>
+                          <m:t>π</m:t>
+                        </m:r>
+                      </m:num>
+                      <m:den>
+                        <m:r>
+                          <m:t>1</m:t>
+                        </m:r>
+                        <m:r>
+                          <m:rPr>
+                            <m:sty m:val="p"/>
+                          </m:rPr>
+                          <m:t>−</m:t>
+                        </m:r>
+                        <m:r>
+                          <m:t>π</m:t>
+                        </m:r>
+                      </m:den>
+                    </m:f>
+                  </m:e>
+                  <m:e>
+                    <m:r>
+                      <m:rPr>
+                        <m:sty m:val="p"/>
+                      </m:rPr>
+                      <m:t>(</m:t>
+                    </m:r>
+                    <m:r>
+                      <m:t>1</m:t>
+                    </m:r>
+                    <m:r>
+                      <m:rPr>
+                        <m:sty m:val="p"/>
+                      </m:rPr>
+                      <m:t>−</m:t>
+                    </m:r>
+                    <m:r>
+                      <m:t>π</m:t>
+                    </m:r>
+                    <m:r>
+                      <m:rPr>
+                        <m:sty m:val="p"/>
+                      </m:rPr>
+                      <m:t>)</m:t>
+                    </m:r>
+                    <m:r>
+                      <m:t>ω</m:t>
+                    </m:r>
+                    <m:r>
+                      <m:t>&amp;</m:t>
+                    </m:r>
+                    <m:r>
+                      <m:rPr>
+                        <m:sty m:val="p"/>
+                      </m:rPr>
+                      <m:t>=</m:t>
+                    </m:r>
+                    <m:r>
+                      <m:t>π</m:t>
+                    </m:r>
+                  </m:e>
+                  <m:e>
+                    <m:r>
+                      <m:t>ω</m:t>
+                    </m:r>
+                    <m:r>
+                      <m:rPr>
+                        <m:sty m:val="p"/>
+                      </m:rPr>
+                      <m:t>−</m:t>
+                    </m:r>
+                    <m:r>
+                      <m:t>π</m:t>
+                    </m:r>
+                    <m:r>
+                      <m:t>ω</m:t>
+                    </m:r>
+                    <m:r>
+                      <m:t>&amp;</m:t>
+                    </m:r>
+                    <m:r>
+                      <m:rPr>
+                        <m:sty m:val="p"/>
+                      </m:rPr>
+                      <m:t>=</m:t>
+                    </m:r>
+                    <m:r>
+                      <m:t>π</m:t>
+                    </m:r>
+                  </m:e>
+                  <m:e>
+                    <m:r>
+                      <m:t>ω</m:t>
+                    </m:r>
+                    <m:r>
+                      <m:t>&amp;</m:t>
+                    </m:r>
+                    <m:r>
+                      <m:rPr>
+                        <m:sty m:val="p"/>
+                      </m:rPr>
+                      <m:t>=</m:t>
+                    </m:r>
+                    <m:r>
+                      <m:t>π</m:t>
+                    </m:r>
+                    <m:r>
+                      <m:rPr>
+                        <m:sty m:val="p"/>
+                      </m:rPr>
+                      <m:t>+</m:t>
+                    </m:r>
+                    <m:r>
+                      <m:t>π</m:t>
+                    </m:r>
+                    <m:r>
+                      <m:t>ω</m:t>
+                    </m:r>
+                  </m:e>
+                  <m:e>
+                    <m:r>
+                      <m:t>ω</m:t>
+                    </m:r>
+                    <m:r>
+                      <m:t>&amp;</m:t>
+                    </m:r>
+                    <m:r>
+                      <m:rPr>
+                        <m:sty m:val="p"/>
+                      </m:rPr>
+                      <m:t>=</m:t>
+                    </m:r>
+                    <m:r>
+                      <m:rPr>
+                        <m:sty m:val="p"/>
+                      </m:rPr>
+                      <m:t>(</m:t>
+                    </m:r>
+                    <m:r>
+                      <m:t>1</m:t>
+                    </m:r>
+                    <m:r>
+                      <m:rPr>
+                        <m:sty m:val="p"/>
+                      </m:rPr>
+                      <m:t>+</m:t>
+                    </m:r>
+                    <m:r>
+                      <m:t>ω</m:t>
+                    </m:r>
+                    <m:r>
+                      <m:rPr>
+                        <m:sty m:val="p"/>
+                      </m:rPr>
+                      <m:t>)</m:t>
+                    </m:r>
+                    <m:r>
+                      <m:t>π</m:t>
+                    </m:r>
+                  </m:e>
+                  <m:e>
+                    <m:r>
+                      <m:t>π</m:t>
+                    </m:r>
+                    <m:r>
+                      <m:t>&amp;</m:t>
+                    </m:r>
+                    <m:r>
+                      <m:rPr>
+                        <m:sty m:val="p"/>
+                      </m:rPr>
+                      <m:t>=</m:t>
+                    </m:r>
+                    <m:f>
+                      <m:fPr>
+                        <m:type m:val="bar"/>
+                      </m:fPr>
+                      <m:num>
+                        <m:r>
+                          <m:t>ω</m:t>
+                        </m:r>
+                      </m:num>
+                      <m:den>
+                        <m:r>
+                          <m:t>1</m:t>
+                        </m:r>
+                        <m:r>
+                          <m:rPr>
+                            <m:sty m:val="p"/>
+                          </m:rPr>
+                          <m:t>+</m:t>
+                        </m:r>
+                        <m:r>
+                          <m:t>ω</m:t>
+                        </m:r>
+                      </m:den>
+                    </m:f>
+                  </m:e>
+                </m:eqArr>
+              </m:oMath>
+            </m:oMathPara>
+          </w:p>
+          <w:p>
+            <w:pPr>
+              <w:pStyle w:val="FirstParagraph"/>
+            </w:pPr>
+            <w:r>
+              <w:t xml:space="preserve">So if</w:t>
+            </w:r>
+            <w:r>
+              <w:t xml:space="preserve"> </w:t>
+            </w:r>
+            <m:oMath>
+              <m:r>
+                <m:t>ω</m:t>
+              </m:r>
+              <m:r>
+                <m:rPr>
+                  <m:sty m:val="p"/>
+                </m:rPr>
+                <m:t>=</m:t>
+              </m:r>
+              <m:r>
+                <m:t>3</m:t>
+              </m:r>
+              <m:r>
+                <m:rPr>
+                  <m:sty m:val="p"/>
+                </m:rPr>
+                <m:t>/</m:t>
+              </m:r>
+              <m:r>
+                <m:t>2</m:t>
+              </m:r>
+            </m:oMath>
+            <w:r>
+              <w:t xml:space="preserve">,</w:t>
+            </w:r>
+          </w:p>
+          <w:p>
+            <w:pPr>
+              <w:pStyle w:val="BodyText"/>
+            </w:pPr>
+            <m:oMathPara>
+              <m:oMathParaPr>
+                <m:jc m:val="center"/>
+              </m:oMathParaPr>
+              <m:oMath>
+                <m:eqArr>
+                  <m:e>
+                    <m:r>
+                      <m:t>π</m:t>
+                    </m:r>
+                    <m:r>
+                      <m:t>&amp;</m:t>
+                    </m:r>
+                    <m:r>
+                      <m:rPr>
+                        <m:sty m:val="p"/>
+                      </m:rPr>
+                      <m:t>=</m:t>
+                    </m:r>
+                    <m:f>
+                      <m:fPr>
+                        <m:type m:val="bar"/>
+                      </m:fPr>
+                      <m:num>
+                        <m:r>
+                          <m:t>3</m:t>
+                        </m:r>
+                        <m:r>
+                          <m:rPr>
+                            <m:sty m:val="p"/>
+                          </m:rPr>
+                          <m:t>/</m:t>
+                        </m:r>
+                        <m:r>
+                          <m:t>2</m:t>
+                        </m:r>
+                      </m:num>
+                      <m:den>
+                        <m:r>
+                          <m:t>1</m:t>
+                        </m:r>
+                        <m:r>
+                          <m:rPr>
+                            <m:sty m:val="p"/>
+                          </m:rPr>
+                          <m:t>+</m:t>
+                        </m:r>
+                        <m:r>
+                          <m:t>3</m:t>
+                        </m:r>
+                        <m:r>
+                          <m:rPr>
+                            <m:sty m:val="p"/>
+                          </m:rPr>
+                          <m:t>/</m:t>
+                        </m:r>
+                        <m:r>
+                          <m:t>2</m:t>
+                        </m:r>
+                      </m:den>
+                    </m:f>
+                  </m:e>
+                  <m:e>
+                    <m:r>
+                      <m:t>&amp;</m:t>
+                    </m:r>
+                    <m:r>
+                      <m:rPr>
+                        <m:sty m:val="p"/>
+                      </m:rPr>
+                      <m:t>=</m:t>
+                    </m:r>
+                    <m:f>
+                      <m:fPr>
+                        <m:type m:val="bar"/>
+                      </m:fPr>
+                      <m:num>
+                        <m:r>
+                          <m:t>3</m:t>
+                        </m:r>
+                        <m:r>
+                          <m:rPr>
+                            <m:sty m:val="p"/>
+                          </m:rPr>
+                          <m:t>/</m:t>
+                        </m:r>
+                        <m:r>
+                          <m:t>2</m:t>
+                        </m:r>
+                      </m:num>
+                      <m:den>
+                        <m:r>
+                          <m:t>5</m:t>
+                        </m:r>
+                        <m:r>
+                          <m:rPr>
+                            <m:sty m:val="p"/>
+                          </m:rPr>
+                          <m:t>/</m:t>
+                        </m:r>
+                        <m:r>
+                          <m:t>2</m:t>
+                        </m:r>
+                      </m:den>
+                    </m:f>
+                  </m:e>
+                  <m:e>
+                    <m:r>
+                      <m:t>&amp;</m:t>
+                    </m:r>
+                    <m:r>
+                      <m:rPr>
+                        <m:sty m:val="p"/>
+                      </m:rPr>
+                      <m:t>=</m:t>
+                    </m:r>
+                    <m:f>
+                      <m:fPr>
+                        <m:type m:val="bar"/>
+                      </m:fPr>
+                      <m:num>
+                        <m:r>
+                          <m:t>3</m:t>
+                        </m:r>
+                      </m:num>
+                      <m:den>
+                        <m:r>
+                          <m:t>5</m:t>
+                        </m:r>
+                      </m:den>
+                    </m:f>
+                  </m:e>
+                </m:eqArr>
+              </m:oMath>
+            </m:oMathPara>
+          </w:p>
+          <w:bookmarkEnd w:id="113"/>
           <w:p/>
         </w:tc>
       </w:tr>
@@ -22561,13 +22444,13 @@
           </w:tcPr>
           <w:p>
             <w:pPr>
-              <w:pStyle w:val="BodyText"/>
+              <w:pStyle w:val="FirstParagraph"/>
             </w:pPr>
             <w:pPr>
               <w:spacing w:before="16" w:after="64"/>
             </w:pPr>
           </w:p>
-          <w:bookmarkStart w:id="114" w:name="def-inv-odds"/>
+          <w:bookmarkStart w:id="115" w:name="thm-odds-to-prob"/>
           <w:p>
             <w:pPr>
               <w:pStyle w:val="BodyText"/>
@@ -22577,185 +22460,60 @@
                 <w:b/>
                 <w:bCs/>
               </w:rPr>
-              <w:t xml:space="preserve">Definition 11 (inverse odds function)</w:t>
+              <w:t xml:space="preserve">Theorem 6 (Probability as a function of odds)</w:t>
+            </w:r>
+            <w:r>
+              <w:t xml:space="preserve"> </w:t>
+            </w:r>
+            <w:r>
+              <w:t xml:space="preserve">If</w:t>
+            </w:r>
+            <w:r>
+              <w:t xml:space="preserve"> </w:t>
+            </w:r>
+            <m:oMath>
+              <m:r>
+                <m:t>π</m:t>
+              </m:r>
+            </m:oMath>
+            <w:r>
+              <w:t xml:space="preserve"> </w:t>
+            </w:r>
+            <w:r>
+              <w:t xml:space="preserve">is the probability of an event</w:t>
+            </w:r>
+            <w:r>
+              <w:t xml:space="preserve"> </w:t>
+            </w:r>
+            <w:r>
+              <w:t xml:space="preserve">and</w:t>
+            </w:r>
+            <w:r>
+              <w:t xml:space="preserve"> </w:t>
+            </w:r>
+            <m:oMath>
+              <m:r>
+                <m:t>ω</m:t>
+              </m:r>
+            </m:oMath>
+            <w:r>
+              <w:t xml:space="preserve"> </w:t>
+            </w:r>
+            <w:r>
+              <w:t xml:space="preserve">is the corresponding odds of that event,</w:t>
+            </w:r>
+            <w:r>
+              <w:t xml:space="preserve"> </w:t>
+            </w:r>
+            <w:r>
+              <w:t xml:space="preserve">then:</w:t>
             </w:r>
           </w:p>
           <w:p>
             <w:pPr>
               <w:pStyle w:val="BodyText"/>
             </w:pPr>
-            <w:bookmarkStart w:id="113" w:name="eq-invodds-fn"/>
-            <m:oMathPara>
-              <m:oMathParaPr>
-                <m:jc m:val="center"/>
-              </m:oMathParaPr>
-              <m:oMath>
-                <m:r>
-                  <m:rPr>
-                    <m:sty m:val="p"/>
-                  </m:rPr>
-                  <m:t>invodds</m:t>
-                </m:r>
-                <m:r>
-                  <m:t>​</m:t>
-                </m:r>
-                <m:d>
-                  <m:dPr>
-                    <m:begChr m:val="{"/>
-                    <m:sepChr m:val=""/>
-                    <m:endChr m:val="}"/>
-                    <m:grow/>
-                  </m:dPr>
-                  <m:e>
-                    <m:r>
-                      <m:t>ω</m:t>
-                    </m:r>
-                  </m:e>
-                </m:d>
-                <m:r>
-                  <m:t>​</m:t>
-                </m:r>
-                <m:limUpp>
-                  <m:e>
-                    <m:r>
-                      <m:rPr>
-                        <m:sty m:val="p"/>
-                      </m:rPr>
-                      <m:t>=</m:t>
-                    </m:r>
-                  </m:e>
-                  <m:lim>
-                    <m:r>
-                      <m:rPr>
-                        <m:nor/>
-                        <m:sty m:val="p"/>
-                      </m:rPr>
-                      <m:t>def</m:t>
-                    </m:r>
-                  </m:lim>
-                </m:limUpp>
-                <m:f>
-                  <m:fPr>
-                    <m:type m:val="bar"/>
-                  </m:fPr>
-                  <m:num>
-                    <m:r>
-                      <m:t>ω</m:t>
-                    </m:r>
-                  </m:num>
-                  <m:den>
-                    <m:r>
-                      <m:t>1</m:t>
-                    </m:r>
-                    <m:r>
-                      <m:rPr>
-                        <m:sty m:val="p"/>
-                      </m:rPr>
-                      <m:t>+</m:t>
-                    </m:r>
-                    <m:r>
-                      <m:t>ω</m:t>
-                    </m:r>
-                  </m:den>
-                </m:f>
-                <m:r>
-                  <m:t>  </m:t>
-                </m:r>
-                <m:r>
-                  <m:rPr>
-                    <m:sty m:val="p"/>
-                  </m:rPr>
-                  <m:t>(</m:t>
-                </m:r>
-                <m:r>
-                  <m:t>15</m:t>
-                </m:r>
-                <m:r>
-                  <m:rPr>
-                    <m:sty m:val="p"/>
-                  </m:rPr>
-                  <m:t>)</m:t>
-                </m:r>
-              </m:oMath>
-            </m:oMathPara>
-            <w:bookmarkEnd w:id="113"/>
-          </w:p>
-          <w:p>
-            <w:pPr>
-              <w:pStyle w:val="FirstParagraph"/>
-            </w:pPr>
-            <w:r>
-              <w:t xml:space="preserve">can be called the</w:t>
-            </w:r>
-            <w:r>
-              <w:t xml:space="preserve"> </w:t>
-            </w:r>
-            <w:r>
-              <w:rPr>
-                <w:b/>
-                <w:bCs/>
-              </w:rPr>
-              <w:t xml:space="preserve">inverse-odds function</w:t>
-            </w:r>
-            <w:r>
-              <w:t xml:space="preserve">.</w:t>
-            </w:r>
-          </w:p>
-          <w:bookmarkEnd w:id="114"/>
-        </w:tc>
-      </w:tr>
-    </w:tbl>
-    <w:tbl>
-      <w:tblPr>
-        <w:tblStyle w:val="Table"/>
-        <w:tblInd w:w="164" w:type="dxa"/>
-        <w:tblBorders>
-          <w:left w:val="single" w:sz="24" w:space="0" w:color="909090"/>
-        </w:tblBorders>
-        <w:tblCellMar>
-          <w:left w:w="0" w:type="dxa"/>
-          <w:right w:w="0" w:type="dxa"/>
-        </w:tblCellMar>
-        <w:tblLook w:firstRow="0" w:lastRow="0" w:firstColumn="0" w:lastColumn="0" w:noHBand="0" w:noVBand="0" w:val="0000"/>
-      </w:tblPr>
-      <w:tblGrid>
-        <w:gridCol w:w="7920"/>
-      </w:tblGrid>
-      <w:tr>
-        <w:trPr>
-          <w:cantSplit/>
-        </w:trPr>
-        <w:tc>
-          <w:tcPr>
-            <w:tcMar>
-              <w:left w:w="144" w:type="dxa"/>
-            </w:tcMar>
-          </w:tcPr>
-          <w:p>
-            <w:pPr>
-              <w:pStyle w:val="BodyText"/>
-            </w:pPr>
-            <w:pPr>
-              <w:spacing w:before="16" w:after="64"/>
-            </w:pPr>
-          </w:p>
-          <w:bookmarkStart w:id="115" w:name="cor-invodds-pi"/>
-          <w:p>
-            <w:pPr>
-              <w:pStyle w:val="BodyText"/>
-            </w:pPr>
-            <w:r>
-              <w:rPr>
-                <w:b/>
-                <w:bCs/>
-              </w:rPr>
-              <w:t xml:space="preserve">Corollary 3 (Probability via the inverse-odds function)</w:t>
-            </w:r>
-          </w:p>
-          <w:p>
-            <w:pPr>
-              <w:pStyle w:val="BodyText"/>
-            </w:pPr>
+            <w:bookmarkStart w:id="114" w:name="eq-prob-from-odds"/>
             <m:oMathPara>
               <m:oMathParaPr>
                 <m:jc m:val="center"/>
@@ -22770,33 +22528,51 @@
                   </m:rPr>
                   <m:t>=</m:t>
                 </m:r>
+                <m:f>
+                  <m:fPr>
+                    <m:type m:val="bar"/>
+                  </m:fPr>
+                  <m:num>
+                    <m:r>
+                      <m:t>ω</m:t>
+                    </m:r>
+                  </m:num>
+                  <m:den>
+                    <m:r>
+                      <m:t>1</m:t>
+                    </m:r>
+                    <m:r>
+                      <m:rPr>
+                        <m:sty m:val="p"/>
+                      </m:rPr>
+                      <m:t>+</m:t>
+                    </m:r>
+                    <m:r>
+                      <m:t>ω</m:t>
+                    </m:r>
+                  </m:den>
+                </m:f>
+                <m:r>
+                  <m:t>  </m:t>
+                </m:r>
                 <m:r>
                   <m:rPr>
                     <m:sty m:val="p"/>
                   </m:rPr>
-                  <m:t>invodds</m:t>
+                  <m:t>(</m:t>
                 </m:r>
                 <m:r>
-                  <m:t>​</m:t>
+                  <m:t>14</m:t>
                 </m:r>
-                <m:d>
-                  <m:dPr>
-                    <m:begChr m:val="{"/>
-                    <m:sepChr m:val=""/>
-                    <m:endChr m:val="}"/>
-                    <m:grow/>
-                  </m:dPr>
-                  <m:e>
-                    <m:r>
-                      <m:t>ω</m:t>
-                    </m:r>
-                  </m:e>
-                </m:d>
                 <m:r>
-                  <m:t>​</m:t>
+                  <m:rPr>
+                    <m:sty m:val="p"/>
+                  </m:rPr>
+                  <m:t>)</m:t>
                 </m:r>
               </m:oMath>
             </m:oMathPara>
+            <w:bookmarkEnd w:id="114"/>
           </w:p>
           <w:bookmarkEnd w:id="115"/>
         </w:tc>
@@ -22874,12 +22650,12 @@
             <w:r>
               <w:t xml:space="preserve"> </w:t>
             </w:r>
-            <w:hyperlink w:anchor="def-inv-odds">
+            <w:hyperlink w:anchor="thm-prob-to-odds">
               <w:r>
                 <w:rPr>
                   <w:rStyle w:val="Hyperlink"/>
                 </w:rPr>
-                <w:t xml:space="preserve">Definition 11</w:t>
+                <w:t xml:space="preserve">Theorem 2</w:t>
               </w:r>
             </w:hyperlink>
             <w:r>
@@ -22891,12 +22667,12 @@
             <w:r>
               <w:t xml:space="preserve"> </w:t>
             </w:r>
-            <w:hyperlink w:anchor="thm-odds-to-prob">
+            <w:hyperlink w:anchor="sol-odds-to-prob">
               <w:r>
                 <w:rPr>
                   <w:rStyle w:val="Hyperlink"/>
                 </w:rPr>
-                <w:t xml:space="preserve">Theorem 6</w:t>
+                <w:t xml:space="preserve">Solution 16</w:t>
               </w:r>
             </w:hyperlink>
             <w:r>
@@ -22941,7 +22717,7 @@
               <w:spacing w:before="16" w:after="64"/>
             </w:pPr>
           </w:p>
-          <w:bookmarkStart w:id="116" w:name="cor-invodds-odds-inv"/>
+          <w:bookmarkStart w:id="117" w:name="def-inv-odds"/>
           <w:p>
             <w:pPr>
               <w:pStyle w:val="BodyText"/>
@@ -22951,13 +22727,14 @@
                 <w:b/>
                 <w:bCs/>
               </w:rPr>
-              <w:t xml:space="preserve">Corollary 4 (Inverse-odds function inverts the odds function)</w:t>
+              <w:t xml:space="preserve">Definition 11 (inverse odds function)</w:t>
             </w:r>
           </w:p>
           <w:p>
             <w:pPr>
               <w:pStyle w:val="BodyText"/>
             </w:pPr>
+            <w:bookmarkStart w:id="116" w:name="eq-invodds-fn"/>
             <m:oMathPara>
               <m:oMathParaPr>
                 <m:jc m:val="center"/>
@@ -22988,6 +22765,379 @@
                 <m:r>
                   <m:t>​</m:t>
                 </m:r>
+                <m:limUpp>
+                  <m:e>
+                    <m:r>
+                      <m:rPr>
+                        <m:sty m:val="p"/>
+                      </m:rPr>
+                      <m:t>=</m:t>
+                    </m:r>
+                  </m:e>
+                  <m:lim>
+                    <m:r>
+                      <m:rPr>
+                        <m:nor/>
+                        <m:sty m:val="p"/>
+                      </m:rPr>
+                      <m:t>def</m:t>
+                    </m:r>
+                  </m:lim>
+                </m:limUpp>
+                <m:f>
+                  <m:fPr>
+                    <m:type m:val="bar"/>
+                  </m:fPr>
+                  <m:num>
+                    <m:r>
+                      <m:t>ω</m:t>
+                    </m:r>
+                  </m:num>
+                  <m:den>
+                    <m:r>
+                      <m:t>1</m:t>
+                    </m:r>
+                    <m:r>
+                      <m:rPr>
+                        <m:sty m:val="p"/>
+                      </m:rPr>
+                      <m:t>+</m:t>
+                    </m:r>
+                    <m:r>
+                      <m:t>ω</m:t>
+                    </m:r>
+                  </m:den>
+                </m:f>
+                <m:r>
+                  <m:t>  </m:t>
+                </m:r>
+                <m:r>
+                  <m:rPr>
+                    <m:sty m:val="p"/>
+                  </m:rPr>
+                  <m:t>(</m:t>
+                </m:r>
+                <m:r>
+                  <m:t>15</m:t>
+                </m:r>
+                <m:r>
+                  <m:rPr>
+                    <m:sty m:val="p"/>
+                  </m:rPr>
+                  <m:t>)</m:t>
+                </m:r>
+              </m:oMath>
+            </m:oMathPara>
+            <w:bookmarkEnd w:id="116"/>
+          </w:p>
+          <w:p>
+            <w:pPr>
+              <w:pStyle w:val="FirstParagraph"/>
+            </w:pPr>
+            <w:r>
+              <w:t xml:space="preserve">can be called the</w:t>
+            </w:r>
+            <w:r>
+              <w:t xml:space="preserve"> </w:t>
+            </w:r>
+            <w:r>
+              <w:rPr>
+                <w:b/>
+                <w:bCs/>
+              </w:rPr>
+              <w:t xml:space="preserve">inverse-odds function</w:t>
+            </w:r>
+            <w:r>
+              <w:t xml:space="preserve">.</w:t>
+            </w:r>
+          </w:p>
+          <w:bookmarkEnd w:id="117"/>
+        </w:tc>
+      </w:tr>
+    </w:tbl>
+    <w:tbl>
+      <w:tblPr>
+        <w:tblStyle w:val="Table"/>
+        <w:tblInd w:w="164" w:type="dxa"/>
+        <w:tblBorders>
+          <w:left w:val="single" w:sz="24" w:space="0" w:color="909090"/>
+        </w:tblBorders>
+        <w:tblCellMar>
+          <w:left w:w="0" w:type="dxa"/>
+          <w:right w:w="0" w:type="dxa"/>
+        </w:tblCellMar>
+        <w:tblLook w:firstRow="0" w:lastRow="0" w:firstColumn="0" w:lastColumn="0" w:noHBand="0" w:noVBand="0" w:val="0000"/>
+      </w:tblPr>
+      <w:tblGrid>
+        <w:gridCol w:w="7920"/>
+      </w:tblGrid>
+      <w:tr>
+        <w:trPr>
+          <w:cantSplit/>
+        </w:trPr>
+        <w:tc>
+          <w:tcPr>
+            <w:tcMar>
+              <w:left w:w="144" w:type="dxa"/>
+            </w:tcMar>
+          </w:tcPr>
+          <w:p>
+            <w:pPr>
+              <w:pStyle w:val="BodyText"/>
+            </w:pPr>
+            <w:pPr>
+              <w:spacing w:before="16" w:after="64"/>
+            </w:pPr>
+          </w:p>
+          <w:bookmarkStart w:id="118" w:name="cor-invodds-pi"/>
+          <w:p>
+            <w:pPr>
+              <w:pStyle w:val="BodyText"/>
+            </w:pPr>
+            <w:r>
+              <w:rPr>
+                <w:b/>
+                <w:bCs/>
+              </w:rPr>
+              <w:t xml:space="preserve">Corollary 3 (Probability via the inverse-odds function)</w:t>
+            </w:r>
+          </w:p>
+          <w:p>
+            <w:pPr>
+              <w:pStyle w:val="BodyText"/>
+            </w:pPr>
+            <m:oMathPara>
+              <m:oMathParaPr>
+                <m:jc m:val="center"/>
+              </m:oMathParaPr>
+              <m:oMath>
+                <m:r>
+                  <m:t>π</m:t>
+                </m:r>
+                <m:r>
+                  <m:rPr>
+                    <m:sty m:val="p"/>
+                  </m:rPr>
+                  <m:t>=</m:t>
+                </m:r>
+                <m:r>
+                  <m:rPr>
+                    <m:sty m:val="p"/>
+                  </m:rPr>
+                  <m:t>invodds</m:t>
+                </m:r>
+                <m:r>
+                  <m:t>​</m:t>
+                </m:r>
+                <m:d>
+                  <m:dPr>
+                    <m:begChr m:val="{"/>
+                    <m:sepChr m:val=""/>
+                    <m:endChr m:val="}"/>
+                    <m:grow/>
+                  </m:dPr>
+                  <m:e>
+                    <m:r>
+                      <m:t>ω</m:t>
+                    </m:r>
+                  </m:e>
+                </m:d>
+                <m:r>
+                  <m:t>​</m:t>
+                </m:r>
+              </m:oMath>
+            </m:oMathPara>
+          </w:p>
+          <w:bookmarkEnd w:id="118"/>
+        </w:tc>
+      </w:tr>
+    </w:tbl>
+    <w:tbl>
+      <w:tblPr>
+        <w:tblStyle w:val="Table"/>
+        <w:tblLook w:firstRow="0" w:lastRow="0" w:firstColumn="0" w:lastColumn="0" w:noHBand="0" w:noVBand="0" w:val="0000"/>
+        <w:tblBorders>
+          <w:top w:val="single" w:sz="4" w:space="0" w:color="909090"/>
+          <w:left w:val="single" w:sz="24" w:space="0" w:color="909090"/>
+          <w:bottom w:val="single" w:sz="4" w:space="0" w:color="909090"/>
+          <w:right w:val="single" w:sz="4" w:space="0" w:color="909090"/>
+        </w:tblBorders>
+        <w:tblCellMar>
+          <w:left w:w="144" w:type="dxa"/>
+          <w:right w:w="144" w:type="dxa"/>
+        </w:tblCellMar>
+        <w:tblLook w:firstRow="0" w:lastRow="0" w:firstColumn="0" w:lastColumn="0" w:noHBand="0" w:noVBand="0" w:val="0000"/>
+      </w:tblPr>
+      <w:tr>
+        <w:trPr>
+          <w:cantSplit/>
+        </w:trPr>
+        <w:tc>
+          <w:tcPr>
+            <w:shd w:color="auto" w:fill="e6e6e6" w:val="clear"/>
+            <w:tcMar>
+              <w:top w:w="92" w:type="dxa"/>
+              <w:bottom w:w="92" w:type="dxa"/>
+            </w:tcMar>
+          </w:tcPr>
+          <w:p>
+            <w:pPr>
+              <w:pStyle w:val="FirstParagraph"/>
+            </w:pPr>
+            <w:pPr>
+              <w:spacing w:before="16" w:after="16"/>
+            </w:pPr>
+            <w:r>
+              <w:t xml:space="preserve">Proof</w:t>
+            </w:r>
+          </w:p>
+        </w:tc>
+      </w:tr>
+      <w:tr>
+        <w:trPr>
+          <w:cantSplit/>
+        </w:trPr>
+        <w:tc>
+          <w:tcPr>
+            <w:tcMar>
+              <w:top w:w="108" w:type="dxa"/>
+              <w:bottom w:w="108" w:type="dxa"/>
+            </w:tcMar>
+          </w:tcPr>
+          <w:p>
+            <w:pPr>
+              <w:pStyle w:val="BodyText"/>
+            </w:pPr>
+            <w:r>
+              <w:rPr>
+                <w:i/>
+                <w:iCs/>
+              </w:rPr>
+              <w:t xml:space="preserve">Proof</w:t>
+            </w:r>
+            <w:r>
+              <w:t xml:space="preserve">. </w:t>
+            </w:r>
+            <w:r>
+              <w:t xml:space="preserve">By</w:t>
+            </w:r>
+            <w:r>
+              <w:t xml:space="preserve"> </w:t>
+            </w:r>
+            <w:hyperlink w:anchor="def-inv-odds">
+              <w:r>
+                <w:rPr>
+                  <w:rStyle w:val="Hyperlink"/>
+                </w:rPr>
+                <w:t xml:space="preserve">Definition 11</w:t>
+              </w:r>
+            </w:hyperlink>
+            <w:r>
+              <w:t xml:space="preserve"> </w:t>
+            </w:r>
+            <w:r>
+              <w:t xml:space="preserve">and</w:t>
+            </w:r>
+            <w:r>
+              <w:t xml:space="preserve"> </w:t>
+            </w:r>
+            <w:hyperlink w:anchor="thm-odds-to-prob">
+              <w:r>
+                <w:rPr>
+                  <w:rStyle w:val="Hyperlink"/>
+                </w:rPr>
+                <w:t xml:space="preserve">Theorem 6</w:t>
+              </w:r>
+            </w:hyperlink>
+            <w:r>
+              <w:t xml:space="preserve">.</w:t>
+            </w:r>
+          </w:p>
+          <w:p/>
+        </w:tc>
+      </w:tr>
+    </w:tbl>
+    <w:tbl>
+      <w:tblPr>
+        <w:tblStyle w:val="Table"/>
+        <w:tblInd w:w="164" w:type="dxa"/>
+        <w:tblBorders>
+          <w:left w:val="single" w:sz="24" w:space="0" w:color="909090"/>
+        </w:tblBorders>
+        <w:tblCellMar>
+          <w:left w:w="0" w:type="dxa"/>
+          <w:right w:w="0" w:type="dxa"/>
+        </w:tblCellMar>
+        <w:tblLook w:firstRow="0" w:lastRow="0" w:firstColumn="0" w:lastColumn="0" w:noHBand="0" w:noVBand="0" w:val="0000"/>
+      </w:tblPr>
+      <w:tblGrid>
+        <w:gridCol w:w="7920"/>
+      </w:tblGrid>
+      <w:tr>
+        <w:trPr>
+          <w:cantSplit/>
+        </w:trPr>
+        <w:tc>
+          <w:tcPr>
+            <w:tcMar>
+              <w:left w:w="144" w:type="dxa"/>
+            </w:tcMar>
+          </w:tcPr>
+          <w:p>
+            <w:pPr>
+              <w:pStyle w:val="BodyText"/>
+            </w:pPr>
+            <w:pPr>
+              <w:spacing w:before="16" w:after="64"/>
+            </w:pPr>
+          </w:p>
+          <w:bookmarkStart w:id="119" w:name="cor-invodds-odds-inv"/>
+          <w:p>
+            <w:pPr>
+              <w:pStyle w:val="BodyText"/>
+            </w:pPr>
+            <w:r>
+              <w:rPr>
+                <w:b/>
+                <w:bCs/>
+              </w:rPr>
+              <w:t xml:space="preserve">Corollary 4 (Inverse-odds function inverts the odds function)</w:t>
+            </w:r>
+          </w:p>
+          <w:p>
+            <w:pPr>
+              <w:pStyle w:val="BodyText"/>
+            </w:pPr>
+            <m:oMathPara>
+              <m:oMathParaPr>
+                <m:jc m:val="center"/>
+              </m:oMathParaPr>
+              <m:oMath>
+                <m:r>
+                  <m:rPr>
+                    <m:sty m:val="p"/>
+                  </m:rPr>
+                  <m:t>invodds</m:t>
+                </m:r>
+                <m:r>
+                  <m:t>​</m:t>
+                </m:r>
+                <m:d>
+                  <m:dPr>
+                    <m:begChr m:val="{"/>
+                    <m:sepChr m:val=""/>
+                    <m:endChr m:val="}"/>
+                    <m:grow/>
+                  </m:dPr>
+                  <m:e>
+                    <m:r>
+                      <m:t>ω</m:t>
+                    </m:r>
+                  </m:e>
+                </m:d>
+                <m:r>
+                  <m:t>​</m:t>
+                </m:r>
                 <m:r>
                   <m:rPr>
                     <m:sty m:val="p"/>
@@ -23037,7 +23187,7 @@
               </m:oMath>
             </m:oMathPara>
           </w:p>
-          <w:bookmarkEnd w:id="116"/>
+          <w:bookmarkEnd w:id="119"/>
         </w:tc>
       </w:tr>
     </w:tbl>
@@ -23586,7 +23736,7 @@
       <w:tr>
         <w:tc>
           <w:tcPr/>
-          <w:bookmarkStart w:id="120" w:name="fig-inv-odds"/>
+          <w:bookmarkStart w:id="123" w:name="fig-inv-odds"/>
           <w:p>
             <w:pPr>
               <w:pStyle w:val="SourceCode"/>
@@ -24082,18 +24232,18 @@
                 <wp:inline>
                   <wp:extent cx="4620126" cy="3696101"/>
                   <wp:effectExtent b="0" l="0" r="0" t="0"/>
-                  <wp:docPr descr="" title="" id="118" name="Picture"/>
+                  <wp:docPr descr="" title="" id="121" name="Picture"/>
                   <a:graphic>
                     <a:graphicData uri="http://schemas.openxmlformats.org/drawingml/2006/picture">
                       <pic:pic>
                         <pic:nvPicPr>
-                          <pic:cNvPr descr="binary-outcome-associations_files/figure-docx/unnamed-chunk-4-1.png" id="119" name="Picture"/>
+                          <pic:cNvPr descr="binary-outcome-associations_files/figure-docx/unnamed-chunk-4-1.png" id="122" name="Picture"/>
                           <pic:cNvPicPr>
                             <a:picLocks noChangeArrowheads="1" noChangeAspect="1"/>
                           </pic:cNvPicPr>
                         </pic:nvPicPr>
                         <pic:blipFill>
-                          <a:blip r:embed="rId117"/>
+                          <a:blip r:embed="rId120"/>
                           <a:stretch>
                             <a:fillRect/>
                           </a:stretch>
@@ -24163,7 +24313,7 @@
               </m:r>
             </m:oMath>
           </w:p>
-          <w:bookmarkEnd w:id="120"/>
+          <w:bookmarkEnd w:id="123"/>
         </w:tc>
       </w:tr>
     </w:tbl>
@@ -24201,7 +24351,7 @@
               <w:spacing w:before="16" w:after="64"/>
             </w:pPr>
           </w:p>
-          <w:bookmarkStart w:id="121" w:name="exr-odds-probs"/>
+          <w:bookmarkStart w:id="124" w:name="exr-odds-probs"/>
           <w:p>
             <w:pPr>
               <w:pStyle w:val="BodyText"/>
@@ -24240,7 +24390,7 @@
               <w:t xml:space="preserve">, and what is the numerical difference between these two values?</w:t>
             </w:r>
           </w:p>
-          <w:bookmarkEnd w:id="121"/>
+          <w:bookmarkEnd w:id="124"/>
         </w:tc>
       </w:tr>
     </w:tbl>
@@ -24540,7 +24690,7 @@
               <w:spacing w:before="16" w:after="64"/>
             </w:pPr>
           </w:p>
-          <w:bookmarkStart w:id="123" w:name="lem-invodds-simplified"/>
+          <w:bookmarkStart w:id="126" w:name="lem-invodds-simplified"/>
           <w:p>
             <w:pPr>
               <w:pStyle w:val="BodyText"/>
@@ -24571,7 +24721,7 @@
             <w:pPr>
               <w:pStyle w:val="BodyText"/>
             </w:pPr>
-            <w:bookmarkStart w:id="122" w:name="eq-inv-odds-reduced"/>
+            <w:bookmarkStart w:id="125" w:name="eq-inv-odds-reduced"/>
             <m:oMathPara>
               <m:oMathParaPr>
                 <m:jc m:val="center"/>
@@ -24739,9 +24889,9 @@
                 </m:r>
               </m:oMath>
             </m:oMathPara>
-            <w:bookmarkEnd w:id="122"/>
+            <w:bookmarkEnd w:id="125"/>
           </w:p>
-          <w:bookmarkEnd w:id="123"/>
+          <w:bookmarkEnd w:id="126"/>
         </w:tc>
       </w:tr>
     </w:tbl>
@@ -24779,7 +24929,7 @@
               <w:spacing w:before="16" w:after="64"/>
             </w:pPr>
           </w:p>
-          <w:bookmarkStart w:id="124" w:name="exr-inv-odds2"/>
+          <w:bookmarkStart w:id="127" w:name="exr-inv-odds2"/>
           <w:p>
             <w:pPr>
               <w:pStyle w:val="BodyText"/>
@@ -24829,7 +24979,7 @@
               <w:t xml:space="preserve">.</w:t>
             </w:r>
           </w:p>
-          <w:bookmarkEnd w:id="124"/>
+          <w:bookmarkEnd w:id="127"/>
         </w:tc>
       </w:tr>
     </w:tbl>
@@ -24885,7 +25035,7 @@
               <w:bottom w:w="108" w:type="dxa"/>
             </w:tcMar>
           </w:tcPr>
-          <w:bookmarkStart w:id="125" w:name="sol-inv-odds2"/>
+          <w:bookmarkStart w:id="128" w:name="sol-inv-odds2"/>
           <w:p>
             <w:pPr>
               <w:pStyle w:val="BodyText"/>
@@ -24918,7 +25068,7 @@
               <w:t xml:space="preserve">.</w:t>
             </w:r>
           </w:p>
-          <w:bookmarkEnd w:id="125"/>
+          <w:bookmarkEnd w:id="128"/>
           <w:p/>
         </w:tc>
       </w:tr>
@@ -24957,7 +25107,7 @@
               <w:spacing w:before="16" w:after="64"/>
             </w:pPr>
           </w:p>
-          <w:bookmarkStart w:id="126" w:name="lem-one-minus-odds-inv"/>
+          <w:bookmarkStart w:id="129" w:name="lem-one-minus-odds-inv"/>
           <w:p>
             <w:pPr>
               <w:pStyle w:val="BodyText"/>
@@ -25024,7 +25174,7 @@
               </m:oMath>
             </m:oMathPara>
           </w:p>
-          <w:bookmarkEnd w:id="126"/>
+          <w:bookmarkEnd w:id="129"/>
         </w:tc>
       </w:tr>
     </w:tbl>
@@ -25447,7 +25597,7 @@
               <w:spacing w:before="16" w:after="64"/>
             </w:pPr>
           </w:p>
-          <w:bookmarkStart w:id="127" w:name="cor-inverse-odds-nonevent"/>
+          <w:bookmarkStart w:id="130" w:name="cor-inverse-odds-nonevent"/>
           <w:p>
             <w:pPr>
               <w:pStyle w:val="BodyText"/>
@@ -25514,12 +25664,12 @@
               </m:oMath>
             </m:oMathPara>
           </w:p>
-          <w:bookmarkEnd w:id="127"/>
+          <w:bookmarkEnd w:id="130"/>
         </w:tc>
       </w:tr>
     </w:tbl>
-    <w:bookmarkEnd w:id="128"/>
-    <w:bookmarkStart w:id="162" w:name="odds-ratios"/>
+    <w:bookmarkEnd w:id="131"/>
+    <w:bookmarkStart w:id="168" w:name="odds-ratios"/>
     <w:p>
       <w:pPr>
         <w:pStyle w:val="Heading3"/>
@@ -25528,9 +25678,159 @@
         <w:t xml:space="preserve">1.3.3 Odds ratios</w:t>
       </w:r>
     </w:p>
+    <w:tbl>
+      <w:tblPr>
+        <w:tblStyle w:val="Table"/>
+        <w:tblLook w:firstRow="0" w:lastRow="0" w:firstColumn="0" w:lastColumn="0" w:noHBand="0" w:noVBand="0" w:val="0000"/>
+        <w:tblBorders>
+          <w:top w:val="single" w:sz="4" w:space="0" w:color="00A047"/>
+          <w:left w:val="single" w:sz="24" w:space="0" w:color="00A047"/>
+          <w:bottom w:val="single" w:sz="4" w:space="0" w:color="00A047"/>
+          <w:right w:val="single" w:sz="4" w:space="0" w:color="00A047"/>
+        </w:tblBorders>
+        <w:tblCellMar>
+          <w:left w:w="144" w:type="dxa"/>
+          <w:right w:w="144" w:type="dxa"/>
+        </w:tblCellMar>
+        <w:tblLook w:firstRow="0" w:lastRow="0" w:firstColumn="0" w:lastColumn="0" w:noHBand="0" w:noVBand="0" w:val="0000"/>
+      </w:tblPr>
+      <w:tr>
+        <w:trPr>
+          <w:cantSplit/>
+        </w:trPr>
+        <w:tc>
+          <w:tcPr>
+            <w:shd w:color="auto" w:fill="ccf1e3" w:val="clear"/>
+            <w:tcMar>
+              <w:top w:w="92" w:type="dxa"/>
+              <w:bottom w:w="92" w:type="dxa"/>
+            </w:tcMar>
+          </w:tcPr>
+          <w:p>
+            <w:pPr>
+              <w:pStyle w:val="FirstParagraph"/>
+            </w:pPr>
+            <w:pPr>
+              <w:spacing w:before="0" w:after="0"/>
+              <w:textAlignment w:val="center"/>
+            </w:pPr>
+            <w:r>
+              <w:drawing>
+                <wp:inline>
+                  <wp:extent cx="152400" cy="152400"/>
+                  <wp:effectExtent b="0" l="0" r="0" t="0"/>
+                  <wp:docPr descr="" title="" id="132" name="Picture"/>
+                  <a:graphic>
+                    <a:graphicData uri="http://schemas.openxmlformats.org/drawingml/2006/picture">
+                      <pic:pic>
+                        <pic:nvPicPr>
+                          <pic:cNvPr descr="/opt/quarto/share/formats/docx/tip.png" id="133" name="Picture"/>
+                          <pic:cNvPicPr>
+                            <a:picLocks noChangeArrowheads="1" noChangeAspect="1"/>
+                          </pic:cNvPicPr>
+                        </pic:nvPicPr>
+                        <pic:blipFill>
+                          <a:blip r:embed="rId14"/>
+                          <a:stretch>
+                            <a:fillRect/>
+                          </a:stretch>
+                        </pic:blipFill>
+                        <pic:spPr bwMode="auto">
+                          <a:xfrm>
+                            <a:off x="0" y="0"/>
+                            <a:ext cx="152400" cy="152400"/>
+                          </a:xfrm>
+                          <a:prstGeom prst="rect">
+                            <a:avLst/>
+                          </a:prstGeom>
+                          <a:noFill/>
+                          <a:ln w="9525">
+                            <a:noFill/>
+                            <a:headEnd/>
+                            <a:tailEnd/>
+                          </a:ln>
+                        </pic:spPr>
+                      </pic:pic>
+                    </a:graphicData>
+                  </a:graphic>
+                </wp:inline>
+              </w:drawing>
+            </w:r>
+            <w:r>
+              <w:t xml:space="preserve"> </w:t>
+            </w:r>
+            <w:r>
+              <w:t xml:space="preserve"> </w:t>
+            </w:r>
+            <w:r>
+              <w:t xml:space="preserve">Video tutorial</w:t>
+            </w:r>
+          </w:p>
+        </w:tc>
+      </w:tr>
+      <w:tr>
+        <w:trPr>
+          <w:cantSplit/>
+        </w:trPr>
+        <w:tc>
+          <w:tcPr>
+            <w:tcMar>
+              <w:top w:w="108" w:type="dxa"/>
+              <w:bottom w:w="108" w:type="dxa"/>
+            </w:tcMar>
+          </w:tcPr>
+          <w:p>
+            <w:pPr>
+              <w:pStyle w:val="BodyText"/>
+            </w:pPr>
+            <w:pPr>
+              <w:spacing w:before="16" w:after="16"/>
+            </w:pPr>
+            <w:r>
+              <w:t xml:space="preserve">Josh Starmer’s StatQuest video</w:t>
+            </w:r>
+            <w:r>
+              <w:t xml:space="preserve"> </w:t>
+            </w:r>
+            <w:hyperlink r:id="rId134">
+              <w:r>
+                <w:rPr>
+                  <w:rStyle w:val="Hyperlink"/>
+                  <w:i/>
+                  <w:iCs/>
+                </w:rPr>
+                <w:t xml:space="preserve">Odds Ratios and Log(Odds Ratios), Clearly Explained!!!</w:t>
+              </w:r>
+            </w:hyperlink>
+            <w:r>
+              <w:t xml:space="preserve"> </w:t>
+            </w:r>
+            <w:r>
+              <w:t xml:space="preserve">explains odds ratios and log odds ratios</w:t>
+            </w:r>
+            <w:r>
+              <w:t xml:space="preserve"> </w:t>
+            </w:r>
+            <w:r>
+              <w:t xml:space="preserve">and how to test whether an odds ratio differs from 1</w:t>
+            </w:r>
+            <w:r>
+              <w:t xml:space="preserve"> </w:t>
+            </w:r>
+            <w:r>
+              <w:t xml:space="preserve">(Starmer, n.d.)</w:t>
+            </w:r>
+            <w:r>
+              <w:t xml:space="preserve">.</w:t>
+            </w:r>
+          </w:p>
+          <w:p/>
+        </w:tc>
+      </w:tr>
+    </w:tbl>
     <w:p>
       <w:pPr>
-        <w:pStyle w:val="FirstParagraph"/>
+        <w:pStyle w:val="BodyText"/>
       </w:pPr>
       <w:r>
         <w:t xml:space="preserve">Now that we have defined odds, we can introduce another way of comparing event probabilities: odds ratios.</w:t>
@@ -25570,7 +25870,7 @@
               <w:spacing w:before="16" w:after="64"/>
             </w:pPr>
           </w:p>
-          <w:bookmarkStart w:id="129" w:name="def-OR"/>
+          <w:bookmarkStart w:id="135" w:name="def-OR"/>
           <w:p>
             <w:pPr>
               <w:pStyle w:val="BodyText"/>
@@ -25767,7 +26067,7 @@
               </m:oMath>
             </m:oMathPara>
           </w:p>
-          <w:bookmarkEnd w:id="129"/>
+          <w:bookmarkEnd w:id="135"/>
         </w:tc>
       </w:tr>
     </w:tbl>
@@ -25880,7 +26180,7 @@
               <w:spacing w:before="16" w:after="64"/>
             </w:pPr>
           </w:p>
-          <w:bookmarkStart w:id="130" w:name="thm-or-ratio-ratio"/>
+          <w:bookmarkStart w:id="136" w:name="thm-or-ratio-ratio"/>
           <w:p>
             <w:pPr>
               <w:pStyle w:val="BodyText"/>
@@ -26136,7 +26436,7 @@
               </m:oMath>
             </m:oMathPara>
           </w:p>
-          <w:bookmarkEnd w:id="130"/>
+          <w:bookmarkEnd w:id="136"/>
         </w:tc>
       </w:tr>
     </w:tbl>
@@ -26205,6 +26505,40 @@
             </w:r>
             <w:r>
               <w:t xml:space="preserve">. </w:t>
+            </w:r>
+            <w:r>
+              <w:t xml:space="preserve">This proof uses</w:t>
+            </w:r>
+            <w:r>
+              <w:t xml:space="preserve"> </w:t>
+            </w:r>
+            <w:hyperlink w:anchor="def-OR">
+              <w:r>
+                <w:rPr>
+                  <w:rStyle w:val="Hyperlink"/>
+                </w:rPr>
+                <w:t xml:space="preserve">Definition 12</w:t>
+              </w:r>
+            </w:hyperlink>
+            <w:r>
+              <w:t xml:space="preserve"> </w:t>
+            </w:r>
+            <w:r>
+              <w:t xml:space="preserve">and</w:t>
+            </w:r>
+            <w:r>
+              <w:t xml:space="preserve"> </w:t>
+            </w:r>
+            <w:hyperlink w:anchor="thm-prob-to-odds">
+              <w:r>
+                <w:rPr>
+                  <w:rStyle w:val="Hyperlink"/>
+                </w:rPr>
+                <w:t xml:space="preserve">Theorem 2</w:t>
+              </w:r>
+            </w:hyperlink>
+            <w:r>
+              <w:t xml:space="preserve">:</w:t>
             </w:r>
           </w:p>
           <w:p>
@@ -26333,7 +26667,7 @@
                         <m:nor/>
                         <m:sty m:val="p"/>
                       </m:rPr>
-                      <m:t>(@def-OR)</m:t>
+                      <m:t>(definition of odds ratio)</m:t>
                     </m:r>
                   </m:e>
                   <m:e>
@@ -26482,7 +26816,7 @@
                         <m:nor/>
                         <m:sty m:val="p"/>
                       </m:rPr>
-                      <m:t>(@thm-prob-to-odds, applied to each odds)</m:t>
+                      <m:t>(odds as a function of probability, applied to each odds)</m:t>
                     </m:r>
                   </m:e>
                 </m:eqArr>
@@ -26545,7 +26879,7 @@
               <w:bottom w:w="108" w:type="dxa"/>
             </w:tcMar>
           </w:tcPr>
-          <w:bookmarkStart w:id="131" w:name="exm-or-ratio-ratio"/>
+          <w:bookmarkStart w:id="137" w:name="exm-or-ratio-ratio"/>
           <w:p>
             <w:pPr>
               <w:pStyle w:val="BodyText"/>
@@ -26721,7 +27055,44 @@
               <w:t xml:space="preserve"> </w:t>
             </w:r>
             <w:r>
-              <w:t xml:space="preserve">each of which is itself a ratio of probabilities:</w:t>
+              <w:t xml:space="preserve">each of which is itself a ratio of probabilities.</w:t>
+            </w:r>
+            <w:r>
+              <w:t xml:space="preserve"> </w:t>
+            </w:r>
+            <w:r>
+              <w:t xml:space="preserve">The steps use</w:t>
+            </w:r>
+            <w:r>
+              <w:t xml:space="preserve"> </w:t>
+            </w:r>
+            <w:hyperlink w:anchor="def-OR">
+              <w:r>
+                <w:rPr>
+                  <w:rStyle w:val="Hyperlink"/>
+                </w:rPr>
+                <w:t xml:space="preserve">Definition 12</w:t>
+              </w:r>
+            </w:hyperlink>
+            <w:r>
+              <w:t xml:space="preserve"> </w:t>
+            </w:r>
+            <w:r>
+              <w:t xml:space="preserve">and</w:t>
+            </w:r>
+            <w:r>
+              <w:t xml:space="preserve"> </w:t>
+            </w:r>
+            <w:hyperlink w:anchor="thm-prob-to-odds">
+              <w:r>
+                <w:rPr>
+                  <w:rStyle w:val="Hyperlink"/>
+                </w:rPr>
+                <w:t xml:space="preserve">Theorem 2</w:t>
+              </w:r>
+            </w:hyperlink>
+            <w:r>
+              <w:t xml:space="preserve">:</w:t>
             </w:r>
           </w:p>
           <w:p>
@@ -26898,7 +27269,7 @@
                         <m:nor/>
                         <m:sty m:val="p"/>
                       </m:rPr>
-                      <m:t>(@def-OR)</m:t>
+                      <m:t>(definition of odds ratio)</m:t>
                     </m:r>
                   </m:e>
                   <m:e>
@@ -27095,7 +27466,7 @@
                         <m:nor/>
                         <m:sty m:val="p"/>
                       </m:rPr>
-                      <m:t>(@thm-prob-to-odds, applied to each odds)</m:t>
+                      <m:t>(odds as a function of probability, applied to each odds)</m:t>
                     </m:r>
                   </m:e>
                   <m:e>
@@ -27341,7 +27712,7 @@
               </m:oMath>
             </m:oMathPara>
           </w:p>
-          <w:bookmarkEnd w:id="131"/>
+          <w:bookmarkEnd w:id="137"/>
           <w:p/>
         </w:tc>
       </w:tr>
@@ -27398,7 +27769,7 @@
               <w:bottom w:w="108" w:type="dxa"/>
             </w:tcMar>
           </w:tcPr>
-          <w:bookmarkStart w:id="132" w:name="exm-OR"/>
+          <w:bookmarkStart w:id="138" w:name="exm-OR"/>
           <w:p>
             <w:pPr>
               <w:pStyle w:val="BodyText"/>
@@ -27651,12 +28022,12 @@
               </m:oMath>
             </m:oMathPara>
           </w:p>
-          <w:bookmarkEnd w:id="132"/>
+          <w:bookmarkEnd w:id="138"/>
           <w:p/>
         </w:tc>
       </w:tr>
     </w:tbl>
-    <w:bookmarkStart w:id="135" w:name="X4966733aaec89b0aacdc2f2a21196a25466d4a7"/>
+    <w:bookmarkStart w:id="141" w:name="X4966733aaec89b0aacdc2f2a21196a25466d4a7"/>
     <w:p>
       <w:pPr>
         <w:pStyle w:val="Heading4"/>
@@ -27700,7 +28071,7 @@
       <w:tr>
         <w:tc>
           <w:tcPr/>
-          <w:bookmarkStart w:id="133" w:name="tbl-2x2-generic"/>
+          <w:bookmarkStart w:id="139" w:name="tbl-2x2-generic"/>
           <w:p>
             <w:pPr>
               <w:jc w:val="center"/>
@@ -27926,7 +28297,7 @@
               </w:tc>
             </w:tr>
           </w:tbl>
-          <w:bookmarkEnd w:id="133"/>
+          <w:bookmarkEnd w:id="139"/>
           <w:p/>
         </w:tc>
       </w:tr>
@@ -28660,7 +29031,7 @@
               <w:spacing w:before="16" w:after="64"/>
             </w:pPr>
           </w:p>
-          <w:bookmarkStart w:id="134" w:name="exr-odds-generic"/>
+          <w:bookmarkStart w:id="140" w:name="exr-odds-generic"/>
           <w:p>
             <w:pPr>
               <w:pStyle w:val="BodyText"/>
@@ -28792,12 +29163,12 @@
               <w:t xml:space="preserve">.</w:t>
             </w:r>
           </w:p>
-          <w:bookmarkEnd w:id="134"/>
+          <w:bookmarkEnd w:id="140"/>
         </w:tc>
       </w:tr>
     </w:tbl>
-    <w:bookmarkEnd w:id="135"/>
-    <w:bookmarkStart w:id="143" w:name="sec-OR-props"/>
+    <w:bookmarkEnd w:id="141"/>
+    <w:bookmarkStart w:id="149" w:name="sec-OR-props"/>
     <w:p>
       <w:pPr>
         <w:pStyle w:val="Heading4"/>
@@ -28848,7 +29219,7 @@
               <w:spacing w:before="16" w:after="64"/>
             </w:pPr>
           </w:p>
-          <w:bookmarkStart w:id="136" w:name="thm-or-swap"/>
+          <w:bookmarkStart w:id="142" w:name="thm-or-swap"/>
           <w:p>
             <w:pPr>
               <w:pStyle w:val="BodyText"/>
@@ -28987,7 +29358,7 @@
               </m:oMath>
             </m:oMathPara>
           </w:p>
-          <w:bookmarkEnd w:id="136"/>
+          <w:bookmarkEnd w:id="142"/>
         </w:tc>
       </w:tr>
     </w:tbl>
@@ -29097,7 +29468,7 @@
             <w:r>
               <w:t xml:space="preserve"> </w:t>
             </w:r>
-            <w:hyperlink r:id="rId137">
+            <w:hyperlink r:id="rId143">
               <w:r>
                 <w:rPr>
                   <w:rStyle w:val="Hyperlink"/>
@@ -29117,7 +29488,7 @@
             <w:r>
               <w:t xml:space="preserve"> </w:t>
             </w:r>
-            <w:hyperlink r:id="rId138">
+            <w:hyperlink r:id="rId144">
               <w:r>
                 <w:rPr>
                   <w:rStyle w:val="Hyperlink"/>
@@ -32207,7 +32578,7 @@
               <w:bottom w:w="108" w:type="dxa"/>
             </w:tcMar>
           </w:tcPr>
-          <w:bookmarkStart w:id="139" w:name="exm-or-inv-MI"/>
+          <w:bookmarkStart w:id="145" w:name="exm-or-inv-MI"/>
           <w:p>
             <w:pPr>
               <w:pStyle w:val="BodyText"/>
@@ -32408,7 +32779,44 @@
               <w:t xml:space="preserve"> </w:t>
             </w:r>
             <w:r>
-              <w:t xml:space="preserve">(the odds of MI, comparing OC users to non-users) is:</w:t>
+              <w:t xml:space="preserve">(the odds of MI, comparing OC users to non-users) is,</w:t>
+            </w:r>
+            <w:r>
+              <w:t xml:space="preserve"> </w:t>
+            </w:r>
+            <w:r>
+              <w:t xml:space="preserve">using</w:t>
+            </w:r>
+            <w:r>
+              <w:t xml:space="preserve"> </w:t>
+            </w:r>
+            <w:hyperlink w:anchor="def-OR">
+              <w:r>
+                <w:rPr>
+                  <w:rStyle w:val="Hyperlink"/>
+                </w:rPr>
+                <w:t xml:space="preserve">Definition 12</w:t>
+              </w:r>
+            </w:hyperlink>
+            <w:r>
+              <w:t xml:space="preserve"> </w:t>
+            </w:r>
+            <w:r>
+              <w:t xml:space="preserve">and</w:t>
+            </w:r>
+            <w:r>
+              <w:t xml:space="preserve"> </w:t>
+            </w:r>
+            <w:hyperlink w:anchor="thm-est-odds">
+              <w:r>
+                <w:rPr>
+                  <w:rStyle w:val="Hyperlink"/>
+                </w:rPr>
+                <w:t xml:space="preserve">Theorem 3</w:t>
+              </w:r>
+            </w:hyperlink>
+            <w:r>
+              <w:t xml:space="preserve">:</w:t>
             </w:r>
           </w:p>
           <w:p>
@@ -32603,7 +33011,7 @@
                         <m:nor/>
                         <m:sty m:val="p"/>
                       </m:rPr>
-                      <m:t>(@def-OR, applied to the estimated odds)</m:t>
+                      <m:t>(definition of odds ratio, applied to the estimated odds)</m:t>
                     </m:r>
                   </m:e>
                   <m:e>
@@ -32660,7 +33068,7 @@
                         <m:nor/>
                         <m:sty m:val="p"/>
                       </m:rPr>
-                      <m:t>(@thm-est-odds: estimated odds = events/non-events; counts from @exm-oc-mi)</m:t>
+                      <m:t>(one-sample MLE for odds: events/non-events)</m:t>
                     </m:r>
                   </m:e>
                   <m:e>
@@ -32784,7 +33192,44 @@
               <w:t xml:space="preserve"> </w:t>
             </w:r>
             <w:r>
-              <w:t xml:space="preserve">(the odds of OC use, comparing MI cases to non-cases) is:</w:t>
+              <w:t xml:space="preserve">(the odds of OC use, comparing MI cases to non-cases) is,</w:t>
+            </w:r>
+            <w:r>
+              <w:t xml:space="preserve"> </w:t>
+            </w:r>
+            <w:r>
+              <w:t xml:space="preserve">using</w:t>
+            </w:r>
+            <w:r>
+              <w:t xml:space="preserve"> </w:t>
+            </w:r>
+            <w:hyperlink w:anchor="def-OR">
+              <w:r>
+                <w:rPr>
+                  <w:rStyle w:val="Hyperlink"/>
+                </w:rPr>
+                <w:t xml:space="preserve">Definition 12</w:t>
+              </w:r>
+            </w:hyperlink>
+            <w:r>
+              <w:t xml:space="preserve"> </w:t>
+            </w:r>
+            <w:r>
+              <w:t xml:space="preserve">and</w:t>
+            </w:r>
+            <w:r>
+              <w:t xml:space="preserve"> </w:t>
+            </w:r>
+            <w:hyperlink w:anchor="thm-est-odds">
+              <w:r>
+                <w:rPr>
+                  <w:rStyle w:val="Hyperlink"/>
+                </w:rPr>
+                <w:t xml:space="preserve">Theorem 3</w:t>
+              </w:r>
+            </w:hyperlink>
+            <w:r>
+              <w:t xml:space="preserve">:</w:t>
             </w:r>
           </w:p>
           <w:p>
@@ -32979,7 +33424,7 @@
                         <m:nor/>
                         <m:sty m:val="p"/>
                       </m:rPr>
-                      <m:t>(@def-OR, applied to the estimated odds)</m:t>
+                      <m:t>(definition of odds ratio, applied to the estimated odds)</m:t>
                     </m:r>
                   </m:e>
                   <m:e>
@@ -33036,7 +33481,7 @@
                         <m:nor/>
                         <m:sty m:val="p"/>
                       </m:rPr>
-                      <m:t>(@thm-est-odds: estimated odds = events/non-events; counts from @exm-oc-mi)</m:t>
+                      <m:t>(one-sample MLE for odds: events/non-events)</m:t>
                     </m:r>
                   </m:e>
                   <m:e>
@@ -33137,7 +33582,7 @@
               <w:t xml:space="preserve">.</w:t>
             </w:r>
           </w:p>
-          <w:bookmarkEnd w:id="139"/>
+          <w:bookmarkEnd w:id="145"/>
           <w:p/>
         </w:tc>
       </w:tr>
@@ -33176,7 +33621,7 @@
               <w:spacing w:before="16" w:after="64"/>
             </w:pPr>
           </w:p>
-          <w:bookmarkStart w:id="140" w:name="exr-2x2-generic"/>
+          <w:bookmarkStart w:id="146" w:name="exr-2x2-generic"/>
           <w:p>
             <w:pPr>
               <w:pStyle w:val="BodyText"/>
@@ -33389,7 +33834,7 @@
               <w:t xml:space="preserve">.</w:t>
             </w:r>
           </w:p>
-          <w:bookmarkEnd w:id="140"/>
+          <w:bookmarkEnd w:id="146"/>
         </w:tc>
       </w:tr>
     </w:tbl>
@@ -33435,7 +33880,7 @@
               <w:spacing w:before="16" w:after="64"/>
             </w:pPr>
           </w:p>
-          <w:bookmarkStart w:id="141" w:name="thm-conditional-OR-swap"/>
+          <w:bookmarkStart w:id="147" w:name="thm-conditional-OR-swap"/>
           <w:p>
             <w:pPr>
               <w:pStyle w:val="BodyText"/>
@@ -33603,7 +34048,7 @@
               </m:oMath>
             </m:oMathPara>
           </w:p>
-          <w:bookmarkEnd w:id="141"/>
+          <w:bookmarkEnd w:id="147"/>
         </w:tc>
       </w:tr>
     </w:tbl>
@@ -33781,7 +34226,7 @@
               <w:bottom w:w="108" w:type="dxa"/>
             </w:tcMar>
           </w:tcPr>
-          <w:bookmarkStart w:id="142" w:name="exm-conditional-or-swap"/>
+          <w:bookmarkStart w:id="148" w:name="exm-conditional-or-swap"/>
           <w:p>
             <w:pPr>
               <w:pStyle w:val="BodyText"/>
@@ -34124,13 +34569,13 @@
               <w:t xml:space="preserve">which likewise agree.</w:t>
             </w:r>
           </w:p>
-          <w:bookmarkEnd w:id="142"/>
+          <w:bookmarkEnd w:id="148"/>
           <w:p/>
         </w:tc>
       </w:tr>
     </w:tbl>
-    <w:bookmarkEnd w:id="143"/>
-    <w:bookmarkStart w:id="154" w:name="sec-OR-RR"/>
+    <w:bookmarkEnd w:id="149"/>
+    <w:bookmarkStart w:id="160" w:name="sec-OR-RR"/>
     <w:p>
       <w:pPr>
         <w:pStyle w:val="Heading4"/>
@@ -34147,7 +34592,7 @@
         <w:t xml:space="preserve">When the outcome is rare (i.e., its probability is small) for both groups being compared in an odds ratio, the odds of the outcome will be similar to the probability of the outcome, and thus the risk ratio will be similar to the odds ratio.</w:t>
       </w:r>
     </w:p>
-    <w:bookmarkStart w:id="145" w:name="case-1-rare-events"/>
+    <w:bookmarkStart w:id="151" w:name="case-1-rare-events"/>
     <w:p>
       <w:pPr>
         <w:pStyle w:val="Heading5"/>
@@ -34422,7 +34867,7 @@
               <w:bottom w:w="108" w:type="dxa"/>
             </w:tcMar>
           </w:tcPr>
-          <w:bookmarkStart w:id="144" w:name="exm-or-rr-OC-MI"/>
+          <w:bookmarkStart w:id="150" w:name="exm-or-rr-OC-MI"/>
           <w:p>
             <w:pPr>
               <w:pStyle w:val="BodyText"/>
@@ -34455,13 +34900,13 @@
               <w:t xml:space="preserve">, the outcome is rare for both OC and non-OC participants, so the odds for both groups are similar to the corresponding probabilities, and the odds ratio is similar the risk ratio.</w:t>
             </w:r>
           </w:p>
-          <w:bookmarkEnd w:id="144"/>
+          <w:bookmarkEnd w:id="150"/>
           <w:p/>
         </w:tc>
       </w:tr>
     </w:tbl>
-    <w:bookmarkEnd w:id="145"/>
-    <w:bookmarkStart w:id="153" w:name="case-2-frequent-events"/>
+    <w:bookmarkEnd w:id="151"/>
+    <w:bookmarkStart w:id="159" w:name="case-2-frequent-events"/>
     <w:p>
       <w:pPr>
         <w:pStyle w:val="Heading5"/>
@@ -34726,7 +35171,7 @@
               <w:spacing w:before="16" w:after="64"/>
             </w:pPr>
           </w:p>
-          <w:bookmarkStart w:id="147" w:name="thm-rare-disease-or-rr"/>
+          <w:bookmarkStart w:id="153" w:name="thm-rare-disease-or-rr"/>
           <w:p>
             <w:pPr>
               <w:pStyle w:val="BodyText"/>
@@ -34804,7 +35249,7 @@
             <w:pPr>
               <w:pStyle w:val="BodyText"/>
             </w:pPr>
-            <w:bookmarkStart w:id="146" w:name="eq-or-rr-correction"/>
+            <w:bookmarkStart w:id="152" w:name="eq-or-rr-correction"/>
             <m:oMathPara>
               <m:oMathParaPr>
                 <m:jc m:val="center"/>
@@ -34987,7 +35432,7 @@
                 </m:r>
               </m:oMath>
             </m:oMathPara>
-            <w:bookmarkEnd w:id="146"/>
+            <w:bookmarkEnd w:id="152"/>
           </w:p>
           <w:p>
             <w:pPr>
@@ -35117,7 +35562,7 @@
               <w:t xml:space="preserve">so the odds ratio is close to the risk ratio.</w:t>
             </w:r>
           </w:p>
-          <w:bookmarkEnd w:id="147"/>
+          <w:bookmarkEnd w:id="153"/>
         </w:tc>
       </w:tr>
     </w:tbl>
@@ -35186,6 +35631,51 @@
             </w:r>
             <w:r>
               <w:t xml:space="preserve">. </w:t>
+            </w:r>
+            <w:r>
+              <w:t xml:space="preserve">This proof uses</w:t>
+            </w:r>
+            <w:r>
+              <w:t xml:space="preserve"> </w:t>
+            </w:r>
+            <w:hyperlink w:anchor="def-OR">
+              <w:r>
+                <w:rPr>
+                  <w:rStyle w:val="Hyperlink"/>
+                </w:rPr>
+                <w:t xml:space="preserve">Definition 12</w:t>
+              </w:r>
+            </w:hyperlink>
+            <w:r>
+              <w:t xml:space="preserve">,</w:t>
+            </w:r>
+            <w:r>
+              <w:t xml:space="preserve"> </w:t>
+            </w:r>
+            <w:hyperlink w:anchor="thm-prob-to-odds">
+              <w:r>
+                <w:rPr>
+                  <w:rStyle w:val="Hyperlink"/>
+                </w:rPr>
+                <w:t xml:space="preserve">Theorem 2</w:t>
+              </w:r>
+            </w:hyperlink>
+            <w:r>
+              <w:t xml:space="preserve">, and</w:t>
+            </w:r>
+            <w:r>
+              <w:t xml:space="preserve"> </w:t>
+            </w:r>
+            <w:hyperlink w:anchor="def-RR">
+              <w:r>
+                <w:rPr>
+                  <w:rStyle w:val="Hyperlink"/>
+                </w:rPr>
+                <w:t xml:space="preserve">Definition 5</w:t>
+              </w:r>
+            </w:hyperlink>
+            <w:r>
+              <w:t xml:space="preserve">:</w:t>
             </w:r>
           </w:p>
           <w:p>
@@ -35314,7 +35804,7 @@
                         <m:nor/>
                         <m:sty m:val="p"/>
                       </m:rPr>
-                      <m:t>(@def-OR)</m:t>
+                      <m:t>(definition of odds ratio)</m:t>
                     </m:r>
                   </m:e>
                   <m:e>
@@ -35463,7 +35953,7 @@
                         <m:nor/>
                         <m:sty m:val="p"/>
                       </m:rPr>
-                      <m:t>(@thm-prob-to-odds, applied to each odds)</m:t>
+                      <m:t>(odds as a function of probability, applied to each odds)</m:t>
                     </m:r>
                   </m:e>
                   <m:e>
@@ -35703,7 +36193,7 @@
                         <m:nor/>
                         <m:sty m:val="p"/>
                       </m:rPr>
-                      <m:t>(@def-RR)</m:t>
+                      <m:t>(definition of risk ratio)</m:t>
                     </m:r>
                   </m:e>
                 </m:eqArr>
@@ -35766,7 +36256,7 @@
               <w:bottom w:w="108" w:type="dxa"/>
             </w:tcMar>
           </w:tcPr>
-          <w:bookmarkStart w:id="148" w:name="exm-or-rr-correction"/>
+          <w:bookmarkStart w:id="154" w:name="exm-or-rr-correction"/>
           <w:p>
             <w:pPr>
               <w:pStyle w:val="BodyText"/>
@@ -36144,7 +36634,7 @@
               <w:t xml:space="preserve">so the odds ratio (1.5) and risk ratio (1.25) diverge.</w:t>
             </w:r>
           </w:p>
-          <w:bookmarkEnd w:id="148"/>
+          <w:bookmarkEnd w:id="154"/>
           <w:p/>
         </w:tc>
       </w:tr>
@@ -36187,7 +36677,7 @@
       <w:tr>
         <w:tc>
           <w:tcPr/>
-          <w:bookmarkStart w:id="152" w:name="fig-rd-rr-or"/>
+          <w:bookmarkStart w:id="158" w:name="fig-rd-rr-or"/>
           <w:p>
             <w:pPr>
               <w:pStyle w:val="SourceCode"/>
@@ -38295,6 +38785,468 @@
                 <w:rStyle w:val="StringTok"/>
               </w:rPr>
               <w:t xml:space="preserve">"Odds Ratio"</w:t>
+            </w:r>
+            <w:r>
+              <w:br/>
+            </w:r>
+            <w:r>
+              <w:rPr>
+                <w:rStyle w:val="NormalTok"/>
+              </w:rPr>
+              <w:t xml:space="preserve">    ) </w:t>
+            </w:r>
+            <w:r>
+              <w:rPr>
+                <w:rStyle w:val="SpecialCharTok"/>
+              </w:rPr>
+              <w:t xml:space="preserve">|&gt;</w:t>
+            </w:r>
+            <w:r>
+              <w:br/>
+            </w:r>
+            <w:r>
+              <w:rPr>
+                <w:rStyle w:val="NormalTok"/>
+              </w:rPr>
+              <w:t xml:space="preserve">    </w:t>
+            </w:r>
+            <w:r>
+              <w:rPr>
+                <w:rStyle w:val="CommentTok"/>
+              </w:rPr>
+              <w:t xml:space="preserve"># highlight the x = y line, where the two probabilities are equal:</w:t>
+            </w:r>
+            <w:r>
+              <w:br/>
+            </w:r>
+            <w:r>
+              <w:rPr>
+                <w:rStyle w:val="NormalTok"/>
+              </w:rPr>
+              <w:t xml:space="preserve">    </w:t>
+            </w:r>
+            <w:r>
+              <w:rPr>
+                <w:rStyle w:val="CommentTok"/>
+              </w:rPr>
+              <w:t xml:space="preserve"># there, the risk difference is 0 and the risk and odds ratios are 1</w:t>
+            </w:r>
+            <w:r>
+              <w:br/>
+            </w:r>
+            <w:r>
+              <w:rPr>
+                <w:rStyle w:val="NormalTok"/>
+              </w:rPr>
+              <w:t xml:space="preserve">    plotly</w:t>
+            </w:r>
+            <w:r>
+              <w:rPr>
+                <w:rStyle w:val="SpecialCharTok"/>
+              </w:rPr>
+              <w:t xml:space="preserve">::</w:t>
+            </w:r>
+            <w:r>
+              <w:rPr>
+                <w:rStyle w:val="FunctionTok"/>
+              </w:rPr>
+              <w:t xml:space="preserve">add_trace</w:t>
+            </w:r>
+            <w:r>
+              <w:rPr>
+                <w:rStyle w:val="NormalTok"/>
+              </w:rPr>
+              <w:t xml:space="preserve">(</w:t>
+            </w:r>
+            <w:r>
+              <w:br/>
+            </w:r>
+            <w:r>
+              <w:rPr>
+                <w:rStyle w:val="NormalTok"/>
+              </w:rPr>
+              <w:t xml:space="preserve">      </w:t>
+            </w:r>
+            <w:r>
+              <w:rPr>
+                <w:rStyle w:val="AttributeTok"/>
+              </w:rPr>
+              <w:t xml:space="preserve">type =</w:t>
+            </w:r>
+            <w:r>
+              <w:rPr>
+                <w:rStyle w:val="NormalTok"/>
+              </w:rPr>
+              <w:t xml:space="preserve"> </w:t>
+            </w:r>
+            <w:r>
+              <w:rPr>
+                <w:rStyle w:val="StringTok"/>
+              </w:rPr>
+              <w:t xml:space="preserve">"scatter3d"</w:t>
+            </w:r>
+            <w:r>
+              <w:rPr>
+                <w:rStyle w:val="NormalTok"/>
+              </w:rPr>
+              <w:t xml:space="preserve">,</w:t>
+            </w:r>
+            <w:r>
+              <w:br/>
+            </w:r>
+            <w:r>
+              <w:rPr>
+                <w:rStyle w:val="NormalTok"/>
+              </w:rPr>
+              <w:t xml:space="preserve">      </w:t>
+            </w:r>
+            <w:r>
+              <w:rPr>
+                <w:rStyle w:val="AttributeTok"/>
+              </w:rPr>
+              <w:t xml:space="preserve">mode =</w:t>
+            </w:r>
+            <w:r>
+              <w:rPr>
+                <w:rStyle w:val="NormalTok"/>
+              </w:rPr>
+              <w:t xml:space="preserve"> </w:t>
+            </w:r>
+            <w:r>
+              <w:rPr>
+                <w:rStyle w:val="StringTok"/>
+              </w:rPr>
+              <w:t xml:space="preserve">"lines"</w:t>
+            </w:r>
+            <w:r>
+              <w:rPr>
+                <w:rStyle w:val="NormalTok"/>
+              </w:rPr>
+              <w:t xml:space="preserve">,</w:t>
+            </w:r>
+            <w:r>
+              <w:br/>
+            </w:r>
+            <w:r>
+              <w:rPr>
+                <w:rStyle w:val="NormalTok"/>
+              </w:rPr>
+              <w:t xml:space="preserve">      </w:t>
+            </w:r>
+            <w:r>
+              <w:rPr>
+                <w:rStyle w:val="AttributeTok"/>
+              </w:rPr>
+              <w:t xml:space="preserve">x =</w:t>
+            </w:r>
+            <w:r>
+              <w:rPr>
+                <w:rStyle w:val="NormalTok"/>
+              </w:rPr>
+              <w:t xml:space="preserve"> </w:t>
+            </w:r>
+            <w:r>
+              <w:rPr>
+                <w:rStyle w:val="FunctionTok"/>
+              </w:rPr>
+              <w:t xml:space="preserve">c</w:t>
+            </w:r>
+            <w:r>
+              <w:rPr>
+                <w:rStyle w:val="NormalTok"/>
+              </w:rPr>
+              <w:t xml:space="preserve">(probs, </w:t>
+            </w:r>
+            <w:r>
+              <w:rPr>
+                <w:rStyle w:val="ConstantTok"/>
+              </w:rPr>
+              <w:t xml:space="preserve">NA</w:t>
+            </w:r>
+            <w:r>
+              <w:rPr>
+                <w:rStyle w:val="NormalTok"/>
+              </w:rPr>
+              <w:t xml:space="preserve">, probs),</w:t>
+            </w:r>
+            <w:r>
+              <w:br/>
+            </w:r>
+            <w:r>
+              <w:rPr>
+                <w:rStyle w:val="NormalTok"/>
+              </w:rPr>
+              <w:t xml:space="preserve">      </w:t>
+            </w:r>
+            <w:r>
+              <w:rPr>
+                <w:rStyle w:val="AttributeTok"/>
+              </w:rPr>
+              <w:t xml:space="preserve">y =</w:t>
+            </w:r>
+            <w:r>
+              <w:rPr>
+                <w:rStyle w:val="NormalTok"/>
+              </w:rPr>
+              <w:t xml:space="preserve"> </w:t>
+            </w:r>
+            <w:r>
+              <w:rPr>
+                <w:rStyle w:val="FunctionTok"/>
+              </w:rPr>
+              <w:t xml:space="preserve">c</w:t>
+            </w:r>
+            <w:r>
+              <w:rPr>
+                <w:rStyle w:val="NormalTok"/>
+              </w:rPr>
+              <w:t xml:space="preserve">(probs, </w:t>
+            </w:r>
+            <w:r>
+              <w:rPr>
+                <w:rStyle w:val="ConstantTok"/>
+              </w:rPr>
+              <w:t xml:space="preserve">NA</w:t>
+            </w:r>
+            <w:r>
+              <w:rPr>
+                <w:rStyle w:val="NormalTok"/>
+              </w:rPr>
+              <w:t xml:space="preserve">, probs),</w:t>
+            </w:r>
+            <w:r>
+              <w:br/>
+            </w:r>
+            <w:r>
+              <w:rPr>
+                <w:rStyle w:val="NormalTok"/>
+              </w:rPr>
+              <w:t xml:space="preserve">      </w:t>
+            </w:r>
+            <w:r>
+              <w:rPr>
+                <w:rStyle w:val="AttributeTok"/>
+              </w:rPr>
+              <w:t xml:space="preserve">z =</w:t>
+            </w:r>
+            <w:r>
+              <w:rPr>
+                <w:rStyle w:val="NormalTok"/>
+              </w:rPr>
+              <w:t xml:space="preserve"> </w:t>
+            </w:r>
+            <w:r>
+              <w:rPr>
+                <w:rStyle w:val="FunctionTok"/>
+              </w:rPr>
+              <w:t xml:space="preserve">c</w:t>
+            </w:r>
+            <w:r>
+              <w:rPr>
+                <w:rStyle w:val="NormalTok"/>
+              </w:rPr>
+              <w:t xml:space="preserve">(</w:t>
+            </w:r>
+            <w:r>
+              <w:rPr>
+                <w:rStyle w:val="FunctionTok"/>
+              </w:rPr>
+              <w:t xml:space="preserve">rep</w:t>
+            </w:r>
+            <w:r>
+              <w:rPr>
+                <w:rStyle w:val="NormalTok"/>
+              </w:rPr>
+              <w:t xml:space="preserve">(</w:t>
+            </w:r>
+            <w:r>
+              <w:rPr>
+                <w:rStyle w:val="DecValTok"/>
+              </w:rPr>
+              <w:t xml:space="preserve">0</w:t>
+            </w:r>
+            <w:r>
+              <w:rPr>
+                <w:rStyle w:val="NormalTok"/>
+              </w:rPr>
+              <w:t xml:space="preserve">, n_ticks), </w:t>
+            </w:r>
+            <w:r>
+              <w:rPr>
+                <w:rStyle w:val="ConstantTok"/>
+              </w:rPr>
+              <w:t xml:space="preserve">NA</w:t>
+            </w:r>
+            <w:r>
+              <w:rPr>
+                <w:rStyle w:val="NormalTok"/>
+              </w:rPr>
+              <w:t xml:space="preserve">, </w:t>
+            </w:r>
+            <w:r>
+              <w:rPr>
+                <w:rStyle w:val="FunctionTok"/>
+              </w:rPr>
+              <w:t xml:space="preserve">rep</w:t>
+            </w:r>
+            <w:r>
+              <w:rPr>
+                <w:rStyle w:val="NormalTok"/>
+              </w:rPr>
+              <w:t xml:space="preserve">(</w:t>
+            </w:r>
+            <w:r>
+              <w:rPr>
+                <w:rStyle w:val="DecValTok"/>
+              </w:rPr>
+              <w:t xml:space="preserve">1</w:t>
+            </w:r>
+            <w:r>
+              <w:rPr>
+                <w:rStyle w:val="NormalTok"/>
+              </w:rPr>
+              <w:t xml:space="preserve">, n_ticks)),</w:t>
+            </w:r>
+            <w:r>
+              <w:br/>
+            </w:r>
+            <w:r>
+              <w:rPr>
+                <w:rStyle w:val="NormalTok"/>
+              </w:rPr>
+              <w:t xml:space="preserve">      </w:t>
+            </w:r>
+            <w:r>
+              <w:rPr>
+                <w:rStyle w:val="AttributeTok"/>
+              </w:rPr>
+              <w:t xml:space="preserve">line =</w:t>
+            </w:r>
+            <w:r>
+              <w:rPr>
+                <w:rStyle w:val="NormalTok"/>
+              </w:rPr>
+              <w:t xml:space="preserve"> </w:t>
+            </w:r>
+            <w:r>
+              <w:rPr>
+                <w:rStyle w:val="FunctionTok"/>
+              </w:rPr>
+              <w:t xml:space="preserve">list</w:t>
+            </w:r>
+            <w:r>
+              <w:rPr>
+                <w:rStyle w:val="NormalTok"/>
+              </w:rPr>
+              <w:t xml:space="preserve">(</w:t>
+            </w:r>
+            <w:r>
+              <w:rPr>
+                <w:rStyle w:val="AttributeTok"/>
+              </w:rPr>
+              <w:t xml:space="preserve">color =</w:t>
+            </w:r>
+            <w:r>
+              <w:rPr>
+                <w:rStyle w:val="NormalTok"/>
+              </w:rPr>
+              <w:t xml:space="preserve"> </w:t>
+            </w:r>
+            <w:r>
+              <w:rPr>
+                <w:rStyle w:val="StringTok"/>
+              </w:rPr>
+              <w:t xml:space="preserve">"black"</w:t>
+            </w:r>
+            <w:r>
+              <w:rPr>
+                <w:rStyle w:val="NormalTok"/>
+              </w:rPr>
+              <w:t xml:space="preserve">, </w:t>
+            </w:r>
+            <w:r>
+              <w:rPr>
+                <w:rStyle w:val="AttributeTok"/>
+              </w:rPr>
+              <w:t xml:space="preserve">width =</w:t>
+            </w:r>
+            <w:r>
+              <w:rPr>
+                <w:rStyle w:val="NormalTok"/>
+              </w:rPr>
+              <w:t xml:space="preserve"> </w:t>
+            </w:r>
+            <w:r>
+              <w:rPr>
+                <w:rStyle w:val="DecValTok"/>
+              </w:rPr>
+              <w:t xml:space="preserve">8</w:t>
+            </w:r>
+            <w:r>
+              <w:rPr>
+                <w:rStyle w:val="NormalTok"/>
+              </w:rPr>
+              <w:t xml:space="preserve">),</w:t>
+            </w:r>
+            <w:r>
+              <w:br/>
+            </w:r>
+            <w:r>
+              <w:rPr>
+                <w:rStyle w:val="NormalTok"/>
+              </w:rPr>
+              <w:t xml:space="preserve">      </w:t>
+            </w:r>
+            <w:r>
+              <w:rPr>
+                <w:rStyle w:val="AttributeTok"/>
+              </w:rPr>
+              <w:t xml:space="preserve">name =</w:t>
+            </w:r>
+            <w:r>
+              <w:rPr>
+                <w:rStyle w:val="NormalTok"/>
+              </w:rPr>
+              <w:t xml:space="preserve"> </w:t>
+            </w:r>
+            <w:r>
+              <w:rPr>
+                <w:rStyle w:val="StringTok"/>
+              </w:rPr>
+              <w:t xml:space="preserve">"equal probabilities (x = y)"</w:t>
+            </w:r>
+            <w:r>
+              <w:rPr>
+                <w:rStyle w:val="NormalTok"/>
+              </w:rPr>
+              <w:t xml:space="preserve">,</w:t>
+            </w:r>
+            <w:r>
+              <w:br/>
+            </w:r>
+            <w:r>
+              <w:rPr>
+                <w:rStyle w:val="NormalTok"/>
+              </w:rPr>
+              <w:t xml:space="preserve">      </w:t>
+            </w:r>
+            <w:r>
+              <w:rPr>
+                <w:rStyle w:val="AttributeTok"/>
+              </w:rPr>
+              <w:t xml:space="preserve">inherit =</w:t>
+            </w:r>
+            <w:r>
+              <w:rPr>
+                <w:rStyle w:val="NormalTok"/>
+              </w:rPr>
+              <w:t xml:space="preserve"> </w:t>
+            </w:r>
+            <w:r>
+              <w:rPr>
+                <w:rStyle w:val="ConstantTok"/>
+              </w:rPr>
+              <w:t xml:space="preserve">FALSE</w:t>
             </w:r>
             <w:r>
               <w:br/>
@@ -38939,18 +39891,18 @@
                 <wp:inline>
                   <wp:extent cx="5334000" cy="4267200"/>
                   <wp:effectExtent b="0" l="0" r="0" t="0"/>
-                  <wp:docPr descr="" title="" id="150" name="Picture"/>
+                  <wp:docPr descr="" title="" id="156" name="Picture"/>
                   <a:graphic>
                     <a:graphicData uri="http://schemas.openxmlformats.org/drawingml/2006/picture">
                       <pic:pic>
                         <pic:nvPicPr>
-                          <pic:cNvPr descr="binary-outcome-associations_files/figure-docx/graph-rd-rr-or-1.png" id="151" name="Picture"/>
+                          <pic:cNvPr descr="binary-outcome-associations_files/figure-docx/graph-rd-rr-or-1.png" id="157" name="Picture"/>
                           <pic:cNvPicPr>
                             <a:picLocks noChangeArrowheads="1" noChangeAspect="1"/>
                           </pic:cNvPicPr>
                         </pic:nvPicPr>
                         <pic:blipFill>
-                          <a:blip r:embed="rId149"/>
+                          <a:blip r:embed="rId155"/>
                           <a:stretch>
                             <a:fillRect/>
                           </a:stretch>
@@ -38987,10 +39939,57 @@
               <w:pStyle w:val="ImageCaption"/>
             </w:pPr>
             <w:r>
-              <w:t xml:space="preserve">Figure 3: Graph of risk difference, risk ratio, and odds ratio</w:t>
+              <w:t xml:space="preserve">Figure 3: Graph of risk difference, risk ratio, and odds ratio.</w:t>
+            </w:r>
+            <w:r>
+              <w:t xml:space="preserve"> </w:t>
+            </w:r>
+            <w:r>
+              <w:t xml:space="preserve">The black lines mark where the two probabilities are equal</w:t>
+            </w:r>
+            <w:r>
+              <w:t xml:space="preserve"> </w:t>
+            </w:r>
+            <w:r>
+              <w:t xml:space="preserve">(the</w:t>
+            </w:r>
+            <w:r>
+              <w:t xml:space="preserve"> </w:t>
+            </w:r>
+            <m:oMath>
+              <m:r>
+                <m:t>x</m:t>
+              </m:r>
+              <m:r>
+                <m:rPr>
+                  <m:sty m:val="p"/>
+                </m:rPr>
+                <m:t>=</m:t>
+              </m:r>
+              <m:r>
+                <m:t>y</m:t>
+              </m:r>
+            </m:oMath>
+            <w:r>
+              <w:t xml:space="preserve"> </w:t>
+            </w:r>
+            <w:r>
+              <w:t xml:space="preserve">line):</w:t>
+            </w:r>
+            <w:r>
+              <w:t xml:space="preserve"> </w:t>
+            </w:r>
+            <w:r>
+              <w:t xml:space="preserve">there, the risk difference is 0</w:t>
+            </w:r>
+            <w:r>
+              <w:t xml:space="preserve"> </w:t>
+            </w:r>
+            <w:r>
+              <w:t xml:space="preserve">and the risk ratio and odds ratio are both 1.</w:t>
             </w:r>
           </w:p>
-          <w:bookmarkEnd w:id="152"/>
+          <w:bookmarkEnd w:id="158"/>
         </w:tc>
       </w:tr>
     </w:tbl>
@@ -39181,9 +40180,9 @@
         <w:t xml:space="preserve">).</w:t>
       </w:r>
     </w:p>
-    <w:bookmarkEnd w:id="153"/>
-    <w:bookmarkEnd w:id="154"/>
-    <w:bookmarkStart w:id="160" w:name="sec-CC-studies"/>
+    <w:bookmarkEnd w:id="159"/>
+    <w:bookmarkEnd w:id="160"/>
+    <w:bookmarkStart w:id="166" w:name="sec-CC-studies"/>
     <w:p>
       <w:pPr>
         <w:pStyle w:val="Heading4"/>
@@ -39365,7 +40364,7 @@
               <w:spacing w:before="16" w:after="64"/>
             </w:pPr>
           </w:p>
-          <w:bookmarkStart w:id="155" w:name="def-disease-OR"/>
+          <w:bookmarkStart w:id="161" w:name="def-disease-OR"/>
           <w:p>
             <w:pPr>
               <w:pStyle w:val="BodyText"/>
@@ -39583,7 +40582,7 @@
               </m:oMath>
             </m:oMathPara>
           </w:p>
-          <w:bookmarkEnd w:id="155"/>
+          <w:bookmarkEnd w:id="161"/>
         </w:tc>
       </w:tr>
     </w:tbl>
@@ -39723,7 +40722,7 @@
               <w:spacing w:before="16" w:after="64"/>
             </w:pPr>
           </w:p>
-          <w:bookmarkStart w:id="156" w:name="def-exposure-OR"/>
+          <w:bookmarkStart w:id="162" w:name="def-exposure-OR"/>
           <w:p>
             <w:pPr>
               <w:pStyle w:val="BodyText"/>
@@ -39941,7 +40940,7 @@
               </m:oMath>
             </m:oMathPara>
           </w:p>
-          <w:bookmarkEnd w:id="156"/>
+          <w:bookmarkEnd w:id="162"/>
         </w:tc>
       </w:tr>
     </w:tbl>
@@ -40011,7 +41010,7 @@
               <w:bottom w:w="108" w:type="dxa"/>
             </w:tcMar>
           </w:tcPr>
-          <w:bookmarkStart w:id="157" w:name="exm-exposure-OR-oc-mi"/>
+          <w:bookmarkStart w:id="163" w:name="exm-exposure-OR-oc-mi"/>
           <w:p>
             <w:pPr>
               <w:pStyle w:val="BodyText"/>
@@ -40479,7 +41478,7 @@
               </m:oMath>
             </m:oMathPara>
           </w:p>
-          <w:bookmarkEnd w:id="157"/>
+          <w:bookmarkEnd w:id="163"/>
           <w:p/>
         </w:tc>
       </w:tr>
@@ -40518,7 +41517,7 @@
               <w:spacing w:before="16" w:after="64"/>
             </w:pPr>
           </w:p>
-          <w:bookmarkStart w:id="158" w:name="exr-or-rev"/>
+          <w:bookmarkStart w:id="164" w:name="exr-or-rev"/>
           <w:p>
             <w:pPr>
               <w:pStyle w:val="BodyText"/>
@@ -40580,7 +41579,7 @@
               <w:t xml:space="preserve">.</w:t>
             </w:r>
           </w:p>
-          <w:bookmarkEnd w:id="158"/>
+          <w:bookmarkEnd w:id="164"/>
         </w:tc>
       </w:tr>
     </w:tbl>
@@ -40664,7 +41663,7 @@
             <w:tr>
               <w:tc>
                 <w:tcPr/>
-                <w:bookmarkStart w:id="159" w:name="tbl-oc-mi2"/>
+                <w:bookmarkStart w:id="165" w:name="tbl-oc-mi2"/>
                 <w:p>
                   <w:pPr>
                     <w:jc w:val="center"/>
@@ -40953,7 +41952,7 @@
                     </w:tc>
                   </w:tr>
                 </w:tbl>
-                <w:bookmarkEnd w:id="159"/>
+                <w:bookmarkEnd w:id="165"/>
                 <w:p/>
               </w:tc>
             </w:tr>
@@ -41546,8 +42545,8 @@
         </w:tc>
       </w:tr>
     </w:tbl>
-    <w:bookmarkEnd w:id="160"/>
-    <w:bookmarkStart w:id="161" w:name="odds-ratios-in-cross-sectional-studies"/>
+    <w:bookmarkEnd w:id="166"/>
+    <w:bookmarkStart w:id="167" w:name="odds-ratios-in-cross-sectional-studies"/>
     <w:p>
       <w:pPr>
         <w:pStyle w:val="Heading4"/>
@@ -41770,10 +42769,10 @@
         <w:t xml:space="preserve">ratios.</w:t>
       </w:r>
     </w:p>
-    <w:bookmarkEnd w:id="161"/>
-    <w:bookmarkEnd w:id="162"/>
-    <w:bookmarkEnd w:id="163"/>
-    <w:bookmarkStart w:id="196" w:name="the-logit-and-expit-functions"/>
+    <w:bookmarkEnd w:id="167"/>
+    <w:bookmarkEnd w:id="168"/>
+    <w:bookmarkEnd w:id="169"/>
+    <w:bookmarkStart w:id="202" w:name="the-logit-and-expit-functions"/>
     <w:p>
       <w:pPr>
         <w:pStyle w:val="Heading2"/>
@@ -41782,7 +42781,7 @@
         <w:t xml:space="preserve">1.4 The logit and expit functions</w:t>
       </w:r>
     </w:p>
-    <w:bookmarkStart w:id="180" w:name="the-logit-function"/>
+    <w:bookmarkStart w:id="186" w:name="the-logit-function"/>
     <w:p>
       <w:pPr>
         <w:pStyle w:val="Heading3"/>
@@ -41825,7 +42824,7 @@
               <w:spacing w:before="16" w:after="64"/>
             </w:pPr>
           </w:p>
-          <w:bookmarkStart w:id="165" w:name="def-logodds"/>
+          <w:bookmarkStart w:id="171" w:name="def-logodds"/>
           <w:p>
             <w:pPr>
               <w:pStyle w:val="BodyText"/>
@@ -41957,7 +42956,7 @@
             <w:pPr>
               <w:pStyle w:val="BodyText"/>
             </w:pPr>
-            <w:bookmarkStart w:id="164" w:name="eq-def-logodds"/>
+            <w:bookmarkStart w:id="170" w:name="eq-def-logodds"/>
             <m:oMathPara>
               <m:oMathParaPr>
                 <m:jc m:val="center"/>
@@ -42030,9 +43029,9 @@
                 </m:r>
               </m:oMath>
             </m:oMathPara>
-            <w:bookmarkEnd w:id="164"/>
+            <w:bookmarkEnd w:id="170"/>
           </w:p>
-          <w:bookmarkEnd w:id="165"/>
+          <w:bookmarkEnd w:id="171"/>
         </w:tc>
       </w:tr>
     </w:tbl>
@@ -42070,7 +43069,7 @@
               <w:spacing w:before="16" w:after="64"/>
             </w:pPr>
           </w:p>
-          <w:bookmarkStart w:id="167" w:name="thm-logodds-pi"/>
+          <w:bookmarkStart w:id="173" w:name="thm-logodds-pi"/>
           <w:p>
             <w:pPr>
               <w:pStyle w:val="BodyText"/>
@@ -42180,7 +43179,7 @@
             <w:pPr>
               <w:pStyle w:val="BodyText"/>
             </w:pPr>
-            <w:bookmarkStart w:id="166" w:name="eq-logodds-from-prob"/>
+            <w:bookmarkStart w:id="172" w:name="eq-logodds-from-prob"/>
             <m:oMathPara>
               <m:oMathParaPr>
                 <m:jc m:val="center"/>
@@ -42261,9 +43260,9 @@
                 </m:r>
               </m:oMath>
             </m:oMathPara>
-            <w:bookmarkEnd w:id="166"/>
+            <w:bookmarkEnd w:id="172"/>
           </w:p>
-          <w:bookmarkEnd w:id="167"/>
+          <w:bookmarkEnd w:id="173"/>
         </w:tc>
       </w:tr>
     </w:tbl>
@@ -42555,7 +43554,7 @@
               <w:spacing w:before="16" w:after="64"/>
             </w:pPr>
           </w:p>
-          <w:bookmarkStart w:id="169" w:name="def-logit-fn"/>
+          <w:bookmarkStart w:id="175" w:name="def-logit-fn"/>
           <w:p>
             <w:pPr>
               <w:pStyle w:val="BodyText"/>
@@ -42771,7 +43770,7 @@
             <w:r>
               <w:t xml:space="preserve"> </w:t>
             </w:r>
-            <w:hyperlink r:id="rId168">
+            <w:hyperlink r:id="rId174">
               <w:r>
                 <w:rPr>
                   <w:rStyle w:val="Hyperlink"/>
@@ -42783,7 +43782,7 @@
               <w:t xml:space="preserve">.</w:t>
             </w:r>
           </w:p>
-          <w:bookmarkEnd w:id="169"/>
+          <w:bookmarkEnd w:id="175"/>
         </w:tc>
       </w:tr>
     </w:tbl>
@@ -42821,7 +43820,7 @@
               <w:spacing w:before="16" w:after="64"/>
             </w:pPr>
           </w:p>
-          <w:bookmarkStart w:id="170" w:name="exr-prove-eq-logit"/>
+          <w:bookmarkStart w:id="176" w:name="exr-prove-eq-logit"/>
           <w:p>
             <w:pPr>
               <w:pStyle w:val="BodyText"/>
@@ -42840,7 +43839,7 @@
               <w:t xml:space="preserve">Mathematically expand the definition of the logit function.</w:t>
             </w:r>
           </w:p>
-          <w:bookmarkEnd w:id="170"/>
+          <w:bookmarkEnd w:id="176"/>
         </w:tc>
       </w:tr>
     </w:tbl>
@@ -42896,7 +43895,7 @@
               <w:bottom w:w="108" w:type="dxa"/>
             </w:tcMar>
           </w:tcPr>
-          <w:bookmarkStart w:id="173" w:name="sol-prove-eq-logit"/>
+          <w:bookmarkStart w:id="179" w:name="sol-prove-eq-logit"/>
           <w:p>
             <w:pPr>
               <w:pStyle w:val="BodyText"/>
@@ -42946,7 +43945,7 @@
                     <w:spacing w:before="16" w:after="64"/>
                   </w:pPr>
                 </w:p>
-                <w:bookmarkStart w:id="172" w:name="thm-logit-function"/>
+                <w:bookmarkStart w:id="178" w:name="thm-logit-function"/>
                 <w:p>
                   <w:pPr>
                     <w:pStyle w:val="BodyText"/>
@@ -42963,7 +43962,7 @@
                   <w:pPr>
                     <w:pStyle w:val="BodyText"/>
                   </w:pPr>
-                  <w:bookmarkStart w:id="171" w:name="eq-logit"/>
+                  <w:bookmarkStart w:id="177" w:name="eq-logit"/>
                   <m:oMathPara>
                     <m:oMathParaPr>
                       <m:jc m:val="center"/>
@@ -43062,9 +44061,9 @@
                       </m:r>
                     </m:oMath>
                   </m:oMathPara>
-                  <w:bookmarkEnd w:id="171"/>
+                  <w:bookmarkEnd w:id="177"/>
                 </w:p>
-                <w:bookmarkEnd w:id="172"/>
+                <w:bookmarkEnd w:id="178"/>
               </w:tc>
             </w:tr>
           </w:tbl>
@@ -43370,7 +44369,7 @@
               </w:tc>
             </w:tr>
           </w:tbl>
-          <w:bookmarkEnd w:id="173"/>
+          <w:bookmarkEnd w:id="179"/>
           <w:p/>
         </w:tc>
       </w:tr>
@@ -43409,7 +44408,7 @@
               <w:spacing w:before="16" w:after="64"/>
             </w:pPr>
           </w:p>
-          <w:bookmarkStart w:id="174" w:name="cor-logodds-logit"/>
+          <w:bookmarkStart w:id="180" w:name="cor-logodds-logit"/>
           <w:p>
             <w:pPr>
               <w:pStyle w:val="BodyText"/>
@@ -43533,7 +44532,7 @@
               </m:oMath>
             </m:oMathPara>
           </w:p>
-          <w:bookmarkEnd w:id="174"/>
+          <w:bookmarkEnd w:id="180"/>
         </w:tc>
       </w:tr>
     </w:tbl>
@@ -43830,7 +44829,7 @@
               <w:bottom w:w="108" w:type="dxa"/>
             </w:tcMar>
           </w:tcPr>
-          <w:bookmarkStart w:id="175" w:name="exm-logit-numeric"/>
+          <w:bookmarkStart w:id="181" w:name="exm-logit-numeric"/>
           <w:p>
             <w:pPr>
               <w:pStyle w:val="BodyText"/>
@@ -44362,7 +45361,7 @@
               </m:oMath>
             </m:oMathPara>
           </w:p>
-          <w:bookmarkEnd w:id="175"/>
+          <w:bookmarkEnd w:id="181"/>
           <w:p/>
         </w:tc>
       </w:tr>
@@ -44428,7 +45427,7 @@
       <w:tr>
         <w:tc>
           <w:tcPr/>
-          <w:bookmarkStart w:id="179" w:name="fig-logit"/>
+          <w:bookmarkStart w:id="185" w:name="fig-logit"/>
           <w:p>
             <w:pPr>
               <w:pStyle w:val="SourceCode"/>
@@ -44909,18 +45908,18 @@
                 <wp:inline>
                   <wp:extent cx="4620126" cy="3696101"/>
                   <wp:effectExtent b="0" l="0" r="0" t="0"/>
-                  <wp:docPr descr="" title="" id="177" name="Picture"/>
+                  <wp:docPr descr="" title="" id="183" name="Picture"/>
                   <a:graphic>
                     <a:graphicData uri="http://schemas.openxmlformats.org/drawingml/2006/picture">
                       <pic:pic>
                         <pic:nvPicPr>
-                          <pic:cNvPr descr="binary-outcome-associations_files/figure-docx/unnamed-chunk-8-1.png" id="178" name="Picture"/>
+                          <pic:cNvPr descr="binary-outcome-associations_files/figure-docx/unnamed-chunk-8-1.png" id="184" name="Picture"/>
                           <pic:cNvPicPr>
                             <a:picLocks noChangeArrowheads="1" noChangeAspect="1"/>
                           </pic:cNvPicPr>
                         </pic:nvPicPr>
                         <pic:blipFill>
-                          <a:blip r:embed="rId176"/>
+                          <a:blip r:embed="rId182"/>
                           <a:stretch>
                             <a:fillRect/>
                           </a:stretch>
@@ -44960,12 +45959,12 @@
               <w:t xml:space="preserve">Figure 4: The logit function</w:t>
             </w:r>
           </w:p>
-          <w:bookmarkEnd w:id="179"/>
+          <w:bookmarkEnd w:id="185"/>
         </w:tc>
       </w:tr>
     </w:tbl>
-    <w:bookmarkEnd w:id="180"/>
-    <w:bookmarkStart w:id="193" w:name="the-expit-function"/>
+    <w:bookmarkEnd w:id="186"/>
+    <w:bookmarkStart w:id="199" w:name="the-expit-function"/>
     <w:p>
       <w:pPr>
         <w:pStyle w:val="Heading3"/>
@@ -45008,7 +46007,7 @@
               <w:spacing w:before="16" w:after="64"/>
             </w:pPr>
           </w:p>
-          <w:bookmarkStart w:id="181" w:name="lem-odds-from-logodds"/>
+          <w:bookmarkStart w:id="187" w:name="lem-odds-from-logodds"/>
           <w:p>
             <w:pPr>
               <w:pStyle w:val="BodyText"/>
@@ -45140,7 +46139,7 @@
               </m:oMath>
             </m:oMathPara>
           </w:p>
-          <w:bookmarkEnd w:id="181"/>
+          <w:bookmarkEnd w:id="187"/>
         </w:tc>
       </w:tr>
     </w:tbl>
@@ -45556,7 +46555,7 @@
               <w:spacing w:before="16" w:after="64"/>
             </w:pPr>
           </w:p>
-          <w:bookmarkStart w:id="182" w:name="thm-prob-from-logodds"/>
+          <w:bookmarkStart w:id="188" w:name="thm-prob-from-logodds"/>
           <w:p>
             <w:pPr>
               <w:pStyle w:val="BodyText"/>
@@ -45759,7 +46758,7 @@
               </m:oMath>
             </m:oMathPara>
           </w:p>
-          <w:bookmarkEnd w:id="182"/>
+          <w:bookmarkEnd w:id="188"/>
         </w:tc>
       </w:tr>
     </w:tbl>
@@ -46100,7 +47099,7 @@
               <w:spacing w:before="16" w:after="64"/>
             </w:pPr>
           </w:p>
-          <w:bookmarkStart w:id="183" w:name="def-expit"/>
+          <w:bookmarkStart w:id="189" w:name="def-expit"/>
           <w:p>
             <w:pPr>
               <w:pStyle w:val="BodyText"/>
@@ -46314,7 +47313,7 @@
               </m:oMath>
             </m:oMathPara>
           </w:p>
-          <w:bookmarkEnd w:id="183"/>
+          <w:bookmarkEnd w:id="189"/>
         </w:tc>
       </w:tr>
     </w:tbl>
@@ -46352,7 +47351,7 @@
               <w:spacing w:before="16" w:after="64"/>
             </w:pPr>
           </w:p>
-          <w:bookmarkStart w:id="184" w:name="thm-expit-expressions"/>
+          <w:bookmarkStart w:id="190" w:name="thm-expit-expressions"/>
           <w:p>
             <w:pPr>
               <w:pStyle w:val="BodyText"/>
@@ -46620,7 +47619,7 @@
               </m:oMath>
             </m:oMathPara>
           </w:p>
-          <w:bookmarkEnd w:id="184"/>
+          <w:bookmarkEnd w:id="190"/>
         </w:tc>
       </w:tr>
     </w:tbl>
@@ -47614,7 +48613,7 @@
               <w:spacing w:before="16" w:after="64"/>
             </w:pPr>
           </w:p>
-          <w:bookmarkStart w:id="185" w:name="thm-expit-prob-logodds"/>
+          <w:bookmarkStart w:id="191" w:name="thm-expit-prob-logodds"/>
           <w:p>
             <w:pPr>
               <w:pStyle w:val="BodyText"/>
@@ -47766,7 +48765,7 @@
               </m:oMath>
             </m:oMathPara>
           </w:p>
-          <w:bookmarkEnd w:id="185"/>
+          <w:bookmarkEnd w:id="191"/>
         </w:tc>
       </w:tr>
     </w:tbl>
@@ -48085,7 +49084,7 @@
               <w:bottom w:w="108" w:type="dxa"/>
             </w:tcMar>
           </w:tcPr>
-          <w:bookmarkStart w:id="186" w:name="exm-expit-numeric"/>
+          <w:bookmarkStart w:id="192" w:name="exm-expit-numeric"/>
           <w:p>
             <w:pPr>
               <w:pStyle w:val="BodyText"/>
@@ -48721,7 +49720,7 @@
               </m:oMath>
             </m:oMathPara>
           </w:p>
-          <w:bookmarkEnd w:id="186"/>
+          <w:bookmarkEnd w:id="192"/>
           <w:p/>
         </w:tc>
       </w:tr>
@@ -48758,7 +49757,7 @@
       <w:tr>
         <w:tc>
           <w:tcPr/>
-          <w:bookmarkStart w:id="190" w:name="fig-expit-plot"/>
+          <w:bookmarkStart w:id="196" w:name="fig-expit-plot"/>
           <w:p>
             <w:pPr>
               <w:pStyle w:val="SourceCode"/>
@@ -49287,18 +50286,18 @@
                 <wp:inline>
                   <wp:extent cx="4620126" cy="3696101"/>
                   <wp:effectExtent b="0" l="0" r="0" t="0"/>
-                  <wp:docPr descr="" title="" id="188" name="Picture"/>
+                  <wp:docPr descr="" title="" id="194" name="Picture"/>
                   <a:graphic>
                     <a:graphicData uri="http://schemas.openxmlformats.org/drawingml/2006/picture">
                       <pic:pic>
                         <pic:nvPicPr>
-                          <pic:cNvPr descr="binary-outcome-associations_files/figure-docx/unnamed-chunk-9-1.png" id="189" name="Picture"/>
+                          <pic:cNvPr descr="binary-outcome-associations_files/figure-docx/unnamed-chunk-9-1.png" id="195" name="Picture"/>
                           <pic:cNvPicPr>
                             <a:picLocks noChangeArrowheads="1" noChangeAspect="1"/>
                           </pic:cNvPicPr>
                         </pic:nvPicPr>
                         <pic:blipFill>
-                          <a:blip r:embed="rId187"/>
+                          <a:blip r:embed="rId193"/>
                           <a:stretch>
                             <a:fillRect/>
                           </a:stretch>
@@ -49338,7 +50337,7 @@
               <w:t xml:space="preserve">Figure 5: The expit function</w:t>
             </w:r>
           </w:p>
-          <w:bookmarkEnd w:id="190"/>
+          <w:bookmarkEnd w:id="196"/>
         </w:tc>
       </w:tr>
     </w:tbl>
@@ -49376,7 +50375,7 @@
               <w:spacing w:before="16" w:after="64"/>
             </w:pPr>
           </w:p>
-          <w:bookmarkStart w:id="191" w:name="thm-logit-expit"/>
+          <w:bookmarkStart w:id="197" w:name="thm-logit-expit"/>
           <w:p>
             <w:pPr>
               <w:pStyle w:val="BodyText"/>
@@ -49525,7 +50524,7 @@
               </m:oMath>
             </m:oMathPara>
           </w:p>
-          <w:bookmarkEnd w:id="191"/>
+          <w:bookmarkEnd w:id="197"/>
         </w:tc>
       </w:tr>
     </w:tbl>
@@ -50729,7 +51728,7 @@
               <w:bottom w:w="108" w:type="dxa"/>
             </w:tcMar>
           </w:tcPr>
-          <w:bookmarkStart w:id="192" w:name="exm-logit-expit-numeric"/>
+          <w:bookmarkStart w:id="198" w:name="exm-logit-expit-numeric"/>
           <w:p>
             <w:pPr>
               <w:pStyle w:val="BodyText"/>
@@ -50916,13 +51915,13 @@
               <w:t xml:space="preserve">.</w:t>
             </w:r>
           </w:p>
-          <w:bookmarkEnd w:id="192"/>
+          <w:bookmarkEnd w:id="198"/>
           <w:p/>
         </w:tc>
       </w:tr>
     </w:tbl>
-    <w:bookmarkEnd w:id="193"/>
-    <w:bookmarkStart w:id="195" w:name="sec-expit-logit-diagram"/>
+    <w:bookmarkEnd w:id="199"/>
+    <w:bookmarkStart w:id="201" w:name="sec-expit-logit-diagram"/>
     <w:p>
       <w:pPr>
         <w:pStyle w:val="Heading3"/>
@@ -50944,7 +51943,7 @@
       <w:tr>
         <w:tc>
           <w:tcPr/>
-          <w:bookmarkStart w:id="194" w:name="fig-expit-logit-diagram"/>
+          <w:bookmarkStart w:id="200" w:name="fig-expit-logit-diagram"/>
           <w:p>
             <w:pPr>
               <w:jc w:val="center"/>
@@ -51391,14 +52390,14 @@
               <w:t xml:space="preserve">Figure 6: Diagram of logistic regression link and inverse link functions</w:t>
             </w:r>
           </w:p>
-          <w:bookmarkEnd w:id="194"/>
+          <w:bookmarkEnd w:id="200"/>
         </w:tc>
       </w:tr>
     </w:tbl>
-    <w:bookmarkEnd w:id="195"/>
-    <w:bookmarkEnd w:id="196"/>
-    <w:bookmarkEnd w:id="197"/>
-    <w:bookmarkStart w:id="215" w:name="references"/>
+    <w:bookmarkEnd w:id="201"/>
+    <w:bookmarkEnd w:id="202"/>
+    <w:bookmarkEnd w:id="203"/>
+    <w:bookmarkStart w:id="223" w:name="references"/>
     <w:p>
       <w:pPr>
         <w:pStyle w:val="Heading1"/>
@@ -51407,8 +52406,8 @@
         <w:t xml:space="preserve">References</w:t>
       </w:r>
     </w:p>
-    <w:bookmarkStart w:id="214" w:name="refs"/>
-    <w:bookmarkStart w:id="199" w:name="ref-dobson4e"/>
+    <w:bookmarkStart w:id="222" w:name="refs"/>
+    <w:bookmarkStart w:id="205" w:name="ref-dobson4e"/>
     <w:p>
       <w:pPr>
         <w:pStyle w:val="Bibliography"/>
@@ -51432,7 +52431,7 @@
       <w:r>
         <w:t xml:space="preserve"> </w:t>
       </w:r>
-      <w:hyperlink r:id="rId198">
+      <w:hyperlink r:id="rId204">
         <w:r>
           <w:rPr>
             <w:rStyle w:val="Hyperlink"/>
@@ -51444,8 +52443,8 @@
         <w:t xml:space="preserve">.</w:t>
       </w:r>
     </w:p>
-    <w:bookmarkEnd w:id="199"/>
-    <w:bookmarkStart w:id="201" w:name="ref-LEEJAMES1994ORoR"/>
+    <w:bookmarkEnd w:id="205"/>
+    <w:bookmarkStart w:id="207" w:name="ref-LEEJAMES1994ORoR"/>
     <w:p>
       <w:pPr>
         <w:pStyle w:val="Bibliography"/>
@@ -51478,7 +52477,7 @@
       <w:r>
         <w:t xml:space="preserve"> </w:t>
       </w:r>
-      <w:hyperlink r:id="rId200">
+      <w:hyperlink r:id="rId206">
         <w:r>
           <w:rPr>
             <w:rStyle w:val="Hyperlink"/>
@@ -51490,8 +52489,8 @@
         <w:t xml:space="preserve">.</w:t>
       </w:r>
     </w:p>
-    <w:bookmarkEnd w:id="201"/>
-    <w:bookmarkStart w:id="203" w:name="ref-lumleyComplexSurveys2010"/>
+    <w:bookmarkEnd w:id="207"/>
+    <w:bookmarkStart w:id="209" w:name="ref-lumleyComplexSurveys2010"/>
     <w:p>
       <w:pPr>
         <w:pStyle w:val="Bibliography"/>
@@ -51529,7 +52528,7 @@
       <w:r>
         <w:t xml:space="preserve"> </w:t>
       </w:r>
-      <w:hyperlink r:id="rId202">
+      <w:hyperlink r:id="rId208">
         <w:r>
           <w:rPr>
             <w:rStyle w:val="Hyperlink"/>
@@ -51541,8 +52540,8 @@
         <w:t xml:space="preserve">.</w:t>
       </w:r>
     </w:p>
-    <w:bookmarkEnd w:id="203"/>
-    <w:bookmarkStart w:id="205" w:name="ref-NahhasIRMPHR"/>
+    <w:bookmarkEnd w:id="209"/>
+    <w:bookmarkStart w:id="211" w:name="ref-NahhasIRMPHR"/>
     <w:p>
       <w:pPr>
         <w:pStyle w:val="Bibliography"/>
@@ -51580,7 +52579,7 @@
       <w:r>
         <w:t xml:space="preserve"> </w:t>
       </w:r>
-      <w:hyperlink r:id="rId204">
+      <w:hyperlink r:id="rId210">
         <w:r>
           <w:rPr>
             <w:rStyle w:val="Hyperlink"/>
@@ -51592,8 +52591,8 @@
         <w:t xml:space="preserve">.</w:t>
       </w:r>
     </w:p>
-    <w:bookmarkEnd w:id="205"/>
-    <w:bookmarkStart w:id="207" w:name="ref-roach2015combined"/>
+    <w:bookmarkEnd w:id="211"/>
+    <w:bookmarkStart w:id="213" w:name="ref-roach2015combined"/>
     <w:p>
       <w:pPr>
         <w:pStyle w:val="Bibliography"/>
@@ -51623,7 +52622,7 @@
       <w:r>
         <w:t xml:space="preserve"> </w:t>
       </w:r>
-      <w:hyperlink r:id="rId206">
+      <w:hyperlink r:id="rId212">
         <w:r>
           <w:rPr>
             <w:rStyle w:val="Hyperlink"/>
@@ -51635,8 +52634,8 @@
         <w:t xml:space="preserve">.</w:t>
       </w:r>
     </w:p>
-    <w:bookmarkEnd w:id="207"/>
-    <w:bookmarkStart w:id="208" w:name="ref-rocke2021epi204"/>
+    <w:bookmarkEnd w:id="213"/>
+    <w:bookmarkStart w:id="214" w:name="ref-rocke2021epi204"/>
     <w:p>
       <w:pPr>
         <w:pStyle w:val="Bibliography"/>
@@ -51714,8 +52713,8 @@
         <w:t xml:space="preserve">.</w:t>
       </w:r>
     </w:p>
-    <w:bookmarkEnd w:id="208"/>
-    <w:bookmarkStart w:id="210" w:name="ref-rosenman1975coronary"/>
+    <w:bookmarkEnd w:id="214"/>
+    <w:bookmarkStart w:id="216" w:name="ref-rosenman1975coronary"/>
     <w:p>
       <w:pPr>
         <w:pStyle w:val="Bibliography"/>
@@ -51757,7 +52756,7 @@
       <w:r>
         <w:t xml:space="preserve"> </w:t>
       </w:r>
-      <w:hyperlink r:id="rId209">
+      <w:hyperlink r:id="rId215">
         <w:r>
           <w:rPr>
             <w:rStyle w:val="Hyperlink"/>
@@ -51769,8 +52768,8 @@
         <w:t xml:space="preserve">.</w:t>
       </w:r>
     </w:p>
-    <w:bookmarkEnd w:id="210"/>
-    <w:bookmarkStart w:id="211" w:name="ref-me4"/>
+    <w:bookmarkEnd w:id="216"/>
+    <w:bookmarkStart w:id="217" w:name="ref-me4"/>
     <w:p>
       <w:pPr>
         <w:pStyle w:val="Bibliography"/>
@@ -51792,8 +52791,87 @@
         <w:t xml:space="preserve">. Fourth edition. Wolters Kluwer.</w:t>
       </w:r>
     </w:p>
-    <w:bookmarkEnd w:id="211"/>
-    <w:bookmarkStart w:id="213" w:name="ref-vittinghoff2e"/>
+    <w:bookmarkEnd w:id="217"/>
+    <w:bookmarkStart w:id="219" w:name="ref-starmer-statquest"/>
+    <w:p>
+      <w:pPr>
+        <w:pStyle w:val="Bibliography"/>
+      </w:pPr>
+      <w:r>
+        <w:t xml:space="preserve">Starmer, Josh. n.d.</w:t>
+      </w:r>
+      <w:r>
+        <w:t xml:space="preserve"> </w:t>
+      </w:r>
+      <w:r>
+        <w:rPr>
+          <w:i/>
+          <w:iCs/>
+        </w:rPr>
+        <w:t xml:space="preserve">StatQuest</w:t>
+      </w:r>
+      <w:r>
+        <w:rPr>
+          <w:i/>
+          <w:iCs/>
+        </w:rPr>
+        <w:t xml:space="preserve"> </w:t>
+      </w:r>
+      <w:r>
+        <w:rPr>
+          <w:i/>
+          <w:iCs/>
+        </w:rPr>
+        <w:t xml:space="preserve">with</w:t>
+      </w:r>
+      <w:r>
+        <w:rPr>
+          <w:i/>
+          <w:iCs/>
+        </w:rPr>
+        <w:t xml:space="preserve"> </w:t>
+      </w:r>
+      <w:r>
+        <w:rPr>
+          <w:i/>
+          <w:iCs/>
+        </w:rPr>
+        <w:t xml:space="preserve">Josh</w:t>
+      </w:r>
+      <w:r>
+        <w:rPr>
+          <w:i/>
+          <w:iCs/>
+        </w:rPr>
+        <w:t xml:space="preserve"> </w:t>
+      </w:r>
+      <w:r>
+        <w:rPr>
+          <w:i/>
+          <w:iCs/>
+        </w:rPr>
+        <w:t xml:space="preserve">Starmer</w:t>
+      </w:r>
+      <w:r>
+        <w:t xml:space="preserve">. YouTube channel.</w:t>
+      </w:r>
+      <w:r>
+        <w:t xml:space="preserve"> </w:t>
+      </w:r>
+      <w:hyperlink r:id="rId218">
+        <w:r>
+          <w:rPr>
+            <w:rStyle w:val="Hyperlink"/>
+          </w:rPr>
+          <w:t xml:space="preserve">https://statquest.org/</w:t>
+        </w:r>
+      </w:hyperlink>
+      <w:r>
+        <w:t xml:space="preserve">.</w:t>
+      </w:r>
+    </w:p>
+    <w:bookmarkEnd w:id="219"/>
+    <w:bookmarkStart w:id="221" w:name="ref-vittinghoff2e"/>
     <w:p>
       <w:pPr>
         <w:pStyle w:val="Bibliography"/>
@@ -51817,7 +52895,7 @@
       <w:r>
         <w:t xml:space="preserve"> </w:t>
       </w:r>
-      <w:hyperlink r:id="rId212">
+      <w:hyperlink r:id="rId220">
         <w:r>
           <w:rPr>
             <w:rStyle w:val="Hyperlink"/>
@@ -51829,9 +52907,9 @@
         <w:t xml:space="preserve">.</w:t>
       </w:r>
     </w:p>
-    <w:bookmarkEnd w:id="213"/>
-    <w:bookmarkEnd w:id="214"/>
-    <w:bookmarkEnd w:id="215"/>
+    <w:bookmarkEnd w:id="221"/>
+    <w:bookmarkEnd w:id="222"/>
+    <w:bookmarkEnd w:id="223"/>
     <w:sectPr>
       <w:footnotePr>
         <w:numRestart w:val="eachSect"/>
@@ -51861,7 +52939,7 @@
       </w:r>
     </w:p>
   </w:footnote>
-  <w:footnote w:id="62">
+  <w:footnote w:id="65">
     <w:p>
       <w:pPr>
         <w:pStyle w:val="FootnoteText"/>
@@ -51961,7 +53039,7 @@
       <w:r>
         <w:t xml:space="preserve"> </w:t>
       </w:r>
-      <w:hyperlink r:id="rId63">
+      <w:hyperlink r:id="rId66">
         <w:r>
           <w:rPr>
             <w:rStyle w:val="Hyperlink"/>
@@ -51978,7 +53056,7 @@
       <w:r>
         <w:t xml:space="preserve"> </w:t>
       </w:r>
-      <w:hyperlink r:id="rId64">
+      <w:hyperlink r:id="rId67">
         <w:r>
           <w:rPr>
             <w:rStyle w:val="Hyperlink"/>

--- a/chapters/binary-outcome-associations-handout.docx
+++ b/chapters/binary-outcome-associations-handout.docx
@@ -1985,7 +1985,7 @@
                 <w:b/>
                 <w:bCs/>
               </w:rPr>
-              <w:t xml:space="preserve">Definition 1 (Risk)</w:t>
+              <w:t xml:space="preserve">Definition 1 (Risk (incidence proportion, cumulative incidence))</w:t>
             </w:r>
             <w:r>
               <w:t xml:space="preserve"> </w:t>
@@ -6602,7 +6602,7 @@
                       <w:b/>
                       <w:bCs/>
                     </w:rPr>
-                    <w:t xml:space="preserve">Definition 6 (Relative risk ratios)</w:t>
+                    <w:t xml:space="preserve">Definition 6 (Relative risk ratio (risk ratio, probability ratio))</w:t>
                   </w:r>
                   <w:r>
                     <w:t xml:space="preserve"> </w:t>
@@ -6837,17 +6837,7 @@
                     </w:numPr>
                   </w:pPr>
                   <w:r>
-                    <w:t xml:space="preserve">or</w:t>
-                  </w:r>
-                  <w:r>
-                    <w:t xml:space="preserve"> </w:t>
-                  </w:r>
-                  <w:r>
-                    <w:rPr>
-                      <w:b/>
-                      <w:bCs/>
-                    </w:rPr>
-                    <w:t xml:space="preserve">rate ratio</w:t>
+                    <w:t xml:space="preserve">or, in some texts, rate ratio (a different quantity in count regression)</w:t>
                   </w:r>
                 </w:p>
                 <w:p>
@@ -49501,7 +49491,7 @@
                 <w:b/>
                 <w:bCs/>
               </w:rPr>
-              <w:t xml:space="preserve">Definition 17 (expit, logistic, inverse-logit)</w:t>
+              <w:t xml:space="preserve">Definition 17 (expit function (logistic function, inverse-logit function))</w:t>
             </w:r>
             <w:r>
               <w:t xml:space="preserve"> </w:t>

--- a/chapters/binary-outcome-associations-handout.docx
+++ b/chapters/binary-outcome-associations-handout.docx
@@ -1451,7 +1451,7 @@
       </w:hyperlink>
     </w:p>
     <w:bookmarkEnd w:id="13"/>
-    <w:bookmarkStart w:id="213" w:name="introduction"/>
+    <w:bookmarkStart w:id="216" w:name="introduction"/>
     <w:p>
       <w:pPr>
         <w:pStyle w:val="Heading1"/>
@@ -5239,7 +5239,7 @@
       </w:tr>
     </w:tbl>
     <w:bookmarkEnd w:id="38"/>
-    <w:bookmarkStart w:id="68" w:name="comparing-probabilities"/>
+    <w:bookmarkStart w:id="71" w:name="comparing-probabilities"/>
     <w:p>
       <w:pPr>
         <w:pStyle w:val="Heading2"/>
@@ -9656,7 +9656,7 @@
       </w:tr>
     </w:tbl>
     <w:bookmarkEnd w:id="58"/>
-    <w:bookmarkStart w:id="67" w:name="Xbff477ee8399a151570d90986f2d000afefe264"/>
+    <w:bookmarkStart w:id="70" w:name="Xbff477ee8399a151570d90986f2d000afefe264"/>
     <w:p>
       <w:pPr>
         <w:pStyle w:val="Heading3"/>
@@ -11919,6 +11919,251 @@
     <w:tbl>
       <w:tblPr>
         <w:tblStyle w:val="Table"/>
+        <w:tblInd w:w="164" w:type="dxa"/>
+        <w:tblBorders>
+          <w:left w:val="single" w:sz="24" w:space="0" w:color="909090"/>
+        </w:tblBorders>
+        <w:tblCellMar>
+          <w:left w:w="0" w:type="dxa"/>
+          <w:right w:w="0" w:type="dxa"/>
+        </w:tblCellMar>
+        <w:tblLook w:firstRow="0" w:lastRow="0" w:firstColumn="0" w:lastColumn="0" w:noHBand="0" w:noVBand="0" w:val="0000"/>
+      </w:tblPr>
+      <w:tblGrid>
+        <w:gridCol w:w="7920"/>
+      </w:tblGrid>
+      <w:tr>
+        <w:trPr>
+          <w:cantSplit/>
+        </w:trPr>
+        <w:tc>
+          <w:tcPr>
+            <w:tcMar>
+              <w:left w:w="144" w:type="dxa"/>
+            </w:tcMar>
+          </w:tcPr>
+          <w:p>
+            <w:pPr>
+              <w:pStyle w:val="FirstParagraph"/>
+            </w:pPr>
+            <w:pPr>
+              <w:spacing w:before="16" w:after="64"/>
+            </w:pPr>
+          </w:p>
+          <w:bookmarkStart w:id="64" w:name="thm-rd-switch-ref"/>
+          <w:p>
+            <w:pPr>
+              <w:pStyle w:val="BodyText"/>
+            </w:pPr>
+            <w:r>
+              <w:rPr>
+                <w:b/>
+                <w:bCs/>
+              </w:rPr>
+              <w:t xml:space="preserve">Theorem 2 (Switching the reference group in a risk difference)</w:t>
+            </w:r>
+            <w:r>
+              <w:t xml:space="preserve"> </w:t>
+            </w:r>
+            <w:r>
+              <w:t xml:space="preserve">For probabilities</w:t>
+            </w:r>
+            <w:r>
+              <w:t xml:space="preserve"> </w:t>
+            </w:r>
+            <m:oMath>
+              <m:sSub>
+                <m:e>
+                  <m:r>
+                    <m:t>π</m:t>
+                  </m:r>
+                </m:e>
+                <m:sub>
+                  <m:r>
+                    <m:t>1</m:t>
+                  </m:r>
+                </m:sub>
+              </m:sSub>
+            </m:oMath>
+            <w:r>
+              <w:t xml:space="preserve"> </w:t>
+            </w:r>
+            <w:r>
+              <w:t xml:space="preserve">and</w:t>
+            </w:r>
+            <w:r>
+              <w:t xml:space="preserve"> </w:t>
+            </w:r>
+            <m:oMath>
+              <m:sSub>
+                <m:e>
+                  <m:r>
+                    <m:t>π</m:t>
+                  </m:r>
+                </m:e>
+                <m:sub>
+                  <m:r>
+                    <m:t>2</m:t>
+                  </m:r>
+                </m:sub>
+              </m:sSub>
+            </m:oMath>
+            <w:r>
+              <w:t xml:space="preserve">,</w:t>
+            </w:r>
+            <w:r>
+              <w:t xml:space="preserve"> </w:t>
+            </w:r>
+            <w:r>
+              <w:t xml:space="preserve">the</w:t>
+            </w:r>
+            <w:r>
+              <w:t xml:space="preserve"> </w:t>
+            </w:r>
+            <w:hyperlink w:anchor="def-RD">
+              <w:r>
+                <w:rPr>
+                  <w:rStyle w:val="Hyperlink"/>
+                </w:rPr>
+                <w:t xml:space="preserve">risk difference</w:t>
+              </w:r>
+            </w:hyperlink>
+            <w:r>
+              <w:t xml:space="preserve"> </w:t>
+            </w:r>
+            <w:r>
+              <w:t xml:space="preserve">with the reference group switched is the negative of the original:</w:t>
+            </w:r>
+          </w:p>
+          <w:p>
+            <w:pPr>
+              <w:pStyle w:val="BodyText"/>
+            </w:pPr>
+            <m:oMathPara>
+              <m:oMathParaPr>
+                <m:jc m:val="center"/>
+              </m:oMathParaPr>
+              <m:oMath>
+                <m:r>
+                  <m:t>δ</m:t>
+                </m:r>
+                <m:r>
+                  <m:rPr>
+                    <m:sty m:val="p"/>
+                  </m:rPr>
+                  <m:t>(</m:t>
+                </m:r>
+                <m:sSub>
+                  <m:e>
+                    <m:r>
+                      <m:t>π</m:t>
+                    </m:r>
+                  </m:e>
+                  <m:sub>
+                    <m:r>
+                      <m:t>2</m:t>
+                    </m:r>
+                  </m:sub>
+                </m:sSub>
+                <m:r>
+                  <m:rPr>
+                    <m:sty m:val="p"/>
+                  </m:rPr>
+                  <m:t>,</m:t>
+                </m:r>
+                <m:sSub>
+                  <m:e>
+                    <m:r>
+                      <m:t>π</m:t>
+                    </m:r>
+                  </m:e>
+                  <m:sub>
+                    <m:r>
+                      <m:t>1</m:t>
+                    </m:r>
+                  </m:sub>
+                </m:sSub>
+                <m:r>
+                  <m:rPr>
+                    <m:sty m:val="p"/>
+                  </m:rPr>
+                  <m:t>)</m:t>
+                </m:r>
+                <m:r>
+                  <m:rPr>
+                    <m:sty m:val="p"/>
+                  </m:rPr>
+                  <m:t>=</m:t>
+                </m:r>
+                <m:r>
+                  <m:rPr>
+                    <m:sty m:val="p"/>
+                  </m:rPr>
+                  <m:t>−</m:t>
+                </m:r>
+                <m:r>
+                  <m:t>δ</m:t>
+                </m:r>
+                <m:r>
+                  <m:rPr>
+                    <m:sty m:val="p"/>
+                  </m:rPr>
+                  <m:t>(</m:t>
+                </m:r>
+                <m:sSub>
+                  <m:e>
+                    <m:r>
+                      <m:t>π</m:t>
+                    </m:r>
+                  </m:e>
+                  <m:sub>
+                    <m:r>
+                      <m:t>1</m:t>
+                    </m:r>
+                  </m:sub>
+                </m:sSub>
+                <m:r>
+                  <m:rPr>
+                    <m:sty m:val="p"/>
+                  </m:rPr>
+                  <m:t>,</m:t>
+                </m:r>
+                <m:sSub>
+                  <m:e>
+                    <m:r>
+                      <m:t>π</m:t>
+                    </m:r>
+                  </m:e>
+                  <m:sub>
+                    <m:r>
+                      <m:t>2</m:t>
+                    </m:r>
+                  </m:sub>
+                </m:sSub>
+                <m:r>
+                  <m:rPr>
+                    <m:sty m:val="p"/>
+                  </m:rPr>
+                  <m:t>)</m:t>
+                </m:r>
+              </m:oMath>
+            </m:oMathPara>
+          </w:p>
+          <w:bookmarkEnd w:id="64"/>
+        </w:tc>
+      </w:tr>
+    </w:tbl>
+    <w:p>
+      <w:pPr>
+        <w:pStyle w:val="FirstParagraph"/>
+      </w:pPr>
+      <w:r>
+        <w:t xml:space="preserve"> </w:t>
+      </w:r>
+    </w:p>
+    <w:tbl>
+      <w:tblPr>
+        <w:tblStyle w:val="Table"/>
         <w:tblLook w:firstRow="0" w:lastRow="0" w:firstColumn="0" w:lastColumn="0" w:noHBand="0" w:noVBand="0" w:val="0000"/>
         <w:tblBorders>
           <w:top w:val="single" w:sz="4" w:space="0" w:color="909090"/>
@@ -11946,13 +12191,13 @@
           </w:tcPr>
           <w:p>
             <w:pPr>
-              <w:pStyle w:val="FirstParagraph"/>
+              <w:pStyle w:val="BodyText"/>
             </w:pPr>
             <w:pPr>
               <w:spacing w:before="16" w:after="16"/>
             </w:pPr>
             <w:r>
-              <w:t xml:space="preserve">Exm</w:t>
+              <w:t xml:space="preserve">Proof</w:t>
             </w:r>
           </w:p>
         </w:tc>
@@ -11968,428 +12213,52 @@
               <w:bottom w:w="108" w:type="dxa"/>
             </w:tcMar>
           </w:tcPr>
-          <w:bookmarkStart w:id="64" w:name="exm-ref-rd"/>
           <w:p>
             <w:pPr>
               <w:pStyle w:val="BodyText"/>
             </w:pPr>
             <w:r>
               <w:rPr>
-                <w:b/>
-                <w:bCs/>
-              </w:rPr>
-              <w:t xml:space="preserve">Example 7 (Switching the reference group in a risk difference)</w:t>
-            </w:r>
-            <w:r>
-              <w:t xml:space="preserve"> </w:t>
-            </w:r>
-            <w:r>
-              <w:t xml:space="preserve">In</w:t>
-            </w:r>
-            <w:r>
-              <w:t xml:space="preserve"> </w:t>
-            </w:r>
-            <w:hyperlink w:anchor="exm-RD">
+                <w:i/>
+                <w:iCs/>
+              </w:rPr>
+              <w:t xml:space="preserve">Proof</w:t>
+            </w:r>
+            <w:r>
+              <w:t xml:space="preserve">. </w:t>
+            </w:r>
+            <w:r>
+              <w:t xml:space="preserve">This proof is the solution to</w:t>
+            </w:r>
+            <w:r>
+              <w:t xml:space="preserve"> </w:t>
+            </w:r>
+            <w:hyperlink w:anchor="exr-change-ref-group">
               <w:r>
                 <w:rPr>
                   <w:rStyle w:val="Hyperlink"/>
                 </w:rPr>
-                <w:t xml:space="preserve">Example 5</w:t>
+                <w:t xml:space="preserve">Exercise 8</w:t>
               </w:r>
             </w:hyperlink>
             <w:r>
-              <w:t xml:space="preserve">, we estimated that the</w:t>
-            </w:r>
-            <w:r>
-              <w:t xml:space="preserve"> </w:t>
-            </w:r>
-            <w:hyperlink w:anchor="def-RD">
+              <w:t xml:space="preserve">, worked in</w:t>
+            </w:r>
+            <w:r>
+              <w:t xml:space="preserve"> </w:t>
+            </w:r>
+            <w:hyperlink w:anchor="sol-change-ref-group">
               <w:r>
                 <w:rPr>
                   <w:rStyle w:val="Hyperlink"/>
                 </w:rPr>
-                <w:t xml:space="preserve">risk difference</w:t>
+                <w:t xml:space="preserve">Solution 8</w:t>
               </w:r>
             </w:hyperlink>
             <w:r>
-              <w:t xml:space="preserve"> </w:t>
-            </w:r>
-            <w:r>
-              <w:t xml:space="preserve">of MI for OC versus non-OC is:</w:t>
+              <w:t xml:space="preserve">.</w:t>
             </w:r>
           </w:p>
-          <w:p>
-            <w:pPr>
-              <w:pStyle w:val="BodyText"/>
-            </w:pPr>
-            <m:oMathPara>
-              <m:oMathParaPr>
-                <m:jc m:val="center"/>
-              </m:oMathParaPr>
-              <m:oMath>
-                <m:eqArr>
-                  <m:e>
-                    <m:r>
-                      <m:t>δ</m:t>
-                    </m:r>
-                    <m:r>
-                      <m:rPr>
-                        <m:sty m:val="p"/>
-                      </m:rPr>
-                      <m:t>(</m:t>
-                    </m:r>
-                    <m:r>
-                      <m:t>O</m:t>
-                    </m:r>
-                    <m:r>
-                      <m:t>C</m:t>
-                    </m:r>
-                    <m:r>
-                      <m:rPr>
-                        <m:sty m:val="p"/>
-                      </m:rPr>
-                      <m:t>,</m:t>
-                    </m:r>
-                    <m:r>
-                      <m:rPr>
-                        <m:sty m:val="p"/>
-                      </m:rPr>
-                      <m:t>¬</m:t>
-                    </m:r>
-                    <m:r>
-                      <m:t>O</m:t>
-                    </m:r>
-                    <m:r>
-                      <m:t>C</m:t>
-                    </m:r>
-                    <m:r>
-                      <m:rPr>
-                        <m:sty m:val="p"/>
-                      </m:rPr>
-                      <m:t>)</m:t>
-                    </m:r>
-                    <m:r>
-                      <m:t>&amp;</m:t>
-                    </m:r>
-                    <m:r>
-                      <m:rPr>
-                        <m:sty m:val="p"/>
-                      </m:rPr>
-                      <m:t>=</m:t>
-                    </m:r>
-                    <m:r>
-                      <m:t>0.0019</m:t>
-                    </m:r>
-                  </m:e>
-                </m:eqArr>
-              </m:oMath>
-            </m:oMathPara>
-          </w:p>
-          <w:p>
-            <w:pPr>
-              <w:pStyle w:val="FirstParagraph"/>
-            </w:pPr>
-            <w:r>
-              <w:t xml:space="preserve">In comparison, the risk difference for non-OC versus OC is:</w:t>
-            </w:r>
-          </w:p>
-          <w:p>
-            <w:pPr>
-              <w:pStyle w:val="BodyText"/>
-            </w:pPr>
-            <m:oMathPara>
-              <m:oMathParaPr>
-                <m:jc m:val="center"/>
-              </m:oMathParaPr>
-              <m:oMath>
-                <m:eqArr>
-                  <m:e>
-                    <m:r>
-                      <m:t>δ</m:t>
-                    </m:r>
-                    <m:r>
-                      <m:rPr>
-                        <m:sty m:val="p"/>
-                      </m:rPr>
-                      <m:t>(</m:t>
-                    </m:r>
-                    <m:r>
-                      <m:rPr>
-                        <m:sty m:val="p"/>
-                      </m:rPr>
-                      <m:t>¬</m:t>
-                    </m:r>
-                    <m:r>
-                      <m:t>O</m:t>
-                    </m:r>
-                    <m:r>
-                      <m:t>C</m:t>
-                    </m:r>
-                    <m:r>
-                      <m:rPr>
-                        <m:sty m:val="p"/>
-                      </m:rPr>
-                      <m:t>,</m:t>
-                    </m:r>
-                    <m:r>
-                      <m:t>O</m:t>
-                    </m:r>
-                    <m:r>
-                      <m:t>C</m:t>
-                    </m:r>
-                    <m:r>
-                      <m:rPr>
-                        <m:sty m:val="p"/>
-                      </m:rPr>
-                      <m:t>)</m:t>
-                    </m:r>
-                    <m:r>
-                      <m:t>&amp;</m:t>
-                    </m:r>
-                    <m:r>
-                      <m:rPr>
-                        <m:sty m:val="p"/>
-                      </m:rPr>
-                      <m:t>=</m:t>
-                    </m:r>
-                    <m:r>
-                      <m:rPr>
-                        <m:sty m:val="p"/>
-                      </m:rPr>
-                      <m:t/>
-                    </m:r>
-                    <m:r>
-                      <m:rPr>
-                        <m:sty m:val="p"/>
-                      </m:rPr>
-                      <m:t>(</m:t>
-                    </m:r>
-                    <m:r>
-                      <m:t>M</m:t>
-                    </m:r>
-                    <m:r>
-                      <m:t>I</m:t>
-                    </m:r>
-                    <m:r>
-                      <m:rPr>
-                        <m:sty m:val="p"/>
-                      </m:rPr>
-                      <m:t>|</m:t>
-                    </m:r>
-                    <m:r>
-                      <m:rPr>
-                        <m:sty m:val="p"/>
-                      </m:rPr>
-                      <m:t>¬</m:t>
-                    </m:r>
-                    <m:r>
-                      <m:t>O</m:t>
-                    </m:r>
-                    <m:r>
-                      <m:t>C</m:t>
-                    </m:r>
-                    <m:r>
-                      <m:rPr>
-                        <m:sty m:val="p"/>
-                      </m:rPr>
-                      <m:t>)</m:t>
-                    </m:r>
-                    <m:r>
-                      <m:rPr>
-                        <m:sty m:val="p"/>
-                      </m:rPr>
-                      <m:t>−</m:t>
-                    </m:r>
-                    <m:r>
-                      <m:rPr>
-                        <m:sty m:val="p"/>
-                      </m:rPr>
-                      <m:t/>
-                    </m:r>
-                    <m:r>
-                      <m:rPr>
-                        <m:sty m:val="p"/>
-                      </m:rPr>
-                      <m:t>(</m:t>
-                    </m:r>
-                    <m:r>
-                      <m:t>M</m:t>
-                    </m:r>
-                    <m:r>
-                      <m:t>I</m:t>
-                    </m:r>
-                    <m:r>
-                      <m:rPr>
-                        <m:sty m:val="p"/>
-                      </m:rPr>
-                      <m:t>|</m:t>
-                    </m:r>
-                    <m:r>
-                      <m:t>O</m:t>
-                    </m:r>
-                    <m:r>
-                      <m:t>C</m:t>
-                    </m:r>
-                    <m:r>
-                      <m:rPr>
-                        <m:sty m:val="p"/>
-                      </m:rPr>
-                      <m:t>)</m:t>
-                    </m:r>
-                  </m:e>
-                  <m:e>
-                    <m:r>
-                      <m:t>&amp;</m:t>
-                    </m:r>
-                    <m:r>
-                      <m:rPr>
-                        <m:sty m:val="p"/>
-                      </m:rPr>
-                      <m:t>=</m:t>
-                    </m:r>
-                    <m:r>
-                      <m:t>7</m:t>
-                    </m:r>
-                    <m:r>
-                      <m:rPr>
-                        <m:sty m:val="p"/>
-                      </m:rPr>
-                      <m:t>×</m:t>
-                    </m:r>
-                    <m:sSup>
-                      <m:e>
-                        <m:r>
-                          <m:t>10</m:t>
-                        </m:r>
-                      </m:e>
-                      <m:sup>
-                        <m:r>
-                          <m:rPr>
-                            <m:sty m:val="p"/>
-                          </m:rPr>
-                          <m:t>−</m:t>
-                        </m:r>
-                        <m:r>
-                          <m:t>4</m:t>
-                        </m:r>
-                      </m:sup>
-                    </m:sSup>
-                    <m:r>
-                      <m:rPr>
-                        <m:sty m:val="p"/>
-                      </m:rPr>
-                      <m:t>−</m:t>
-                    </m:r>
-                    <m:r>
-                      <m:t>0.0026</m:t>
-                    </m:r>
-                  </m:e>
-                  <m:e>
-                    <m:r>
-                      <m:t>&amp;</m:t>
-                    </m:r>
-                    <m:r>
-                      <m:rPr>
-                        <m:sty m:val="p"/>
-                      </m:rPr>
-                      <m:t>=</m:t>
-                    </m:r>
-                    <m:r>
-                      <m:rPr>
-                        <m:sty m:val="p"/>
-                      </m:rPr>
-                      <m:t>−</m:t>
-                    </m:r>
-                    <m:r>
-                      <m:t>0.0019</m:t>
-                    </m:r>
-                  </m:e>
-                  <m:e>
-                    <m:r>
-                      <m:t>&amp;</m:t>
-                    </m:r>
-                    <m:r>
-                      <m:rPr>
-                        <m:sty m:val="p"/>
-                      </m:rPr>
-                      <m:t>=</m:t>
-                    </m:r>
-                    <m:r>
-                      <m:rPr>
-                        <m:sty m:val="p"/>
-                      </m:rPr>
-                      <m:t>−</m:t>
-                    </m:r>
-                    <m:r>
-                      <m:t>δ</m:t>
-                    </m:r>
-                    <m:r>
-                      <m:rPr>
-                        <m:sty m:val="p"/>
-                      </m:rPr>
-                      <m:t>(</m:t>
-                    </m:r>
-                    <m:r>
-                      <m:t>O</m:t>
-                    </m:r>
-                    <m:r>
-                      <m:t>C</m:t>
-                    </m:r>
-                    <m:r>
-                      <m:rPr>
-                        <m:sty m:val="p"/>
-                      </m:rPr>
-                      <m:t>,</m:t>
-                    </m:r>
-                    <m:r>
-                      <m:rPr>
-                        <m:sty m:val="p"/>
-                      </m:rPr>
-                      <m:t>¬</m:t>
-                    </m:r>
-                    <m:r>
-                      <m:t>O</m:t>
-                    </m:r>
-                    <m:r>
-                      <m:t>C</m:t>
-                    </m:r>
-                    <m:r>
-                      <m:rPr>
-                        <m:sty m:val="p"/>
-                      </m:rPr>
-                      <m:t>)</m:t>
-                    </m:r>
-                  </m:e>
-                </m:eqArr>
-              </m:oMath>
-            </m:oMathPara>
-          </w:p>
-          <w:p>
-            <w:pPr>
-              <w:pStyle w:val="FirstParagraph"/>
-            </w:pPr>
-            <w:r>
-              <w:t xml:space="preserve">as</w:t>
-            </w:r>
-            <w:r>
-              <w:t xml:space="preserve"> </w:t>
-            </w:r>
-            <w:hyperlink w:anchor="eq-rd-switch-ref">
-              <w:r>
-                <w:rPr>
-                  <w:rStyle w:val="Hyperlink"/>
-                </w:rPr>
-                <w:t xml:space="preserve">Equation 1</w:t>
-              </w:r>
-            </w:hyperlink>
-            <w:r>
-              <w:t xml:space="preserve"> </w:t>
-            </w:r>
-            <w:r>
-              <w:t xml:space="preserve">states.</w:t>
-            </w:r>
-          </w:p>
-          <w:bookmarkEnd w:id="64"/>
           <w:p/>
         </w:tc>
       </w:tr>
@@ -12446,7 +12315,7 @@
               <w:bottom w:w="108" w:type="dxa"/>
             </w:tcMar>
           </w:tcPr>
-          <w:bookmarkStart w:id="65" w:name="exm-ref"/>
+          <w:bookmarkStart w:id="65" w:name="exm-ref-rd"/>
           <w:p>
             <w:pPr>
               <w:pStyle w:val="BodyText"/>
@@ -12456,7 +12325,7 @@
                 <w:b/>
                 <w:bCs/>
               </w:rPr>
-              <w:t xml:space="preserve">Example 8 (Switching the reference group in a risk ratio)</w:t>
+              <w:t xml:space="preserve">Example 7 (Switching the reference group in a risk difference)</w:t>
             </w:r>
             <w:r>
               <w:t xml:space="preserve"> </w:t>
@@ -12467,16 +12336,511 @@
             <w:r>
               <w:t xml:space="preserve"> </w:t>
             </w:r>
-            <w:hyperlink w:anchor="sol-exr-RR">
+            <w:hyperlink w:anchor="exm-RD">
               <w:r>
                 <w:rPr>
                   <w:rStyle w:val="Hyperlink"/>
                 </w:rPr>
-                <w:t xml:space="preserve">Solution 6</w:t>
+                <w:t xml:space="preserve">Example 5</w:t>
               </w:r>
             </w:hyperlink>
             <w:r>
               <w:t xml:space="preserve">, we estimated that the</w:t>
+            </w:r>
+            <w:r>
+              <w:t xml:space="preserve"> </w:t>
+            </w:r>
+            <w:hyperlink w:anchor="def-RD">
+              <w:r>
+                <w:rPr>
+                  <w:rStyle w:val="Hyperlink"/>
+                </w:rPr>
+                <w:t xml:space="preserve">risk difference</w:t>
+              </w:r>
+            </w:hyperlink>
+            <w:r>
+              <w:t xml:space="preserve"> </w:t>
+            </w:r>
+            <w:r>
+              <w:t xml:space="preserve">of MI for OC versus non-OC is:</w:t>
+            </w:r>
+          </w:p>
+          <w:p>
+            <w:pPr>
+              <w:pStyle w:val="BodyText"/>
+            </w:pPr>
+            <m:oMathPara>
+              <m:oMathParaPr>
+                <m:jc m:val="center"/>
+              </m:oMathParaPr>
+              <m:oMath>
+                <m:eqArr>
+                  <m:e>
+                    <m:r>
+                      <m:t>δ</m:t>
+                    </m:r>
+                    <m:r>
+                      <m:rPr>
+                        <m:sty m:val="p"/>
+                      </m:rPr>
+                      <m:t>(</m:t>
+                    </m:r>
+                    <m:r>
+                      <m:t>O</m:t>
+                    </m:r>
+                    <m:r>
+                      <m:t>C</m:t>
+                    </m:r>
+                    <m:r>
+                      <m:rPr>
+                        <m:sty m:val="p"/>
+                      </m:rPr>
+                      <m:t>,</m:t>
+                    </m:r>
+                    <m:r>
+                      <m:rPr>
+                        <m:sty m:val="p"/>
+                      </m:rPr>
+                      <m:t>¬</m:t>
+                    </m:r>
+                    <m:r>
+                      <m:t>O</m:t>
+                    </m:r>
+                    <m:r>
+                      <m:t>C</m:t>
+                    </m:r>
+                    <m:r>
+                      <m:rPr>
+                        <m:sty m:val="p"/>
+                      </m:rPr>
+                      <m:t>)</m:t>
+                    </m:r>
+                    <m:r>
+                      <m:t>&amp;</m:t>
+                    </m:r>
+                    <m:r>
+                      <m:rPr>
+                        <m:sty m:val="p"/>
+                      </m:rPr>
+                      <m:t>=</m:t>
+                    </m:r>
+                    <m:r>
+                      <m:t>0.0019</m:t>
+                    </m:r>
+                  </m:e>
+                </m:eqArr>
+              </m:oMath>
+            </m:oMathPara>
+          </w:p>
+          <w:p>
+            <w:pPr>
+              <w:pStyle w:val="FirstParagraph"/>
+            </w:pPr>
+            <w:r>
+              <w:t xml:space="preserve">In comparison, the risk difference for non-OC versus OC is:</w:t>
+            </w:r>
+          </w:p>
+          <w:p>
+            <w:pPr>
+              <w:pStyle w:val="BodyText"/>
+            </w:pPr>
+            <m:oMathPara>
+              <m:oMathParaPr>
+                <m:jc m:val="center"/>
+              </m:oMathParaPr>
+              <m:oMath>
+                <m:eqArr>
+                  <m:e>
+                    <m:r>
+                      <m:t>δ</m:t>
+                    </m:r>
+                    <m:r>
+                      <m:rPr>
+                        <m:sty m:val="p"/>
+                      </m:rPr>
+                      <m:t>(</m:t>
+                    </m:r>
+                    <m:r>
+                      <m:rPr>
+                        <m:sty m:val="p"/>
+                      </m:rPr>
+                      <m:t>¬</m:t>
+                    </m:r>
+                    <m:r>
+                      <m:t>O</m:t>
+                    </m:r>
+                    <m:r>
+                      <m:t>C</m:t>
+                    </m:r>
+                    <m:r>
+                      <m:rPr>
+                        <m:sty m:val="p"/>
+                      </m:rPr>
+                      <m:t>,</m:t>
+                    </m:r>
+                    <m:r>
+                      <m:t>O</m:t>
+                    </m:r>
+                    <m:r>
+                      <m:t>C</m:t>
+                    </m:r>
+                    <m:r>
+                      <m:rPr>
+                        <m:sty m:val="p"/>
+                      </m:rPr>
+                      <m:t>)</m:t>
+                    </m:r>
+                    <m:r>
+                      <m:t>&amp;</m:t>
+                    </m:r>
+                    <m:r>
+                      <m:rPr>
+                        <m:sty m:val="p"/>
+                      </m:rPr>
+                      <m:t>=</m:t>
+                    </m:r>
+                    <m:r>
+                      <m:rPr>
+                        <m:sty m:val="p"/>
+                      </m:rPr>
+                      <m:t/>
+                    </m:r>
+                    <m:r>
+                      <m:rPr>
+                        <m:sty m:val="p"/>
+                      </m:rPr>
+                      <m:t>(</m:t>
+                    </m:r>
+                    <m:r>
+                      <m:t>M</m:t>
+                    </m:r>
+                    <m:r>
+                      <m:t>I</m:t>
+                    </m:r>
+                    <m:r>
+                      <m:rPr>
+                        <m:sty m:val="p"/>
+                      </m:rPr>
+                      <m:t>|</m:t>
+                    </m:r>
+                    <m:r>
+                      <m:rPr>
+                        <m:sty m:val="p"/>
+                      </m:rPr>
+                      <m:t>¬</m:t>
+                    </m:r>
+                    <m:r>
+                      <m:t>O</m:t>
+                    </m:r>
+                    <m:r>
+                      <m:t>C</m:t>
+                    </m:r>
+                    <m:r>
+                      <m:rPr>
+                        <m:sty m:val="p"/>
+                      </m:rPr>
+                      <m:t>)</m:t>
+                    </m:r>
+                    <m:r>
+                      <m:rPr>
+                        <m:sty m:val="p"/>
+                      </m:rPr>
+                      <m:t>−</m:t>
+                    </m:r>
+                    <m:r>
+                      <m:rPr>
+                        <m:sty m:val="p"/>
+                      </m:rPr>
+                      <m:t/>
+                    </m:r>
+                    <m:r>
+                      <m:rPr>
+                        <m:sty m:val="p"/>
+                      </m:rPr>
+                      <m:t>(</m:t>
+                    </m:r>
+                    <m:r>
+                      <m:t>M</m:t>
+                    </m:r>
+                    <m:r>
+                      <m:t>I</m:t>
+                    </m:r>
+                    <m:r>
+                      <m:rPr>
+                        <m:sty m:val="p"/>
+                      </m:rPr>
+                      <m:t>|</m:t>
+                    </m:r>
+                    <m:r>
+                      <m:t>O</m:t>
+                    </m:r>
+                    <m:r>
+                      <m:t>C</m:t>
+                    </m:r>
+                    <m:r>
+                      <m:rPr>
+                        <m:sty m:val="p"/>
+                      </m:rPr>
+                      <m:t>)</m:t>
+                    </m:r>
+                  </m:e>
+                  <m:e>
+                    <m:r>
+                      <m:t>&amp;</m:t>
+                    </m:r>
+                    <m:r>
+                      <m:rPr>
+                        <m:sty m:val="p"/>
+                      </m:rPr>
+                      <m:t>=</m:t>
+                    </m:r>
+                    <m:r>
+                      <m:t>7</m:t>
+                    </m:r>
+                    <m:r>
+                      <m:rPr>
+                        <m:sty m:val="p"/>
+                      </m:rPr>
+                      <m:t>×</m:t>
+                    </m:r>
+                    <m:sSup>
+                      <m:e>
+                        <m:r>
+                          <m:t>10</m:t>
+                        </m:r>
+                      </m:e>
+                      <m:sup>
+                        <m:r>
+                          <m:rPr>
+                            <m:sty m:val="p"/>
+                          </m:rPr>
+                          <m:t>−</m:t>
+                        </m:r>
+                        <m:r>
+                          <m:t>4</m:t>
+                        </m:r>
+                      </m:sup>
+                    </m:sSup>
+                    <m:r>
+                      <m:rPr>
+                        <m:sty m:val="p"/>
+                      </m:rPr>
+                      <m:t>−</m:t>
+                    </m:r>
+                    <m:r>
+                      <m:t>0.0026</m:t>
+                    </m:r>
+                  </m:e>
+                  <m:e>
+                    <m:r>
+                      <m:t>&amp;</m:t>
+                    </m:r>
+                    <m:r>
+                      <m:rPr>
+                        <m:sty m:val="p"/>
+                      </m:rPr>
+                      <m:t>=</m:t>
+                    </m:r>
+                    <m:r>
+                      <m:rPr>
+                        <m:sty m:val="p"/>
+                      </m:rPr>
+                      <m:t>−</m:t>
+                    </m:r>
+                    <m:r>
+                      <m:t>0.0019</m:t>
+                    </m:r>
+                  </m:e>
+                  <m:e>
+                    <m:r>
+                      <m:t>&amp;</m:t>
+                    </m:r>
+                    <m:r>
+                      <m:rPr>
+                        <m:sty m:val="p"/>
+                      </m:rPr>
+                      <m:t>=</m:t>
+                    </m:r>
+                    <m:r>
+                      <m:rPr>
+                        <m:sty m:val="p"/>
+                      </m:rPr>
+                      <m:t>−</m:t>
+                    </m:r>
+                    <m:r>
+                      <m:t>δ</m:t>
+                    </m:r>
+                    <m:r>
+                      <m:rPr>
+                        <m:sty m:val="p"/>
+                      </m:rPr>
+                      <m:t>(</m:t>
+                    </m:r>
+                    <m:r>
+                      <m:t>O</m:t>
+                    </m:r>
+                    <m:r>
+                      <m:t>C</m:t>
+                    </m:r>
+                    <m:r>
+                      <m:rPr>
+                        <m:sty m:val="p"/>
+                      </m:rPr>
+                      <m:t>,</m:t>
+                    </m:r>
+                    <m:r>
+                      <m:rPr>
+                        <m:sty m:val="p"/>
+                      </m:rPr>
+                      <m:t>¬</m:t>
+                    </m:r>
+                    <m:r>
+                      <m:t>O</m:t>
+                    </m:r>
+                    <m:r>
+                      <m:t>C</m:t>
+                    </m:r>
+                    <m:r>
+                      <m:rPr>
+                        <m:sty m:val="p"/>
+                      </m:rPr>
+                      <m:t>)</m:t>
+                    </m:r>
+                  </m:e>
+                </m:eqArr>
+              </m:oMath>
+            </m:oMathPara>
+          </w:p>
+          <w:p>
+            <w:pPr>
+              <w:pStyle w:val="FirstParagraph"/>
+            </w:pPr>
+            <w:r>
+              <w:t xml:space="preserve">as</w:t>
+            </w:r>
+            <w:r>
+              <w:t xml:space="preserve"> </w:t>
+            </w:r>
+            <w:hyperlink w:anchor="thm-rd-switch-ref">
+              <w:r>
+                <w:rPr>
+                  <w:rStyle w:val="Hyperlink"/>
+                </w:rPr>
+                <w:t xml:space="preserve">Theorem 2</w:t>
+              </w:r>
+            </w:hyperlink>
+            <w:r>
+              <w:t xml:space="preserve"> </w:t>
+            </w:r>
+            <w:r>
+              <w:t xml:space="preserve">states.</w:t>
+            </w:r>
+          </w:p>
+          <w:bookmarkEnd w:id="65"/>
+          <w:p/>
+        </w:tc>
+      </w:tr>
+    </w:tbl>
+    <w:tbl>
+      <w:tblPr>
+        <w:tblStyle w:val="Table"/>
+        <w:tblInd w:w="164" w:type="dxa"/>
+        <w:tblBorders>
+          <w:left w:val="single" w:sz="24" w:space="0" w:color="909090"/>
+        </w:tblBorders>
+        <w:tblCellMar>
+          <w:left w:w="0" w:type="dxa"/>
+          <w:right w:w="0" w:type="dxa"/>
+        </w:tblCellMar>
+        <w:tblLook w:firstRow="0" w:lastRow="0" w:firstColumn="0" w:lastColumn="0" w:noHBand="0" w:noVBand="0" w:val="0000"/>
+      </w:tblPr>
+      <w:tblGrid>
+        <w:gridCol w:w="7920"/>
+      </w:tblGrid>
+      <w:tr>
+        <w:trPr>
+          <w:cantSplit/>
+        </w:trPr>
+        <w:tc>
+          <w:tcPr>
+            <w:tcMar>
+              <w:left w:w="144" w:type="dxa"/>
+            </w:tcMar>
+          </w:tcPr>
+          <w:p>
+            <w:pPr>
+              <w:pStyle w:val="BodyText"/>
+            </w:pPr>
+            <w:pPr>
+              <w:spacing w:before="16" w:after="64"/>
+            </w:pPr>
+          </w:p>
+          <w:bookmarkStart w:id="66" w:name="thm-rr-switch-ref"/>
+          <w:p>
+            <w:pPr>
+              <w:pStyle w:val="BodyText"/>
+            </w:pPr>
+            <w:r>
+              <w:rPr>
+                <w:b/>
+                <w:bCs/>
+              </w:rPr>
+              <w:t xml:space="preserve">Theorem 3 (Switching the reference group in a risk ratio)</w:t>
+            </w:r>
+            <w:r>
+              <w:t xml:space="preserve"> </w:t>
+            </w:r>
+            <w:r>
+              <w:t xml:space="preserve">For nonzero probabilities</w:t>
+            </w:r>
+            <w:r>
+              <w:t xml:space="preserve"> </w:t>
+            </w:r>
+            <m:oMath>
+              <m:sSub>
+                <m:e>
+                  <m:r>
+                    <m:t>π</m:t>
+                  </m:r>
+                </m:e>
+                <m:sub>
+                  <m:r>
+                    <m:t>1</m:t>
+                  </m:r>
+                </m:sub>
+              </m:sSub>
+            </m:oMath>
+            <w:r>
+              <w:t xml:space="preserve"> </w:t>
+            </w:r>
+            <w:r>
+              <w:t xml:space="preserve">and</w:t>
+            </w:r>
+            <w:r>
+              <w:t xml:space="preserve"> </w:t>
+            </w:r>
+            <m:oMath>
+              <m:sSub>
+                <m:e>
+                  <m:r>
+                    <m:t>π</m:t>
+                  </m:r>
+                </m:e>
+                <m:sub>
+                  <m:r>
+                    <m:t>2</m:t>
+                  </m:r>
+                </m:sub>
+              </m:sSub>
+            </m:oMath>
+            <w:r>
+              <w:t xml:space="preserve">,</w:t>
+            </w:r>
+            <w:r>
+              <w:t xml:space="preserve"> </w:t>
+            </w:r>
+            <w:r>
+              <w:t xml:space="preserve">the</w:t>
             </w:r>
             <w:r>
               <w:t xml:space="preserve"> </w:t>
@@ -12493,7 +12857,7 @@
               <w:t xml:space="preserve"> </w:t>
             </w:r>
             <w:r>
-              <w:t xml:space="preserve">of OC versus non-OC is:</w:t>
+              <w:t xml:space="preserve">with the reference group switched is the reciprocal of the original:</w:t>
             </w:r>
           </w:p>
           <w:p>
@@ -12505,141 +12869,72 @@
                 <m:jc m:val="center"/>
               </m:oMathParaPr>
               <m:oMath>
-                <m:eqArr>
+                <m:r>
+                  <m:t>ρ</m:t>
+                </m:r>
+                <m:r>
+                  <m:rPr>
+                    <m:sty m:val="p"/>
+                  </m:rPr>
+                  <m:t>(</m:t>
+                </m:r>
+                <m:sSub>
                   <m:e>
                     <m:r>
-                      <m:t>ρ</m:t>
-                    </m:r>
-                    <m:r>
-                      <m:rPr>
-                        <m:sty m:val="p"/>
-                      </m:rPr>
-                      <m:t>(</m:t>
-                    </m:r>
-                    <m:r>
-                      <m:t>O</m:t>
-                    </m:r>
-                    <m:r>
-                      <m:t>C</m:t>
-                    </m:r>
-                    <m:r>
-                      <m:rPr>
-                        <m:sty m:val="p"/>
-                      </m:rPr>
-                      <m:t>,</m:t>
-                    </m:r>
-                    <m:r>
-                      <m:rPr>
-                        <m:sty m:val="p"/>
-                      </m:rPr>
-                      <m:t>¬</m:t>
-                    </m:r>
-                    <m:r>
-                      <m:t>O</m:t>
-                    </m:r>
-                    <m:r>
-                      <m:t>C</m:t>
-                    </m:r>
-                    <m:r>
-                      <m:rPr>
-                        <m:sty m:val="p"/>
-                      </m:rPr>
-                      <m:t>)</m:t>
-                    </m:r>
-                    <m:r>
-                      <m:t>&amp;</m:t>
-                    </m:r>
-                    <m:r>
-                      <m:rPr>
-                        <m:sty m:val="p"/>
-                      </m:rPr>
-                      <m:t>=</m:t>
-                    </m:r>
-                    <m:r>
-                      <m:t>3.714286</m:t>
+                      <m:t>π</m:t>
                     </m:r>
                   </m:e>
-                </m:eqArr>
-              </m:oMath>
-            </m:oMathPara>
-          </w:p>
-          <w:p>
-            <w:pPr>
-              <w:pStyle w:val="FirstParagraph"/>
-            </w:pPr>
-            <w:r>
-              <w:t xml:space="preserve">In comparison, the risk ratio for non-OC versus OC is:</w:t>
-            </w:r>
-          </w:p>
-          <w:p>
-            <w:pPr>
-              <w:pStyle w:val="BodyText"/>
-            </w:pPr>
-            <m:oMathPara>
-              <m:oMathParaPr>
-                <m:jc m:val="center"/>
-              </m:oMathParaPr>
-              <m:oMath>
-                <m:eqArr>
+                  <m:sub>
+                    <m:r>
+                      <m:t>2</m:t>
+                    </m:r>
+                  </m:sub>
+                </m:sSub>
+                <m:r>
+                  <m:rPr>
+                    <m:sty m:val="p"/>
+                  </m:rPr>
+                  <m:t>,</m:t>
+                </m:r>
+                <m:sSub>
                   <m:e>
                     <m:r>
-                      <m:t>ρ</m:t>
-                    </m:r>
-                    <m:r>
-                      <m:rPr>
-                        <m:sty m:val="p"/>
-                      </m:rPr>
-                      <m:t>(</m:t>
-                    </m:r>
-                    <m:r>
-                      <m:rPr>
-                        <m:sty m:val="p"/>
-                      </m:rPr>
-                      <m:t>¬</m:t>
-                    </m:r>
-                    <m:r>
-                      <m:t>O</m:t>
-                    </m:r>
-                    <m:r>
-                      <m:t>C</m:t>
-                    </m:r>
-                    <m:r>
-                      <m:rPr>
-                        <m:sty m:val="p"/>
-                      </m:rPr>
-                      <m:t>,</m:t>
-                    </m:r>
-                    <m:r>
-                      <m:t>O</m:t>
-                    </m:r>
-                    <m:r>
-                      <m:t>C</m:t>
-                    </m:r>
-                    <m:r>
-                      <m:rPr>
-                        <m:sty m:val="p"/>
-                      </m:rPr>
-                      <m:t>)</m:t>
-                    </m:r>
-                    <m:r>
-                      <m:t>&amp;</m:t>
-                    </m:r>
-                    <m:r>
-                      <m:rPr>
-                        <m:sty m:val="p"/>
-                      </m:rPr>
-                      <m:t>=</m:t>
-                    </m:r>
-                    <m:f>
-                      <m:fPr>
-                        <m:type m:val="bar"/>
-                      </m:fPr>
-                      <m:num>
-                        <m:r>
-                          <m:rPr>
-                            <m:sty m:val="p"/>
-                          </m:rPr>
-                          <m:t/>
+                      <m:t>π</m:t>
+                    </m:r>
+                  </m:e>
+                  <m:sub>
+                    <m:r>
+                      <m:t>1</m:t>
+                    </m:r>
+                  </m:sub>
+                </m:sSub>
+                <m:r>
+                  <m:rPr>
+                    <m:sty m:val="p"/>
+                  </m:rPr>
+                  <m:t>)</m:t>
+                </m:r>
+                <m:r>
+                  <m:rPr>
+                    <m:sty m:val="p"/>
+                  </m:rPr>
+                  <m:t>=</m:t>
+                </m:r>
+                <m:r>
+                  <m:t>​</m:t>
+                </m:r>
+                <m:sSup>
+                  <m:e>
+                    <m:d>
+                      <m:dPr>
+                        <m:begChr m:val="("/>
+                        <m:sepChr m:val=""/>
+                        <m:endChr m:val=")"/>
+                        <m:grow/>
+                      </m:dPr>
+                      <m:e>
+                        <m:r>
+                          <m:t>ρ</m:t>
                         </m:r>
                         <m:r>
                           <m:rPr>
@@ -12647,233 +12942,173 @@
                           </m:rPr>
                           <m:t>(</m:t>
                         </m:r>
-                        <m:r>
-                          <m:t>M</m:t>
-                        </m:r>
-                        <m:r>
-                          <m:t>I</m:t>
-                        </m:r>
+                        <m:sSub>
+                          <m:e>
+                            <m:r>
+                              <m:t>π</m:t>
+                            </m:r>
+                          </m:e>
+                          <m:sub>
+                            <m:r>
+                              <m:t>1</m:t>
+                            </m:r>
+                          </m:sub>
+                        </m:sSub>
                         <m:r>
                           <m:rPr>
                             <m:sty m:val="p"/>
                           </m:rPr>
-                          <m:t>|</m:t>
-                        </m:r>
-                        <m:r>
-                          <m:rPr>
-                            <m:sty m:val="p"/>
-                          </m:rPr>
-                          <m:t>¬</m:t>
-                        </m:r>
-                        <m:r>
-                          <m:t>O</m:t>
-                        </m:r>
-                        <m:r>
-                          <m:t>C</m:t>
-                        </m:r>
+                          <m:t>,</m:t>
+                        </m:r>
+                        <m:sSub>
+                          <m:e>
+                            <m:r>
+                              <m:t>π</m:t>
+                            </m:r>
+                          </m:e>
+                          <m:sub>
+                            <m:r>
+                              <m:t>2</m:t>
+                            </m:r>
+                          </m:sub>
+                        </m:sSub>
                         <m:r>
                           <m:rPr>
                             <m:sty m:val="p"/>
                           </m:rPr>
                           <m:t>)</m:t>
                         </m:r>
-                      </m:num>
-                      <m:den>
-                        <m:r>
-                          <m:rPr>
-                            <m:sty m:val="p"/>
-                          </m:rPr>
-                          <m:t/>
-                        </m:r>
-                        <m:r>
-                          <m:rPr>
-                            <m:sty m:val="p"/>
-                          </m:rPr>
-                          <m:t>(</m:t>
-                        </m:r>
-                        <m:r>
-                          <m:t>M</m:t>
-                        </m:r>
-                        <m:r>
-                          <m:t>I</m:t>
-                        </m:r>
-                        <m:r>
-                          <m:rPr>
-                            <m:sty m:val="p"/>
-                          </m:rPr>
-                          <m:t>|</m:t>
-                        </m:r>
-                        <m:r>
-                          <m:t>O</m:t>
-                        </m:r>
-                        <m:r>
-                          <m:t>C</m:t>
-                        </m:r>
-                        <m:r>
-                          <m:rPr>
-                            <m:sty m:val="p"/>
-                          </m:rPr>
-                          <m:t>)</m:t>
-                        </m:r>
-                      </m:den>
-                    </m:f>
+                      </m:e>
+                    </m:d>
                   </m:e>
-                  <m:e>
-                    <m:r>
-                      <m:t>&amp;</m:t>
-                    </m:r>
-                    <m:r>
-                      <m:rPr>
-                        <m:sty m:val="p"/>
-                      </m:rPr>
-                      <m:t>=</m:t>
-                    </m:r>
-                    <m:f>
-                      <m:fPr>
-                        <m:type m:val="bar"/>
-                      </m:fPr>
-                      <m:num>
-                        <m:r>
-                          <m:t>7</m:t>
-                        </m:r>
-                        <m:r>
-                          <m:rPr>
-                            <m:sty m:val="p"/>
-                          </m:rPr>
-                          <m:t>×</m:t>
-                        </m:r>
-                        <m:sSup>
-                          <m:e>
-                            <m:r>
-                              <m:t>10</m:t>
-                            </m:r>
-                          </m:e>
-                          <m:sup>
-                            <m:r>
-                              <m:rPr>
-                                <m:sty m:val="p"/>
-                              </m:rPr>
-                              <m:t>−</m:t>
-                            </m:r>
-                            <m:r>
-                              <m:t>4</m:t>
-                            </m:r>
-                          </m:sup>
-                        </m:sSup>
-                      </m:num>
-                      <m:den>
-                        <m:r>
-                          <m:t>0.0026</m:t>
-                        </m:r>
-                      </m:den>
-                    </m:f>
-                  </m:e>
-                  <m:e>
-                    <m:r>
-                      <m:t>&amp;</m:t>
-                    </m:r>
-                    <m:r>
-                      <m:rPr>
-                        <m:sty m:val="p"/>
-                      </m:rPr>
-                      <m:t>=</m:t>
-                    </m:r>
-                    <m:r>
-                      <m:t>0.269231</m:t>
-                    </m:r>
-                  </m:e>
-                  <m:e>
-                    <m:r>
-                      <m:t>&amp;</m:t>
-                    </m:r>
-                    <m:r>
-                      <m:rPr>
-                        <m:sty m:val="p"/>
-                      </m:rPr>
-                      <m:t>=</m:t>
-                    </m:r>
-                    <m:f>
-                      <m:fPr>
-                        <m:type m:val="bar"/>
-                      </m:fPr>
-                      <m:num>
-                        <m:r>
-                          <m:t>1</m:t>
-                        </m:r>
-                      </m:num>
-                      <m:den>
-                        <m:r>
-                          <m:t>ρ</m:t>
-                        </m:r>
-                        <m:r>
-                          <m:rPr>
-                            <m:sty m:val="p"/>
-                          </m:rPr>
-                          <m:t>(</m:t>
-                        </m:r>
-                        <m:r>
-                          <m:t>O</m:t>
-                        </m:r>
-                        <m:r>
-                          <m:t>C</m:t>
-                        </m:r>
-                        <m:r>
-                          <m:rPr>
-                            <m:sty m:val="p"/>
-                          </m:rPr>
-                          <m:t>,</m:t>
-                        </m:r>
-                        <m:r>
-                          <m:rPr>
-                            <m:sty m:val="p"/>
-                          </m:rPr>
-                          <m:t>¬</m:t>
-                        </m:r>
-                        <m:r>
-                          <m:t>O</m:t>
-                        </m:r>
-                        <m:r>
-                          <m:t>C</m:t>
-                        </m:r>
-                        <m:r>
-                          <m:rPr>
-                            <m:sty m:val="p"/>
-                          </m:rPr>
-                          <m:t>)</m:t>
-                        </m:r>
-                      </m:den>
-                    </m:f>
-                  </m:e>
-                </m:eqArr>
+                  <m:sup>
+                    <m:r>
+                      <m:rPr>
+                        <m:sty m:val="p"/>
+                      </m:rPr>
+                      <m:t>−</m:t>
+                    </m:r>
+                    <m:r>
+                      <m:t>1</m:t>
+                    </m:r>
+                  </m:sup>
+                </m:sSup>
+                <m:r>
+                  <m:t>​</m:t>
+                </m:r>
               </m:oMath>
             </m:oMathPara>
           </w:p>
+          <w:bookmarkEnd w:id="66"/>
+        </w:tc>
+      </w:tr>
+    </w:tbl>
+    <w:p>
+      <w:pPr>
+        <w:pStyle w:val="FirstParagraph"/>
+      </w:pPr>
+      <w:r>
+        <w:t xml:space="preserve"> </w:t>
+      </w:r>
+    </w:p>
+    <w:tbl>
+      <w:tblPr>
+        <w:tblStyle w:val="Table"/>
+        <w:tblLook w:firstRow="0" w:lastRow="0" w:firstColumn="0" w:lastColumn="0" w:noHBand="0" w:noVBand="0" w:val="0000"/>
+        <w:tblBorders>
+          <w:top w:val="single" w:sz="4" w:space="0" w:color="909090"/>
+          <w:left w:val="single" w:sz="24" w:space="0" w:color="909090"/>
+          <w:bottom w:val="single" w:sz="4" w:space="0" w:color="909090"/>
+          <w:right w:val="single" w:sz="4" w:space="0" w:color="909090"/>
+        </w:tblBorders>
+        <w:tblCellMar>
+          <w:left w:w="144" w:type="dxa"/>
+          <w:right w:w="144" w:type="dxa"/>
+        </w:tblCellMar>
+        <w:tblLook w:firstRow="0" w:lastRow="0" w:firstColumn="0" w:lastColumn="0" w:noHBand="0" w:noVBand="0" w:val="0000"/>
+      </w:tblPr>
+      <w:tr>
+        <w:trPr>
+          <w:cantSplit/>
+        </w:trPr>
+        <w:tc>
+          <w:tcPr>
+            <w:shd w:color="auto" w:fill="e6e6e6" w:val="clear"/>
+            <w:tcMar>
+              <w:top w:w="92" w:type="dxa"/>
+              <w:bottom w:w="92" w:type="dxa"/>
+            </w:tcMar>
+          </w:tcPr>
           <w:p>
             <w:pPr>
-              <w:pStyle w:val="FirstParagraph"/>
-            </w:pPr>
-            <w:r>
-              <w:t xml:space="preserve">as</w:t>
-            </w:r>
-            <w:r>
-              <w:t xml:space="preserve"> </w:t>
-            </w:r>
-            <w:hyperlink w:anchor="eq-rr-switch-ref">
+              <w:pStyle w:val="BodyText"/>
+            </w:pPr>
+            <w:pPr>
+              <w:spacing w:before="16" w:after="16"/>
+            </w:pPr>
+            <w:r>
+              <w:t xml:space="preserve">Proof</w:t>
+            </w:r>
+          </w:p>
+        </w:tc>
+      </w:tr>
+      <w:tr>
+        <w:trPr>
+          <w:cantSplit/>
+        </w:trPr>
+        <w:tc>
+          <w:tcPr>
+            <w:tcMar>
+              <w:top w:w="108" w:type="dxa"/>
+              <w:bottom w:w="108" w:type="dxa"/>
+            </w:tcMar>
+          </w:tcPr>
+          <w:p>
+            <w:pPr>
+              <w:pStyle w:val="BodyText"/>
+            </w:pPr>
+            <w:r>
+              <w:rPr>
+                <w:i/>
+                <w:iCs/>
+              </w:rPr>
+              <w:t xml:space="preserve">Proof</w:t>
+            </w:r>
+            <w:r>
+              <w:t xml:space="preserve">. </w:t>
+            </w:r>
+            <w:r>
+              <w:t xml:space="preserve">This proof is the solution to</w:t>
+            </w:r>
+            <w:r>
+              <w:t xml:space="preserve"> </w:t>
+            </w:r>
+            <w:hyperlink w:anchor="exr-change-ref-group">
               <w:r>
                 <w:rPr>
                   <w:rStyle w:val="Hyperlink"/>
                 </w:rPr>
-                <w:t xml:space="preserve">Equation 2</w:t>
+                <w:t xml:space="preserve">Exercise 8</w:t>
               </w:r>
             </w:hyperlink>
             <w:r>
-              <w:t xml:space="preserve"> </w:t>
-            </w:r>
-            <w:r>
-              <w:t xml:space="preserve">states.</w:t>
+              <w:t xml:space="preserve">, worked in</w:t>
+            </w:r>
+            <w:r>
+              <w:t xml:space="preserve"> </w:t>
+            </w:r>
+            <w:hyperlink w:anchor="sol-change-ref-group">
+              <w:r>
+                <w:rPr>
+                  <w:rStyle w:val="Hyperlink"/>
+                </w:rPr>
+                <w:t xml:space="preserve">Solution 8</w:t>
+              </w:r>
+            </w:hyperlink>
+            <w:r>
+              <w:t xml:space="preserve">.</w:t>
             </w:r>
           </w:p>
-          <w:bookmarkEnd w:id="65"/>
           <w:p/>
         </w:tc>
       </w:tr>
@@ -12930,7 +13165,864 @@
               <w:bottom w:w="108" w:type="dxa"/>
             </w:tcMar>
           </w:tcPr>
-          <w:bookmarkStart w:id="66" w:name="exm-ref-rrd"/>
+          <w:bookmarkStart w:id="67" w:name="exm-ref"/>
+          <w:p>
+            <w:pPr>
+              <w:pStyle w:val="BodyText"/>
+            </w:pPr>
+            <w:r>
+              <w:rPr>
+                <w:b/>
+                <w:bCs/>
+              </w:rPr>
+              <w:t xml:space="preserve">Example 8 (Switching the reference group in a risk ratio)</w:t>
+            </w:r>
+            <w:r>
+              <w:t xml:space="preserve"> </w:t>
+            </w:r>
+            <w:r>
+              <w:t xml:space="preserve">In</w:t>
+            </w:r>
+            <w:r>
+              <w:t xml:space="preserve"> </w:t>
+            </w:r>
+            <w:hyperlink w:anchor="sol-exr-RR">
+              <w:r>
+                <w:rPr>
+                  <w:rStyle w:val="Hyperlink"/>
+                </w:rPr>
+                <w:t xml:space="preserve">Solution 6</w:t>
+              </w:r>
+            </w:hyperlink>
+            <w:r>
+              <w:t xml:space="preserve">, we estimated that the</w:t>
+            </w:r>
+            <w:r>
+              <w:t xml:space="preserve"> </w:t>
+            </w:r>
+            <w:hyperlink w:anchor="def-RR">
+              <w:r>
+                <w:rPr>
+                  <w:rStyle w:val="Hyperlink"/>
+                </w:rPr>
+                <w:t xml:space="preserve">risk ratio</w:t>
+              </w:r>
+            </w:hyperlink>
+            <w:r>
+              <w:t xml:space="preserve"> </w:t>
+            </w:r>
+            <w:r>
+              <w:t xml:space="preserve">of OC versus non-OC is:</w:t>
+            </w:r>
+          </w:p>
+          <w:p>
+            <w:pPr>
+              <w:pStyle w:val="BodyText"/>
+            </w:pPr>
+            <m:oMathPara>
+              <m:oMathParaPr>
+                <m:jc m:val="center"/>
+              </m:oMathParaPr>
+              <m:oMath>
+                <m:eqArr>
+                  <m:e>
+                    <m:r>
+                      <m:t>ρ</m:t>
+                    </m:r>
+                    <m:r>
+                      <m:rPr>
+                        <m:sty m:val="p"/>
+                      </m:rPr>
+                      <m:t>(</m:t>
+                    </m:r>
+                    <m:r>
+                      <m:t>O</m:t>
+                    </m:r>
+                    <m:r>
+                      <m:t>C</m:t>
+                    </m:r>
+                    <m:r>
+                      <m:rPr>
+                        <m:sty m:val="p"/>
+                      </m:rPr>
+                      <m:t>,</m:t>
+                    </m:r>
+                    <m:r>
+                      <m:rPr>
+                        <m:sty m:val="p"/>
+                      </m:rPr>
+                      <m:t>¬</m:t>
+                    </m:r>
+                    <m:r>
+                      <m:t>O</m:t>
+                    </m:r>
+                    <m:r>
+                      <m:t>C</m:t>
+                    </m:r>
+                    <m:r>
+                      <m:rPr>
+                        <m:sty m:val="p"/>
+                      </m:rPr>
+                      <m:t>)</m:t>
+                    </m:r>
+                    <m:r>
+                      <m:t>&amp;</m:t>
+                    </m:r>
+                    <m:r>
+                      <m:rPr>
+                        <m:sty m:val="p"/>
+                      </m:rPr>
+                      <m:t>=</m:t>
+                    </m:r>
+                    <m:r>
+                      <m:t>3.714286</m:t>
+                    </m:r>
+                  </m:e>
+                </m:eqArr>
+              </m:oMath>
+            </m:oMathPara>
+          </w:p>
+          <w:p>
+            <w:pPr>
+              <w:pStyle w:val="FirstParagraph"/>
+            </w:pPr>
+            <w:r>
+              <w:t xml:space="preserve">In comparison, the risk ratio for non-OC versus OC is:</w:t>
+            </w:r>
+          </w:p>
+          <w:p>
+            <w:pPr>
+              <w:pStyle w:val="BodyText"/>
+            </w:pPr>
+            <m:oMathPara>
+              <m:oMathParaPr>
+                <m:jc m:val="center"/>
+              </m:oMathParaPr>
+              <m:oMath>
+                <m:eqArr>
+                  <m:e>
+                    <m:r>
+                      <m:t>ρ</m:t>
+                    </m:r>
+                    <m:r>
+                      <m:rPr>
+                        <m:sty m:val="p"/>
+                      </m:rPr>
+                      <m:t>(</m:t>
+                    </m:r>
+                    <m:r>
+                      <m:rPr>
+                        <m:sty m:val="p"/>
+                      </m:rPr>
+                      <m:t>¬</m:t>
+                    </m:r>
+                    <m:r>
+                      <m:t>O</m:t>
+                    </m:r>
+                    <m:r>
+                      <m:t>C</m:t>
+                    </m:r>
+                    <m:r>
+                      <m:rPr>
+                        <m:sty m:val="p"/>
+                      </m:rPr>
+                      <m:t>,</m:t>
+                    </m:r>
+                    <m:r>
+                      <m:t>O</m:t>
+                    </m:r>
+                    <m:r>
+                      <m:t>C</m:t>
+                    </m:r>
+                    <m:r>
+                      <m:rPr>
+                        <m:sty m:val="p"/>
+                      </m:rPr>
+                      <m:t>)</m:t>
+                    </m:r>
+                    <m:r>
+                      <m:t>&amp;</m:t>
+                    </m:r>
+                    <m:r>
+                      <m:rPr>
+                        <m:sty m:val="p"/>
+                      </m:rPr>
+                      <m:t>=</m:t>
+                    </m:r>
+                    <m:f>
+                      <m:fPr>
+                        <m:type m:val="bar"/>
+                      </m:fPr>
+                      <m:num>
+                        <m:r>
+                          <m:rPr>
+                            <m:sty m:val="p"/>
+                          </m:rPr>
+                          <m:t/>
+                        </m:r>
+                        <m:r>
+                          <m:rPr>
+                            <m:sty m:val="p"/>
+                          </m:rPr>
+                          <m:t>(</m:t>
+                        </m:r>
+                        <m:r>
+                          <m:t>M</m:t>
+                        </m:r>
+                        <m:r>
+                          <m:t>I</m:t>
+                        </m:r>
+                        <m:r>
+                          <m:rPr>
+                            <m:sty m:val="p"/>
+                          </m:rPr>
+                          <m:t>|</m:t>
+                        </m:r>
+                        <m:r>
+                          <m:rPr>
+                            <m:sty m:val="p"/>
+                          </m:rPr>
+                          <m:t>¬</m:t>
+                        </m:r>
+                        <m:r>
+                          <m:t>O</m:t>
+                        </m:r>
+                        <m:r>
+                          <m:t>C</m:t>
+                        </m:r>
+                        <m:r>
+                          <m:rPr>
+                            <m:sty m:val="p"/>
+                          </m:rPr>
+                          <m:t>)</m:t>
+                        </m:r>
+                      </m:num>
+                      <m:den>
+                        <m:r>
+                          <m:rPr>
+                            <m:sty m:val="p"/>
+                          </m:rPr>
+                          <m:t/>
+                        </m:r>
+                        <m:r>
+                          <m:rPr>
+                            <m:sty m:val="p"/>
+                          </m:rPr>
+                          <m:t>(</m:t>
+                        </m:r>
+                        <m:r>
+                          <m:t>M</m:t>
+                        </m:r>
+                        <m:r>
+                          <m:t>I</m:t>
+                        </m:r>
+                        <m:r>
+                          <m:rPr>
+                            <m:sty m:val="p"/>
+                          </m:rPr>
+                          <m:t>|</m:t>
+                        </m:r>
+                        <m:r>
+                          <m:t>O</m:t>
+                        </m:r>
+                        <m:r>
+                          <m:t>C</m:t>
+                        </m:r>
+                        <m:r>
+                          <m:rPr>
+                            <m:sty m:val="p"/>
+                          </m:rPr>
+                          <m:t>)</m:t>
+                        </m:r>
+                      </m:den>
+                    </m:f>
+                  </m:e>
+                  <m:e>
+                    <m:r>
+                      <m:t>&amp;</m:t>
+                    </m:r>
+                    <m:r>
+                      <m:rPr>
+                        <m:sty m:val="p"/>
+                      </m:rPr>
+                      <m:t>=</m:t>
+                    </m:r>
+                    <m:f>
+                      <m:fPr>
+                        <m:type m:val="bar"/>
+                      </m:fPr>
+                      <m:num>
+                        <m:r>
+                          <m:t>7</m:t>
+                        </m:r>
+                        <m:r>
+                          <m:rPr>
+                            <m:sty m:val="p"/>
+                          </m:rPr>
+                          <m:t>×</m:t>
+                        </m:r>
+                        <m:sSup>
+                          <m:e>
+                            <m:r>
+                              <m:t>10</m:t>
+                            </m:r>
+                          </m:e>
+                          <m:sup>
+                            <m:r>
+                              <m:rPr>
+                                <m:sty m:val="p"/>
+                              </m:rPr>
+                              <m:t>−</m:t>
+                            </m:r>
+                            <m:r>
+                              <m:t>4</m:t>
+                            </m:r>
+                          </m:sup>
+                        </m:sSup>
+                      </m:num>
+                      <m:den>
+                        <m:r>
+                          <m:t>0.0026</m:t>
+                        </m:r>
+                      </m:den>
+                    </m:f>
+                  </m:e>
+                  <m:e>
+                    <m:r>
+                      <m:t>&amp;</m:t>
+                    </m:r>
+                    <m:r>
+                      <m:rPr>
+                        <m:sty m:val="p"/>
+                      </m:rPr>
+                      <m:t>=</m:t>
+                    </m:r>
+                    <m:r>
+                      <m:t>0.269231</m:t>
+                    </m:r>
+                  </m:e>
+                  <m:e>
+                    <m:r>
+                      <m:t>&amp;</m:t>
+                    </m:r>
+                    <m:r>
+                      <m:rPr>
+                        <m:sty m:val="p"/>
+                      </m:rPr>
+                      <m:t>=</m:t>
+                    </m:r>
+                    <m:f>
+                      <m:fPr>
+                        <m:type m:val="bar"/>
+                      </m:fPr>
+                      <m:num>
+                        <m:r>
+                          <m:t>1</m:t>
+                        </m:r>
+                      </m:num>
+                      <m:den>
+                        <m:r>
+                          <m:t>ρ</m:t>
+                        </m:r>
+                        <m:r>
+                          <m:rPr>
+                            <m:sty m:val="p"/>
+                          </m:rPr>
+                          <m:t>(</m:t>
+                        </m:r>
+                        <m:r>
+                          <m:t>O</m:t>
+                        </m:r>
+                        <m:r>
+                          <m:t>C</m:t>
+                        </m:r>
+                        <m:r>
+                          <m:rPr>
+                            <m:sty m:val="p"/>
+                          </m:rPr>
+                          <m:t>,</m:t>
+                        </m:r>
+                        <m:r>
+                          <m:rPr>
+                            <m:sty m:val="p"/>
+                          </m:rPr>
+                          <m:t>¬</m:t>
+                        </m:r>
+                        <m:r>
+                          <m:t>O</m:t>
+                        </m:r>
+                        <m:r>
+                          <m:t>C</m:t>
+                        </m:r>
+                        <m:r>
+                          <m:rPr>
+                            <m:sty m:val="p"/>
+                          </m:rPr>
+                          <m:t>)</m:t>
+                        </m:r>
+                      </m:den>
+                    </m:f>
+                  </m:e>
+                </m:eqArr>
+              </m:oMath>
+            </m:oMathPara>
+          </w:p>
+          <w:p>
+            <w:pPr>
+              <w:pStyle w:val="FirstParagraph"/>
+            </w:pPr>
+            <w:r>
+              <w:t xml:space="preserve">as</w:t>
+            </w:r>
+            <w:r>
+              <w:t xml:space="preserve"> </w:t>
+            </w:r>
+            <w:hyperlink w:anchor="thm-rr-switch-ref">
+              <w:r>
+                <w:rPr>
+                  <w:rStyle w:val="Hyperlink"/>
+                </w:rPr>
+                <w:t xml:space="preserve">Theorem 3</w:t>
+              </w:r>
+            </w:hyperlink>
+            <w:r>
+              <w:t xml:space="preserve"> </w:t>
+            </w:r>
+            <w:r>
+              <w:t xml:space="preserve">states.</w:t>
+            </w:r>
+          </w:p>
+          <w:bookmarkEnd w:id="67"/>
+          <w:p/>
+        </w:tc>
+      </w:tr>
+    </w:tbl>
+    <w:tbl>
+      <w:tblPr>
+        <w:tblStyle w:val="Table"/>
+        <w:tblInd w:w="164" w:type="dxa"/>
+        <w:tblBorders>
+          <w:left w:val="single" w:sz="24" w:space="0" w:color="909090"/>
+        </w:tblBorders>
+        <w:tblCellMar>
+          <w:left w:w="0" w:type="dxa"/>
+          <w:right w:w="0" w:type="dxa"/>
+        </w:tblCellMar>
+        <w:tblLook w:firstRow="0" w:lastRow="0" w:firstColumn="0" w:lastColumn="0" w:noHBand="0" w:noVBand="0" w:val="0000"/>
+      </w:tblPr>
+      <w:tblGrid>
+        <w:gridCol w:w="7920"/>
+      </w:tblGrid>
+      <w:tr>
+        <w:trPr>
+          <w:cantSplit/>
+        </w:trPr>
+        <w:tc>
+          <w:tcPr>
+            <w:tcMar>
+              <w:left w:w="144" w:type="dxa"/>
+            </w:tcMar>
+          </w:tcPr>
+          <w:p>
+            <w:pPr>
+              <w:pStyle w:val="BodyText"/>
+            </w:pPr>
+            <w:pPr>
+              <w:spacing w:before="16" w:after="64"/>
+            </w:pPr>
+          </w:p>
+          <w:bookmarkStart w:id="68" w:name="thm-rrd-switch-ref"/>
+          <w:p>
+            <w:pPr>
+              <w:pStyle w:val="BodyText"/>
+            </w:pPr>
+            <w:r>
+              <w:rPr>
+                <w:b/>
+                <w:bCs/>
+              </w:rPr>
+              <w:t xml:space="preserve">Theorem 4 (Switching the reference group in a relative risk difference)</w:t>
+            </w:r>
+            <w:r>
+              <w:t xml:space="preserve"> </w:t>
+            </w:r>
+            <w:r>
+              <w:t xml:space="preserve">For nonzero probabilities</w:t>
+            </w:r>
+            <w:r>
+              <w:t xml:space="preserve"> </w:t>
+            </w:r>
+            <m:oMath>
+              <m:sSub>
+                <m:e>
+                  <m:r>
+                    <m:t>π</m:t>
+                  </m:r>
+                </m:e>
+                <m:sub>
+                  <m:r>
+                    <m:t>1</m:t>
+                  </m:r>
+                </m:sub>
+              </m:sSub>
+            </m:oMath>
+            <w:r>
+              <w:t xml:space="preserve"> </w:t>
+            </w:r>
+            <w:r>
+              <w:t xml:space="preserve">and</w:t>
+            </w:r>
+            <w:r>
+              <w:t xml:space="preserve"> </w:t>
+            </w:r>
+            <m:oMath>
+              <m:sSub>
+                <m:e>
+                  <m:r>
+                    <m:t>π</m:t>
+                  </m:r>
+                </m:e>
+                <m:sub>
+                  <m:r>
+                    <m:t>2</m:t>
+                  </m:r>
+                </m:sub>
+              </m:sSub>
+            </m:oMath>
+            <w:r>
+              <w:t xml:space="preserve">,</w:t>
+            </w:r>
+            <w:r>
+              <w:t xml:space="preserve"> </w:t>
+            </w:r>
+            <w:r>
+              <w:t xml:space="preserve">the relative risk difference with the reference group switched is:</w:t>
+            </w:r>
+          </w:p>
+          <w:p>
+            <w:pPr>
+              <w:pStyle w:val="BodyText"/>
+            </w:pPr>
+            <m:oMathPara>
+              <m:oMathParaPr>
+                <m:jc m:val="center"/>
+              </m:oMathParaPr>
+              <m:oMath>
+                <m:r>
+                  <m:t>ξ</m:t>
+                </m:r>
+                <m:r>
+                  <m:rPr>
+                    <m:sty m:val="p"/>
+                  </m:rPr>
+                  <m:t>(</m:t>
+                </m:r>
+                <m:sSub>
+                  <m:e>
+                    <m:r>
+                      <m:t>π</m:t>
+                    </m:r>
+                  </m:e>
+                  <m:sub>
+                    <m:r>
+                      <m:t>2</m:t>
+                    </m:r>
+                  </m:sub>
+                </m:sSub>
+                <m:r>
+                  <m:rPr>
+                    <m:sty m:val="p"/>
+                  </m:rPr>
+                  <m:t>,</m:t>
+                </m:r>
+                <m:sSub>
+                  <m:e>
+                    <m:r>
+                      <m:t>π</m:t>
+                    </m:r>
+                  </m:e>
+                  <m:sub>
+                    <m:r>
+                      <m:t>1</m:t>
+                    </m:r>
+                  </m:sub>
+                </m:sSub>
+                <m:r>
+                  <m:rPr>
+                    <m:sty m:val="p"/>
+                  </m:rPr>
+                  <m:t>)</m:t>
+                </m:r>
+                <m:r>
+                  <m:rPr>
+                    <m:sty m:val="p"/>
+                  </m:rPr>
+                  <m:t>=</m:t>
+                </m:r>
+                <m:r>
+                  <m:t>​</m:t>
+                </m:r>
+                <m:sSup>
+                  <m:e>
+                    <m:d>
+                      <m:dPr>
+                        <m:begChr m:val="("/>
+                        <m:sepChr m:val=""/>
+                        <m:endChr m:val=")"/>
+                        <m:grow/>
+                      </m:dPr>
+                      <m:e>
+                        <m:r>
+                          <m:t>ξ</m:t>
+                        </m:r>
+                        <m:r>
+                          <m:rPr>
+                            <m:sty m:val="p"/>
+                          </m:rPr>
+                          <m:t>(</m:t>
+                        </m:r>
+                        <m:sSub>
+                          <m:e>
+                            <m:r>
+                              <m:t>π</m:t>
+                            </m:r>
+                          </m:e>
+                          <m:sub>
+                            <m:r>
+                              <m:t>1</m:t>
+                            </m:r>
+                          </m:sub>
+                        </m:sSub>
+                        <m:r>
+                          <m:rPr>
+                            <m:sty m:val="p"/>
+                          </m:rPr>
+                          <m:t>,</m:t>
+                        </m:r>
+                        <m:sSub>
+                          <m:e>
+                            <m:r>
+                              <m:t>π</m:t>
+                            </m:r>
+                          </m:e>
+                          <m:sub>
+                            <m:r>
+                              <m:t>2</m:t>
+                            </m:r>
+                          </m:sub>
+                        </m:sSub>
+                        <m:r>
+                          <m:rPr>
+                            <m:sty m:val="p"/>
+                          </m:rPr>
+                          <m:t>)</m:t>
+                        </m:r>
+                        <m:r>
+                          <m:rPr>
+                            <m:sty m:val="p"/>
+                          </m:rPr>
+                          <m:t>+</m:t>
+                        </m:r>
+                        <m:r>
+                          <m:t>1</m:t>
+                        </m:r>
+                      </m:e>
+                    </m:d>
+                  </m:e>
+                  <m:sup>
+                    <m:r>
+                      <m:rPr>
+                        <m:sty m:val="p"/>
+                      </m:rPr>
+                      <m:t>−</m:t>
+                    </m:r>
+                    <m:r>
+                      <m:t>1</m:t>
+                    </m:r>
+                  </m:sup>
+                </m:sSup>
+                <m:r>
+                  <m:t>​</m:t>
+                </m:r>
+                <m:r>
+                  <m:rPr>
+                    <m:sty m:val="p"/>
+                  </m:rPr>
+                  <m:t>−</m:t>
+                </m:r>
+                <m:r>
+                  <m:t>1</m:t>
+                </m:r>
+              </m:oMath>
+            </m:oMathPara>
+          </w:p>
+          <w:bookmarkEnd w:id="68"/>
+        </w:tc>
+      </w:tr>
+    </w:tbl>
+    <w:p>
+      <w:pPr>
+        <w:pStyle w:val="FirstParagraph"/>
+      </w:pPr>
+      <w:r>
+        <w:t xml:space="preserve"> </w:t>
+      </w:r>
+    </w:p>
+    <w:tbl>
+      <w:tblPr>
+        <w:tblStyle w:val="Table"/>
+        <w:tblLook w:firstRow="0" w:lastRow="0" w:firstColumn="0" w:lastColumn="0" w:noHBand="0" w:noVBand="0" w:val="0000"/>
+        <w:tblBorders>
+          <w:top w:val="single" w:sz="4" w:space="0" w:color="909090"/>
+          <w:left w:val="single" w:sz="24" w:space="0" w:color="909090"/>
+          <w:bottom w:val="single" w:sz="4" w:space="0" w:color="909090"/>
+          <w:right w:val="single" w:sz="4" w:space="0" w:color="909090"/>
+        </w:tblBorders>
+        <w:tblCellMar>
+          <w:left w:w="144" w:type="dxa"/>
+          <w:right w:w="144" w:type="dxa"/>
+        </w:tblCellMar>
+        <w:tblLook w:firstRow="0" w:lastRow="0" w:firstColumn="0" w:lastColumn="0" w:noHBand="0" w:noVBand="0" w:val="0000"/>
+      </w:tblPr>
+      <w:tr>
+        <w:trPr>
+          <w:cantSplit/>
+        </w:trPr>
+        <w:tc>
+          <w:tcPr>
+            <w:shd w:color="auto" w:fill="e6e6e6" w:val="clear"/>
+            <w:tcMar>
+              <w:top w:w="92" w:type="dxa"/>
+              <w:bottom w:w="92" w:type="dxa"/>
+            </w:tcMar>
+          </w:tcPr>
+          <w:p>
+            <w:pPr>
+              <w:pStyle w:val="BodyText"/>
+            </w:pPr>
+            <w:pPr>
+              <w:spacing w:before="16" w:after="16"/>
+            </w:pPr>
+            <w:r>
+              <w:t xml:space="preserve">Proof</w:t>
+            </w:r>
+          </w:p>
+        </w:tc>
+      </w:tr>
+      <w:tr>
+        <w:trPr>
+          <w:cantSplit/>
+        </w:trPr>
+        <w:tc>
+          <w:tcPr>
+            <w:tcMar>
+              <w:top w:w="108" w:type="dxa"/>
+              <w:bottom w:w="108" w:type="dxa"/>
+            </w:tcMar>
+          </w:tcPr>
+          <w:p>
+            <w:pPr>
+              <w:pStyle w:val="BodyText"/>
+            </w:pPr>
+            <w:r>
+              <w:rPr>
+                <w:i/>
+                <w:iCs/>
+              </w:rPr>
+              <w:t xml:space="preserve">Proof</w:t>
+            </w:r>
+            <w:r>
+              <w:t xml:space="preserve">. </w:t>
+            </w:r>
+            <w:r>
+              <w:t xml:space="preserve">This proof is the solution to</w:t>
+            </w:r>
+            <w:r>
+              <w:t xml:space="preserve"> </w:t>
+            </w:r>
+            <w:hyperlink w:anchor="exr-change-ref-group">
+              <w:r>
+                <w:rPr>
+                  <w:rStyle w:val="Hyperlink"/>
+                </w:rPr>
+                <w:t xml:space="preserve">Exercise 8</w:t>
+              </w:r>
+            </w:hyperlink>
+            <w:r>
+              <w:t xml:space="preserve">, worked in</w:t>
+            </w:r>
+            <w:r>
+              <w:t xml:space="preserve"> </w:t>
+            </w:r>
+            <w:hyperlink w:anchor="sol-change-ref-group">
+              <w:r>
+                <w:rPr>
+                  <w:rStyle w:val="Hyperlink"/>
+                </w:rPr>
+                <w:t xml:space="preserve">Solution 8</w:t>
+              </w:r>
+            </w:hyperlink>
+            <w:r>
+              <w:t xml:space="preserve">.</w:t>
+            </w:r>
+          </w:p>
+          <w:p/>
+        </w:tc>
+      </w:tr>
+    </w:tbl>
+    <w:tbl>
+      <w:tblPr>
+        <w:tblStyle w:val="Table"/>
+        <w:tblLook w:firstRow="0" w:lastRow="0" w:firstColumn="0" w:lastColumn="0" w:noHBand="0" w:noVBand="0" w:val="0000"/>
+        <w:tblBorders>
+          <w:top w:val="single" w:sz="4" w:space="0" w:color="909090"/>
+          <w:left w:val="single" w:sz="24" w:space="0" w:color="909090"/>
+          <w:bottom w:val="single" w:sz="4" w:space="0" w:color="909090"/>
+          <w:right w:val="single" w:sz="4" w:space="0" w:color="909090"/>
+        </w:tblBorders>
+        <w:tblCellMar>
+          <w:left w:w="144" w:type="dxa"/>
+          <w:right w:w="144" w:type="dxa"/>
+        </w:tblCellMar>
+        <w:tblLook w:firstRow="0" w:lastRow="0" w:firstColumn="0" w:lastColumn="0" w:noHBand="0" w:noVBand="0" w:val="0000"/>
+      </w:tblPr>
+      <w:tr>
+        <w:trPr>
+          <w:cantSplit/>
+        </w:trPr>
+        <w:tc>
+          <w:tcPr>
+            <w:shd w:color="auto" w:fill="e6e6e6" w:val="clear"/>
+            <w:tcMar>
+              <w:top w:w="92" w:type="dxa"/>
+              <w:bottom w:w="92" w:type="dxa"/>
+            </w:tcMar>
+          </w:tcPr>
+          <w:p>
+            <w:pPr>
+              <w:pStyle w:val="BodyText"/>
+            </w:pPr>
+            <w:pPr>
+              <w:spacing w:before="16" w:after="16"/>
+            </w:pPr>
+            <w:r>
+              <w:t xml:space="preserve">Exm</w:t>
+            </w:r>
+          </w:p>
+        </w:tc>
+      </w:tr>
+      <w:tr>
+        <w:trPr>
+          <w:cantSplit/>
+        </w:trPr>
+        <w:tc>
+          <w:tcPr>
+            <w:tcMar>
+              <w:top w:w="108" w:type="dxa"/>
+              <w:bottom w:w="108" w:type="dxa"/>
+            </w:tcMar>
+          </w:tcPr>
+          <w:bookmarkStart w:id="69" w:name="exm-ref-rrd"/>
           <w:p>
             <w:pPr>
               <w:pStyle w:val="BodyText"/>
@@ -13293,12 +14385,12 @@
             <w:r>
               <w:t xml:space="preserve"> </w:t>
             </w:r>
-            <w:hyperlink w:anchor="eq-rrd-switch-ref">
+            <w:hyperlink w:anchor="thm-rrd-switch-ref">
               <w:r>
                 <w:rPr>
                   <w:rStyle w:val="Hyperlink"/>
                 </w:rPr>
-                <w:t xml:space="preserve">Equation 3</w:t>
+                <w:t xml:space="preserve">Theorem 4</w:t>
               </w:r>
             </w:hyperlink>
             <w:r>
@@ -13460,14 +14552,14 @@
               <w:t xml:space="preserve">The two calculations agree.</w:t>
             </w:r>
           </w:p>
-          <w:bookmarkEnd w:id="66"/>
+          <w:bookmarkEnd w:id="69"/>
           <w:p/>
         </w:tc>
       </w:tr>
     </w:tbl>
-    <w:bookmarkEnd w:id="67"/>
-    <w:bookmarkEnd w:id="68"/>
-    <w:bookmarkStart w:id="177" w:name="odds-and-odds-ratios"/>
+    <w:bookmarkEnd w:id="70"/>
+    <w:bookmarkEnd w:id="71"/>
+    <w:bookmarkStart w:id="180" w:name="odds-and-odds-ratios"/>
     <w:p>
       <w:pPr>
         <w:pStyle w:val="Heading2"/>
@@ -13476,7 +14568,7 @@
         <w:t xml:space="preserve">1.3 Odds and odds ratios</w:t>
       </w:r>
     </w:p>
-    <w:bookmarkStart w:id="118" w:name="odds-and-probabilities"/>
+    <w:bookmarkStart w:id="121" w:name="odds-and-probabilities"/>
     <w:p>
       <w:pPr>
         <w:pStyle w:val="Heading3"/>
@@ -13526,12 +14618,12 @@
                 <wp:inline>
                   <wp:extent cx="152400" cy="152400"/>
                   <wp:effectExtent b="0" l="0" r="0" t="0"/>
-                  <wp:docPr descr="" title="" id="69" name="Picture"/>
+                  <wp:docPr descr="" title="" id="72" name="Picture"/>
                   <a:graphic>
                     <a:graphicData uri="http://schemas.openxmlformats.org/drawingml/2006/picture">
                       <pic:pic>
                         <pic:nvPicPr>
-                          <pic:cNvPr descr="/opt/quarto/share/formats/docx/tip.png" id="70" name="Picture"/>
+                          <pic:cNvPr descr="/opt/quarto/share/formats/docx/tip.png" id="73" name="Picture"/>
                           <pic:cNvPicPr>
                             <a:picLocks noChangeArrowheads="1" noChangeAspect="1"/>
                           </pic:cNvPicPr>
@@ -13599,7 +14691,7 @@
             <w:r>
               <w:t xml:space="preserve"> </w:t>
             </w:r>
-            <w:hyperlink r:id="rId71">
+            <w:hyperlink r:id="rId74">
               <w:r>
                 <w:rPr>
                   <w:rStyle w:val="Hyperlink"/>
@@ -13721,7 +14813,7 @@
               <w:spacing w:before="16" w:after="64"/>
             </w:pPr>
           </w:p>
-          <w:bookmarkStart w:id="76" w:name="def-odds"/>
+          <w:bookmarkStart w:id="79" w:name="def-odds"/>
           <w:p>
             <w:pPr>
               <w:pStyle w:val="BodyText"/>
@@ -13819,7 +14911,7 @@
               <w:rPr>
                 <w:rStyle w:val="FootnoteReference"/>
               </w:rPr>
-              <w:footnoteReference w:id="72"/>
+              <w:footnoteReference w:id="75"/>
             </w:r>
             <w:r>
               <w:t xml:space="preserve"> </w:t>
@@ -13832,7 +14924,7 @@
             <w:pPr>
               <w:pStyle w:val="BodyText"/>
             </w:pPr>
-            <w:bookmarkStart w:id="75" w:name="eq-def-odds"/>
+            <w:bookmarkStart w:id="78" w:name="eq-def-odds"/>
             <m:oMathPara>
               <m:oMathParaPr>
                 <m:jc m:val="center"/>
@@ -13937,9 +15029,9 @@
                 </m:r>
               </m:oMath>
             </m:oMathPara>
-            <w:bookmarkEnd w:id="75"/>
+            <w:bookmarkEnd w:id="78"/>
           </w:p>
-          <w:bookmarkEnd w:id="76"/>
+          <w:bookmarkEnd w:id="79"/>
         </w:tc>
       </w:tr>
     </w:tbl>
@@ -13959,7 +15051,7 @@
       <w:r>
         <w:t xml:space="preserve"> </w:t>
       </w:r>
-      <w:hyperlink r:id="rId77">
+      <w:hyperlink r:id="rId80">
         <w:r>
           <w:rPr>
             <w:rStyle w:val="Hyperlink"/>
@@ -14031,7 +15123,7 @@
               <w:spacing w:before="16" w:after="64"/>
             </w:pPr>
           </w:p>
-          <w:bookmarkStart w:id="79" w:name="def-c-odds"/>
+          <w:bookmarkStart w:id="82" w:name="def-c-odds"/>
           <w:p>
             <w:pPr>
               <w:pStyle w:val="BodyText"/>
@@ -14157,7 +15249,7 @@
             <w:pPr>
               <w:pStyle w:val="BodyText"/>
             </w:pPr>
-            <w:bookmarkStart w:id="78" w:name="eq-def-c-odds"/>
+            <w:bookmarkStart w:id="81" w:name="eq-def-c-odds"/>
             <m:oMathPara>
               <m:oMathParaPr>
                 <m:jc m:val="center"/>
@@ -14304,7 +15396,7 @@
                 </m:r>
               </m:oMath>
             </m:oMathPara>
-            <w:bookmarkEnd w:id="78"/>
+            <w:bookmarkEnd w:id="81"/>
           </w:p>
           <w:p>
             <w:pPr>
@@ -14430,7 +15522,7 @@
               <w:t xml:space="preserve">).</w:t>
             </w:r>
           </w:p>
-          <w:bookmarkEnd w:id="79"/>
+          <w:bookmarkEnd w:id="82"/>
         </w:tc>
       </w:tr>
     </w:tbl>
@@ -14486,7 +15578,7 @@
               <w:bottom w:w="108" w:type="dxa"/>
             </w:tcMar>
           </w:tcPr>
-          <w:bookmarkStart w:id="80" w:name="exm-odds"/>
+          <w:bookmarkStart w:id="83" w:name="exm-odds"/>
           <w:p>
             <w:pPr>
               <w:pStyle w:val="BodyText"/>
@@ -14947,7 +16039,7 @@
               </m:oMath>
             </m:oMathPara>
           </w:p>
-          <w:bookmarkEnd w:id="80"/>
+          <w:bookmarkEnd w:id="83"/>
           <w:p/>
         </w:tc>
       </w:tr>
@@ -14986,7 +16078,7 @@
               <w:spacing w:before="16" w:after="64"/>
             </w:pPr>
           </w:p>
-          <w:bookmarkStart w:id="81" w:name="exr-odds"/>
+          <w:bookmarkStart w:id="84" w:name="exr-odds"/>
           <w:p>
             <w:pPr>
               <w:pStyle w:val="BodyText"/>
@@ -15022,7 +16114,7 @@
               <w:t xml:space="preserve">of MI, for non-OC users.</w:t>
             </w:r>
           </w:p>
-          <w:bookmarkEnd w:id="81"/>
+          <w:bookmarkEnd w:id="84"/>
         </w:tc>
       </w:tr>
     </w:tbl>
@@ -15078,7 +16170,7 @@
               <w:bottom w:w="108" w:type="dxa"/>
             </w:tcMar>
           </w:tcPr>
-          <w:bookmarkStart w:id="82" w:name="sol-odds"/>
+          <w:bookmarkStart w:id="85" w:name="sol-odds"/>
           <w:p>
             <w:pPr>
               <w:pStyle w:val="BodyText"/>
@@ -15166,7 +16258,7 @@
               </m:oMath>
             </m:oMathPara>
           </w:p>
-          <w:bookmarkEnd w:id="82"/>
+          <w:bookmarkEnd w:id="85"/>
           <w:p/>
         </w:tc>
       </w:tr>
@@ -15205,7 +16297,7 @@
               <w:spacing w:before="16" w:after="64"/>
             </w:pPr>
           </w:p>
-          <w:bookmarkStart w:id="83" w:name="exr-prob-to-odds"/>
+          <w:bookmarkStart w:id="86" w:name="exr-prob-to-odds"/>
           <w:p>
             <w:pPr>
               <w:pStyle w:val="BodyText"/>
@@ -15238,7 +16330,7 @@
               <w:t xml:space="preserve">.</w:t>
             </w:r>
           </w:p>
-          <w:bookmarkEnd w:id="83"/>
+          <w:bookmarkEnd w:id="86"/>
         </w:tc>
       </w:tr>
     </w:tbl>
@@ -15294,7 +16386,7 @@
               <w:bottom w:w="108" w:type="dxa"/>
             </w:tcMar>
           </w:tcPr>
-          <w:bookmarkStart w:id="85" w:name="sol-prob-to-odds"/>
+          <w:bookmarkStart w:id="88" w:name="sol-prob-to-odds"/>
           <w:p>
             <w:pPr>
               <w:pStyle w:val="BodyText"/>
@@ -15332,7 +16424,7 @@
             <w:r>
               <w:t xml:space="preserve"> </w:t>
             </w:r>
-            <w:hyperlink r:id="rId84">
+            <w:hyperlink r:id="rId87">
               <w:r>
                 <w:rPr>
                   <w:rStyle w:val="Hyperlink"/>
@@ -15477,7 +16569,7 @@
               </m:oMath>
             </m:oMathPara>
           </w:p>
-          <w:bookmarkEnd w:id="85"/>
+          <w:bookmarkEnd w:id="88"/>
           <w:p/>
         </w:tc>
       </w:tr>
@@ -15516,7 +16608,7 @@
               <w:spacing w:before="16" w:after="64"/>
             </w:pPr>
           </w:p>
-          <w:bookmarkStart w:id="87" w:name="thm-prob-to-odds"/>
+          <w:bookmarkStart w:id="90" w:name="thm-prob-to-odds"/>
           <w:p>
             <w:pPr>
               <w:pStyle w:val="BodyText"/>
@@ -15526,7 +16618,7 @@
                 <w:b/>
                 <w:bCs/>
               </w:rPr>
-              <w:t xml:space="preserve">Theorem 2 (Odds as a function of probability)</w:t>
+              <w:t xml:space="preserve">Theorem 5 (Odds as a function of probability)</w:t>
             </w:r>
             <w:r>
               <w:t xml:space="preserve"> </w:t>
@@ -15615,7 +16707,7 @@
             <w:pPr>
               <w:pStyle w:val="BodyText"/>
             </w:pPr>
-            <w:bookmarkStart w:id="86" w:name="eq-odds-prob"/>
+            <w:bookmarkStart w:id="89" w:name="eq-odds-prob"/>
             <m:oMathPara>
               <m:oMathParaPr>
                 <m:jc m:val="center"/>
@@ -15674,9 +16766,9 @@
                 </m:r>
               </m:oMath>
             </m:oMathPara>
-            <w:bookmarkEnd w:id="86"/>
+            <w:bookmarkEnd w:id="89"/>
           </w:p>
-          <w:bookmarkEnd w:id="87"/>
+          <w:bookmarkEnd w:id="90"/>
         </w:tc>
       </w:tr>
     </w:tbl>
@@ -15918,7 +17010,7 @@
               <w:spacing w:before="16" w:after="64"/>
             </w:pPr>
           </w:p>
-          <w:bookmarkStart w:id="89" w:name="def-odds-fn"/>
+          <w:bookmarkStart w:id="92" w:name="def-odds-fn"/>
           <w:p>
             <w:pPr>
               <w:pStyle w:val="BodyText"/>
@@ -15957,7 +17049,7 @@
             <w:pPr>
               <w:pStyle w:val="BodyText"/>
             </w:pPr>
-            <w:bookmarkStart w:id="88" w:name="eq-def-odds-fn"/>
+            <w:bookmarkStart w:id="91" w:name="eq-def-odds-fn"/>
             <m:oMathPara>
               <m:oMathParaPr>
                 <m:jc m:val="center"/>
@@ -16051,9 +17143,9 @@
                 </m:r>
               </m:oMath>
             </m:oMathPara>
-            <w:bookmarkEnd w:id="88"/>
+            <w:bookmarkEnd w:id="91"/>
           </w:p>
-          <w:bookmarkEnd w:id="89"/>
+          <w:bookmarkEnd w:id="92"/>
         </w:tc>
       </w:tr>
     </w:tbl>
@@ -16106,7 +17198,7 @@
           <w:rPr>
             <w:rStyle w:val="Hyperlink"/>
           </w:rPr>
-          <w:t xml:space="preserve">Theorem 2</w:t>
+          <w:t xml:space="preserve">Theorem 5</w:t>
         </w:r>
       </w:hyperlink>
       <w:r>
@@ -16159,7 +17251,7 @@
               <w:spacing w:before="16" w:after="64"/>
             </w:pPr>
           </w:p>
-          <w:bookmarkStart w:id="91" w:name="cor-oddsf-to-odds"/>
+          <w:bookmarkStart w:id="94" w:name="cor-oddsf-to-odds"/>
           <w:p>
             <w:pPr>
               <w:pStyle w:val="BodyText"/>
@@ -16258,7 +17350,7 @@
             <w:pPr>
               <w:pStyle w:val="BodyText"/>
             </w:pPr>
-            <w:bookmarkStart w:id="90" w:name="eq-odds-odds-fn"/>
+            <w:bookmarkStart w:id="93" w:name="eq-odds-odds-fn"/>
             <m:oMathPara>
               <m:oMathParaPr>
                 <m:jc m:val="center"/>
@@ -16318,9 +17410,9 @@
                 </m:r>
               </m:oMath>
             </m:oMathPara>
-            <w:bookmarkEnd w:id="90"/>
+            <w:bookmarkEnd w:id="93"/>
           </w:p>
-          <w:bookmarkEnd w:id="91"/>
+          <w:bookmarkEnd w:id="94"/>
         </w:tc>
       </w:tr>
     </w:tbl>
@@ -16432,7 +17524,7 @@
                 <w:rPr>
                   <w:rStyle w:val="Hyperlink"/>
                 </w:rPr>
-                <w:t xml:space="preserve">Theorem 2</w:t>
+                <w:t xml:space="preserve">Theorem 5</w:t>
               </w:r>
             </w:hyperlink>
             <w:r>
@@ -16494,7 +17586,7 @@
               <w:spacing w:before="16" w:after="64"/>
             </w:pPr>
           </w:p>
-          <w:bookmarkStart w:id="92" w:name="exr-graph-odds-fn"/>
+          <w:bookmarkStart w:id="95" w:name="exr-graph-odds-fn"/>
           <w:p>
             <w:pPr>
               <w:pStyle w:val="BodyText"/>
@@ -16513,7 +17605,7 @@
               <w:t xml:space="preserve">Graph the odds function.</w:t>
             </w:r>
           </w:p>
-          <w:bookmarkEnd w:id="92"/>
+          <w:bookmarkEnd w:id="95"/>
         </w:tc>
       </w:tr>
     </w:tbl>
@@ -16569,7 +17661,7 @@
               <w:bottom w:w="108" w:type="dxa"/>
             </w:tcMar>
           </w:tcPr>
-          <w:bookmarkStart w:id="97" w:name="sol-graph-odds-fn"/>
+          <w:bookmarkStart w:id="100" w:name="sol-graph-odds-fn"/>
           <w:p>
             <w:pPr>
               <w:pStyle w:val="BodyText"/>
@@ -17288,7 +18380,7 @@
             <w:tr>
               <w:tc>
                 <w:tcPr/>
-                <w:bookmarkStart w:id="96" w:name="fig-odds-probs"/>
+                <w:bookmarkStart w:id="99" w:name="fig-odds-probs"/>
                 <w:p>
                   <w:pPr>
                     <w:pStyle w:val="Compact"/>
@@ -17299,18 +18391,18 @@
                       <wp:inline>
                         <wp:extent cx="4620126" cy="3696101"/>
                         <wp:effectExtent b="0" l="0" r="0" t="0"/>
-                        <wp:docPr descr="" title="" id="94" name="Picture"/>
+                        <wp:docPr descr="" title="" id="97" name="Picture"/>
                         <a:graphic>
                           <a:graphicData uri="http://schemas.openxmlformats.org/drawingml/2006/picture">
                             <pic:pic>
                               <pic:nvPicPr>
-                                <pic:cNvPr descr="binary-outcome-associations_files/figure-docx/fig-odds-probs-1.png" id="95" name="Picture"/>
+                                <pic:cNvPr descr="binary-outcome-associations_files/figure-docx/fig-odds-probs-1.png" id="98" name="Picture"/>
                                 <pic:cNvPicPr>
                                   <a:picLocks noChangeArrowheads="1" noChangeAspect="1"/>
                                 </pic:cNvPicPr>
                               </pic:nvPicPr>
                               <pic:blipFill>
-                                <a:blip r:embed="rId93"/>
+                                <a:blip r:embed="rId96"/>
                                 <a:stretch>
                                   <a:fillRect/>
                                 </a:stretch>
@@ -17350,11 +18442,11 @@
                     <w:t xml:space="preserve">Figure 1: Odds versus probability</w:t>
                   </w:r>
                 </w:p>
-                <w:bookmarkEnd w:id="96"/>
+                <w:bookmarkEnd w:id="99"/>
               </w:tc>
             </w:tr>
           </w:tbl>
-          <w:bookmarkEnd w:id="97"/>
+          <w:bookmarkEnd w:id="100"/>
           <w:p/>
         </w:tc>
       </w:tr>
@@ -17393,7 +18485,7 @@
               <w:spacing w:before="16" w:after="64"/>
             </w:pPr>
           </w:p>
-          <w:bookmarkStart w:id="99" w:name="thm-est-odds"/>
+          <w:bookmarkStart w:id="102" w:name="thm-est-odds"/>
           <w:p>
             <w:pPr>
               <w:pStyle w:val="BodyText"/>
@@ -17403,7 +18495,7 @@
                 <w:b/>
                 <w:bCs/>
               </w:rPr>
-              <w:t xml:space="preserve">Theorem 3 (One-sample MLE for odds)</w:t>
+              <w:t xml:space="preserve">Theorem 6 (One-sample MLE for odds)</w:t>
             </w:r>
             <w:r>
               <w:t xml:space="preserve"> </w:t>
@@ -17492,7 +18584,7 @@
             <w:r>
               <w:t xml:space="preserve"> </w:t>
             </w:r>
-            <w:hyperlink r:id="rId98">
+            <w:hyperlink r:id="rId101">
               <w:r>
                 <w:rPr>
                   <w:rStyle w:val="Hyperlink"/>
@@ -17699,7 +18791,7 @@
               </m:oMath>
             </m:oMathPara>
           </w:p>
-          <w:bookmarkEnd w:id="99"/>
+          <w:bookmarkEnd w:id="102"/>
         </w:tc>
       </w:tr>
     </w:tbl>
@@ -17932,7 +19024,7 @@
             <w:pPr>
               <w:pStyle w:val="BodyText"/>
             </w:pPr>
-            <w:bookmarkStart w:id="100" w:name="eq-est-odds"/>
+            <w:bookmarkStart w:id="103" w:name="eq-est-odds"/>
             <m:oMathPara>
               <m:oMathParaPr>
                 <m:jc m:val="center"/>
@@ -18124,7 +19216,7 @@
                 </m:r>
               </m:oMath>
             </m:oMathPara>
-            <w:bookmarkEnd w:id="100"/>
+            <w:bookmarkEnd w:id="103"/>
           </w:p>
           <w:p>
             <w:pPr>
@@ -18274,7 +19366,7 @@
               <w:bottom w:w="108" w:type="dxa"/>
             </w:tcMar>
           </w:tcPr>
-          <w:bookmarkStart w:id="101" w:name="exm-odds-shortcut"/>
+          <w:bookmarkStart w:id="104" w:name="exm-odds-shortcut"/>
           <w:p>
             <w:pPr>
               <w:pStyle w:val="BodyText"/>
@@ -18396,7 +19488,7 @@
               <w:t xml:space="preserve">using our shortcut.</w:t>
             </w:r>
           </w:p>
-          <w:bookmarkEnd w:id="101"/>
+          <w:bookmarkEnd w:id="104"/>
           <w:p/>
         </w:tc>
       </w:tr>
@@ -18453,7 +19545,7 @@
               <w:bottom w:w="108" w:type="dxa"/>
             </w:tcMar>
           </w:tcPr>
-          <w:bookmarkStart w:id="102" w:name="sol-odds-shortcut"/>
+          <w:bookmarkStart w:id="105" w:name="sol-odds-shortcut"/>
           <w:p>
             <w:pPr>
               <w:pStyle w:val="BodyText"/>
@@ -18575,7 +19667,7 @@
               <w:t xml:space="preserve">!</w:t>
             </w:r>
           </w:p>
-          <w:bookmarkEnd w:id="102"/>
+          <w:bookmarkEnd w:id="105"/>
           <w:p/>
         </w:tc>
       </w:tr>
@@ -18614,7 +19706,7 @@
               <w:spacing w:before="16" w:after="64"/>
             </w:pPr>
           </w:p>
-          <w:bookmarkStart w:id="104" w:name="thm-odds-simplified"/>
+          <w:bookmarkStart w:id="107" w:name="thm-odds-simplified"/>
           <w:p>
             <w:pPr>
               <w:pStyle w:val="BodyText"/>
@@ -18624,7 +19716,7 @@
                 <w:b/>
                 <w:bCs/>
               </w:rPr>
-              <w:t xml:space="preserve">Theorem 4 (Simplified expressions for odds function)</w:t>
+              <w:t xml:space="preserve">Theorem 7 (Simplified expressions for odds function)</w:t>
             </w:r>
             <w:r>
               <w:t xml:space="preserve"> </w:t>
@@ -18699,7 +19791,7 @@
             <w:pPr>
               <w:pStyle w:val="BodyText"/>
             </w:pPr>
-            <w:bookmarkStart w:id="103" w:name="eq-odds-reduced"/>
+            <w:bookmarkStart w:id="106" w:name="eq-odds-reduced"/>
             <m:oMathPara>
               <m:oMathParaPr>
                 <m:jc m:val="center"/>
@@ -18871,9 +19963,9 @@
                 </m:r>
               </m:oMath>
             </m:oMathPara>
-            <w:bookmarkEnd w:id="103"/>
+            <w:bookmarkEnd w:id="106"/>
           </w:p>
-          <w:bookmarkEnd w:id="104"/>
+          <w:bookmarkEnd w:id="107"/>
         </w:tc>
       </w:tr>
     </w:tbl>
@@ -18911,7 +20003,7 @@
               <w:spacing w:before="16" w:after="64"/>
             </w:pPr>
           </w:p>
-          <w:bookmarkStart w:id="105" w:name="exr-odds2"/>
+          <w:bookmarkStart w:id="108" w:name="exr-odds2"/>
           <w:p>
             <w:pPr>
               <w:pStyle w:val="BodyText"/>
@@ -18937,14 +20029,14 @@
                 <w:rPr>
                   <w:rStyle w:val="Hyperlink"/>
                 </w:rPr>
-                <w:t xml:space="preserve">Theorem 4</w:t>
+                <w:t xml:space="preserve">Theorem 7</w:t>
               </w:r>
             </w:hyperlink>
             <w:r>
               <w:t xml:space="preserve">.</w:t>
             </w:r>
           </w:p>
-          <w:bookmarkEnd w:id="105"/>
+          <w:bookmarkEnd w:id="108"/>
         </w:tc>
       </w:tr>
     </w:tbl>
@@ -19000,7 +20092,7 @@
               <w:bottom w:w="108" w:type="dxa"/>
             </w:tcMar>
           </w:tcPr>
-          <w:bookmarkStart w:id="107" w:name="sol-odds2"/>
+          <w:bookmarkStart w:id="110" w:name="sol-odds2"/>
           <w:p>
             <w:pPr>
               <w:pStyle w:val="BodyText"/>
@@ -19101,7 +20193,7 @@
             <w:pPr>
               <w:pStyle w:val="BodyText"/>
             </w:pPr>
-            <w:bookmarkStart w:id="106" w:name="eq-odds-simplified-proof"/>
+            <w:bookmarkStart w:id="109" w:name="eq-odds-simplified-proof"/>
             <m:oMathPara>
               <m:oMathParaPr>
                 <m:jc m:val="center"/>
@@ -19838,9 +20930,9 @@
                 </m:r>
               </m:oMath>
             </m:oMathPara>
-            <w:bookmarkEnd w:id="106"/>
+            <w:bookmarkEnd w:id="109"/>
           </w:p>
-          <w:bookmarkEnd w:id="107"/>
+          <w:bookmarkEnd w:id="110"/>
           <w:p/>
         </w:tc>
       </w:tr>
@@ -19897,7 +20989,7 @@
               <w:bottom w:w="108" w:type="dxa"/>
             </w:tcMar>
           </w:tcPr>
-          <w:bookmarkStart w:id="110" w:name="exm-odds-simplified"/>
+          <w:bookmarkStart w:id="113" w:name="exm-odds-simplified"/>
           <w:p>
             <w:pPr>
               <w:pStyle w:val="BodyText"/>
@@ -19951,7 +21043,7 @@
                 <w:rPr>
                   <w:rStyle w:val="Hyperlink"/>
                 </w:rPr>
-                <w:t xml:space="preserve">Theorem 4</w:t>
+                <w:t xml:space="preserve">Theorem 7</w:t>
               </w:r>
             </w:hyperlink>
             <w:r>
@@ -19962,7 +21054,7 @@
             <w:pPr>
               <w:pStyle w:val="BodyText"/>
             </w:pPr>
-            <w:bookmarkStart w:id="108" w:name="eq-odds-simplified-example"/>
+            <w:bookmarkStart w:id="111" w:name="eq-odds-simplified-example"/>
             <m:oMathPara>
               <m:oMathParaPr>
                 <m:jc m:val="center"/>
@@ -20295,7 +21387,7 @@
                 </m:r>
               </m:oMath>
             </m:oMathPara>
-            <w:bookmarkEnd w:id="108"/>
+            <w:bookmarkEnd w:id="111"/>
           </w:p>
           <w:p>
             <w:pPr>
@@ -20326,7 +21418,7 @@
             <w:pPr>
               <w:pStyle w:val="BodyText"/>
             </w:pPr>
-            <w:bookmarkStart w:id="109" w:name="eq-odds-simplified-check"/>
+            <w:bookmarkStart w:id="112" w:name="eq-odds-simplified-check"/>
             <m:oMathPara>
               <m:oMathParaPr>
                 <m:jc m:val="center"/>
@@ -20505,7 +21597,7 @@
                 </m:r>
               </m:oMath>
             </m:oMathPara>
-            <w:bookmarkEnd w:id="109"/>
+            <w:bookmarkEnd w:id="112"/>
           </w:p>
           <w:p>
             <w:pPr>
@@ -20535,7 +21627,7 @@
               <w:t xml:space="preserve">.</w:t>
             </w:r>
           </w:p>
-          <w:bookmarkEnd w:id="110"/>
+          <w:bookmarkEnd w:id="113"/>
           <w:p/>
         </w:tc>
       </w:tr>
@@ -20574,7 +21666,7 @@
               <w:spacing w:before="16" w:after="64"/>
             </w:pPr>
           </w:p>
-          <w:bookmarkStart w:id="111" w:name="cor-odds-neg"/>
+          <w:bookmarkStart w:id="114" w:name="cor-odds-neg"/>
           <w:p>
             <w:pPr>
               <w:pStyle w:val="BodyText"/>
@@ -20800,7 +21892,7 @@
               </m:oMath>
             </m:oMathPara>
           </w:p>
-          <w:bookmarkEnd w:id="111"/>
+          <w:bookmarkEnd w:id="114"/>
         </w:tc>
       </w:tr>
     </w:tbl>
@@ -20916,7 +22008,7 @@
             <w:r>
               <w:t xml:space="preserve"> </w:t>
             </w:r>
-            <w:hyperlink r:id="rId84">
+            <w:hyperlink r:id="rId87">
               <w:r>
                 <w:rPr>
                   <w:rStyle w:val="Hyperlink"/>
@@ -21610,7 +22702,7 @@
         </w:tc>
       </w:tr>
     </w:tbl>
-    <w:bookmarkStart w:id="117" w:name="odds-of-rare-events"/>
+    <w:bookmarkStart w:id="120" w:name="odds-of-rare-events"/>
     <w:p>
       <w:pPr>
         <w:pStyle w:val="Heading4"/>
@@ -21653,7 +22745,7 @@
               <w:spacing w:before="16" w:after="64"/>
             </w:pPr>
           </w:p>
-          <w:bookmarkStart w:id="112" w:name="exr-odds-probs"/>
+          <w:bookmarkStart w:id="115" w:name="exr-odds-probs"/>
           <w:p>
             <w:pPr>
               <w:pStyle w:val="BodyText"/>
@@ -21715,7 +22807,7 @@
               <w:t xml:space="preserve">and what is the numerical difference between these two values?</w:t>
             </w:r>
           </w:p>
-          <w:bookmarkEnd w:id="112"/>
+          <w:bookmarkEnd w:id="115"/>
         </w:tc>
       </w:tr>
     </w:tbl>
@@ -21771,7 +22863,7 @@
               <w:bottom w:w="108" w:type="dxa"/>
             </w:tcMar>
           </w:tcPr>
-          <w:bookmarkStart w:id="113" w:name="sol-odds-probs"/>
+          <w:bookmarkStart w:id="116" w:name="sol-odds-probs"/>
           <w:p>
             <w:pPr>
               <w:pStyle w:val="BodyText"/>
@@ -21947,7 +23039,7 @@
               </m:oMath>
             </m:oMathPara>
           </w:p>
-          <w:bookmarkEnd w:id="113"/>
+          <w:bookmarkEnd w:id="116"/>
           <w:p/>
         </w:tc>
       </w:tr>
@@ -21986,7 +23078,7 @@
               <w:spacing w:before="16" w:after="64"/>
             </w:pPr>
           </w:p>
-          <w:bookmarkStart w:id="114" w:name="exr-odds-minus-probs"/>
+          <w:bookmarkStart w:id="117" w:name="exr-odds-minus-probs"/>
           <w:p>
             <w:pPr>
               <w:pStyle w:val="BodyText"/>
@@ -22053,7 +23145,7 @@
               <w:t xml:space="preserve">.</w:t>
             </w:r>
           </w:p>
-          <w:bookmarkEnd w:id="114"/>
+          <w:bookmarkEnd w:id="117"/>
         </w:tc>
       </w:tr>
     </w:tbl>
@@ -22109,7 +23201,7 @@
               <w:bottom w:w="108" w:type="dxa"/>
             </w:tcMar>
           </w:tcPr>
-          <w:bookmarkStart w:id="115" w:name="sol-odds-minus-probs"/>
+          <w:bookmarkStart w:id="118" w:name="sol-odds-minus-probs"/>
           <w:p>
             <w:pPr>
               <w:pStyle w:val="BodyText"/>
@@ -22602,7 +23694,7 @@
               </m:oMath>
             </m:oMathPara>
           </w:p>
-          <w:bookmarkEnd w:id="115"/>
+          <w:bookmarkEnd w:id="118"/>
           <w:p/>
         </w:tc>
       </w:tr>
@@ -22641,7 +23733,7 @@
               <w:spacing w:before="16" w:after="64"/>
             </w:pPr>
           </w:p>
-          <w:bookmarkStart w:id="116" w:name="thm-odds-minus-probs"/>
+          <w:bookmarkStart w:id="119" w:name="thm-odds-minus-probs"/>
           <w:p>
             <w:pPr>
               <w:pStyle w:val="BodyText"/>
@@ -22651,7 +23743,7 @@
                 <w:b/>
                 <w:bCs/>
               </w:rPr>
-              <w:t xml:space="preserve">Theorem 5 (Difference between odds and probability)</w:t>
+              <w:t xml:space="preserve">Theorem 8 (Difference between odds and probability)</w:t>
             </w:r>
             <w:r>
               <w:t xml:space="preserve"> </w:t>
@@ -22764,7 +23856,7 @@
               </m:oMath>
             </m:oMathPara>
           </w:p>
-          <w:bookmarkEnd w:id="116"/>
+          <w:bookmarkEnd w:id="119"/>
         </w:tc>
       </w:tr>
     </w:tbl>
@@ -23044,9 +24136,9 @@
         <w:t xml:space="preserve">.</w:t>
       </w:r>
     </w:p>
-    <w:bookmarkEnd w:id="117"/>
-    <w:bookmarkEnd w:id="118"/>
-    <w:bookmarkStart w:id="138" w:name="the-inverse-odds-function"/>
+    <w:bookmarkEnd w:id="120"/>
+    <w:bookmarkEnd w:id="121"/>
+    <w:bookmarkStart w:id="141" w:name="the-inverse-odds-function"/>
     <w:p>
       <w:pPr>
         <w:pStyle w:val="Heading3"/>
@@ -23089,7 +24181,7 @@
               <w:spacing w:before="16" w:after="64"/>
             </w:pPr>
           </w:p>
-          <w:bookmarkStart w:id="119" w:name="exr-odds-to-prob"/>
+          <w:bookmarkStart w:id="122" w:name="exr-odds-to-prob"/>
           <w:p>
             <w:pPr>
               <w:pStyle w:val="BodyText"/>
@@ -23256,730 +24348,6 @@
             <w:r>
               <w:t xml:space="preserve">?</w:t>
             </w:r>
-          </w:p>
-          <w:bookmarkEnd w:id="119"/>
-        </w:tc>
-      </w:tr>
-    </w:tbl>
-    <w:tbl>
-      <w:tblPr>
-        <w:tblStyle w:val="Table"/>
-        <w:tblLook w:firstRow="0" w:lastRow="0" w:firstColumn="0" w:lastColumn="0" w:noHBand="0" w:noVBand="0" w:val="0000"/>
-        <w:tblBorders>
-          <w:top w:val="single" w:sz="4" w:space="0" w:color="909090"/>
-          <w:left w:val="single" w:sz="24" w:space="0" w:color="909090"/>
-          <w:bottom w:val="single" w:sz="4" w:space="0" w:color="909090"/>
-          <w:right w:val="single" w:sz="4" w:space="0" w:color="909090"/>
-        </w:tblBorders>
-        <w:tblCellMar>
-          <w:left w:w="144" w:type="dxa"/>
-          <w:right w:w="144" w:type="dxa"/>
-        </w:tblCellMar>
-        <w:tblLook w:firstRow="0" w:lastRow="0" w:firstColumn="0" w:lastColumn="0" w:noHBand="0" w:noVBand="0" w:val="0000"/>
-      </w:tblPr>
-      <w:tr>
-        <w:trPr>
-          <w:cantSplit/>
-        </w:trPr>
-        <w:tc>
-          <w:tcPr>
-            <w:shd w:color="auto" w:fill="e6e6e6" w:val="clear"/>
-            <w:tcMar>
-              <w:top w:w="92" w:type="dxa"/>
-              <w:bottom w:w="92" w:type="dxa"/>
-            </w:tcMar>
-          </w:tcPr>
-          <w:p>
-            <w:pPr>
-              <w:pStyle w:val="BodyText"/>
-            </w:pPr>
-            <w:pPr>
-              <w:spacing w:before="16" w:after="16"/>
-            </w:pPr>
-            <w:r>
-              <w:t xml:space="preserve">Solution</w:t>
-            </w:r>
-          </w:p>
-        </w:tc>
-      </w:tr>
-      <w:tr>
-        <w:trPr>
-          <w:cantSplit/>
-        </w:trPr>
-        <w:tc>
-          <w:tcPr>
-            <w:tcMar>
-              <w:top w:w="108" w:type="dxa"/>
-              <w:bottom w:w="108" w:type="dxa"/>
-            </w:tcMar>
-          </w:tcPr>
-          <w:bookmarkStart w:id="120" w:name="sol-odds-to-prob"/>
-          <w:p>
-            <w:pPr>
-              <w:pStyle w:val="BodyText"/>
-            </w:pPr>
-            <w:r>
-              <w:rPr>
-                <w:i/>
-                <w:iCs/>
-              </w:rPr>
-              <w:t xml:space="preserve">Solution 16</w:t>
-            </w:r>
-            <w:r>
-              <w:t xml:space="preserve">. </w:t>
-            </w:r>
-            <w:r>
-              <w:t xml:space="preserve">Starting from</w:t>
-            </w:r>
-            <w:r>
-              <w:t xml:space="preserve"> </w:t>
-            </w:r>
-            <w:hyperlink w:anchor="thm-prob-to-odds">
-              <w:r>
-                <w:rPr>
-                  <w:rStyle w:val="Hyperlink"/>
-                </w:rPr>
-                <w:t xml:space="preserve">Theorem 2</w:t>
-              </w:r>
-            </w:hyperlink>
-            <w:r>
-              <w:t xml:space="preserve">,</w:t>
-            </w:r>
-            <w:r>
-              <w:t xml:space="preserve"> </w:t>
-            </w:r>
-            <w:r>
-              <w:t xml:space="preserve">we can solve</w:t>
-            </w:r>
-            <w:r>
-              <w:t xml:space="preserve"> </w:t>
-            </w:r>
-            <w:hyperlink w:anchor="eq-odds-prob">
-              <w:r>
-                <w:rPr>
-                  <w:rStyle w:val="Hyperlink"/>
-                </w:rPr>
-                <w:t xml:space="preserve">Equation 6</w:t>
-              </w:r>
-            </w:hyperlink>
-            <w:r>
-              <w:t xml:space="preserve"> </w:t>
-            </w:r>
-            <w:r>
-              <w:t xml:space="preserve">for</w:t>
-            </w:r>
-            <w:r>
-              <w:t xml:space="preserve"> </w:t>
-            </w:r>
-            <m:oMath>
-              <m:r>
-                <m:t>π</m:t>
-              </m:r>
-            </m:oMath>
-            <w:r>
-              <w:t xml:space="preserve"> </w:t>
-            </w:r>
-            <w:r>
-              <w:t xml:space="preserve">in terms of</w:t>
-            </w:r>
-            <w:r>
-              <w:t xml:space="preserve"> </w:t>
-            </w:r>
-            <m:oMath>
-              <m:r>
-                <m:t>ω</m:t>
-              </m:r>
-            </m:oMath>
-            <w:r>
-              <w:t xml:space="preserve">:</w:t>
-            </w:r>
-          </w:p>
-          <w:p>
-            <w:pPr>
-              <w:pStyle w:val="BodyText"/>
-            </w:pPr>
-            <m:oMathPara>
-              <m:oMathParaPr>
-                <m:jc m:val="center"/>
-              </m:oMathParaPr>
-              <m:oMath>
-                <m:eqArr>
-                  <m:e>
-                    <m:r>
-                      <m:t>ω</m:t>
-                    </m:r>
-                    <m:r>
-                      <m:t>&amp;</m:t>
-                    </m:r>
-                    <m:r>
-                      <m:rPr>
-                        <m:sty m:val="p"/>
-                      </m:rPr>
-                      <m:t>=</m:t>
-                    </m:r>
-                    <m:f>
-                      <m:fPr>
-                        <m:type m:val="bar"/>
-                      </m:fPr>
-                      <m:num>
-                        <m:r>
-                          <m:t>π</m:t>
-                        </m:r>
-                      </m:num>
-                      <m:den>
-                        <m:r>
-                          <m:t>1</m:t>
-                        </m:r>
-                        <m:r>
-                          <m:rPr>
-                            <m:sty m:val="p"/>
-                          </m:rPr>
-                          <m:t>−</m:t>
-                        </m:r>
-                        <m:r>
-                          <m:t>π</m:t>
-                        </m:r>
-                      </m:den>
-                    </m:f>
-                  </m:e>
-                  <m:e>
-                    <m:r>
-                      <m:rPr>
-                        <m:sty m:val="p"/>
-                      </m:rPr>
-                      <m:t>(</m:t>
-                    </m:r>
-                    <m:r>
-                      <m:t>1</m:t>
-                    </m:r>
-                    <m:r>
-                      <m:rPr>
-                        <m:sty m:val="p"/>
-                      </m:rPr>
-                      <m:t>−</m:t>
-                    </m:r>
-                    <m:r>
-                      <m:t>π</m:t>
-                    </m:r>
-                    <m:r>
-                      <m:rPr>
-                        <m:sty m:val="p"/>
-                      </m:rPr>
-                      <m:t>)</m:t>
-                    </m:r>
-                    <m:r>
-                      <m:t>ω</m:t>
-                    </m:r>
-                    <m:r>
-                      <m:t>&amp;</m:t>
-                    </m:r>
-                    <m:r>
-                      <m:rPr>
-                        <m:sty m:val="p"/>
-                      </m:rPr>
-                      <m:t>=</m:t>
-                    </m:r>
-                    <m:r>
-                      <m:t>π</m:t>
-                    </m:r>
-                  </m:e>
-                  <m:e>
-                    <m:r>
-                      <m:t>ω</m:t>
-                    </m:r>
-                    <m:r>
-                      <m:rPr>
-                        <m:sty m:val="p"/>
-                      </m:rPr>
-                      <m:t>−</m:t>
-                    </m:r>
-                    <m:r>
-                      <m:t>π</m:t>
-                    </m:r>
-                    <m:r>
-                      <m:t>ω</m:t>
-                    </m:r>
-                    <m:r>
-                      <m:t>&amp;</m:t>
-                    </m:r>
-                    <m:r>
-                      <m:rPr>
-                        <m:sty m:val="p"/>
-                      </m:rPr>
-                      <m:t>=</m:t>
-                    </m:r>
-                    <m:r>
-                      <m:t>π</m:t>
-                    </m:r>
-                  </m:e>
-                  <m:e>
-                    <m:r>
-                      <m:t>ω</m:t>
-                    </m:r>
-                    <m:r>
-                      <m:t>&amp;</m:t>
-                    </m:r>
-                    <m:r>
-                      <m:rPr>
-                        <m:sty m:val="p"/>
-                      </m:rPr>
-                      <m:t>=</m:t>
-                    </m:r>
-                    <m:r>
-                      <m:t>π</m:t>
-                    </m:r>
-                    <m:r>
-                      <m:rPr>
-                        <m:sty m:val="p"/>
-                      </m:rPr>
-                      <m:t>+</m:t>
-                    </m:r>
-                    <m:r>
-                      <m:t>π</m:t>
-                    </m:r>
-                    <m:r>
-                      <m:t>ω</m:t>
-                    </m:r>
-                  </m:e>
-                  <m:e>
-                    <m:r>
-                      <m:t>ω</m:t>
-                    </m:r>
-                    <m:r>
-                      <m:t>&amp;</m:t>
-                    </m:r>
-                    <m:r>
-                      <m:rPr>
-                        <m:sty m:val="p"/>
-                      </m:rPr>
-                      <m:t>=</m:t>
-                    </m:r>
-                    <m:r>
-                      <m:rPr>
-                        <m:sty m:val="p"/>
-                      </m:rPr>
-                      <m:t>(</m:t>
-                    </m:r>
-                    <m:r>
-                      <m:t>1</m:t>
-                    </m:r>
-                    <m:r>
-                      <m:rPr>
-                        <m:sty m:val="p"/>
-                      </m:rPr>
-                      <m:t>+</m:t>
-                    </m:r>
-                    <m:r>
-                      <m:t>ω</m:t>
-                    </m:r>
-                    <m:r>
-                      <m:rPr>
-                        <m:sty m:val="p"/>
-                      </m:rPr>
-                      <m:t>)</m:t>
-                    </m:r>
-                    <m:r>
-                      <m:t>π</m:t>
-                    </m:r>
-                  </m:e>
-                  <m:e>
-                    <m:r>
-                      <m:t>π</m:t>
-                    </m:r>
-                    <m:r>
-                      <m:t>&amp;</m:t>
-                    </m:r>
-                    <m:r>
-                      <m:rPr>
-                        <m:sty m:val="p"/>
-                      </m:rPr>
-                      <m:t>=</m:t>
-                    </m:r>
-                    <m:f>
-                      <m:fPr>
-                        <m:type m:val="bar"/>
-                      </m:fPr>
-                      <m:num>
-                        <m:r>
-                          <m:t>ω</m:t>
-                        </m:r>
-                      </m:num>
-                      <m:den>
-                        <m:r>
-                          <m:t>1</m:t>
-                        </m:r>
-                        <m:r>
-                          <m:rPr>
-                            <m:sty m:val="p"/>
-                          </m:rPr>
-                          <m:t>+</m:t>
-                        </m:r>
-                        <m:r>
-                          <m:t>ω</m:t>
-                        </m:r>
-                      </m:den>
-                    </m:f>
-                  </m:e>
-                </m:eqArr>
-              </m:oMath>
-            </m:oMathPara>
-          </w:p>
-          <w:p>
-            <w:pPr>
-              <w:pStyle w:val="FirstParagraph"/>
-            </w:pPr>
-            <w:r>
-              <w:t xml:space="preserve">So if</w:t>
-            </w:r>
-            <w:r>
-              <w:t xml:space="preserve"> </w:t>
-            </w:r>
-            <m:oMath>
-              <m:r>
-                <m:t>ω</m:t>
-              </m:r>
-              <m:r>
-                <m:rPr>
-                  <m:sty m:val="p"/>
-                </m:rPr>
-                <m:t>=</m:t>
-              </m:r>
-              <m:r>
-                <m:t>3</m:t>
-              </m:r>
-              <m:r>
-                <m:rPr>
-                  <m:sty m:val="p"/>
-                </m:rPr>
-                <m:t>/</m:t>
-              </m:r>
-              <m:r>
-                <m:t>2</m:t>
-              </m:r>
-            </m:oMath>
-            <w:r>
-              <w:t xml:space="preserve">,</w:t>
-            </w:r>
-          </w:p>
-          <w:p>
-            <w:pPr>
-              <w:pStyle w:val="BodyText"/>
-            </w:pPr>
-            <m:oMathPara>
-              <m:oMathParaPr>
-                <m:jc m:val="center"/>
-              </m:oMathParaPr>
-              <m:oMath>
-                <m:eqArr>
-                  <m:e>
-                    <m:r>
-                      <m:t>π</m:t>
-                    </m:r>
-                    <m:r>
-                      <m:t>&amp;</m:t>
-                    </m:r>
-                    <m:r>
-                      <m:rPr>
-                        <m:sty m:val="p"/>
-                      </m:rPr>
-                      <m:t>=</m:t>
-                    </m:r>
-                    <m:f>
-                      <m:fPr>
-                        <m:type m:val="bar"/>
-                      </m:fPr>
-                      <m:num>
-                        <m:r>
-                          <m:t>3</m:t>
-                        </m:r>
-                        <m:r>
-                          <m:rPr>
-                            <m:sty m:val="p"/>
-                          </m:rPr>
-                          <m:t>/</m:t>
-                        </m:r>
-                        <m:r>
-                          <m:t>2</m:t>
-                        </m:r>
-                      </m:num>
-                      <m:den>
-                        <m:r>
-                          <m:t>1</m:t>
-                        </m:r>
-                        <m:r>
-                          <m:rPr>
-                            <m:sty m:val="p"/>
-                          </m:rPr>
-                          <m:t>+</m:t>
-                        </m:r>
-                        <m:r>
-                          <m:t>3</m:t>
-                        </m:r>
-                        <m:r>
-                          <m:rPr>
-                            <m:sty m:val="p"/>
-                          </m:rPr>
-                          <m:t>/</m:t>
-                        </m:r>
-                        <m:r>
-                          <m:t>2</m:t>
-                        </m:r>
-                      </m:den>
-                    </m:f>
-                  </m:e>
-                  <m:e>
-                    <m:r>
-                      <m:t>&amp;</m:t>
-                    </m:r>
-                    <m:r>
-                      <m:rPr>
-                        <m:sty m:val="p"/>
-                      </m:rPr>
-                      <m:t>=</m:t>
-                    </m:r>
-                    <m:f>
-                      <m:fPr>
-                        <m:type m:val="bar"/>
-                      </m:fPr>
-                      <m:num>
-                        <m:r>
-                          <m:t>3</m:t>
-                        </m:r>
-                        <m:r>
-                          <m:rPr>
-                            <m:sty m:val="p"/>
-                          </m:rPr>
-                          <m:t>/</m:t>
-                        </m:r>
-                        <m:r>
-                          <m:t>2</m:t>
-                        </m:r>
-                      </m:num>
-                      <m:den>
-                        <m:r>
-                          <m:t>5</m:t>
-                        </m:r>
-                        <m:r>
-                          <m:rPr>
-                            <m:sty m:val="p"/>
-                          </m:rPr>
-                          <m:t>/</m:t>
-                        </m:r>
-                        <m:r>
-                          <m:t>2</m:t>
-                        </m:r>
-                      </m:den>
-                    </m:f>
-                  </m:e>
-                  <m:e>
-                    <m:r>
-                      <m:t>&amp;</m:t>
-                    </m:r>
-                    <m:r>
-                      <m:rPr>
-                        <m:sty m:val="p"/>
-                      </m:rPr>
-                      <m:t>=</m:t>
-                    </m:r>
-                    <m:f>
-                      <m:fPr>
-                        <m:type m:val="bar"/>
-                      </m:fPr>
-                      <m:num>
-                        <m:r>
-                          <m:t>3</m:t>
-                        </m:r>
-                      </m:num>
-                      <m:den>
-                        <m:r>
-                          <m:t>5</m:t>
-                        </m:r>
-                      </m:den>
-                    </m:f>
-                  </m:e>
-                </m:eqArr>
-              </m:oMath>
-            </m:oMathPara>
-          </w:p>
-          <w:bookmarkEnd w:id="120"/>
-          <w:p/>
-        </w:tc>
-      </w:tr>
-    </w:tbl>
-    <w:tbl>
-      <w:tblPr>
-        <w:tblStyle w:val="Table"/>
-        <w:tblInd w:w="164" w:type="dxa"/>
-        <w:tblBorders>
-          <w:left w:val="single" w:sz="24" w:space="0" w:color="909090"/>
-        </w:tblBorders>
-        <w:tblCellMar>
-          <w:left w:w="0" w:type="dxa"/>
-          <w:right w:w="0" w:type="dxa"/>
-        </w:tblCellMar>
-        <w:tblLook w:firstRow="0" w:lastRow="0" w:firstColumn="0" w:lastColumn="0" w:noHBand="0" w:noVBand="0" w:val="0000"/>
-      </w:tblPr>
-      <w:tblGrid>
-        <w:gridCol w:w="7920"/>
-      </w:tblGrid>
-      <w:tr>
-        <w:trPr>
-          <w:cantSplit/>
-        </w:trPr>
-        <w:tc>
-          <w:tcPr>
-            <w:tcMar>
-              <w:left w:w="144" w:type="dxa"/>
-            </w:tcMar>
-          </w:tcPr>
-          <w:p>
-            <w:pPr>
-              <w:pStyle w:val="FirstParagraph"/>
-            </w:pPr>
-            <w:pPr>
-              <w:spacing w:before="16" w:after="64"/>
-            </w:pPr>
-          </w:p>
-          <w:bookmarkStart w:id="122" w:name="thm-odds-to-prob"/>
-          <w:p>
-            <w:pPr>
-              <w:pStyle w:val="BodyText"/>
-            </w:pPr>
-            <w:r>
-              <w:rPr>
-                <w:b/>
-                <w:bCs/>
-              </w:rPr>
-              <w:t xml:space="preserve">Theorem 6 (Probability as a function of odds)</w:t>
-            </w:r>
-            <w:r>
-              <w:t xml:space="preserve"> </w:t>
-            </w:r>
-            <w:r>
-              <w:t xml:space="preserve">If</w:t>
-            </w:r>
-            <w:r>
-              <w:t xml:space="preserve"> </w:t>
-            </w:r>
-            <m:oMath>
-              <m:r>
-                <m:t>π</m:t>
-              </m:r>
-            </m:oMath>
-            <w:r>
-              <w:t xml:space="preserve"> </w:t>
-            </w:r>
-            <w:r>
-              <w:t xml:space="preserve">is the probability of an event</w:t>
-            </w:r>
-            <w:r>
-              <w:t xml:space="preserve"> </w:t>
-            </w:r>
-            <w:r>
-              <w:t xml:space="preserve">and</w:t>
-            </w:r>
-            <w:r>
-              <w:t xml:space="preserve"> </w:t>
-            </w:r>
-            <m:oMath>
-              <m:r>
-                <m:t>ω</m:t>
-              </m:r>
-            </m:oMath>
-            <w:r>
-              <w:t xml:space="preserve"> </w:t>
-            </w:r>
-            <w:r>
-              <w:t xml:space="preserve">is the corresponding</w:t>
-            </w:r>
-            <w:r>
-              <w:t xml:space="preserve"> </w:t>
-            </w:r>
-            <w:hyperlink w:anchor="def-odds">
-              <w:r>
-                <w:rPr>
-                  <w:rStyle w:val="Hyperlink"/>
-                </w:rPr>
-                <w:t xml:space="preserve">odds</w:t>
-              </w:r>
-            </w:hyperlink>
-            <w:r>
-              <w:t xml:space="preserve"> </w:t>
-            </w:r>
-            <w:r>
-              <w:t xml:space="preserve">of that event,</w:t>
-            </w:r>
-            <w:r>
-              <w:t xml:space="preserve"> </w:t>
-            </w:r>
-            <w:r>
-              <w:t xml:space="preserve">then:</w:t>
-            </w:r>
-          </w:p>
-          <w:p>
-            <w:pPr>
-              <w:pStyle w:val="BodyText"/>
-            </w:pPr>
-            <w:bookmarkStart w:id="121" w:name="eq-prob-from-odds"/>
-            <m:oMathPara>
-              <m:oMathParaPr>
-                <m:jc m:val="center"/>
-              </m:oMathParaPr>
-              <m:oMath>
-                <m:r>
-                  <m:t>π</m:t>
-                </m:r>
-                <m:r>
-                  <m:rPr>
-                    <m:sty m:val="p"/>
-                  </m:rPr>
-                  <m:t>=</m:t>
-                </m:r>
-                <m:f>
-                  <m:fPr>
-                    <m:type m:val="bar"/>
-                  </m:fPr>
-                  <m:num>
-                    <m:r>
-                      <m:t>ω</m:t>
-                    </m:r>
-                  </m:num>
-                  <m:den>
-                    <m:r>
-                      <m:t>1</m:t>
-                    </m:r>
-                    <m:r>
-                      <m:rPr>
-                        <m:sty m:val="p"/>
-                      </m:rPr>
-                      <m:t>+</m:t>
-                    </m:r>
-                    <m:r>
-                      <m:t>ω</m:t>
-                    </m:r>
-                  </m:den>
-                </m:f>
-                <m:r>
-                  <m:t>  </m:t>
-                </m:r>
-                <m:r>
-                  <m:rPr>
-                    <m:sty m:val="p"/>
-                  </m:rPr>
-                  <m:t>(</m:t>
-                </m:r>
-                <m:r>
-                  <m:t>14</m:t>
-                </m:r>
-                <m:r>
-                  <m:rPr>
-                    <m:sty m:val="p"/>
-                  </m:rPr>
-                  <m:t>)</m:t>
-                </m:r>
-              </m:oMath>
-            </m:oMathPara>
-            <w:bookmarkEnd w:id="121"/>
           </w:p>
           <w:bookmarkEnd w:id="122"/>
         </w:tc>
@@ -24015,13 +24383,13 @@
           </w:tcPr>
           <w:p>
             <w:pPr>
-              <w:pStyle w:val="FirstParagraph"/>
+              <w:pStyle w:val="BodyText"/>
             </w:pPr>
             <w:pPr>
               <w:spacing w:before="16" w:after="16"/>
             </w:pPr>
             <w:r>
-              <w:t xml:space="preserve">Proof</w:t>
+              <w:t xml:space="preserve">Solution</w:t>
             </w:r>
           </w:p>
         </w:tc>
@@ -24037,6 +24405,7 @@
               <w:bottom w:w="108" w:type="dxa"/>
             </w:tcMar>
           </w:tcPr>
+          <w:bookmarkStart w:id="123" w:name="sol-odds-to-prob"/>
           <w:p>
             <w:pPr>
               <w:pStyle w:val="BodyText"/>
@@ -24046,13 +24415,13 @@
                 <w:i/>
                 <w:iCs/>
               </w:rPr>
-              <w:t xml:space="preserve">Proof</w:t>
+              <w:t xml:space="preserve">Solution 16</w:t>
             </w:r>
             <w:r>
               <w:t xml:space="preserve">. </w:t>
             </w:r>
             <w:r>
-              <w:t xml:space="preserve">By</w:t>
+              <w:t xml:space="preserve">Starting from</w:t>
             </w:r>
             <w:r>
               <w:t xml:space="preserve"> </w:t>
@@ -24062,30 +24431,469 @@
                 <w:rPr>
                   <w:rStyle w:val="Hyperlink"/>
                 </w:rPr>
-                <w:t xml:space="preserve">Theorem 2</w:t>
+                <w:t xml:space="preserve">Theorem 5</w:t>
               </w:r>
             </w:hyperlink>
             <w:r>
-              <w:t xml:space="preserve"> </w:t>
-            </w:r>
-            <w:r>
-              <w:t xml:space="preserve">and</w:t>
-            </w:r>
-            <w:r>
-              <w:t xml:space="preserve"> </w:t>
-            </w:r>
-            <w:hyperlink w:anchor="sol-odds-to-prob">
+              <w:t xml:space="preserve">,</w:t>
+            </w:r>
+            <w:r>
+              <w:t xml:space="preserve"> </w:t>
+            </w:r>
+            <w:r>
+              <w:t xml:space="preserve">we can solve</w:t>
+            </w:r>
+            <w:r>
+              <w:t xml:space="preserve"> </w:t>
+            </w:r>
+            <w:hyperlink w:anchor="eq-odds-prob">
               <w:r>
                 <w:rPr>
                   <w:rStyle w:val="Hyperlink"/>
                 </w:rPr>
-                <w:t xml:space="preserve">Solution 16</w:t>
+                <w:t xml:space="preserve">Equation 6</w:t>
               </w:r>
             </w:hyperlink>
             <w:r>
-              <w:t xml:space="preserve">.</w:t>
+              <w:t xml:space="preserve"> </w:t>
+            </w:r>
+            <w:r>
+              <w:t xml:space="preserve">for</w:t>
+            </w:r>
+            <w:r>
+              <w:t xml:space="preserve"> </w:t>
+            </w:r>
+            <m:oMath>
+              <m:r>
+                <m:t>π</m:t>
+              </m:r>
+            </m:oMath>
+            <w:r>
+              <w:t xml:space="preserve"> </w:t>
+            </w:r>
+            <w:r>
+              <w:t xml:space="preserve">in terms of</w:t>
+            </w:r>
+            <w:r>
+              <w:t xml:space="preserve"> </w:t>
+            </w:r>
+            <m:oMath>
+              <m:r>
+                <m:t>ω</m:t>
+              </m:r>
+            </m:oMath>
+            <w:r>
+              <w:t xml:space="preserve">:</w:t>
             </w:r>
           </w:p>
+          <w:p>
+            <w:pPr>
+              <w:pStyle w:val="BodyText"/>
+            </w:pPr>
+            <m:oMathPara>
+              <m:oMathParaPr>
+                <m:jc m:val="center"/>
+              </m:oMathParaPr>
+              <m:oMath>
+                <m:eqArr>
+                  <m:e>
+                    <m:r>
+                      <m:t>ω</m:t>
+                    </m:r>
+                    <m:r>
+                      <m:t>&amp;</m:t>
+                    </m:r>
+                    <m:r>
+                      <m:rPr>
+                        <m:sty m:val="p"/>
+                      </m:rPr>
+                      <m:t>=</m:t>
+                    </m:r>
+                    <m:f>
+                      <m:fPr>
+                        <m:type m:val="bar"/>
+                      </m:fPr>
+                      <m:num>
+                        <m:r>
+                          <m:t>π</m:t>
+                        </m:r>
+                      </m:num>
+                      <m:den>
+                        <m:r>
+                          <m:t>1</m:t>
+                        </m:r>
+                        <m:r>
+                          <m:rPr>
+                            <m:sty m:val="p"/>
+                          </m:rPr>
+                          <m:t>−</m:t>
+                        </m:r>
+                        <m:r>
+                          <m:t>π</m:t>
+                        </m:r>
+                      </m:den>
+                    </m:f>
+                  </m:e>
+                  <m:e>
+                    <m:r>
+                      <m:rPr>
+                        <m:sty m:val="p"/>
+                      </m:rPr>
+                      <m:t>(</m:t>
+                    </m:r>
+                    <m:r>
+                      <m:t>1</m:t>
+                    </m:r>
+                    <m:r>
+                      <m:rPr>
+                        <m:sty m:val="p"/>
+                      </m:rPr>
+                      <m:t>−</m:t>
+                    </m:r>
+                    <m:r>
+                      <m:t>π</m:t>
+                    </m:r>
+                    <m:r>
+                      <m:rPr>
+                        <m:sty m:val="p"/>
+                      </m:rPr>
+                      <m:t>)</m:t>
+                    </m:r>
+                    <m:r>
+                      <m:t>ω</m:t>
+                    </m:r>
+                    <m:r>
+                      <m:t>&amp;</m:t>
+                    </m:r>
+                    <m:r>
+                      <m:rPr>
+                        <m:sty m:val="p"/>
+                      </m:rPr>
+                      <m:t>=</m:t>
+                    </m:r>
+                    <m:r>
+                      <m:t>π</m:t>
+                    </m:r>
+                  </m:e>
+                  <m:e>
+                    <m:r>
+                      <m:t>ω</m:t>
+                    </m:r>
+                    <m:r>
+                      <m:rPr>
+                        <m:sty m:val="p"/>
+                      </m:rPr>
+                      <m:t>−</m:t>
+                    </m:r>
+                    <m:r>
+                      <m:t>π</m:t>
+                    </m:r>
+                    <m:r>
+                      <m:t>ω</m:t>
+                    </m:r>
+                    <m:r>
+                      <m:t>&amp;</m:t>
+                    </m:r>
+                    <m:r>
+                      <m:rPr>
+                        <m:sty m:val="p"/>
+                      </m:rPr>
+                      <m:t>=</m:t>
+                    </m:r>
+                    <m:r>
+                      <m:t>π</m:t>
+                    </m:r>
+                  </m:e>
+                  <m:e>
+                    <m:r>
+                      <m:t>ω</m:t>
+                    </m:r>
+                    <m:r>
+                      <m:t>&amp;</m:t>
+                    </m:r>
+                    <m:r>
+                      <m:rPr>
+                        <m:sty m:val="p"/>
+                      </m:rPr>
+                      <m:t>=</m:t>
+                    </m:r>
+                    <m:r>
+                      <m:t>π</m:t>
+                    </m:r>
+                    <m:r>
+                      <m:rPr>
+                        <m:sty m:val="p"/>
+                      </m:rPr>
+                      <m:t>+</m:t>
+                    </m:r>
+                    <m:r>
+                      <m:t>π</m:t>
+                    </m:r>
+                    <m:r>
+                      <m:t>ω</m:t>
+                    </m:r>
+                  </m:e>
+                  <m:e>
+                    <m:r>
+                      <m:t>ω</m:t>
+                    </m:r>
+                    <m:r>
+                      <m:t>&amp;</m:t>
+                    </m:r>
+                    <m:r>
+                      <m:rPr>
+                        <m:sty m:val="p"/>
+                      </m:rPr>
+                      <m:t>=</m:t>
+                    </m:r>
+                    <m:r>
+                      <m:rPr>
+                        <m:sty m:val="p"/>
+                      </m:rPr>
+                      <m:t>(</m:t>
+                    </m:r>
+                    <m:r>
+                      <m:t>1</m:t>
+                    </m:r>
+                    <m:r>
+                      <m:rPr>
+                        <m:sty m:val="p"/>
+                      </m:rPr>
+                      <m:t>+</m:t>
+                    </m:r>
+                    <m:r>
+                      <m:t>ω</m:t>
+                    </m:r>
+                    <m:r>
+                      <m:rPr>
+                        <m:sty m:val="p"/>
+                      </m:rPr>
+                      <m:t>)</m:t>
+                    </m:r>
+                    <m:r>
+                      <m:t>π</m:t>
+                    </m:r>
+                  </m:e>
+                  <m:e>
+                    <m:r>
+                      <m:t>π</m:t>
+                    </m:r>
+                    <m:r>
+                      <m:t>&amp;</m:t>
+                    </m:r>
+                    <m:r>
+                      <m:rPr>
+                        <m:sty m:val="p"/>
+                      </m:rPr>
+                      <m:t>=</m:t>
+                    </m:r>
+                    <m:f>
+                      <m:fPr>
+                        <m:type m:val="bar"/>
+                      </m:fPr>
+                      <m:num>
+                        <m:r>
+                          <m:t>ω</m:t>
+                        </m:r>
+                      </m:num>
+                      <m:den>
+                        <m:r>
+                          <m:t>1</m:t>
+                        </m:r>
+                        <m:r>
+                          <m:rPr>
+                            <m:sty m:val="p"/>
+                          </m:rPr>
+                          <m:t>+</m:t>
+                        </m:r>
+                        <m:r>
+                          <m:t>ω</m:t>
+                        </m:r>
+                      </m:den>
+                    </m:f>
+                  </m:e>
+                </m:eqArr>
+              </m:oMath>
+            </m:oMathPara>
+          </w:p>
+          <w:p>
+            <w:pPr>
+              <w:pStyle w:val="FirstParagraph"/>
+            </w:pPr>
+            <w:r>
+              <w:t xml:space="preserve">So if</w:t>
+            </w:r>
+            <w:r>
+              <w:t xml:space="preserve"> </w:t>
+            </w:r>
+            <m:oMath>
+              <m:r>
+                <m:t>ω</m:t>
+              </m:r>
+              <m:r>
+                <m:rPr>
+                  <m:sty m:val="p"/>
+                </m:rPr>
+                <m:t>=</m:t>
+              </m:r>
+              <m:r>
+                <m:t>3</m:t>
+              </m:r>
+              <m:r>
+                <m:rPr>
+                  <m:sty m:val="p"/>
+                </m:rPr>
+                <m:t>/</m:t>
+              </m:r>
+              <m:r>
+                <m:t>2</m:t>
+              </m:r>
+            </m:oMath>
+            <w:r>
+              <w:t xml:space="preserve">,</w:t>
+            </w:r>
+          </w:p>
+          <w:p>
+            <w:pPr>
+              <w:pStyle w:val="BodyText"/>
+            </w:pPr>
+            <m:oMathPara>
+              <m:oMathParaPr>
+                <m:jc m:val="center"/>
+              </m:oMathParaPr>
+              <m:oMath>
+                <m:eqArr>
+                  <m:e>
+                    <m:r>
+                      <m:t>π</m:t>
+                    </m:r>
+                    <m:r>
+                      <m:t>&amp;</m:t>
+                    </m:r>
+                    <m:r>
+                      <m:rPr>
+                        <m:sty m:val="p"/>
+                      </m:rPr>
+                      <m:t>=</m:t>
+                    </m:r>
+                    <m:f>
+                      <m:fPr>
+                        <m:type m:val="bar"/>
+                      </m:fPr>
+                      <m:num>
+                        <m:r>
+                          <m:t>3</m:t>
+                        </m:r>
+                        <m:r>
+                          <m:rPr>
+                            <m:sty m:val="p"/>
+                          </m:rPr>
+                          <m:t>/</m:t>
+                        </m:r>
+                        <m:r>
+                          <m:t>2</m:t>
+                        </m:r>
+                      </m:num>
+                      <m:den>
+                        <m:r>
+                          <m:t>1</m:t>
+                        </m:r>
+                        <m:r>
+                          <m:rPr>
+                            <m:sty m:val="p"/>
+                          </m:rPr>
+                          <m:t>+</m:t>
+                        </m:r>
+                        <m:r>
+                          <m:t>3</m:t>
+                        </m:r>
+                        <m:r>
+                          <m:rPr>
+                            <m:sty m:val="p"/>
+                          </m:rPr>
+                          <m:t>/</m:t>
+                        </m:r>
+                        <m:r>
+                          <m:t>2</m:t>
+                        </m:r>
+                      </m:den>
+                    </m:f>
+                  </m:e>
+                  <m:e>
+                    <m:r>
+                      <m:t>&amp;</m:t>
+                    </m:r>
+                    <m:r>
+                      <m:rPr>
+                        <m:sty m:val="p"/>
+                      </m:rPr>
+                      <m:t>=</m:t>
+                    </m:r>
+                    <m:f>
+                      <m:fPr>
+                        <m:type m:val="bar"/>
+                      </m:fPr>
+                      <m:num>
+                        <m:r>
+                          <m:t>3</m:t>
+                        </m:r>
+                        <m:r>
+                          <m:rPr>
+                            <m:sty m:val="p"/>
+                          </m:rPr>
+                          <m:t>/</m:t>
+                        </m:r>
+                        <m:r>
+                          <m:t>2</m:t>
+                        </m:r>
+                      </m:num>
+                      <m:den>
+                        <m:r>
+                          <m:t>5</m:t>
+                        </m:r>
+                        <m:r>
+                          <m:rPr>
+                            <m:sty m:val="p"/>
+                          </m:rPr>
+                          <m:t>/</m:t>
+                        </m:r>
+                        <m:r>
+                          <m:t>2</m:t>
+                        </m:r>
+                      </m:den>
+                    </m:f>
+                  </m:e>
+                  <m:e>
+                    <m:r>
+                      <m:t>&amp;</m:t>
+                    </m:r>
+                    <m:r>
+                      <m:rPr>
+                        <m:sty m:val="p"/>
+                      </m:rPr>
+                      <m:t>=</m:t>
+                    </m:r>
+                    <m:f>
+                      <m:fPr>
+                        <m:type m:val="bar"/>
+                      </m:fPr>
+                      <m:num>
+                        <m:r>
+                          <m:t>3</m:t>
+                        </m:r>
+                      </m:num>
+                      <m:den>
+                        <m:r>
+                          <m:t>5</m:t>
+                        </m:r>
+                      </m:den>
+                    </m:f>
+                  </m:e>
+                </m:eqArr>
+              </m:oMath>
+            </m:oMathPara>
+          </w:p>
+          <w:bookmarkEnd w:id="123"/>
           <w:p/>
         </w:tc>
       </w:tr>
@@ -24118,13 +24926,13 @@
           </w:tcPr>
           <w:p>
             <w:pPr>
-              <w:pStyle w:val="BodyText"/>
+              <w:pStyle w:val="FirstParagraph"/>
             </w:pPr>
             <w:pPr>
               <w:spacing w:before="16" w:after="64"/>
             </w:pPr>
           </w:p>
-          <w:bookmarkStart w:id="124" w:name="def-inv-odds"/>
+          <w:bookmarkStart w:id="125" w:name="thm-odds-to-prob"/>
           <w:p>
             <w:pPr>
               <w:pStyle w:val="BodyText"/>
@@ -24134,185 +24942,77 @@
                 <w:b/>
                 <w:bCs/>
               </w:rPr>
-              <w:t xml:space="preserve">Definition 11 (inverse odds function)</w:t>
+              <w:t xml:space="preserve">Theorem 9 (Probability as a function of odds)</w:t>
+            </w:r>
+            <w:r>
+              <w:t xml:space="preserve"> </w:t>
+            </w:r>
+            <w:r>
+              <w:t xml:space="preserve">If</w:t>
+            </w:r>
+            <w:r>
+              <w:t xml:space="preserve"> </w:t>
+            </w:r>
+            <m:oMath>
+              <m:r>
+                <m:t>π</m:t>
+              </m:r>
+            </m:oMath>
+            <w:r>
+              <w:t xml:space="preserve"> </w:t>
+            </w:r>
+            <w:r>
+              <w:t xml:space="preserve">is the probability of an event</w:t>
+            </w:r>
+            <w:r>
+              <w:t xml:space="preserve"> </w:t>
+            </w:r>
+            <w:r>
+              <w:t xml:space="preserve">and</w:t>
+            </w:r>
+            <w:r>
+              <w:t xml:space="preserve"> </w:t>
+            </w:r>
+            <m:oMath>
+              <m:r>
+                <m:t>ω</m:t>
+              </m:r>
+            </m:oMath>
+            <w:r>
+              <w:t xml:space="preserve"> </w:t>
+            </w:r>
+            <w:r>
+              <w:t xml:space="preserve">is the corresponding</w:t>
+            </w:r>
+            <w:r>
+              <w:t xml:space="preserve"> </w:t>
+            </w:r>
+            <w:hyperlink w:anchor="def-odds">
+              <w:r>
+                <w:rPr>
+                  <w:rStyle w:val="Hyperlink"/>
+                </w:rPr>
+                <w:t xml:space="preserve">odds</w:t>
+              </w:r>
+            </w:hyperlink>
+            <w:r>
+              <w:t xml:space="preserve"> </w:t>
+            </w:r>
+            <w:r>
+              <w:t xml:space="preserve">of that event,</w:t>
+            </w:r>
+            <w:r>
+              <w:t xml:space="preserve"> </w:t>
+            </w:r>
+            <w:r>
+              <w:t xml:space="preserve">then:</w:t>
             </w:r>
           </w:p>
           <w:p>
             <w:pPr>
               <w:pStyle w:val="BodyText"/>
             </w:pPr>
-            <w:bookmarkStart w:id="123" w:name="eq-invodds-fn"/>
-            <m:oMathPara>
-              <m:oMathParaPr>
-                <m:jc m:val="center"/>
-              </m:oMathParaPr>
-              <m:oMath>
-                <m:r>
-                  <m:rPr>
-                    <m:sty m:val="p"/>
-                  </m:rPr>
-                  <m:t>invodds</m:t>
-                </m:r>
-                <m:r>
-                  <m:t>​</m:t>
-                </m:r>
-                <m:d>
-                  <m:dPr>
-                    <m:begChr m:val="{"/>
-                    <m:sepChr m:val=""/>
-                    <m:endChr m:val="}"/>
-                    <m:grow/>
-                  </m:dPr>
-                  <m:e>
-                    <m:r>
-                      <m:t>ω</m:t>
-                    </m:r>
-                  </m:e>
-                </m:d>
-                <m:r>
-                  <m:t>​</m:t>
-                </m:r>
-                <m:limUpp>
-                  <m:e>
-                    <m:r>
-                      <m:rPr>
-                        <m:sty m:val="p"/>
-                      </m:rPr>
-                      <m:t>=</m:t>
-                    </m:r>
-                  </m:e>
-                  <m:lim>
-                    <m:r>
-                      <m:rPr>
-                        <m:nor/>
-                        <m:sty m:val="p"/>
-                      </m:rPr>
-                      <m:t>def</m:t>
-                    </m:r>
-                  </m:lim>
-                </m:limUpp>
-                <m:f>
-                  <m:fPr>
-                    <m:type m:val="bar"/>
-                  </m:fPr>
-                  <m:num>
-                    <m:r>
-                      <m:t>ω</m:t>
-                    </m:r>
-                  </m:num>
-                  <m:den>
-                    <m:r>
-                      <m:t>1</m:t>
-                    </m:r>
-                    <m:r>
-                      <m:rPr>
-                        <m:sty m:val="p"/>
-                      </m:rPr>
-                      <m:t>+</m:t>
-                    </m:r>
-                    <m:r>
-                      <m:t>ω</m:t>
-                    </m:r>
-                  </m:den>
-                </m:f>
-                <m:r>
-                  <m:t>  </m:t>
-                </m:r>
-                <m:r>
-                  <m:rPr>
-                    <m:sty m:val="p"/>
-                  </m:rPr>
-                  <m:t>(</m:t>
-                </m:r>
-                <m:r>
-                  <m:t>15</m:t>
-                </m:r>
-                <m:r>
-                  <m:rPr>
-                    <m:sty m:val="p"/>
-                  </m:rPr>
-                  <m:t>)</m:t>
-                </m:r>
-              </m:oMath>
-            </m:oMathPara>
-            <w:bookmarkEnd w:id="123"/>
-          </w:p>
-          <w:p>
-            <w:pPr>
-              <w:pStyle w:val="FirstParagraph"/>
-            </w:pPr>
-            <w:r>
-              <w:t xml:space="preserve">can be called the</w:t>
-            </w:r>
-            <w:r>
-              <w:t xml:space="preserve"> </w:t>
-            </w:r>
-            <w:r>
-              <w:rPr>
-                <w:b/>
-                <w:bCs/>
-              </w:rPr>
-              <w:t xml:space="preserve">inverse-odds function</w:t>
-            </w:r>
-            <w:r>
-              <w:t xml:space="preserve">.</w:t>
-            </w:r>
-          </w:p>
-          <w:bookmarkEnd w:id="124"/>
-        </w:tc>
-      </w:tr>
-    </w:tbl>
-    <w:tbl>
-      <w:tblPr>
-        <w:tblStyle w:val="Table"/>
-        <w:tblInd w:w="164" w:type="dxa"/>
-        <w:tblBorders>
-          <w:left w:val="single" w:sz="24" w:space="0" w:color="909090"/>
-        </w:tblBorders>
-        <w:tblCellMar>
-          <w:left w:w="0" w:type="dxa"/>
-          <w:right w:w="0" w:type="dxa"/>
-        </w:tblCellMar>
-        <w:tblLook w:firstRow="0" w:lastRow="0" w:firstColumn="0" w:lastColumn="0" w:noHBand="0" w:noVBand="0" w:val="0000"/>
-      </w:tblPr>
-      <w:tblGrid>
-        <w:gridCol w:w="7920"/>
-      </w:tblGrid>
-      <w:tr>
-        <w:trPr>
-          <w:cantSplit/>
-        </w:trPr>
-        <w:tc>
-          <w:tcPr>
-            <w:tcMar>
-              <w:left w:w="144" w:type="dxa"/>
-            </w:tcMar>
-          </w:tcPr>
-          <w:p>
-            <w:pPr>
-              <w:pStyle w:val="BodyText"/>
-            </w:pPr>
-            <w:pPr>
-              <w:spacing w:before="16" w:after="64"/>
-            </w:pPr>
-          </w:p>
-          <w:bookmarkStart w:id="125" w:name="cor-invodds-pi"/>
-          <w:p>
-            <w:pPr>
-              <w:pStyle w:val="BodyText"/>
-            </w:pPr>
-            <w:r>
-              <w:rPr>
-                <w:b/>
-                <w:bCs/>
-              </w:rPr>
-              <w:t xml:space="preserve">Corollary 3 (Probability via the inverse-odds function)</w:t>
-            </w:r>
-          </w:p>
-          <w:p>
-            <w:pPr>
-              <w:pStyle w:val="BodyText"/>
-            </w:pPr>
+            <w:bookmarkStart w:id="124" w:name="eq-prob-from-odds"/>
             <m:oMathPara>
               <m:oMathParaPr>
                 <m:jc m:val="center"/>
@@ -24327,33 +25027,51 @@
                   </m:rPr>
                   <m:t>=</m:t>
                 </m:r>
+                <m:f>
+                  <m:fPr>
+                    <m:type m:val="bar"/>
+                  </m:fPr>
+                  <m:num>
+                    <m:r>
+                      <m:t>ω</m:t>
+                    </m:r>
+                  </m:num>
+                  <m:den>
+                    <m:r>
+                      <m:t>1</m:t>
+                    </m:r>
+                    <m:r>
+                      <m:rPr>
+                        <m:sty m:val="p"/>
+                      </m:rPr>
+                      <m:t>+</m:t>
+                    </m:r>
+                    <m:r>
+                      <m:t>ω</m:t>
+                    </m:r>
+                  </m:den>
+                </m:f>
+                <m:r>
+                  <m:t>  </m:t>
+                </m:r>
                 <m:r>
                   <m:rPr>
                     <m:sty m:val="p"/>
                   </m:rPr>
-                  <m:t>invodds</m:t>
+                  <m:t>(</m:t>
                 </m:r>
                 <m:r>
-                  <m:t>​</m:t>
+                  <m:t>14</m:t>
                 </m:r>
-                <m:d>
-                  <m:dPr>
-                    <m:begChr m:val="{"/>
-                    <m:sepChr m:val=""/>
-                    <m:endChr m:val="}"/>
-                    <m:grow/>
-                  </m:dPr>
-                  <m:e>
-                    <m:r>
-                      <m:t>ω</m:t>
-                    </m:r>
-                  </m:e>
-                </m:d>
                 <m:r>
-                  <m:t>​</m:t>
+                  <m:rPr>
+                    <m:sty m:val="p"/>
+                  </m:rPr>
+                  <m:t>)</m:t>
                 </m:r>
               </m:oMath>
             </m:oMathPara>
+            <w:bookmarkEnd w:id="124"/>
           </w:p>
           <w:bookmarkEnd w:id="125"/>
         </w:tc>
@@ -24431,12 +25149,12 @@
             <w:r>
               <w:t xml:space="preserve"> </w:t>
             </w:r>
-            <w:hyperlink w:anchor="def-inv-odds">
+            <w:hyperlink w:anchor="thm-prob-to-odds">
               <w:r>
                 <w:rPr>
                   <w:rStyle w:val="Hyperlink"/>
                 </w:rPr>
-                <w:t xml:space="preserve">Definition 11</w:t>
+                <w:t xml:space="preserve">Theorem 5</w:t>
               </w:r>
             </w:hyperlink>
             <w:r>
@@ -24448,12 +25166,12 @@
             <w:r>
               <w:t xml:space="preserve"> </w:t>
             </w:r>
-            <w:hyperlink w:anchor="thm-odds-to-prob">
+            <w:hyperlink w:anchor="sol-odds-to-prob">
               <w:r>
                 <w:rPr>
                   <w:rStyle w:val="Hyperlink"/>
                 </w:rPr>
-                <w:t xml:space="preserve">Theorem 6</w:t>
+                <w:t xml:space="preserve">Solution 16</w:t>
               </w:r>
             </w:hyperlink>
             <w:r>
@@ -24498,7 +25216,7 @@
               <w:spacing w:before="16" w:after="64"/>
             </w:pPr>
           </w:p>
-          <w:bookmarkStart w:id="126" w:name="cor-invodds-odds-inv"/>
+          <w:bookmarkStart w:id="127" w:name="def-inv-odds"/>
           <w:p>
             <w:pPr>
               <w:pStyle w:val="BodyText"/>
@@ -24508,13 +25226,14 @@
                 <w:b/>
                 <w:bCs/>
               </w:rPr>
-              <w:t xml:space="preserve">Corollary 4 (Inverse-odds function inverts the odds function)</w:t>
+              <w:t xml:space="preserve">Definition 11 (inverse odds function)</w:t>
             </w:r>
           </w:p>
           <w:p>
             <w:pPr>
               <w:pStyle w:val="BodyText"/>
             </w:pPr>
+            <w:bookmarkStart w:id="126" w:name="eq-invodds-fn"/>
             <m:oMathPara>
               <m:oMathParaPr>
                 <m:jc m:val="center"/>
@@ -24545,33 +25264,167 @@
                 <m:r>
                   <m:t>​</m:t>
                 </m:r>
+                <m:limUpp>
+                  <m:e>
+                    <m:r>
+                      <m:rPr>
+                        <m:sty m:val="p"/>
+                      </m:rPr>
+                      <m:t>=</m:t>
+                    </m:r>
+                  </m:e>
+                  <m:lim>
+                    <m:r>
+                      <m:rPr>
+                        <m:nor/>
+                        <m:sty m:val="p"/>
+                      </m:rPr>
+                      <m:t>def</m:t>
+                    </m:r>
+                  </m:lim>
+                </m:limUpp>
+                <m:f>
+                  <m:fPr>
+                    <m:type m:val="bar"/>
+                  </m:fPr>
+                  <m:num>
+                    <m:r>
+                      <m:t>ω</m:t>
+                    </m:r>
+                  </m:num>
+                  <m:den>
+                    <m:r>
+                      <m:t>1</m:t>
+                    </m:r>
+                    <m:r>
+                      <m:rPr>
+                        <m:sty m:val="p"/>
+                      </m:rPr>
+                      <m:t>+</m:t>
+                    </m:r>
+                    <m:r>
+                      <m:t>ω</m:t>
+                    </m:r>
+                  </m:den>
+                </m:f>
+                <m:r>
+                  <m:t>  </m:t>
+                </m:r>
+                <m:r>
+                  <m:rPr>
+                    <m:sty m:val="p"/>
+                  </m:rPr>
+                  <m:t>(</m:t>
+                </m:r>
+                <m:r>
+                  <m:t>15</m:t>
+                </m:r>
+                <m:r>
+                  <m:rPr>
+                    <m:sty m:val="p"/>
+                  </m:rPr>
+                  <m:t>)</m:t>
+                </m:r>
+              </m:oMath>
+            </m:oMathPara>
+            <w:bookmarkEnd w:id="126"/>
+          </w:p>
+          <w:p>
+            <w:pPr>
+              <w:pStyle w:val="FirstParagraph"/>
+            </w:pPr>
+            <w:r>
+              <w:t xml:space="preserve">can be called the</w:t>
+            </w:r>
+            <w:r>
+              <w:t xml:space="preserve"> </w:t>
+            </w:r>
+            <w:r>
+              <w:rPr>
+                <w:b/>
+                <w:bCs/>
+              </w:rPr>
+              <w:t xml:space="preserve">inverse-odds function</w:t>
+            </w:r>
+            <w:r>
+              <w:t xml:space="preserve">.</w:t>
+            </w:r>
+          </w:p>
+          <w:bookmarkEnd w:id="127"/>
+        </w:tc>
+      </w:tr>
+    </w:tbl>
+    <w:tbl>
+      <w:tblPr>
+        <w:tblStyle w:val="Table"/>
+        <w:tblInd w:w="164" w:type="dxa"/>
+        <w:tblBorders>
+          <w:left w:val="single" w:sz="24" w:space="0" w:color="909090"/>
+        </w:tblBorders>
+        <w:tblCellMar>
+          <w:left w:w="0" w:type="dxa"/>
+          <w:right w:w="0" w:type="dxa"/>
+        </w:tblCellMar>
+        <w:tblLook w:firstRow="0" w:lastRow="0" w:firstColumn="0" w:lastColumn="0" w:noHBand="0" w:noVBand="0" w:val="0000"/>
+      </w:tblPr>
+      <w:tblGrid>
+        <w:gridCol w:w="7920"/>
+      </w:tblGrid>
+      <w:tr>
+        <w:trPr>
+          <w:cantSplit/>
+        </w:trPr>
+        <w:tc>
+          <w:tcPr>
+            <w:tcMar>
+              <w:left w:w="144" w:type="dxa"/>
+            </w:tcMar>
+          </w:tcPr>
+          <w:p>
+            <w:pPr>
+              <w:pStyle w:val="BodyText"/>
+            </w:pPr>
+            <w:pPr>
+              <w:spacing w:before="16" w:after="64"/>
+            </w:pPr>
+          </w:p>
+          <w:bookmarkStart w:id="128" w:name="cor-invodds-pi"/>
+          <w:p>
+            <w:pPr>
+              <w:pStyle w:val="BodyText"/>
+            </w:pPr>
+            <w:r>
+              <w:rPr>
+                <w:b/>
+                <w:bCs/>
+              </w:rPr>
+              <w:t xml:space="preserve">Corollary 3 (Probability via the inverse-odds function)</w:t>
+            </w:r>
+          </w:p>
+          <w:p>
+            <w:pPr>
+              <w:pStyle w:val="BodyText"/>
+            </w:pPr>
+            <m:oMathPara>
+              <m:oMathParaPr>
+                <m:jc m:val="center"/>
+              </m:oMathParaPr>
+              <m:oMath>
+                <m:r>
+                  <m:t>π</m:t>
+                </m:r>
                 <m:r>
                   <m:rPr>
                     <m:sty m:val="p"/>
                   </m:rPr>
                   <m:t>=</m:t>
                 </m:r>
-                <m:sSup>
-                  <m:e>
-                    <m:r>
-                      <m:rPr>
-                        <m:sty m:val="p"/>
-                      </m:rPr>
-                      <m:t>odds</m:t>
-                    </m:r>
-                  </m:e>
-                  <m:sup>
-                    <m:r>
-                      <m:rPr>
-                        <m:sty m:val="p"/>
-                      </m:rPr>
-                      <m:t>−</m:t>
-                    </m:r>
-                    <m:r>
-                      <m:t>1</m:t>
-                    </m:r>
-                  </m:sup>
-                </m:sSup>
+                <m:r>
+                  <m:rPr>
+                    <m:sty m:val="p"/>
+                  </m:rPr>
+                  <m:t>invodds</m:t>
+                </m:r>
                 <m:r>
                   <m:t>​</m:t>
                 </m:r>
@@ -24594,7 +25447,7 @@
               </m:oMath>
             </m:oMathPara>
           </w:p>
-          <w:bookmarkEnd w:id="126"/>
+          <w:bookmarkEnd w:id="128"/>
         </w:tc>
       </w:tr>
     </w:tbl>
@@ -24665,6 +25518,245 @@
               <w:t xml:space="preserve">. </w:t>
             </w:r>
             <w:r>
+              <w:t xml:space="preserve">By</w:t>
+            </w:r>
+            <w:r>
+              <w:t xml:space="preserve"> </w:t>
+            </w:r>
+            <w:hyperlink w:anchor="def-inv-odds">
+              <w:r>
+                <w:rPr>
+                  <w:rStyle w:val="Hyperlink"/>
+                </w:rPr>
+                <w:t xml:space="preserve">Definition 11</w:t>
+              </w:r>
+            </w:hyperlink>
+            <w:r>
+              <w:t xml:space="preserve"> </w:t>
+            </w:r>
+            <w:r>
+              <w:t xml:space="preserve">and</w:t>
+            </w:r>
+            <w:r>
+              <w:t xml:space="preserve"> </w:t>
+            </w:r>
+            <w:hyperlink w:anchor="thm-odds-to-prob">
+              <w:r>
+                <w:rPr>
+                  <w:rStyle w:val="Hyperlink"/>
+                </w:rPr>
+                <w:t xml:space="preserve">Theorem 9</w:t>
+              </w:r>
+            </w:hyperlink>
+            <w:r>
+              <w:t xml:space="preserve">.</w:t>
+            </w:r>
+          </w:p>
+          <w:p/>
+        </w:tc>
+      </w:tr>
+    </w:tbl>
+    <w:tbl>
+      <w:tblPr>
+        <w:tblStyle w:val="Table"/>
+        <w:tblInd w:w="164" w:type="dxa"/>
+        <w:tblBorders>
+          <w:left w:val="single" w:sz="24" w:space="0" w:color="909090"/>
+        </w:tblBorders>
+        <w:tblCellMar>
+          <w:left w:w="0" w:type="dxa"/>
+          <w:right w:w="0" w:type="dxa"/>
+        </w:tblCellMar>
+        <w:tblLook w:firstRow="0" w:lastRow="0" w:firstColumn="0" w:lastColumn="0" w:noHBand="0" w:noVBand="0" w:val="0000"/>
+      </w:tblPr>
+      <w:tblGrid>
+        <w:gridCol w:w="7920"/>
+      </w:tblGrid>
+      <w:tr>
+        <w:trPr>
+          <w:cantSplit/>
+        </w:trPr>
+        <w:tc>
+          <w:tcPr>
+            <w:tcMar>
+              <w:left w:w="144" w:type="dxa"/>
+            </w:tcMar>
+          </w:tcPr>
+          <w:p>
+            <w:pPr>
+              <w:pStyle w:val="BodyText"/>
+            </w:pPr>
+            <w:pPr>
+              <w:spacing w:before="16" w:after="64"/>
+            </w:pPr>
+          </w:p>
+          <w:bookmarkStart w:id="129" w:name="cor-invodds-odds-inv"/>
+          <w:p>
+            <w:pPr>
+              <w:pStyle w:val="BodyText"/>
+            </w:pPr>
+            <w:r>
+              <w:rPr>
+                <w:b/>
+                <w:bCs/>
+              </w:rPr>
+              <w:t xml:space="preserve">Corollary 4 (Inverse-odds function inverts the odds function)</w:t>
+            </w:r>
+          </w:p>
+          <w:p>
+            <w:pPr>
+              <w:pStyle w:val="BodyText"/>
+            </w:pPr>
+            <m:oMathPara>
+              <m:oMathParaPr>
+                <m:jc m:val="center"/>
+              </m:oMathParaPr>
+              <m:oMath>
+                <m:r>
+                  <m:rPr>
+                    <m:sty m:val="p"/>
+                  </m:rPr>
+                  <m:t>invodds</m:t>
+                </m:r>
+                <m:r>
+                  <m:t>​</m:t>
+                </m:r>
+                <m:d>
+                  <m:dPr>
+                    <m:begChr m:val="{"/>
+                    <m:sepChr m:val=""/>
+                    <m:endChr m:val="}"/>
+                    <m:grow/>
+                  </m:dPr>
+                  <m:e>
+                    <m:r>
+                      <m:t>ω</m:t>
+                    </m:r>
+                  </m:e>
+                </m:d>
+                <m:r>
+                  <m:t>​</m:t>
+                </m:r>
+                <m:r>
+                  <m:rPr>
+                    <m:sty m:val="p"/>
+                  </m:rPr>
+                  <m:t>=</m:t>
+                </m:r>
+                <m:sSup>
+                  <m:e>
+                    <m:r>
+                      <m:rPr>
+                        <m:sty m:val="p"/>
+                      </m:rPr>
+                      <m:t>odds</m:t>
+                    </m:r>
+                  </m:e>
+                  <m:sup>
+                    <m:r>
+                      <m:rPr>
+                        <m:sty m:val="p"/>
+                      </m:rPr>
+                      <m:t>−</m:t>
+                    </m:r>
+                    <m:r>
+                      <m:t>1</m:t>
+                    </m:r>
+                  </m:sup>
+                </m:sSup>
+                <m:r>
+                  <m:t>​</m:t>
+                </m:r>
+                <m:d>
+                  <m:dPr>
+                    <m:begChr m:val="{"/>
+                    <m:sepChr m:val=""/>
+                    <m:endChr m:val="}"/>
+                    <m:grow/>
+                  </m:dPr>
+                  <m:e>
+                    <m:r>
+                      <m:t>ω</m:t>
+                    </m:r>
+                  </m:e>
+                </m:d>
+                <m:r>
+                  <m:t>​</m:t>
+                </m:r>
+              </m:oMath>
+            </m:oMathPara>
+          </w:p>
+          <w:bookmarkEnd w:id="129"/>
+        </w:tc>
+      </w:tr>
+    </w:tbl>
+    <w:tbl>
+      <w:tblPr>
+        <w:tblStyle w:val="Table"/>
+        <w:tblLook w:firstRow="0" w:lastRow="0" w:firstColumn="0" w:lastColumn="0" w:noHBand="0" w:noVBand="0" w:val="0000"/>
+        <w:tblBorders>
+          <w:top w:val="single" w:sz="4" w:space="0" w:color="909090"/>
+          <w:left w:val="single" w:sz="24" w:space="0" w:color="909090"/>
+          <w:bottom w:val="single" w:sz="4" w:space="0" w:color="909090"/>
+          <w:right w:val="single" w:sz="4" w:space="0" w:color="909090"/>
+        </w:tblBorders>
+        <w:tblCellMar>
+          <w:left w:w="144" w:type="dxa"/>
+          <w:right w:w="144" w:type="dxa"/>
+        </w:tblCellMar>
+        <w:tblLook w:firstRow="0" w:lastRow="0" w:firstColumn="0" w:lastColumn="0" w:noHBand="0" w:noVBand="0" w:val="0000"/>
+      </w:tblPr>
+      <w:tr>
+        <w:trPr>
+          <w:cantSplit/>
+        </w:trPr>
+        <w:tc>
+          <w:tcPr>
+            <w:shd w:color="auto" w:fill="e6e6e6" w:val="clear"/>
+            <w:tcMar>
+              <w:top w:w="92" w:type="dxa"/>
+              <w:bottom w:w="92" w:type="dxa"/>
+            </w:tcMar>
+          </w:tcPr>
+          <w:p>
+            <w:pPr>
+              <w:pStyle w:val="FirstParagraph"/>
+            </w:pPr>
+            <w:pPr>
+              <w:spacing w:before="16" w:after="16"/>
+            </w:pPr>
+            <w:r>
+              <w:t xml:space="preserve">Proof</w:t>
+            </w:r>
+          </w:p>
+        </w:tc>
+      </w:tr>
+      <w:tr>
+        <w:trPr>
+          <w:cantSplit/>
+        </w:trPr>
+        <w:tc>
+          <w:tcPr>
+            <w:tcMar>
+              <w:top w:w="108" w:type="dxa"/>
+              <w:bottom w:w="108" w:type="dxa"/>
+            </w:tcMar>
+          </w:tcPr>
+          <w:p>
+            <w:pPr>
+              <w:pStyle w:val="BodyText"/>
+            </w:pPr>
+            <w:r>
+              <w:rPr>
+                <w:i/>
+                <w:iCs/>
+              </w:rPr>
+              <w:t xml:space="preserve">Proof</w:t>
+            </w:r>
+            <w:r>
+              <w:t xml:space="preserve">. </w:t>
+            </w:r>
+            <w:r>
               <w:t xml:space="preserve">Using</w:t>
             </w:r>
             <w:r>
@@ -24692,7 +25784,7 @@
                 <w:rPr>
                   <w:rStyle w:val="Hyperlink"/>
                 </w:rPr>
-                <w:t xml:space="preserve">Theorem 6</w:t>
+                <w:t xml:space="preserve">Theorem 9</w:t>
               </w:r>
             </w:hyperlink>
             <w:r>
@@ -25177,7 +26269,7 @@
       <w:tr>
         <w:tc>
           <w:tcPr/>
-          <w:bookmarkStart w:id="130" w:name="fig-inv-odds"/>
+          <w:bookmarkStart w:id="133" w:name="fig-inv-odds"/>
           <w:p>
             <w:pPr>
               <w:pStyle w:val="SourceCode"/>
@@ -25673,18 +26765,18 @@
                 <wp:inline>
                   <wp:extent cx="4620126" cy="3696101"/>
                   <wp:effectExtent b="0" l="0" r="0" t="0"/>
-                  <wp:docPr descr="" title="" id="128" name="Picture"/>
+                  <wp:docPr descr="" title="" id="131" name="Picture"/>
                   <a:graphic>
                     <a:graphicData uri="http://schemas.openxmlformats.org/drawingml/2006/picture">
                       <pic:pic>
                         <pic:nvPicPr>
-                          <pic:cNvPr descr="binary-outcome-associations_files/figure-docx/unnamed-chunk-4-1.png" id="129" name="Picture"/>
+                          <pic:cNvPr descr="binary-outcome-associations_files/figure-docx/unnamed-chunk-4-1.png" id="132" name="Picture"/>
                           <pic:cNvPicPr>
                             <a:picLocks noChangeArrowheads="1" noChangeAspect="1"/>
                           </pic:cNvPicPr>
                         </pic:nvPicPr>
                         <pic:blipFill>
-                          <a:blip r:embed="rId127"/>
+                          <a:blip r:embed="rId130"/>
                           <a:stretch>
                             <a:fillRect/>
                           </a:stretch>
@@ -25754,7 +26846,7 @@
               </m:r>
             </m:oMath>
           </w:p>
-          <w:bookmarkEnd w:id="130"/>
+          <w:bookmarkEnd w:id="133"/>
         </w:tc>
       </w:tr>
     </w:tbl>
@@ -25792,7 +26884,7 @@
               <w:spacing w:before="16" w:after="64"/>
             </w:pPr>
           </w:p>
-          <w:bookmarkStart w:id="131" w:name="exr-odds-probs"/>
+          <w:bookmarkStart w:id="134" w:name="exr-odds-probs"/>
           <w:p>
             <w:pPr>
               <w:pStyle w:val="BodyText"/>
@@ -25831,7 +26923,7 @@
               <w:t xml:space="preserve">, and what is the numerical difference between these two values?</w:t>
             </w:r>
           </w:p>
-          <w:bookmarkEnd w:id="131"/>
+          <w:bookmarkEnd w:id="134"/>
         </w:tc>
       </w:tr>
     </w:tbl>
@@ -26131,7 +27223,7 @@
               <w:spacing w:before="16" w:after="64"/>
             </w:pPr>
           </w:p>
-          <w:bookmarkStart w:id="133" w:name="lem-invodds-simplified"/>
+          <w:bookmarkStart w:id="136" w:name="lem-invodds-simplified"/>
           <w:p>
             <w:pPr>
               <w:pStyle w:val="BodyText"/>
@@ -26179,7 +27271,7 @@
             <w:pPr>
               <w:pStyle w:val="BodyText"/>
             </w:pPr>
-            <w:bookmarkStart w:id="132" w:name="eq-inv-odds-reduced"/>
+            <w:bookmarkStart w:id="135" w:name="eq-inv-odds-reduced"/>
             <m:oMathPara>
               <m:oMathParaPr>
                 <m:jc m:val="center"/>
@@ -26347,9 +27439,9 @@
                 </m:r>
               </m:oMath>
             </m:oMathPara>
-            <w:bookmarkEnd w:id="132"/>
+            <w:bookmarkEnd w:id="135"/>
           </w:p>
-          <w:bookmarkEnd w:id="133"/>
+          <w:bookmarkEnd w:id="136"/>
         </w:tc>
       </w:tr>
     </w:tbl>
@@ -26387,7 +27479,7 @@
               <w:spacing w:before="16" w:after="64"/>
             </w:pPr>
           </w:p>
-          <w:bookmarkStart w:id="134" w:name="exr-inv-odds2"/>
+          <w:bookmarkStart w:id="137" w:name="exr-inv-odds2"/>
           <w:p>
             <w:pPr>
               <w:pStyle w:val="BodyText"/>
@@ -26437,7 +27529,7 @@
               <w:t xml:space="preserve">.</w:t>
             </w:r>
           </w:p>
-          <w:bookmarkEnd w:id="134"/>
+          <w:bookmarkEnd w:id="137"/>
         </w:tc>
       </w:tr>
     </w:tbl>
@@ -26493,7 +27585,7 @@
               <w:bottom w:w="108" w:type="dxa"/>
             </w:tcMar>
           </w:tcPr>
-          <w:bookmarkStart w:id="135" w:name="sol-inv-odds2"/>
+          <w:bookmarkStart w:id="138" w:name="sol-inv-odds2"/>
           <w:p>
             <w:pPr>
               <w:pStyle w:val="BodyText"/>
@@ -26526,7 +27618,7 @@
               <w:t xml:space="preserve">.</w:t>
             </w:r>
           </w:p>
-          <w:bookmarkEnd w:id="135"/>
+          <w:bookmarkEnd w:id="138"/>
           <w:p/>
         </w:tc>
       </w:tr>
@@ -26565,7 +27657,7 @@
               <w:spacing w:before="16" w:after="64"/>
             </w:pPr>
           </w:p>
-          <w:bookmarkStart w:id="136" w:name="lem-one-minus-odds-inv"/>
+          <w:bookmarkStart w:id="139" w:name="lem-one-minus-odds-inv"/>
           <w:p>
             <w:pPr>
               <w:pStyle w:val="BodyText"/>
@@ -26632,7 +27724,7 @@
               </m:oMath>
             </m:oMathPara>
           </w:p>
-          <w:bookmarkEnd w:id="136"/>
+          <w:bookmarkEnd w:id="139"/>
         </w:tc>
       </w:tr>
     </w:tbl>
@@ -26713,7 +27805,7 @@
                 <w:rPr>
                   <w:rStyle w:val="Hyperlink"/>
                 </w:rPr>
-                <w:t xml:space="preserve">Theorem 6</w:t>
+                <w:t xml:space="preserve">Theorem 9</w:t>
               </w:r>
             </w:hyperlink>
             <w:r>
@@ -27055,7 +28147,7 @@
               <w:spacing w:before="16" w:after="64"/>
             </w:pPr>
           </w:p>
-          <w:bookmarkStart w:id="137" w:name="cor-inverse-odds-nonevent"/>
+          <w:bookmarkStart w:id="140" w:name="cor-inverse-odds-nonevent"/>
           <w:p>
             <w:pPr>
               <w:pStyle w:val="BodyText"/>
@@ -27122,12 +28214,12 @@
               </m:oMath>
             </m:oMathPara>
           </w:p>
-          <w:bookmarkEnd w:id="137"/>
+          <w:bookmarkEnd w:id="140"/>
         </w:tc>
       </w:tr>
     </w:tbl>
-    <w:bookmarkEnd w:id="138"/>
-    <w:bookmarkStart w:id="176" w:name="odds-ratios"/>
+    <w:bookmarkEnd w:id="141"/>
+    <w:bookmarkStart w:id="179" w:name="odds-ratios"/>
     <w:p>
       <w:pPr>
         <w:pStyle w:val="Heading3"/>
@@ -27177,12 +28269,12 @@
                 <wp:inline>
                   <wp:extent cx="152400" cy="152400"/>
                   <wp:effectExtent b="0" l="0" r="0" t="0"/>
-                  <wp:docPr descr="" title="" id="139" name="Picture"/>
+                  <wp:docPr descr="" title="" id="142" name="Picture"/>
                   <a:graphic>
                     <a:graphicData uri="http://schemas.openxmlformats.org/drawingml/2006/picture">
                       <pic:pic>
                         <pic:nvPicPr>
-                          <pic:cNvPr descr="/opt/quarto/share/formats/docx/tip.png" id="140" name="Picture"/>
+                          <pic:cNvPr descr="/opt/quarto/share/formats/docx/tip.png" id="143" name="Picture"/>
                           <pic:cNvPicPr>
                             <a:picLocks noChangeArrowheads="1" noChangeAspect="1"/>
                           </pic:cNvPicPr>
@@ -27250,7 +28342,7 @@
             <w:r>
               <w:t xml:space="preserve"> </w:t>
             </w:r>
-            <w:hyperlink r:id="rId141">
+            <w:hyperlink r:id="rId144">
               <w:r>
                 <w:rPr>
                   <w:rStyle w:val="Hyperlink"/>
@@ -27373,7 +28465,7 @@
               <w:spacing w:before="16" w:after="64"/>
             </w:pPr>
           </w:p>
-          <w:bookmarkStart w:id="142" w:name="def-OR"/>
+          <w:bookmarkStart w:id="145" w:name="def-OR"/>
           <w:p>
             <w:pPr>
               <w:pStyle w:val="BodyText"/>
@@ -27598,7 +28690,7 @@
               </m:oMath>
             </m:oMathPara>
           </w:p>
-          <w:bookmarkEnd w:id="142"/>
+          <w:bookmarkEnd w:id="145"/>
         </w:tc>
       </w:tr>
     </w:tbl>
@@ -27731,7 +28823,7 @@
               <w:spacing w:before="16" w:after="64"/>
             </w:pPr>
           </w:p>
-          <w:bookmarkStart w:id="143" w:name="thm-or-ratio-ratio"/>
+          <w:bookmarkStart w:id="146" w:name="thm-or-ratio-ratio"/>
           <w:p>
             <w:pPr>
               <w:pStyle w:val="BodyText"/>
@@ -27741,7 +28833,7 @@
                 <w:b/>
                 <w:bCs/>
               </w:rPr>
-              <w:t xml:space="preserve">Theorem 7 (Odds ratio as a ratio of ratios)</w:t>
+              <w:t xml:space="preserve">Theorem 10 (Odds ratio as a ratio of ratios)</w:t>
             </w:r>
           </w:p>
           <w:p>
@@ -27987,7 +29079,7 @@
               </m:oMath>
             </m:oMathPara>
           </w:p>
-          <w:bookmarkEnd w:id="143"/>
+          <w:bookmarkEnd w:id="146"/>
         </w:tc>
       </w:tr>
     </w:tbl>
@@ -28085,7 +29177,7 @@
                 <w:rPr>
                   <w:rStyle w:val="Hyperlink"/>
                 </w:rPr>
-                <w:t xml:space="preserve">Theorem 2</w:t>
+                <w:t xml:space="preserve">Theorem 5</w:t>
               </w:r>
             </w:hyperlink>
             <w:r>
@@ -28430,7 +29522,7 @@
               <w:bottom w:w="108" w:type="dxa"/>
             </w:tcMar>
           </w:tcPr>
-          <w:bookmarkStart w:id="144" w:name="exm-or-ratio-ratio"/>
+          <w:bookmarkStart w:id="147" w:name="exm-or-ratio-ratio"/>
           <w:p>
             <w:pPr>
               <w:pStyle w:val="BodyText"/>
@@ -28604,7 +29696,7 @@
                 <w:rPr>
                   <w:rStyle w:val="Hyperlink"/>
                 </w:rPr>
-                <w:t xml:space="preserve">Theorem 7</w:t>
+                <w:t xml:space="preserve">Theorem 10</w:t>
               </w:r>
             </w:hyperlink>
             <w:r>
@@ -28681,7 +29773,7 @@
                 <w:rPr>
                   <w:rStyle w:val="Hyperlink"/>
                 </w:rPr>
-                <w:t xml:space="preserve">Theorem 2</w:t>
+                <w:t xml:space="preserve">Theorem 5</w:t>
               </w:r>
             </w:hyperlink>
             <w:r>
@@ -29305,7 +30397,7 @@
               </m:oMath>
             </m:oMathPara>
           </w:p>
-          <w:bookmarkEnd w:id="144"/>
+          <w:bookmarkEnd w:id="147"/>
           <w:p/>
         </w:tc>
       </w:tr>
@@ -29362,7 +30454,7 @@
               <w:bottom w:w="108" w:type="dxa"/>
             </w:tcMar>
           </w:tcPr>
-          <w:bookmarkStart w:id="145" w:name="exm-OR"/>
+          <w:bookmarkStart w:id="148" w:name="exm-OR"/>
           <w:p>
             <w:pPr>
               <w:pStyle w:val="BodyText"/>
@@ -29632,12 +30724,12 @@
               </m:oMath>
             </m:oMathPara>
           </w:p>
-          <w:bookmarkEnd w:id="145"/>
+          <w:bookmarkEnd w:id="148"/>
           <w:p/>
         </w:tc>
       </w:tr>
     </w:tbl>
-    <w:bookmarkStart w:id="148" w:name="X4966733aaec89b0aacdc2f2a21196a25466d4a7"/>
+    <w:bookmarkStart w:id="151" w:name="X4966733aaec89b0aacdc2f2a21196a25466d4a7"/>
     <w:p>
       <w:pPr>
         <w:pStyle w:val="Heading4"/>
@@ -29681,7 +30773,7 @@
       <w:tr>
         <w:tc>
           <w:tcPr/>
-          <w:bookmarkStart w:id="146" w:name="tbl-2x2-generic"/>
+          <w:bookmarkStart w:id="149" w:name="tbl-2x2-generic"/>
           <w:p>
             <w:pPr>
               <w:jc w:val="center"/>
@@ -29907,7 +30999,7 @@
               </w:tc>
             </w:tr>
           </w:tbl>
-          <w:bookmarkEnd w:id="146"/>
+          <w:bookmarkEnd w:id="149"/>
           <w:p/>
         </w:tc>
       </w:tr>
@@ -30641,7 +31733,7 @@
               <w:spacing w:before="16" w:after="64"/>
             </w:pPr>
           </w:p>
-          <w:bookmarkStart w:id="147" w:name="exr-odds-generic"/>
+          <w:bookmarkStart w:id="150" w:name="exr-odds-generic"/>
           <w:p>
             <w:pPr>
               <w:pStyle w:val="BodyText"/>
@@ -30773,12 +31865,12 @@
               <w:t xml:space="preserve">.</w:t>
             </w:r>
           </w:p>
-          <w:bookmarkEnd w:id="147"/>
+          <w:bookmarkEnd w:id="150"/>
         </w:tc>
       </w:tr>
     </w:tbl>
-    <w:bookmarkEnd w:id="148"/>
-    <w:bookmarkStart w:id="155" w:name="sec-OR-props"/>
+    <w:bookmarkEnd w:id="151"/>
+    <w:bookmarkStart w:id="158" w:name="sec-OR-props"/>
     <w:p>
       <w:pPr>
         <w:pStyle w:val="Heading4"/>
@@ -30840,7 +31932,7 @@
               <w:spacing w:before="16" w:after="64"/>
             </w:pPr>
           </w:p>
-          <w:bookmarkStart w:id="149" w:name="thm-or-swap"/>
+          <w:bookmarkStart w:id="152" w:name="thm-or-swap"/>
           <w:p>
             <w:pPr>
               <w:pStyle w:val="BodyText"/>
@@ -30850,7 +31942,7 @@
                 <w:b/>
                 <w:bCs/>
               </w:rPr>
-              <w:t xml:space="preserve">Theorem 8 (Odds ratios are reversible)</w:t>
+              <w:t xml:space="preserve">Theorem 11 (Odds ratios are reversible)</w:t>
             </w:r>
             <w:r>
               <w:t xml:space="preserve"> </w:t>
@@ -30979,7 +32071,7 @@
               </m:oMath>
             </m:oMathPara>
           </w:p>
-          <w:bookmarkEnd w:id="149"/>
+          <w:bookmarkEnd w:id="152"/>
         </w:tc>
       </w:tr>
     </w:tbl>
@@ -31089,7 +32181,7 @@
             <w:r>
               <w:t xml:space="preserve"> </w:t>
             </w:r>
-            <w:hyperlink r:id="rId150">
+            <w:hyperlink r:id="rId153">
               <w:r>
                 <w:rPr>
                   <w:rStyle w:val="Hyperlink"/>
@@ -31109,7 +32201,7 @@
             <w:r>
               <w:t xml:space="preserve"> </w:t>
             </w:r>
-            <w:hyperlink r:id="rId77">
+            <w:hyperlink r:id="rId80">
               <w:r>
                 <w:rPr>
                   <w:rStyle w:val="Hyperlink"/>
@@ -34199,7 +35291,7 @@
               <w:bottom w:w="108" w:type="dxa"/>
             </w:tcMar>
           </w:tcPr>
-          <w:bookmarkStart w:id="151" w:name="exm-or-inv-MI"/>
+          <w:bookmarkStart w:id="154" w:name="exm-or-inv-MI"/>
           <w:p>
             <w:pPr>
               <w:pStyle w:val="BodyText"/>
@@ -34219,7 +35311,7 @@
                 <w:rPr>
                   <w:rStyle w:val="Hyperlink"/>
                 </w:rPr>
-                <w:t xml:space="preserve">Theorem 8</w:t>
+                <w:t xml:space="preserve">Theorem 11</w:t>
               </w:r>
             </w:hyperlink>
             <w:r>
@@ -34464,7 +35556,7 @@
                 <w:rPr>
                   <w:rStyle w:val="Hyperlink"/>
                 </w:rPr>
-                <w:t xml:space="preserve">Theorem 3</w:t>
+                <w:t xml:space="preserve">Theorem 6</w:t>
               </w:r>
             </w:hyperlink>
             <w:r>
@@ -34877,7 +35969,7 @@
                 <w:rPr>
                   <w:rStyle w:val="Hyperlink"/>
                 </w:rPr>
-                <w:t xml:space="preserve">Theorem 3</w:t>
+                <w:t xml:space="preserve">Theorem 6</w:t>
               </w:r>
             </w:hyperlink>
             <w:r>
@@ -35227,14 +36319,14 @@
                 <w:rPr>
                   <w:rStyle w:val="Hyperlink"/>
                 </w:rPr>
-                <w:t xml:space="preserve">Theorem 8</w:t>
+                <w:t xml:space="preserve">Theorem 11</w:t>
               </w:r>
             </w:hyperlink>
             <w:r>
               <w:t xml:space="preserve">.</w:t>
             </w:r>
           </w:p>
-          <w:bookmarkEnd w:id="151"/>
+          <w:bookmarkEnd w:id="154"/>
           <w:p/>
         </w:tc>
       </w:tr>
@@ -35273,7 +36365,7 @@
               <w:spacing w:before="16" w:after="64"/>
             </w:pPr>
           </w:p>
-          <w:bookmarkStart w:id="152" w:name="exr-2x2-generic"/>
+          <w:bookmarkStart w:id="155" w:name="exr-2x2-generic"/>
           <w:p>
             <w:pPr>
               <w:pStyle w:val="BodyText"/>
@@ -35486,7 +36578,7 @@
               <w:t xml:space="preserve">.</w:t>
             </w:r>
           </w:p>
-          <w:bookmarkEnd w:id="152"/>
+          <w:bookmarkEnd w:id="155"/>
         </w:tc>
       </w:tr>
     </w:tbl>
@@ -35532,7 +36624,7 @@
               <w:spacing w:before="16" w:after="64"/>
             </w:pPr>
           </w:p>
-          <w:bookmarkStart w:id="153" w:name="thm-conditional-OR-swap"/>
+          <w:bookmarkStart w:id="156" w:name="thm-conditional-OR-swap"/>
           <w:p>
             <w:pPr>
               <w:pStyle w:val="BodyText"/>
@@ -35542,7 +36634,7 @@
                 <w:b/>
                 <w:bCs/>
               </w:rPr>
-              <w:t xml:space="preserve">Theorem 9 (Conditional odds ratios are reversible)</w:t>
+              <w:t xml:space="preserve">Theorem 12 (Conditional odds ratios are reversible)</w:t>
             </w:r>
             <w:r>
               <w:t xml:space="preserve"> </w:t>
@@ -35700,7 +36792,7 @@
               </m:oMath>
             </m:oMathPara>
           </w:p>
-          <w:bookmarkEnd w:id="153"/>
+          <w:bookmarkEnd w:id="156"/>
         </w:tc>
       </w:tr>
     </w:tbl>
@@ -35781,7 +36873,7 @@
                 <w:rPr>
                   <w:rStyle w:val="Hyperlink"/>
                 </w:rPr>
-                <w:t xml:space="preserve">Theorem 8</w:t>
+                <w:t xml:space="preserve">Theorem 11</w:t>
               </w:r>
             </w:hyperlink>
             <w:r>
@@ -35878,7 +36970,7 @@
               <w:bottom w:w="108" w:type="dxa"/>
             </w:tcMar>
           </w:tcPr>
-          <w:bookmarkStart w:id="154" w:name="exm-conditional-or-swap"/>
+          <w:bookmarkStart w:id="157" w:name="exm-conditional-or-swap"/>
           <w:p>
             <w:pPr>
               <w:pStyle w:val="BodyText"/>
@@ -35898,7 +36990,7 @@
                 <w:rPr>
                   <w:rStyle w:val="Hyperlink"/>
                 </w:rPr>
-                <w:t xml:space="preserve">Theorem 9</w:t>
+                <w:t xml:space="preserve">Theorem 12</w:t>
               </w:r>
             </w:hyperlink>
             <w:r>
@@ -36241,7 +37333,7 @@
                 <w:rPr>
                   <w:rStyle w:val="Hyperlink"/>
                 </w:rPr>
-                <w:t xml:space="preserve">Theorem 9</w:t>
+                <w:t xml:space="preserve">Theorem 12</w:t>
               </w:r>
             </w:hyperlink>
             <w:r>
@@ -36277,13 +37369,13 @@
               <w:t xml:space="preserve">which likewise agree.</w:t>
             </w:r>
           </w:p>
-          <w:bookmarkEnd w:id="154"/>
+          <w:bookmarkEnd w:id="157"/>
           <w:p/>
         </w:tc>
       </w:tr>
     </w:tbl>
-    <w:bookmarkEnd w:id="155"/>
-    <w:bookmarkStart w:id="168" w:name="sec-OR-RR"/>
+    <w:bookmarkEnd w:id="158"/>
+    <w:bookmarkStart w:id="171" w:name="sec-OR-RR"/>
     <w:p>
       <w:pPr>
         <w:pStyle w:val="Heading4"/>
@@ -36348,7 +37440,7 @@
         <w:t xml:space="preserve">will be similar to the odds ratio.</w:t>
       </w:r>
     </w:p>
-    <w:bookmarkStart w:id="158" w:name="case-1-rare-events"/>
+    <w:bookmarkStart w:id="161" w:name="case-1-rare-events"/>
     <w:p>
       <w:pPr>
         <w:pStyle w:val="Heading5"/>
@@ -36384,7 +37476,7 @@
       <w:r>
         <w:t xml:space="preserve"> </w:t>
       </w:r>
-      <w:hyperlink r:id="rId156">
+      <w:hyperlink r:id="rId159">
         <w:r>
           <w:rPr>
             <w:rStyle w:val="Hyperlink"/>
@@ -36648,7 +37740,7 @@
               <w:bottom w:w="108" w:type="dxa"/>
             </w:tcMar>
           </w:tcPr>
-          <w:bookmarkStart w:id="157" w:name="exm-or-rr-OC-MI"/>
+          <w:bookmarkStart w:id="160" w:name="exm-or-rr-OC-MI"/>
           <w:p>
             <w:pPr>
               <w:pStyle w:val="BodyText"/>
@@ -36712,13 +37804,13 @@
               <w:t xml:space="preserve">.</w:t>
             </w:r>
           </w:p>
-          <w:bookmarkEnd w:id="157"/>
+          <w:bookmarkEnd w:id="160"/>
           <w:p/>
         </w:tc>
       </w:tr>
     </w:tbl>
-    <w:bookmarkEnd w:id="158"/>
-    <w:bookmarkStart w:id="167" w:name="case-2-frequent-events"/>
+    <w:bookmarkEnd w:id="161"/>
+    <w:bookmarkStart w:id="170" w:name="case-2-frequent-events"/>
     <w:p>
       <w:pPr>
         <w:pStyle w:val="Heading5"/>
@@ -36983,7 +38075,7 @@
               <w:spacing w:before="16" w:after="64"/>
             </w:pPr>
           </w:p>
-          <w:bookmarkStart w:id="160" w:name="thm-rare-disease-or-rr"/>
+          <w:bookmarkStart w:id="163" w:name="thm-rare-disease-or-rr"/>
           <w:p>
             <w:pPr>
               <w:pStyle w:val="BodyText"/>
@@ -36993,7 +38085,7 @@
                 <w:b/>
                 <w:bCs/>
               </w:rPr>
-              <w:t xml:space="preserve">Theorem 10 (Odds ratio as risk ratio times a correction factor)</w:t>
+              <w:t xml:space="preserve">Theorem 13 (Odds ratio as risk ratio times a correction factor)</w:t>
             </w:r>
             <w:r>
               <w:t xml:space="preserve"> </w:t>
@@ -37089,7 +38181,7 @@
             <w:pPr>
               <w:pStyle w:val="BodyText"/>
             </w:pPr>
-            <w:bookmarkStart w:id="159" w:name="eq-or-rr-correction"/>
+            <w:bookmarkStart w:id="162" w:name="eq-or-rr-correction"/>
             <m:oMathPara>
               <m:oMathParaPr>
                 <m:jc m:val="center"/>
@@ -37272,7 +38364,7 @@
                 </m:r>
               </m:oMath>
             </m:oMathPara>
-            <w:bookmarkEnd w:id="159"/>
+            <w:bookmarkEnd w:id="162"/>
           </w:p>
           <w:p>
             <w:pPr>
@@ -37402,7 +38494,7 @@
               <w:t xml:space="preserve">so the odds ratio is close to the risk ratio.</w:t>
             </w:r>
           </w:p>
-          <w:bookmarkEnd w:id="160"/>
+          <w:bookmarkEnd w:id="163"/>
         </w:tc>
       </w:tr>
     </w:tbl>
@@ -37497,7 +38589,7 @@
                 <w:rPr>
                   <w:rStyle w:val="Hyperlink"/>
                 </w:rPr>
-                <w:t xml:space="preserve">Theorem 2</w:t>
+                <w:t xml:space="preserve">Theorem 5</w:t>
               </w:r>
             </w:hyperlink>
             <w:r>
@@ -38096,7 +39188,7 @@
               <w:bottom w:w="108" w:type="dxa"/>
             </w:tcMar>
           </w:tcPr>
-          <w:bookmarkStart w:id="161" w:name="exm-or-rr-correction"/>
+          <w:bookmarkStart w:id="164" w:name="exm-or-rr-correction"/>
           <w:p>
             <w:pPr>
               <w:pStyle w:val="BodyText"/>
@@ -38116,7 +39208,7 @@
                 <w:rPr>
                   <w:rStyle w:val="Hyperlink"/>
                 </w:rPr>
-                <w:t xml:space="preserve">Theorem 10</w:t>
+                <w:t xml:space="preserve">Theorem 13</w:t>
               </w:r>
             </w:hyperlink>
             <w:r>
@@ -38508,7 +39600,7 @@
               <w:t xml:space="preserve">so the odds ratio (1.5) and risk ratio (1.25) diverge.</w:t>
             </w:r>
           </w:p>
-          <w:bookmarkEnd w:id="161"/>
+          <w:bookmarkEnd w:id="164"/>
           <w:p/>
         </w:tc>
       </w:tr>
@@ -38590,7 +39682,7 @@
       <w:tr>
         <w:tc>
           <w:tcPr/>
-          <w:bookmarkStart w:id="165" w:name="fig-rd-rr-or"/>
+          <w:bookmarkStart w:id="168" w:name="fig-rd-rr-or"/>
           <w:p>
             <w:pPr>
               <w:pStyle w:val="SourceCode"/>
@@ -41804,18 +42896,18 @@
                 <wp:inline>
                   <wp:extent cx="5334000" cy="4267200"/>
                   <wp:effectExtent b="0" l="0" r="0" t="0"/>
-                  <wp:docPr descr="" title="" id="163" name="Picture"/>
+                  <wp:docPr descr="" title="" id="166" name="Picture"/>
                   <a:graphic>
                     <a:graphicData uri="http://schemas.openxmlformats.org/drawingml/2006/picture">
                       <pic:pic>
                         <pic:nvPicPr>
-                          <pic:cNvPr descr="binary-outcome-associations_files/figure-docx/graph-rd-rr-or-1.png" id="164" name="Picture"/>
+                          <pic:cNvPr descr="binary-outcome-associations_files/figure-docx/graph-rd-rr-or-1.png" id="167" name="Picture"/>
                           <pic:cNvPicPr>
                             <a:picLocks noChangeArrowheads="1" noChangeAspect="1"/>
                           </pic:cNvPicPr>
                         </pic:nvPicPr>
                         <pic:blipFill>
-                          <a:blip r:embed="rId162"/>
+                          <a:blip r:embed="rId165"/>
                           <a:stretch>
                             <a:fillRect/>
                           </a:stretch>
@@ -41902,7 +42994,7 @@
               <w:t xml:space="preserve">and the risk ratio and odds ratio are both 1.</w:t>
             </w:r>
           </w:p>
-          <w:bookmarkEnd w:id="165"/>
+          <w:bookmarkEnd w:id="168"/>
         </w:tc>
       </w:tr>
     </w:tbl>
@@ -41982,7 +43074,7 @@
       <w:r>
         <w:t xml:space="preserve"> </w:t>
       </w:r>
-      <w:hyperlink r:id="rId166">
+      <w:hyperlink r:id="rId169">
         <w:r>
           <w:rPr>
             <w:rStyle w:val="Hyperlink"/>
@@ -42127,9 +43219,9 @@
         <w:t xml:space="preserve">).</w:t>
       </w:r>
     </w:p>
-    <w:bookmarkEnd w:id="167"/>
-    <w:bookmarkEnd w:id="168"/>
-    <w:bookmarkStart w:id="174" w:name="sec-CC-studies"/>
+    <w:bookmarkEnd w:id="170"/>
+    <w:bookmarkEnd w:id="171"/>
+    <w:bookmarkStart w:id="177" w:name="sec-CC-studies"/>
     <w:p>
       <w:pPr>
         <w:pStyle w:val="Heading4"/>
@@ -42359,7 +43451,7 @@
               <w:spacing w:before="16" w:after="64"/>
             </w:pPr>
           </w:p>
-          <w:bookmarkStart w:id="169" w:name="def-disease-OR"/>
+          <w:bookmarkStart w:id="172" w:name="def-disease-OR"/>
           <w:p>
             <w:pPr>
               <w:pStyle w:val="BodyText"/>
@@ -42594,7 +43686,7 @@
               </m:oMath>
             </m:oMathPara>
           </w:p>
-          <w:bookmarkEnd w:id="169"/>
+          <w:bookmarkEnd w:id="172"/>
         </w:tc>
       </w:tr>
     </w:tbl>
@@ -42762,7 +43854,7 @@
               <w:spacing w:before="16" w:after="64"/>
             </w:pPr>
           </w:p>
-          <w:bookmarkStart w:id="170" w:name="def-exposure-OR"/>
+          <w:bookmarkStart w:id="173" w:name="def-exposure-OR"/>
           <w:p>
             <w:pPr>
               <w:pStyle w:val="BodyText"/>
@@ -42997,7 +44089,7 @@
               </m:oMath>
             </m:oMathPara>
           </w:p>
-          <w:bookmarkEnd w:id="170"/>
+          <w:bookmarkEnd w:id="173"/>
         </w:tc>
       </w:tr>
     </w:tbl>
@@ -43081,7 +44173,7 @@
               <w:bottom w:w="108" w:type="dxa"/>
             </w:tcMar>
           </w:tcPr>
-          <w:bookmarkStart w:id="171" w:name="exm-exposure-OR-oc-mi"/>
+          <w:bookmarkStart w:id="174" w:name="exm-exposure-OR-oc-mi"/>
           <w:p>
             <w:pPr>
               <w:pStyle w:val="BodyText"/>
@@ -43580,7 +44672,7 @@
               </m:oMath>
             </m:oMathPara>
           </w:p>
-          <w:bookmarkEnd w:id="171"/>
+          <w:bookmarkEnd w:id="174"/>
           <w:p/>
         </w:tc>
       </w:tr>
@@ -43619,7 +44711,7 @@
               <w:spacing w:before="16" w:after="64"/>
             </w:pPr>
           </w:p>
-          <w:bookmarkStart w:id="172" w:name="exr-or-rev"/>
+          <w:bookmarkStart w:id="175" w:name="exr-or-rev"/>
           <w:p>
             <w:pPr>
               <w:pStyle w:val="BodyText"/>
@@ -43695,7 +44787,7 @@
               <w:t xml:space="preserve">.</w:t>
             </w:r>
           </w:p>
-          <w:bookmarkEnd w:id="172"/>
+          <w:bookmarkEnd w:id="175"/>
         </w:tc>
       </w:tr>
     </w:tbl>
@@ -43779,7 +44871,7 @@
             <w:tr>
               <w:tc>
                 <w:tcPr/>
-                <w:bookmarkStart w:id="173" w:name="tbl-oc-mi2"/>
+                <w:bookmarkStart w:id="176" w:name="tbl-oc-mi2"/>
                 <w:p>
                   <w:pPr>
                     <w:jc w:val="center"/>
@@ -44068,7 +45160,7 @@
                     </w:tc>
                   </w:tr>
                 </w:tbl>
-                <w:bookmarkEnd w:id="173"/>
+                <w:bookmarkEnd w:id="176"/>
                 <w:p/>
               </w:tc>
             </w:tr>
@@ -44661,8 +45753,8 @@
         </w:tc>
       </w:tr>
     </w:tbl>
-    <w:bookmarkEnd w:id="174"/>
-    <w:bookmarkStart w:id="175" w:name="odds-ratios-in-cross-sectional-studies"/>
+    <w:bookmarkEnd w:id="177"/>
+    <w:bookmarkStart w:id="178" w:name="odds-ratios-in-cross-sectional-studies"/>
     <w:p>
       <w:pPr>
         <w:pStyle w:val="Heading4"/>
@@ -44696,7 +45788,7 @@
       <w:r>
         <w:t xml:space="preserve"> </w:t>
       </w:r>
-      <w:hyperlink r:id="rId156">
+      <w:hyperlink r:id="rId159">
         <w:r>
           <w:rPr>
             <w:rStyle w:val="Hyperlink"/>
@@ -44938,10 +46030,10 @@
         <w:t xml:space="preserve">ratios.</w:t>
       </w:r>
     </w:p>
-    <w:bookmarkEnd w:id="175"/>
-    <w:bookmarkEnd w:id="176"/>
-    <w:bookmarkEnd w:id="177"/>
-    <w:bookmarkStart w:id="212" w:name="the-logit-and-expit-functions"/>
+    <w:bookmarkEnd w:id="178"/>
+    <w:bookmarkEnd w:id="179"/>
+    <w:bookmarkEnd w:id="180"/>
+    <w:bookmarkStart w:id="215" w:name="the-logit-and-expit-functions"/>
     <w:p>
       <w:pPr>
         <w:pStyle w:val="Heading2"/>
@@ -44950,7 +46042,7 @@
         <w:t xml:space="preserve">1.4 The logit and expit functions</w:t>
       </w:r>
     </w:p>
-    <w:bookmarkStart w:id="195" w:name="the-logit-function"/>
+    <w:bookmarkStart w:id="198" w:name="the-logit-function"/>
     <w:p>
       <w:pPr>
         <w:pStyle w:val="Heading3"/>
@@ -44993,7 +46085,7 @@
               <w:spacing w:before="16" w:after="64"/>
             </w:pPr>
           </w:p>
-          <w:bookmarkStart w:id="180" w:name="def-logodds"/>
+          <w:bookmarkStart w:id="183" w:name="def-logodds"/>
           <w:p>
             <w:pPr>
               <w:pStyle w:val="BodyText"/>
@@ -45129,7 +46221,7 @@
             <w:r>
               <w:t xml:space="preserve"> </w:t>
             </w:r>
-            <w:hyperlink r:id="rId178">
+            <w:hyperlink r:id="rId181">
               <w:r>
                 <w:rPr>
                   <w:rStyle w:val="Hyperlink"/>
@@ -45159,7 +46251,7 @@
             <w:pPr>
               <w:pStyle w:val="BodyText"/>
             </w:pPr>
-            <w:bookmarkStart w:id="179" w:name="eq-def-logodds"/>
+            <w:bookmarkStart w:id="182" w:name="eq-def-logodds"/>
             <m:oMathPara>
               <m:oMathParaPr>
                 <m:jc m:val="center"/>
@@ -45232,9 +46324,9 @@
                 </m:r>
               </m:oMath>
             </m:oMathPara>
-            <w:bookmarkEnd w:id="179"/>
+            <w:bookmarkEnd w:id="182"/>
           </w:p>
-          <w:bookmarkEnd w:id="180"/>
+          <w:bookmarkEnd w:id="183"/>
         </w:tc>
       </w:tr>
     </w:tbl>
@@ -45272,7 +46364,7 @@
               <w:spacing w:before="16" w:after="64"/>
             </w:pPr>
           </w:p>
-          <w:bookmarkStart w:id="182" w:name="thm-logodds-pi"/>
+          <w:bookmarkStart w:id="185" w:name="thm-logodds-pi"/>
           <w:p>
             <w:pPr>
               <w:pStyle w:val="BodyText"/>
@@ -45282,7 +46374,7 @@
                 <w:b/>
                 <w:bCs/>
               </w:rPr>
-              <w:t xml:space="preserve">Theorem 11 (Log-odds as a function of probability)</w:t>
+              <w:t xml:space="preserve">Theorem 14 (Log-odds as a function of probability)</w:t>
             </w:r>
             <w:r>
               <w:t xml:space="preserve"> </w:t>
@@ -45416,7 +46508,7 @@
             <w:pPr>
               <w:pStyle w:val="BodyText"/>
             </w:pPr>
-            <w:bookmarkStart w:id="181" w:name="eq-logodds-from-prob"/>
+            <w:bookmarkStart w:id="184" w:name="eq-logodds-from-prob"/>
             <m:oMathPara>
               <m:oMathParaPr>
                 <m:jc m:val="center"/>
@@ -45497,9 +46589,9 @@
                 </m:r>
               </m:oMath>
             </m:oMathPara>
-            <w:bookmarkEnd w:id="181"/>
+            <w:bookmarkEnd w:id="184"/>
           </w:p>
-          <w:bookmarkEnd w:id="182"/>
+          <w:bookmarkEnd w:id="185"/>
         </w:tc>
       </w:tr>
     </w:tbl>
@@ -45597,7 +46689,7 @@
                 <w:rPr>
                   <w:rStyle w:val="Hyperlink"/>
                 </w:rPr>
-                <w:t xml:space="preserve">Theorem 2</w:t>
+                <w:t xml:space="preserve">Theorem 5</w:t>
               </w:r>
             </w:hyperlink>
             <w:r>
@@ -45791,7 +46883,7 @@
               <w:spacing w:before="16" w:after="64"/>
             </w:pPr>
           </w:p>
-          <w:bookmarkStart w:id="183" w:name="def-logit-fn"/>
+          <w:bookmarkStart w:id="186" w:name="def-logit-fn"/>
           <w:p>
             <w:pPr>
               <w:pStyle w:val="BodyText"/>
@@ -45856,7 +46948,7 @@
             <w:r>
               <w:t xml:space="preserve"> </w:t>
             </w:r>
-            <w:hyperlink r:id="rId178">
+            <w:hyperlink r:id="rId181">
               <w:r>
                 <w:rPr>
                   <w:rStyle w:val="Hyperlink"/>
@@ -45998,7 +47090,7 @@
               </m:oMath>
             </m:oMathPara>
           </w:p>
-          <w:bookmarkEnd w:id="183"/>
+          <w:bookmarkEnd w:id="186"/>
         </w:tc>
       </w:tr>
     </w:tbl>
@@ -46012,7 +47104,7 @@
       <w:r>
         <w:t xml:space="preserve"> </w:t>
       </w:r>
-      <w:hyperlink r:id="rId184">
+      <w:hyperlink r:id="rId187">
         <w:r>
           <w:rPr>
             <w:rStyle w:val="Hyperlink"/>
@@ -46058,7 +47150,7 @@
               <w:spacing w:before="16" w:after="64"/>
             </w:pPr>
           </w:p>
-          <w:bookmarkStart w:id="185" w:name="exr-prove-eq-logit"/>
+          <w:bookmarkStart w:id="188" w:name="exr-prove-eq-logit"/>
           <w:p>
             <w:pPr>
               <w:pStyle w:val="BodyText"/>
@@ -46091,7 +47183,7 @@
               <w:t xml:space="preserve">.</w:t>
             </w:r>
           </w:p>
-          <w:bookmarkEnd w:id="185"/>
+          <w:bookmarkEnd w:id="188"/>
         </w:tc>
       </w:tr>
     </w:tbl>
@@ -46147,7 +47239,7 @@
               <w:bottom w:w="108" w:type="dxa"/>
             </w:tcMar>
           </w:tcPr>
-          <w:bookmarkStart w:id="188" w:name="sol-prove-eq-logit"/>
+          <w:bookmarkStart w:id="191" w:name="sol-prove-eq-logit"/>
           <w:p>
             <w:pPr>
               <w:pStyle w:val="BodyText"/>
@@ -46197,7 +47289,7 @@
                     <w:spacing w:before="16" w:after="64"/>
                   </w:pPr>
                 </w:p>
-                <w:bookmarkStart w:id="187" w:name="thm-logit-function"/>
+                <w:bookmarkStart w:id="190" w:name="thm-logit-function"/>
                 <w:p>
                   <w:pPr>
                     <w:pStyle w:val="BodyText"/>
@@ -46207,14 +47299,14 @@
                       <w:b/>
                       <w:bCs/>
                     </w:rPr>
-                    <w:t xml:space="preserve">Theorem 12 (Expanded expression for logit)</w:t>
+                    <w:t xml:space="preserve">Theorem 15 (Expanded expression for logit)</w:t>
                   </w:r>
                 </w:p>
                 <w:p>
                   <w:pPr>
                     <w:pStyle w:val="BodyText"/>
                   </w:pPr>
-                  <w:bookmarkStart w:id="186" w:name="eq-logit"/>
+                  <w:bookmarkStart w:id="189" w:name="eq-logit"/>
                   <m:oMathPara>
                     <m:oMathParaPr>
                       <m:jc m:val="center"/>
@@ -46313,9 +47405,9 @@
                       </m:r>
                     </m:oMath>
                   </m:oMathPara>
-                  <w:bookmarkEnd w:id="186"/>
+                  <w:bookmarkEnd w:id="189"/>
                 </w:p>
-                <w:bookmarkEnd w:id="187"/>
+                <w:bookmarkEnd w:id="190"/>
               </w:tc>
             </w:tr>
           </w:tbl>
@@ -46621,7 +47713,7 @@
               </w:tc>
             </w:tr>
           </w:tbl>
-          <w:bookmarkEnd w:id="188"/>
+          <w:bookmarkEnd w:id="191"/>
           <w:p/>
         </w:tc>
       </w:tr>
@@ -46660,7 +47752,7 @@
               <w:spacing w:before="16" w:after="64"/>
             </w:pPr>
           </w:p>
-          <w:bookmarkStart w:id="189" w:name="cor-logodds-logit"/>
+          <w:bookmarkStart w:id="192" w:name="cor-logodds-logit"/>
           <w:p>
             <w:pPr>
               <w:pStyle w:val="BodyText"/>
@@ -46801,7 +47893,7 @@
               </m:oMath>
             </m:oMathPara>
           </w:p>
-          <w:bookmarkEnd w:id="189"/>
+          <w:bookmarkEnd w:id="192"/>
         </w:tc>
       </w:tr>
     </w:tbl>
@@ -46882,7 +47974,7 @@
                 <w:rPr>
                   <w:rStyle w:val="Hyperlink"/>
                 </w:rPr>
-                <w:t xml:space="preserve">Theorem 11</w:t>
+                <w:t xml:space="preserve">Theorem 14</w:t>
               </w:r>
             </w:hyperlink>
             <w:r>
@@ -46899,7 +47991,7 @@
                 <w:rPr>
                   <w:rStyle w:val="Hyperlink"/>
                 </w:rPr>
-                <w:t xml:space="preserve">Theorem 12</w:t>
+                <w:t xml:space="preserve">Theorem 15</w:t>
               </w:r>
             </w:hyperlink>
             <w:r>
@@ -47098,7 +48190,7 @@
               <w:bottom w:w="108" w:type="dxa"/>
             </w:tcMar>
           </w:tcPr>
-          <w:bookmarkStart w:id="190" w:name="exm-logit-numeric"/>
+          <w:bookmarkStart w:id="193" w:name="exm-logit-numeric"/>
           <w:p>
             <w:pPr>
               <w:pStyle w:val="BodyText"/>
@@ -47164,7 +48256,7 @@
                 <w:rPr>
                   <w:rStyle w:val="Hyperlink"/>
                 </w:rPr>
-                <w:t xml:space="preserve">Theorem 2</w:t>
+                <w:t xml:space="preserve">Theorem 5</w:t>
               </w:r>
             </w:hyperlink>
             <w:r>
@@ -47309,7 +48401,7 @@
                 <w:rPr>
                   <w:rStyle w:val="Hyperlink"/>
                 </w:rPr>
-                <w:t xml:space="preserve">Theorem 12</w:t>
+                <w:t xml:space="preserve">Theorem 15</w:t>
               </w:r>
             </w:hyperlink>
             <w:r>
@@ -47664,7 +48756,7 @@
               </m:oMath>
             </m:oMathPara>
           </w:p>
-          <w:bookmarkEnd w:id="190"/>
+          <w:bookmarkEnd w:id="193"/>
           <w:p/>
         </w:tc>
       </w:tr>
@@ -47730,7 +48822,7 @@
       <w:tr>
         <w:tc>
           <w:tcPr/>
-          <w:bookmarkStart w:id="194" w:name="fig-logit"/>
+          <w:bookmarkStart w:id="197" w:name="fig-logit"/>
           <w:p>
             <w:pPr>
               <w:pStyle w:val="SourceCode"/>
@@ -48211,18 +49303,18 @@
                 <wp:inline>
                   <wp:extent cx="4620126" cy="3696101"/>
                   <wp:effectExtent b="0" l="0" r="0" t="0"/>
-                  <wp:docPr descr="" title="" id="192" name="Picture"/>
+                  <wp:docPr descr="" title="" id="195" name="Picture"/>
                   <a:graphic>
                     <a:graphicData uri="http://schemas.openxmlformats.org/drawingml/2006/picture">
                       <pic:pic>
                         <pic:nvPicPr>
-                          <pic:cNvPr descr="binary-outcome-associations_files/figure-docx/unnamed-chunk-8-1.png" id="193" name="Picture"/>
+                          <pic:cNvPr descr="binary-outcome-associations_files/figure-docx/unnamed-chunk-8-1.png" id="196" name="Picture"/>
                           <pic:cNvPicPr>
                             <a:picLocks noChangeArrowheads="1" noChangeAspect="1"/>
                           </pic:cNvPicPr>
                         </pic:nvPicPr>
                         <pic:blipFill>
-                          <a:blip r:embed="rId191"/>
+                          <a:blip r:embed="rId194"/>
                           <a:stretch>
                             <a:fillRect/>
                           </a:stretch>
@@ -48273,12 +49365,12 @@
               </w:r>
             </w:hyperlink>
           </w:p>
-          <w:bookmarkEnd w:id="194"/>
+          <w:bookmarkEnd w:id="197"/>
         </w:tc>
       </w:tr>
     </w:tbl>
-    <w:bookmarkEnd w:id="195"/>
-    <w:bookmarkStart w:id="208" w:name="the-expit-function"/>
+    <w:bookmarkEnd w:id="198"/>
+    <w:bookmarkStart w:id="211" w:name="the-expit-function"/>
     <w:p>
       <w:pPr>
         <w:pStyle w:val="Heading3"/>
@@ -48321,7 +49413,7 @@
               <w:spacing w:before="16" w:after="64"/>
             </w:pPr>
           </w:p>
-          <w:bookmarkStart w:id="196" w:name="lem-odds-from-logodds"/>
+          <w:bookmarkStart w:id="199" w:name="lem-odds-from-logodds"/>
           <w:p>
             <w:pPr>
               <w:pStyle w:val="BodyText"/>
@@ -48487,7 +49579,7 @@
               </m:oMath>
             </m:oMathPara>
           </w:p>
-          <w:bookmarkEnd w:id="196"/>
+          <w:bookmarkEnd w:id="199"/>
         </w:tc>
       </w:tr>
     </w:tbl>
@@ -48903,7 +49995,7 @@
               <w:spacing w:before="16" w:after="64"/>
             </w:pPr>
           </w:p>
-          <w:bookmarkStart w:id="197" w:name="thm-prob-from-logodds"/>
+          <w:bookmarkStart w:id="200" w:name="thm-prob-from-logodds"/>
           <w:p>
             <w:pPr>
               <w:pStyle w:val="BodyText"/>
@@ -48913,7 +50005,7 @@
                 <w:b/>
                 <w:bCs/>
               </w:rPr>
-              <w:t xml:space="preserve">Theorem 13 (Probability as a function of log-odds)</w:t>
+              <w:t xml:space="preserve">Theorem 16 (Probability as a function of log-odds)</w:t>
             </w:r>
             <w:r>
               <w:t xml:space="preserve"> </w:t>
@@ -49140,7 +50232,7 @@
               </m:oMath>
             </m:oMathPara>
           </w:p>
-          <w:bookmarkEnd w:id="197"/>
+          <w:bookmarkEnd w:id="200"/>
         </w:tc>
       </w:tr>
     </w:tbl>
@@ -49221,7 +50313,7 @@
                 <w:rPr>
                   <w:rStyle w:val="Hyperlink"/>
                 </w:rPr>
-                <w:t xml:space="preserve">Theorem 6</w:t>
+                <w:t xml:space="preserve">Theorem 9</w:t>
               </w:r>
             </w:hyperlink>
             <w:r>
@@ -49481,7 +50573,7 @@
               <w:spacing w:before="16" w:after="64"/>
             </w:pPr>
           </w:p>
-          <w:bookmarkStart w:id="198" w:name="def-expit"/>
+          <w:bookmarkStart w:id="201" w:name="def-expit"/>
           <w:p>
             <w:pPr>
               <w:pStyle w:val="BodyText"/>
@@ -49706,7 +50798,7 @@
               </m:oMath>
             </m:oMathPara>
           </w:p>
-          <w:bookmarkEnd w:id="198"/>
+          <w:bookmarkEnd w:id="201"/>
         </w:tc>
       </w:tr>
     </w:tbl>
@@ -49744,7 +50836,7 @@
               <w:spacing w:before="16" w:after="64"/>
             </w:pPr>
           </w:p>
-          <w:bookmarkStart w:id="199" w:name="thm-expit-expressions"/>
+          <w:bookmarkStart w:id="202" w:name="thm-expit-expressions"/>
           <w:p>
             <w:pPr>
               <w:pStyle w:val="BodyText"/>
@@ -49754,7 +50846,7 @@
                 <w:b/>
                 <w:bCs/>
               </w:rPr>
-              <w:t xml:space="preserve">Theorem 14 (Expressions for expit function)</w:t>
+              <w:t xml:space="preserve">Theorem 17 (Expressions for expit function)</w:t>
             </w:r>
           </w:p>
           <w:p>
@@ -50012,7 +51104,7 @@
               </m:oMath>
             </m:oMathPara>
           </w:p>
-          <w:bookmarkEnd w:id="199"/>
+          <w:bookmarkEnd w:id="202"/>
         </w:tc>
       </w:tr>
     </w:tbl>
@@ -51006,7 +52098,7 @@
               <w:spacing w:before="16" w:after="64"/>
             </w:pPr>
           </w:p>
-          <w:bookmarkStart w:id="200" w:name="thm-expit-prob-logodds"/>
+          <w:bookmarkStart w:id="203" w:name="thm-expit-prob-logodds"/>
           <w:p>
             <w:pPr>
               <w:pStyle w:val="BodyText"/>
@@ -51016,7 +52108,7 @@
                 <w:b/>
                 <w:bCs/>
               </w:rPr>
-              <w:t xml:space="preserve">Theorem 15 (Probability via the expit function)</w:t>
+              <w:t xml:space="preserve">Theorem 18 (Probability via the expit function)</w:t>
             </w:r>
             <w:r>
               <w:t xml:space="preserve"> </w:t>
@@ -51192,7 +52284,7 @@
               </m:oMath>
             </m:oMathPara>
           </w:p>
-          <w:bookmarkEnd w:id="200"/>
+          <w:bookmarkEnd w:id="203"/>
         </w:tc>
       </w:tr>
     </w:tbl>
@@ -51273,7 +52365,7 @@
                 <w:rPr>
                   <w:rStyle w:val="Hyperlink"/>
                 </w:rPr>
-                <w:t xml:space="preserve">Theorem 13</w:t>
+                <w:t xml:space="preserve">Theorem 16</w:t>
               </w:r>
             </w:hyperlink>
             <w:r>
@@ -51290,7 +52382,7 @@
                 <w:rPr>
                   <w:rStyle w:val="Hyperlink"/>
                 </w:rPr>
-                <w:t xml:space="preserve">Theorem 14</w:t>
+                <w:t xml:space="preserve">Theorem 17</w:t>
               </w:r>
             </w:hyperlink>
             <w:r>
@@ -51511,7 +52603,7 @@
               <w:bottom w:w="108" w:type="dxa"/>
             </w:tcMar>
           </w:tcPr>
-          <w:bookmarkStart w:id="201" w:name="exm-expit-numeric"/>
+          <w:bookmarkStart w:id="204" w:name="exm-expit-numeric"/>
           <w:p>
             <w:pPr>
               <w:pStyle w:val="BodyText"/>
@@ -51695,7 +52787,7 @@
                 <w:rPr>
                   <w:rStyle w:val="Hyperlink"/>
                 </w:rPr>
-                <w:t xml:space="preserve">Theorem 15</w:t>
+                <w:t xml:space="preserve">Theorem 18</w:t>
               </w:r>
             </w:hyperlink>
             <w:r>
@@ -51712,7 +52804,7 @@
                 <w:rPr>
                   <w:rStyle w:val="Hyperlink"/>
                 </w:rPr>
-                <w:t xml:space="preserve">Theorem 14</w:t>
+                <w:t xml:space="preserve">Theorem 17</w:t>
               </w:r>
             </w:hyperlink>
             <w:r>
@@ -52181,7 +53273,7 @@
               </m:oMath>
             </m:oMathPara>
           </w:p>
-          <w:bookmarkEnd w:id="201"/>
+          <w:bookmarkEnd w:id="204"/>
           <w:p/>
         </w:tc>
       </w:tr>
@@ -52218,7 +53310,7 @@
       <w:tr>
         <w:tc>
           <w:tcPr/>
-          <w:bookmarkStart w:id="205" w:name="fig-expit-plot"/>
+          <w:bookmarkStart w:id="208" w:name="fig-expit-plot"/>
           <w:p>
             <w:pPr>
               <w:pStyle w:val="SourceCode"/>
@@ -52747,18 +53839,18 @@
                 <wp:inline>
                   <wp:extent cx="4620126" cy="3696101"/>
                   <wp:effectExtent b="0" l="0" r="0" t="0"/>
-                  <wp:docPr descr="" title="" id="203" name="Picture"/>
+                  <wp:docPr descr="" title="" id="206" name="Picture"/>
                   <a:graphic>
                     <a:graphicData uri="http://schemas.openxmlformats.org/drawingml/2006/picture">
                       <pic:pic>
                         <pic:nvPicPr>
-                          <pic:cNvPr descr="binary-outcome-associations_files/figure-docx/unnamed-chunk-9-1.png" id="204" name="Picture"/>
+                          <pic:cNvPr descr="binary-outcome-associations_files/figure-docx/unnamed-chunk-9-1.png" id="207" name="Picture"/>
                           <pic:cNvPicPr>
                             <a:picLocks noChangeArrowheads="1" noChangeAspect="1"/>
                           </pic:cNvPicPr>
                         </pic:nvPicPr>
                         <pic:blipFill>
-                          <a:blip r:embed="rId202"/>
+                          <a:blip r:embed="rId205"/>
                           <a:stretch>
                             <a:fillRect/>
                           </a:stretch>
@@ -52798,7 +53890,7 @@
               <w:t xml:space="preserve">Figure 5: The expit function</w:t>
             </w:r>
           </w:p>
-          <w:bookmarkEnd w:id="205"/>
+          <w:bookmarkEnd w:id="208"/>
         </w:tc>
       </w:tr>
     </w:tbl>
@@ -52836,7 +53928,7 @@
               <w:spacing w:before="16" w:after="64"/>
             </w:pPr>
           </w:p>
-          <w:bookmarkStart w:id="206" w:name="thm-logit-expit"/>
+          <w:bookmarkStart w:id="209" w:name="thm-logit-expit"/>
           <w:p>
             <w:pPr>
               <w:pStyle w:val="BodyText"/>
@@ -52846,7 +53938,7 @@
                 <w:b/>
                 <w:bCs/>
               </w:rPr>
-              <w:t xml:space="preserve">Theorem 16 (logit and expit are each others’ inverses)</w:t>
+              <w:t xml:space="preserve">Theorem 19 (logit and expit are each others’ inverses)</w:t>
             </w:r>
           </w:p>
           <w:p>
@@ -52985,7 +54077,7 @@
               </m:oMath>
             </m:oMathPara>
           </w:p>
-          <w:bookmarkEnd w:id="206"/>
+          <w:bookmarkEnd w:id="209"/>
         </w:tc>
       </w:tr>
     </w:tbl>
@@ -54189,7 +55281,7 @@
               <w:bottom w:w="108" w:type="dxa"/>
             </w:tcMar>
           </w:tcPr>
-          <w:bookmarkStart w:id="207" w:name="exm-logit-expit-numeric"/>
+          <w:bookmarkStart w:id="210" w:name="exm-logit-expit-numeric"/>
           <w:p>
             <w:pPr>
               <w:pStyle w:val="BodyText"/>
@@ -54249,7 +55341,7 @@
                 <w:rPr>
                   <w:rStyle w:val="Hyperlink"/>
                 </w:rPr>
-                <w:t xml:space="preserve">Theorem 16</w:t>
+                <w:t xml:space="preserve">Theorem 19</w:t>
               </w:r>
             </w:hyperlink>
             <w:r>
@@ -54376,13 +55468,13 @@
               <w:t xml:space="preserve">.</w:t>
             </w:r>
           </w:p>
-          <w:bookmarkEnd w:id="207"/>
+          <w:bookmarkEnd w:id="210"/>
           <w:p/>
         </w:tc>
       </w:tr>
     </w:tbl>
-    <w:bookmarkEnd w:id="208"/>
-    <w:bookmarkStart w:id="211" w:name="sec-expit-logit-diagram"/>
+    <w:bookmarkEnd w:id="211"/>
+    <w:bookmarkStart w:id="214" w:name="sec-expit-logit-diagram"/>
     <w:p>
       <w:pPr>
         <w:pStyle w:val="Heading3"/>
@@ -54404,7 +55496,7 @@
       <w:tr>
         <w:tc>
           <w:tcPr/>
-          <w:bookmarkStart w:id="210" w:name="fig-expit-logit-diagram"/>
+          <w:bookmarkStart w:id="213" w:name="fig-expit-logit-diagram"/>
           <w:p>
             <w:pPr>
               <w:jc w:val="center"/>
@@ -54870,7 +55962,7 @@
             <w:r>
               <w:t xml:space="preserve"> </w:t>
             </w:r>
-            <w:hyperlink r:id="rId209">
+            <w:hyperlink r:id="rId212">
               <w:r>
                 <w:rPr>
                   <w:rStyle w:val="Hyperlink"/>
@@ -54879,14 +55971,14 @@
               </w:r>
             </w:hyperlink>
           </w:p>
-          <w:bookmarkEnd w:id="210"/>
+          <w:bookmarkEnd w:id="213"/>
         </w:tc>
       </w:tr>
     </w:tbl>
-    <w:bookmarkEnd w:id="211"/>
-    <w:bookmarkEnd w:id="212"/>
-    <w:bookmarkEnd w:id="213"/>
-    <w:bookmarkStart w:id="233" w:name="references"/>
+    <w:bookmarkEnd w:id="214"/>
+    <w:bookmarkEnd w:id="215"/>
+    <w:bookmarkEnd w:id="216"/>
+    <w:bookmarkStart w:id="236" w:name="references"/>
     <w:p>
       <w:pPr>
         <w:pStyle w:val="Heading1"/>
@@ -54895,8 +55987,8 @@
         <w:t xml:space="preserve">References</w:t>
       </w:r>
     </w:p>
-    <w:bookmarkStart w:id="232" w:name="refs"/>
-    <w:bookmarkStart w:id="215" w:name="ref-dobson4e"/>
+    <w:bookmarkStart w:id="235" w:name="refs"/>
+    <w:bookmarkStart w:id="218" w:name="ref-dobson4e"/>
     <w:p>
       <w:pPr>
         <w:pStyle w:val="Bibliography"/>
@@ -54920,7 +56012,7 @@
       <w:r>
         <w:t xml:space="preserve"> </w:t>
       </w:r>
-      <w:hyperlink r:id="rId214">
+      <w:hyperlink r:id="rId217">
         <w:r>
           <w:rPr>
             <w:rStyle w:val="Hyperlink"/>
@@ -54932,8 +56024,8 @@
         <w:t xml:space="preserve">.</w:t>
       </w:r>
     </w:p>
-    <w:bookmarkEnd w:id="215"/>
-    <w:bookmarkStart w:id="217" w:name="ref-LEEJAMES1994ORoR"/>
+    <w:bookmarkEnd w:id="218"/>
+    <w:bookmarkStart w:id="220" w:name="ref-LEEJAMES1994ORoR"/>
     <w:p>
       <w:pPr>
         <w:pStyle w:val="Bibliography"/>
@@ -54966,7 +56058,7 @@
       <w:r>
         <w:t xml:space="preserve"> </w:t>
       </w:r>
-      <w:hyperlink r:id="rId216">
+      <w:hyperlink r:id="rId219">
         <w:r>
           <w:rPr>
             <w:rStyle w:val="Hyperlink"/>
@@ -54978,8 +56070,8 @@
         <w:t xml:space="preserve">.</w:t>
       </w:r>
     </w:p>
-    <w:bookmarkEnd w:id="217"/>
-    <w:bookmarkStart w:id="219" w:name="ref-lumleyComplexSurveys2010"/>
+    <w:bookmarkEnd w:id="220"/>
+    <w:bookmarkStart w:id="222" w:name="ref-lumleyComplexSurveys2010"/>
     <w:p>
       <w:pPr>
         <w:pStyle w:val="Bibliography"/>
@@ -55017,7 +56109,7 @@
       <w:r>
         <w:t xml:space="preserve"> </w:t>
       </w:r>
-      <w:hyperlink r:id="rId218">
+      <w:hyperlink r:id="rId221">
         <w:r>
           <w:rPr>
             <w:rStyle w:val="Hyperlink"/>
@@ -55029,8 +56121,8 @@
         <w:t xml:space="preserve">.</w:t>
       </w:r>
     </w:p>
-    <w:bookmarkEnd w:id="219"/>
-    <w:bookmarkStart w:id="221" w:name="ref-NahhasIRMPHR"/>
+    <w:bookmarkEnd w:id="222"/>
+    <w:bookmarkStart w:id="224" w:name="ref-NahhasIRMPHR"/>
     <w:p>
       <w:pPr>
         <w:pStyle w:val="Bibliography"/>
@@ -55068,7 +56160,7 @@
       <w:r>
         <w:t xml:space="preserve"> </w:t>
       </w:r>
-      <w:hyperlink r:id="rId220">
+      <w:hyperlink r:id="rId223">
         <w:r>
           <w:rPr>
             <w:rStyle w:val="Hyperlink"/>
@@ -55080,8 +56172,8 @@
         <w:t xml:space="preserve">.</w:t>
       </w:r>
     </w:p>
-    <w:bookmarkEnd w:id="221"/>
-    <w:bookmarkStart w:id="223" w:name="ref-roach2015combined"/>
+    <w:bookmarkEnd w:id="224"/>
+    <w:bookmarkStart w:id="226" w:name="ref-roach2015combined"/>
     <w:p>
       <w:pPr>
         <w:pStyle w:val="Bibliography"/>
@@ -55111,7 +56203,7 @@
       <w:r>
         <w:t xml:space="preserve"> </w:t>
       </w:r>
-      <w:hyperlink r:id="rId222">
+      <w:hyperlink r:id="rId225">
         <w:r>
           <w:rPr>
             <w:rStyle w:val="Hyperlink"/>
@@ -55123,8 +56215,8 @@
         <w:t xml:space="preserve">.</w:t>
       </w:r>
     </w:p>
-    <w:bookmarkEnd w:id="223"/>
-    <w:bookmarkStart w:id="224" w:name="ref-rocke2021epi204"/>
+    <w:bookmarkEnd w:id="226"/>
+    <w:bookmarkStart w:id="227" w:name="ref-rocke2021epi204"/>
     <w:p>
       <w:pPr>
         <w:pStyle w:val="Bibliography"/>
@@ -55202,8 +56294,8 @@
         <w:t xml:space="preserve">.</w:t>
       </w:r>
     </w:p>
-    <w:bookmarkEnd w:id="224"/>
-    <w:bookmarkStart w:id="226" w:name="ref-rosenman1975coronary"/>
+    <w:bookmarkEnd w:id="227"/>
+    <w:bookmarkStart w:id="229" w:name="ref-rosenman1975coronary"/>
     <w:p>
       <w:pPr>
         <w:pStyle w:val="Bibliography"/>
@@ -55245,7 +56337,7 @@
       <w:r>
         <w:t xml:space="preserve"> </w:t>
       </w:r>
-      <w:hyperlink r:id="rId225">
+      <w:hyperlink r:id="rId228">
         <w:r>
           <w:rPr>
             <w:rStyle w:val="Hyperlink"/>
@@ -55257,8 +56349,8 @@
         <w:t xml:space="preserve">.</w:t>
       </w:r>
     </w:p>
-    <w:bookmarkEnd w:id="226"/>
-    <w:bookmarkStart w:id="227" w:name="ref-me4"/>
+    <w:bookmarkEnd w:id="229"/>
+    <w:bookmarkStart w:id="230" w:name="ref-me4"/>
     <w:p>
       <w:pPr>
         <w:pStyle w:val="Bibliography"/>
@@ -55280,8 +56372,8 @@
         <w:t xml:space="preserve">. Fourth edition. Wolters Kluwer.</w:t>
       </w:r>
     </w:p>
-    <w:bookmarkEnd w:id="227"/>
-    <w:bookmarkStart w:id="229" w:name="ref-starmer-statquest"/>
+    <w:bookmarkEnd w:id="230"/>
+    <w:bookmarkStart w:id="232" w:name="ref-starmer-statquest"/>
     <w:p>
       <w:pPr>
         <w:pStyle w:val="Bibliography"/>
@@ -55347,7 +56439,7 @@
       <w:r>
         <w:t xml:space="preserve"> </w:t>
       </w:r>
-      <w:hyperlink r:id="rId228">
+      <w:hyperlink r:id="rId231">
         <w:r>
           <w:rPr>
             <w:rStyle w:val="Hyperlink"/>
@@ -55359,8 +56451,8 @@
         <w:t xml:space="preserve">.</w:t>
       </w:r>
     </w:p>
-    <w:bookmarkEnd w:id="229"/>
-    <w:bookmarkStart w:id="231" w:name="ref-vittinghoff2e"/>
+    <w:bookmarkEnd w:id="232"/>
+    <w:bookmarkStart w:id="234" w:name="ref-vittinghoff2e"/>
     <w:p>
       <w:pPr>
         <w:pStyle w:val="Bibliography"/>
@@ -55384,7 +56476,7 @@
       <w:r>
         <w:t xml:space="preserve"> </w:t>
       </w:r>
-      <w:hyperlink r:id="rId230">
+      <w:hyperlink r:id="rId233">
         <w:r>
           <w:rPr>
             <w:rStyle w:val="Hyperlink"/>
@@ -55396,9 +56488,9 @@
         <w:t xml:space="preserve">.</w:t>
       </w:r>
     </w:p>
-    <w:bookmarkEnd w:id="231"/>
-    <w:bookmarkEnd w:id="232"/>
-    <w:bookmarkEnd w:id="233"/>
+    <w:bookmarkEnd w:id="234"/>
+    <w:bookmarkEnd w:id="235"/>
+    <w:bookmarkEnd w:id="236"/>
     <w:sectPr>
       <w:footnotePr>
         <w:numRestart w:val="eachSect"/>
@@ -55428,7 +56520,7 @@
       </w:r>
     </w:p>
   </w:footnote>
-  <w:footnote w:id="72">
+  <w:footnote w:id="75">
     <w:p>
       <w:pPr>
         <w:pStyle w:val="FootnoteText"/>
@@ -55528,7 +56620,7 @@
       <w:r>
         <w:t xml:space="preserve"> </w:t>
       </w:r>
-      <w:hyperlink r:id="rId73">
+      <w:hyperlink r:id="rId76">
         <w:r>
           <w:rPr>
             <w:rStyle w:val="Hyperlink"/>
@@ -55545,7 +56637,7 @@
       <w:r>
         <w:t xml:space="preserve"> </w:t>
       </w:r>
-      <w:hyperlink r:id="rId74">
+      <w:hyperlink r:id="rId77">
         <w:r>
           <w:rPr>
             <w:rStyle w:val="Hyperlink"/>

--- a/chapters/binary-outcome-associations-handout.docx
+++ b/chapters/binary-outcome-associations-handout.docx
@@ -9922,11 +9922,11 @@
             </m:rPr>
             <m:t>=</m:t>
           </m:r>
-          <m:r>
-            <m:t>​</m:t>
-          </m:r>
           <m:sSup>
             <m:e>
+              <m:r>
+                <m:t>​</m:t>
+              </m:r>
               <m:d>
                 <m:dPr>
                   <m:begChr m:val="("/>
@@ -9982,6 +9982,9 @@
                   </m:r>
                 </m:e>
               </m:d>
+              <m:r>
+                <m:t>​</m:t>
+              </m:r>
             </m:e>
             <m:sup>
               <m:r>
@@ -9995,9 +9998,6 @@
               </m:r>
             </m:sup>
           </m:sSup>
-          <m:r>
-            <m:t>​</m:t>
-          </m:r>
           <m:r>
             <m:t>  </m:t>
           </m:r>
@@ -10081,11 +10081,11 @@
             </m:rPr>
             <m:t>=</m:t>
           </m:r>
-          <m:r>
-            <m:t>​</m:t>
-          </m:r>
           <m:sSup>
             <m:e>
+              <m:r>
+                <m:t>​</m:t>
+              </m:r>
               <m:d>
                 <m:dPr>
                   <m:begChr m:val="("/>
@@ -10150,6 +10150,9 @@
                   </m:r>
                 </m:e>
               </m:d>
+              <m:r>
+                <m:t>​</m:t>
+              </m:r>
             </m:e>
             <m:sup>
               <m:r>
@@ -10163,9 +10166,6 @@
               </m:r>
             </m:sup>
           </m:sSup>
-          <m:r>
-            <m:t>​</m:t>
-          </m:r>
           <m:r>
             <m:rPr>
               <m:sty m:val="p"/>
@@ -10827,11 +10827,11 @@
                       </m:rPr>
                       <m:t>=</m:t>
                     </m:r>
-                    <m:r>
-                      <m:t>​</m:t>
-                    </m:r>
                     <m:sSup>
                       <m:e>
+                        <m:r>
+                          <m:t>​</m:t>
+                        </m:r>
                         <m:d>
                           <m:dPr>
                             <m:begChr m:val="("/>
@@ -10875,6 +10875,9 @@
                             </m:f>
                           </m:e>
                         </m:d>
+                        <m:r>
+                          <m:t>​</m:t>
+                        </m:r>
                       </m:e>
                       <m:sup>
                         <m:r>
@@ -10889,9 +10892,6 @@
                       </m:sup>
                     </m:sSup>
                     <m:r>
-                      <m:t>​</m:t>
-                    </m:r>
-                    <m:r>
                       <m:t>&amp;</m:t>
                     </m:r>
                     <m:r>
@@ -10915,11 +10915,11 @@
                       </m:rPr>
                       <m:t>=</m:t>
                     </m:r>
-                    <m:r>
-                      <m:t>​</m:t>
-                    </m:r>
                     <m:sSup>
                       <m:e>
+                        <m:r>
+                          <m:t>​</m:t>
+                        </m:r>
                         <m:d>
                           <m:dPr>
                             <m:begChr m:val="("/>
@@ -10975,6 +10975,9 @@
                             </m:r>
                           </m:e>
                         </m:d>
+                        <m:r>
+                          <m:t>​</m:t>
+                        </m:r>
                       </m:e>
                       <m:sup>
                         <m:r>
@@ -10988,9 +10991,6 @@
                         </m:r>
                       </m:sup>
                     </m:sSup>
-                    <m:r>
-                      <m:t>​</m:t>
-                    </m:r>
                     <m:r>
                       <m:t>&amp;</m:t>
                     </m:r>
@@ -11578,11 +11578,11 @@
                       </m:rPr>
                       <m:t>=</m:t>
                     </m:r>
-                    <m:r>
-                      <m:t>​</m:t>
-                    </m:r>
                     <m:sSup>
                       <m:e>
+                        <m:r>
+                          <m:t>​</m:t>
+                        </m:r>
                         <m:d>
                           <m:dPr>
                             <m:begChr m:val="("/>
@@ -11638,6 +11638,9 @@
                             </m:r>
                           </m:e>
                         </m:d>
+                        <m:r>
+                          <m:t>​</m:t>
+                        </m:r>
                       </m:e>
                       <m:sup>
                         <m:r>
@@ -11652,9 +11655,6 @@
                       </m:sup>
                     </m:sSup>
                     <m:r>
-                      <m:t>​</m:t>
-                    </m:r>
-                    <m:r>
                       <m:rPr>
                         <m:sty m:val="p"/>
                       </m:rPr>
@@ -11687,11 +11687,11 @@
                       </m:rPr>
                       <m:t>=</m:t>
                     </m:r>
-                    <m:r>
-                      <m:t>​</m:t>
-                    </m:r>
                     <m:sSup>
                       <m:e>
+                        <m:r>
+                          <m:t>​</m:t>
+                        </m:r>
                         <m:d>
                           <m:dPr>
                             <m:begChr m:val="("/>
@@ -11756,6 +11756,9 @@
                             </m:r>
                           </m:e>
                         </m:d>
+                        <m:r>
+                          <m:t>​</m:t>
+                        </m:r>
                       </m:e>
                       <m:sup>
                         <m:r>
@@ -11769,9 +11772,6 @@
                         </m:r>
                       </m:sup>
                     </m:sSup>
-                    <m:r>
-                      <m:t>​</m:t>
-                    </m:r>
                     <m:r>
                       <m:rPr>
                         <m:sty m:val="p"/>
@@ -12920,11 +12920,11 @@
                   </m:rPr>
                   <m:t>=</m:t>
                 </m:r>
-                <m:r>
-                  <m:t>​</m:t>
-                </m:r>
                 <m:sSup>
                   <m:e>
+                    <m:r>
+                      <m:t>​</m:t>
+                    </m:r>
                     <m:d>
                       <m:dPr>
                         <m:begChr m:val="("/>
@@ -12980,6 +12980,9 @@
                         </m:r>
                       </m:e>
                     </m:d>
+                    <m:r>
+                      <m:t>​</m:t>
+                    </m:r>
                   </m:e>
                   <m:sup>
                     <m:r>
@@ -12993,9 +12996,6 @@
                     </m:r>
                   </m:sup>
                 </m:sSup>
-                <m:r>
-                  <m:t>​</m:t>
-                </m:r>
               </m:oMath>
             </m:oMathPara>
           </w:p>
@@ -13759,11 +13759,11 @@
                   </m:rPr>
                   <m:t>=</m:t>
                 </m:r>
-                <m:r>
-                  <m:t>​</m:t>
-                </m:r>
                 <m:sSup>
                   <m:e>
+                    <m:r>
+                      <m:t>​</m:t>
+                    </m:r>
                     <m:d>
                       <m:dPr>
                         <m:begChr m:val="("/>
@@ -13828,6 +13828,9 @@
                         </m:r>
                       </m:e>
                     </m:d>
+                    <m:r>
+                      <m:t>​</m:t>
+                    </m:r>
                   </m:e>
                   <m:sup>
                     <m:r>
@@ -13841,9 +13844,6 @@
                     </m:r>
                   </m:sup>
                 </m:sSup>
-                <m:r>
-                  <m:t>​</m:t>
-                </m:r>
                 <m:r>
                   <m:rPr>
                     <m:sty m:val="p"/>
@@ -19883,11 +19883,11 @@
                       </m:rPr>
                       <m:t>=</m:t>
                     </m:r>
-                    <m:r>
-                      <m:t>​</m:t>
-                    </m:r>
                     <m:sSup>
                       <m:e>
+                        <m:r>
+                          <m:t>​</m:t>
+                        </m:r>
                         <m:d>
                           <m:dPr>
                             <m:begChr m:val="("/>
@@ -19925,6 +19925,9 @@
                             </m:r>
                           </m:e>
                         </m:d>
+                        <m:r>
+                          <m:t>​</m:t>
+                        </m:r>
                       </m:e>
                       <m:sup>
                         <m:r>
@@ -19938,9 +19941,6 @@
                         </m:r>
                       </m:sup>
                     </m:sSup>
-                    <m:r>
-                      <m:t>​</m:t>
-                    </m:r>
                   </m:e>
                 </m:eqArr>
                 <m:r>
@@ -20837,11 +20837,11 @@
                       </m:rPr>
                       <m:t>=</m:t>
                     </m:r>
-                    <m:r>
-                      <m:t>​</m:t>
-                    </m:r>
                     <m:sSup>
                       <m:e>
+                        <m:r>
+                          <m:t>​</m:t>
+                        </m:r>
                         <m:d>
                           <m:dPr>
                             <m:begChr m:val="("/>
@@ -20879,6 +20879,9 @@
                             </m:r>
                           </m:e>
                         </m:d>
+                        <m:r>
+                          <m:t>​</m:t>
+                        </m:r>
                       </m:e>
                       <m:sup>
                         <m:r>
@@ -20892,9 +20895,6 @@
                         </m:r>
                       </m:sup>
                     </m:sSup>
-                    <m:r>
-                      <m:t>​</m:t>
-                    </m:r>
                     <m:r>
                       <m:t>&amp;</m:t>
                     </m:r>
@@ -21096,11 +21096,11 @@
                       </m:rPr>
                       <m:t>=</m:t>
                     </m:r>
-                    <m:r>
-                      <m:t>​</m:t>
-                    </m:r>
                     <m:sSup>
                       <m:e>
+                        <m:r>
+                          <m:t>​</m:t>
+                        </m:r>
                         <m:d>
                           <m:dPr>
                             <m:begChr m:val="("/>
@@ -21138,6 +21138,9 @@
                             </m:r>
                           </m:e>
                         </m:d>
+                        <m:r>
+                          <m:t>​</m:t>
+                        </m:r>
                       </m:e>
                       <m:sup>
                         <m:r>
@@ -21152,9 +21155,6 @@
                       </m:sup>
                     </m:sSup>
                     <m:r>
-                      <m:t>​</m:t>
-                    </m:r>
-                    <m:r>
                       <m:t>&amp;</m:t>
                     </m:r>
                     <m:r>
@@ -21178,11 +21178,11 @@
                       </m:rPr>
                       <m:t>=</m:t>
                     </m:r>
-                    <m:r>
-                      <m:t>​</m:t>
-                    </m:r>
                     <m:sSup>
                       <m:e>
+                        <m:r>
+                          <m:t>​</m:t>
+                        </m:r>
                         <m:d>
                           <m:dPr>
                             <m:begChr m:val="("/>
@@ -21205,6 +21205,9 @@
                             </m:r>
                           </m:e>
                         </m:d>
+                        <m:r>
+                          <m:t>​</m:t>
+                        </m:r>
                       </m:e>
                       <m:sup>
                         <m:r>
@@ -21219,9 +21222,6 @@
                       </m:sup>
                     </m:sSup>
                     <m:r>
-                      <m:t>​</m:t>
-                    </m:r>
-                    <m:r>
                       <m:t>&amp;</m:t>
                     </m:r>
                     <m:r>
@@ -21279,11 +21279,11 @@
                       </m:rPr>
                       <m:t>=</m:t>
                     </m:r>
-                    <m:r>
-                      <m:t>​</m:t>
-                    </m:r>
                     <m:sSup>
                       <m:e>
+                        <m:r>
+                          <m:t>​</m:t>
+                        </m:r>
                         <m:d>
                           <m:dPr>
                             <m:begChr m:val="("/>
@@ -21297,6 +21297,9 @@
                             </m:r>
                           </m:e>
                         </m:d>
+                        <m:r>
+                          <m:t>​</m:t>
+                        </m:r>
                       </m:e>
                       <m:sup>
                         <m:r>
@@ -21310,9 +21313,6 @@
                         </m:r>
                       </m:sup>
                     </m:sSup>
-                    <m:r>
-                      <m:t>​</m:t>
-                    </m:r>
                     <m:r>
                       <m:t>&amp;</m:t>
                     </m:r>
@@ -32697,11 +32697,11 @@
                     <m:r>
                       <m:t>​</m:t>
                     </m:r>
-                    <m:r>
-                      <m:t>​</m:t>
-                    </m:r>
                     <m:sSup>
                       <m:e>
+                        <m:r>
+                          <m:t>​</m:t>
+                        </m:r>
                         <m:d>
                           <m:dPr>
                             <m:begChr m:val="("/>
@@ -32799,6 +32799,9 @@
                             </m:f>
                           </m:e>
                         </m:d>
+                        <m:r>
+                          <m:t>​</m:t>
+                        </m:r>
                       </m:e>
                       <m:sup>
                         <m:r>
@@ -32812,9 +32815,6 @@
                         </m:r>
                       </m:sup>
                     </m:sSup>
-                    <m:r>
-                      <m:t>​</m:t>
-                    </m:r>
                     <m:r>
                       <m:t>&amp;</m:t>
                     </m:r>
@@ -34702,11 +34702,11 @@
                     <m:r>
                       <m:t>​</m:t>
                     </m:r>
-                    <m:r>
-                      <m:t>​</m:t>
-                    </m:r>
                     <m:sSup>
                       <m:e>
+                        <m:r>
+                          <m:t>​</m:t>
+                        </m:r>
                         <m:d>
                           <m:dPr>
                             <m:begChr m:val="("/>
@@ -34804,6 +34804,9 @@
                             </m:f>
                           </m:e>
                         </m:d>
+                        <m:r>
+                          <m:t>​</m:t>
+                        </m:r>
                       </m:e>
                       <m:sup>
                         <m:r>
@@ -34817,9 +34820,6 @@
                         </m:r>
                       </m:sup>
                     </m:sSup>
-                    <m:r>
-                      <m:t>​</m:t>
-                    </m:r>
                     <m:r>
                       <m:t>&amp;</m:t>
                     </m:r>
@@ -51656,11 +51656,11 @@
                           </m:rPr>
                           <m:t>+</m:t>
                         </m:r>
-                        <m:r>
-                          <m:t>​</m:t>
-                        </m:r>
                         <m:sSup>
                           <m:e>
+                            <m:r>
+                              <m:t>​</m:t>
+                            </m:r>
                             <m:d>
                               <m:dPr>
                                 <m:begChr m:val="("/>
@@ -51696,6 +51696,9 @@
                                 </m:r>
                               </m:e>
                             </m:d>
+                            <m:r>
+                              <m:t>​</m:t>
+                            </m:r>
                           </m:e>
                           <m:sup>
                             <m:r>
@@ -51709,9 +51712,6 @@
                             </m:r>
                           </m:sup>
                         </m:sSup>
-                        <m:r>
-                          <m:t>​</m:t>
-                        </m:r>
                       </m:den>
                     </m:f>
                     <m:r>
@@ -51844,11 +51844,11 @@
                       </m:rPr>
                       <m:t>(negative-exponent rule: </m:t>
                     </m:r>
-                    <m:r>
-                      <m:t>​</m:t>
-                    </m:r>
                     <m:sSup>
                       <m:e>
+                        <m:r>
+                          <m:t>​</m:t>
+                        </m:r>
                         <m:d>
                           <m:dPr>
                             <m:begChr m:val="("/>
@@ -51884,6 +51884,9 @@
                             </m:r>
                           </m:e>
                         </m:d>
+                        <m:r>
+                          <m:t>​</m:t>
+                        </m:r>
                       </m:e>
                       <m:sup>
                         <m:r>
@@ -51897,9 +51900,6 @@
                         </m:r>
                       </m:sup>
                     </m:sSup>
-                    <m:r>
-                      <m:t>​</m:t>
-                    </m:r>
                     <m:r>
                       <m:rPr>
                         <m:sty m:val="p"/>
@@ -51955,11 +51955,11 @@
                       </m:rPr>
                       <m:t>=</m:t>
                     </m:r>
-                    <m:r>
-                      <m:t>​</m:t>
-                    </m:r>
                     <m:sSup>
                       <m:e>
+                        <m:r>
+                          <m:t>​</m:t>
+                        </m:r>
                         <m:d>
                           <m:dPr>
                             <m:begChr m:val="("/>
@@ -52010,6 +52010,9 @@
                             </m:r>
                           </m:e>
                         </m:d>
+                        <m:r>
+                          <m:t>​</m:t>
+                        </m:r>
                       </m:e>
                       <m:sup>
                         <m:r>
@@ -52023,9 +52026,6 @@
                         </m:r>
                       </m:sup>
                     </m:sSup>
-                    <m:r>
-                      <m:t>​</m:t>
-                    </m:r>
                     <m:r>
                       <m:t>&amp;</m:t>
                     </m:r>

--- a/chapters/binary-outcome-associations-handout.docx
+++ b/chapters/binary-outcome-associations-handout.docx
@@ -6268,7 +6268,7 @@
           <w:rPr>
             <w:rStyle w:val="Hyperlink"/>
           </w:rPr>
-          <w:t xml:space="preserve">notation page of the lab’s math notes</w:t>
+          <w:t xml:space="preserve">algebra page of the lab’s math notes</w:t>
         </w:r>
       </w:hyperlink>
       <w:r>

--- a/chapters/binary-outcome-associations-handout.docx
+++ b/chapters/binary-outcome-associations-handout.docx
@@ -1375,7 +1375,7 @@
         </w:numPr>
       </w:pPr>
       <w:r>
-        <w:t xml:space="preserve">Dobson and Barnett (2018)</w:t>
+        <w:t xml:space="preserve">Dobson and Barnett [1]</w:t>
       </w:r>
       <w:r>
         <w:t xml:space="preserve">, Chapter 7</w:t>
@@ -1390,7 +1390,7 @@
         </w:numPr>
       </w:pPr>
       <w:r>
-        <w:t xml:space="preserve">Vittinghoff et al. (2012)</w:t>
+        <w:t xml:space="preserve">Vittinghoff et al. [2]</w:t>
       </w:r>
       <w:r>
         <w:t xml:space="preserve">, Chapter 5</w:t>
@@ -1436,7 +1436,7 @@
         </w:numPr>
       </w:pPr>
       <w:r>
-        <w:t xml:space="preserve">Nahhas (2024)</w:t>
+        <w:t xml:space="preserve">Nahhas [3]</w:t>
       </w:r>
       <w:r>
         <w:t xml:space="preserve"> </w:t>
@@ -1654,7 +1654,7 @@
               <w:t xml:space="preserve"> </w:t>
             </w:r>
             <w:r>
-              <w:t xml:space="preserve">(Rocke 2021)</w:t>
+              <w:t xml:space="preserve">[4]</w:t>
             </w:r>
             <w:r>
               <w:t xml:space="preserve">.</w:t>
@@ -2043,7 +2043,7 @@
               <w:t xml:space="preserve"> </w:t>
             </w:r>
             <w:r>
-              <w:t xml:space="preserve">(Rothman et al. 2021, chap. 4)</w:t>
+              <w:t xml:space="preserve">[5, Ch. 4]</w:t>
             </w:r>
             <w:r>
               <w:t xml:space="preserve">:</w:t>
@@ -2149,7 +2149,7 @@
               <w:t xml:space="preserve"> </w:t>
             </w:r>
             <w:r>
-              <w:t xml:space="preserve">(Rothman et al. 2021, chap. 4)</w:t>
+              <w:t xml:space="preserve">[5, Ch. 4]</w:t>
             </w:r>
             <w:r>
               <w:t xml:space="preserve">.</w:t>
@@ -2834,7 +2834,7 @@
               <w:t xml:space="preserve"> </w:t>
             </w:r>
             <w:r>
-              <w:t xml:space="preserve">(Roach et al. 2015)</w:t>
+              <w:t xml:space="preserve">[6]</w:t>
             </w:r>
             <w:r>
               <w:t xml:space="preserve">.</w:t>
@@ -4789,7 +4789,7 @@
                     <w:t xml:space="preserve"> </w:t>
                   </w:r>
                   <w:r>
-                    <w:t xml:space="preserve">(Rothman et al. 2021, chap. 8)</w:t>
+                    <w:t xml:space="preserve">[5, Ch. 8]</w:t>
                   </w:r>
                   <w:r>
                     <w:t xml:space="preserve">.</w:t>
@@ -4935,7 +4935,7 @@
                     <w:t xml:space="preserve"> </w:t>
                   </w:r>
                   <w:r>
-                    <w:t xml:space="preserve">(Rothman et al. 2021, chap. 7)</w:t>
+                    <w:t xml:space="preserve">[5, Ch. 7]</w:t>
                   </w:r>
                   <w:r>
                     <w:t xml:space="preserve">.</w:t>
@@ -7797,7 +7797,7 @@
               <w:t xml:space="preserve"> </w:t>
             </w:r>
             <w:r>
-              <w:t xml:space="preserve">Vittinghoff et al. (2012, sec. 8.1.4)</w:t>
+              <w:t xml:space="preserve">Vittinghoff et al. [2, Sec. 8.1.4]</w:t>
             </w:r>
             <w:r>
               <w:t xml:space="preserve">, which uses similar phrasing.</w:t>
@@ -14734,7 +14734,7 @@
               <w:t xml:space="preserve"> </w:t>
             </w:r>
             <w:r>
-              <w:t xml:space="preserve">(Starmer, n.d.)</w:t>
+              <w:t xml:space="preserve">[7]</w:t>
             </w:r>
             <w:r>
               <w:t xml:space="preserve">.</w:t>
@@ -28385,7 +28385,7 @@
               <w:t xml:space="preserve"> </w:t>
             </w:r>
             <w:r>
-              <w:t xml:space="preserve">(Starmer, n.d.)</w:t>
+              <w:t xml:space="preserve">[7]</w:t>
             </w:r>
             <w:r>
               <w:t xml:space="preserve">.</w:t>
@@ -37153,7 +37153,7 @@
               <w:t xml:space="preserve"> </w:t>
             </w:r>
             <w:r>
-              <w:t xml:space="preserve">(Rosenman et al. 1975)</w:t>
+              <w:t xml:space="preserve">[8]</w:t>
             </w:r>
             <w:r>
               <w:t xml:space="preserve">,</w:t>
@@ -45833,7 +45833,7 @@
         <w:t xml:space="preserve"> </w:t>
       </w:r>
       <w:r>
-        <w:t xml:space="preserve">(Lee 1994)</w:t>
+        <w:t xml:space="preserve">[9]</w:t>
       </w:r>
       <w:r>
         <w:t xml:space="preserve">,</w:t>
@@ -45938,7 +45938,7 @@
         <w:t xml:space="preserve"> </w:t>
       </w:r>
       <w:r>
-        <w:t xml:space="preserve">(Lumley 2010)</w:t>
+        <w:t xml:space="preserve">[10]</w:t>
       </w:r>
       <w:r>
         <w:t xml:space="preserve">.</w:t>
@@ -55994,7 +55994,16 @@
         <w:pStyle w:val="Bibliography"/>
       </w:pPr>
       <w:r>
-        <w:t xml:space="preserve">Dobson, Annette J, and Adrian G Barnett. 2018.</w:t>
+        <w:t xml:space="preserve">[1]</w:t>
+      </w:r>
+      <w:r>
+        <w:t xml:space="preserve"> </w:t>
+      </w:r>
+      <w:r>
+        <w:t xml:space="preserve">	</w:t>
+      </w:r>
+      <w:r>
+        <w:t xml:space="preserve">A. J. Dobson and A. G. Barnett,</w:t>
       </w:r>
       <w:r>
         <w:t xml:space="preserve"> </w:t>
@@ -56004,10 +56013,10 @@
           <w:i/>
           <w:iCs/>
         </w:rPr>
-        <w:t xml:space="preserve">An Introduction to Generalized Linear Models</w:t>
-      </w:r>
-      <w:r>
-        <w:t xml:space="preserve">. 4th ed. CRC press.</w:t>
+        <w:t xml:space="preserve">An introduction to generalized linear models</w:t>
+      </w:r>
+      <w:r>
+        <w:t xml:space="preserve">, 4th ed. CRC press, 2018. Available:</w:t>
       </w:r>
       <w:r>
         <w:t xml:space="preserve"> </w:t>
@@ -56020,24 +56029,24 @@
           <w:t xml:space="preserve">https://doi.org/10.1201/9781315182780</w:t>
         </w:r>
       </w:hyperlink>
-      <w:r>
-        <w:t xml:space="preserve">.</w:t>
-      </w:r>
     </w:p>
     <w:bookmarkEnd w:id="218"/>
-    <w:bookmarkStart w:id="220" w:name="ref-LEEJAMES1994ORoR"/>
+    <w:bookmarkStart w:id="220" w:name="ref-vittinghoff2e"/>
     <w:p>
       <w:pPr>
         <w:pStyle w:val="Bibliography"/>
       </w:pPr>
       <w:r>
-        <w:t xml:space="preserve">Lee, James. 1994.</w:t>
+        <w:t xml:space="preserve">[2]</w:t>
       </w:r>
       <w:r>
         <w:t xml:space="preserve"> </w:t>
       </w:r>
       <w:r>
-        <w:t xml:space="preserve">“Odds Ratio or Relative Risk for Cross-Sectional Data?”</w:t>
+        <w:t xml:space="preserve">	</w:t>
+      </w:r>
+      <w:r>
+        <w:t xml:space="preserve">E. Vittinghoff, D. V. Glidden, S. C. Shiboski, and C. E. McCulloch,</w:t>
       </w:r>
       <w:r>
         <w:t xml:space="preserve"> </w:t>
@@ -56047,13 +56056,10 @@
           <w:i/>
           <w:iCs/>
         </w:rPr>
-        <w:t xml:space="preserve">International Journal of Epidemiology</w:t>
-      </w:r>
-      <w:r>
-        <w:t xml:space="preserve"> </w:t>
-      </w:r>
-      <w:r>
-        <w:t xml:space="preserve">(England) 23 (1): 201–3.</w:t>
+        <w:t xml:space="preserve">Regression methods in biostatistics: Linear, logistic, survival, and repeated measures models</w:t>
+      </w:r>
+      <w:r>
+        <w:t xml:space="preserve">, 2nd ed. Springer, 2012. Available:</w:t>
       </w:r>
       <w:r>
         <w:t xml:space="preserve"> </w:t>
@@ -56063,21 +56069,27 @@
           <w:rPr>
             <w:rStyle w:val="Hyperlink"/>
           </w:rPr>
-          <w:t xml:space="preserve">https://doi.org/10.1093/ije/23.1.201</w:t>
+          <w:t xml:space="preserve">https://doi.org/10.1007/978-1-4614-1353-0</w:t>
         </w:r>
       </w:hyperlink>
-      <w:r>
-        <w:t xml:space="preserve">.</w:t>
-      </w:r>
     </w:p>
     <w:bookmarkEnd w:id="220"/>
-    <w:bookmarkStart w:id="222" w:name="ref-lumleyComplexSurveys2010"/>
+    <w:bookmarkStart w:id="222" w:name="ref-NahhasIRMPHR"/>
     <w:p>
       <w:pPr>
         <w:pStyle w:val="Bibliography"/>
       </w:pPr>
       <w:r>
-        <w:t xml:space="preserve">Lumley, Thomas. 2010.</w:t>
+        <w:t xml:space="preserve">[3]</w:t>
+      </w:r>
+      <w:r>
+        <w:t xml:space="preserve"> </w:t>
+      </w:r>
+      <w:r>
+        <w:t xml:space="preserve">	</w:t>
+      </w:r>
+      <w:r>
+        <w:t xml:space="preserve">R. W. Nahhas,</w:t>
       </w:r>
       <w:r>
         <w:t xml:space="preserve"> </w:t>
@@ -56087,7 +56099,7 @@
           <w:i/>
           <w:iCs/>
         </w:rPr>
-        <w:t xml:space="preserve">Complex Surveys : A Guide to Analysis Using</w:t>
+        <w:t xml:space="preserve">Introduction to regression methods for public health using</w:t>
       </w:r>
       <w:r>
         <w:rPr>
@@ -56104,63 +56116,12 @@
         <w:t xml:space="preserve">R</w:t>
       </w:r>
       <w:r>
-        <w:t xml:space="preserve">. Wiley Series in Survey Methodology. John Wiley.</w:t>
+        <w:t xml:space="preserve">. CRC Press, 2024. Available:</w:t>
       </w:r>
       <w:r>
         <w:t xml:space="preserve"> </w:t>
       </w:r>
       <w:hyperlink r:id="rId221">
-        <w:r>
-          <w:rPr>
-            <w:rStyle w:val="Hyperlink"/>
-          </w:rPr>
-          <w:t xml:space="preserve">https://doi.org/10.1002/9780470580066</w:t>
-        </w:r>
-      </w:hyperlink>
-      <w:r>
-        <w:t xml:space="preserve">.</w:t>
-      </w:r>
-    </w:p>
-    <w:bookmarkEnd w:id="222"/>
-    <w:bookmarkStart w:id="224" w:name="ref-NahhasIRMPHR"/>
-    <w:p>
-      <w:pPr>
-        <w:pStyle w:val="Bibliography"/>
-      </w:pPr>
-      <w:r>
-        <w:t xml:space="preserve">Nahhas, Ramzi W. 2024.</w:t>
-      </w:r>
-      <w:r>
-        <w:t xml:space="preserve"> </w:t>
-      </w:r>
-      <w:r>
-        <w:rPr>
-          <w:i/>
-          <w:iCs/>
-        </w:rPr>
-        <w:t xml:space="preserve">Introduction to Regression Methods for Public Health Using</w:t>
-      </w:r>
-      <w:r>
-        <w:rPr>
-          <w:i/>
-          <w:iCs/>
-        </w:rPr>
-        <w:t xml:space="preserve"> </w:t>
-      </w:r>
-      <w:r>
-        <w:rPr>
-          <w:i/>
-          <w:iCs/>
-        </w:rPr>
-        <w:t xml:space="preserve">R</w:t>
-      </w:r>
-      <w:r>
-        <w:t xml:space="preserve">. CRC Press.</w:t>
-      </w:r>
-      <w:r>
-        <w:t xml:space="preserve"> </w:t>
-      </w:r>
-      <w:hyperlink r:id="rId223">
         <w:r>
           <w:rPr>
             <w:rStyle w:val="Hyperlink"/>
@@ -56168,8 +56129,100 @@
           <w:t xml:space="preserve">https://www.bookdown.org/rwnahhas/RMPH/</w:t>
         </w:r>
       </w:hyperlink>
-      <w:r>
-        <w:t xml:space="preserve">.</w:t>
+    </w:p>
+    <w:bookmarkEnd w:id="222"/>
+    <w:bookmarkStart w:id="223" w:name="ref-rocke2021epi204"/>
+    <w:p>
+      <w:pPr>
+        <w:pStyle w:val="Bibliography"/>
+      </w:pPr>
+      <w:r>
+        <w:t xml:space="preserve">[4]</w:t>
+      </w:r>
+      <w:r>
+        <w:t xml:space="preserve"> </w:t>
+      </w:r>
+      <w:r>
+        <w:t xml:space="preserve">	</w:t>
+      </w:r>
+      <w:r>
+        <w:t xml:space="preserve">D. M. Rocke,</w:t>
+      </w:r>
+      <w:r>
+        <w:t xml:space="preserve"> </w:t>
+      </w:r>
+      <w:r>
+        <w:t xml:space="preserve">“</w:t>
+      </w:r>
+      <w:r>
+        <w:t xml:space="preserve">Epi</w:t>
+      </w:r>
+      <w:r>
+        <w:t xml:space="preserve"> </w:t>
+      </w:r>
+      <w:r>
+        <w:t xml:space="preserve">204 lecture notes,</w:t>
+      </w:r>
+      <w:r>
+        <w:t xml:space="preserve"> </w:t>
+      </w:r>
+      <w:r>
+        <w:t xml:space="preserve">Spring</w:t>
+      </w:r>
+      <w:r>
+        <w:t xml:space="preserve"> </w:t>
+      </w:r>
+      <w:r>
+        <w:t xml:space="preserve">2021.”</w:t>
+      </w:r>
+      <w:r>
+        <w:t xml:space="preserve"> </w:t>
+      </w:r>
+      <w:r>
+        <w:t xml:space="preserve">University of California, Davis, 2021. Available:</w:t>
+      </w:r>
+      <w:r>
+        <w:t xml:space="preserve"> </w:t>
+      </w:r>
+      <w:hyperlink r:id="rId11">
+        <w:r>
+          <w:rPr>
+            <w:rStyle w:val="Hyperlink"/>
+          </w:rPr>
+          <w:t xml:space="preserve">https://dmrocke.ucdavis.edu/Class/EPI204-Spring-2021/EPI204-Spring-2021.html</w:t>
+        </w:r>
+      </w:hyperlink>
+    </w:p>
+    <w:bookmarkEnd w:id="223"/>
+    <w:bookmarkStart w:id="224" w:name="ref-me4"/>
+    <w:p>
+      <w:pPr>
+        <w:pStyle w:val="Bibliography"/>
+      </w:pPr>
+      <w:r>
+        <w:t xml:space="preserve">[5]</w:t>
+      </w:r>
+      <w:r>
+        <w:t xml:space="preserve"> </w:t>
+      </w:r>
+      <w:r>
+        <w:t xml:space="preserve">	</w:t>
+      </w:r>
+      <w:r>
+        <w:t xml:space="preserve">K. J. Rothman, T. L. Lash, T. J. VanderWeele, and S. Haneuse,</w:t>
+      </w:r>
+      <w:r>
+        <w:t xml:space="preserve"> </w:t>
+      </w:r>
+      <w:r>
+        <w:rPr>
+          <w:i/>
+          <w:iCs/>
+        </w:rPr>
+        <w:t xml:space="preserve">Modern epidemiology</w:t>
+      </w:r>
+      <w:r>
+        <w:t xml:space="preserve">, Fourth edition. Philadelphia: Wolters Kluwer, 2021.</w:t>
       </w:r>
     </w:p>
     <w:bookmarkEnd w:id="224"/>
@@ -56179,13 +56232,22 @@
         <w:pStyle w:val="Bibliography"/>
       </w:pPr>
       <w:r>
-        <w:t xml:space="preserve">Roach, Rachel E. J., Frans M. Helmerhorst, Willem M. Lijfering, Theo Stijnen, Ale Algra, and Olaf M. Dekkers. 2015.</w:t>
+        <w:t xml:space="preserve">[6]</w:t>
       </w:r>
       <w:r>
         <w:t xml:space="preserve"> </w:t>
       </w:r>
       <w:r>
-        <w:t xml:space="preserve">“Combined Oral Contraceptives: The Risk of Myocardial Infarction and Ischemic Stroke.”</w:t>
+        <w:t xml:space="preserve">	</w:t>
+      </w:r>
+      <w:r>
+        <w:t xml:space="preserve">R. E. J. Roach, F. M. Helmerhorst, W. M. Lijfering, T. Stijnen, A. Algra, and O. M. Dekkers,</w:t>
+      </w:r>
+      <w:r>
+        <w:t xml:space="preserve"> </w:t>
+      </w:r>
+      <w:r>
+        <w:t xml:space="preserve">“Combined oral contraceptives: The risk of myocardial infarction and ischemic stroke,”</w:t>
       </w:r>
       <w:r>
         <w:t xml:space="preserve"> </w:t>
@@ -56198,7 +56260,7 @@
         <w:t xml:space="preserve">Cochrane Database of Systematic Reviews</w:t>
       </w:r>
       <w:r>
-        <w:t xml:space="preserve">, no. 8: CD011054.</w:t>
+        <w:t xml:space="preserve">, no. 8, p. CD011054, 2015, Available:</w:t>
       </w:r>
       <w:r>
         <w:t xml:space="preserve"> </w:t>
@@ -56211,235 +56273,65 @@
           <w:t xml:space="preserve">https://doi.org/10.1002/14651858.CD011054.pub2</w:t>
         </w:r>
       </w:hyperlink>
-      <w:r>
-        <w:t xml:space="preserve">.</w:t>
-      </w:r>
     </w:p>
     <w:bookmarkEnd w:id="226"/>
-    <w:bookmarkStart w:id="227" w:name="ref-rocke2021epi204"/>
+    <w:bookmarkStart w:id="228" w:name="ref-starmer-statquest"/>
     <w:p>
       <w:pPr>
         <w:pStyle w:val="Bibliography"/>
       </w:pPr>
       <w:r>
-        <w:t xml:space="preserve">Rocke, David M. 2021.</w:t>
+        <w:t xml:space="preserve">[7]</w:t>
       </w:r>
       <w:r>
         <w:t xml:space="preserve"> </w:t>
       </w:r>
       <w:r>
-        <w:rPr>
-          <w:i/>
-          <w:iCs/>
-        </w:rPr>
-        <w:t xml:space="preserve">Epi</w:t>
-      </w:r>
-      <w:r>
-        <w:rPr>
-          <w:i/>
-          <w:iCs/>
-        </w:rPr>
+        <w:t xml:space="preserve">	</w:t>
+      </w:r>
+      <w:r>
+        <w:t xml:space="preserve">J. Starmer,</w:t>
+      </w:r>
+      <w:r>
         <w:t xml:space="preserve"> </w:t>
       </w:r>
       <w:r>
-        <w:rPr>
-          <w:i/>
-          <w:iCs/>
-        </w:rPr>
-        <w:t xml:space="preserve">204 Lecture Notes,</w:t>
-      </w:r>
-      <w:r>
-        <w:rPr>
-          <w:i/>
-          <w:iCs/>
-        </w:rPr>
+        <w:t xml:space="preserve">“</w:t>
+      </w:r>
+      <w:r>
+        <w:t xml:space="preserve">StatQuest</w:t>
+      </w:r>
+      <w:r>
         <w:t xml:space="preserve"> </w:t>
       </w:r>
       <w:r>
-        <w:rPr>
-          <w:i/>
-          <w:iCs/>
-        </w:rPr>
-        <w:t xml:space="preserve">Spring</w:t>
-      </w:r>
-      <w:r>
-        <w:rPr>
-          <w:i/>
-          <w:iCs/>
-        </w:rPr>
+        <w:t xml:space="preserve">with</w:t>
+      </w:r>
+      <w:r>
         <w:t xml:space="preserve"> </w:t>
       </w:r>
       <w:r>
-        <w:rPr>
-          <w:i/>
-          <w:iCs/>
-        </w:rPr>
-        <w:t xml:space="preserve">2021</w:t>
-      </w:r>
-      <w:r>
-        <w:t xml:space="preserve">. University of California, Davis.</w:t>
+        <w:t xml:space="preserve">Josh</w:t>
       </w:r>
       <w:r>
         <w:t xml:space="preserve"> </w:t>
       </w:r>
-      <w:hyperlink r:id="rId11">
-        <w:r>
-          <w:rPr>
-            <w:rStyle w:val="Hyperlink"/>
-          </w:rPr>
-          <w:t xml:space="preserve">https://dmrocke.ucdavis.edu/Class/EPI204-Spring-2021/EPI204-Spring-2021.html</w:t>
-        </w:r>
-      </w:hyperlink>
-      <w:r>
-        <w:t xml:space="preserve">.</w:t>
-      </w:r>
-    </w:p>
-    <w:bookmarkEnd w:id="227"/>
-    <w:bookmarkStart w:id="229" w:name="ref-rosenman1975coronary"/>
-    <w:p>
-      <w:pPr>
-        <w:pStyle w:val="Bibliography"/>
-      </w:pPr>
-      <w:r>
-        <w:t xml:space="preserve">Rosenman, Ray H, Richard J Brand, C David Jenkins, Meyer Friedman, Reuben Straus, and Moses Wurm. 1975.</w:t>
+      <w:r>
+        <w:t xml:space="preserve">Starmer</w:t>
+      </w:r>
+      <w:r>
+        <w:t xml:space="preserve">.”</w:t>
       </w:r>
       <w:r>
         <w:t xml:space="preserve"> </w:t>
       </w:r>
       <w:r>
-        <w:t xml:space="preserve">“Coronary Heart Disease in the</w:t>
+        <w:t xml:space="preserve">YouTube channel. Available:</w:t>
       </w:r>
       <w:r>
         <w:t xml:space="preserve"> </w:t>
       </w:r>
-      <w:r>
-        <w:t xml:space="preserve">Western Collaborative Group Study</w:t>
-      </w:r>
-      <w:r>
-        <w:t xml:space="preserve">: Final Follow-up Experience of 8 1/2 Years.”</w:t>
-      </w:r>
-      <w:r>
-        <w:t xml:space="preserve"> </w:t>
-      </w:r>
-      <w:r>
-        <w:rPr>
-          <w:i/>
-          <w:iCs/>
-        </w:rPr>
-        <w:t xml:space="preserve">JAMA</w:t>
-      </w:r>
-      <w:r>
-        <w:t xml:space="preserve"> </w:t>
-      </w:r>
-      <w:r>
-        <w:t xml:space="preserve">233 (8): 872–77.</w:t>
-      </w:r>
-      <w:r>
-        <w:t xml:space="preserve"> </w:t>
-      </w:r>
-      <w:hyperlink r:id="rId228">
-        <w:r>
-          <w:rPr>
-            <w:rStyle w:val="Hyperlink"/>
-          </w:rPr>
-          <w:t xml:space="preserve">https://doi.org/10.1001/jama.1975.03260080034016</w:t>
-        </w:r>
-      </w:hyperlink>
-      <w:r>
-        <w:t xml:space="preserve">.</w:t>
-      </w:r>
-    </w:p>
-    <w:bookmarkEnd w:id="229"/>
-    <w:bookmarkStart w:id="230" w:name="ref-me4"/>
-    <w:p>
-      <w:pPr>
-        <w:pStyle w:val="Bibliography"/>
-      </w:pPr>
-      <w:r>
-        <w:t xml:space="preserve">Rothman, Kenneth J., Timothy L. Lash, Tyler J. VanderWeele, and Sebastien Haneuse. 2021.</w:t>
-      </w:r>
-      <w:r>
-        <w:t xml:space="preserve"> </w:t>
-      </w:r>
-      <w:r>
-        <w:rPr>
-          <w:i/>
-          <w:iCs/>
-        </w:rPr>
-        <w:t xml:space="preserve">Modern Epidemiology</w:t>
-      </w:r>
-      <w:r>
-        <w:t xml:space="preserve">. Fourth edition. Wolters Kluwer.</w:t>
-      </w:r>
-    </w:p>
-    <w:bookmarkEnd w:id="230"/>
-    <w:bookmarkStart w:id="232" w:name="ref-starmer-statquest"/>
-    <w:p>
-      <w:pPr>
-        <w:pStyle w:val="Bibliography"/>
-      </w:pPr>
-      <w:r>
-        <w:t xml:space="preserve">Starmer, Josh. n.d.</w:t>
-      </w:r>
-      <w:r>
-        <w:t xml:space="preserve"> </w:t>
-      </w:r>
-      <w:r>
-        <w:rPr>
-          <w:i/>
-          <w:iCs/>
-        </w:rPr>
-        <w:t xml:space="preserve">StatQuest</w:t>
-      </w:r>
-      <w:r>
-        <w:rPr>
-          <w:i/>
-          <w:iCs/>
-        </w:rPr>
-        <w:t xml:space="preserve"> </w:t>
-      </w:r>
-      <w:r>
-        <w:rPr>
-          <w:i/>
-          <w:iCs/>
-        </w:rPr>
-        <w:t xml:space="preserve">with</w:t>
-      </w:r>
-      <w:r>
-        <w:rPr>
-          <w:i/>
-          <w:iCs/>
-        </w:rPr>
-        <w:t xml:space="preserve"> </w:t>
-      </w:r>
-      <w:r>
-        <w:rPr>
-          <w:i/>
-          <w:iCs/>
-        </w:rPr>
-        <w:t xml:space="preserve">Josh</w:t>
-      </w:r>
-      <w:r>
-        <w:rPr>
-          <w:i/>
-          <w:iCs/>
-        </w:rPr>
-        <w:t xml:space="preserve"> </w:t>
-      </w:r>
-      <w:r>
-        <w:rPr>
-          <w:i/>
-          <w:iCs/>
-        </w:rPr>
-        <w:t xml:space="preserve">Starmer</w:t>
-      </w:r>
-      <w:r>
-        <w:t xml:space="preserve">. YouTube channel.</w:t>
-      </w:r>
-      <w:r>
-        <w:t xml:space="preserve"> </w:t>
-      </w:r>
-      <w:hyperlink r:id="rId231">
+      <w:hyperlink r:id="rId227">
         <w:r>
           <w:rPr>
             <w:rStyle w:val="Hyperlink"/>
@@ -56447,18 +56339,39 @@
           <w:t xml:space="preserve">https://statquest.org/</w:t>
         </w:r>
       </w:hyperlink>
-      <w:r>
-        <w:t xml:space="preserve">.</w:t>
-      </w:r>
     </w:p>
-    <w:bookmarkEnd w:id="232"/>
-    <w:bookmarkStart w:id="234" w:name="ref-vittinghoff2e"/>
+    <w:bookmarkEnd w:id="228"/>
+    <w:bookmarkStart w:id="230" w:name="ref-rosenman1975coronary"/>
     <w:p>
       <w:pPr>
         <w:pStyle w:val="Bibliography"/>
       </w:pPr>
       <w:r>
-        <w:t xml:space="preserve">Vittinghoff, Eric, David V Glidden, Stephen C Shiboski, and Charles E McCulloch. 2012.</w:t>
+        <w:t xml:space="preserve">[8]</w:t>
+      </w:r>
+      <w:r>
+        <w:t xml:space="preserve"> </w:t>
+      </w:r>
+      <w:r>
+        <w:t xml:space="preserve">	</w:t>
+      </w:r>
+      <w:r>
+        <w:t xml:space="preserve">R. H. Rosenman, R. J. Brand, C. D. Jenkins, M. Friedman, R. Straus, and M. Wurm,</w:t>
+      </w:r>
+      <w:r>
+        <w:t xml:space="preserve"> </w:t>
+      </w:r>
+      <w:r>
+        <w:t xml:space="preserve">“Coronary heart disease in the</w:t>
+      </w:r>
+      <w:r>
+        <w:t xml:space="preserve"> </w:t>
+      </w:r>
+      <w:r>
+        <w:t xml:space="preserve">Western Collaborative Group Study</w:t>
+      </w:r>
+      <w:r>
+        <w:t xml:space="preserve">: Final follow-up experience of 8 1/2 years,”</w:t>
       </w:r>
       <w:r>
         <w:t xml:space="preserve"> </w:t>
@@ -56468,10 +56381,122 @@
           <w:i/>
           <w:iCs/>
         </w:rPr>
-        <w:t xml:space="preserve">Regression Methods in Biostatistics: Linear, Logistic, Survival, and Repeated Measures Models</w:t>
-      </w:r>
-      <w:r>
-        <w:t xml:space="preserve">. 2nd ed. Springer.</w:t>
+        <w:t xml:space="preserve">JAMA</w:t>
+      </w:r>
+      <w:r>
+        <w:t xml:space="preserve">, vol. 233, no. 8, pp. 872–877, 1975, doi:</w:t>
+      </w:r>
+      <w:r>
+        <w:t xml:space="preserve"> </w:t>
+      </w:r>
+      <w:hyperlink r:id="rId229">
+        <w:r>
+          <w:rPr>
+            <w:rStyle w:val="Hyperlink"/>
+          </w:rPr>
+          <w:t xml:space="preserve">10.1001/jama.1975.03260080034016</w:t>
+        </w:r>
+      </w:hyperlink>
+      <w:r>
+        <w:t xml:space="preserve">.</w:t>
+      </w:r>
+    </w:p>
+    <w:bookmarkEnd w:id="230"/>
+    <w:bookmarkStart w:id="232" w:name="ref-LEEJAMES1994ORoR"/>
+    <w:p>
+      <w:pPr>
+        <w:pStyle w:val="Bibliography"/>
+      </w:pPr>
+      <w:r>
+        <w:t xml:space="preserve">[9]</w:t>
+      </w:r>
+      <w:r>
+        <w:t xml:space="preserve"> </w:t>
+      </w:r>
+      <w:r>
+        <w:t xml:space="preserve">	</w:t>
+      </w:r>
+      <w:r>
+        <w:t xml:space="preserve">J. Lee,</w:t>
+      </w:r>
+      <w:r>
+        <w:t xml:space="preserve"> </w:t>
+      </w:r>
+      <w:r>
+        <w:t xml:space="preserve">“Odds ratio or relative risk for cross-sectional data?”</w:t>
+      </w:r>
+      <w:r>
+        <w:t xml:space="preserve"> </w:t>
+      </w:r>
+      <w:r>
+        <w:rPr>
+          <w:i/>
+          <w:iCs/>
+        </w:rPr>
+        <w:t xml:space="preserve">International journal of epidemiology</w:t>
+      </w:r>
+      <w:r>
+        <w:t xml:space="preserve">, vol. 23, no. 1, pp. 201–203, 1994, doi:</w:t>
+      </w:r>
+      <w:r>
+        <w:t xml:space="preserve"> </w:t>
+      </w:r>
+      <w:hyperlink r:id="rId231">
+        <w:r>
+          <w:rPr>
+            <w:rStyle w:val="Hyperlink"/>
+          </w:rPr>
+          <w:t xml:space="preserve">10.1093/ije/23.1.201</w:t>
+        </w:r>
+      </w:hyperlink>
+      <w:r>
+        <w:t xml:space="preserve">.</w:t>
+      </w:r>
+    </w:p>
+    <w:bookmarkEnd w:id="232"/>
+    <w:bookmarkStart w:id="234" w:name="ref-lumleyComplexSurveys2010"/>
+    <w:p>
+      <w:pPr>
+        <w:pStyle w:val="Bibliography"/>
+      </w:pPr>
+      <w:r>
+        <w:t xml:space="preserve">[10]</w:t>
+      </w:r>
+      <w:r>
+        <w:t xml:space="preserve"> </w:t>
+      </w:r>
+      <w:r>
+        <w:t xml:space="preserve">	</w:t>
+      </w:r>
+      <w:r>
+        <w:t xml:space="preserve">T. Lumley,</w:t>
+      </w:r>
+      <w:r>
+        <w:t xml:space="preserve"> </w:t>
+      </w:r>
+      <w:r>
+        <w:rPr>
+          <w:i/>
+          <w:iCs/>
+        </w:rPr>
+        <w:t xml:space="preserve">Complex surveys : A guide to analysis using</w:t>
+      </w:r>
+      <w:r>
+        <w:rPr>
+          <w:i/>
+          <w:iCs/>
+        </w:rPr>
+        <w:t xml:space="preserve"> </w:t>
+      </w:r>
+      <w:r>
+        <w:rPr>
+          <w:i/>
+          <w:iCs/>
+        </w:rPr>
+        <w:t xml:space="preserve">R</w:t>
+      </w:r>
+      <w:r>
+        <w:t xml:space="preserve">. in Wiley series in survey methodology. Hoboken, N.J: John Wiley, 2010. doi:</w:t>
       </w:r>
       <w:r>
         <w:t xml:space="preserve"> </w:t>
@@ -56481,7 +56506,7 @@
           <w:rPr>
             <w:rStyle w:val="Hyperlink"/>
           </w:rPr>
-          <w:t xml:space="preserve">https://doi.org/10.1007/978-1-4614-1353-0</w:t>
+          <w:t xml:space="preserve">10.1002/9780470580066</w:t>
         </w:r>
       </w:hyperlink>
       <w:r>

--- a/chapters/binary-outcome-associations-handout.docx
+++ b/chapters/binary-outcome-associations-handout.docx
@@ -4935,7 +4935,7 @@
                     <w:t xml:space="preserve"> </w:t>
                   </w:r>
                   <w:r>
-                    <w:t xml:space="preserve">[5, Ch. 7]</w:t>
+                    <w:t xml:space="preserve">[5, Ch. 6]</w:t>
                   </w:r>
                   <w:r>
                     <w:t xml:space="preserve">.</w:t>

--- a/chapters/binary-outcome-associations-handout.docx
+++ b/chapters/binary-outcome-associations-handout.docx
@@ -36863,7 +36863,78 @@
               <w:t xml:space="preserve">. </w:t>
             </w:r>
             <w:r>
-              <w:t xml:space="preserve">Apply the same steps as for</w:t>
+              <w:t xml:space="preserve">Condition every probability,</w:t>
+            </w:r>
+            <w:r>
+              <w:t xml:space="preserve"> </w:t>
+            </w:r>
+            <w:hyperlink w:anchor="def-odds">
+              <w:r>
+                <w:rPr>
+                  <w:rStyle w:val="Hyperlink"/>
+                </w:rPr>
+                <w:t xml:space="preserve">odds</w:t>
+              </w:r>
+            </w:hyperlink>
+            <w:r>
+              <w:t xml:space="preserve"> </w:t>
+            </w:r>
+            <w:r>
+              <w:t xml:space="preserve">and</w:t>
+            </w:r>
+            <w:r>
+              <w:t xml:space="preserve"> </w:t>
+            </w:r>
+            <w:hyperlink w:anchor="def-OR">
+              <w:r>
+                <w:rPr>
+                  <w:rStyle w:val="Hyperlink"/>
+                </w:rPr>
+                <w:t xml:space="preserve">odds ratio</w:t>
+              </w:r>
+            </w:hyperlink>
+            <w:r>
+              <w:t xml:space="preserve"> </w:t>
+            </w:r>
+            <w:r>
+              <w:t xml:space="preserve">on</w:t>
+            </w:r>
+            <w:r>
+              <w:t xml:space="preserve"> </w:t>
+            </w:r>
+            <m:oMath>
+              <m:r>
+                <m:t>C</m:t>
+              </m:r>
+            </m:oMath>
+            <w:r>
+              <w:t xml:space="preserve">.</w:t>
+            </w:r>
+            <w:r>
+              <w:t xml:space="preserve"> </w:t>
+            </w:r>
+            <w:r>
+              <w:t xml:space="preserve">The probabilities given</w:t>
+            </w:r>
+            <w:r>
+              <w:t xml:space="preserve"> </w:t>
+            </w:r>
+            <m:oMath>
+              <m:r>
+                <m:t>C</m:t>
+              </m:r>
+            </m:oMath>
+            <w:r>
+              <w:t xml:space="preserve"> </w:t>
+            </w:r>
+            <w:r>
+              <w:t xml:space="preserve">obey the same rules as unconditional probabilities,</w:t>
+            </w:r>
+            <w:r>
+              <w:t xml:space="preserve"> </w:t>
+            </w:r>
+            <w:r>
+              <w:t xml:space="preserve">so the steps in the proof of</w:t>
             </w:r>
             <w:r>
               <w:t xml:space="preserve"> </w:t>
@@ -36877,13 +36948,90 @@
               </w:r>
             </w:hyperlink>
             <w:r>
+              <w:t xml:space="preserve"> </w:t>
+            </w:r>
+            <w:r>
+              <w:t xml:space="preserve">apply to them.</w:t>
+            </w:r>
+            <w:r>
+              <w:t xml:space="preserve"> </w:t>
+            </w:r>
+            <w:r>
+              <w:t xml:space="preserve">Using</w:t>
+            </w:r>
+            <w:r>
+              <w:t xml:space="preserve"> </w:t>
+            </w:r>
+            <w:hyperlink w:anchor="def-OR">
+              <w:r>
+                <w:rPr>
+                  <w:rStyle w:val="Hyperlink"/>
+                </w:rPr>
+                <w:t xml:space="preserve">Definition 12</w:t>
+              </w:r>
+            </w:hyperlink>
+            <w:r>
               <w:t xml:space="preserve">,</w:t>
             </w:r>
             <w:r>
               <w:t xml:space="preserve"> </w:t>
             </w:r>
-            <w:r>
-              <w:t xml:space="preserve">inserting</w:t>
+            <w:hyperlink w:anchor="def-c-odds">
+              <w:r>
+                <w:rPr>
+                  <w:rStyle w:val="Hyperlink"/>
+                </w:rPr>
+                <w:t xml:space="preserve">Definition 9</w:t>
+              </w:r>
+            </w:hyperlink>
+            <w:r>
+              <w:t xml:space="preserve">,</w:t>
+            </w:r>
+            <w:r>
+              <w:t xml:space="preserve"> </w:t>
+            </w:r>
+            <w:r>
+              <w:t xml:space="preserve">the</w:t>
+            </w:r>
+            <w:r>
+              <w:t xml:space="preserve"> </w:t>
+            </w:r>
+            <w:hyperlink r:id="rId153">
+              <w:r>
+                <w:rPr>
+                  <w:rStyle w:val="Hyperlink"/>
+                </w:rPr>
+                <w:t xml:space="preserve">law of conditional probability</w:t>
+              </w:r>
+            </w:hyperlink>
+            <w:r>
+              <w:t xml:space="preserve">,</w:t>
+            </w:r>
+            <w:r>
+              <w:t xml:space="preserve"> </w:t>
+            </w:r>
+            <w:r>
+              <w:t xml:space="preserve">and the</w:t>
+            </w:r>
+            <w:r>
+              <w:t xml:space="preserve"> </w:t>
+            </w:r>
+            <w:hyperlink r:id="rId80">
+              <w:r>
+                <w:rPr>
+                  <w:rStyle w:val="Hyperlink"/>
+                </w:rPr>
+                <w:t xml:space="preserve">definition of conditional probability</w:t>
+              </w:r>
+            </w:hyperlink>
+            <w:r>
+              <w:t xml:space="preserve">,</w:t>
+            </w:r>
+            <w:r>
+              <w:t xml:space="preserve"> </w:t>
+            </w:r>
+            <w:r>
+              <w:t xml:space="preserve">each for the distribution given</w:t>
             </w:r>
             <w:r>
               <w:t xml:space="preserve"> </w:t>
@@ -36894,25 +37042,3552 @@
               </m:r>
             </m:oMath>
             <w:r>
-              <w:t xml:space="preserve"> </w:t>
-            </w:r>
-            <w:r>
-              <w:t xml:space="preserve">into the conditions (RHS of</w:t>
-            </w:r>
-            <w:r>
-              <w:t xml:space="preserve"> </w:t>
-            </w:r>
-            <m:oMath>
-              <m:r>
-                <m:rPr>
-                  <m:sty m:val="p"/>
-                </m:rPr>
-                <m:t>|</m:t>
-              </m:r>
-            </m:oMath>
-            <w:r>
-              <w:t xml:space="preserve">) of every expression.</w:t>
-            </w:r>
+              <w:t xml:space="preserve">:</w:t>
+            </w:r>
+          </w:p>
+          <w:p>
+            <w:pPr>
+              <w:pStyle w:val="BodyText"/>
+            </w:pPr>
+            <m:oMathPara>
+              <m:oMathParaPr>
+                <m:jc m:val="center"/>
+              </m:oMathParaPr>
+              <m:oMath>
+                <m:eqArr>
+                  <m:e>
+                    <m:sSub>
+                      <m:e>
+                        <m:r>
+                          <m:rPr>
+                            <m:nor/>
+                            <m:sty m:val="p"/>
+                          </m:rPr>
+                          <m:t>ϙ</m:t>
+                        </m:r>
+                      </m:e>
+                      <m:sub>
+                        <m:r>
+                          <m:t>ω</m:t>
+                        </m:r>
+                      </m:sub>
+                    </m:sSub>
+                    <m:r>
+                      <m:rPr>
+                        <m:sty m:val="p"/>
+                      </m:rPr>
+                      <m:t>(</m:t>
+                    </m:r>
+                    <m:r>
+                      <m:t>A</m:t>
+                    </m:r>
+                    <m:r>
+                      <m:rPr>
+                        <m:sty m:val="p"/>
+                      </m:rPr>
+                      <m:t>|</m:t>
+                    </m:r>
+                    <m:r>
+                      <m:t>B</m:t>
+                    </m:r>
+                    <m:r>
+                      <m:rPr>
+                        <m:sty m:val="p"/>
+                      </m:rPr>
+                      <m:t>,</m:t>
+                    </m:r>
+                    <m:r>
+                      <m:t>C</m:t>
+                    </m:r>
+                    <m:r>
+                      <m:rPr>
+                        <m:sty m:val="p"/>
+                      </m:rPr>
+                      <m:t>)</m:t>
+                    </m:r>
+                    <m:r>
+                      <m:t>&amp;</m:t>
+                    </m:r>
+                    <m:limUpp>
+                      <m:e>
+                        <m:r>
+                          <m:rPr>
+                            <m:sty m:val="p"/>
+                          </m:rPr>
+                          <m:t>=</m:t>
+                        </m:r>
+                      </m:e>
+                      <m:lim>
+                        <m:r>
+                          <m:rPr>
+                            <m:nor/>
+                            <m:sty m:val="p"/>
+                          </m:rPr>
+                          <m:t>def</m:t>
+                        </m:r>
+                      </m:lim>
+                    </m:limUpp>
+                    <m:f>
+                      <m:fPr>
+                        <m:type m:val="bar"/>
+                      </m:fPr>
+                      <m:num>
+                        <m:r>
+                          <m:t>ω</m:t>
+                        </m:r>
+                        <m:r>
+                          <m:rPr>
+                            <m:sty m:val="p"/>
+                          </m:rPr>
+                          <m:t>(</m:t>
+                        </m:r>
+                        <m:r>
+                          <m:t>A</m:t>
+                        </m:r>
+                        <m:r>
+                          <m:rPr>
+                            <m:sty m:val="p"/>
+                          </m:rPr>
+                          <m:t>|</m:t>
+                        </m:r>
+                        <m:r>
+                          <m:t>B</m:t>
+                        </m:r>
+                        <m:r>
+                          <m:rPr>
+                            <m:sty m:val="p"/>
+                          </m:rPr>
+                          <m:t>,</m:t>
+                        </m:r>
+                        <m:r>
+                          <m:t>C</m:t>
+                        </m:r>
+                        <m:r>
+                          <m:rPr>
+                            <m:sty m:val="p"/>
+                          </m:rPr>
+                          <m:t>)</m:t>
+                        </m:r>
+                      </m:num>
+                      <m:den>
+                        <m:r>
+                          <m:t>ω</m:t>
+                        </m:r>
+                        <m:r>
+                          <m:rPr>
+                            <m:sty m:val="p"/>
+                          </m:rPr>
+                          <m:t>(</m:t>
+                        </m:r>
+                        <m:r>
+                          <m:t>A</m:t>
+                        </m:r>
+                        <m:r>
+                          <m:rPr>
+                            <m:sty m:val="p"/>
+                          </m:rPr>
+                          <m:t>|</m:t>
+                        </m:r>
+                        <m:r>
+                          <m:rPr>
+                            <m:sty m:val="p"/>
+                          </m:rPr>
+                          <m:t>¬</m:t>
+                        </m:r>
+                        <m:r>
+                          <m:t>B</m:t>
+                        </m:r>
+                        <m:r>
+                          <m:rPr>
+                            <m:sty m:val="p"/>
+                          </m:rPr>
+                          <m:t>,</m:t>
+                        </m:r>
+                        <m:r>
+                          <m:t>C</m:t>
+                        </m:r>
+                        <m:r>
+                          <m:rPr>
+                            <m:sty m:val="p"/>
+                          </m:rPr>
+                          <m:t>)</m:t>
+                        </m:r>
+                      </m:den>
+                    </m:f>
+                    <m:r>
+                      <m:t>&amp;</m:t>
+                    </m:r>
+                    <m:r>
+                      <m:t>&amp;</m:t>
+                    </m:r>
+                    <m:r>
+                      <m:rPr>
+                        <m:nor/>
+                        <m:sty m:val="p"/>
+                      </m:rPr>
+                      <m:t>(definition of odds ratio)</m:t>
+                    </m:r>
+                  </m:e>
+                  <m:e>
+                    <m:r>
+                      <m:t>&amp;</m:t>
+                    </m:r>
+                    <m:r>
+                      <m:rPr>
+                        <m:sty m:val="p"/>
+                      </m:rPr>
+                      <m:t>=</m:t>
+                    </m:r>
+                    <m:f>
+                      <m:fPr>
+                        <m:type m:val="bar"/>
+                      </m:fPr>
+                      <m:num>
+                        <m:r>
+                          <m:t>​</m:t>
+                        </m:r>
+                        <m:d>
+                          <m:dPr>
+                            <m:begChr m:val="("/>
+                            <m:sepChr m:val=""/>
+                            <m:endChr m:val=")"/>
+                            <m:grow/>
+                          </m:dPr>
+                          <m:e>
+                            <m:f>
+                              <m:fPr>
+                                <m:type m:val="bar"/>
+                              </m:fPr>
+                              <m:num>
+                                <m:r>
+                                  <m:rPr>
+                                    <m:sty m:val="p"/>
+                                  </m:rPr>
+                                  <m:t>p</m:t>
+                                </m:r>
+                                <m:r>
+                                  <m:rPr>
+                                    <m:sty m:val="p"/>
+                                  </m:rPr>
+                                  <m:t>(</m:t>
+                                </m:r>
+                                <m:r>
+                                  <m:t>A</m:t>
+                                </m:r>
+                                <m:r>
+                                  <m:rPr>
+                                    <m:sty m:val="p"/>
+                                  </m:rPr>
+                                  <m:t>|</m:t>
+                                </m:r>
+                                <m:r>
+                                  <m:t>B</m:t>
+                                </m:r>
+                                <m:r>
+                                  <m:rPr>
+                                    <m:sty m:val="p"/>
+                                  </m:rPr>
+                                  <m:t>,</m:t>
+                                </m:r>
+                                <m:r>
+                                  <m:t>C</m:t>
+                                </m:r>
+                                <m:r>
+                                  <m:rPr>
+                                    <m:sty m:val="p"/>
+                                  </m:rPr>
+                                  <m:t>)</m:t>
+                                </m:r>
+                              </m:num>
+                              <m:den>
+                                <m:r>
+                                  <m:rPr>
+                                    <m:sty m:val="p"/>
+                                  </m:rPr>
+                                  <m:t>p</m:t>
+                                </m:r>
+                                <m:r>
+                                  <m:rPr>
+                                    <m:sty m:val="p"/>
+                                  </m:rPr>
+                                  <m:t>(</m:t>
+                                </m:r>
+                                <m:r>
+                                  <m:rPr>
+                                    <m:sty m:val="p"/>
+                                  </m:rPr>
+                                  <m:t>¬</m:t>
+                                </m:r>
+                                <m:r>
+                                  <m:t>A</m:t>
+                                </m:r>
+                                <m:r>
+                                  <m:rPr>
+                                    <m:sty m:val="p"/>
+                                  </m:rPr>
+                                  <m:t>|</m:t>
+                                </m:r>
+                                <m:r>
+                                  <m:t>B</m:t>
+                                </m:r>
+                                <m:r>
+                                  <m:rPr>
+                                    <m:sty m:val="p"/>
+                                  </m:rPr>
+                                  <m:t>,</m:t>
+                                </m:r>
+                                <m:r>
+                                  <m:t>C</m:t>
+                                </m:r>
+                                <m:r>
+                                  <m:rPr>
+                                    <m:sty m:val="p"/>
+                                  </m:rPr>
+                                  <m:t>)</m:t>
+                                </m:r>
+                              </m:den>
+                            </m:f>
+                          </m:e>
+                        </m:d>
+                        <m:r>
+                          <m:t>​</m:t>
+                        </m:r>
+                      </m:num>
+                      <m:den>
+                        <m:r>
+                          <m:t>​</m:t>
+                        </m:r>
+                        <m:d>
+                          <m:dPr>
+                            <m:begChr m:val="("/>
+                            <m:sepChr m:val=""/>
+                            <m:endChr m:val=")"/>
+                            <m:grow/>
+                          </m:dPr>
+                          <m:e>
+                            <m:f>
+                              <m:fPr>
+                                <m:type m:val="bar"/>
+                              </m:fPr>
+                              <m:num>
+                                <m:r>
+                                  <m:rPr>
+                                    <m:sty m:val="p"/>
+                                  </m:rPr>
+                                  <m:t>p</m:t>
+                                </m:r>
+                                <m:r>
+                                  <m:rPr>
+                                    <m:sty m:val="p"/>
+                                  </m:rPr>
+                                  <m:t>(</m:t>
+                                </m:r>
+                                <m:r>
+                                  <m:t>A</m:t>
+                                </m:r>
+                                <m:r>
+                                  <m:rPr>
+                                    <m:sty m:val="p"/>
+                                  </m:rPr>
+                                  <m:t>|</m:t>
+                                </m:r>
+                                <m:r>
+                                  <m:rPr>
+                                    <m:sty m:val="p"/>
+                                  </m:rPr>
+                                  <m:t>¬</m:t>
+                                </m:r>
+                                <m:r>
+                                  <m:t>B</m:t>
+                                </m:r>
+                                <m:r>
+                                  <m:rPr>
+                                    <m:sty m:val="p"/>
+                                  </m:rPr>
+                                  <m:t>,</m:t>
+                                </m:r>
+                                <m:r>
+                                  <m:t>C</m:t>
+                                </m:r>
+                                <m:r>
+                                  <m:rPr>
+                                    <m:sty m:val="p"/>
+                                  </m:rPr>
+                                  <m:t>)</m:t>
+                                </m:r>
+                              </m:num>
+                              <m:den>
+                                <m:r>
+                                  <m:rPr>
+                                    <m:sty m:val="p"/>
+                                  </m:rPr>
+                                  <m:t>p</m:t>
+                                </m:r>
+                                <m:r>
+                                  <m:rPr>
+                                    <m:sty m:val="p"/>
+                                  </m:rPr>
+                                  <m:t>(</m:t>
+                                </m:r>
+                                <m:r>
+                                  <m:rPr>
+                                    <m:sty m:val="p"/>
+                                  </m:rPr>
+                                  <m:t>¬</m:t>
+                                </m:r>
+                                <m:r>
+                                  <m:t>A</m:t>
+                                </m:r>
+                                <m:r>
+                                  <m:rPr>
+                                    <m:sty m:val="p"/>
+                                  </m:rPr>
+                                  <m:t>|</m:t>
+                                </m:r>
+                                <m:r>
+                                  <m:rPr>
+                                    <m:sty m:val="p"/>
+                                  </m:rPr>
+                                  <m:t>¬</m:t>
+                                </m:r>
+                                <m:r>
+                                  <m:t>B</m:t>
+                                </m:r>
+                                <m:r>
+                                  <m:rPr>
+                                    <m:sty m:val="p"/>
+                                  </m:rPr>
+                                  <m:t>,</m:t>
+                                </m:r>
+                                <m:r>
+                                  <m:t>C</m:t>
+                                </m:r>
+                                <m:r>
+                                  <m:rPr>
+                                    <m:sty m:val="p"/>
+                                  </m:rPr>
+                                  <m:t>)</m:t>
+                                </m:r>
+                              </m:den>
+                            </m:f>
+                          </m:e>
+                        </m:d>
+                        <m:r>
+                          <m:t>​</m:t>
+                        </m:r>
+                      </m:den>
+                    </m:f>
+                    <m:r>
+                      <m:t>&amp;</m:t>
+                    </m:r>
+                    <m:r>
+                      <m:t>&amp;</m:t>
+                    </m:r>
+                    <m:r>
+                      <m:rPr>
+                        <m:nor/>
+                        <m:sty m:val="p"/>
+                      </m:rPr>
+                      <m:t>(definition of conditional odds)</m:t>
+                    </m:r>
+                  </m:e>
+                  <m:e>
+                    <m:r>
+                      <m:t>&amp;</m:t>
+                    </m:r>
+                    <m:r>
+                      <m:rPr>
+                        <m:sty m:val="p"/>
+                      </m:rPr>
+                      <m:t>=</m:t>
+                    </m:r>
+                    <m:r>
+                      <m:t>​</m:t>
+                    </m:r>
+                    <m:d>
+                      <m:dPr>
+                        <m:begChr m:val="("/>
+                        <m:sepChr m:val=""/>
+                        <m:endChr m:val=")"/>
+                        <m:grow/>
+                      </m:dPr>
+                      <m:e>
+                        <m:f>
+                          <m:fPr>
+                            <m:type m:val="bar"/>
+                          </m:fPr>
+                          <m:num>
+                            <m:r>
+                              <m:rPr>
+                                <m:sty m:val="p"/>
+                              </m:rPr>
+                              <m:t>p</m:t>
+                            </m:r>
+                            <m:r>
+                              <m:rPr>
+                                <m:sty m:val="p"/>
+                              </m:rPr>
+                              <m:t>(</m:t>
+                            </m:r>
+                            <m:r>
+                              <m:t>A</m:t>
+                            </m:r>
+                            <m:r>
+                              <m:rPr>
+                                <m:sty m:val="p"/>
+                              </m:rPr>
+                              <m:t>|</m:t>
+                            </m:r>
+                            <m:r>
+                              <m:t>B</m:t>
+                            </m:r>
+                            <m:r>
+                              <m:rPr>
+                                <m:sty m:val="p"/>
+                              </m:rPr>
+                              <m:t>,</m:t>
+                            </m:r>
+                            <m:r>
+                              <m:t>C</m:t>
+                            </m:r>
+                            <m:r>
+                              <m:rPr>
+                                <m:sty m:val="p"/>
+                              </m:rPr>
+                              <m:t>)</m:t>
+                            </m:r>
+                          </m:num>
+                          <m:den>
+                            <m:r>
+                              <m:rPr>
+                                <m:sty m:val="p"/>
+                              </m:rPr>
+                              <m:t>p</m:t>
+                            </m:r>
+                            <m:r>
+                              <m:rPr>
+                                <m:sty m:val="p"/>
+                              </m:rPr>
+                              <m:t>(</m:t>
+                            </m:r>
+                            <m:r>
+                              <m:rPr>
+                                <m:sty m:val="p"/>
+                              </m:rPr>
+                              <m:t>¬</m:t>
+                            </m:r>
+                            <m:r>
+                              <m:t>A</m:t>
+                            </m:r>
+                            <m:r>
+                              <m:rPr>
+                                <m:sty m:val="p"/>
+                              </m:rPr>
+                              <m:t>|</m:t>
+                            </m:r>
+                            <m:r>
+                              <m:t>B</m:t>
+                            </m:r>
+                            <m:r>
+                              <m:rPr>
+                                <m:sty m:val="p"/>
+                              </m:rPr>
+                              <m:t>,</m:t>
+                            </m:r>
+                            <m:r>
+                              <m:t>C</m:t>
+                            </m:r>
+                            <m:r>
+                              <m:rPr>
+                                <m:sty m:val="p"/>
+                              </m:rPr>
+                              <m:t>)</m:t>
+                            </m:r>
+                          </m:den>
+                        </m:f>
+                      </m:e>
+                    </m:d>
+                    <m:r>
+                      <m:t>​</m:t>
+                    </m:r>
+                    <m:sSup>
+                      <m:e>
+                        <m:r>
+                          <m:t>​</m:t>
+                        </m:r>
+                        <m:d>
+                          <m:dPr>
+                            <m:begChr m:val="("/>
+                            <m:sepChr m:val=""/>
+                            <m:endChr m:val=")"/>
+                            <m:grow/>
+                          </m:dPr>
+                          <m:e>
+                            <m:f>
+                              <m:fPr>
+                                <m:type m:val="bar"/>
+                              </m:fPr>
+                              <m:num>
+                                <m:r>
+                                  <m:rPr>
+                                    <m:sty m:val="p"/>
+                                  </m:rPr>
+                                  <m:t>p</m:t>
+                                </m:r>
+                                <m:r>
+                                  <m:rPr>
+                                    <m:sty m:val="p"/>
+                                  </m:rPr>
+                                  <m:t>(</m:t>
+                                </m:r>
+                                <m:r>
+                                  <m:t>A</m:t>
+                                </m:r>
+                                <m:r>
+                                  <m:rPr>
+                                    <m:sty m:val="p"/>
+                                  </m:rPr>
+                                  <m:t>|</m:t>
+                                </m:r>
+                                <m:r>
+                                  <m:rPr>
+                                    <m:sty m:val="p"/>
+                                  </m:rPr>
+                                  <m:t>¬</m:t>
+                                </m:r>
+                                <m:r>
+                                  <m:t>B</m:t>
+                                </m:r>
+                                <m:r>
+                                  <m:rPr>
+                                    <m:sty m:val="p"/>
+                                  </m:rPr>
+                                  <m:t>,</m:t>
+                                </m:r>
+                                <m:r>
+                                  <m:t>C</m:t>
+                                </m:r>
+                                <m:r>
+                                  <m:rPr>
+                                    <m:sty m:val="p"/>
+                                  </m:rPr>
+                                  <m:t>)</m:t>
+                                </m:r>
+                              </m:num>
+                              <m:den>
+                                <m:r>
+                                  <m:rPr>
+                                    <m:sty m:val="p"/>
+                                  </m:rPr>
+                                  <m:t>p</m:t>
+                                </m:r>
+                                <m:r>
+                                  <m:rPr>
+                                    <m:sty m:val="p"/>
+                                  </m:rPr>
+                                  <m:t>(</m:t>
+                                </m:r>
+                                <m:r>
+                                  <m:rPr>
+                                    <m:sty m:val="p"/>
+                                  </m:rPr>
+                                  <m:t>¬</m:t>
+                                </m:r>
+                                <m:r>
+                                  <m:t>A</m:t>
+                                </m:r>
+                                <m:r>
+                                  <m:rPr>
+                                    <m:sty m:val="p"/>
+                                  </m:rPr>
+                                  <m:t>|</m:t>
+                                </m:r>
+                                <m:r>
+                                  <m:rPr>
+                                    <m:sty m:val="p"/>
+                                  </m:rPr>
+                                  <m:t>¬</m:t>
+                                </m:r>
+                                <m:r>
+                                  <m:t>B</m:t>
+                                </m:r>
+                                <m:r>
+                                  <m:rPr>
+                                    <m:sty m:val="p"/>
+                                  </m:rPr>
+                                  <m:t>,</m:t>
+                                </m:r>
+                                <m:r>
+                                  <m:t>C</m:t>
+                                </m:r>
+                                <m:r>
+                                  <m:rPr>
+                                    <m:sty m:val="p"/>
+                                  </m:rPr>
+                                  <m:t>)</m:t>
+                                </m:r>
+                              </m:den>
+                            </m:f>
+                          </m:e>
+                        </m:d>
+                        <m:r>
+                          <m:t>​</m:t>
+                        </m:r>
+                      </m:e>
+                      <m:sup>
+                        <m:r>
+                          <m:rPr>
+                            <m:sty m:val="p"/>
+                          </m:rPr>
+                          <m:t>−</m:t>
+                        </m:r>
+                        <m:r>
+                          <m:t>1</m:t>
+                        </m:r>
+                      </m:sup>
+                    </m:sSup>
+                    <m:r>
+                      <m:t>&amp;</m:t>
+                    </m:r>
+                    <m:r>
+                      <m:t>&amp;</m:t>
+                    </m:r>
+                    <m:r>
+                      <m:rPr>
+                        <m:nor/>
+                        <m:sty m:val="p"/>
+                      </m:rPr>
+                      <m:t>(division is multiplication by the reciprocal)</m:t>
+                    </m:r>
+                  </m:e>
+                  <m:e>
+                    <m:r>
+                      <m:t>&amp;</m:t>
+                    </m:r>
+                    <m:r>
+                      <m:rPr>
+                        <m:sty m:val="p"/>
+                      </m:rPr>
+                      <m:t>=</m:t>
+                    </m:r>
+                    <m:r>
+                      <m:t>​</m:t>
+                    </m:r>
+                    <m:d>
+                      <m:dPr>
+                        <m:begChr m:val="("/>
+                        <m:sepChr m:val=""/>
+                        <m:endChr m:val=")"/>
+                        <m:grow/>
+                      </m:dPr>
+                      <m:e>
+                        <m:f>
+                          <m:fPr>
+                            <m:type m:val="bar"/>
+                          </m:fPr>
+                          <m:num>
+                            <m:r>
+                              <m:rPr>
+                                <m:sty m:val="p"/>
+                              </m:rPr>
+                              <m:t>p</m:t>
+                            </m:r>
+                            <m:r>
+                              <m:rPr>
+                                <m:sty m:val="p"/>
+                              </m:rPr>
+                              <m:t>(</m:t>
+                            </m:r>
+                            <m:r>
+                              <m:t>A</m:t>
+                            </m:r>
+                            <m:r>
+                              <m:rPr>
+                                <m:sty m:val="p"/>
+                              </m:rPr>
+                              <m:t>|</m:t>
+                            </m:r>
+                            <m:r>
+                              <m:t>B</m:t>
+                            </m:r>
+                            <m:r>
+                              <m:rPr>
+                                <m:sty m:val="p"/>
+                              </m:rPr>
+                              <m:t>,</m:t>
+                            </m:r>
+                            <m:r>
+                              <m:t>C</m:t>
+                            </m:r>
+                            <m:r>
+                              <m:rPr>
+                                <m:sty m:val="p"/>
+                              </m:rPr>
+                              <m:t>)</m:t>
+                            </m:r>
+                          </m:num>
+                          <m:den>
+                            <m:r>
+                              <m:rPr>
+                                <m:sty m:val="p"/>
+                              </m:rPr>
+                              <m:t>p</m:t>
+                            </m:r>
+                            <m:r>
+                              <m:rPr>
+                                <m:sty m:val="p"/>
+                              </m:rPr>
+                              <m:t>(</m:t>
+                            </m:r>
+                            <m:r>
+                              <m:rPr>
+                                <m:sty m:val="p"/>
+                              </m:rPr>
+                              <m:t>¬</m:t>
+                            </m:r>
+                            <m:r>
+                              <m:t>A</m:t>
+                            </m:r>
+                            <m:r>
+                              <m:rPr>
+                                <m:sty m:val="p"/>
+                              </m:rPr>
+                              <m:t>|</m:t>
+                            </m:r>
+                            <m:r>
+                              <m:t>B</m:t>
+                            </m:r>
+                            <m:r>
+                              <m:rPr>
+                                <m:sty m:val="p"/>
+                              </m:rPr>
+                              <m:t>,</m:t>
+                            </m:r>
+                            <m:r>
+                              <m:t>C</m:t>
+                            </m:r>
+                            <m:r>
+                              <m:rPr>
+                                <m:sty m:val="p"/>
+                              </m:rPr>
+                              <m:t>)</m:t>
+                            </m:r>
+                          </m:den>
+                        </m:f>
+                      </m:e>
+                    </m:d>
+                    <m:r>
+                      <m:t>​</m:t>
+                    </m:r>
+                    <m:r>
+                      <m:t>​</m:t>
+                    </m:r>
+                    <m:d>
+                      <m:dPr>
+                        <m:begChr m:val="("/>
+                        <m:sepChr m:val=""/>
+                        <m:endChr m:val=")"/>
+                        <m:grow/>
+                      </m:dPr>
+                      <m:e>
+                        <m:f>
+                          <m:fPr>
+                            <m:type m:val="bar"/>
+                          </m:fPr>
+                          <m:num>
+                            <m:r>
+                              <m:rPr>
+                                <m:sty m:val="p"/>
+                              </m:rPr>
+                              <m:t>p</m:t>
+                            </m:r>
+                            <m:r>
+                              <m:rPr>
+                                <m:sty m:val="p"/>
+                              </m:rPr>
+                              <m:t>(</m:t>
+                            </m:r>
+                            <m:r>
+                              <m:rPr>
+                                <m:sty m:val="p"/>
+                              </m:rPr>
+                              <m:t>¬</m:t>
+                            </m:r>
+                            <m:r>
+                              <m:t>A</m:t>
+                            </m:r>
+                            <m:r>
+                              <m:rPr>
+                                <m:sty m:val="p"/>
+                              </m:rPr>
+                              <m:t>|</m:t>
+                            </m:r>
+                            <m:r>
+                              <m:rPr>
+                                <m:sty m:val="p"/>
+                              </m:rPr>
+                              <m:t>¬</m:t>
+                            </m:r>
+                            <m:r>
+                              <m:t>B</m:t>
+                            </m:r>
+                            <m:r>
+                              <m:rPr>
+                                <m:sty m:val="p"/>
+                              </m:rPr>
+                              <m:t>,</m:t>
+                            </m:r>
+                            <m:r>
+                              <m:t>C</m:t>
+                            </m:r>
+                            <m:r>
+                              <m:rPr>
+                                <m:sty m:val="p"/>
+                              </m:rPr>
+                              <m:t>)</m:t>
+                            </m:r>
+                          </m:num>
+                          <m:den>
+                            <m:r>
+                              <m:rPr>
+                                <m:sty m:val="p"/>
+                              </m:rPr>
+                              <m:t>p</m:t>
+                            </m:r>
+                            <m:r>
+                              <m:rPr>
+                                <m:sty m:val="p"/>
+                              </m:rPr>
+                              <m:t>(</m:t>
+                            </m:r>
+                            <m:r>
+                              <m:t>A</m:t>
+                            </m:r>
+                            <m:r>
+                              <m:rPr>
+                                <m:sty m:val="p"/>
+                              </m:rPr>
+                              <m:t>|</m:t>
+                            </m:r>
+                            <m:r>
+                              <m:rPr>
+                                <m:sty m:val="p"/>
+                              </m:rPr>
+                              <m:t>¬</m:t>
+                            </m:r>
+                            <m:r>
+                              <m:t>B</m:t>
+                            </m:r>
+                            <m:r>
+                              <m:rPr>
+                                <m:sty m:val="p"/>
+                              </m:rPr>
+                              <m:t>,</m:t>
+                            </m:r>
+                            <m:r>
+                              <m:t>C</m:t>
+                            </m:r>
+                            <m:r>
+                              <m:rPr>
+                                <m:sty m:val="p"/>
+                              </m:rPr>
+                              <m:t>)</m:t>
+                            </m:r>
+                          </m:den>
+                        </m:f>
+                      </m:e>
+                    </m:d>
+                    <m:r>
+                      <m:t>​</m:t>
+                    </m:r>
+                    <m:r>
+                      <m:t>&amp;</m:t>
+                    </m:r>
+                    <m:r>
+                      <m:t>&amp;</m:t>
+                    </m:r>
+                    <m:r>
+                      <m:rPr>
+                        <m:nor/>
+                        <m:sty m:val="p"/>
+                      </m:rPr>
+                      <m:t>(the reciprocal of a fraction flips it)</m:t>
+                    </m:r>
+                  </m:e>
+                  <m:e>
+                    <m:r>
+                      <m:t>&amp;</m:t>
+                    </m:r>
+                    <m:r>
+                      <m:rPr>
+                        <m:sty m:val="p"/>
+                      </m:rPr>
+                      <m:t>=</m:t>
+                    </m:r>
+                    <m:r>
+                      <m:t>​</m:t>
+                    </m:r>
+                    <m:d>
+                      <m:dPr>
+                        <m:begChr m:val="("/>
+                        <m:sepChr m:val=""/>
+                        <m:endChr m:val=")"/>
+                        <m:grow/>
+                      </m:dPr>
+                      <m:e>
+                        <m:f>
+                          <m:fPr>
+                            <m:type m:val="bar"/>
+                          </m:fPr>
+                          <m:num>
+                            <m:r>
+                              <m:rPr>
+                                <m:sty m:val="p"/>
+                              </m:rPr>
+                              <m:t>p</m:t>
+                            </m:r>
+                            <m:r>
+                              <m:rPr>
+                                <m:sty m:val="p"/>
+                              </m:rPr>
+                              <m:t>(</m:t>
+                            </m:r>
+                            <m:r>
+                              <m:t>A</m:t>
+                            </m:r>
+                            <m:r>
+                              <m:rPr>
+                                <m:sty m:val="p"/>
+                              </m:rPr>
+                              <m:t>|</m:t>
+                            </m:r>
+                            <m:r>
+                              <m:t>B</m:t>
+                            </m:r>
+                            <m:r>
+                              <m:rPr>
+                                <m:sty m:val="p"/>
+                              </m:rPr>
+                              <m:t>,</m:t>
+                            </m:r>
+                            <m:r>
+                              <m:t>C</m:t>
+                            </m:r>
+                            <m:r>
+                              <m:rPr>
+                                <m:sty m:val="p"/>
+                              </m:rPr>
+                              <m:t>)</m:t>
+                            </m:r>
+                          </m:num>
+                          <m:den>
+                            <m:r>
+                              <m:rPr>
+                                <m:sty m:val="p"/>
+                              </m:rPr>
+                              <m:t>p</m:t>
+                            </m:r>
+                            <m:r>
+                              <m:rPr>
+                                <m:sty m:val="p"/>
+                              </m:rPr>
+                              <m:t>(</m:t>
+                            </m:r>
+                            <m:r>
+                              <m:rPr>
+                                <m:sty m:val="p"/>
+                              </m:rPr>
+                              <m:t>¬</m:t>
+                            </m:r>
+                            <m:r>
+                              <m:t>A</m:t>
+                            </m:r>
+                            <m:r>
+                              <m:rPr>
+                                <m:sty m:val="p"/>
+                              </m:rPr>
+                              <m:t>|</m:t>
+                            </m:r>
+                            <m:r>
+                              <m:t>B</m:t>
+                            </m:r>
+                            <m:r>
+                              <m:rPr>
+                                <m:sty m:val="p"/>
+                              </m:rPr>
+                              <m:t>,</m:t>
+                            </m:r>
+                            <m:r>
+                              <m:t>C</m:t>
+                            </m:r>
+                            <m:r>
+                              <m:rPr>
+                                <m:sty m:val="p"/>
+                              </m:rPr>
+                              <m:t>)</m:t>
+                            </m:r>
+                          </m:den>
+                        </m:f>
+                        <m:r>
+                          <m:rPr>
+                            <m:sty m:val="p"/>
+                          </m:rPr>
+                          <m:t>⋅</m:t>
+                        </m:r>
+                        <m:f>
+                          <m:fPr>
+                            <m:type m:val="bar"/>
+                          </m:fPr>
+                          <m:num>
+                            <m:r>
+                              <m:rPr>
+                                <m:sty m:val="p"/>
+                              </m:rPr>
+                              <m:t>p</m:t>
+                            </m:r>
+                            <m:r>
+                              <m:rPr>
+                                <m:sty m:val="p"/>
+                              </m:rPr>
+                              <m:t>(</m:t>
+                            </m:r>
+                            <m:r>
+                              <m:t>B</m:t>
+                            </m:r>
+                            <m:r>
+                              <m:rPr>
+                                <m:sty m:val="p"/>
+                              </m:rPr>
+                              <m:t>∣</m:t>
+                            </m:r>
+                            <m:r>
+                              <m:t>C</m:t>
+                            </m:r>
+                            <m:r>
+                              <m:rPr>
+                                <m:sty m:val="p"/>
+                              </m:rPr>
+                              <m:t>)</m:t>
+                            </m:r>
+                          </m:num>
+                          <m:den>
+                            <m:r>
+                              <m:rPr>
+                                <m:sty m:val="p"/>
+                              </m:rPr>
+                              <m:t>p</m:t>
+                            </m:r>
+                            <m:r>
+                              <m:rPr>
+                                <m:sty m:val="p"/>
+                              </m:rPr>
+                              <m:t>(</m:t>
+                            </m:r>
+                            <m:r>
+                              <m:t>B</m:t>
+                            </m:r>
+                            <m:r>
+                              <m:rPr>
+                                <m:sty m:val="p"/>
+                              </m:rPr>
+                              <m:t>∣</m:t>
+                            </m:r>
+                            <m:r>
+                              <m:t>C</m:t>
+                            </m:r>
+                            <m:r>
+                              <m:rPr>
+                                <m:sty m:val="p"/>
+                              </m:rPr>
+                              <m:t>)</m:t>
+                            </m:r>
+                          </m:den>
+                        </m:f>
+                      </m:e>
+                    </m:d>
+                    <m:r>
+                      <m:t>​</m:t>
+                    </m:r>
+                    <m:r>
+                      <m:t>​</m:t>
+                    </m:r>
+                    <m:d>
+                      <m:dPr>
+                        <m:begChr m:val="("/>
+                        <m:sepChr m:val=""/>
+                        <m:endChr m:val=")"/>
+                        <m:grow/>
+                      </m:dPr>
+                      <m:e>
+                        <m:f>
+                          <m:fPr>
+                            <m:type m:val="bar"/>
+                          </m:fPr>
+                          <m:num>
+                            <m:r>
+                              <m:rPr>
+                                <m:sty m:val="p"/>
+                              </m:rPr>
+                              <m:t>p</m:t>
+                            </m:r>
+                            <m:r>
+                              <m:rPr>
+                                <m:sty m:val="p"/>
+                              </m:rPr>
+                              <m:t>(</m:t>
+                            </m:r>
+                            <m:r>
+                              <m:rPr>
+                                <m:sty m:val="p"/>
+                              </m:rPr>
+                              <m:t>¬</m:t>
+                            </m:r>
+                            <m:r>
+                              <m:t>A</m:t>
+                            </m:r>
+                            <m:r>
+                              <m:rPr>
+                                <m:sty m:val="p"/>
+                              </m:rPr>
+                              <m:t>|</m:t>
+                            </m:r>
+                            <m:r>
+                              <m:rPr>
+                                <m:sty m:val="p"/>
+                              </m:rPr>
+                              <m:t>¬</m:t>
+                            </m:r>
+                            <m:r>
+                              <m:t>B</m:t>
+                            </m:r>
+                            <m:r>
+                              <m:rPr>
+                                <m:sty m:val="p"/>
+                              </m:rPr>
+                              <m:t>,</m:t>
+                            </m:r>
+                            <m:r>
+                              <m:t>C</m:t>
+                            </m:r>
+                            <m:r>
+                              <m:rPr>
+                                <m:sty m:val="p"/>
+                              </m:rPr>
+                              <m:t>)</m:t>
+                            </m:r>
+                          </m:num>
+                          <m:den>
+                            <m:r>
+                              <m:rPr>
+                                <m:sty m:val="p"/>
+                              </m:rPr>
+                              <m:t>p</m:t>
+                            </m:r>
+                            <m:r>
+                              <m:rPr>
+                                <m:sty m:val="p"/>
+                              </m:rPr>
+                              <m:t>(</m:t>
+                            </m:r>
+                            <m:r>
+                              <m:t>A</m:t>
+                            </m:r>
+                            <m:r>
+                              <m:rPr>
+                                <m:sty m:val="p"/>
+                              </m:rPr>
+                              <m:t>|</m:t>
+                            </m:r>
+                            <m:r>
+                              <m:rPr>
+                                <m:sty m:val="p"/>
+                              </m:rPr>
+                              <m:t>¬</m:t>
+                            </m:r>
+                            <m:r>
+                              <m:t>B</m:t>
+                            </m:r>
+                            <m:r>
+                              <m:rPr>
+                                <m:sty m:val="p"/>
+                              </m:rPr>
+                              <m:t>,</m:t>
+                            </m:r>
+                            <m:r>
+                              <m:t>C</m:t>
+                            </m:r>
+                            <m:r>
+                              <m:rPr>
+                                <m:sty m:val="p"/>
+                              </m:rPr>
+                              <m:t>)</m:t>
+                            </m:r>
+                          </m:den>
+                        </m:f>
+                        <m:r>
+                          <m:rPr>
+                            <m:sty m:val="p"/>
+                          </m:rPr>
+                          <m:t>⋅</m:t>
+                        </m:r>
+                        <m:f>
+                          <m:fPr>
+                            <m:type m:val="bar"/>
+                          </m:fPr>
+                          <m:num>
+                            <m:r>
+                              <m:rPr>
+                                <m:sty m:val="p"/>
+                              </m:rPr>
+                              <m:t>p</m:t>
+                            </m:r>
+                            <m:r>
+                              <m:rPr>
+                                <m:sty m:val="p"/>
+                              </m:rPr>
+                              <m:t>(</m:t>
+                            </m:r>
+                            <m:r>
+                              <m:rPr>
+                                <m:sty m:val="p"/>
+                              </m:rPr>
+                              <m:t>¬</m:t>
+                            </m:r>
+                            <m:r>
+                              <m:t>B</m:t>
+                            </m:r>
+                            <m:r>
+                              <m:rPr>
+                                <m:sty m:val="p"/>
+                              </m:rPr>
+                              <m:t>∣</m:t>
+                            </m:r>
+                            <m:r>
+                              <m:t>C</m:t>
+                            </m:r>
+                            <m:r>
+                              <m:rPr>
+                                <m:sty m:val="p"/>
+                              </m:rPr>
+                              <m:t>)</m:t>
+                            </m:r>
+                          </m:num>
+                          <m:den>
+                            <m:r>
+                              <m:rPr>
+                                <m:sty m:val="p"/>
+                              </m:rPr>
+                              <m:t>p</m:t>
+                            </m:r>
+                            <m:r>
+                              <m:rPr>
+                                <m:sty m:val="p"/>
+                              </m:rPr>
+                              <m:t>(</m:t>
+                            </m:r>
+                            <m:r>
+                              <m:rPr>
+                                <m:sty m:val="p"/>
+                              </m:rPr>
+                              <m:t>¬</m:t>
+                            </m:r>
+                            <m:r>
+                              <m:t>B</m:t>
+                            </m:r>
+                            <m:r>
+                              <m:rPr>
+                                <m:sty m:val="p"/>
+                              </m:rPr>
+                              <m:t>∣</m:t>
+                            </m:r>
+                            <m:r>
+                              <m:t>C</m:t>
+                            </m:r>
+                            <m:r>
+                              <m:rPr>
+                                <m:sty m:val="p"/>
+                              </m:rPr>
+                              <m:t>)</m:t>
+                            </m:r>
+                          </m:den>
+                        </m:f>
+                      </m:e>
+                    </m:d>
+                    <m:r>
+                      <m:t>​</m:t>
+                    </m:r>
+                    <m:r>
+                      <m:t>&amp;</m:t>
+                    </m:r>
+                    <m:r>
+                      <m:t>&amp;</m:t>
+                    </m:r>
+                    <m:r>
+                      <m:rPr>
+                        <m:nor/>
+                        <m:sty m:val="p"/>
+                      </m:rPr>
+                      <m:t>(multiply each factor by 1)</m:t>
+                    </m:r>
+                  </m:e>
+                  <m:e>
+                    <m:r>
+                      <m:t>&amp;</m:t>
+                    </m:r>
+                    <m:r>
+                      <m:rPr>
+                        <m:sty m:val="p"/>
+                      </m:rPr>
+                      <m:t>=</m:t>
+                    </m:r>
+                    <m:r>
+                      <m:t>​</m:t>
+                    </m:r>
+                    <m:d>
+                      <m:dPr>
+                        <m:begChr m:val="("/>
+                        <m:sepChr m:val=""/>
+                        <m:endChr m:val=")"/>
+                        <m:grow/>
+                      </m:dPr>
+                      <m:e>
+                        <m:f>
+                          <m:fPr>
+                            <m:type m:val="bar"/>
+                          </m:fPr>
+                          <m:num>
+                            <m:r>
+                              <m:rPr>
+                                <m:sty m:val="p"/>
+                              </m:rPr>
+                              <m:t>p</m:t>
+                            </m:r>
+                            <m:r>
+                              <m:rPr>
+                                <m:sty m:val="p"/>
+                              </m:rPr>
+                              <m:t>(</m:t>
+                            </m:r>
+                            <m:r>
+                              <m:t>A</m:t>
+                            </m:r>
+                            <m:r>
+                              <m:rPr>
+                                <m:sty m:val="p"/>
+                              </m:rPr>
+                              <m:t>,</m:t>
+                            </m:r>
+                            <m:r>
+                              <m:t>B</m:t>
+                            </m:r>
+                            <m:r>
+                              <m:rPr>
+                                <m:sty m:val="p"/>
+                              </m:rPr>
+                              <m:t>∣</m:t>
+                            </m:r>
+                            <m:r>
+                              <m:t>C</m:t>
+                            </m:r>
+                            <m:r>
+                              <m:rPr>
+                                <m:sty m:val="p"/>
+                              </m:rPr>
+                              <m:t>)</m:t>
+                            </m:r>
+                          </m:num>
+                          <m:den>
+                            <m:r>
+                              <m:rPr>
+                                <m:sty m:val="p"/>
+                              </m:rPr>
+                              <m:t>p</m:t>
+                            </m:r>
+                            <m:r>
+                              <m:rPr>
+                                <m:sty m:val="p"/>
+                              </m:rPr>
+                              <m:t>(</m:t>
+                            </m:r>
+                            <m:r>
+                              <m:rPr>
+                                <m:sty m:val="p"/>
+                              </m:rPr>
+                              <m:t>¬</m:t>
+                            </m:r>
+                            <m:r>
+                              <m:t>A</m:t>
+                            </m:r>
+                            <m:r>
+                              <m:rPr>
+                                <m:sty m:val="p"/>
+                              </m:rPr>
+                              <m:t>,</m:t>
+                            </m:r>
+                            <m:r>
+                              <m:t>B</m:t>
+                            </m:r>
+                            <m:r>
+                              <m:rPr>
+                                <m:sty m:val="p"/>
+                              </m:rPr>
+                              <m:t>∣</m:t>
+                            </m:r>
+                            <m:r>
+                              <m:t>C</m:t>
+                            </m:r>
+                            <m:r>
+                              <m:rPr>
+                                <m:sty m:val="p"/>
+                              </m:rPr>
+                              <m:t>)</m:t>
+                            </m:r>
+                          </m:den>
+                        </m:f>
+                      </m:e>
+                    </m:d>
+                    <m:r>
+                      <m:t>​</m:t>
+                    </m:r>
+                    <m:r>
+                      <m:t>​</m:t>
+                    </m:r>
+                    <m:d>
+                      <m:dPr>
+                        <m:begChr m:val="("/>
+                        <m:sepChr m:val=""/>
+                        <m:endChr m:val=")"/>
+                        <m:grow/>
+                      </m:dPr>
+                      <m:e>
+                        <m:f>
+                          <m:fPr>
+                            <m:type m:val="bar"/>
+                          </m:fPr>
+                          <m:num>
+                            <m:r>
+                              <m:rPr>
+                                <m:sty m:val="p"/>
+                              </m:rPr>
+                              <m:t>p</m:t>
+                            </m:r>
+                            <m:r>
+                              <m:rPr>
+                                <m:sty m:val="p"/>
+                              </m:rPr>
+                              <m:t>(</m:t>
+                            </m:r>
+                            <m:r>
+                              <m:rPr>
+                                <m:sty m:val="p"/>
+                              </m:rPr>
+                              <m:t>¬</m:t>
+                            </m:r>
+                            <m:r>
+                              <m:t>A</m:t>
+                            </m:r>
+                            <m:r>
+                              <m:rPr>
+                                <m:sty m:val="p"/>
+                              </m:rPr>
+                              <m:t>,</m:t>
+                            </m:r>
+                            <m:r>
+                              <m:rPr>
+                                <m:sty m:val="p"/>
+                              </m:rPr>
+                              <m:t>¬</m:t>
+                            </m:r>
+                            <m:r>
+                              <m:t>B</m:t>
+                            </m:r>
+                            <m:r>
+                              <m:rPr>
+                                <m:sty m:val="p"/>
+                              </m:rPr>
+                              <m:t>∣</m:t>
+                            </m:r>
+                            <m:r>
+                              <m:t>C</m:t>
+                            </m:r>
+                            <m:r>
+                              <m:rPr>
+                                <m:sty m:val="p"/>
+                              </m:rPr>
+                              <m:t>)</m:t>
+                            </m:r>
+                          </m:num>
+                          <m:den>
+                            <m:r>
+                              <m:rPr>
+                                <m:sty m:val="p"/>
+                              </m:rPr>
+                              <m:t>p</m:t>
+                            </m:r>
+                            <m:r>
+                              <m:rPr>
+                                <m:sty m:val="p"/>
+                              </m:rPr>
+                              <m:t>(</m:t>
+                            </m:r>
+                            <m:r>
+                              <m:t>A</m:t>
+                            </m:r>
+                            <m:r>
+                              <m:rPr>
+                                <m:sty m:val="p"/>
+                              </m:rPr>
+                              <m:t>,</m:t>
+                            </m:r>
+                            <m:r>
+                              <m:rPr>
+                                <m:sty m:val="p"/>
+                              </m:rPr>
+                              <m:t>¬</m:t>
+                            </m:r>
+                            <m:r>
+                              <m:t>B</m:t>
+                            </m:r>
+                            <m:r>
+                              <m:rPr>
+                                <m:sty m:val="p"/>
+                              </m:rPr>
+                              <m:t>∣</m:t>
+                            </m:r>
+                            <m:r>
+                              <m:t>C</m:t>
+                            </m:r>
+                            <m:r>
+                              <m:rPr>
+                                <m:sty m:val="p"/>
+                              </m:rPr>
+                              <m:t>)</m:t>
+                            </m:r>
+                          </m:den>
+                        </m:f>
+                      </m:e>
+                    </m:d>
+                    <m:r>
+                      <m:t>​</m:t>
+                    </m:r>
+                    <m:r>
+                      <m:t>&amp;</m:t>
+                    </m:r>
+                    <m:r>
+                      <m:t>&amp;</m:t>
+                    </m:r>
+                    <m:r>
+                      <m:rPr>
+                        <m:nor/>
+                        <m:sty m:val="p"/>
+                      </m:rPr>
+                      <m:t>(law of conditional probability, in each of the four terms)</m:t>
+                    </m:r>
+                  </m:e>
+                  <m:e>
+                    <m:r>
+                      <m:t>&amp;</m:t>
+                    </m:r>
+                    <m:r>
+                      <m:rPr>
+                        <m:sty m:val="p"/>
+                      </m:rPr>
+                      <m:t>=</m:t>
+                    </m:r>
+                    <m:r>
+                      <m:t>​</m:t>
+                    </m:r>
+                    <m:d>
+                      <m:dPr>
+                        <m:begChr m:val="("/>
+                        <m:sepChr m:val=""/>
+                        <m:endChr m:val=")"/>
+                        <m:grow/>
+                      </m:dPr>
+                      <m:e>
+                        <m:f>
+                          <m:fPr>
+                            <m:type m:val="bar"/>
+                          </m:fPr>
+                          <m:num>
+                            <m:r>
+                              <m:rPr>
+                                <m:sty m:val="p"/>
+                              </m:rPr>
+                              <m:t>p</m:t>
+                            </m:r>
+                            <m:r>
+                              <m:rPr>
+                                <m:sty m:val="p"/>
+                              </m:rPr>
+                              <m:t>(</m:t>
+                            </m:r>
+                            <m:r>
+                              <m:t>B</m:t>
+                            </m:r>
+                            <m:r>
+                              <m:rPr>
+                                <m:sty m:val="p"/>
+                              </m:rPr>
+                              <m:t>,</m:t>
+                            </m:r>
+                            <m:r>
+                              <m:t>A</m:t>
+                            </m:r>
+                            <m:r>
+                              <m:rPr>
+                                <m:sty m:val="p"/>
+                              </m:rPr>
+                              <m:t>∣</m:t>
+                            </m:r>
+                            <m:r>
+                              <m:t>C</m:t>
+                            </m:r>
+                            <m:r>
+                              <m:rPr>
+                                <m:sty m:val="p"/>
+                              </m:rPr>
+                              <m:t>)</m:t>
+                            </m:r>
+                          </m:num>
+                          <m:den>
+                            <m:r>
+                              <m:rPr>
+                                <m:sty m:val="p"/>
+                              </m:rPr>
+                              <m:t>p</m:t>
+                            </m:r>
+                            <m:r>
+                              <m:rPr>
+                                <m:sty m:val="p"/>
+                              </m:rPr>
+                              <m:t>(</m:t>
+                            </m:r>
+                            <m:r>
+                              <m:t>B</m:t>
+                            </m:r>
+                            <m:r>
+                              <m:rPr>
+                                <m:sty m:val="p"/>
+                              </m:rPr>
+                              <m:t>,</m:t>
+                            </m:r>
+                            <m:r>
+                              <m:rPr>
+                                <m:sty m:val="p"/>
+                              </m:rPr>
+                              <m:t>¬</m:t>
+                            </m:r>
+                            <m:r>
+                              <m:t>A</m:t>
+                            </m:r>
+                            <m:r>
+                              <m:rPr>
+                                <m:sty m:val="p"/>
+                              </m:rPr>
+                              <m:t>∣</m:t>
+                            </m:r>
+                            <m:r>
+                              <m:t>C</m:t>
+                            </m:r>
+                            <m:r>
+                              <m:rPr>
+                                <m:sty m:val="p"/>
+                              </m:rPr>
+                              <m:t>)</m:t>
+                            </m:r>
+                          </m:den>
+                        </m:f>
+                      </m:e>
+                    </m:d>
+                    <m:r>
+                      <m:t>​</m:t>
+                    </m:r>
+                    <m:r>
+                      <m:t>​</m:t>
+                    </m:r>
+                    <m:d>
+                      <m:dPr>
+                        <m:begChr m:val="("/>
+                        <m:sepChr m:val=""/>
+                        <m:endChr m:val=")"/>
+                        <m:grow/>
+                      </m:dPr>
+                      <m:e>
+                        <m:f>
+                          <m:fPr>
+                            <m:type m:val="bar"/>
+                          </m:fPr>
+                          <m:num>
+                            <m:r>
+                              <m:rPr>
+                                <m:sty m:val="p"/>
+                              </m:rPr>
+                              <m:t>p</m:t>
+                            </m:r>
+                            <m:r>
+                              <m:rPr>
+                                <m:sty m:val="p"/>
+                              </m:rPr>
+                              <m:t>(</m:t>
+                            </m:r>
+                            <m:r>
+                              <m:rPr>
+                                <m:sty m:val="p"/>
+                              </m:rPr>
+                              <m:t>¬</m:t>
+                            </m:r>
+                            <m:r>
+                              <m:t>B</m:t>
+                            </m:r>
+                            <m:r>
+                              <m:rPr>
+                                <m:sty m:val="p"/>
+                              </m:rPr>
+                              <m:t>,</m:t>
+                            </m:r>
+                            <m:r>
+                              <m:rPr>
+                                <m:sty m:val="p"/>
+                              </m:rPr>
+                              <m:t>¬</m:t>
+                            </m:r>
+                            <m:r>
+                              <m:t>A</m:t>
+                            </m:r>
+                            <m:r>
+                              <m:rPr>
+                                <m:sty m:val="p"/>
+                              </m:rPr>
+                              <m:t>∣</m:t>
+                            </m:r>
+                            <m:r>
+                              <m:t>C</m:t>
+                            </m:r>
+                            <m:r>
+                              <m:rPr>
+                                <m:sty m:val="p"/>
+                              </m:rPr>
+                              <m:t>)</m:t>
+                            </m:r>
+                          </m:num>
+                          <m:den>
+                            <m:r>
+                              <m:rPr>
+                                <m:sty m:val="p"/>
+                              </m:rPr>
+                              <m:t>p</m:t>
+                            </m:r>
+                            <m:r>
+                              <m:rPr>
+                                <m:sty m:val="p"/>
+                              </m:rPr>
+                              <m:t>(</m:t>
+                            </m:r>
+                            <m:r>
+                              <m:rPr>
+                                <m:sty m:val="p"/>
+                              </m:rPr>
+                              <m:t>¬</m:t>
+                            </m:r>
+                            <m:r>
+                              <m:t>B</m:t>
+                            </m:r>
+                            <m:r>
+                              <m:rPr>
+                                <m:sty m:val="p"/>
+                              </m:rPr>
+                              <m:t>,</m:t>
+                            </m:r>
+                            <m:r>
+                              <m:t>A</m:t>
+                            </m:r>
+                            <m:r>
+                              <m:rPr>
+                                <m:sty m:val="p"/>
+                              </m:rPr>
+                              <m:t>∣</m:t>
+                            </m:r>
+                            <m:r>
+                              <m:t>C</m:t>
+                            </m:r>
+                            <m:r>
+                              <m:rPr>
+                                <m:sty m:val="p"/>
+                              </m:rPr>
+                              <m:t>)</m:t>
+                            </m:r>
+                          </m:den>
+                        </m:f>
+                      </m:e>
+                    </m:d>
+                    <m:r>
+                      <m:t>​</m:t>
+                    </m:r>
+                    <m:r>
+                      <m:t>&amp;</m:t>
+                    </m:r>
+                    <m:r>
+                      <m:t>&amp;</m:t>
+                    </m:r>
+                    <m:r>
+                      <m:rPr>
+                        <m:nor/>
+                        <m:sty m:val="p"/>
+                      </m:rPr>
+                      <m:t>(joint probabilities are symmetric in their arguments)</m:t>
+                    </m:r>
+                  </m:e>
+                  <m:e>
+                    <m:r>
+                      <m:t>&amp;</m:t>
+                    </m:r>
+                    <m:r>
+                      <m:rPr>
+                        <m:sty m:val="p"/>
+                      </m:rPr>
+                      <m:t>=</m:t>
+                    </m:r>
+                    <m:r>
+                      <m:t>​</m:t>
+                    </m:r>
+                    <m:d>
+                      <m:dPr>
+                        <m:begChr m:val="("/>
+                        <m:sepChr m:val=""/>
+                        <m:endChr m:val=")"/>
+                        <m:grow/>
+                      </m:dPr>
+                      <m:e>
+                        <m:f>
+                          <m:fPr>
+                            <m:type m:val="bar"/>
+                          </m:fPr>
+                          <m:num>
+                            <m:r>
+                              <m:rPr>
+                                <m:sty m:val="p"/>
+                              </m:rPr>
+                              <m:t>p</m:t>
+                            </m:r>
+                            <m:r>
+                              <m:rPr>
+                                <m:sty m:val="p"/>
+                              </m:rPr>
+                              <m:t>(</m:t>
+                            </m:r>
+                            <m:r>
+                              <m:t>B</m:t>
+                            </m:r>
+                            <m:r>
+                              <m:rPr>
+                                <m:sty m:val="p"/>
+                              </m:rPr>
+                              <m:t>,</m:t>
+                            </m:r>
+                            <m:r>
+                              <m:t>A</m:t>
+                            </m:r>
+                            <m:r>
+                              <m:rPr>
+                                <m:sty m:val="p"/>
+                              </m:rPr>
+                              <m:t>∣</m:t>
+                            </m:r>
+                            <m:r>
+                              <m:t>C</m:t>
+                            </m:r>
+                            <m:r>
+                              <m:rPr>
+                                <m:sty m:val="p"/>
+                              </m:rPr>
+                              <m:t>)</m:t>
+                            </m:r>
+                          </m:num>
+                          <m:den>
+                            <m:r>
+                              <m:rPr>
+                                <m:sty m:val="p"/>
+                              </m:rPr>
+                              <m:t>p</m:t>
+                            </m:r>
+                            <m:r>
+                              <m:rPr>
+                                <m:sty m:val="p"/>
+                              </m:rPr>
+                              <m:t>(</m:t>
+                            </m:r>
+                            <m:r>
+                              <m:rPr>
+                                <m:sty m:val="p"/>
+                              </m:rPr>
+                              <m:t>¬</m:t>
+                            </m:r>
+                            <m:r>
+                              <m:t>B</m:t>
+                            </m:r>
+                            <m:r>
+                              <m:rPr>
+                                <m:sty m:val="p"/>
+                              </m:rPr>
+                              <m:t>,</m:t>
+                            </m:r>
+                            <m:r>
+                              <m:t>A</m:t>
+                            </m:r>
+                            <m:r>
+                              <m:rPr>
+                                <m:sty m:val="p"/>
+                              </m:rPr>
+                              <m:t>∣</m:t>
+                            </m:r>
+                            <m:r>
+                              <m:t>C</m:t>
+                            </m:r>
+                            <m:r>
+                              <m:rPr>
+                                <m:sty m:val="p"/>
+                              </m:rPr>
+                              <m:t>)</m:t>
+                            </m:r>
+                          </m:den>
+                        </m:f>
+                      </m:e>
+                    </m:d>
+                    <m:r>
+                      <m:t>​</m:t>
+                    </m:r>
+                    <m:r>
+                      <m:t>​</m:t>
+                    </m:r>
+                    <m:d>
+                      <m:dPr>
+                        <m:begChr m:val="("/>
+                        <m:sepChr m:val=""/>
+                        <m:endChr m:val=")"/>
+                        <m:grow/>
+                      </m:dPr>
+                      <m:e>
+                        <m:f>
+                          <m:fPr>
+                            <m:type m:val="bar"/>
+                          </m:fPr>
+                          <m:num>
+                            <m:r>
+                              <m:rPr>
+                                <m:sty m:val="p"/>
+                              </m:rPr>
+                              <m:t>p</m:t>
+                            </m:r>
+                            <m:r>
+                              <m:rPr>
+                                <m:sty m:val="p"/>
+                              </m:rPr>
+                              <m:t>(</m:t>
+                            </m:r>
+                            <m:r>
+                              <m:rPr>
+                                <m:sty m:val="p"/>
+                              </m:rPr>
+                              <m:t>¬</m:t>
+                            </m:r>
+                            <m:r>
+                              <m:t>B</m:t>
+                            </m:r>
+                            <m:r>
+                              <m:rPr>
+                                <m:sty m:val="p"/>
+                              </m:rPr>
+                              <m:t>,</m:t>
+                            </m:r>
+                            <m:r>
+                              <m:rPr>
+                                <m:sty m:val="p"/>
+                              </m:rPr>
+                              <m:t>¬</m:t>
+                            </m:r>
+                            <m:r>
+                              <m:t>A</m:t>
+                            </m:r>
+                            <m:r>
+                              <m:rPr>
+                                <m:sty m:val="p"/>
+                              </m:rPr>
+                              <m:t>∣</m:t>
+                            </m:r>
+                            <m:r>
+                              <m:t>C</m:t>
+                            </m:r>
+                            <m:r>
+                              <m:rPr>
+                                <m:sty m:val="p"/>
+                              </m:rPr>
+                              <m:t>)</m:t>
+                            </m:r>
+                          </m:num>
+                          <m:den>
+                            <m:r>
+                              <m:rPr>
+                                <m:sty m:val="p"/>
+                              </m:rPr>
+                              <m:t>p</m:t>
+                            </m:r>
+                            <m:r>
+                              <m:rPr>
+                                <m:sty m:val="p"/>
+                              </m:rPr>
+                              <m:t>(</m:t>
+                            </m:r>
+                            <m:r>
+                              <m:t>B</m:t>
+                            </m:r>
+                            <m:r>
+                              <m:rPr>
+                                <m:sty m:val="p"/>
+                              </m:rPr>
+                              <m:t>,</m:t>
+                            </m:r>
+                            <m:r>
+                              <m:rPr>
+                                <m:sty m:val="p"/>
+                              </m:rPr>
+                              <m:t>¬</m:t>
+                            </m:r>
+                            <m:r>
+                              <m:t>A</m:t>
+                            </m:r>
+                            <m:r>
+                              <m:rPr>
+                                <m:sty m:val="p"/>
+                              </m:rPr>
+                              <m:t>∣</m:t>
+                            </m:r>
+                            <m:r>
+                              <m:t>C</m:t>
+                            </m:r>
+                            <m:r>
+                              <m:rPr>
+                                <m:sty m:val="p"/>
+                              </m:rPr>
+                              <m:t>)</m:t>
+                            </m:r>
+                          </m:den>
+                        </m:f>
+                      </m:e>
+                    </m:d>
+                    <m:r>
+                      <m:t>​</m:t>
+                    </m:r>
+                    <m:r>
+                      <m:t>&amp;</m:t>
+                    </m:r>
+                    <m:r>
+                      <m:t>&amp;</m:t>
+                    </m:r>
+                    <m:r>
+                      <m:rPr>
+                        <m:nor/>
+                        <m:sty m:val="p"/>
+                      </m:rPr>
+                      <m:t>(swap the two highlighted denominators)</m:t>
+                    </m:r>
+                  </m:e>
+                  <m:e>
+                    <m:r>
+                      <m:t>&amp;</m:t>
+                    </m:r>
+                    <m:r>
+                      <m:rPr>
+                        <m:sty m:val="p"/>
+                      </m:rPr>
+                      <m:t>=</m:t>
+                    </m:r>
+                    <m:r>
+                      <m:t>​</m:t>
+                    </m:r>
+                    <m:d>
+                      <m:dPr>
+                        <m:begChr m:val="("/>
+                        <m:sepChr m:val=""/>
+                        <m:endChr m:val=")"/>
+                        <m:grow/>
+                      </m:dPr>
+                      <m:e>
+                        <m:f>
+                          <m:fPr>
+                            <m:type m:val="bar"/>
+                          </m:fPr>
+                          <m:num>
+                            <m:r>
+                              <m:rPr>
+                                <m:sty m:val="p"/>
+                              </m:rPr>
+                              <m:t>p</m:t>
+                            </m:r>
+                            <m:r>
+                              <m:rPr>
+                                <m:sty m:val="p"/>
+                              </m:rPr>
+                              <m:t>(</m:t>
+                            </m:r>
+                            <m:r>
+                              <m:t>B</m:t>
+                            </m:r>
+                            <m:r>
+                              <m:rPr>
+                                <m:sty m:val="p"/>
+                              </m:rPr>
+                              <m:t>,</m:t>
+                            </m:r>
+                            <m:r>
+                              <m:t>A</m:t>
+                            </m:r>
+                            <m:r>
+                              <m:rPr>
+                                <m:sty m:val="p"/>
+                              </m:rPr>
+                              <m:t>∣</m:t>
+                            </m:r>
+                            <m:r>
+                              <m:t>C</m:t>
+                            </m:r>
+                            <m:r>
+                              <m:rPr>
+                                <m:sty m:val="p"/>
+                              </m:rPr>
+                              <m:t>)</m:t>
+                            </m:r>
+                            <m:r>
+                              <m:rPr>
+                                <m:sty m:val="p"/>
+                              </m:rPr>
+                              <m:t>/</m:t>
+                            </m:r>
+                            <m:r>
+                              <m:rPr>
+                                <m:sty m:val="p"/>
+                              </m:rPr>
+                              <m:t>p</m:t>
+                            </m:r>
+                            <m:r>
+                              <m:rPr>
+                                <m:sty m:val="p"/>
+                              </m:rPr>
+                              <m:t>(</m:t>
+                            </m:r>
+                            <m:r>
+                              <m:t>A</m:t>
+                            </m:r>
+                            <m:r>
+                              <m:rPr>
+                                <m:sty m:val="p"/>
+                              </m:rPr>
+                              <m:t>∣</m:t>
+                            </m:r>
+                            <m:r>
+                              <m:t>C</m:t>
+                            </m:r>
+                            <m:r>
+                              <m:rPr>
+                                <m:sty m:val="p"/>
+                              </m:rPr>
+                              <m:t>)</m:t>
+                            </m:r>
+                          </m:num>
+                          <m:den>
+                            <m:r>
+                              <m:rPr>
+                                <m:sty m:val="p"/>
+                              </m:rPr>
+                              <m:t>p</m:t>
+                            </m:r>
+                            <m:r>
+                              <m:rPr>
+                                <m:sty m:val="p"/>
+                              </m:rPr>
+                              <m:t>(</m:t>
+                            </m:r>
+                            <m:r>
+                              <m:rPr>
+                                <m:sty m:val="p"/>
+                              </m:rPr>
+                              <m:t>¬</m:t>
+                            </m:r>
+                            <m:r>
+                              <m:t>B</m:t>
+                            </m:r>
+                            <m:r>
+                              <m:rPr>
+                                <m:sty m:val="p"/>
+                              </m:rPr>
+                              <m:t>,</m:t>
+                            </m:r>
+                            <m:r>
+                              <m:t>A</m:t>
+                            </m:r>
+                            <m:r>
+                              <m:rPr>
+                                <m:sty m:val="p"/>
+                              </m:rPr>
+                              <m:t>∣</m:t>
+                            </m:r>
+                            <m:r>
+                              <m:t>C</m:t>
+                            </m:r>
+                            <m:r>
+                              <m:rPr>
+                                <m:sty m:val="p"/>
+                              </m:rPr>
+                              <m:t>)</m:t>
+                            </m:r>
+                            <m:r>
+                              <m:rPr>
+                                <m:sty m:val="p"/>
+                              </m:rPr>
+                              <m:t>/</m:t>
+                            </m:r>
+                            <m:r>
+                              <m:rPr>
+                                <m:sty m:val="p"/>
+                              </m:rPr>
+                              <m:t>p</m:t>
+                            </m:r>
+                            <m:r>
+                              <m:rPr>
+                                <m:sty m:val="p"/>
+                              </m:rPr>
+                              <m:t>(</m:t>
+                            </m:r>
+                            <m:r>
+                              <m:t>A</m:t>
+                            </m:r>
+                            <m:r>
+                              <m:rPr>
+                                <m:sty m:val="p"/>
+                              </m:rPr>
+                              <m:t>∣</m:t>
+                            </m:r>
+                            <m:r>
+                              <m:t>C</m:t>
+                            </m:r>
+                            <m:r>
+                              <m:rPr>
+                                <m:sty m:val="p"/>
+                              </m:rPr>
+                              <m:t>)</m:t>
+                            </m:r>
+                          </m:den>
+                        </m:f>
+                      </m:e>
+                    </m:d>
+                    <m:r>
+                      <m:t>​</m:t>
+                    </m:r>
+                    <m:r>
+                      <m:t>​</m:t>
+                    </m:r>
+                    <m:d>
+                      <m:dPr>
+                        <m:begChr m:val="("/>
+                        <m:sepChr m:val=""/>
+                        <m:endChr m:val=")"/>
+                        <m:grow/>
+                      </m:dPr>
+                      <m:e>
+                        <m:f>
+                          <m:fPr>
+                            <m:type m:val="bar"/>
+                          </m:fPr>
+                          <m:num>
+                            <m:r>
+                              <m:rPr>
+                                <m:sty m:val="p"/>
+                              </m:rPr>
+                              <m:t>p</m:t>
+                            </m:r>
+                            <m:r>
+                              <m:rPr>
+                                <m:sty m:val="p"/>
+                              </m:rPr>
+                              <m:t>(</m:t>
+                            </m:r>
+                            <m:r>
+                              <m:rPr>
+                                <m:sty m:val="p"/>
+                              </m:rPr>
+                              <m:t>¬</m:t>
+                            </m:r>
+                            <m:r>
+                              <m:t>B</m:t>
+                            </m:r>
+                            <m:r>
+                              <m:rPr>
+                                <m:sty m:val="p"/>
+                              </m:rPr>
+                              <m:t>,</m:t>
+                            </m:r>
+                            <m:r>
+                              <m:rPr>
+                                <m:sty m:val="p"/>
+                              </m:rPr>
+                              <m:t>¬</m:t>
+                            </m:r>
+                            <m:r>
+                              <m:t>A</m:t>
+                            </m:r>
+                            <m:r>
+                              <m:rPr>
+                                <m:sty m:val="p"/>
+                              </m:rPr>
+                              <m:t>∣</m:t>
+                            </m:r>
+                            <m:r>
+                              <m:t>C</m:t>
+                            </m:r>
+                            <m:r>
+                              <m:rPr>
+                                <m:sty m:val="p"/>
+                              </m:rPr>
+                              <m:t>)</m:t>
+                            </m:r>
+                            <m:r>
+                              <m:rPr>
+                                <m:sty m:val="p"/>
+                              </m:rPr>
+                              <m:t>/</m:t>
+                            </m:r>
+                            <m:r>
+                              <m:rPr>
+                                <m:sty m:val="p"/>
+                              </m:rPr>
+                              <m:t>p</m:t>
+                            </m:r>
+                            <m:r>
+                              <m:rPr>
+                                <m:sty m:val="p"/>
+                              </m:rPr>
+                              <m:t>(</m:t>
+                            </m:r>
+                            <m:r>
+                              <m:rPr>
+                                <m:sty m:val="p"/>
+                              </m:rPr>
+                              <m:t>¬</m:t>
+                            </m:r>
+                            <m:r>
+                              <m:t>A</m:t>
+                            </m:r>
+                            <m:r>
+                              <m:rPr>
+                                <m:sty m:val="p"/>
+                              </m:rPr>
+                              <m:t>∣</m:t>
+                            </m:r>
+                            <m:r>
+                              <m:t>C</m:t>
+                            </m:r>
+                            <m:r>
+                              <m:rPr>
+                                <m:sty m:val="p"/>
+                              </m:rPr>
+                              <m:t>)</m:t>
+                            </m:r>
+                          </m:num>
+                          <m:den>
+                            <m:r>
+                              <m:rPr>
+                                <m:sty m:val="p"/>
+                              </m:rPr>
+                              <m:t>p</m:t>
+                            </m:r>
+                            <m:r>
+                              <m:rPr>
+                                <m:sty m:val="p"/>
+                              </m:rPr>
+                              <m:t>(</m:t>
+                            </m:r>
+                            <m:r>
+                              <m:t>B</m:t>
+                            </m:r>
+                            <m:r>
+                              <m:rPr>
+                                <m:sty m:val="p"/>
+                              </m:rPr>
+                              <m:t>,</m:t>
+                            </m:r>
+                            <m:r>
+                              <m:rPr>
+                                <m:sty m:val="p"/>
+                              </m:rPr>
+                              <m:t>¬</m:t>
+                            </m:r>
+                            <m:r>
+                              <m:t>A</m:t>
+                            </m:r>
+                            <m:r>
+                              <m:rPr>
+                                <m:sty m:val="p"/>
+                              </m:rPr>
+                              <m:t>∣</m:t>
+                            </m:r>
+                            <m:r>
+                              <m:t>C</m:t>
+                            </m:r>
+                            <m:r>
+                              <m:rPr>
+                                <m:sty m:val="p"/>
+                              </m:rPr>
+                              <m:t>)</m:t>
+                            </m:r>
+                            <m:r>
+                              <m:rPr>
+                                <m:sty m:val="p"/>
+                              </m:rPr>
+                              <m:t>/</m:t>
+                            </m:r>
+                            <m:r>
+                              <m:rPr>
+                                <m:sty m:val="p"/>
+                              </m:rPr>
+                              <m:t>p</m:t>
+                            </m:r>
+                            <m:r>
+                              <m:rPr>
+                                <m:sty m:val="p"/>
+                              </m:rPr>
+                              <m:t>(</m:t>
+                            </m:r>
+                            <m:r>
+                              <m:rPr>
+                                <m:sty m:val="p"/>
+                              </m:rPr>
+                              <m:t>¬</m:t>
+                            </m:r>
+                            <m:r>
+                              <m:t>A</m:t>
+                            </m:r>
+                            <m:r>
+                              <m:rPr>
+                                <m:sty m:val="p"/>
+                              </m:rPr>
+                              <m:t>∣</m:t>
+                            </m:r>
+                            <m:r>
+                              <m:t>C</m:t>
+                            </m:r>
+                            <m:r>
+                              <m:rPr>
+                                <m:sty m:val="p"/>
+                              </m:rPr>
+                              <m:t>)</m:t>
+                            </m:r>
+                          </m:den>
+                        </m:f>
+                      </m:e>
+                    </m:d>
+                    <m:r>
+                      <m:t>​</m:t>
+                    </m:r>
+                    <m:r>
+                      <m:t>&amp;</m:t>
+                    </m:r>
+                    <m:r>
+                      <m:t>&amp;</m:t>
+                    </m:r>
+                    <m:r>
+                      <m:rPr>
+                        <m:nor/>
+                        <m:sty m:val="p"/>
+                      </m:rPr>
+                      <m:t>(divide the top and bottom of each factor by the same quantity)</m:t>
+                    </m:r>
+                  </m:e>
+                  <m:e>
+                    <m:r>
+                      <m:t>&amp;</m:t>
+                    </m:r>
+                    <m:r>
+                      <m:rPr>
+                        <m:sty m:val="p"/>
+                      </m:rPr>
+                      <m:t>=</m:t>
+                    </m:r>
+                    <m:r>
+                      <m:t>​</m:t>
+                    </m:r>
+                    <m:d>
+                      <m:dPr>
+                        <m:begChr m:val="("/>
+                        <m:sepChr m:val=""/>
+                        <m:endChr m:val=")"/>
+                        <m:grow/>
+                      </m:dPr>
+                      <m:e>
+                        <m:f>
+                          <m:fPr>
+                            <m:type m:val="bar"/>
+                          </m:fPr>
+                          <m:num>
+                            <m:r>
+                              <m:rPr>
+                                <m:sty m:val="p"/>
+                              </m:rPr>
+                              <m:t>p</m:t>
+                            </m:r>
+                            <m:r>
+                              <m:rPr>
+                                <m:sty m:val="p"/>
+                              </m:rPr>
+                              <m:t>(</m:t>
+                            </m:r>
+                            <m:r>
+                              <m:t>B</m:t>
+                            </m:r>
+                            <m:r>
+                              <m:rPr>
+                                <m:sty m:val="p"/>
+                              </m:rPr>
+                              <m:t>|</m:t>
+                            </m:r>
+                            <m:r>
+                              <m:t>A</m:t>
+                            </m:r>
+                            <m:r>
+                              <m:rPr>
+                                <m:sty m:val="p"/>
+                              </m:rPr>
+                              <m:t>,</m:t>
+                            </m:r>
+                            <m:r>
+                              <m:t>C</m:t>
+                            </m:r>
+                            <m:r>
+                              <m:rPr>
+                                <m:sty m:val="p"/>
+                              </m:rPr>
+                              <m:t>)</m:t>
+                            </m:r>
+                          </m:num>
+                          <m:den>
+                            <m:r>
+                              <m:rPr>
+                                <m:sty m:val="p"/>
+                              </m:rPr>
+                              <m:t>p</m:t>
+                            </m:r>
+                            <m:r>
+                              <m:rPr>
+                                <m:sty m:val="p"/>
+                              </m:rPr>
+                              <m:t>(</m:t>
+                            </m:r>
+                            <m:r>
+                              <m:rPr>
+                                <m:sty m:val="p"/>
+                              </m:rPr>
+                              <m:t>¬</m:t>
+                            </m:r>
+                            <m:r>
+                              <m:t>B</m:t>
+                            </m:r>
+                            <m:r>
+                              <m:rPr>
+                                <m:sty m:val="p"/>
+                              </m:rPr>
+                              <m:t>|</m:t>
+                            </m:r>
+                            <m:r>
+                              <m:t>A</m:t>
+                            </m:r>
+                            <m:r>
+                              <m:rPr>
+                                <m:sty m:val="p"/>
+                              </m:rPr>
+                              <m:t>,</m:t>
+                            </m:r>
+                            <m:r>
+                              <m:t>C</m:t>
+                            </m:r>
+                            <m:r>
+                              <m:rPr>
+                                <m:sty m:val="p"/>
+                              </m:rPr>
+                              <m:t>)</m:t>
+                            </m:r>
+                          </m:den>
+                        </m:f>
+                      </m:e>
+                    </m:d>
+                    <m:r>
+                      <m:t>​</m:t>
+                    </m:r>
+                    <m:r>
+                      <m:t>​</m:t>
+                    </m:r>
+                    <m:d>
+                      <m:dPr>
+                        <m:begChr m:val="("/>
+                        <m:sepChr m:val=""/>
+                        <m:endChr m:val=")"/>
+                        <m:grow/>
+                      </m:dPr>
+                      <m:e>
+                        <m:f>
+                          <m:fPr>
+                            <m:type m:val="bar"/>
+                          </m:fPr>
+                          <m:num>
+                            <m:r>
+                              <m:rPr>
+                                <m:sty m:val="p"/>
+                              </m:rPr>
+                              <m:t>p</m:t>
+                            </m:r>
+                            <m:r>
+                              <m:rPr>
+                                <m:sty m:val="p"/>
+                              </m:rPr>
+                              <m:t>(</m:t>
+                            </m:r>
+                            <m:r>
+                              <m:rPr>
+                                <m:sty m:val="p"/>
+                              </m:rPr>
+                              <m:t>¬</m:t>
+                            </m:r>
+                            <m:r>
+                              <m:t>B</m:t>
+                            </m:r>
+                            <m:r>
+                              <m:rPr>
+                                <m:sty m:val="p"/>
+                              </m:rPr>
+                              <m:t>|</m:t>
+                            </m:r>
+                            <m:r>
+                              <m:rPr>
+                                <m:sty m:val="p"/>
+                              </m:rPr>
+                              <m:t>¬</m:t>
+                            </m:r>
+                            <m:r>
+                              <m:t>A</m:t>
+                            </m:r>
+                            <m:r>
+                              <m:rPr>
+                                <m:sty m:val="p"/>
+                              </m:rPr>
+                              <m:t>,</m:t>
+                            </m:r>
+                            <m:r>
+                              <m:t>C</m:t>
+                            </m:r>
+                            <m:r>
+                              <m:rPr>
+                                <m:sty m:val="p"/>
+                              </m:rPr>
+                              <m:t>)</m:t>
+                            </m:r>
+                          </m:num>
+                          <m:den>
+                            <m:r>
+                              <m:rPr>
+                                <m:sty m:val="p"/>
+                              </m:rPr>
+                              <m:t>p</m:t>
+                            </m:r>
+                            <m:r>
+                              <m:rPr>
+                                <m:sty m:val="p"/>
+                              </m:rPr>
+                              <m:t>(</m:t>
+                            </m:r>
+                            <m:r>
+                              <m:t>B</m:t>
+                            </m:r>
+                            <m:r>
+                              <m:rPr>
+                                <m:sty m:val="p"/>
+                              </m:rPr>
+                              <m:t>|</m:t>
+                            </m:r>
+                            <m:r>
+                              <m:rPr>
+                                <m:sty m:val="p"/>
+                              </m:rPr>
+                              <m:t>¬</m:t>
+                            </m:r>
+                            <m:r>
+                              <m:t>A</m:t>
+                            </m:r>
+                            <m:r>
+                              <m:rPr>
+                                <m:sty m:val="p"/>
+                              </m:rPr>
+                              <m:t>,</m:t>
+                            </m:r>
+                            <m:r>
+                              <m:t>C</m:t>
+                            </m:r>
+                            <m:r>
+                              <m:rPr>
+                                <m:sty m:val="p"/>
+                              </m:rPr>
+                              <m:t>)</m:t>
+                            </m:r>
+                          </m:den>
+                        </m:f>
+                      </m:e>
+                    </m:d>
+                    <m:r>
+                      <m:t>​</m:t>
+                    </m:r>
+                    <m:r>
+                      <m:t>&amp;</m:t>
+                    </m:r>
+                    <m:r>
+                      <m:t>&amp;</m:t>
+                    </m:r>
+                    <m:r>
+                      <m:rPr>
+                        <m:nor/>
+                        <m:sty m:val="p"/>
+                      </m:rPr>
+                      <m:t>(definition of conditional probability, in each of the four terms)</m:t>
+                    </m:r>
+                  </m:e>
+                  <m:e>
+                    <m:r>
+                      <m:t>&amp;</m:t>
+                    </m:r>
+                    <m:r>
+                      <m:rPr>
+                        <m:sty m:val="p"/>
+                      </m:rPr>
+                      <m:t>=</m:t>
+                    </m:r>
+                    <m:r>
+                      <m:t>​</m:t>
+                    </m:r>
+                    <m:d>
+                      <m:dPr>
+                        <m:begChr m:val="("/>
+                        <m:sepChr m:val=""/>
+                        <m:endChr m:val=")"/>
+                        <m:grow/>
+                      </m:dPr>
+                      <m:e>
+                        <m:f>
+                          <m:fPr>
+                            <m:type m:val="bar"/>
+                          </m:fPr>
+                          <m:num>
+                            <m:r>
+                              <m:rPr>
+                                <m:sty m:val="p"/>
+                              </m:rPr>
+                              <m:t>p</m:t>
+                            </m:r>
+                            <m:r>
+                              <m:rPr>
+                                <m:sty m:val="p"/>
+                              </m:rPr>
+                              <m:t>(</m:t>
+                            </m:r>
+                            <m:r>
+                              <m:t>B</m:t>
+                            </m:r>
+                            <m:r>
+                              <m:rPr>
+                                <m:sty m:val="p"/>
+                              </m:rPr>
+                              <m:t>|</m:t>
+                            </m:r>
+                            <m:r>
+                              <m:t>A</m:t>
+                            </m:r>
+                            <m:r>
+                              <m:rPr>
+                                <m:sty m:val="p"/>
+                              </m:rPr>
+                              <m:t>,</m:t>
+                            </m:r>
+                            <m:r>
+                              <m:t>C</m:t>
+                            </m:r>
+                            <m:r>
+                              <m:rPr>
+                                <m:sty m:val="p"/>
+                              </m:rPr>
+                              <m:t>)</m:t>
+                            </m:r>
+                          </m:num>
+                          <m:den>
+                            <m:r>
+                              <m:rPr>
+                                <m:sty m:val="p"/>
+                              </m:rPr>
+                              <m:t>p</m:t>
+                            </m:r>
+                            <m:r>
+                              <m:rPr>
+                                <m:sty m:val="p"/>
+                              </m:rPr>
+                              <m:t>(</m:t>
+                            </m:r>
+                            <m:r>
+                              <m:rPr>
+                                <m:sty m:val="p"/>
+                              </m:rPr>
+                              <m:t>¬</m:t>
+                            </m:r>
+                            <m:r>
+                              <m:t>B</m:t>
+                            </m:r>
+                            <m:r>
+                              <m:rPr>
+                                <m:sty m:val="p"/>
+                              </m:rPr>
+                              <m:t>|</m:t>
+                            </m:r>
+                            <m:r>
+                              <m:t>A</m:t>
+                            </m:r>
+                            <m:r>
+                              <m:rPr>
+                                <m:sty m:val="p"/>
+                              </m:rPr>
+                              <m:t>,</m:t>
+                            </m:r>
+                            <m:r>
+                              <m:t>C</m:t>
+                            </m:r>
+                            <m:r>
+                              <m:rPr>
+                                <m:sty m:val="p"/>
+                              </m:rPr>
+                              <m:t>)</m:t>
+                            </m:r>
+                          </m:den>
+                        </m:f>
+                      </m:e>
+                    </m:d>
+                    <m:r>
+                      <m:t>​</m:t>
+                    </m:r>
+                    <m:sSup>
+                      <m:e>
+                        <m:r>
+                          <m:t>​</m:t>
+                        </m:r>
+                        <m:d>
+                          <m:dPr>
+                            <m:begChr m:val="("/>
+                            <m:sepChr m:val=""/>
+                            <m:endChr m:val=")"/>
+                            <m:grow/>
+                          </m:dPr>
+                          <m:e>
+                            <m:f>
+                              <m:fPr>
+                                <m:type m:val="bar"/>
+                              </m:fPr>
+                              <m:num>
+                                <m:r>
+                                  <m:rPr>
+                                    <m:sty m:val="p"/>
+                                  </m:rPr>
+                                  <m:t>p</m:t>
+                                </m:r>
+                                <m:r>
+                                  <m:rPr>
+                                    <m:sty m:val="p"/>
+                                  </m:rPr>
+                                  <m:t>(</m:t>
+                                </m:r>
+                                <m:r>
+                                  <m:t>B</m:t>
+                                </m:r>
+                                <m:r>
+                                  <m:rPr>
+                                    <m:sty m:val="p"/>
+                                  </m:rPr>
+                                  <m:t>|</m:t>
+                                </m:r>
+                                <m:r>
+                                  <m:rPr>
+                                    <m:sty m:val="p"/>
+                                  </m:rPr>
+                                  <m:t>¬</m:t>
+                                </m:r>
+                                <m:r>
+                                  <m:t>A</m:t>
+                                </m:r>
+                                <m:r>
+                                  <m:rPr>
+                                    <m:sty m:val="p"/>
+                                  </m:rPr>
+                                  <m:t>,</m:t>
+                                </m:r>
+                                <m:r>
+                                  <m:t>C</m:t>
+                                </m:r>
+                                <m:r>
+                                  <m:rPr>
+                                    <m:sty m:val="p"/>
+                                  </m:rPr>
+                                  <m:t>)</m:t>
+                                </m:r>
+                              </m:num>
+                              <m:den>
+                                <m:r>
+                                  <m:rPr>
+                                    <m:sty m:val="p"/>
+                                  </m:rPr>
+                                  <m:t>p</m:t>
+                                </m:r>
+                                <m:r>
+                                  <m:rPr>
+                                    <m:sty m:val="p"/>
+                                  </m:rPr>
+                                  <m:t>(</m:t>
+                                </m:r>
+                                <m:r>
+                                  <m:rPr>
+                                    <m:sty m:val="p"/>
+                                  </m:rPr>
+                                  <m:t>¬</m:t>
+                                </m:r>
+                                <m:r>
+                                  <m:t>B</m:t>
+                                </m:r>
+                                <m:r>
+                                  <m:rPr>
+                                    <m:sty m:val="p"/>
+                                  </m:rPr>
+                                  <m:t>|</m:t>
+                                </m:r>
+                                <m:r>
+                                  <m:rPr>
+                                    <m:sty m:val="p"/>
+                                  </m:rPr>
+                                  <m:t>¬</m:t>
+                                </m:r>
+                                <m:r>
+                                  <m:t>A</m:t>
+                                </m:r>
+                                <m:r>
+                                  <m:rPr>
+                                    <m:sty m:val="p"/>
+                                  </m:rPr>
+                                  <m:t>,</m:t>
+                                </m:r>
+                                <m:r>
+                                  <m:t>C</m:t>
+                                </m:r>
+                                <m:r>
+                                  <m:rPr>
+                                    <m:sty m:val="p"/>
+                                  </m:rPr>
+                                  <m:t>)</m:t>
+                                </m:r>
+                              </m:den>
+                            </m:f>
+                          </m:e>
+                        </m:d>
+                        <m:r>
+                          <m:t>​</m:t>
+                        </m:r>
+                      </m:e>
+                      <m:sup>
+                        <m:r>
+                          <m:rPr>
+                            <m:sty m:val="p"/>
+                          </m:rPr>
+                          <m:t>−</m:t>
+                        </m:r>
+                        <m:r>
+                          <m:t>1</m:t>
+                        </m:r>
+                      </m:sup>
+                    </m:sSup>
+                    <m:r>
+                      <m:t>&amp;</m:t>
+                    </m:r>
+                    <m:r>
+                      <m:t>&amp;</m:t>
+                    </m:r>
+                    <m:r>
+                      <m:rPr>
+                        <m:nor/>
+                        <m:sty m:val="p"/>
+                      </m:rPr>
+                      <m:t>(a flipped fraction is the reciprocal of the original)</m:t>
+                    </m:r>
+                  </m:e>
+                  <m:e>
+                    <m:r>
+                      <m:t>&amp;</m:t>
+                    </m:r>
+                    <m:r>
+                      <m:rPr>
+                        <m:sty m:val="p"/>
+                      </m:rPr>
+                      <m:t>=</m:t>
+                    </m:r>
+                    <m:f>
+                      <m:fPr>
+                        <m:type m:val="bar"/>
+                      </m:fPr>
+                      <m:num>
+                        <m:r>
+                          <m:t>​</m:t>
+                        </m:r>
+                        <m:d>
+                          <m:dPr>
+                            <m:begChr m:val="("/>
+                            <m:sepChr m:val=""/>
+                            <m:endChr m:val=")"/>
+                            <m:grow/>
+                          </m:dPr>
+                          <m:e>
+                            <m:f>
+                              <m:fPr>
+                                <m:type m:val="bar"/>
+                              </m:fPr>
+                              <m:num>
+                                <m:r>
+                                  <m:rPr>
+                                    <m:sty m:val="p"/>
+                                  </m:rPr>
+                                  <m:t>p</m:t>
+                                </m:r>
+                                <m:r>
+                                  <m:rPr>
+                                    <m:sty m:val="p"/>
+                                  </m:rPr>
+                                  <m:t>(</m:t>
+                                </m:r>
+                                <m:r>
+                                  <m:t>B</m:t>
+                                </m:r>
+                                <m:r>
+                                  <m:rPr>
+                                    <m:sty m:val="p"/>
+                                  </m:rPr>
+                                  <m:t>|</m:t>
+                                </m:r>
+                                <m:r>
+                                  <m:t>A</m:t>
+                                </m:r>
+                                <m:r>
+                                  <m:rPr>
+                                    <m:sty m:val="p"/>
+                                  </m:rPr>
+                                  <m:t>,</m:t>
+                                </m:r>
+                                <m:r>
+                                  <m:t>C</m:t>
+                                </m:r>
+                                <m:r>
+                                  <m:rPr>
+                                    <m:sty m:val="p"/>
+                                  </m:rPr>
+                                  <m:t>)</m:t>
+                                </m:r>
+                              </m:num>
+                              <m:den>
+                                <m:r>
+                                  <m:rPr>
+                                    <m:sty m:val="p"/>
+                                  </m:rPr>
+                                  <m:t>p</m:t>
+                                </m:r>
+                                <m:r>
+                                  <m:rPr>
+                                    <m:sty m:val="p"/>
+                                  </m:rPr>
+                                  <m:t>(</m:t>
+                                </m:r>
+                                <m:r>
+                                  <m:rPr>
+                                    <m:sty m:val="p"/>
+                                  </m:rPr>
+                                  <m:t>¬</m:t>
+                                </m:r>
+                                <m:r>
+                                  <m:t>B</m:t>
+                                </m:r>
+                                <m:r>
+                                  <m:rPr>
+                                    <m:sty m:val="p"/>
+                                  </m:rPr>
+                                  <m:t>|</m:t>
+                                </m:r>
+                                <m:r>
+                                  <m:t>A</m:t>
+                                </m:r>
+                                <m:r>
+                                  <m:rPr>
+                                    <m:sty m:val="p"/>
+                                  </m:rPr>
+                                  <m:t>,</m:t>
+                                </m:r>
+                                <m:r>
+                                  <m:t>C</m:t>
+                                </m:r>
+                                <m:r>
+                                  <m:rPr>
+                                    <m:sty m:val="p"/>
+                                  </m:rPr>
+                                  <m:t>)</m:t>
+                                </m:r>
+                              </m:den>
+                            </m:f>
+                          </m:e>
+                        </m:d>
+                        <m:r>
+                          <m:t>​</m:t>
+                        </m:r>
+                      </m:num>
+                      <m:den>
+                        <m:r>
+                          <m:t>​</m:t>
+                        </m:r>
+                        <m:d>
+                          <m:dPr>
+                            <m:begChr m:val="("/>
+                            <m:sepChr m:val=""/>
+                            <m:endChr m:val=")"/>
+                            <m:grow/>
+                          </m:dPr>
+                          <m:e>
+                            <m:f>
+                              <m:fPr>
+                                <m:type m:val="bar"/>
+                              </m:fPr>
+                              <m:num>
+                                <m:r>
+                                  <m:rPr>
+                                    <m:sty m:val="p"/>
+                                  </m:rPr>
+                                  <m:t>p</m:t>
+                                </m:r>
+                                <m:r>
+                                  <m:rPr>
+                                    <m:sty m:val="p"/>
+                                  </m:rPr>
+                                  <m:t>(</m:t>
+                                </m:r>
+                                <m:r>
+                                  <m:t>B</m:t>
+                                </m:r>
+                                <m:r>
+                                  <m:rPr>
+                                    <m:sty m:val="p"/>
+                                  </m:rPr>
+                                  <m:t>|</m:t>
+                                </m:r>
+                                <m:r>
+                                  <m:rPr>
+                                    <m:sty m:val="p"/>
+                                  </m:rPr>
+                                  <m:t>¬</m:t>
+                                </m:r>
+                                <m:r>
+                                  <m:t>A</m:t>
+                                </m:r>
+                                <m:r>
+                                  <m:rPr>
+                                    <m:sty m:val="p"/>
+                                  </m:rPr>
+                                  <m:t>,</m:t>
+                                </m:r>
+                                <m:r>
+                                  <m:t>C</m:t>
+                                </m:r>
+                                <m:r>
+                                  <m:rPr>
+                                    <m:sty m:val="p"/>
+                                  </m:rPr>
+                                  <m:t>)</m:t>
+                                </m:r>
+                              </m:num>
+                              <m:den>
+                                <m:r>
+                                  <m:rPr>
+                                    <m:sty m:val="p"/>
+                                  </m:rPr>
+                                  <m:t>p</m:t>
+                                </m:r>
+                                <m:r>
+                                  <m:rPr>
+                                    <m:sty m:val="p"/>
+                                  </m:rPr>
+                                  <m:t>(</m:t>
+                                </m:r>
+                                <m:r>
+                                  <m:rPr>
+                                    <m:sty m:val="p"/>
+                                  </m:rPr>
+                                  <m:t>¬</m:t>
+                                </m:r>
+                                <m:r>
+                                  <m:t>B</m:t>
+                                </m:r>
+                                <m:r>
+                                  <m:rPr>
+                                    <m:sty m:val="p"/>
+                                  </m:rPr>
+                                  <m:t>|</m:t>
+                                </m:r>
+                                <m:r>
+                                  <m:rPr>
+                                    <m:sty m:val="p"/>
+                                  </m:rPr>
+                                  <m:t>¬</m:t>
+                                </m:r>
+                                <m:r>
+                                  <m:t>A</m:t>
+                                </m:r>
+                                <m:r>
+                                  <m:rPr>
+                                    <m:sty m:val="p"/>
+                                  </m:rPr>
+                                  <m:t>,</m:t>
+                                </m:r>
+                                <m:r>
+                                  <m:t>C</m:t>
+                                </m:r>
+                                <m:r>
+                                  <m:rPr>
+                                    <m:sty m:val="p"/>
+                                  </m:rPr>
+                                  <m:t>)</m:t>
+                                </m:r>
+                              </m:den>
+                            </m:f>
+                          </m:e>
+                        </m:d>
+                        <m:r>
+                          <m:t>​</m:t>
+                        </m:r>
+                      </m:den>
+                    </m:f>
+                    <m:r>
+                      <m:t>&amp;</m:t>
+                    </m:r>
+                    <m:r>
+                      <m:t>&amp;</m:t>
+                    </m:r>
+                    <m:r>
+                      <m:rPr>
+                        <m:nor/>
+                        <m:sty m:val="p"/>
+                      </m:rPr>
+                      <m:t>(multiplication by the reciprocal is division)</m:t>
+                    </m:r>
+                  </m:e>
+                  <m:e>
+                    <m:r>
+                      <m:t>&amp;</m:t>
+                    </m:r>
+                    <m:r>
+                      <m:rPr>
+                        <m:sty m:val="p"/>
+                      </m:rPr>
+                      <m:t>=</m:t>
+                    </m:r>
+                    <m:f>
+                      <m:fPr>
+                        <m:type m:val="bar"/>
+                      </m:fPr>
+                      <m:num>
+                        <m:r>
+                          <m:t>ω</m:t>
+                        </m:r>
+                        <m:r>
+                          <m:rPr>
+                            <m:sty m:val="p"/>
+                          </m:rPr>
+                          <m:t>(</m:t>
+                        </m:r>
+                        <m:r>
+                          <m:t>B</m:t>
+                        </m:r>
+                        <m:r>
+                          <m:rPr>
+                            <m:sty m:val="p"/>
+                          </m:rPr>
+                          <m:t>|</m:t>
+                        </m:r>
+                        <m:r>
+                          <m:t>A</m:t>
+                        </m:r>
+                        <m:r>
+                          <m:rPr>
+                            <m:sty m:val="p"/>
+                          </m:rPr>
+                          <m:t>,</m:t>
+                        </m:r>
+                        <m:r>
+                          <m:t>C</m:t>
+                        </m:r>
+                        <m:r>
+                          <m:rPr>
+                            <m:sty m:val="p"/>
+                          </m:rPr>
+                          <m:t>)</m:t>
+                        </m:r>
+                      </m:num>
+                      <m:den>
+                        <m:r>
+                          <m:t>ω</m:t>
+                        </m:r>
+                        <m:r>
+                          <m:rPr>
+                            <m:sty m:val="p"/>
+                          </m:rPr>
+                          <m:t>(</m:t>
+                        </m:r>
+                        <m:r>
+                          <m:t>B</m:t>
+                        </m:r>
+                        <m:r>
+                          <m:rPr>
+                            <m:sty m:val="p"/>
+                          </m:rPr>
+                          <m:t>|</m:t>
+                        </m:r>
+                        <m:r>
+                          <m:rPr>
+                            <m:sty m:val="p"/>
+                          </m:rPr>
+                          <m:t>¬</m:t>
+                        </m:r>
+                        <m:r>
+                          <m:t>A</m:t>
+                        </m:r>
+                        <m:r>
+                          <m:rPr>
+                            <m:sty m:val="p"/>
+                          </m:rPr>
+                          <m:t>,</m:t>
+                        </m:r>
+                        <m:r>
+                          <m:t>C</m:t>
+                        </m:r>
+                        <m:r>
+                          <m:rPr>
+                            <m:sty m:val="p"/>
+                          </m:rPr>
+                          <m:t>)</m:t>
+                        </m:r>
+                      </m:den>
+                    </m:f>
+                    <m:r>
+                      <m:t>&amp;</m:t>
+                    </m:r>
+                    <m:r>
+                      <m:t>&amp;</m:t>
+                    </m:r>
+                    <m:r>
+                      <m:rPr>
+                        <m:nor/>
+                        <m:sty m:val="p"/>
+                      </m:rPr>
+                      <m:t>(definition of conditional odds)</m:t>
+                    </m:r>
+                  </m:e>
+                  <m:e>
+                    <m:r>
+                      <m:t>&amp;</m:t>
+                    </m:r>
+                    <m:limUpp>
+                      <m:e>
+                        <m:r>
+                          <m:rPr>
+                            <m:sty m:val="p"/>
+                          </m:rPr>
+                          <m:t>=</m:t>
+                        </m:r>
+                      </m:e>
+                      <m:lim>
+                        <m:r>
+                          <m:rPr>
+                            <m:nor/>
+                            <m:sty m:val="p"/>
+                          </m:rPr>
+                          <m:t>def</m:t>
+                        </m:r>
+                      </m:lim>
+                    </m:limUpp>
+                    <m:sSub>
+                      <m:e>
+                        <m:r>
+                          <m:rPr>
+                            <m:nor/>
+                            <m:sty m:val="p"/>
+                          </m:rPr>
+                          <m:t>ϙ</m:t>
+                        </m:r>
+                      </m:e>
+                      <m:sub>
+                        <m:r>
+                          <m:t>ω</m:t>
+                        </m:r>
+                      </m:sub>
+                    </m:sSub>
+                    <m:r>
+                      <m:rPr>
+                        <m:sty m:val="p"/>
+                      </m:rPr>
+                      <m:t>(</m:t>
+                    </m:r>
+                    <m:r>
+                      <m:t>B</m:t>
+                    </m:r>
+                    <m:r>
+                      <m:rPr>
+                        <m:sty m:val="p"/>
+                      </m:rPr>
+                      <m:t>|</m:t>
+                    </m:r>
+                    <m:r>
+                      <m:t>A</m:t>
+                    </m:r>
+                    <m:r>
+                      <m:rPr>
+                        <m:sty m:val="p"/>
+                      </m:rPr>
+                      <m:t>,</m:t>
+                    </m:r>
+                    <m:r>
+                      <m:t>C</m:t>
+                    </m:r>
+                    <m:r>
+                      <m:rPr>
+                        <m:sty m:val="p"/>
+                      </m:rPr>
+                      <m:t>)</m:t>
+                    </m:r>
+                    <m:r>
+                      <m:t>&amp;</m:t>
+                    </m:r>
+                    <m:r>
+                      <m:t>&amp;</m:t>
+                    </m:r>
+                    <m:r>
+                      <m:rPr>
+                        <m:nor/>
+                        <m:sty m:val="p"/>
+                      </m:rPr>
+                      <m:t>(definition of odds ratio)</m:t>
+                    </m:r>
+                  </m:e>
+                </m:eqArr>
+              </m:oMath>
+            </m:oMathPara>
           </w:p>
           <w:p/>
         </w:tc>
@@ -36948,7 +40623,7 @@
           </w:tcPr>
           <w:p>
             <w:pPr>
-              <w:pStyle w:val="BodyText"/>
+              <w:pStyle w:val="FirstParagraph"/>
             </w:pPr>
             <w:pPr>
               <w:spacing w:before="16" w:after="16"/>

--- a/chapters/binary-outcome-associations-handout.docx
+++ b/chapters/binary-outcome-associations-handout.docx
@@ -22639,7 +22639,7 @@
                         <m:nor/>
                         <m:sty m:val="p"/>
                       </m:rPr>
-                      <m:t>(split the fraction)</m:t>
+                      <m:t>(distribute the division over the difference)</m:t>
                     </m:r>
                   </m:e>
                   <m:e>

--- a/chapters/binary-outcome-associations-handout.docx
+++ b/chapters/binary-outcome-associations-handout.docx
@@ -16955,6 +16955,9 @@
             <w:r>
               <w:t xml:space="preserve">.</w:t>
             </w:r>
+            <w:r>
+              <w:t xml:space="preserve"> </w:t>
+            </w:r>
           </w:p>
           <w:p/>
         </w:tc>
@@ -24042,6 +24045,9 @@
             <w:r>
               <w:t xml:space="preserve">.</w:t>
             </w:r>
+            <w:r>
+              <w:t xml:space="preserve"> </w:t>
+            </w:r>
           </w:p>
           <w:p/>
         </w:tc>
@@ -25267,6 +25273,9 @@
             </w:hyperlink>
             <w:r>
               <w:t xml:space="preserve">.</w:t>
+            </w:r>
+            <w:r>
+              <w:t xml:space="preserve"> </w:t>
             </w:r>
           </w:p>
           <w:p/>

--- a/chapters/binary-outcome-associations-handout.docx
+++ b/chapters/binary-outcome-associations-handout.docx
@@ -57561,6 +57561,30 @@
                   </w:r>
                   <w:r>
                     <w:rPr>
+                      <w:rStyle w:val="StringTok"/>
+                    </w:rPr>
+                    <w:t xml:space="preserve">"Probability, "</w:t>
+                  </w:r>
+                  <w:r>
+                    <w:rPr>
+                      <w:rStyle w:val="NormalTok"/>
+                    </w:rPr>
+                    <w:t xml:space="preserve"> </w:t>
+                  </w:r>
+                  <w:r>
+                    <w:rPr>
+                      <w:rStyle w:val="SpecialCharTok"/>
+                    </w:rPr>
+                    <w:t xml:space="preserve">*</w:t>
+                  </w:r>
+                  <w:r>
+                    <w:rPr>
+                      <w:rStyle w:val="NormalTok"/>
+                    </w:rPr>
+                    <w:t xml:space="preserve"> </w:t>
+                  </w:r>
+                  <w:r>
+                    <w:rPr>
                       <w:rStyle w:val="FunctionTok"/>
                     </w:rPr>
                     <w:t xml:space="preserve">expit</w:t>
@@ -57608,7 +57632,31 @@
                     <w:rPr>
                       <w:rStyle w:val="NormalTok"/>
                     </w:rPr>
-                    <w:t xml:space="preserve">(eta)) </w:t>
+                    <w:t xml:space="preserve">(</w:t>
+                  </w:r>
+                  <w:r>
+                    <w:rPr>
+                      <w:rStyle w:val="StringTok"/>
+                    </w:rPr>
+                    <w:t xml:space="preserve">"Log-odds, "</w:t>
+                  </w:r>
+                  <w:r>
+                    <w:rPr>
+                      <w:rStyle w:val="NormalTok"/>
+                    </w:rPr>
+                    <w:t xml:space="preserve"> </w:t>
+                  </w:r>
+                  <w:r>
+                    <w:rPr>
+                      <w:rStyle w:val="SpecialCharTok"/>
+                    </w:rPr>
+                    <w:t xml:space="preserve">*</w:t>
+                  </w:r>
+                  <w:r>
+                    <w:rPr>
+                      <w:rStyle w:val="NormalTok"/>
+                    </w:rPr>
+                    <w:t xml:space="preserve"> eta)) </w:t>
                   </w:r>
                   <w:r>
                     <w:rPr>

--- a/chapters/binary-outcome-associations-handout.docx
+++ b/chapters/binary-outcome-associations-handout.docx
@@ -53048,7 +53048,7 @@
                     <w:rPr>
                       <w:rStyle w:val="StringTok"/>
                     </w:rPr>
-                    <w:t xml:space="preserve">"p"</w:t>
+                    <w:t xml:space="preserve">"Probability, p"</w:t>
                   </w:r>
                   <w:r>
                     <w:rPr>
